--- a/兵种.docx
+++ b/兵种.docx
@@ -24,7 +24,7 @@
       <w:pPr>
         <w:spacing w:after="0" w:line="240" w:lineRule="auto"/>
         <w:rPr>
-          <w:rFonts w:asciiTheme="minorEastAsia" w:hAnsiTheme="minorEastAsia" w:hint="eastAsia"/>
+          <w:rFonts w:asciiTheme="minorEastAsia" w:hAnsiTheme="minorEastAsia"/>
           <w:sz w:val="18"/>
           <w:szCs w:val="18"/>
         </w:rPr>
@@ -107,7 +107,7 @@
               <w:widowControl/>
               <w:jc w:val="left"/>
               <w:rPr>
-                <w:rFonts w:asciiTheme="minorEastAsia" w:hAnsiTheme="minorEastAsia" w:cs="Times New Roman" w:hint="eastAsia"/>
+                <w:rFonts w:asciiTheme="minorEastAsia" w:hAnsiTheme="minorEastAsia" w:cs="Times New Roman"/>
                 <w:color w:val="000000"/>
                 <w:sz w:val="18"/>
                 <w:szCs w:val="18"/>
@@ -177,7 +177,7 @@
               <w:widowControl/>
               <w:jc w:val="left"/>
               <w:rPr>
-                <w:rFonts w:asciiTheme="minorEastAsia" w:hAnsiTheme="minorEastAsia" w:cs="Times New Roman" w:hint="eastAsia"/>
+                <w:rFonts w:asciiTheme="minorEastAsia" w:hAnsiTheme="minorEastAsia" w:cs="Times New Roman"/>
                 <w:color w:val="000000"/>
                 <w:sz w:val="18"/>
                 <w:szCs w:val="18"/>
@@ -258,16 +258,25 @@
                 <w:sz w:val="18"/>
                 <w:szCs w:val="18"/>
               </w:rPr>
-              <w:t>攻击3</w:t>
-            </w:r>
-            <w:r>
-              <w:rPr>
-                <w:rFonts w:asciiTheme="minorEastAsia" w:hAnsiTheme="minorEastAsia" w:cs="Times New Roman"/>
-                <w:color w:val="000000"/>
-                <w:sz w:val="18"/>
-                <w:szCs w:val="18"/>
-              </w:rPr>
-              <w:t>6</w:t>
+              <w:t>攻击</w:t>
+            </w:r>
+            <w:r>
+              <w:rPr>
+                <w:rFonts w:asciiTheme="minorEastAsia" w:hAnsiTheme="minorEastAsia" w:cs="Times New Roman" w:hint="eastAsia"/>
+                <w:color w:val="000000"/>
+                <w:sz w:val="18"/>
+                <w:szCs w:val="18"/>
+              </w:rPr>
+              <w:t>3</w:t>
+            </w:r>
+            <w:r>
+              <w:rPr>
+                <w:rFonts w:asciiTheme="minorEastAsia" w:hAnsiTheme="minorEastAsia" w:cs="Times New Roman"/>
+                <w:color w:val="000000"/>
+                <w:sz w:val="18"/>
+                <w:szCs w:val="18"/>
+              </w:rPr>
+              <w:t>2</w:t>
             </w:r>
             <w:r>
               <w:rPr>
@@ -378,16 +387,16 @@
                 <w:sz w:val="18"/>
                 <w:szCs w:val="18"/>
               </w:rPr>
-              <w:t>3</w:t>
-            </w:r>
-            <w:r>
-              <w:rPr>
-                <w:rFonts w:asciiTheme="minorEastAsia" w:hAnsiTheme="minorEastAsia" w:cs="Times New Roman"/>
-                <w:color w:val="000000"/>
-                <w:sz w:val="18"/>
-                <w:szCs w:val="18"/>
-              </w:rPr>
               <w:t>2</w:t>
+            </w:r>
+            <w:r>
+              <w:rPr>
+                <w:rFonts w:asciiTheme="minorEastAsia" w:hAnsiTheme="minorEastAsia" w:cs="Times New Roman"/>
+                <w:color w:val="000000"/>
+                <w:sz w:val="18"/>
+                <w:szCs w:val="18"/>
+              </w:rPr>
+              <w:t>4</w:t>
             </w:r>
             <w:r>
               <w:rPr>
@@ -732,7 +741,7 @@
               <w:widowControl/>
               <w:jc w:val="left"/>
               <w:rPr>
-                <w:rFonts w:asciiTheme="minorEastAsia" w:hAnsiTheme="minorEastAsia" w:cs="Times New Roman" w:hint="eastAsia"/>
+                <w:rFonts w:asciiTheme="minorEastAsia" w:hAnsiTheme="minorEastAsia" w:cs="Times New Roman"/>
                 <w:color w:val="000000"/>
                 <w:sz w:val="18"/>
                 <w:szCs w:val="18"/>
@@ -905,7 +914,7 @@
             </w:r>
             <w:r>
               <w:rPr>
-                <w:rFonts w:asciiTheme="minorEastAsia" w:hAnsiTheme="minorEastAsia" w:cs="Times New Roman" w:hint="eastAsia"/>
+                <w:rFonts w:asciiTheme="minorEastAsia" w:hAnsiTheme="minorEastAsia" w:cs="Times New Roman"/>
                 <w:color w:val="000000"/>
                 <w:sz w:val="18"/>
                 <w:szCs w:val="18"/>
@@ -1021,7 +1030,7 @@
                 <w:sz w:val="18"/>
                 <w:szCs w:val="18"/>
               </w:rPr>
-              <w:t>4</w:t>
+              <w:t>0</w:t>
             </w:r>
             <w:r>
               <w:rPr>
@@ -1411,7 +1420,7 @@
               <w:widowControl/>
               <w:jc w:val="left"/>
               <w:rPr>
-                <w:rFonts w:asciiTheme="minorEastAsia" w:hAnsiTheme="minorEastAsia" w:cs="Times New Roman" w:hint="eastAsia"/>
+                <w:rFonts w:asciiTheme="minorEastAsia" w:hAnsiTheme="minorEastAsia" w:cs="Times New Roman"/>
                 <w:color w:val="000000"/>
                 <w:sz w:val="18"/>
                 <w:szCs w:val="18"/>
@@ -1606,7 +1615,7 @@
               <w:widowControl/>
               <w:jc w:val="left"/>
               <w:rPr>
-                <w:rFonts w:asciiTheme="minorEastAsia" w:hAnsiTheme="minorEastAsia" w:cs="Times New Roman" w:hint="eastAsia"/>
+                <w:rFonts w:asciiTheme="minorEastAsia" w:hAnsiTheme="minorEastAsia" w:cs="Times New Roman"/>
                 <w:color w:val="000000"/>
                 <w:sz w:val="18"/>
                 <w:szCs w:val="18"/>
@@ -1978,7 +1987,7 @@
               <w:widowControl/>
               <w:jc w:val="left"/>
               <w:rPr>
-                <w:rFonts w:asciiTheme="minorEastAsia" w:hAnsiTheme="minorEastAsia" w:cs="Times New Roman" w:hint="eastAsia"/>
+                <w:rFonts w:asciiTheme="minorEastAsia" w:hAnsiTheme="minorEastAsia" w:cs="Times New Roman"/>
                 <w:color w:val="000000"/>
                 <w:sz w:val="18"/>
                 <w:szCs w:val="18"/>
@@ -2525,7 +2534,7 @@
               <w:widowControl/>
               <w:jc w:val="left"/>
               <w:rPr>
-                <w:rFonts w:asciiTheme="minorEastAsia" w:hAnsiTheme="minorEastAsia" w:cs="Times New Roman" w:hint="eastAsia"/>
+                <w:rFonts w:asciiTheme="minorEastAsia" w:hAnsiTheme="minorEastAsia" w:cs="Times New Roman"/>
                 <w:color w:val="000000"/>
                 <w:sz w:val="18"/>
                 <w:szCs w:val="18"/>
@@ -3081,7 +3090,7 @@
               <w:widowControl/>
               <w:jc w:val="left"/>
               <w:rPr>
-                <w:rFonts w:asciiTheme="minorEastAsia" w:hAnsiTheme="minorEastAsia" w:cs="Times New Roman" w:hint="eastAsia"/>
+                <w:rFonts w:asciiTheme="minorEastAsia" w:hAnsiTheme="minorEastAsia" w:cs="Times New Roman"/>
                 <w:color w:val="000000"/>
                 <w:sz w:val="18"/>
                 <w:szCs w:val="18"/>
@@ -3583,7 +3592,7 @@
               <w:widowControl/>
               <w:jc w:val="center"/>
               <w:rPr>
-                <w:rFonts w:asciiTheme="minorEastAsia" w:hAnsiTheme="minorEastAsia" w:cs="Times New Roman" w:hint="eastAsia"/>
+                <w:rFonts w:asciiTheme="minorEastAsia" w:hAnsiTheme="minorEastAsia" w:cs="Times New Roman"/>
                 <w:b/>
                 <w:bCs/>
                 <w:color w:val="000000"/>
@@ -3616,7 +3625,7 @@
               <w:widowControl/>
               <w:jc w:val="left"/>
               <w:rPr>
-                <w:rFonts w:asciiTheme="minorEastAsia" w:hAnsiTheme="minorEastAsia" w:cs="Times New Roman" w:hint="eastAsia"/>
+                <w:rFonts w:asciiTheme="minorEastAsia" w:hAnsiTheme="minorEastAsia" w:cs="Times New Roman"/>
                 <w:color w:val="000000"/>
                 <w:sz w:val="18"/>
                 <w:szCs w:val="18"/>
@@ -4097,7 +4106,7 @@
               <w:widowControl/>
               <w:jc w:val="left"/>
               <w:rPr>
-                <w:rFonts w:asciiTheme="minorEastAsia" w:hAnsiTheme="minorEastAsia" w:cs="Times New Roman" w:hint="eastAsia"/>
+                <w:rFonts w:asciiTheme="minorEastAsia" w:hAnsiTheme="minorEastAsia" w:cs="Times New Roman"/>
                 <w:color w:val="000000"/>
                 <w:sz w:val="18"/>
                 <w:szCs w:val="18"/>
@@ -4753,7 +4762,7 @@
               <w:widowControl/>
               <w:jc w:val="left"/>
               <w:rPr>
-                <w:rFonts w:asciiTheme="minorEastAsia" w:hAnsiTheme="minorEastAsia" w:cs="Times New Roman" w:hint="eastAsia"/>
+                <w:rFonts w:asciiTheme="minorEastAsia" w:hAnsiTheme="minorEastAsia" w:cs="Times New Roman"/>
                 <w:color w:val="000000"/>
                 <w:sz w:val="18"/>
                 <w:szCs w:val="18"/>
@@ -5133,7 +5142,7 @@
               <w:widowControl/>
               <w:jc w:val="left"/>
               <w:rPr>
-                <w:rFonts w:asciiTheme="minorEastAsia" w:hAnsiTheme="minorEastAsia" w:cs="Times New Roman" w:hint="eastAsia"/>
+                <w:rFonts w:asciiTheme="minorEastAsia" w:hAnsiTheme="minorEastAsia" w:cs="Times New Roman"/>
                 <w:color w:val="000000"/>
                 <w:sz w:val="18"/>
                 <w:szCs w:val="18"/>
@@ -5513,7 +5522,7 @@
               <w:widowControl/>
               <w:jc w:val="left"/>
               <w:rPr>
-                <w:rFonts w:asciiTheme="minorEastAsia" w:hAnsiTheme="minorEastAsia" w:cs="Times New Roman" w:hint="eastAsia"/>
+                <w:rFonts w:asciiTheme="minorEastAsia" w:hAnsiTheme="minorEastAsia" w:cs="Times New Roman"/>
                 <w:color w:val="000000"/>
                 <w:sz w:val="18"/>
                 <w:szCs w:val="18"/>

--- a/兵种.docx
+++ b/兵种.docx
@@ -1657,54 +1657,6 @@
               </w:rPr>
               <w:t>6</w:t>
             </w:r>
-            <w:r>
-              <w:rPr>
-                <w:rFonts w:asciiTheme="minorEastAsia" w:hAnsiTheme="minorEastAsia" w:cs="Times New Roman"/>
-                <w:color w:val="000000"/>
-                <w:sz w:val="18"/>
-                <w:szCs w:val="18"/>
-              </w:rPr>
-              <w:t xml:space="preserve">  </w:t>
-            </w:r>
-            <w:r>
-              <w:rPr>
-                <w:rFonts w:asciiTheme="minorEastAsia" w:hAnsiTheme="minorEastAsia" w:cs="Times New Roman" w:hint="eastAsia"/>
-                <w:color w:val="000000"/>
-                <w:sz w:val="18"/>
-                <w:szCs w:val="18"/>
-              </w:rPr>
-              <w:t>破甲</w:t>
-            </w:r>
-            <w:r>
-              <w:rPr>
-                <w:rFonts w:asciiTheme="minorEastAsia" w:hAnsiTheme="minorEastAsia" w:cs="Times New Roman" w:hint="eastAsia"/>
-                <w:color w:val="000000"/>
-                <w:sz w:val="18"/>
-                <w:szCs w:val="18"/>
-              </w:rPr>
-              <w:t>1</w:t>
-            </w:r>
-            <w:r>
-              <w:rPr>
-                <w:rFonts w:asciiTheme="minorEastAsia" w:hAnsiTheme="minorEastAsia" w:cs="Times New Roman" w:hint="eastAsia"/>
-                <w:color w:val="000000"/>
-                <w:sz w:val="18"/>
-                <w:szCs w:val="18"/>
-              </w:rPr>
-              <w:t>0</w:t>
-            </w:r>
-          </w:p>
-          <w:p>
-            <w:pPr>
-              <w:widowControl/>
-              <w:jc w:val="left"/>
-              <w:rPr>
-                <w:rFonts w:asciiTheme="minorEastAsia" w:hAnsiTheme="minorEastAsia" w:cs="Times New Roman"/>
-                <w:color w:val="000000"/>
-                <w:sz w:val="18"/>
-                <w:szCs w:val="18"/>
-              </w:rPr>
-            </w:pPr>
           </w:p>
         </w:tc>
       </w:tr>
@@ -2215,54 +2167,6 @@
               </w:rPr>
               <w:t>范围6</w:t>
             </w:r>
-            <w:r>
-              <w:rPr>
-                <w:rFonts w:asciiTheme="minorEastAsia" w:hAnsiTheme="minorEastAsia" w:cs="Times New Roman" w:hint="eastAsia"/>
-                <w:color w:val="000000"/>
-                <w:sz w:val="18"/>
-                <w:szCs w:val="18"/>
-              </w:rPr>
-              <w:t xml:space="preserve"> </w:t>
-            </w:r>
-            <w:r>
-              <w:rPr>
-                <w:rFonts w:asciiTheme="minorEastAsia" w:hAnsiTheme="minorEastAsia" w:cs="Times New Roman"/>
-                <w:color w:val="000000"/>
-                <w:sz w:val="18"/>
-                <w:szCs w:val="18"/>
-              </w:rPr>
-              <w:t xml:space="preserve"> </w:t>
-            </w:r>
-            <w:r>
-              <w:rPr>
-                <w:rFonts w:asciiTheme="minorEastAsia" w:hAnsiTheme="minorEastAsia" w:cs="Times New Roman" w:hint="eastAsia"/>
-                <w:color w:val="000000"/>
-                <w:sz w:val="18"/>
-                <w:szCs w:val="18"/>
-              </w:rPr>
-              <w:t>破甲</w:t>
-            </w:r>
-            <w:r>
-              <w:rPr>
-                <w:rFonts w:asciiTheme="minorEastAsia" w:hAnsiTheme="minorEastAsia" w:cs="Times New Roman" w:hint="eastAsia"/>
-                <w:color w:val="000000"/>
-                <w:sz w:val="18"/>
-                <w:szCs w:val="18"/>
-              </w:rPr>
-              <w:t>10</w:t>
-            </w:r>
-          </w:p>
-          <w:p>
-            <w:pPr>
-              <w:widowControl/>
-              <w:jc w:val="left"/>
-              <w:rPr>
-                <w:rFonts w:asciiTheme="minorEastAsia" w:hAnsiTheme="minorEastAsia" w:cs="Times New Roman"/>
-                <w:color w:val="000000"/>
-                <w:sz w:val="18"/>
-                <w:szCs w:val="18"/>
-              </w:rPr>
-            </w:pPr>
           </w:p>
         </w:tc>
       </w:tr>

--- a/兵种.docx
+++ b/兵种.docx
@@ -1657,6 +1657,54 @@
               </w:rPr>
               <w:t>6</w:t>
             </w:r>
+            <w:r>
+              <w:rPr>
+                <w:rFonts w:asciiTheme="minorEastAsia" w:hAnsiTheme="minorEastAsia" w:cs="Times New Roman"/>
+                <w:color w:val="000000"/>
+                <w:sz w:val="18"/>
+                <w:szCs w:val="18"/>
+              </w:rPr>
+              <w:t xml:space="preserve">  </w:t>
+            </w:r>
+            <w:r>
+              <w:rPr>
+                <w:rFonts w:asciiTheme="minorEastAsia" w:hAnsiTheme="minorEastAsia" w:cs="Times New Roman" w:hint="eastAsia"/>
+                <w:color w:val="000000"/>
+                <w:sz w:val="18"/>
+                <w:szCs w:val="18"/>
+              </w:rPr>
+              <w:t>破甲</w:t>
+            </w:r>
+            <w:r>
+              <w:rPr>
+                <w:rFonts w:asciiTheme="minorEastAsia" w:hAnsiTheme="minorEastAsia" w:cs="Times New Roman" w:hint="eastAsia"/>
+                <w:color w:val="000000"/>
+                <w:sz w:val="18"/>
+                <w:szCs w:val="18"/>
+              </w:rPr>
+              <w:t>1</w:t>
+            </w:r>
+            <w:r>
+              <w:rPr>
+                <w:rFonts w:asciiTheme="minorEastAsia" w:hAnsiTheme="minorEastAsia" w:cs="Times New Roman" w:hint="eastAsia"/>
+                <w:color w:val="000000"/>
+                <w:sz w:val="18"/>
+                <w:szCs w:val="18"/>
+              </w:rPr>
+              <w:t>0</w:t>
+            </w:r>
+          </w:p>
+          <w:p>
+            <w:pPr>
+              <w:widowControl/>
+              <w:jc w:val="left"/>
+              <w:rPr>
+                <w:rFonts w:asciiTheme="minorEastAsia" w:hAnsiTheme="minorEastAsia" w:cs="Times New Roman"/>
+                <w:color w:val="000000"/>
+                <w:sz w:val="18"/>
+                <w:szCs w:val="18"/>
+              </w:rPr>
+            </w:pPr>
           </w:p>
         </w:tc>
       </w:tr>
@@ -2167,6 +2215,54 @@
               </w:rPr>
               <w:t>范围6</w:t>
             </w:r>
+            <w:r>
+              <w:rPr>
+                <w:rFonts w:asciiTheme="minorEastAsia" w:hAnsiTheme="minorEastAsia" w:cs="Times New Roman" w:hint="eastAsia"/>
+                <w:color w:val="000000"/>
+                <w:sz w:val="18"/>
+                <w:szCs w:val="18"/>
+              </w:rPr>
+              <w:t xml:space="preserve"> </w:t>
+            </w:r>
+            <w:r>
+              <w:rPr>
+                <w:rFonts w:asciiTheme="minorEastAsia" w:hAnsiTheme="minorEastAsia" w:cs="Times New Roman"/>
+                <w:color w:val="000000"/>
+                <w:sz w:val="18"/>
+                <w:szCs w:val="18"/>
+              </w:rPr>
+              <w:t xml:space="preserve"> </w:t>
+            </w:r>
+            <w:r>
+              <w:rPr>
+                <w:rFonts w:asciiTheme="minorEastAsia" w:hAnsiTheme="minorEastAsia" w:cs="Times New Roman" w:hint="eastAsia"/>
+                <w:color w:val="000000"/>
+                <w:sz w:val="18"/>
+                <w:szCs w:val="18"/>
+              </w:rPr>
+              <w:t>破甲</w:t>
+            </w:r>
+            <w:r>
+              <w:rPr>
+                <w:rFonts w:asciiTheme="minorEastAsia" w:hAnsiTheme="minorEastAsia" w:cs="Times New Roman" w:hint="eastAsia"/>
+                <w:color w:val="000000"/>
+                <w:sz w:val="18"/>
+                <w:szCs w:val="18"/>
+              </w:rPr>
+              <w:t>10</w:t>
+            </w:r>
+          </w:p>
+          <w:p>
+            <w:pPr>
+              <w:widowControl/>
+              <w:jc w:val="left"/>
+              <w:rPr>
+                <w:rFonts w:asciiTheme="minorEastAsia" w:hAnsiTheme="minorEastAsia" w:cs="Times New Roman"/>
+                <w:color w:val="000000"/>
+                <w:sz w:val="18"/>
+                <w:szCs w:val="18"/>
+              </w:rPr>
+            </w:pPr>
           </w:p>
         </w:tc>
       </w:tr>
@@ -2800,7 +2896,16 @@
                 <w:sz w:val="18"/>
                 <w:szCs w:val="18"/>
               </w:rPr>
-              <w:t>30</w:t>
+              <w:t>5</w:t>
+            </w:r>
+            <w:r>
+              <w:rPr>
+                <w:rFonts w:asciiTheme="minorEastAsia" w:hAnsiTheme="minorEastAsia" w:cs="Times New Roman" w:hint="eastAsia"/>
+                <w:color w:val="000000"/>
+                <w:sz w:val="18"/>
+                <w:szCs w:val="18"/>
+              </w:rPr>
+              <w:t>0</w:t>
             </w:r>
             <w:r>
               <w:rPr>
@@ -3281,7 +3386,7 @@
                 <w:sz w:val="18"/>
                 <w:szCs w:val="18"/>
               </w:rPr>
-              <w:t>6</w:t>
+              <w:t>7</w:t>
             </w:r>
             <w:r>
               <w:rPr>
@@ -3317,7 +3422,7 @@
                 <w:sz w:val="18"/>
                 <w:szCs w:val="18"/>
               </w:rPr>
-              <w:t>4</w:t>
+              <w:t>7</w:t>
             </w:r>
             <w:r>
               <w:rPr>
@@ -3353,7 +3458,16 @@
                 <w:sz w:val="18"/>
                 <w:szCs w:val="18"/>
               </w:rPr>
-              <w:t>40</w:t>
+              <w:t>7</w:t>
+            </w:r>
+            <w:r>
+              <w:rPr>
+                <w:rFonts w:asciiTheme="minorEastAsia" w:hAnsiTheme="minorEastAsia" w:cs="Times New Roman" w:hint="eastAsia"/>
+                <w:color w:val="000000"/>
+                <w:sz w:val="18"/>
+                <w:szCs w:val="18"/>
+              </w:rPr>
+              <w:t>0</w:t>
             </w:r>
           </w:p>
         </w:tc>

--- a/兵种.docx
+++ b/兵种.docx
@@ -3773,7 +3773,16 @@
                 <w:sz w:val="18"/>
                 <w:szCs w:val="18"/>
               </w:rPr>
-              <w:t>40</w:t>
+              <w:t>6</w:t>
+            </w:r>
+            <w:r>
+              <w:rPr>
+                <w:rFonts w:asciiTheme="minorEastAsia" w:hAnsiTheme="minorEastAsia" w:cs="Times New Roman" w:hint="eastAsia"/>
+                <w:color w:val="000000"/>
+                <w:sz w:val="18"/>
+                <w:szCs w:val="18"/>
+              </w:rPr>
+              <w:t>0</w:t>
             </w:r>
           </w:p>
         </w:tc>
@@ -3848,7 +3857,25 @@
                 <w:sz w:val="18"/>
                 <w:szCs w:val="18"/>
               </w:rPr>
-              <w:t>破甲20</w:t>
+              <w:t>破甲</w:t>
+            </w:r>
+            <w:r>
+              <w:rPr>
+                <w:rFonts w:asciiTheme="minorEastAsia" w:hAnsiTheme="minorEastAsia" w:cs="Times New Roman" w:hint="eastAsia"/>
+                <w:color w:val="000000"/>
+                <w:sz w:val="18"/>
+                <w:szCs w:val="18"/>
+              </w:rPr>
+              <w:t>5</w:t>
+            </w:r>
+            <w:r>
+              <w:rPr>
+                <w:rFonts w:asciiTheme="minorEastAsia" w:hAnsiTheme="minorEastAsia" w:cs="Times New Roman" w:hint="eastAsia"/>
+                <w:color w:val="000000"/>
+                <w:sz w:val="18"/>
+                <w:szCs w:val="18"/>
+              </w:rPr>
+              <w:t>0</w:t>
             </w:r>
           </w:p>
           <w:p>
@@ -4263,7 +4290,16 @@
                 <w:sz w:val="18"/>
                 <w:szCs w:val="18"/>
               </w:rPr>
-              <w:t>40</w:t>
+              <w:t>6</w:t>
+            </w:r>
+            <w:r>
+              <w:rPr>
+                <w:rFonts w:asciiTheme="minorEastAsia" w:hAnsiTheme="minorEastAsia" w:cs="Times New Roman" w:hint="eastAsia"/>
+                <w:color w:val="000000"/>
+                <w:sz w:val="18"/>
+                <w:szCs w:val="18"/>
+              </w:rPr>
+              <w:t>0</w:t>
             </w:r>
           </w:p>
         </w:tc>

--- a/兵种.docx
+++ b/兵种.docx
@@ -4584,6 +4584,523 @@
                 <w:szCs w:val="18"/>
               </w:rPr>
               <w:t>2</w:t>
+            </w:r>
+          </w:p>
+        </w:tc>
+        <w:tc>
+          <w:tcPr>
+            <w:tcW w:w="5193" w:type="dxa"/>
+            <w:vMerge/>
+            <w:hideMark/>
+          </w:tcPr>
+          <w:p>
+            <w:pPr>
+              <w:widowControl/>
+              <w:jc w:val="left"/>
+              <w:rPr>
+                <w:rFonts w:asciiTheme="minorEastAsia" w:hAnsiTheme="minorEastAsia" w:cs="Times New Roman"/>
+                <w:color w:val="000000"/>
+                <w:sz w:val="18"/>
+                <w:szCs w:val="18"/>
+              </w:rPr>
+            </w:pPr>
+          </w:p>
+        </w:tc>
+      </w:tr>
+    </w:tbl>
+    <w:p>
+      <w:pPr>
+        <w:spacing w:after="0" w:line="240" w:lineRule="auto"/>
+        <w:rPr>
+          <w:rFonts w:asciiTheme="minorEastAsia" w:hAnsiTheme="minorEastAsia"/>
+          <w:sz w:val="18"/>
+          <w:szCs w:val="18"/>
+        </w:rPr>
+      </w:pPr>
+    </w:p>
+    <w:tbl>
+      <w:tblPr>
+        <w:tblStyle w:val="TableGrid"/>
+        <w:tblW w:w="10768" w:type="dxa"/>
+        <w:tblLook w:val="04A0" w:firstRow="1" w:lastRow="0" w:firstColumn="1" w:lastColumn="0" w:noHBand="0" w:noVBand="1"/>
+      </w:tblPr>
+      <w:tblGrid>
+        <w:gridCol w:w="2056"/>
+        <w:gridCol w:w="3519"/>
+        <w:gridCol w:w="5193"/>
+      </w:tblGrid>
+      <w:tr>
+        <w:trPr>
+          <w:trHeight w:val="270"/>
+        </w:trPr>
+        <w:tc>
+          <w:tcPr>
+            <w:tcW w:w="2056" w:type="dxa"/>
+            <w:noWrap/>
+            <w:hideMark/>
+          </w:tcPr>
+          <w:p>
+            <w:pPr>
+              <w:widowControl/>
+              <w:jc w:val="center"/>
+              <w:rPr>
+                <w:rFonts w:asciiTheme="minorEastAsia" w:hAnsiTheme="minorEastAsia" w:cs="Times New Roman" w:hint="eastAsia"/>
+                <w:b/>
+                <w:bCs/>
+                <w:color w:val="000000"/>
+                <w:sz w:val="18"/>
+                <w:szCs w:val="18"/>
+              </w:rPr>
+            </w:pPr>
+            <w:r>
+              <w:rPr>
+                <w:rFonts w:asciiTheme="minorEastAsia" w:hAnsiTheme="minorEastAsia" w:cs="Times New Roman" w:hint="eastAsia"/>
+                <w:b/>
+                <w:bCs/>
+                <w:color w:val="000000"/>
+                <w:sz w:val="18"/>
+                <w:szCs w:val="18"/>
+              </w:rPr>
+              <w:t>蒸汽坦克</w:t>
+            </w:r>
+          </w:p>
+        </w:tc>
+        <w:tc>
+          <w:tcPr>
+            <w:tcW w:w="8712" w:type="dxa"/>
+            <w:gridSpan w:val="2"/>
+            <w:noWrap/>
+            <w:hideMark/>
+          </w:tcPr>
+          <w:p>
+            <w:pPr>
+              <w:widowControl/>
+              <w:jc w:val="left"/>
+              <w:rPr>
+                <w:rFonts w:asciiTheme="minorEastAsia" w:hAnsiTheme="minorEastAsia" w:cs="Times New Roman"/>
+                <w:color w:val="000000"/>
+                <w:sz w:val="18"/>
+                <w:szCs w:val="18"/>
+              </w:rPr>
+            </w:pPr>
+            <w:r>
+              <w:rPr>
+                <w:rFonts w:asciiTheme="minorEastAsia" w:hAnsiTheme="minorEastAsia" w:cs="Times New Roman" w:hint="eastAsia"/>
+                <w:color w:val="000000"/>
+                <w:sz w:val="18"/>
+                <w:szCs w:val="18"/>
+              </w:rPr>
+              <w:t>单体-装甲车</w:t>
+            </w:r>
+            <w:r>
+              <w:rPr>
+                <w:rFonts w:asciiTheme="minorEastAsia" w:hAnsiTheme="minorEastAsia" w:cs="Times New Roman" w:hint="eastAsia"/>
+                <w:color w:val="000000"/>
+                <w:sz w:val="18"/>
+                <w:szCs w:val="18"/>
+              </w:rPr>
+              <w:t>（</w:t>
+            </w:r>
+            <w:r>
+              <w:rPr>
+                <w:rFonts w:asciiTheme="minorEastAsia" w:hAnsiTheme="minorEastAsia" w:cs="Times New Roman" w:hint="eastAsia"/>
+                <w:color w:val="000000"/>
+                <w:sz w:val="18"/>
+                <w:szCs w:val="18"/>
+              </w:rPr>
+              <w:t>6</w:t>
+            </w:r>
+            <w:r>
+              <w:rPr>
+                <w:rFonts w:asciiTheme="minorEastAsia" w:hAnsiTheme="minorEastAsia" w:cs="Times New Roman" w:hint="eastAsia"/>
+                <w:color w:val="000000"/>
+                <w:sz w:val="18"/>
+                <w:szCs w:val="18"/>
+              </w:rPr>
+              <w:t>G）</w:t>
+            </w:r>
+          </w:p>
+        </w:tc>
+      </w:tr>
+      <w:tr>
+        <w:trPr>
+          <w:trHeight w:val="113"/>
+        </w:trPr>
+        <w:tc>
+          <w:tcPr>
+            <w:tcW w:w="2056" w:type="dxa"/>
+            <w:vMerge w:val="restart"/>
+            <w:noWrap/>
+            <w:hideMark/>
+          </w:tcPr>
+          <w:p>
+            <w:pPr>
+              <w:widowControl/>
+              <w:jc w:val="left"/>
+              <w:rPr>
+                <w:rFonts w:asciiTheme="minorEastAsia" w:hAnsiTheme="minorEastAsia" w:cs="Times New Roman"/>
+                <w:color w:val="000000"/>
+                <w:sz w:val="18"/>
+                <w:szCs w:val="18"/>
+              </w:rPr>
+            </w:pPr>
+          </w:p>
+        </w:tc>
+        <w:tc>
+          <w:tcPr>
+            <w:tcW w:w="3519" w:type="dxa"/>
+            <w:noWrap/>
+            <w:vAlign w:val="center"/>
+            <w:hideMark/>
+          </w:tcPr>
+          <w:p>
+            <w:pPr>
+              <w:widowControl/>
+              <w:jc w:val="left"/>
+              <w:rPr>
+                <w:rFonts w:asciiTheme="minorEastAsia" w:hAnsiTheme="minorEastAsia" w:cs="Times New Roman"/>
+                <w:color w:val="000000"/>
+                <w:sz w:val="18"/>
+                <w:szCs w:val="18"/>
+              </w:rPr>
+            </w:pPr>
+            <w:r>
+              <w:rPr>
+                <w:rFonts w:asciiTheme="minorEastAsia" w:hAnsiTheme="minorEastAsia" w:cs="Times New Roman" w:hint="eastAsia"/>
+                <w:color w:val="000000"/>
+                <w:sz w:val="18"/>
+                <w:szCs w:val="18"/>
+              </w:rPr>
+              <w:t>单体生命</w:t>
+            </w:r>
+            <w:r>
+              <w:rPr>
+                <w:rFonts w:asciiTheme="minorEastAsia" w:hAnsiTheme="minorEastAsia" w:cs="Times New Roman" w:hint="eastAsia"/>
+                <w:color w:val="000000"/>
+                <w:sz w:val="18"/>
+                <w:szCs w:val="18"/>
+              </w:rPr>
+              <w:t>3</w:t>
+            </w:r>
+            <w:r>
+              <w:rPr>
+                <w:rFonts w:asciiTheme="minorEastAsia" w:hAnsiTheme="minorEastAsia" w:cs="Times New Roman"/>
+                <w:color w:val="000000"/>
+                <w:sz w:val="18"/>
+                <w:szCs w:val="18"/>
+              </w:rPr>
+              <w:t>00</w:t>
+            </w:r>
+          </w:p>
+        </w:tc>
+        <w:tc>
+          <w:tcPr>
+            <w:tcW w:w="5193" w:type="dxa"/>
+            <w:vMerge w:val="restart"/>
+            <w:noWrap/>
+            <w:vAlign w:val="center"/>
+            <w:hideMark/>
+          </w:tcPr>
+          <w:p>
+            <w:pPr>
+              <w:widowControl/>
+              <w:jc w:val="left"/>
+              <w:rPr>
+                <w:rFonts w:asciiTheme="minorEastAsia" w:hAnsiTheme="minorEastAsia" w:cs="Times New Roman"/>
+                <w:color w:val="000000"/>
+                <w:sz w:val="18"/>
+                <w:szCs w:val="18"/>
+              </w:rPr>
+            </w:pPr>
+            <w:r>
+              <w:rPr>
+                <w:rFonts w:asciiTheme="minorEastAsia" w:hAnsiTheme="minorEastAsia" w:cs="Times New Roman" w:hint="eastAsia"/>
+                <w:color w:val="000000"/>
+                <w:sz w:val="18"/>
+                <w:szCs w:val="18"/>
+              </w:rPr>
+              <w:t>攻击</w:t>
+            </w:r>
+            <w:r>
+              <w:rPr>
+                <w:rFonts w:asciiTheme="minorEastAsia" w:hAnsiTheme="minorEastAsia" w:cs="Times New Roman" w:hint="eastAsia"/>
+                <w:color w:val="000000"/>
+                <w:sz w:val="18"/>
+                <w:szCs w:val="18"/>
+              </w:rPr>
+              <w:t>150</w:t>
+            </w:r>
+            <w:r>
+              <w:rPr>
+                <w:rFonts w:asciiTheme="minorEastAsia" w:hAnsiTheme="minorEastAsia" w:cs="Times New Roman"/>
+                <w:color w:val="000000"/>
+                <w:sz w:val="18"/>
+                <w:szCs w:val="18"/>
+              </w:rPr>
+              <w:t xml:space="preserve">  </w:t>
+            </w:r>
+            <w:r>
+              <w:rPr>
+                <w:rFonts w:asciiTheme="minorEastAsia" w:hAnsiTheme="minorEastAsia" w:cs="Times New Roman" w:hint="eastAsia"/>
+                <w:color w:val="000000"/>
+                <w:sz w:val="18"/>
+                <w:szCs w:val="18"/>
+              </w:rPr>
+              <w:t>范围12</w:t>
+            </w:r>
+            <w:r>
+              <w:rPr>
+                <w:rFonts w:asciiTheme="minorEastAsia" w:hAnsiTheme="minorEastAsia" w:cs="Times New Roman"/>
+                <w:color w:val="000000"/>
+                <w:sz w:val="18"/>
+                <w:szCs w:val="18"/>
+              </w:rPr>
+              <w:t xml:space="preserve">  </w:t>
+            </w:r>
+            <w:r>
+              <w:rPr>
+                <w:rFonts w:asciiTheme="minorEastAsia" w:hAnsiTheme="minorEastAsia" w:cs="Times New Roman" w:hint="eastAsia"/>
+                <w:color w:val="000000"/>
+                <w:sz w:val="18"/>
+                <w:szCs w:val="18"/>
+              </w:rPr>
+              <w:t>破甲50</w:t>
+            </w:r>
+          </w:p>
+          <w:p>
+            <w:pPr>
+              <w:widowControl/>
+              <w:jc w:val="left"/>
+              <w:rPr>
+                <w:rFonts w:asciiTheme="minorEastAsia" w:hAnsiTheme="minorEastAsia" w:cs="Times New Roman"/>
+                <w:color w:val="000000"/>
+                <w:sz w:val="18"/>
+                <w:szCs w:val="18"/>
+              </w:rPr>
+            </w:pPr>
+          </w:p>
+        </w:tc>
+      </w:tr>
+      <w:tr>
+        <w:trPr>
+          <w:trHeight w:val="112"/>
+        </w:trPr>
+        <w:tc>
+          <w:tcPr>
+            <w:tcW w:w="2056" w:type="dxa"/>
+            <w:vMerge/>
+            <w:noWrap/>
+          </w:tcPr>
+          <w:p>
+            <w:pPr>
+              <w:widowControl/>
+              <w:jc w:val="left"/>
+              <w:rPr>
+                <w:rFonts w:asciiTheme="minorEastAsia" w:hAnsiTheme="minorEastAsia" w:cs="Times New Roman"/>
+                <w:color w:val="000000"/>
+                <w:sz w:val="18"/>
+                <w:szCs w:val="18"/>
+              </w:rPr>
+            </w:pPr>
+          </w:p>
+        </w:tc>
+        <w:tc>
+          <w:tcPr>
+            <w:tcW w:w="3519" w:type="dxa"/>
+            <w:noWrap/>
+            <w:vAlign w:val="center"/>
+          </w:tcPr>
+          <w:p>
+            <w:pPr>
+              <w:widowControl/>
+              <w:jc w:val="left"/>
+              <w:rPr>
+                <w:rFonts w:asciiTheme="minorEastAsia" w:hAnsiTheme="minorEastAsia" w:cs="Times New Roman"/>
+                <w:color w:val="000000"/>
+                <w:sz w:val="18"/>
+                <w:szCs w:val="18"/>
+              </w:rPr>
+            </w:pPr>
+            <w:r>
+              <w:rPr>
+                <w:rFonts w:asciiTheme="minorEastAsia" w:hAnsiTheme="minorEastAsia" w:cs="Times New Roman" w:hint="eastAsia"/>
+                <w:color w:val="000000"/>
+                <w:sz w:val="18"/>
+                <w:szCs w:val="18"/>
+              </w:rPr>
+              <w:t>护甲/闪避：近战</w:t>
+            </w:r>
+            <w:r>
+              <w:rPr>
+                <w:rFonts w:asciiTheme="minorEastAsia" w:hAnsiTheme="minorEastAsia" w:cs="Times New Roman" w:hint="eastAsia"/>
+                <w:color w:val="000000"/>
+                <w:sz w:val="18"/>
+                <w:szCs w:val="18"/>
+              </w:rPr>
+              <w:t>9</w:t>
+            </w:r>
+            <w:r>
+              <w:rPr>
+                <w:rFonts w:asciiTheme="minorEastAsia" w:hAnsiTheme="minorEastAsia" w:cs="Times New Roman"/>
+                <w:color w:val="000000"/>
+                <w:sz w:val="18"/>
+                <w:szCs w:val="18"/>
+              </w:rPr>
+              <w:t>0</w:t>
+            </w:r>
+            <w:r>
+              <w:rPr>
+                <w:rFonts w:asciiTheme="minorEastAsia" w:hAnsiTheme="minorEastAsia" w:cs="Times New Roman"/>
+                <w:color w:val="000000"/>
+                <w:sz w:val="18"/>
+                <w:szCs w:val="18"/>
+              </w:rPr>
+              <w:t xml:space="preserve">  </w:t>
+            </w:r>
+            <w:r>
+              <w:rPr>
+                <w:rFonts w:asciiTheme="minorEastAsia" w:hAnsiTheme="minorEastAsia" w:cs="Times New Roman" w:hint="eastAsia"/>
+                <w:color w:val="000000"/>
+                <w:sz w:val="18"/>
+                <w:szCs w:val="18"/>
+              </w:rPr>
+              <w:t>远程</w:t>
+            </w:r>
+            <w:r>
+              <w:rPr>
+                <w:rFonts w:asciiTheme="minorEastAsia" w:hAnsiTheme="minorEastAsia" w:cs="Times New Roman" w:hint="eastAsia"/>
+                <w:color w:val="000000"/>
+                <w:sz w:val="18"/>
+                <w:szCs w:val="18"/>
+              </w:rPr>
+              <w:t>9</w:t>
+            </w:r>
+            <w:r>
+              <w:rPr>
+                <w:rFonts w:asciiTheme="minorEastAsia" w:hAnsiTheme="minorEastAsia" w:cs="Times New Roman"/>
+                <w:color w:val="000000"/>
+                <w:sz w:val="18"/>
+                <w:szCs w:val="18"/>
+              </w:rPr>
+              <w:t>0</w:t>
+            </w:r>
+            <w:r>
+              <w:rPr>
+                <w:rFonts w:asciiTheme="minorEastAsia" w:hAnsiTheme="minorEastAsia" w:cs="Times New Roman"/>
+                <w:color w:val="000000"/>
+                <w:sz w:val="18"/>
+                <w:szCs w:val="18"/>
+              </w:rPr>
+              <w:t xml:space="preserve">  </w:t>
+            </w:r>
+            <w:r>
+              <w:rPr>
+                <w:rFonts w:asciiTheme="minorEastAsia" w:hAnsiTheme="minorEastAsia" w:cs="Times New Roman" w:hint="eastAsia"/>
+                <w:color w:val="000000"/>
+                <w:sz w:val="18"/>
+                <w:szCs w:val="18"/>
+              </w:rPr>
+              <w:t>冲杀</w:t>
+            </w:r>
+            <w:r>
+              <w:rPr>
+                <w:rFonts w:asciiTheme="minorEastAsia" w:hAnsiTheme="minorEastAsia" w:cs="Times New Roman" w:hint="eastAsia"/>
+                <w:color w:val="000000"/>
+                <w:sz w:val="18"/>
+                <w:szCs w:val="18"/>
+              </w:rPr>
+              <w:t>9</w:t>
+            </w:r>
+            <w:r>
+              <w:rPr>
+                <w:rFonts w:asciiTheme="minorEastAsia" w:hAnsiTheme="minorEastAsia" w:cs="Times New Roman"/>
+                <w:color w:val="000000"/>
+                <w:sz w:val="18"/>
+                <w:szCs w:val="18"/>
+              </w:rPr>
+              <w:t>0</w:t>
+            </w:r>
+          </w:p>
+        </w:tc>
+        <w:tc>
+          <w:tcPr>
+            <w:tcW w:w="5193" w:type="dxa"/>
+            <w:vMerge/>
+            <w:noWrap/>
+            <w:vAlign w:val="center"/>
+          </w:tcPr>
+          <w:p>
+            <w:pPr>
+              <w:widowControl/>
+              <w:jc w:val="center"/>
+              <w:rPr>
+                <w:rFonts w:asciiTheme="minorEastAsia" w:hAnsiTheme="minorEastAsia" w:cs="Times New Roman"/>
+                <w:color w:val="000000"/>
+                <w:sz w:val="18"/>
+                <w:szCs w:val="18"/>
+              </w:rPr>
+            </w:pPr>
+          </w:p>
+        </w:tc>
+      </w:tr>
+      <w:tr>
+        <w:trPr>
+          <w:trHeight w:val="270"/>
+        </w:trPr>
+        <w:tc>
+          <w:tcPr>
+            <w:tcW w:w="2056" w:type="dxa"/>
+            <w:vMerge/>
+            <w:hideMark/>
+          </w:tcPr>
+          <w:p>
+            <w:pPr>
+              <w:widowControl/>
+              <w:jc w:val="left"/>
+              <w:rPr>
+                <w:rFonts w:asciiTheme="minorEastAsia" w:hAnsiTheme="minorEastAsia" w:cs="Times New Roman"/>
+                <w:color w:val="000000"/>
+                <w:sz w:val="18"/>
+                <w:szCs w:val="18"/>
+              </w:rPr>
+            </w:pPr>
+          </w:p>
+        </w:tc>
+        <w:tc>
+          <w:tcPr>
+            <w:tcW w:w="3519" w:type="dxa"/>
+            <w:noWrap/>
+            <w:vAlign w:val="center"/>
+            <w:hideMark/>
+          </w:tcPr>
+          <w:p>
+            <w:pPr>
+              <w:widowControl/>
+              <w:jc w:val="left"/>
+              <w:rPr>
+                <w:rFonts w:asciiTheme="minorEastAsia" w:hAnsiTheme="minorEastAsia" w:cs="Times New Roman"/>
+                <w:color w:val="000000"/>
+                <w:sz w:val="18"/>
+                <w:szCs w:val="18"/>
+              </w:rPr>
+            </w:pPr>
+            <w:r>
+              <w:rPr>
+                <w:rFonts w:asciiTheme="minorEastAsia" w:hAnsiTheme="minorEastAsia" w:cs="Times New Roman"/>
+                <w:color w:val="000000"/>
+                <w:sz w:val="18"/>
+                <w:szCs w:val="18"/>
+              </w:rPr>
+              <w:t xml:space="preserve">移速 </w:t>
+            </w:r>
+            <w:r>
+              <w:rPr>
+                <w:rFonts w:asciiTheme="minorEastAsia" w:hAnsiTheme="minorEastAsia" w:cs="Times New Roman"/>
+                <w:color w:val="000000"/>
+                <w:sz w:val="18"/>
+                <w:szCs w:val="18"/>
+              </w:rPr>
+              <w:t>3</w:t>
             </w:r>
           </w:p>
         </w:tc>

--- a/兵种.docx
+++ b/兵种.docx
@@ -20,34 +20,6 @@
         <w:t>帝国</w:t>
       </w:r>
     </w:p>
-    <w:p>
-      <w:pPr>
-        <w:spacing w:after="0" w:line="240" w:lineRule="auto"/>
-        <w:rPr>
-          <w:rFonts w:asciiTheme="minorEastAsia" w:hAnsiTheme="minorEastAsia"/>
-          <w:sz w:val="18"/>
-          <w:szCs w:val="18"/>
-        </w:rPr>
-      </w:pPr>
-    </w:p>
-    <w:p>
-      <w:pPr>
-        <w:spacing w:after="0" w:line="240" w:lineRule="auto"/>
-        <w:rPr>
-          <w:rFonts w:asciiTheme="minorEastAsia" w:hAnsiTheme="minorEastAsia"/>
-          <w:sz w:val="18"/>
-          <w:szCs w:val="18"/>
-        </w:rPr>
-      </w:pPr>
-      <w:r>
-        <w:rPr>
-          <w:rFonts w:asciiTheme="minorEastAsia" w:hAnsiTheme="minorEastAsia" w:hint="eastAsia"/>
-          <w:sz w:val="18"/>
-          <w:szCs w:val="18"/>
-        </w:rPr>
-        <w:t>单位</w:t>
-      </w:r>
-    </w:p>
     <w:tbl>
       <w:tblPr>
         <w:tblStyle w:val="TableGrid"/>
@@ -138,25 +110,7 @@
                 <w:sz w:val="18"/>
                 <w:szCs w:val="18"/>
               </w:rPr>
-              <w:t>（</w:t>
-            </w:r>
-            <w:r>
-              <w:rPr>
-                <w:rFonts w:asciiTheme="minorEastAsia" w:hAnsiTheme="minorEastAsia" w:cs="Times New Roman" w:hint="eastAsia"/>
-                <w:color w:val="000000"/>
-                <w:sz w:val="18"/>
-                <w:szCs w:val="18"/>
-              </w:rPr>
-              <w:t>1</w:t>
-            </w:r>
-            <w:r>
-              <w:rPr>
-                <w:rFonts w:asciiTheme="minorEastAsia" w:hAnsiTheme="minorEastAsia" w:cs="Times New Roman" w:hint="eastAsia"/>
-                <w:color w:val="000000"/>
-                <w:sz w:val="18"/>
-                <w:szCs w:val="18"/>
-              </w:rPr>
-              <w:t>G）</w:t>
+              <w:t>（G）</w:t>
             </w:r>
           </w:p>
         </w:tc>
@@ -763,25 +717,7 @@
                 <w:sz w:val="18"/>
                 <w:szCs w:val="18"/>
               </w:rPr>
-              <w:t>（</w:t>
-            </w:r>
-            <w:r>
-              <w:rPr>
-                <w:rFonts w:asciiTheme="minorEastAsia" w:hAnsiTheme="minorEastAsia" w:cs="Times New Roman"/>
-                <w:color w:val="000000"/>
-                <w:sz w:val="18"/>
-                <w:szCs w:val="18"/>
-              </w:rPr>
-              <w:t>1</w:t>
-            </w:r>
-            <w:r>
-              <w:rPr>
-                <w:rFonts w:asciiTheme="minorEastAsia" w:hAnsiTheme="minorEastAsia" w:cs="Times New Roman" w:hint="eastAsia"/>
-                <w:color w:val="000000"/>
-                <w:sz w:val="18"/>
-                <w:szCs w:val="18"/>
-              </w:rPr>
-              <w:t>G）</w:t>
+              <w:t>（G）</w:t>
             </w:r>
           </w:p>
         </w:tc>
@@ -1442,25 +1378,7 @@
                 <w:sz w:val="18"/>
                 <w:szCs w:val="18"/>
               </w:rPr>
-              <w:t>（</w:t>
-            </w:r>
-            <w:r>
-              <w:rPr>
-                <w:rFonts w:asciiTheme="minorEastAsia" w:hAnsiTheme="minorEastAsia" w:cs="Times New Roman" w:hint="eastAsia"/>
-                <w:color w:val="000000"/>
-                <w:sz w:val="18"/>
-                <w:szCs w:val="18"/>
-              </w:rPr>
-              <w:t>2</w:t>
-            </w:r>
-            <w:r>
-              <w:rPr>
-                <w:rFonts w:asciiTheme="minorEastAsia" w:hAnsiTheme="minorEastAsia" w:cs="Times New Roman" w:hint="eastAsia"/>
-                <w:color w:val="000000"/>
-                <w:sz w:val="18"/>
-                <w:szCs w:val="18"/>
-              </w:rPr>
-              <w:t>G）</w:t>
+              <w:t>（G）</w:t>
             </w:r>
           </w:p>
         </w:tc>
@@ -2027,25 +1945,7 @@
                 <w:sz w:val="18"/>
                 <w:szCs w:val="18"/>
               </w:rPr>
-              <w:t>骑兵（</w:t>
-            </w:r>
-            <w:r>
-              <w:rPr>
-                <w:rFonts w:asciiTheme="minorEastAsia" w:hAnsiTheme="minorEastAsia" w:cs="Times New Roman" w:hint="eastAsia"/>
-                <w:color w:val="000000"/>
-                <w:sz w:val="18"/>
-                <w:szCs w:val="18"/>
-              </w:rPr>
-              <w:t>4</w:t>
-            </w:r>
-            <w:r>
-              <w:rPr>
-                <w:rFonts w:asciiTheme="minorEastAsia" w:hAnsiTheme="minorEastAsia" w:cs="Times New Roman" w:hint="eastAsia"/>
-                <w:color w:val="000000"/>
-                <w:sz w:val="18"/>
-                <w:szCs w:val="18"/>
-              </w:rPr>
-              <w:t>G）</w:t>
+              <w:t>骑兵（G）</w:t>
             </w:r>
           </w:p>
         </w:tc>
@@ -2556,25 +2456,7 @@
                 <w:sz w:val="18"/>
                 <w:szCs w:val="18"/>
               </w:rPr>
-              <w:t>（</w:t>
-            </w:r>
-            <w:r>
-              <w:rPr>
-                <w:rFonts w:asciiTheme="minorEastAsia" w:hAnsiTheme="minorEastAsia" w:cs="Times New Roman" w:hint="eastAsia"/>
-                <w:color w:val="000000"/>
-                <w:sz w:val="18"/>
-                <w:szCs w:val="18"/>
-              </w:rPr>
-              <w:t>4</w:t>
-            </w:r>
-            <w:r>
-              <w:rPr>
-                <w:rFonts w:asciiTheme="minorEastAsia" w:hAnsiTheme="minorEastAsia" w:cs="Times New Roman" w:hint="eastAsia"/>
-                <w:color w:val="000000"/>
-                <w:sz w:val="18"/>
-                <w:szCs w:val="18"/>
-              </w:rPr>
-              <w:t>G）</w:t>
+              <w:t>（G）</w:t>
             </w:r>
           </w:p>
         </w:tc>
@@ -3121,25 +3003,7 @@
                 <w:sz w:val="18"/>
                 <w:szCs w:val="18"/>
               </w:rPr>
-              <w:t>（</w:t>
-            </w:r>
-            <w:r>
-              <w:rPr>
-                <w:rFonts w:asciiTheme="minorEastAsia" w:hAnsiTheme="minorEastAsia" w:cs="Times New Roman" w:hint="eastAsia"/>
-                <w:color w:val="000000"/>
-                <w:sz w:val="18"/>
-                <w:szCs w:val="18"/>
-              </w:rPr>
-              <w:t>4</w:t>
-            </w:r>
-            <w:r>
-              <w:rPr>
-                <w:rFonts w:asciiTheme="minorEastAsia" w:hAnsiTheme="minorEastAsia" w:cs="Times New Roman" w:hint="eastAsia"/>
-                <w:color w:val="000000"/>
-                <w:sz w:val="18"/>
-                <w:szCs w:val="18"/>
-              </w:rPr>
-              <w:t>G）</w:t>
+              <w:t>（G）</w:t>
             </w:r>
           </w:p>
         </w:tc>
@@ -3674,25 +3538,7 @@
                 <w:sz w:val="18"/>
                 <w:szCs w:val="18"/>
               </w:rPr>
-              <w:t>（</w:t>
-            </w:r>
-            <w:r>
-              <w:rPr>
-                <w:rFonts w:asciiTheme="minorEastAsia" w:hAnsiTheme="minorEastAsia" w:cs="Times New Roman" w:hint="eastAsia"/>
-                <w:color w:val="000000"/>
-                <w:sz w:val="18"/>
-                <w:szCs w:val="18"/>
-              </w:rPr>
-              <w:t>5</w:t>
-            </w:r>
-            <w:r>
-              <w:rPr>
-                <w:rFonts w:asciiTheme="minorEastAsia" w:hAnsiTheme="minorEastAsia" w:cs="Times New Roman" w:hint="eastAsia"/>
-                <w:color w:val="000000"/>
-                <w:sz w:val="18"/>
-                <w:szCs w:val="18"/>
-              </w:rPr>
-              <w:t>G）</w:t>
+              <w:t>（G）</w:t>
             </w:r>
           </w:p>
         </w:tc>
@@ -4182,25 +4028,7 @@
                 <w:sz w:val="18"/>
                 <w:szCs w:val="18"/>
               </w:rPr>
-              <w:t>（</w:t>
-            </w:r>
-            <w:r>
-              <w:rPr>
-                <w:rFonts w:asciiTheme="minorEastAsia" w:hAnsiTheme="minorEastAsia" w:cs="Times New Roman" w:hint="eastAsia"/>
-                <w:color w:val="000000"/>
-                <w:sz w:val="18"/>
-                <w:szCs w:val="18"/>
-              </w:rPr>
-              <w:t>6</w:t>
-            </w:r>
-            <w:r>
-              <w:rPr>
-                <w:rFonts w:asciiTheme="minorEastAsia" w:hAnsiTheme="minorEastAsia" w:cs="Times New Roman" w:hint="eastAsia"/>
-                <w:color w:val="000000"/>
-                <w:sz w:val="18"/>
-                <w:szCs w:val="18"/>
-              </w:rPr>
-              <w:t>G）</w:t>
+              <w:t>（G）</w:t>
             </w:r>
           </w:p>
         </w:tc>
@@ -4644,7 +4472,7 @@
               <w:widowControl/>
               <w:jc w:val="center"/>
               <w:rPr>
-                <w:rFonts w:asciiTheme="minorEastAsia" w:hAnsiTheme="minorEastAsia" w:cs="Times New Roman" w:hint="eastAsia"/>
+                <w:rFonts w:asciiTheme="minorEastAsia" w:hAnsiTheme="minorEastAsia" w:cs="Times New Roman"/>
                 <w:b/>
                 <w:bCs/>
                 <w:color w:val="000000"/>
@@ -4699,25 +4527,7 @@
                 <w:sz w:val="18"/>
                 <w:szCs w:val="18"/>
               </w:rPr>
-              <w:t>（</w:t>
-            </w:r>
-            <w:r>
-              <w:rPr>
-                <w:rFonts w:asciiTheme="minorEastAsia" w:hAnsiTheme="minorEastAsia" w:cs="Times New Roman" w:hint="eastAsia"/>
-                <w:color w:val="000000"/>
-                <w:sz w:val="18"/>
-                <w:szCs w:val="18"/>
-              </w:rPr>
-              <w:t>6</w:t>
-            </w:r>
-            <w:r>
-              <w:rPr>
-                <w:rFonts w:asciiTheme="minorEastAsia" w:hAnsiTheme="minorEastAsia" w:cs="Times New Roman" w:hint="eastAsia"/>
-                <w:color w:val="000000"/>
-                <w:sz w:val="18"/>
-                <w:szCs w:val="18"/>
-              </w:rPr>
-              <w:t>G）</w:t>
+              <w:t>（G）</w:t>
             </w:r>
           </w:p>
         </w:tc>
@@ -4846,7 +4656,16 @@
                 <w:sz w:val="18"/>
                 <w:szCs w:val="18"/>
               </w:rPr>
-              <w:t>范围12</w:t>
+              <w:t>范围1</w:t>
+            </w:r>
+            <w:r>
+              <w:rPr>
+                <w:rFonts w:asciiTheme="minorEastAsia" w:hAnsiTheme="minorEastAsia" w:cs="Times New Roman" w:hint="eastAsia"/>
+                <w:color w:val="000000"/>
+                <w:sz w:val="18"/>
+                <w:szCs w:val="18"/>
+              </w:rPr>
+              <w:t>0</w:t>
             </w:r>
             <w:r>
               <w:rPr>
@@ -5229,6 +5048,4842 @@
       <w:pPr>
         <w:spacing w:after="0" w:line="240" w:lineRule="auto"/>
         <w:rPr>
+          <w:rFonts w:asciiTheme="minorEastAsia" w:hAnsiTheme="minorEastAsia" w:hint="eastAsia"/>
+          <w:sz w:val="18"/>
+          <w:szCs w:val="18"/>
+        </w:rPr>
+      </w:pPr>
+      <w:r>
+        <w:rPr>
+          <w:rFonts w:asciiTheme="minorEastAsia" w:hAnsiTheme="minorEastAsia" w:hint="eastAsia"/>
+          <w:sz w:val="18"/>
+          <w:szCs w:val="18"/>
+        </w:rPr>
+        <w:lastRenderedPageBreak/>
+        <w:t>诺德堡</w:t>
+      </w:r>
+    </w:p>
+    <w:tbl>
+      <w:tblPr>
+        <w:tblStyle w:val="TableGrid"/>
+        <w:tblW w:w="10768" w:type="dxa"/>
+        <w:tblLook w:val="04A0" w:firstRow="1" w:lastRow="0" w:firstColumn="1" w:lastColumn="0" w:noHBand="0" w:noVBand="1"/>
+      </w:tblPr>
+      <w:tblGrid>
+        <w:gridCol w:w="2056"/>
+        <w:gridCol w:w="3519"/>
+        <w:gridCol w:w="5193"/>
+      </w:tblGrid>
+      <w:tr>
+        <w:trPr>
+          <w:trHeight w:val="270"/>
+        </w:trPr>
+        <w:tc>
+          <w:tcPr>
+            <w:tcW w:w="2056" w:type="dxa"/>
+            <w:noWrap/>
+            <w:hideMark/>
+          </w:tcPr>
+          <w:p>
+            <w:pPr>
+              <w:widowControl/>
+              <w:jc w:val="center"/>
+              <w:rPr>
+                <w:rFonts w:asciiTheme="minorEastAsia" w:hAnsiTheme="minorEastAsia" w:cs="Times New Roman" w:hint="eastAsia"/>
+                <w:b/>
+                <w:bCs/>
+                <w:color w:val="000000"/>
+                <w:sz w:val="18"/>
+                <w:szCs w:val="18"/>
+              </w:rPr>
+            </w:pPr>
+            <w:r>
+              <w:rPr>
+                <w:rFonts w:asciiTheme="minorEastAsia" w:hAnsiTheme="minorEastAsia" w:cs="Times New Roman" w:hint="eastAsia"/>
+                <w:b/>
+                <w:bCs/>
+                <w:color w:val="000000"/>
+                <w:sz w:val="18"/>
+                <w:szCs w:val="18"/>
+              </w:rPr>
+              <w:t>门厅守卫</w:t>
+            </w:r>
+          </w:p>
+        </w:tc>
+        <w:tc>
+          <w:tcPr>
+            <w:tcW w:w="8712" w:type="dxa"/>
+            <w:gridSpan w:val="2"/>
+            <w:noWrap/>
+            <w:hideMark/>
+          </w:tcPr>
+          <w:p>
+            <w:pPr>
+              <w:widowControl/>
+              <w:jc w:val="left"/>
+              <w:rPr>
+                <w:rFonts w:asciiTheme="minorEastAsia" w:hAnsiTheme="minorEastAsia" w:cs="Times New Roman"/>
+                <w:color w:val="000000"/>
+                <w:sz w:val="18"/>
+                <w:szCs w:val="18"/>
+              </w:rPr>
+            </w:pPr>
+            <w:r>
+              <w:rPr>
+                <w:rFonts w:asciiTheme="minorEastAsia" w:hAnsiTheme="minorEastAsia" w:cs="Times New Roman" w:hint="eastAsia"/>
+                <w:color w:val="000000"/>
+                <w:sz w:val="18"/>
+                <w:szCs w:val="18"/>
+              </w:rPr>
+              <w:t>持戟-步兵</w:t>
+            </w:r>
+            <w:r>
+              <w:rPr>
+                <w:rFonts w:asciiTheme="minorEastAsia" w:hAnsiTheme="minorEastAsia" w:cs="Times New Roman" w:hint="eastAsia"/>
+                <w:color w:val="000000"/>
+                <w:sz w:val="18"/>
+                <w:szCs w:val="18"/>
+              </w:rPr>
+              <w:t>（G）</w:t>
+            </w:r>
+          </w:p>
+        </w:tc>
+      </w:tr>
+      <w:tr>
+        <w:trPr>
+          <w:trHeight w:val="113"/>
+        </w:trPr>
+        <w:tc>
+          <w:tcPr>
+            <w:tcW w:w="2056" w:type="dxa"/>
+            <w:vMerge w:val="restart"/>
+            <w:noWrap/>
+            <w:hideMark/>
+          </w:tcPr>
+          <w:p>
+            <w:pPr>
+              <w:widowControl/>
+              <w:jc w:val="left"/>
+              <w:rPr>
+                <w:rFonts w:asciiTheme="minorEastAsia" w:hAnsiTheme="minorEastAsia" w:cs="Times New Roman"/>
+                <w:color w:val="000000"/>
+                <w:sz w:val="18"/>
+                <w:szCs w:val="18"/>
+              </w:rPr>
+            </w:pPr>
+          </w:p>
+        </w:tc>
+        <w:tc>
+          <w:tcPr>
+            <w:tcW w:w="3519" w:type="dxa"/>
+            <w:noWrap/>
+            <w:vAlign w:val="center"/>
+            <w:hideMark/>
+          </w:tcPr>
+          <w:p>
+            <w:pPr>
+              <w:widowControl/>
+              <w:jc w:val="left"/>
+              <w:rPr>
+                <w:rFonts w:asciiTheme="minorEastAsia" w:hAnsiTheme="minorEastAsia" w:cs="Times New Roman"/>
+                <w:color w:val="000000"/>
+                <w:sz w:val="18"/>
+                <w:szCs w:val="18"/>
+              </w:rPr>
+            </w:pPr>
+            <w:r>
+              <w:rPr>
+                <w:rFonts w:asciiTheme="minorEastAsia" w:hAnsiTheme="minorEastAsia" w:cs="Times New Roman" w:hint="eastAsia"/>
+                <w:color w:val="000000"/>
+                <w:sz w:val="18"/>
+                <w:szCs w:val="18"/>
+              </w:rPr>
+              <w:t>人数</w:t>
+            </w:r>
+            <w:r>
+              <w:rPr>
+                <w:rFonts w:asciiTheme="minorEastAsia" w:hAnsiTheme="minorEastAsia" w:cs="Times New Roman" w:hint="eastAsia"/>
+                <w:color w:val="000000"/>
+                <w:sz w:val="18"/>
+                <w:szCs w:val="18"/>
+              </w:rPr>
+              <w:t>64</w:t>
+            </w:r>
+            <w:r>
+              <w:rPr>
+                <w:rFonts w:asciiTheme="minorEastAsia" w:hAnsiTheme="minorEastAsia" w:cs="Times New Roman"/>
+                <w:color w:val="000000"/>
+                <w:sz w:val="18"/>
+                <w:szCs w:val="18"/>
+              </w:rPr>
+              <w:t xml:space="preserve">  </w:t>
+            </w:r>
+            <w:r>
+              <w:rPr>
+                <w:rFonts w:asciiTheme="minorEastAsia" w:hAnsiTheme="minorEastAsia" w:cs="Times New Roman" w:hint="eastAsia"/>
+                <w:color w:val="000000"/>
+                <w:sz w:val="18"/>
+                <w:szCs w:val="18"/>
+              </w:rPr>
+              <w:t>单体生命</w:t>
+            </w:r>
+            <w:r>
+              <w:rPr>
+                <w:rFonts w:asciiTheme="minorEastAsia" w:hAnsiTheme="minorEastAsia" w:cs="Times New Roman" w:hint="eastAsia"/>
+                <w:color w:val="000000"/>
+                <w:sz w:val="18"/>
+                <w:szCs w:val="18"/>
+              </w:rPr>
+              <w:t>50</w:t>
+            </w:r>
+          </w:p>
+        </w:tc>
+        <w:tc>
+          <w:tcPr>
+            <w:tcW w:w="5193" w:type="dxa"/>
+            <w:vMerge w:val="restart"/>
+            <w:noWrap/>
+            <w:vAlign w:val="center"/>
+            <w:hideMark/>
+          </w:tcPr>
+          <w:p>
+            <w:pPr>
+              <w:widowControl/>
+              <w:jc w:val="left"/>
+              <w:rPr>
+                <w:rFonts w:asciiTheme="minorEastAsia" w:hAnsiTheme="minorEastAsia" w:cs="Times New Roman"/>
+                <w:color w:val="000000"/>
+                <w:sz w:val="18"/>
+                <w:szCs w:val="18"/>
+              </w:rPr>
+            </w:pPr>
+            <w:r>
+              <w:rPr>
+                <w:rFonts w:asciiTheme="minorEastAsia" w:hAnsiTheme="minorEastAsia" w:cs="Times New Roman" w:hint="eastAsia"/>
+                <w:color w:val="000000"/>
+                <w:sz w:val="18"/>
+                <w:szCs w:val="18"/>
+              </w:rPr>
+              <w:t>攻击</w:t>
+            </w:r>
+            <w:r>
+              <w:rPr>
+                <w:rFonts w:asciiTheme="minorEastAsia" w:hAnsiTheme="minorEastAsia" w:cs="Times New Roman" w:hint="eastAsia"/>
+                <w:color w:val="000000"/>
+                <w:sz w:val="18"/>
+                <w:szCs w:val="18"/>
+              </w:rPr>
+              <w:t>30</w:t>
+            </w:r>
+            <w:r>
+              <w:rPr>
+                <w:rFonts w:asciiTheme="minorEastAsia" w:hAnsiTheme="minorEastAsia" w:cs="Times New Roman"/>
+                <w:color w:val="000000"/>
+                <w:sz w:val="18"/>
+                <w:szCs w:val="18"/>
+              </w:rPr>
+              <w:t xml:space="preserve">  </w:t>
+            </w:r>
+            <w:r>
+              <w:rPr>
+                <w:rFonts w:asciiTheme="minorEastAsia" w:hAnsiTheme="minorEastAsia" w:cs="Times New Roman" w:hint="eastAsia"/>
+                <w:color w:val="000000"/>
+                <w:sz w:val="18"/>
+                <w:szCs w:val="18"/>
+              </w:rPr>
+              <w:t>近战</w:t>
+            </w:r>
+            <w:r>
+              <w:rPr>
+                <w:rFonts w:asciiTheme="minorEastAsia" w:hAnsiTheme="minorEastAsia" w:cs="Times New Roman" w:hint="eastAsia"/>
+                <w:color w:val="000000"/>
+                <w:sz w:val="18"/>
+                <w:szCs w:val="18"/>
+              </w:rPr>
+              <w:t xml:space="preserve"> </w:t>
+            </w:r>
+            <w:r>
+              <w:rPr>
+                <w:rFonts w:asciiTheme="minorEastAsia" w:hAnsiTheme="minorEastAsia" w:cs="Times New Roman"/>
+                <w:color w:val="000000"/>
+                <w:sz w:val="18"/>
+                <w:szCs w:val="18"/>
+              </w:rPr>
+              <w:t xml:space="preserve"> </w:t>
+            </w:r>
+            <w:r>
+              <w:rPr>
+                <w:rFonts w:asciiTheme="minorEastAsia" w:hAnsiTheme="minorEastAsia" w:cs="Times New Roman" w:hint="eastAsia"/>
+                <w:color w:val="000000"/>
+                <w:sz w:val="18"/>
+                <w:szCs w:val="18"/>
+              </w:rPr>
+              <w:t>破甲40</w:t>
+            </w:r>
+          </w:p>
+          <w:p>
+            <w:pPr>
+              <w:widowControl/>
+              <w:jc w:val="left"/>
+              <w:rPr>
+                <w:rFonts w:asciiTheme="minorEastAsia" w:hAnsiTheme="minorEastAsia" w:cs="Times New Roman"/>
+                <w:color w:val="000000"/>
+                <w:sz w:val="18"/>
+                <w:szCs w:val="18"/>
+              </w:rPr>
+            </w:pPr>
+          </w:p>
+        </w:tc>
+      </w:tr>
+      <w:tr>
+        <w:trPr>
+          <w:trHeight w:val="112"/>
+        </w:trPr>
+        <w:tc>
+          <w:tcPr>
+            <w:tcW w:w="2056" w:type="dxa"/>
+            <w:vMerge/>
+            <w:noWrap/>
+          </w:tcPr>
+          <w:p>
+            <w:pPr>
+              <w:widowControl/>
+              <w:jc w:val="left"/>
+              <w:rPr>
+                <w:rFonts w:asciiTheme="minorEastAsia" w:hAnsiTheme="minorEastAsia" w:cs="Times New Roman"/>
+                <w:color w:val="000000"/>
+                <w:sz w:val="18"/>
+                <w:szCs w:val="18"/>
+              </w:rPr>
+            </w:pPr>
+          </w:p>
+        </w:tc>
+        <w:tc>
+          <w:tcPr>
+            <w:tcW w:w="3519" w:type="dxa"/>
+            <w:noWrap/>
+            <w:vAlign w:val="center"/>
+          </w:tcPr>
+          <w:p>
+            <w:pPr>
+              <w:widowControl/>
+              <w:jc w:val="left"/>
+              <w:rPr>
+                <w:rFonts w:asciiTheme="minorEastAsia" w:hAnsiTheme="minorEastAsia" w:cs="Times New Roman"/>
+                <w:color w:val="000000"/>
+                <w:sz w:val="18"/>
+                <w:szCs w:val="18"/>
+              </w:rPr>
+            </w:pPr>
+            <w:r>
+              <w:rPr>
+                <w:rFonts w:asciiTheme="minorEastAsia" w:hAnsiTheme="minorEastAsia" w:cs="Times New Roman" w:hint="eastAsia"/>
+                <w:color w:val="000000"/>
+                <w:sz w:val="18"/>
+                <w:szCs w:val="18"/>
+              </w:rPr>
+              <w:t>护甲/闪避：近战</w:t>
+            </w:r>
+            <w:r>
+              <w:rPr>
+                <w:rFonts w:asciiTheme="minorEastAsia" w:hAnsiTheme="minorEastAsia" w:cs="Times New Roman" w:hint="eastAsia"/>
+                <w:color w:val="000000"/>
+                <w:sz w:val="18"/>
+                <w:szCs w:val="18"/>
+              </w:rPr>
+              <w:t>30</w:t>
+            </w:r>
+            <w:r>
+              <w:rPr>
+                <w:rFonts w:asciiTheme="minorEastAsia" w:hAnsiTheme="minorEastAsia" w:cs="Times New Roman"/>
+                <w:color w:val="000000"/>
+                <w:sz w:val="18"/>
+                <w:szCs w:val="18"/>
+              </w:rPr>
+              <w:t xml:space="preserve">  </w:t>
+            </w:r>
+            <w:r>
+              <w:rPr>
+                <w:rFonts w:asciiTheme="minorEastAsia" w:hAnsiTheme="minorEastAsia" w:cs="Times New Roman" w:hint="eastAsia"/>
+                <w:color w:val="000000"/>
+                <w:sz w:val="18"/>
+                <w:szCs w:val="18"/>
+              </w:rPr>
+              <w:t>远程0</w:t>
+            </w:r>
+            <w:r>
+              <w:rPr>
+                <w:rFonts w:asciiTheme="minorEastAsia" w:hAnsiTheme="minorEastAsia" w:cs="Times New Roman"/>
+                <w:color w:val="000000"/>
+                <w:sz w:val="18"/>
+                <w:szCs w:val="18"/>
+              </w:rPr>
+              <w:t xml:space="preserve">  </w:t>
+            </w:r>
+            <w:r>
+              <w:rPr>
+                <w:rFonts w:asciiTheme="minorEastAsia" w:hAnsiTheme="minorEastAsia" w:cs="Times New Roman" w:hint="eastAsia"/>
+                <w:color w:val="000000"/>
+                <w:sz w:val="18"/>
+                <w:szCs w:val="18"/>
+              </w:rPr>
+              <w:t>冲杀</w:t>
+            </w:r>
+            <w:r>
+              <w:rPr>
+                <w:rFonts w:asciiTheme="minorEastAsia" w:hAnsiTheme="minorEastAsia" w:cs="Times New Roman" w:hint="eastAsia"/>
+                <w:color w:val="000000"/>
+                <w:sz w:val="18"/>
+                <w:szCs w:val="18"/>
+              </w:rPr>
+              <w:t>7</w:t>
+            </w:r>
+            <w:r>
+              <w:rPr>
+                <w:rFonts w:asciiTheme="minorEastAsia" w:hAnsiTheme="minorEastAsia" w:cs="Times New Roman" w:hint="eastAsia"/>
+                <w:color w:val="000000"/>
+                <w:sz w:val="18"/>
+                <w:szCs w:val="18"/>
+              </w:rPr>
+              <w:t>0</w:t>
+            </w:r>
+          </w:p>
+        </w:tc>
+        <w:tc>
+          <w:tcPr>
+            <w:tcW w:w="5193" w:type="dxa"/>
+            <w:vMerge/>
+            <w:noWrap/>
+            <w:vAlign w:val="center"/>
+          </w:tcPr>
+          <w:p>
+            <w:pPr>
+              <w:widowControl/>
+              <w:jc w:val="center"/>
+              <w:rPr>
+                <w:rFonts w:asciiTheme="minorEastAsia" w:hAnsiTheme="minorEastAsia" w:cs="Times New Roman"/>
+                <w:color w:val="000000"/>
+                <w:sz w:val="18"/>
+                <w:szCs w:val="18"/>
+              </w:rPr>
+            </w:pPr>
+          </w:p>
+        </w:tc>
+      </w:tr>
+      <w:tr>
+        <w:trPr>
+          <w:trHeight w:val="270"/>
+        </w:trPr>
+        <w:tc>
+          <w:tcPr>
+            <w:tcW w:w="2056" w:type="dxa"/>
+            <w:vMerge/>
+            <w:hideMark/>
+          </w:tcPr>
+          <w:p>
+            <w:pPr>
+              <w:widowControl/>
+              <w:jc w:val="left"/>
+              <w:rPr>
+                <w:rFonts w:asciiTheme="minorEastAsia" w:hAnsiTheme="minorEastAsia" w:cs="Times New Roman"/>
+                <w:color w:val="000000"/>
+                <w:sz w:val="18"/>
+                <w:szCs w:val="18"/>
+              </w:rPr>
+            </w:pPr>
+          </w:p>
+        </w:tc>
+        <w:tc>
+          <w:tcPr>
+            <w:tcW w:w="3519" w:type="dxa"/>
+            <w:noWrap/>
+            <w:vAlign w:val="center"/>
+            <w:hideMark/>
+          </w:tcPr>
+          <w:p>
+            <w:pPr>
+              <w:widowControl/>
+              <w:jc w:val="left"/>
+              <w:rPr>
+                <w:rFonts w:asciiTheme="minorEastAsia" w:hAnsiTheme="minorEastAsia" w:cs="Times New Roman"/>
+                <w:color w:val="000000"/>
+                <w:sz w:val="18"/>
+                <w:szCs w:val="18"/>
+              </w:rPr>
+            </w:pPr>
+            <w:r>
+              <w:rPr>
+                <w:rFonts w:asciiTheme="minorEastAsia" w:hAnsiTheme="minorEastAsia" w:cs="Times New Roman"/>
+                <w:color w:val="000000"/>
+                <w:sz w:val="18"/>
+                <w:szCs w:val="18"/>
+              </w:rPr>
+              <w:t xml:space="preserve">移速 </w:t>
+            </w:r>
+            <w:r>
+              <w:rPr>
+                <w:rFonts w:asciiTheme="minorEastAsia" w:hAnsiTheme="minorEastAsia" w:cs="Times New Roman" w:hint="eastAsia"/>
+                <w:color w:val="000000"/>
+                <w:sz w:val="18"/>
+                <w:szCs w:val="18"/>
+              </w:rPr>
+              <w:t>4</w:t>
+            </w:r>
+          </w:p>
+        </w:tc>
+        <w:tc>
+          <w:tcPr>
+            <w:tcW w:w="5193" w:type="dxa"/>
+            <w:vMerge/>
+            <w:hideMark/>
+          </w:tcPr>
+          <w:p>
+            <w:pPr>
+              <w:widowControl/>
+              <w:jc w:val="left"/>
+              <w:rPr>
+                <w:rFonts w:asciiTheme="minorEastAsia" w:hAnsiTheme="minorEastAsia" w:cs="Times New Roman"/>
+                <w:color w:val="000000"/>
+                <w:sz w:val="18"/>
+                <w:szCs w:val="18"/>
+              </w:rPr>
+            </w:pPr>
+          </w:p>
+        </w:tc>
+      </w:tr>
+    </w:tbl>
+    <w:p>
+      <w:pPr>
+        <w:spacing w:after="0" w:line="240" w:lineRule="auto"/>
+        <w:rPr>
+          <w:rFonts w:asciiTheme="minorEastAsia" w:hAnsiTheme="minorEastAsia"/>
+          <w:sz w:val="18"/>
+          <w:szCs w:val="18"/>
+        </w:rPr>
+      </w:pPr>
+    </w:p>
+    <w:tbl>
+      <w:tblPr>
+        <w:tblStyle w:val="TableGrid"/>
+        <w:tblW w:w="10768" w:type="dxa"/>
+        <w:tblLook w:val="04A0" w:firstRow="1" w:lastRow="0" w:firstColumn="1" w:lastColumn="0" w:noHBand="0" w:noVBand="1"/>
+      </w:tblPr>
+      <w:tblGrid>
+        <w:gridCol w:w="2056"/>
+        <w:gridCol w:w="3519"/>
+        <w:gridCol w:w="5193"/>
+      </w:tblGrid>
+      <w:tr>
+        <w:trPr>
+          <w:trHeight w:val="270"/>
+        </w:trPr>
+        <w:tc>
+          <w:tcPr>
+            <w:tcW w:w="2056" w:type="dxa"/>
+            <w:noWrap/>
+            <w:hideMark/>
+          </w:tcPr>
+          <w:p>
+            <w:pPr>
+              <w:widowControl/>
+              <w:jc w:val="center"/>
+              <w:rPr>
+                <w:rFonts w:asciiTheme="minorEastAsia" w:hAnsiTheme="minorEastAsia" w:cs="Times New Roman"/>
+                <w:b/>
+                <w:bCs/>
+                <w:color w:val="000000"/>
+                <w:sz w:val="18"/>
+                <w:szCs w:val="18"/>
+              </w:rPr>
+            </w:pPr>
+            <w:r>
+              <w:rPr>
+                <w:rFonts w:asciiTheme="minorEastAsia" w:hAnsiTheme="minorEastAsia" w:cs="Times New Roman" w:hint="eastAsia"/>
+                <w:b/>
+                <w:bCs/>
+                <w:color w:val="000000"/>
+                <w:sz w:val="18"/>
+                <w:szCs w:val="18"/>
+              </w:rPr>
+              <w:t>诺德刽子手</w:t>
+            </w:r>
+          </w:p>
+        </w:tc>
+        <w:tc>
+          <w:tcPr>
+            <w:tcW w:w="8712" w:type="dxa"/>
+            <w:gridSpan w:val="2"/>
+            <w:noWrap/>
+            <w:hideMark/>
+          </w:tcPr>
+          <w:p>
+            <w:pPr>
+              <w:widowControl/>
+              <w:jc w:val="left"/>
+              <w:rPr>
+                <w:rFonts w:asciiTheme="minorEastAsia" w:hAnsiTheme="minorEastAsia" w:cs="Times New Roman"/>
+                <w:color w:val="000000"/>
+                <w:sz w:val="18"/>
+                <w:szCs w:val="18"/>
+              </w:rPr>
+            </w:pPr>
+            <w:r>
+              <w:rPr>
+                <w:rFonts w:asciiTheme="minorEastAsia" w:hAnsiTheme="minorEastAsia" w:cs="Times New Roman" w:hint="eastAsia"/>
+                <w:color w:val="000000"/>
+                <w:sz w:val="18"/>
+                <w:szCs w:val="18"/>
+              </w:rPr>
+              <w:t>巨斧-</w:t>
+            </w:r>
+            <w:r>
+              <w:rPr>
+                <w:rFonts w:asciiTheme="minorEastAsia" w:hAnsiTheme="minorEastAsia" w:cs="Times New Roman" w:hint="eastAsia"/>
+                <w:color w:val="000000"/>
+                <w:sz w:val="18"/>
+                <w:szCs w:val="18"/>
+              </w:rPr>
+              <w:t>装甲-步兵</w:t>
+            </w:r>
+            <w:r>
+              <w:rPr>
+                <w:rFonts w:asciiTheme="minorEastAsia" w:hAnsiTheme="minorEastAsia" w:cs="Times New Roman" w:hint="eastAsia"/>
+                <w:color w:val="000000"/>
+                <w:sz w:val="18"/>
+                <w:szCs w:val="18"/>
+              </w:rPr>
+              <w:t>（G）</w:t>
+            </w:r>
+          </w:p>
+        </w:tc>
+      </w:tr>
+      <w:tr>
+        <w:trPr>
+          <w:trHeight w:val="113"/>
+        </w:trPr>
+        <w:tc>
+          <w:tcPr>
+            <w:tcW w:w="2056" w:type="dxa"/>
+            <w:vMerge w:val="restart"/>
+            <w:noWrap/>
+            <w:hideMark/>
+          </w:tcPr>
+          <w:p>
+            <w:pPr>
+              <w:widowControl/>
+              <w:jc w:val="left"/>
+              <w:rPr>
+                <w:rFonts w:asciiTheme="minorEastAsia" w:hAnsiTheme="minorEastAsia" w:cs="Times New Roman"/>
+                <w:color w:val="000000"/>
+                <w:sz w:val="18"/>
+                <w:szCs w:val="18"/>
+              </w:rPr>
+            </w:pPr>
+          </w:p>
+        </w:tc>
+        <w:tc>
+          <w:tcPr>
+            <w:tcW w:w="3519" w:type="dxa"/>
+            <w:noWrap/>
+            <w:vAlign w:val="center"/>
+            <w:hideMark/>
+          </w:tcPr>
+          <w:p>
+            <w:pPr>
+              <w:widowControl/>
+              <w:jc w:val="left"/>
+              <w:rPr>
+                <w:rFonts w:asciiTheme="minorEastAsia" w:hAnsiTheme="minorEastAsia" w:cs="Times New Roman"/>
+                <w:color w:val="000000"/>
+                <w:sz w:val="18"/>
+                <w:szCs w:val="18"/>
+              </w:rPr>
+            </w:pPr>
+            <w:r>
+              <w:rPr>
+                <w:rFonts w:asciiTheme="minorEastAsia" w:hAnsiTheme="minorEastAsia" w:cs="Times New Roman" w:hint="eastAsia"/>
+                <w:color w:val="000000"/>
+                <w:sz w:val="18"/>
+                <w:szCs w:val="18"/>
+              </w:rPr>
+              <w:t>人数</w:t>
+            </w:r>
+            <w:r>
+              <w:rPr>
+                <w:rFonts w:asciiTheme="minorEastAsia" w:hAnsiTheme="minorEastAsia" w:cs="Times New Roman" w:hint="eastAsia"/>
+                <w:color w:val="000000"/>
+                <w:sz w:val="18"/>
+                <w:szCs w:val="18"/>
+              </w:rPr>
+              <w:t>56</w:t>
+            </w:r>
+            <w:r>
+              <w:rPr>
+                <w:rFonts w:asciiTheme="minorEastAsia" w:hAnsiTheme="minorEastAsia" w:cs="Times New Roman"/>
+                <w:color w:val="000000"/>
+                <w:sz w:val="18"/>
+                <w:szCs w:val="18"/>
+              </w:rPr>
+              <w:t xml:space="preserve">  </w:t>
+            </w:r>
+            <w:r>
+              <w:rPr>
+                <w:rFonts w:asciiTheme="minorEastAsia" w:hAnsiTheme="minorEastAsia" w:cs="Times New Roman" w:hint="eastAsia"/>
+                <w:color w:val="000000"/>
+                <w:sz w:val="18"/>
+                <w:szCs w:val="18"/>
+              </w:rPr>
+              <w:t>单体生命</w:t>
+            </w:r>
+            <w:r>
+              <w:rPr>
+                <w:rFonts w:asciiTheme="minorEastAsia" w:hAnsiTheme="minorEastAsia" w:cs="Times New Roman" w:hint="eastAsia"/>
+                <w:color w:val="000000"/>
+                <w:sz w:val="18"/>
+                <w:szCs w:val="18"/>
+              </w:rPr>
+              <w:t>50</w:t>
+            </w:r>
+          </w:p>
+        </w:tc>
+        <w:tc>
+          <w:tcPr>
+            <w:tcW w:w="5193" w:type="dxa"/>
+            <w:vMerge w:val="restart"/>
+            <w:noWrap/>
+            <w:vAlign w:val="center"/>
+            <w:hideMark/>
+          </w:tcPr>
+          <w:p>
+            <w:pPr>
+              <w:widowControl/>
+              <w:jc w:val="left"/>
+              <w:rPr>
+                <w:rFonts w:asciiTheme="minorEastAsia" w:hAnsiTheme="minorEastAsia" w:cs="Times New Roman"/>
+                <w:color w:val="000000"/>
+                <w:sz w:val="18"/>
+                <w:szCs w:val="18"/>
+              </w:rPr>
+            </w:pPr>
+            <w:r>
+              <w:rPr>
+                <w:rFonts w:asciiTheme="minorEastAsia" w:hAnsiTheme="minorEastAsia" w:cs="Times New Roman" w:hint="eastAsia"/>
+                <w:color w:val="000000"/>
+                <w:sz w:val="18"/>
+                <w:szCs w:val="18"/>
+              </w:rPr>
+              <w:t>攻击</w:t>
+            </w:r>
+            <w:r>
+              <w:rPr>
+                <w:rFonts w:asciiTheme="minorEastAsia" w:hAnsiTheme="minorEastAsia" w:cs="Times New Roman" w:hint="eastAsia"/>
+                <w:color w:val="000000"/>
+                <w:sz w:val="18"/>
+                <w:szCs w:val="18"/>
+              </w:rPr>
+              <w:t>42</w:t>
+            </w:r>
+            <w:r>
+              <w:rPr>
+                <w:rFonts w:asciiTheme="minorEastAsia" w:hAnsiTheme="minorEastAsia" w:cs="Times New Roman"/>
+                <w:color w:val="000000"/>
+                <w:sz w:val="18"/>
+                <w:szCs w:val="18"/>
+              </w:rPr>
+              <w:t xml:space="preserve"> </w:t>
+            </w:r>
+            <w:r>
+              <w:rPr>
+                <w:rFonts w:asciiTheme="minorEastAsia" w:hAnsiTheme="minorEastAsia" w:cs="Times New Roman" w:hint="eastAsia"/>
+                <w:color w:val="000000"/>
+                <w:sz w:val="18"/>
+                <w:szCs w:val="18"/>
+              </w:rPr>
+              <w:t>vs</w:t>
+            </w:r>
+            <w:r>
+              <w:rPr>
+                <w:rFonts w:asciiTheme="minorEastAsia" w:hAnsiTheme="minorEastAsia" w:cs="Times New Roman"/>
+                <w:color w:val="000000"/>
+                <w:sz w:val="18"/>
+                <w:szCs w:val="18"/>
+              </w:rPr>
+              <w:t xml:space="preserve"> </w:t>
+            </w:r>
+            <w:r>
+              <w:rPr>
+                <w:rFonts w:asciiTheme="minorEastAsia" w:hAnsiTheme="minorEastAsia" w:cs="Times New Roman" w:hint="eastAsia"/>
+                <w:color w:val="000000"/>
+                <w:sz w:val="18"/>
+                <w:szCs w:val="18"/>
+              </w:rPr>
+              <w:t xml:space="preserve">步兵 </w:t>
+            </w:r>
+            <w:r>
+              <w:rPr>
+                <w:rFonts w:asciiTheme="minorEastAsia" w:hAnsiTheme="minorEastAsia" w:cs="Times New Roman"/>
+                <w:color w:val="000000"/>
+                <w:sz w:val="18"/>
+                <w:szCs w:val="18"/>
+              </w:rPr>
+              <w:t xml:space="preserve"> </w:t>
+            </w:r>
+            <w:r>
+              <w:rPr>
+                <w:rFonts w:asciiTheme="minorEastAsia" w:hAnsiTheme="minorEastAsia" w:cs="Times New Roman" w:hint="eastAsia"/>
+                <w:color w:val="000000"/>
+                <w:sz w:val="18"/>
+                <w:szCs w:val="18"/>
+              </w:rPr>
+              <w:t xml:space="preserve">近战 </w:t>
+            </w:r>
+            <w:r>
+              <w:rPr>
+                <w:rFonts w:asciiTheme="minorEastAsia" w:hAnsiTheme="minorEastAsia" w:cs="Times New Roman"/>
+                <w:color w:val="000000"/>
+                <w:sz w:val="18"/>
+                <w:szCs w:val="18"/>
+              </w:rPr>
+              <w:t xml:space="preserve"> </w:t>
+            </w:r>
+            <w:r>
+              <w:rPr>
+                <w:rFonts w:asciiTheme="minorEastAsia" w:hAnsiTheme="minorEastAsia" w:cs="Times New Roman" w:hint="eastAsia"/>
+                <w:color w:val="000000"/>
+                <w:sz w:val="18"/>
+                <w:szCs w:val="18"/>
+              </w:rPr>
+              <w:t>破甲</w:t>
+            </w:r>
+            <w:r>
+              <w:rPr>
+                <w:rFonts w:asciiTheme="minorEastAsia" w:hAnsiTheme="minorEastAsia" w:cs="Times New Roman" w:hint="eastAsia"/>
+                <w:color w:val="000000"/>
+                <w:sz w:val="18"/>
+                <w:szCs w:val="18"/>
+              </w:rPr>
+              <w:t>16</w:t>
+            </w:r>
+          </w:p>
+          <w:p>
+            <w:pPr>
+              <w:widowControl/>
+              <w:jc w:val="left"/>
+              <w:rPr>
+                <w:rFonts w:asciiTheme="minorEastAsia" w:hAnsiTheme="minorEastAsia" w:cs="Times New Roman"/>
+                <w:color w:val="000000"/>
+                <w:sz w:val="18"/>
+                <w:szCs w:val="18"/>
+              </w:rPr>
+            </w:pPr>
+            <w:r>
+              <w:rPr>
+                <w:rFonts w:asciiTheme="minorEastAsia" w:hAnsiTheme="minorEastAsia" w:cs="Times New Roman" w:hint="eastAsia"/>
+                <w:color w:val="000000"/>
+                <w:sz w:val="18"/>
+                <w:szCs w:val="18"/>
+              </w:rPr>
+              <w:t>攻击</w:t>
+            </w:r>
+            <w:r>
+              <w:rPr>
+                <w:rFonts w:asciiTheme="minorEastAsia" w:hAnsiTheme="minorEastAsia" w:cs="Times New Roman" w:hint="eastAsia"/>
+                <w:color w:val="000000"/>
+                <w:sz w:val="18"/>
+                <w:szCs w:val="18"/>
+              </w:rPr>
+              <w:t>42</w:t>
+            </w:r>
+            <w:r>
+              <w:rPr>
+                <w:rFonts w:asciiTheme="minorEastAsia" w:hAnsiTheme="minorEastAsia" w:cs="Times New Roman"/>
+                <w:color w:val="000000"/>
+                <w:sz w:val="18"/>
+                <w:szCs w:val="18"/>
+              </w:rPr>
+              <w:t xml:space="preserve"> </w:t>
+            </w:r>
+            <w:r>
+              <w:rPr>
+                <w:rFonts w:asciiTheme="minorEastAsia" w:hAnsiTheme="minorEastAsia" w:cs="Times New Roman" w:hint="eastAsia"/>
+                <w:color w:val="000000"/>
+                <w:sz w:val="18"/>
+                <w:szCs w:val="18"/>
+              </w:rPr>
+              <w:t>vs</w:t>
+            </w:r>
+            <w:r>
+              <w:rPr>
+                <w:rFonts w:asciiTheme="minorEastAsia" w:hAnsiTheme="minorEastAsia" w:cs="Times New Roman"/>
+                <w:color w:val="000000"/>
+                <w:sz w:val="18"/>
+                <w:szCs w:val="18"/>
+              </w:rPr>
+              <w:t xml:space="preserve"> </w:t>
+            </w:r>
+            <w:r>
+              <w:rPr>
+                <w:rFonts w:asciiTheme="minorEastAsia" w:hAnsiTheme="minorEastAsia" w:cs="Times New Roman" w:hint="eastAsia"/>
+                <w:color w:val="000000"/>
+                <w:sz w:val="18"/>
+                <w:szCs w:val="18"/>
+              </w:rPr>
+              <w:t xml:space="preserve">其他 </w:t>
+            </w:r>
+            <w:r>
+              <w:rPr>
+                <w:rFonts w:asciiTheme="minorEastAsia" w:hAnsiTheme="minorEastAsia" w:cs="Times New Roman"/>
+                <w:color w:val="000000"/>
+                <w:sz w:val="18"/>
+                <w:szCs w:val="18"/>
+              </w:rPr>
+              <w:t xml:space="preserve"> </w:t>
+            </w:r>
+            <w:r>
+              <w:rPr>
+                <w:rFonts w:asciiTheme="minorEastAsia" w:hAnsiTheme="minorEastAsia" w:cs="Times New Roman" w:hint="eastAsia"/>
+                <w:color w:val="000000"/>
+                <w:sz w:val="18"/>
+                <w:szCs w:val="18"/>
+              </w:rPr>
+              <w:t>近战</w:t>
+            </w:r>
+          </w:p>
+        </w:tc>
+      </w:tr>
+      <w:tr>
+        <w:trPr>
+          <w:trHeight w:val="112"/>
+        </w:trPr>
+        <w:tc>
+          <w:tcPr>
+            <w:tcW w:w="2056" w:type="dxa"/>
+            <w:vMerge/>
+            <w:noWrap/>
+          </w:tcPr>
+          <w:p>
+            <w:pPr>
+              <w:widowControl/>
+              <w:jc w:val="left"/>
+              <w:rPr>
+                <w:rFonts w:asciiTheme="minorEastAsia" w:hAnsiTheme="minorEastAsia" w:cs="Times New Roman"/>
+                <w:color w:val="000000"/>
+                <w:sz w:val="18"/>
+                <w:szCs w:val="18"/>
+              </w:rPr>
+            </w:pPr>
+          </w:p>
+        </w:tc>
+        <w:tc>
+          <w:tcPr>
+            <w:tcW w:w="3519" w:type="dxa"/>
+            <w:noWrap/>
+            <w:vAlign w:val="center"/>
+          </w:tcPr>
+          <w:p>
+            <w:pPr>
+              <w:widowControl/>
+              <w:jc w:val="left"/>
+              <w:rPr>
+                <w:rFonts w:asciiTheme="minorEastAsia" w:hAnsiTheme="minorEastAsia" w:cs="Times New Roman"/>
+                <w:color w:val="000000"/>
+                <w:sz w:val="18"/>
+                <w:szCs w:val="18"/>
+              </w:rPr>
+            </w:pPr>
+            <w:r>
+              <w:rPr>
+                <w:rFonts w:asciiTheme="minorEastAsia" w:hAnsiTheme="minorEastAsia" w:cs="Times New Roman" w:hint="eastAsia"/>
+                <w:color w:val="000000"/>
+                <w:sz w:val="18"/>
+                <w:szCs w:val="18"/>
+              </w:rPr>
+              <w:t>护甲/闪避：近战</w:t>
+            </w:r>
+            <w:r>
+              <w:rPr>
+                <w:rFonts w:asciiTheme="minorEastAsia" w:hAnsiTheme="minorEastAsia" w:cs="Times New Roman" w:hint="eastAsia"/>
+                <w:color w:val="000000"/>
+                <w:sz w:val="18"/>
+                <w:szCs w:val="18"/>
+              </w:rPr>
+              <w:t>80</w:t>
+            </w:r>
+            <w:r>
+              <w:rPr>
+                <w:rFonts w:asciiTheme="minorEastAsia" w:hAnsiTheme="minorEastAsia" w:cs="Times New Roman"/>
+                <w:color w:val="000000"/>
+                <w:sz w:val="18"/>
+                <w:szCs w:val="18"/>
+              </w:rPr>
+              <w:t xml:space="preserve">  </w:t>
+            </w:r>
+            <w:r>
+              <w:rPr>
+                <w:rFonts w:asciiTheme="minorEastAsia" w:hAnsiTheme="minorEastAsia" w:cs="Times New Roman" w:hint="eastAsia"/>
+                <w:color w:val="000000"/>
+                <w:sz w:val="18"/>
+                <w:szCs w:val="18"/>
+              </w:rPr>
+              <w:t>远程</w:t>
+            </w:r>
+            <w:r>
+              <w:rPr>
+                <w:rFonts w:asciiTheme="minorEastAsia" w:hAnsiTheme="minorEastAsia" w:cs="Times New Roman" w:hint="eastAsia"/>
+                <w:color w:val="000000"/>
+                <w:sz w:val="18"/>
+                <w:szCs w:val="18"/>
+              </w:rPr>
+              <w:t>3</w:t>
+            </w:r>
+            <w:r>
+              <w:rPr>
+                <w:rFonts w:asciiTheme="minorEastAsia" w:hAnsiTheme="minorEastAsia" w:cs="Times New Roman" w:hint="eastAsia"/>
+                <w:color w:val="000000"/>
+                <w:sz w:val="18"/>
+                <w:szCs w:val="18"/>
+              </w:rPr>
+              <w:t>0</w:t>
+            </w:r>
+            <w:r>
+              <w:rPr>
+                <w:rFonts w:asciiTheme="minorEastAsia" w:hAnsiTheme="minorEastAsia" w:cs="Times New Roman"/>
+                <w:color w:val="000000"/>
+                <w:sz w:val="18"/>
+                <w:szCs w:val="18"/>
+              </w:rPr>
+              <w:t xml:space="preserve">  </w:t>
+            </w:r>
+            <w:r>
+              <w:rPr>
+                <w:rFonts w:asciiTheme="minorEastAsia" w:hAnsiTheme="minorEastAsia" w:cs="Times New Roman" w:hint="eastAsia"/>
+                <w:color w:val="000000"/>
+                <w:sz w:val="18"/>
+                <w:szCs w:val="18"/>
+              </w:rPr>
+              <w:t>冲杀0</w:t>
+            </w:r>
+          </w:p>
+        </w:tc>
+        <w:tc>
+          <w:tcPr>
+            <w:tcW w:w="5193" w:type="dxa"/>
+            <w:vMerge/>
+            <w:noWrap/>
+            <w:vAlign w:val="center"/>
+          </w:tcPr>
+          <w:p>
+            <w:pPr>
+              <w:widowControl/>
+              <w:jc w:val="center"/>
+              <w:rPr>
+                <w:rFonts w:asciiTheme="minorEastAsia" w:hAnsiTheme="minorEastAsia" w:cs="Times New Roman"/>
+                <w:color w:val="000000"/>
+                <w:sz w:val="18"/>
+                <w:szCs w:val="18"/>
+              </w:rPr>
+            </w:pPr>
+          </w:p>
+        </w:tc>
+      </w:tr>
+      <w:tr>
+        <w:trPr>
+          <w:trHeight w:val="270"/>
+        </w:trPr>
+        <w:tc>
+          <w:tcPr>
+            <w:tcW w:w="2056" w:type="dxa"/>
+            <w:vMerge/>
+            <w:hideMark/>
+          </w:tcPr>
+          <w:p>
+            <w:pPr>
+              <w:widowControl/>
+              <w:jc w:val="left"/>
+              <w:rPr>
+                <w:rFonts w:asciiTheme="minorEastAsia" w:hAnsiTheme="minorEastAsia" w:cs="Times New Roman"/>
+                <w:color w:val="000000"/>
+                <w:sz w:val="18"/>
+                <w:szCs w:val="18"/>
+              </w:rPr>
+            </w:pPr>
+          </w:p>
+        </w:tc>
+        <w:tc>
+          <w:tcPr>
+            <w:tcW w:w="3519" w:type="dxa"/>
+            <w:noWrap/>
+            <w:vAlign w:val="center"/>
+            <w:hideMark/>
+          </w:tcPr>
+          <w:p>
+            <w:pPr>
+              <w:widowControl/>
+              <w:jc w:val="left"/>
+              <w:rPr>
+                <w:rFonts w:asciiTheme="minorEastAsia" w:hAnsiTheme="minorEastAsia" w:cs="Times New Roman"/>
+                <w:color w:val="000000"/>
+                <w:sz w:val="18"/>
+                <w:szCs w:val="18"/>
+              </w:rPr>
+            </w:pPr>
+            <w:r>
+              <w:rPr>
+                <w:rFonts w:asciiTheme="minorEastAsia" w:hAnsiTheme="minorEastAsia" w:cs="Times New Roman"/>
+                <w:color w:val="000000"/>
+                <w:sz w:val="18"/>
+                <w:szCs w:val="18"/>
+              </w:rPr>
+              <w:t xml:space="preserve">移速 </w:t>
+            </w:r>
+            <w:r>
+              <w:rPr>
+                <w:rFonts w:asciiTheme="minorEastAsia" w:hAnsiTheme="minorEastAsia" w:cs="Times New Roman" w:hint="eastAsia"/>
+                <w:color w:val="000000"/>
+                <w:sz w:val="18"/>
+                <w:szCs w:val="18"/>
+              </w:rPr>
+              <w:t>3</w:t>
+            </w:r>
+          </w:p>
+        </w:tc>
+        <w:tc>
+          <w:tcPr>
+            <w:tcW w:w="5193" w:type="dxa"/>
+            <w:vMerge/>
+            <w:hideMark/>
+          </w:tcPr>
+          <w:p>
+            <w:pPr>
+              <w:widowControl/>
+              <w:jc w:val="left"/>
+              <w:rPr>
+                <w:rFonts w:asciiTheme="minorEastAsia" w:hAnsiTheme="minorEastAsia" w:cs="Times New Roman"/>
+                <w:color w:val="000000"/>
+                <w:sz w:val="18"/>
+                <w:szCs w:val="18"/>
+              </w:rPr>
+            </w:pPr>
+          </w:p>
+        </w:tc>
+      </w:tr>
+    </w:tbl>
+    <w:p>
+      <w:pPr>
+        <w:spacing w:after="0" w:line="240" w:lineRule="auto"/>
+        <w:rPr>
+          <w:rFonts w:asciiTheme="minorEastAsia" w:hAnsiTheme="minorEastAsia"/>
+          <w:sz w:val="18"/>
+          <w:szCs w:val="18"/>
+        </w:rPr>
+      </w:pPr>
+    </w:p>
+    <w:tbl>
+      <w:tblPr>
+        <w:tblStyle w:val="TableGrid"/>
+        <w:tblW w:w="10768" w:type="dxa"/>
+        <w:tblLook w:val="04A0" w:firstRow="1" w:lastRow="0" w:firstColumn="1" w:lastColumn="0" w:noHBand="0" w:noVBand="1"/>
+      </w:tblPr>
+      <w:tblGrid>
+        <w:gridCol w:w="2056"/>
+        <w:gridCol w:w="3519"/>
+        <w:gridCol w:w="5193"/>
+      </w:tblGrid>
+      <w:tr>
+        <w:trPr>
+          <w:trHeight w:val="270"/>
+        </w:trPr>
+        <w:tc>
+          <w:tcPr>
+            <w:tcW w:w="2056" w:type="dxa"/>
+            <w:noWrap/>
+            <w:hideMark/>
+          </w:tcPr>
+          <w:p>
+            <w:pPr>
+              <w:widowControl/>
+              <w:jc w:val="center"/>
+              <w:rPr>
+                <w:rFonts w:asciiTheme="minorEastAsia" w:hAnsiTheme="minorEastAsia" w:cs="Times New Roman"/>
+                <w:b/>
+                <w:bCs/>
+                <w:color w:val="000000"/>
+                <w:sz w:val="18"/>
+                <w:szCs w:val="18"/>
+              </w:rPr>
+            </w:pPr>
+            <w:r>
+              <w:rPr>
+                <w:rFonts w:asciiTheme="minorEastAsia" w:hAnsiTheme="minorEastAsia" w:cs="Times New Roman" w:hint="eastAsia"/>
+                <w:b/>
+                <w:bCs/>
+                <w:color w:val="000000"/>
+                <w:sz w:val="18"/>
+                <w:szCs w:val="18"/>
+              </w:rPr>
+              <w:t>滨海守卫</w:t>
+            </w:r>
+          </w:p>
+        </w:tc>
+        <w:tc>
+          <w:tcPr>
+            <w:tcW w:w="8712" w:type="dxa"/>
+            <w:gridSpan w:val="2"/>
+            <w:noWrap/>
+            <w:hideMark/>
+          </w:tcPr>
+          <w:p>
+            <w:pPr>
+              <w:widowControl/>
+              <w:jc w:val="left"/>
+              <w:rPr>
+                <w:rFonts w:asciiTheme="minorEastAsia" w:hAnsiTheme="minorEastAsia" w:cs="Times New Roman"/>
+                <w:color w:val="000000"/>
+                <w:sz w:val="18"/>
+                <w:szCs w:val="18"/>
+              </w:rPr>
+            </w:pPr>
+            <w:r>
+              <w:rPr>
+                <w:rFonts w:asciiTheme="minorEastAsia" w:hAnsiTheme="minorEastAsia" w:cs="Times New Roman" w:hint="eastAsia"/>
+                <w:color w:val="000000"/>
+                <w:sz w:val="18"/>
+                <w:szCs w:val="18"/>
+              </w:rPr>
+              <w:t>持矛-弓箭-步兵</w:t>
+            </w:r>
+            <w:r>
+              <w:rPr>
+                <w:rFonts w:asciiTheme="minorEastAsia" w:hAnsiTheme="minorEastAsia" w:cs="Times New Roman" w:hint="eastAsia"/>
+                <w:color w:val="000000"/>
+                <w:sz w:val="18"/>
+                <w:szCs w:val="18"/>
+              </w:rPr>
+              <w:t>（G）</w:t>
+            </w:r>
+          </w:p>
+        </w:tc>
+      </w:tr>
+      <w:tr>
+        <w:trPr>
+          <w:trHeight w:val="113"/>
+        </w:trPr>
+        <w:tc>
+          <w:tcPr>
+            <w:tcW w:w="2056" w:type="dxa"/>
+            <w:vMerge w:val="restart"/>
+            <w:noWrap/>
+            <w:hideMark/>
+          </w:tcPr>
+          <w:p>
+            <w:pPr>
+              <w:widowControl/>
+              <w:jc w:val="left"/>
+              <w:rPr>
+                <w:rFonts w:asciiTheme="minorEastAsia" w:hAnsiTheme="minorEastAsia" w:cs="Times New Roman"/>
+                <w:color w:val="000000"/>
+                <w:sz w:val="18"/>
+                <w:szCs w:val="18"/>
+              </w:rPr>
+            </w:pPr>
+          </w:p>
+        </w:tc>
+        <w:tc>
+          <w:tcPr>
+            <w:tcW w:w="3519" w:type="dxa"/>
+            <w:noWrap/>
+            <w:vAlign w:val="center"/>
+            <w:hideMark/>
+          </w:tcPr>
+          <w:p>
+            <w:pPr>
+              <w:widowControl/>
+              <w:jc w:val="left"/>
+              <w:rPr>
+                <w:rFonts w:asciiTheme="minorEastAsia" w:hAnsiTheme="minorEastAsia" w:cs="Times New Roman"/>
+                <w:color w:val="000000"/>
+                <w:sz w:val="18"/>
+                <w:szCs w:val="18"/>
+              </w:rPr>
+            </w:pPr>
+            <w:r>
+              <w:rPr>
+                <w:rFonts w:asciiTheme="minorEastAsia" w:hAnsiTheme="minorEastAsia" w:cs="Times New Roman" w:hint="eastAsia"/>
+                <w:color w:val="000000"/>
+                <w:sz w:val="18"/>
+                <w:szCs w:val="18"/>
+              </w:rPr>
+              <w:t>人数</w:t>
+            </w:r>
+            <w:r>
+              <w:rPr>
+                <w:rFonts w:asciiTheme="minorEastAsia" w:hAnsiTheme="minorEastAsia" w:cs="Times New Roman" w:hint="eastAsia"/>
+                <w:color w:val="000000"/>
+                <w:sz w:val="18"/>
+                <w:szCs w:val="18"/>
+              </w:rPr>
+              <w:t>48</w:t>
+            </w:r>
+            <w:r>
+              <w:rPr>
+                <w:rFonts w:asciiTheme="minorEastAsia" w:hAnsiTheme="minorEastAsia" w:cs="Times New Roman"/>
+                <w:color w:val="000000"/>
+                <w:sz w:val="18"/>
+                <w:szCs w:val="18"/>
+              </w:rPr>
+              <w:t xml:space="preserve"> </w:t>
+            </w:r>
+            <w:r>
+              <w:rPr>
+                <w:rFonts w:asciiTheme="minorEastAsia" w:hAnsiTheme="minorEastAsia" w:cs="Times New Roman"/>
+                <w:color w:val="000000"/>
+                <w:sz w:val="18"/>
+                <w:szCs w:val="18"/>
+              </w:rPr>
+              <w:t xml:space="preserve"> </w:t>
+            </w:r>
+            <w:r>
+              <w:rPr>
+                <w:rFonts w:asciiTheme="minorEastAsia" w:hAnsiTheme="minorEastAsia" w:cs="Times New Roman" w:hint="eastAsia"/>
+                <w:color w:val="000000"/>
+                <w:sz w:val="18"/>
+                <w:szCs w:val="18"/>
+              </w:rPr>
+              <w:t>单体生命</w:t>
+            </w:r>
+            <w:r>
+              <w:rPr>
+                <w:rFonts w:asciiTheme="minorEastAsia" w:hAnsiTheme="minorEastAsia" w:cs="Times New Roman" w:hint="eastAsia"/>
+                <w:color w:val="000000"/>
+                <w:sz w:val="18"/>
+                <w:szCs w:val="18"/>
+              </w:rPr>
+              <w:t>50</w:t>
+            </w:r>
+          </w:p>
+        </w:tc>
+        <w:tc>
+          <w:tcPr>
+            <w:tcW w:w="5193" w:type="dxa"/>
+            <w:vMerge w:val="restart"/>
+            <w:noWrap/>
+            <w:vAlign w:val="center"/>
+            <w:hideMark/>
+          </w:tcPr>
+          <w:p>
+            <w:pPr>
+              <w:widowControl/>
+              <w:jc w:val="left"/>
+              <w:rPr>
+                <w:rFonts w:asciiTheme="minorEastAsia" w:hAnsiTheme="minorEastAsia" w:cs="Times New Roman"/>
+                <w:color w:val="000000"/>
+                <w:sz w:val="18"/>
+                <w:szCs w:val="18"/>
+              </w:rPr>
+            </w:pPr>
+            <w:r>
+              <w:rPr>
+                <w:rFonts w:asciiTheme="minorEastAsia" w:hAnsiTheme="minorEastAsia" w:cs="Times New Roman" w:hint="eastAsia"/>
+                <w:color w:val="000000"/>
+                <w:sz w:val="18"/>
+                <w:szCs w:val="18"/>
+              </w:rPr>
+              <w:t>攻击</w:t>
+            </w:r>
+            <w:r>
+              <w:rPr>
+                <w:rFonts w:asciiTheme="minorEastAsia" w:hAnsiTheme="minorEastAsia" w:cs="Times New Roman" w:hint="eastAsia"/>
+                <w:color w:val="000000"/>
+                <w:sz w:val="18"/>
+                <w:szCs w:val="18"/>
+              </w:rPr>
+              <w:t>32</w:t>
+            </w:r>
+            <w:r>
+              <w:rPr>
+                <w:rFonts w:asciiTheme="minorEastAsia" w:hAnsiTheme="minorEastAsia" w:cs="Times New Roman"/>
+                <w:color w:val="000000"/>
+                <w:sz w:val="18"/>
+                <w:szCs w:val="18"/>
+              </w:rPr>
+              <w:t xml:space="preserve">  </w:t>
+            </w:r>
+            <w:r>
+              <w:rPr>
+                <w:rFonts w:asciiTheme="minorEastAsia" w:hAnsiTheme="minorEastAsia" w:cs="Times New Roman" w:hint="eastAsia"/>
+                <w:color w:val="000000"/>
+                <w:sz w:val="18"/>
+                <w:szCs w:val="18"/>
+              </w:rPr>
+              <w:t>近战</w:t>
+            </w:r>
+            <w:r>
+              <w:rPr>
+                <w:rFonts w:asciiTheme="minorEastAsia" w:hAnsiTheme="minorEastAsia" w:cs="Times New Roman" w:hint="eastAsia"/>
+                <w:color w:val="000000"/>
+                <w:sz w:val="18"/>
+                <w:szCs w:val="18"/>
+              </w:rPr>
+              <w:t xml:space="preserve"> </w:t>
+            </w:r>
+            <w:r>
+              <w:rPr>
+                <w:rFonts w:asciiTheme="minorEastAsia" w:hAnsiTheme="minorEastAsia" w:cs="Times New Roman"/>
+                <w:color w:val="000000"/>
+                <w:sz w:val="18"/>
+                <w:szCs w:val="18"/>
+              </w:rPr>
+              <w:t xml:space="preserve"> </w:t>
+            </w:r>
+            <w:r>
+              <w:rPr>
+                <w:rFonts w:asciiTheme="minorEastAsia" w:hAnsiTheme="minorEastAsia" w:cs="Times New Roman" w:hint="eastAsia"/>
+                <w:color w:val="000000"/>
+                <w:sz w:val="18"/>
+                <w:szCs w:val="18"/>
+              </w:rPr>
+              <w:t>破甲16</w:t>
+            </w:r>
+          </w:p>
+          <w:p>
+            <w:pPr>
+              <w:widowControl/>
+              <w:jc w:val="left"/>
+              <w:rPr>
+                <w:rFonts w:asciiTheme="minorEastAsia" w:hAnsiTheme="minorEastAsia" w:cs="Times New Roman"/>
+                <w:color w:val="000000"/>
+                <w:sz w:val="18"/>
+                <w:szCs w:val="18"/>
+              </w:rPr>
+            </w:pPr>
+            <w:r>
+              <w:rPr>
+                <w:rFonts w:asciiTheme="minorEastAsia" w:hAnsiTheme="minorEastAsia" w:cs="Times New Roman" w:hint="eastAsia"/>
+                <w:color w:val="000000"/>
+                <w:sz w:val="18"/>
+                <w:szCs w:val="18"/>
+              </w:rPr>
+              <w:t>攻击4</w:t>
+            </w:r>
+            <w:r>
+              <w:rPr>
+                <w:rFonts w:asciiTheme="minorEastAsia" w:hAnsiTheme="minorEastAsia" w:cs="Times New Roman" w:hint="eastAsia"/>
+                <w:color w:val="000000"/>
+                <w:sz w:val="18"/>
+                <w:szCs w:val="18"/>
+              </w:rPr>
+              <w:t>0</w:t>
+            </w:r>
+            <w:r>
+              <w:rPr>
+                <w:rFonts w:asciiTheme="minorEastAsia" w:hAnsiTheme="minorEastAsia" w:cs="Times New Roman"/>
+                <w:color w:val="000000"/>
+                <w:sz w:val="18"/>
+                <w:szCs w:val="18"/>
+              </w:rPr>
+              <w:t xml:space="preserve">  </w:t>
+            </w:r>
+            <w:r>
+              <w:rPr>
+                <w:rFonts w:asciiTheme="minorEastAsia" w:hAnsiTheme="minorEastAsia" w:cs="Times New Roman" w:hint="eastAsia"/>
+                <w:color w:val="000000"/>
+                <w:sz w:val="18"/>
+                <w:szCs w:val="18"/>
+              </w:rPr>
+              <w:t>范围6</w:t>
+            </w:r>
+          </w:p>
+        </w:tc>
+      </w:tr>
+      <w:tr>
+        <w:trPr>
+          <w:trHeight w:val="112"/>
+        </w:trPr>
+        <w:tc>
+          <w:tcPr>
+            <w:tcW w:w="2056" w:type="dxa"/>
+            <w:vMerge/>
+            <w:noWrap/>
+          </w:tcPr>
+          <w:p>
+            <w:pPr>
+              <w:widowControl/>
+              <w:jc w:val="left"/>
+              <w:rPr>
+                <w:rFonts w:asciiTheme="minorEastAsia" w:hAnsiTheme="minorEastAsia" w:cs="Times New Roman"/>
+                <w:color w:val="000000"/>
+                <w:sz w:val="18"/>
+                <w:szCs w:val="18"/>
+              </w:rPr>
+            </w:pPr>
+          </w:p>
+        </w:tc>
+        <w:tc>
+          <w:tcPr>
+            <w:tcW w:w="3519" w:type="dxa"/>
+            <w:noWrap/>
+            <w:vAlign w:val="center"/>
+          </w:tcPr>
+          <w:p>
+            <w:pPr>
+              <w:widowControl/>
+              <w:jc w:val="left"/>
+              <w:rPr>
+                <w:rFonts w:asciiTheme="minorEastAsia" w:hAnsiTheme="minorEastAsia" w:cs="Times New Roman"/>
+                <w:color w:val="000000"/>
+                <w:sz w:val="18"/>
+                <w:szCs w:val="18"/>
+              </w:rPr>
+            </w:pPr>
+            <w:r>
+              <w:rPr>
+                <w:rFonts w:asciiTheme="minorEastAsia" w:hAnsiTheme="minorEastAsia" w:cs="Times New Roman" w:hint="eastAsia"/>
+                <w:color w:val="000000"/>
+                <w:sz w:val="18"/>
+                <w:szCs w:val="18"/>
+              </w:rPr>
+              <w:t>护甲/闪避：近战0</w:t>
+            </w:r>
+            <w:r>
+              <w:rPr>
+                <w:rFonts w:asciiTheme="minorEastAsia" w:hAnsiTheme="minorEastAsia" w:cs="Times New Roman"/>
+                <w:color w:val="000000"/>
+                <w:sz w:val="18"/>
+                <w:szCs w:val="18"/>
+              </w:rPr>
+              <w:t xml:space="preserve">  </w:t>
+            </w:r>
+            <w:r>
+              <w:rPr>
+                <w:rFonts w:asciiTheme="minorEastAsia" w:hAnsiTheme="minorEastAsia" w:cs="Times New Roman" w:hint="eastAsia"/>
+                <w:color w:val="000000"/>
+                <w:sz w:val="18"/>
+                <w:szCs w:val="18"/>
+              </w:rPr>
+              <w:t>远程0</w:t>
+            </w:r>
+            <w:r>
+              <w:rPr>
+                <w:rFonts w:asciiTheme="minorEastAsia" w:hAnsiTheme="minorEastAsia" w:cs="Times New Roman"/>
+                <w:color w:val="000000"/>
+                <w:sz w:val="18"/>
+                <w:szCs w:val="18"/>
+              </w:rPr>
+              <w:t xml:space="preserve">  </w:t>
+            </w:r>
+            <w:r>
+              <w:rPr>
+                <w:rFonts w:asciiTheme="minorEastAsia" w:hAnsiTheme="minorEastAsia" w:cs="Times New Roman" w:hint="eastAsia"/>
+                <w:color w:val="000000"/>
+                <w:sz w:val="18"/>
+                <w:szCs w:val="18"/>
+              </w:rPr>
+              <w:t>冲杀</w:t>
+            </w:r>
+            <w:r>
+              <w:rPr>
+                <w:rFonts w:asciiTheme="minorEastAsia" w:hAnsiTheme="minorEastAsia" w:cs="Times New Roman" w:hint="eastAsia"/>
+                <w:color w:val="000000"/>
+                <w:sz w:val="18"/>
+                <w:szCs w:val="18"/>
+              </w:rPr>
+              <w:t>70</w:t>
+            </w:r>
+          </w:p>
+        </w:tc>
+        <w:tc>
+          <w:tcPr>
+            <w:tcW w:w="5193" w:type="dxa"/>
+            <w:vMerge/>
+            <w:noWrap/>
+            <w:vAlign w:val="center"/>
+          </w:tcPr>
+          <w:p>
+            <w:pPr>
+              <w:widowControl/>
+              <w:jc w:val="center"/>
+              <w:rPr>
+                <w:rFonts w:asciiTheme="minorEastAsia" w:hAnsiTheme="minorEastAsia" w:cs="Times New Roman"/>
+                <w:color w:val="000000"/>
+                <w:sz w:val="18"/>
+                <w:szCs w:val="18"/>
+              </w:rPr>
+            </w:pPr>
+          </w:p>
+        </w:tc>
+      </w:tr>
+      <w:tr>
+        <w:trPr>
+          <w:trHeight w:val="270"/>
+        </w:trPr>
+        <w:tc>
+          <w:tcPr>
+            <w:tcW w:w="2056" w:type="dxa"/>
+            <w:vMerge/>
+            <w:hideMark/>
+          </w:tcPr>
+          <w:p>
+            <w:pPr>
+              <w:widowControl/>
+              <w:jc w:val="left"/>
+              <w:rPr>
+                <w:rFonts w:asciiTheme="minorEastAsia" w:hAnsiTheme="minorEastAsia" w:cs="Times New Roman"/>
+                <w:color w:val="000000"/>
+                <w:sz w:val="18"/>
+                <w:szCs w:val="18"/>
+              </w:rPr>
+            </w:pPr>
+          </w:p>
+        </w:tc>
+        <w:tc>
+          <w:tcPr>
+            <w:tcW w:w="3519" w:type="dxa"/>
+            <w:noWrap/>
+            <w:vAlign w:val="center"/>
+            <w:hideMark/>
+          </w:tcPr>
+          <w:p>
+            <w:pPr>
+              <w:widowControl/>
+              <w:jc w:val="left"/>
+              <w:rPr>
+                <w:rFonts w:asciiTheme="minorEastAsia" w:hAnsiTheme="minorEastAsia" w:cs="Times New Roman"/>
+                <w:color w:val="000000"/>
+                <w:sz w:val="18"/>
+                <w:szCs w:val="18"/>
+              </w:rPr>
+            </w:pPr>
+            <w:r>
+              <w:rPr>
+                <w:rFonts w:asciiTheme="minorEastAsia" w:hAnsiTheme="minorEastAsia" w:cs="Times New Roman"/>
+                <w:color w:val="000000"/>
+                <w:sz w:val="18"/>
+                <w:szCs w:val="18"/>
+              </w:rPr>
+              <w:t xml:space="preserve">移速 </w:t>
+            </w:r>
+            <w:r>
+              <w:rPr>
+                <w:rFonts w:asciiTheme="minorEastAsia" w:hAnsiTheme="minorEastAsia" w:cs="Times New Roman" w:hint="eastAsia"/>
+                <w:color w:val="000000"/>
+                <w:sz w:val="18"/>
+                <w:szCs w:val="18"/>
+              </w:rPr>
+              <w:t>4</w:t>
+            </w:r>
+          </w:p>
+        </w:tc>
+        <w:tc>
+          <w:tcPr>
+            <w:tcW w:w="5193" w:type="dxa"/>
+            <w:vMerge/>
+            <w:hideMark/>
+          </w:tcPr>
+          <w:p>
+            <w:pPr>
+              <w:widowControl/>
+              <w:jc w:val="left"/>
+              <w:rPr>
+                <w:rFonts w:asciiTheme="minorEastAsia" w:hAnsiTheme="minorEastAsia" w:cs="Times New Roman"/>
+                <w:color w:val="000000"/>
+                <w:sz w:val="18"/>
+                <w:szCs w:val="18"/>
+              </w:rPr>
+            </w:pPr>
+          </w:p>
+        </w:tc>
+      </w:tr>
+    </w:tbl>
+    <w:p>
+      <w:pPr>
+        <w:spacing w:after="0" w:line="240" w:lineRule="auto"/>
+        <w:rPr>
+          <w:rFonts w:asciiTheme="minorEastAsia" w:hAnsiTheme="minorEastAsia"/>
+          <w:sz w:val="18"/>
+          <w:szCs w:val="18"/>
+        </w:rPr>
+      </w:pPr>
+    </w:p>
+    <w:tbl>
+      <w:tblPr>
+        <w:tblStyle w:val="TableGrid"/>
+        <w:tblW w:w="10768" w:type="dxa"/>
+        <w:tblLook w:val="04A0" w:firstRow="1" w:lastRow="0" w:firstColumn="1" w:lastColumn="0" w:noHBand="0" w:noVBand="1"/>
+      </w:tblPr>
+      <w:tblGrid>
+        <w:gridCol w:w="2056"/>
+        <w:gridCol w:w="3519"/>
+        <w:gridCol w:w="5193"/>
+      </w:tblGrid>
+      <w:tr>
+        <w:trPr>
+          <w:trHeight w:val="270"/>
+        </w:trPr>
+        <w:tc>
+          <w:tcPr>
+            <w:tcW w:w="2056" w:type="dxa"/>
+            <w:noWrap/>
+            <w:hideMark/>
+          </w:tcPr>
+          <w:p>
+            <w:pPr>
+              <w:widowControl/>
+              <w:jc w:val="center"/>
+              <w:rPr>
+                <w:rFonts w:asciiTheme="minorEastAsia" w:hAnsiTheme="minorEastAsia" w:cs="Times New Roman"/>
+                <w:b/>
+                <w:bCs/>
+                <w:color w:val="000000"/>
+                <w:sz w:val="18"/>
+                <w:szCs w:val="18"/>
+              </w:rPr>
+            </w:pPr>
+            <w:r>
+              <w:rPr>
+                <w:rFonts w:asciiTheme="minorEastAsia" w:hAnsiTheme="minorEastAsia" w:cs="Times New Roman" w:hint="eastAsia"/>
+                <w:b/>
+                <w:bCs/>
+                <w:color w:val="000000"/>
+                <w:sz w:val="18"/>
+                <w:szCs w:val="18"/>
+              </w:rPr>
+              <w:t>滨海守卫-持盾</w:t>
+            </w:r>
+          </w:p>
+        </w:tc>
+        <w:tc>
+          <w:tcPr>
+            <w:tcW w:w="8712" w:type="dxa"/>
+            <w:gridSpan w:val="2"/>
+            <w:noWrap/>
+            <w:hideMark/>
+          </w:tcPr>
+          <w:p>
+            <w:pPr>
+              <w:widowControl/>
+              <w:jc w:val="left"/>
+              <w:rPr>
+                <w:rFonts w:asciiTheme="minorEastAsia" w:hAnsiTheme="minorEastAsia" w:cs="Times New Roman"/>
+                <w:color w:val="000000"/>
+                <w:sz w:val="18"/>
+                <w:szCs w:val="18"/>
+              </w:rPr>
+            </w:pPr>
+            <w:r>
+              <w:rPr>
+                <w:rFonts w:asciiTheme="minorEastAsia" w:hAnsiTheme="minorEastAsia" w:cs="Times New Roman" w:hint="eastAsia"/>
+                <w:color w:val="000000"/>
+                <w:sz w:val="18"/>
+                <w:szCs w:val="18"/>
+              </w:rPr>
+              <w:t>持矛</w:t>
+            </w:r>
+            <w:r>
+              <w:rPr>
+                <w:rFonts w:asciiTheme="minorEastAsia" w:hAnsiTheme="minorEastAsia" w:cs="Times New Roman" w:hint="eastAsia"/>
+                <w:color w:val="000000"/>
+                <w:sz w:val="18"/>
+                <w:szCs w:val="18"/>
+              </w:rPr>
+              <w:t>-持盾</w:t>
+            </w:r>
+            <w:r>
+              <w:rPr>
+                <w:rFonts w:asciiTheme="minorEastAsia" w:hAnsiTheme="minorEastAsia" w:cs="Times New Roman" w:hint="eastAsia"/>
+                <w:color w:val="000000"/>
+                <w:sz w:val="18"/>
+                <w:szCs w:val="18"/>
+              </w:rPr>
+              <w:t>-弓箭-步兵</w:t>
+            </w:r>
+            <w:r>
+              <w:rPr>
+                <w:rFonts w:asciiTheme="minorEastAsia" w:hAnsiTheme="minorEastAsia" w:cs="Times New Roman" w:hint="eastAsia"/>
+                <w:color w:val="000000"/>
+                <w:sz w:val="18"/>
+                <w:szCs w:val="18"/>
+              </w:rPr>
+              <w:t>（G）</w:t>
+            </w:r>
+          </w:p>
+        </w:tc>
+      </w:tr>
+      <w:tr>
+        <w:trPr>
+          <w:trHeight w:val="113"/>
+        </w:trPr>
+        <w:tc>
+          <w:tcPr>
+            <w:tcW w:w="2056" w:type="dxa"/>
+            <w:vMerge w:val="restart"/>
+            <w:noWrap/>
+            <w:hideMark/>
+          </w:tcPr>
+          <w:p>
+            <w:pPr>
+              <w:widowControl/>
+              <w:jc w:val="left"/>
+              <w:rPr>
+                <w:rFonts w:asciiTheme="minorEastAsia" w:hAnsiTheme="minorEastAsia" w:cs="Times New Roman"/>
+                <w:color w:val="000000"/>
+                <w:sz w:val="18"/>
+                <w:szCs w:val="18"/>
+              </w:rPr>
+            </w:pPr>
+          </w:p>
+        </w:tc>
+        <w:tc>
+          <w:tcPr>
+            <w:tcW w:w="3519" w:type="dxa"/>
+            <w:noWrap/>
+            <w:vAlign w:val="center"/>
+            <w:hideMark/>
+          </w:tcPr>
+          <w:p>
+            <w:pPr>
+              <w:widowControl/>
+              <w:jc w:val="left"/>
+              <w:rPr>
+                <w:rFonts w:asciiTheme="minorEastAsia" w:hAnsiTheme="minorEastAsia" w:cs="Times New Roman"/>
+                <w:color w:val="000000"/>
+                <w:sz w:val="18"/>
+                <w:szCs w:val="18"/>
+              </w:rPr>
+            </w:pPr>
+            <w:r>
+              <w:rPr>
+                <w:rFonts w:asciiTheme="minorEastAsia" w:hAnsiTheme="minorEastAsia" w:cs="Times New Roman" w:hint="eastAsia"/>
+                <w:color w:val="000000"/>
+                <w:sz w:val="18"/>
+                <w:szCs w:val="18"/>
+              </w:rPr>
+              <w:t>人数</w:t>
+            </w:r>
+            <w:r>
+              <w:rPr>
+                <w:rFonts w:asciiTheme="minorEastAsia" w:hAnsiTheme="minorEastAsia" w:cs="Times New Roman" w:hint="eastAsia"/>
+                <w:color w:val="000000"/>
+                <w:sz w:val="18"/>
+                <w:szCs w:val="18"/>
+              </w:rPr>
+              <w:t>48</w:t>
+            </w:r>
+            <w:r>
+              <w:rPr>
+                <w:rFonts w:asciiTheme="minorEastAsia" w:hAnsiTheme="minorEastAsia" w:cs="Times New Roman"/>
+                <w:color w:val="000000"/>
+                <w:sz w:val="18"/>
+                <w:szCs w:val="18"/>
+              </w:rPr>
+              <w:t xml:space="preserve">  </w:t>
+            </w:r>
+            <w:r>
+              <w:rPr>
+                <w:rFonts w:asciiTheme="minorEastAsia" w:hAnsiTheme="minorEastAsia" w:cs="Times New Roman" w:hint="eastAsia"/>
+                <w:color w:val="000000"/>
+                <w:sz w:val="18"/>
+                <w:szCs w:val="18"/>
+              </w:rPr>
+              <w:t>单体生命</w:t>
+            </w:r>
+            <w:r>
+              <w:rPr>
+                <w:rFonts w:asciiTheme="minorEastAsia" w:hAnsiTheme="minorEastAsia" w:cs="Times New Roman" w:hint="eastAsia"/>
+                <w:color w:val="000000"/>
+                <w:sz w:val="18"/>
+                <w:szCs w:val="18"/>
+              </w:rPr>
+              <w:t>50</w:t>
+            </w:r>
+          </w:p>
+        </w:tc>
+        <w:tc>
+          <w:tcPr>
+            <w:tcW w:w="5193" w:type="dxa"/>
+            <w:vMerge w:val="restart"/>
+            <w:noWrap/>
+            <w:vAlign w:val="center"/>
+            <w:hideMark/>
+          </w:tcPr>
+          <w:p>
+            <w:pPr>
+              <w:widowControl/>
+              <w:jc w:val="left"/>
+              <w:rPr>
+                <w:rFonts w:asciiTheme="minorEastAsia" w:hAnsiTheme="minorEastAsia" w:cs="Times New Roman"/>
+                <w:color w:val="000000"/>
+                <w:sz w:val="18"/>
+                <w:szCs w:val="18"/>
+              </w:rPr>
+            </w:pPr>
+            <w:r>
+              <w:rPr>
+                <w:rFonts w:asciiTheme="minorEastAsia" w:hAnsiTheme="minorEastAsia" w:cs="Times New Roman" w:hint="eastAsia"/>
+                <w:color w:val="000000"/>
+                <w:sz w:val="18"/>
+                <w:szCs w:val="18"/>
+              </w:rPr>
+              <w:t>攻击</w:t>
+            </w:r>
+            <w:r>
+              <w:rPr>
+                <w:rFonts w:asciiTheme="minorEastAsia" w:hAnsiTheme="minorEastAsia" w:cs="Times New Roman" w:hint="eastAsia"/>
+                <w:color w:val="000000"/>
+                <w:sz w:val="18"/>
+                <w:szCs w:val="18"/>
+              </w:rPr>
+              <w:t>32</w:t>
+            </w:r>
+            <w:r>
+              <w:rPr>
+                <w:rFonts w:asciiTheme="minorEastAsia" w:hAnsiTheme="minorEastAsia" w:cs="Times New Roman"/>
+                <w:color w:val="000000"/>
+                <w:sz w:val="18"/>
+                <w:szCs w:val="18"/>
+              </w:rPr>
+              <w:t xml:space="preserve">  </w:t>
+            </w:r>
+            <w:r>
+              <w:rPr>
+                <w:rFonts w:asciiTheme="minorEastAsia" w:hAnsiTheme="minorEastAsia" w:cs="Times New Roman" w:hint="eastAsia"/>
+                <w:color w:val="000000"/>
+                <w:sz w:val="18"/>
+                <w:szCs w:val="18"/>
+              </w:rPr>
+              <w:t>近战</w:t>
+            </w:r>
+            <w:r>
+              <w:rPr>
+                <w:rFonts w:asciiTheme="minorEastAsia" w:hAnsiTheme="minorEastAsia" w:cs="Times New Roman" w:hint="eastAsia"/>
+                <w:color w:val="000000"/>
+                <w:sz w:val="18"/>
+                <w:szCs w:val="18"/>
+              </w:rPr>
+              <w:t xml:space="preserve"> </w:t>
+            </w:r>
+            <w:r>
+              <w:rPr>
+                <w:rFonts w:asciiTheme="minorEastAsia" w:hAnsiTheme="minorEastAsia" w:cs="Times New Roman"/>
+                <w:color w:val="000000"/>
+                <w:sz w:val="18"/>
+                <w:szCs w:val="18"/>
+              </w:rPr>
+              <w:t xml:space="preserve"> </w:t>
+            </w:r>
+            <w:r>
+              <w:rPr>
+                <w:rFonts w:asciiTheme="minorEastAsia" w:hAnsiTheme="minorEastAsia" w:cs="Times New Roman" w:hint="eastAsia"/>
+                <w:color w:val="000000"/>
+                <w:sz w:val="18"/>
+                <w:szCs w:val="18"/>
+              </w:rPr>
+              <w:t>破甲16</w:t>
+            </w:r>
+          </w:p>
+          <w:p>
+            <w:pPr>
+              <w:widowControl/>
+              <w:jc w:val="left"/>
+              <w:rPr>
+                <w:rFonts w:asciiTheme="minorEastAsia" w:hAnsiTheme="minorEastAsia" w:cs="Times New Roman"/>
+                <w:color w:val="000000"/>
+                <w:sz w:val="18"/>
+                <w:szCs w:val="18"/>
+              </w:rPr>
+            </w:pPr>
+            <w:r>
+              <w:rPr>
+                <w:rFonts w:asciiTheme="minorEastAsia" w:hAnsiTheme="minorEastAsia" w:cs="Times New Roman" w:hint="eastAsia"/>
+                <w:color w:val="000000"/>
+                <w:sz w:val="18"/>
+                <w:szCs w:val="18"/>
+              </w:rPr>
+              <w:t>攻击4</w:t>
+            </w:r>
+            <w:r>
+              <w:rPr>
+                <w:rFonts w:asciiTheme="minorEastAsia" w:hAnsiTheme="minorEastAsia" w:cs="Times New Roman" w:hint="eastAsia"/>
+                <w:color w:val="000000"/>
+                <w:sz w:val="18"/>
+                <w:szCs w:val="18"/>
+              </w:rPr>
+              <w:t>0</w:t>
+            </w:r>
+            <w:r>
+              <w:rPr>
+                <w:rFonts w:asciiTheme="minorEastAsia" w:hAnsiTheme="minorEastAsia" w:cs="Times New Roman"/>
+                <w:color w:val="000000"/>
+                <w:sz w:val="18"/>
+                <w:szCs w:val="18"/>
+              </w:rPr>
+              <w:t xml:space="preserve">  </w:t>
+            </w:r>
+            <w:r>
+              <w:rPr>
+                <w:rFonts w:asciiTheme="minorEastAsia" w:hAnsiTheme="minorEastAsia" w:cs="Times New Roman" w:hint="eastAsia"/>
+                <w:color w:val="000000"/>
+                <w:sz w:val="18"/>
+                <w:szCs w:val="18"/>
+              </w:rPr>
+              <w:t>范围6</w:t>
+            </w:r>
+          </w:p>
+        </w:tc>
+      </w:tr>
+      <w:tr>
+        <w:trPr>
+          <w:trHeight w:val="112"/>
+        </w:trPr>
+        <w:tc>
+          <w:tcPr>
+            <w:tcW w:w="2056" w:type="dxa"/>
+            <w:vMerge/>
+            <w:noWrap/>
+          </w:tcPr>
+          <w:p>
+            <w:pPr>
+              <w:widowControl/>
+              <w:jc w:val="left"/>
+              <w:rPr>
+                <w:rFonts w:asciiTheme="minorEastAsia" w:hAnsiTheme="minorEastAsia" w:cs="Times New Roman"/>
+                <w:color w:val="000000"/>
+                <w:sz w:val="18"/>
+                <w:szCs w:val="18"/>
+              </w:rPr>
+            </w:pPr>
+          </w:p>
+        </w:tc>
+        <w:tc>
+          <w:tcPr>
+            <w:tcW w:w="3519" w:type="dxa"/>
+            <w:noWrap/>
+            <w:vAlign w:val="center"/>
+          </w:tcPr>
+          <w:p>
+            <w:pPr>
+              <w:widowControl/>
+              <w:jc w:val="left"/>
+              <w:rPr>
+                <w:rFonts w:asciiTheme="minorEastAsia" w:hAnsiTheme="minorEastAsia" w:cs="Times New Roman"/>
+                <w:color w:val="000000"/>
+                <w:sz w:val="18"/>
+                <w:szCs w:val="18"/>
+              </w:rPr>
+            </w:pPr>
+            <w:r>
+              <w:rPr>
+                <w:rFonts w:asciiTheme="minorEastAsia" w:hAnsiTheme="minorEastAsia" w:cs="Times New Roman" w:hint="eastAsia"/>
+                <w:color w:val="000000"/>
+                <w:sz w:val="18"/>
+                <w:szCs w:val="18"/>
+              </w:rPr>
+              <w:t>护甲/闪避：近战0</w:t>
+            </w:r>
+            <w:r>
+              <w:rPr>
+                <w:rFonts w:asciiTheme="minorEastAsia" w:hAnsiTheme="minorEastAsia" w:cs="Times New Roman"/>
+                <w:color w:val="000000"/>
+                <w:sz w:val="18"/>
+                <w:szCs w:val="18"/>
+              </w:rPr>
+              <w:t xml:space="preserve">  </w:t>
+            </w:r>
+            <w:r>
+              <w:rPr>
+                <w:rFonts w:asciiTheme="minorEastAsia" w:hAnsiTheme="minorEastAsia" w:cs="Times New Roman" w:hint="eastAsia"/>
+                <w:color w:val="000000"/>
+                <w:sz w:val="18"/>
+                <w:szCs w:val="18"/>
+              </w:rPr>
+              <w:t>远程</w:t>
+            </w:r>
+            <w:r>
+              <w:rPr>
+                <w:rFonts w:asciiTheme="minorEastAsia" w:hAnsiTheme="minorEastAsia" w:cs="Times New Roman" w:hint="eastAsia"/>
+                <w:color w:val="000000"/>
+                <w:sz w:val="18"/>
+                <w:szCs w:val="18"/>
+              </w:rPr>
+              <w:t>5</w:t>
+            </w:r>
+            <w:r>
+              <w:rPr>
+                <w:rFonts w:asciiTheme="minorEastAsia" w:hAnsiTheme="minorEastAsia" w:cs="Times New Roman" w:hint="eastAsia"/>
+                <w:color w:val="000000"/>
+                <w:sz w:val="18"/>
+                <w:szCs w:val="18"/>
+              </w:rPr>
+              <w:t>0</w:t>
+            </w:r>
+            <w:r>
+              <w:rPr>
+                <w:rFonts w:asciiTheme="minorEastAsia" w:hAnsiTheme="minorEastAsia" w:cs="Times New Roman"/>
+                <w:color w:val="000000"/>
+                <w:sz w:val="18"/>
+                <w:szCs w:val="18"/>
+              </w:rPr>
+              <w:t xml:space="preserve">  </w:t>
+            </w:r>
+            <w:r>
+              <w:rPr>
+                <w:rFonts w:asciiTheme="minorEastAsia" w:hAnsiTheme="minorEastAsia" w:cs="Times New Roman" w:hint="eastAsia"/>
+                <w:color w:val="000000"/>
+                <w:sz w:val="18"/>
+                <w:szCs w:val="18"/>
+              </w:rPr>
+              <w:t>冲杀</w:t>
+            </w:r>
+            <w:r>
+              <w:rPr>
+                <w:rFonts w:asciiTheme="minorEastAsia" w:hAnsiTheme="minorEastAsia" w:cs="Times New Roman" w:hint="eastAsia"/>
+                <w:color w:val="000000"/>
+                <w:sz w:val="18"/>
+                <w:szCs w:val="18"/>
+              </w:rPr>
+              <w:t>7</w:t>
+            </w:r>
+            <w:r>
+              <w:rPr>
+                <w:rFonts w:asciiTheme="minorEastAsia" w:hAnsiTheme="minorEastAsia" w:cs="Times New Roman" w:hint="eastAsia"/>
+                <w:color w:val="000000"/>
+                <w:sz w:val="18"/>
+                <w:szCs w:val="18"/>
+              </w:rPr>
+              <w:t>0</w:t>
+            </w:r>
+          </w:p>
+        </w:tc>
+        <w:tc>
+          <w:tcPr>
+            <w:tcW w:w="5193" w:type="dxa"/>
+            <w:vMerge/>
+            <w:noWrap/>
+            <w:vAlign w:val="center"/>
+          </w:tcPr>
+          <w:p>
+            <w:pPr>
+              <w:widowControl/>
+              <w:jc w:val="center"/>
+              <w:rPr>
+                <w:rFonts w:asciiTheme="minorEastAsia" w:hAnsiTheme="minorEastAsia" w:cs="Times New Roman"/>
+                <w:color w:val="000000"/>
+                <w:sz w:val="18"/>
+                <w:szCs w:val="18"/>
+              </w:rPr>
+            </w:pPr>
+          </w:p>
+        </w:tc>
+      </w:tr>
+      <w:tr>
+        <w:trPr>
+          <w:trHeight w:val="270"/>
+        </w:trPr>
+        <w:tc>
+          <w:tcPr>
+            <w:tcW w:w="2056" w:type="dxa"/>
+            <w:vMerge/>
+            <w:hideMark/>
+          </w:tcPr>
+          <w:p>
+            <w:pPr>
+              <w:widowControl/>
+              <w:jc w:val="left"/>
+              <w:rPr>
+                <w:rFonts w:asciiTheme="minorEastAsia" w:hAnsiTheme="minorEastAsia" w:cs="Times New Roman"/>
+                <w:color w:val="000000"/>
+                <w:sz w:val="18"/>
+                <w:szCs w:val="18"/>
+              </w:rPr>
+            </w:pPr>
+          </w:p>
+        </w:tc>
+        <w:tc>
+          <w:tcPr>
+            <w:tcW w:w="3519" w:type="dxa"/>
+            <w:noWrap/>
+            <w:vAlign w:val="center"/>
+            <w:hideMark/>
+          </w:tcPr>
+          <w:p>
+            <w:pPr>
+              <w:widowControl/>
+              <w:jc w:val="left"/>
+              <w:rPr>
+                <w:rFonts w:asciiTheme="minorEastAsia" w:hAnsiTheme="minorEastAsia" w:cs="Times New Roman"/>
+                <w:color w:val="000000"/>
+                <w:sz w:val="18"/>
+                <w:szCs w:val="18"/>
+              </w:rPr>
+            </w:pPr>
+            <w:r>
+              <w:rPr>
+                <w:rFonts w:asciiTheme="minorEastAsia" w:hAnsiTheme="minorEastAsia" w:cs="Times New Roman"/>
+                <w:color w:val="000000"/>
+                <w:sz w:val="18"/>
+                <w:szCs w:val="18"/>
+              </w:rPr>
+              <w:t xml:space="preserve">移速 </w:t>
+            </w:r>
+            <w:r>
+              <w:rPr>
+                <w:rFonts w:asciiTheme="minorEastAsia" w:hAnsiTheme="minorEastAsia" w:cs="Times New Roman" w:hint="eastAsia"/>
+                <w:color w:val="000000"/>
+                <w:sz w:val="18"/>
+                <w:szCs w:val="18"/>
+              </w:rPr>
+              <w:t>3</w:t>
+            </w:r>
+          </w:p>
+        </w:tc>
+        <w:tc>
+          <w:tcPr>
+            <w:tcW w:w="5193" w:type="dxa"/>
+            <w:vMerge/>
+            <w:hideMark/>
+          </w:tcPr>
+          <w:p>
+            <w:pPr>
+              <w:widowControl/>
+              <w:jc w:val="left"/>
+              <w:rPr>
+                <w:rFonts w:asciiTheme="minorEastAsia" w:hAnsiTheme="minorEastAsia" w:cs="Times New Roman"/>
+                <w:color w:val="000000"/>
+                <w:sz w:val="18"/>
+                <w:szCs w:val="18"/>
+              </w:rPr>
+            </w:pPr>
+          </w:p>
+        </w:tc>
+      </w:tr>
+    </w:tbl>
+    <w:p>
+      <w:pPr>
+        <w:spacing w:after="0" w:line="240" w:lineRule="auto"/>
+        <w:rPr>
+          <w:rFonts w:asciiTheme="minorEastAsia" w:hAnsiTheme="minorEastAsia"/>
+          <w:sz w:val="18"/>
+          <w:szCs w:val="18"/>
+        </w:rPr>
+      </w:pPr>
+    </w:p>
+    <w:tbl>
+      <w:tblPr>
+        <w:tblStyle w:val="TableGrid"/>
+        <w:tblW w:w="10768" w:type="dxa"/>
+        <w:tblLook w:val="04A0" w:firstRow="1" w:lastRow="0" w:firstColumn="1" w:lastColumn="0" w:noHBand="0" w:noVBand="1"/>
+      </w:tblPr>
+      <w:tblGrid>
+        <w:gridCol w:w="2056"/>
+        <w:gridCol w:w="3519"/>
+        <w:gridCol w:w="5193"/>
+      </w:tblGrid>
+      <w:tr>
+        <w:trPr>
+          <w:trHeight w:val="270"/>
+        </w:trPr>
+        <w:tc>
+          <w:tcPr>
+            <w:tcW w:w="2056" w:type="dxa"/>
+            <w:noWrap/>
+            <w:hideMark/>
+          </w:tcPr>
+          <w:p>
+            <w:pPr>
+              <w:widowControl/>
+              <w:jc w:val="center"/>
+              <w:rPr>
+                <w:rFonts w:asciiTheme="minorEastAsia" w:hAnsiTheme="minorEastAsia" w:cs="Times New Roman"/>
+                <w:b/>
+                <w:bCs/>
+                <w:color w:val="000000"/>
+                <w:sz w:val="18"/>
+                <w:szCs w:val="18"/>
+              </w:rPr>
+            </w:pPr>
+            <w:r>
+              <w:rPr>
+                <w:rFonts w:asciiTheme="minorEastAsia" w:hAnsiTheme="minorEastAsia" w:cs="Times New Roman" w:hint="eastAsia"/>
+                <w:b/>
+                <w:bCs/>
+                <w:color w:val="000000"/>
+                <w:sz w:val="18"/>
+                <w:szCs w:val="18"/>
+              </w:rPr>
+              <w:t>弩炮小队</w:t>
+            </w:r>
+          </w:p>
+        </w:tc>
+        <w:tc>
+          <w:tcPr>
+            <w:tcW w:w="8712" w:type="dxa"/>
+            <w:gridSpan w:val="2"/>
+            <w:noWrap/>
+            <w:hideMark/>
+          </w:tcPr>
+          <w:p>
+            <w:pPr>
+              <w:widowControl/>
+              <w:jc w:val="left"/>
+              <w:rPr>
+                <w:rFonts w:asciiTheme="minorEastAsia" w:hAnsiTheme="minorEastAsia" w:cs="Times New Roman"/>
+                <w:color w:val="000000"/>
+                <w:sz w:val="18"/>
+                <w:szCs w:val="18"/>
+              </w:rPr>
+            </w:pPr>
+            <w:r>
+              <w:rPr>
+                <w:rFonts w:asciiTheme="minorEastAsia" w:hAnsiTheme="minorEastAsia" w:cs="Times New Roman" w:hint="eastAsia"/>
+                <w:color w:val="000000"/>
+                <w:sz w:val="18"/>
+                <w:szCs w:val="18"/>
+              </w:rPr>
+              <w:t>重弩-步兵</w:t>
+            </w:r>
+            <w:r>
+              <w:rPr>
+                <w:rFonts w:asciiTheme="minorEastAsia" w:hAnsiTheme="minorEastAsia" w:cs="Times New Roman" w:hint="eastAsia"/>
+                <w:color w:val="000000"/>
+                <w:sz w:val="18"/>
+                <w:szCs w:val="18"/>
+              </w:rPr>
+              <w:t>（G）</w:t>
+            </w:r>
+          </w:p>
+        </w:tc>
+      </w:tr>
+      <w:tr>
+        <w:trPr>
+          <w:trHeight w:val="113"/>
+        </w:trPr>
+        <w:tc>
+          <w:tcPr>
+            <w:tcW w:w="2056" w:type="dxa"/>
+            <w:vMerge w:val="restart"/>
+            <w:noWrap/>
+            <w:hideMark/>
+          </w:tcPr>
+          <w:p>
+            <w:pPr>
+              <w:widowControl/>
+              <w:jc w:val="left"/>
+              <w:rPr>
+                <w:rFonts w:asciiTheme="minorEastAsia" w:hAnsiTheme="minorEastAsia" w:cs="Times New Roman"/>
+                <w:color w:val="000000"/>
+                <w:sz w:val="18"/>
+                <w:szCs w:val="18"/>
+              </w:rPr>
+            </w:pPr>
+          </w:p>
+        </w:tc>
+        <w:tc>
+          <w:tcPr>
+            <w:tcW w:w="3519" w:type="dxa"/>
+            <w:noWrap/>
+            <w:vAlign w:val="center"/>
+            <w:hideMark/>
+          </w:tcPr>
+          <w:p>
+            <w:pPr>
+              <w:widowControl/>
+              <w:jc w:val="left"/>
+              <w:rPr>
+                <w:rFonts w:asciiTheme="minorEastAsia" w:hAnsiTheme="minorEastAsia" w:cs="Times New Roman"/>
+                <w:color w:val="000000"/>
+                <w:sz w:val="18"/>
+                <w:szCs w:val="18"/>
+              </w:rPr>
+            </w:pPr>
+            <w:r>
+              <w:rPr>
+                <w:rFonts w:asciiTheme="minorEastAsia" w:hAnsiTheme="minorEastAsia" w:cs="Times New Roman" w:hint="eastAsia"/>
+                <w:color w:val="000000"/>
+                <w:sz w:val="18"/>
+                <w:szCs w:val="18"/>
+              </w:rPr>
+              <w:t>人数</w:t>
+            </w:r>
+            <w:r>
+              <w:rPr>
+                <w:rFonts w:asciiTheme="minorEastAsia" w:hAnsiTheme="minorEastAsia" w:cs="Times New Roman" w:hint="eastAsia"/>
+                <w:color w:val="000000"/>
+                <w:sz w:val="18"/>
+                <w:szCs w:val="18"/>
+              </w:rPr>
+              <w:t>32</w:t>
+            </w:r>
+            <w:r>
+              <w:rPr>
+                <w:rFonts w:asciiTheme="minorEastAsia" w:hAnsiTheme="minorEastAsia" w:cs="Times New Roman"/>
+                <w:color w:val="000000"/>
+                <w:sz w:val="18"/>
+                <w:szCs w:val="18"/>
+              </w:rPr>
+              <w:t xml:space="preserve">  </w:t>
+            </w:r>
+            <w:r>
+              <w:rPr>
+                <w:rFonts w:asciiTheme="minorEastAsia" w:hAnsiTheme="minorEastAsia" w:cs="Times New Roman" w:hint="eastAsia"/>
+                <w:color w:val="000000"/>
+                <w:sz w:val="18"/>
+                <w:szCs w:val="18"/>
+              </w:rPr>
+              <w:t>单体生命</w:t>
+            </w:r>
+            <w:r>
+              <w:rPr>
+                <w:rFonts w:asciiTheme="minorEastAsia" w:hAnsiTheme="minorEastAsia" w:cs="Times New Roman" w:hint="eastAsia"/>
+                <w:color w:val="000000"/>
+                <w:sz w:val="18"/>
+                <w:szCs w:val="18"/>
+              </w:rPr>
+              <w:t>50</w:t>
+            </w:r>
+          </w:p>
+        </w:tc>
+        <w:tc>
+          <w:tcPr>
+            <w:tcW w:w="5193" w:type="dxa"/>
+            <w:vMerge w:val="restart"/>
+            <w:noWrap/>
+            <w:vAlign w:val="center"/>
+            <w:hideMark/>
+          </w:tcPr>
+          <w:p>
+            <w:pPr>
+              <w:widowControl/>
+              <w:jc w:val="left"/>
+              <w:rPr>
+                <w:rFonts w:asciiTheme="minorEastAsia" w:hAnsiTheme="minorEastAsia" w:cs="Times New Roman"/>
+                <w:color w:val="000000"/>
+                <w:sz w:val="18"/>
+                <w:szCs w:val="18"/>
+              </w:rPr>
+            </w:pPr>
+            <w:r>
+              <w:rPr>
+                <w:rFonts w:asciiTheme="minorEastAsia" w:hAnsiTheme="minorEastAsia" w:cs="Times New Roman" w:hint="eastAsia"/>
+                <w:color w:val="000000"/>
+                <w:sz w:val="18"/>
+                <w:szCs w:val="18"/>
+              </w:rPr>
+              <w:t>攻击</w:t>
+            </w:r>
+            <w:r>
+              <w:rPr>
+                <w:rFonts w:asciiTheme="minorEastAsia" w:hAnsiTheme="minorEastAsia" w:cs="Times New Roman" w:hint="eastAsia"/>
+                <w:color w:val="000000"/>
+                <w:sz w:val="18"/>
+                <w:szCs w:val="18"/>
+              </w:rPr>
+              <w:t>16</w:t>
+            </w:r>
+            <w:r>
+              <w:rPr>
+                <w:rFonts w:asciiTheme="minorEastAsia" w:hAnsiTheme="minorEastAsia" w:cs="Times New Roman"/>
+                <w:color w:val="000000"/>
+                <w:sz w:val="18"/>
+                <w:szCs w:val="18"/>
+              </w:rPr>
+              <w:t xml:space="preserve">  </w:t>
+            </w:r>
+            <w:r>
+              <w:rPr>
+                <w:rFonts w:asciiTheme="minorEastAsia" w:hAnsiTheme="minorEastAsia" w:cs="Times New Roman" w:hint="eastAsia"/>
+                <w:color w:val="000000"/>
+                <w:sz w:val="18"/>
+                <w:szCs w:val="18"/>
+              </w:rPr>
+              <w:t>近战</w:t>
+            </w:r>
+            <w:r>
+              <w:rPr>
+                <w:rFonts w:asciiTheme="minorEastAsia" w:hAnsiTheme="minorEastAsia" w:cs="Times New Roman" w:hint="eastAsia"/>
+                <w:color w:val="000000"/>
+                <w:sz w:val="18"/>
+                <w:szCs w:val="18"/>
+              </w:rPr>
+              <w:t xml:space="preserve"> </w:t>
+            </w:r>
+            <w:r>
+              <w:rPr>
+                <w:rFonts w:asciiTheme="minorEastAsia" w:hAnsiTheme="minorEastAsia" w:cs="Times New Roman"/>
+                <w:color w:val="000000"/>
+                <w:sz w:val="18"/>
+                <w:szCs w:val="18"/>
+              </w:rPr>
+              <w:t xml:space="preserve"> </w:t>
+            </w:r>
+          </w:p>
+          <w:p>
+            <w:pPr>
+              <w:widowControl/>
+              <w:jc w:val="left"/>
+              <w:rPr>
+                <w:rFonts w:asciiTheme="minorEastAsia" w:hAnsiTheme="minorEastAsia" w:cs="Times New Roman"/>
+                <w:color w:val="000000"/>
+                <w:sz w:val="18"/>
+                <w:szCs w:val="18"/>
+              </w:rPr>
+            </w:pPr>
+            <w:r>
+              <w:rPr>
+                <w:rFonts w:asciiTheme="minorEastAsia" w:hAnsiTheme="minorEastAsia" w:cs="Times New Roman" w:hint="eastAsia"/>
+                <w:color w:val="000000"/>
+                <w:sz w:val="18"/>
+                <w:szCs w:val="18"/>
+              </w:rPr>
+              <w:t>攻击</w:t>
+            </w:r>
+            <w:r>
+              <w:rPr>
+                <w:rFonts w:asciiTheme="minorEastAsia" w:hAnsiTheme="minorEastAsia" w:cs="Times New Roman" w:hint="eastAsia"/>
+                <w:color w:val="000000"/>
+                <w:sz w:val="18"/>
+                <w:szCs w:val="18"/>
+              </w:rPr>
+              <w:t>68</w:t>
+            </w:r>
+            <w:r>
+              <w:rPr>
+                <w:rFonts w:asciiTheme="minorEastAsia" w:hAnsiTheme="minorEastAsia" w:cs="Times New Roman"/>
+                <w:color w:val="000000"/>
+                <w:sz w:val="18"/>
+                <w:szCs w:val="18"/>
+              </w:rPr>
+              <w:t xml:space="preserve">  </w:t>
+            </w:r>
+            <w:r>
+              <w:rPr>
+                <w:rFonts w:asciiTheme="minorEastAsia" w:hAnsiTheme="minorEastAsia" w:cs="Times New Roman" w:hint="eastAsia"/>
+                <w:color w:val="000000"/>
+                <w:sz w:val="18"/>
+                <w:szCs w:val="18"/>
+              </w:rPr>
+              <w:t>范围9</w:t>
+            </w:r>
+            <w:r>
+              <w:rPr>
+                <w:rFonts w:asciiTheme="minorEastAsia" w:hAnsiTheme="minorEastAsia" w:cs="Times New Roman"/>
+                <w:color w:val="000000"/>
+                <w:sz w:val="18"/>
+                <w:szCs w:val="18"/>
+              </w:rPr>
+              <w:t xml:space="preserve">  </w:t>
+            </w:r>
+            <w:r>
+              <w:rPr>
+                <w:rFonts w:asciiTheme="minorEastAsia" w:hAnsiTheme="minorEastAsia" w:cs="Times New Roman" w:hint="eastAsia"/>
+                <w:color w:val="000000"/>
+                <w:sz w:val="18"/>
+                <w:szCs w:val="18"/>
+              </w:rPr>
+              <w:t>破甲</w:t>
+            </w:r>
+            <w:r>
+              <w:rPr>
+                <w:rFonts w:asciiTheme="minorEastAsia" w:hAnsiTheme="minorEastAsia" w:cs="Times New Roman" w:hint="eastAsia"/>
+                <w:color w:val="000000"/>
+                <w:sz w:val="18"/>
+                <w:szCs w:val="18"/>
+              </w:rPr>
+              <w:t>36</w:t>
+            </w:r>
+          </w:p>
+          <w:p>
+            <w:pPr>
+              <w:widowControl/>
+              <w:jc w:val="left"/>
+              <w:rPr>
+                <w:rFonts w:asciiTheme="minorEastAsia" w:hAnsiTheme="minorEastAsia" w:cs="Times New Roman"/>
+                <w:color w:val="000000"/>
+                <w:sz w:val="18"/>
+                <w:szCs w:val="18"/>
+              </w:rPr>
+            </w:pPr>
+          </w:p>
+        </w:tc>
+      </w:tr>
+      <w:tr>
+        <w:trPr>
+          <w:trHeight w:val="112"/>
+        </w:trPr>
+        <w:tc>
+          <w:tcPr>
+            <w:tcW w:w="2056" w:type="dxa"/>
+            <w:vMerge/>
+            <w:noWrap/>
+          </w:tcPr>
+          <w:p>
+            <w:pPr>
+              <w:widowControl/>
+              <w:jc w:val="left"/>
+              <w:rPr>
+                <w:rFonts w:asciiTheme="minorEastAsia" w:hAnsiTheme="minorEastAsia" w:cs="Times New Roman"/>
+                <w:color w:val="000000"/>
+                <w:sz w:val="18"/>
+                <w:szCs w:val="18"/>
+              </w:rPr>
+            </w:pPr>
+          </w:p>
+        </w:tc>
+        <w:tc>
+          <w:tcPr>
+            <w:tcW w:w="3519" w:type="dxa"/>
+            <w:noWrap/>
+            <w:vAlign w:val="center"/>
+          </w:tcPr>
+          <w:p>
+            <w:pPr>
+              <w:widowControl/>
+              <w:jc w:val="left"/>
+              <w:rPr>
+                <w:rFonts w:asciiTheme="minorEastAsia" w:hAnsiTheme="minorEastAsia" w:cs="Times New Roman"/>
+                <w:color w:val="000000"/>
+                <w:sz w:val="18"/>
+                <w:szCs w:val="18"/>
+              </w:rPr>
+            </w:pPr>
+            <w:r>
+              <w:rPr>
+                <w:rFonts w:asciiTheme="minorEastAsia" w:hAnsiTheme="minorEastAsia" w:cs="Times New Roman" w:hint="eastAsia"/>
+                <w:color w:val="000000"/>
+                <w:sz w:val="18"/>
+                <w:szCs w:val="18"/>
+              </w:rPr>
+              <w:t>护甲/闪避：近战0</w:t>
+            </w:r>
+            <w:r>
+              <w:rPr>
+                <w:rFonts w:asciiTheme="minorEastAsia" w:hAnsiTheme="minorEastAsia" w:cs="Times New Roman"/>
+                <w:color w:val="000000"/>
+                <w:sz w:val="18"/>
+                <w:szCs w:val="18"/>
+              </w:rPr>
+              <w:t xml:space="preserve">  </w:t>
+            </w:r>
+            <w:r>
+              <w:rPr>
+                <w:rFonts w:asciiTheme="minorEastAsia" w:hAnsiTheme="minorEastAsia" w:cs="Times New Roman" w:hint="eastAsia"/>
+                <w:color w:val="000000"/>
+                <w:sz w:val="18"/>
+                <w:szCs w:val="18"/>
+              </w:rPr>
+              <w:t>远程0</w:t>
+            </w:r>
+            <w:r>
+              <w:rPr>
+                <w:rFonts w:asciiTheme="minorEastAsia" w:hAnsiTheme="minorEastAsia" w:cs="Times New Roman"/>
+                <w:color w:val="000000"/>
+                <w:sz w:val="18"/>
+                <w:szCs w:val="18"/>
+              </w:rPr>
+              <w:t xml:space="preserve">  </w:t>
+            </w:r>
+            <w:r>
+              <w:rPr>
+                <w:rFonts w:asciiTheme="minorEastAsia" w:hAnsiTheme="minorEastAsia" w:cs="Times New Roman" w:hint="eastAsia"/>
+                <w:color w:val="000000"/>
+                <w:sz w:val="18"/>
+                <w:szCs w:val="18"/>
+              </w:rPr>
+              <w:t>冲杀0</w:t>
+            </w:r>
+          </w:p>
+        </w:tc>
+        <w:tc>
+          <w:tcPr>
+            <w:tcW w:w="5193" w:type="dxa"/>
+            <w:vMerge/>
+            <w:noWrap/>
+            <w:vAlign w:val="center"/>
+          </w:tcPr>
+          <w:p>
+            <w:pPr>
+              <w:widowControl/>
+              <w:jc w:val="center"/>
+              <w:rPr>
+                <w:rFonts w:asciiTheme="minorEastAsia" w:hAnsiTheme="minorEastAsia" w:cs="Times New Roman"/>
+                <w:color w:val="000000"/>
+                <w:sz w:val="18"/>
+                <w:szCs w:val="18"/>
+              </w:rPr>
+            </w:pPr>
+          </w:p>
+        </w:tc>
+      </w:tr>
+      <w:tr>
+        <w:trPr>
+          <w:trHeight w:val="270"/>
+        </w:trPr>
+        <w:tc>
+          <w:tcPr>
+            <w:tcW w:w="2056" w:type="dxa"/>
+            <w:vMerge/>
+            <w:hideMark/>
+          </w:tcPr>
+          <w:p>
+            <w:pPr>
+              <w:widowControl/>
+              <w:jc w:val="left"/>
+              <w:rPr>
+                <w:rFonts w:asciiTheme="minorEastAsia" w:hAnsiTheme="minorEastAsia" w:cs="Times New Roman"/>
+                <w:color w:val="000000"/>
+                <w:sz w:val="18"/>
+                <w:szCs w:val="18"/>
+              </w:rPr>
+            </w:pPr>
+          </w:p>
+        </w:tc>
+        <w:tc>
+          <w:tcPr>
+            <w:tcW w:w="3519" w:type="dxa"/>
+            <w:noWrap/>
+            <w:vAlign w:val="center"/>
+            <w:hideMark/>
+          </w:tcPr>
+          <w:p>
+            <w:pPr>
+              <w:widowControl/>
+              <w:jc w:val="left"/>
+              <w:rPr>
+                <w:rFonts w:asciiTheme="minorEastAsia" w:hAnsiTheme="minorEastAsia" w:cs="Times New Roman"/>
+                <w:color w:val="000000"/>
+                <w:sz w:val="18"/>
+                <w:szCs w:val="18"/>
+              </w:rPr>
+            </w:pPr>
+            <w:r>
+              <w:rPr>
+                <w:rFonts w:asciiTheme="minorEastAsia" w:hAnsiTheme="minorEastAsia" w:cs="Times New Roman"/>
+                <w:color w:val="000000"/>
+                <w:sz w:val="18"/>
+                <w:szCs w:val="18"/>
+              </w:rPr>
+              <w:t xml:space="preserve">移速 </w:t>
+            </w:r>
+            <w:r>
+              <w:rPr>
+                <w:rFonts w:asciiTheme="minorEastAsia" w:hAnsiTheme="minorEastAsia" w:cs="Times New Roman" w:hint="eastAsia"/>
+                <w:color w:val="000000"/>
+                <w:sz w:val="18"/>
+                <w:szCs w:val="18"/>
+              </w:rPr>
+              <w:t>3</w:t>
+            </w:r>
+          </w:p>
+        </w:tc>
+        <w:tc>
+          <w:tcPr>
+            <w:tcW w:w="5193" w:type="dxa"/>
+            <w:vMerge/>
+            <w:hideMark/>
+          </w:tcPr>
+          <w:p>
+            <w:pPr>
+              <w:widowControl/>
+              <w:jc w:val="left"/>
+              <w:rPr>
+                <w:rFonts w:asciiTheme="minorEastAsia" w:hAnsiTheme="minorEastAsia" w:cs="Times New Roman"/>
+                <w:color w:val="000000"/>
+                <w:sz w:val="18"/>
+                <w:szCs w:val="18"/>
+              </w:rPr>
+            </w:pPr>
+          </w:p>
+        </w:tc>
+      </w:tr>
+    </w:tbl>
+    <w:p>
+      <w:pPr>
+        <w:spacing w:after="0" w:line="240" w:lineRule="auto"/>
+        <w:rPr>
+          <w:rFonts w:asciiTheme="minorEastAsia" w:hAnsiTheme="minorEastAsia"/>
+          <w:sz w:val="18"/>
+          <w:szCs w:val="18"/>
+        </w:rPr>
+      </w:pPr>
+    </w:p>
+    <w:tbl>
+      <w:tblPr>
+        <w:tblStyle w:val="TableGrid"/>
+        <w:tblW w:w="10768" w:type="dxa"/>
+        <w:tblLook w:val="04A0" w:firstRow="1" w:lastRow="0" w:firstColumn="1" w:lastColumn="0" w:noHBand="0" w:noVBand="1"/>
+      </w:tblPr>
+      <w:tblGrid>
+        <w:gridCol w:w="2056"/>
+        <w:gridCol w:w="3519"/>
+        <w:gridCol w:w="5193"/>
+      </w:tblGrid>
+      <w:tr>
+        <w:trPr>
+          <w:trHeight w:val="270"/>
+        </w:trPr>
+        <w:tc>
+          <w:tcPr>
+            <w:tcW w:w="2056" w:type="dxa"/>
+            <w:noWrap/>
+            <w:hideMark/>
+          </w:tcPr>
+          <w:p>
+            <w:pPr>
+              <w:widowControl/>
+              <w:jc w:val="center"/>
+              <w:rPr>
+                <w:rFonts w:asciiTheme="minorEastAsia" w:hAnsiTheme="minorEastAsia" w:cs="Times New Roman"/>
+                <w:b/>
+                <w:bCs/>
+                <w:color w:val="000000"/>
+                <w:sz w:val="18"/>
+                <w:szCs w:val="18"/>
+              </w:rPr>
+            </w:pPr>
+            <w:r>
+              <w:rPr>
+                <w:rFonts w:asciiTheme="minorEastAsia" w:hAnsiTheme="minorEastAsia" w:cs="Times New Roman" w:hint="eastAsia"/>
+                <w:b/>
+                <w:bCs/>
+                <w:color w:val="000000"/>
+                <w:sz w:val="18"/>
+                <w:szCs w:val="18"/>
+              </w:rPr>
+              <w:t>炎骑士</w:t>
+            </w:r>
+          </w:p>
+        </w:tc>
+        <w:tc>
+          <w:tcPr>
+            <w:tcW w:w="8712" w:type="dxa"/>
+            <w:gridSpan w:val="2"/>
+            <w:noWrap/>
+            <w:hideMark/>
+          </w:tcPr>
+          <w:p>
+            <w:pPr>
+              <w:widowControl/>
+              <w:jc w:val="left"/>
+              <w:rPr>
+                <w:rFonts w:asciiTheme="minorEastAsia" w:hAnsiTheme="minorEastAsia" w:cs="Times New Roman"/>
+                <w:color w:val="000000"/>
+                <w:sz w:val="18"/>
+                <w:szCs w:val="18"/>
+              </w:rPr>
+            </w:pPr>
+            <w:r>
+              <w:rPr>
+                <w:rFonts w:asciiTheme="minorEastAsia" w:hAnsiTheme="minorEastAsia" w:cs="Times New Roman" w:hint="eastAsia"/>
+                <w:color w:val="000000"/>
+                <w:sz w:val="18"/>
+                <w:szCs w:val="18"/>
+              </w:rPr>
+              <w:t>持戟-冲击骑兵</w:t>
+            </w:r>
+            <w:r>
+              <w:rPr>
+                <w:rFonts w:asciiTheme="minorEastAsia" w:hAnsiTheme="minorEastAsia" w:cs="Times New Roman" w:hint="eastAsia"/>
+                <w:color w:val="000000"/>
+                <w:sz w:val="18"/>
+                <w:szCs w:val="18"/>
+              </w:rPr>
+              <w:t>（G）</w:t>
+            </w:r>
+          </w:p>
+        </w:tc>
+      </w:tr>
+      <w:tr>
+        <w:trPr>
+          <w:trHeight w:val="113"/>
+        </w:trPr>
+        <w:tc>
+          <w:tcPr>
+            <w:tcW w:w="2056" w:type="dxa"/>
+            <w:vMerge w:val="restart"/>
+            <w:noWrap/>
+            <w:hideMark/>
+          </w:tcPr>
+          <w:p>
+            <w:pPr>
+              <w:widowControl/>
+              <w:jc w:val="left"/>
+              <w:rPr>
+                <w:rFonts w:asciiTheme="minorEastAsia" w:hAnsiTheme="minorEastAsia" w:cs="Times New Roman"/>
+                <w:color w:val="000000"/>
+                <w:sz w:val="18"/>
+                <w:szCs w:val="18"/>
+              </w:rPr>
+            </w:pPr>
+          </w:p>
+        </w:tc>
+        <w:tc>
+          <w:tcPr>
+            <w:tcW w:w="3519" w:type="dxa"/>
+            <w:noWrap/>
+            <w:vAlign w:val="center"/>
+            <w:hideMark/>
+          </w:tcPr>
+          <w:p>
+            <w:pPr>
+              <w:widowControl/>
+              <w:jc w:val="left"/>
+              <w:rPr>
+                <w:rFonts w:asciiTheme="minorEastAsia" w:hAnsiTheme="minorEastAsia" w:cs="Times New Roman"/>
+                <w:color w:val="000000"/>
+                <w:sz w:val="18"/>
+                <w:szCs w:val="18"/>
+              </w:rPr>
+            </w:pPr>
+            <w:r>
+              <w:rPr>
+                <w:rFonts w:asciiTheme="minorEastAsia" w:hAnsiTheme="minorEastAsia" w:cs="Times New Roman" w:hint="eastAsia"/>
+                <w:color w:val="000000"/>
+                <w:sz w:val="18"/>
+                <w:szCs w:val="18"/>
+              </w:rPr>
+              <w:t>人数32</w:t>
+            </w:r>
+            <w:r>
+              <w:rPr>
+                <w:rFonts w:asciiTheme="minorEastAsia" w:hAnsiTheme="minorEastAsia" w:cs="Times New Roman"/>
+                <w:color w:val="000000"/>
+                <w:sz w:val="18"/>
+                <w:szCs w:val="18"/>
+              </w:rPr>
+              <w:t xml:space="preserve">  </w:t>
+            </w:r>
+            <w:r>
+              <w:rPr>
+                <w:rFonts w:asciiTheme="minorEastAsia" w:hAnsiTheme="minorEastAsia" w:cs="Times New Roman" w:hint="eastAsia"/>
+                <w:color w:val="000000"/>
+                <w:sz w:val="18"/>
+                <w:szCs w:val="18"/>
+              </w:rPr>
+              <w:t>单体生命</w:t>
+            </w:r>
+            <w:r>
+              <w:rPr>
+                <w:rFonts w:asciiTheme="minorEastAsia" w:hAnsiTheme="minorEastAsia" w:cs="Times New Roman" w:hint="eastAsia"/>
+                <w:color w:val="000000"/>
+                <w:sz w:val="18"/>
+                <w:szCs w:val="18"/>
+              </w:rPr>
+              <w:t>8</w:t>
+            </w:r>
+            <w:r>
+              <w:rPr>
+                <w:rFonts w:asciiTheme="minorEastAsia" w:hAnsiTheme="minorEastAsia" w:cs="Times New Roman" w:hint="eastAsia"/>
+                <w:color w:val="000000"/>
+                <w:sz w:val="18"/>
+                <w:szCs w:val="18"/>
+              </w:rPr>
+              <w:t>0</w:t>
+            </w:r>
+          </w:p>
+        </w:tc>
+        <w:tc>
+          <w:tcPr>
+            <w:tcW w:w="5193" w:type="dxa"/>
+            <w:vMerge w:val="restart"/>
+            <w:noWrap/>
+            <w:vAlign w:val="center"/>
+            <w:hideMark/>
+          </w:tcPr>
+          <w:p>
+            <w:pPr>
+              <w:widowControl/>
+              <w:jc w:val="left"/>
+              <w:rPr>
+                <w:rFonts w:asciiTheme="minorEastAsia" w:hAnsiTheme="minorEastAsia" w:cs="Times New Roman"/>
+                <w:color w:val="000000"/>
+                <w:sz w:val="18"/>
+                <w:szCs w:val="18"/>
+              </w:rPr>
+            </w:pPr>
+            <w:r>
+              <w:rPr>
+                <w:rFonts w:asciiTheme="minorEastAsia" w:hAnsiTheme="minorEastAsia" w:cs="Times New Roman" w:hint="eastAsia"/>
+                <w:color w:val="000000"/>
+                <w:sz w:val="18"/>
+                <w:szCs w:val="18"/>
+              </w:rPr>
+              <w:t>攻击</w:t>
+            </w:r>
+            <w:r>
+              <w:rPr>
+                <w:rFonts w:asciiTheme="minorEastAsia" w:hAnsiTheme="minorEastAsia" w:cs="Times New Roman" w:hint="eastAsia"/>
+                <w:color w:val="000000"/>
+                <w:sz w:val="18"/>
+                <w:szCs w:val="18"/>
+              </w:rPr>
+              <w:t>32</w:t>
+            </w:r>
+            <w:r>
+              <w:rPr>
+                <w:rFonts w:asciiTheme="minorEastAsia" w:hAnsiTheme="minorEastAsia" w:cs="Times New Roman"/>
+                <w:color w:val="000000"/>
+                <w:sz w:val="18"/>
+                <w:szCs w:val="18"/>
+              </w:rPr>
+              <w:t xml:space="preserve">  </w:t>
+            </w:r>
+            <w:r>
+              <w:rPr>
+                <w:rFonts w:asciiTheme="minorEastAsia" w:hAnsiTheme="minorEastAsia" w:cs="Times New Roman" w:hint="eastAsia"/>
+                <w:color w:val="000000"/>
+                <w:sz w:val="18"/>
+                <w:szCs w:val="18"/>
+              </w:rPr>
+              <w:t>近战</w:t>
+            </w:r>
+          </w:p>
+          <w:p>
+            <w:pPr>
+              <w:widowControl/>
+              <w:jc w:val="left"/>
+              <w:rPr>
+                <w:rFonts w:asciiTheme="minorEastAsia" w:hAnsiTheme="minorEastAsia" w:cs="Times New Roman"/>
+                <w:color w:val="000000"/>
+                <w:sz w:val="18"/>
+                <w:szCs w:val="18"/>
+              </w:rPr>
+            </w:pPr>
+            <w:r>
+              <w:rPr>
+                <w:rFonts w:asciiTheme="minorEastAsia" w:hAnsiTheme="minorEastAsia" w:cs="Times New Roman" w:hint="eastAsia"/>
+                <w:color w:val="000000"/>
+                <w:sz w:val="18"/>
+                <w:szCs w:val="18"/>
+              </w:rPr>
+              <w:t>攻击</w:t>
+            </w:r>
+            <w:r>
+              <w:rPr>
+                <w:rFonts w:asciiTheme="minorEastAsia" w:hAnsiTheme="minorEastAsia" w:cs="Times New Roman" w:hint="eastAsia"/>
+                <w:color w:val="000000"/>
+                <w:sz w:val="18"/>
+                <w:szCs w:val="18"/>
+              </w:rPr>
+              <w:t>72</w:t>
+            </w:r>
+            <w:r>
+              <w:rPr>
+                <w:rFonts w:asciiTheme="minorEastAsia" w:hAnsiTheme="minorEastAsia" w:cs="Times New Roman"/>
+                <w:color w:val="000000"/>
+                <w:sz w:val="18"/>
+                <w:szCs w:val="18"/>
+              </w:rPr>
+              <w:t xml:space="preserve">  </w:t>
+            </w:r>
+            <w:r>
+              <w:rPr>
+                <w:rFonts w:asciiTheme="minorEastAsia" w:hAnsiTheme="minorEastAsia" w:cs="Times New Roman" w:hint="eastAsia"/>
+                <w:color w:val="000000"/>
+                <w:sz w:val="18"/>
+                <w:szCs w:val="18"/>
+              </w:rPr>
+              <w:t xml:space="preserve">冲杀 </w:t>
+            </w:r>
+            <w:r>
+              <w:rPr>
+                <w:rFonts w:asciiTheme="minorEastAsia" w:hAnsiTheme="minorEastAsia" w:cs="Times New Roman"/>
+                <w:color w:val="000000"/>
+                <w:sz w:val="18"/>
+                <w:szCs w:val="18"/>
+              </w:rPr>
+              <w:t xml:space="preserve"> </w:t>
+            </w:r>
+            <w:r>
+              <w:rPr>
+                <w:rFonts w:asciiTheme="minorEastAsia" w:hAnsiTheme="minorEastAsia" w:cs="Times New Roman" w:hint="eastAsia"/>
+                <w:color w:val="000000"/>
+                <w:sz w:val="18"/>
+                <w:szCs w:val="18"/>
+              </w:rPr>
+              <w:t>破甲</w:t>
+            </w:r>
+            <w:r>
+              <w:rPr>
+                <w:rFonts w:asciiTheme="minorEastAsia" w:hAnsiTheme="minorEastAsia" w:cs="Times New Roman" w:hint="eastAsia"/>
+                <w:color w:val="000000"/>
+                <w:sz w:val="18"/>
+                <w:szCs w:val="18"/>
+              </w:rPr>
+              <w:t>8</w:t>
+            </w:r>
+            <w:r>
+              <w:rPr>
+                <w:rFonts w:asciiTheme="minorEastAsia" w:hAnsiTheme="minorEastAsia" w:cs="Times New Roman" w:hint="eastAsia"/>
+                <w:color w:val="000000"/>
+                <w:sz w:val="18"/>
+                <w:szCs w:val="18"/>
+              </w:rPr>
+              <w:t>0</w:t>
+            </w:r>
+          </w:p>
+        </w:tc>
+      </w:tr>
+      <w:tr>
+        <w:trPr>
+          <w:trHeight w:val="112"/>
+        </w:trPr>
+        <w:tc>
+          <w:tcPr>
+            <w:tcW w:w="2056" w:type="dxa"/>
+            <w:vMerge/>
+            <w:noWrap/>
+          </w:tcPr>
+          <w:p>
+            <w:pPr>
+              <w:widowControl/>
+              <w:jc w:val="left"/>
+              <w:rPr>
+                <w:rFonts w:asciiTheme="minorEastAsia" w:hAnsiTheme="minorEastAsia" w:cs="Times New Roman"/>
+                <w:color w:val="000000"/>
+                <w:sz w:val="18"/>
+                <w:szCs w:val="18"/>
+              </w:rPr>
+            </w:pPr>
+          </w:p>
+        </w:tc>
+        <w:tc>
+          <w:tcPr>
+            <w:tcW w:w="3519" w:type="dxa"/>
+            <w:noWrap/>
+            <w:vAlign w:val="center"/>
+          </w:tcPr>
+          <w:p>
+            <w:pPr>
+              <w:widowControl/>
+              <w:jc w:val="left"/>
+              <w:rPr>
+                <w:rFonts w:asciiTheme="minorEastAsia" w:hAnsiTheme="minorEastAsia" w:cs="Times New Roman"/>
+                <w:color w:val="000000"/>
+                <w:sz w:val="18"/>
+                <w:szCs w:val="18"/>
+              </w:rPr>
+            </w:pPr>
+            <w:r>
+              <w:rPr>
+                <w:rFonts w:asciiTheme="minorEastAsia" w:hAnsiTheme="minorEastAsia" w:cs="Times New Roman" w:hint="eastAsia"/>
+                <w:color w:val="000000"/>
+                <w:sz w:val="18"/>
+                <w:szCs w:val="18"/>
+              </w:rPr>
+              <w:t>护甲/闪避：近战0</w:t>
+            </w:r>
+            <w:r>
+              <w:rPr>
+                <w:rFonts w:asciiTheme="minorEastAsia" w:hAnsiTheme="minorEastAsia" w:cs="Times New Roman"/>
+                <w:color w:val="000000"/>
+                <w:sz w:val="18"/>
+                <w:szCs w:val="18"/>
+              </w:rPr>
+              <w:t xml:space="preserve">  </w:t>
+            </w:r>
+            <w:r>
+              <w:rPr>
+                <w:rFonts w:asciiTheme="minorEastAsia" w:hAnsiTheme="minorEastAsia" w:cs="Times New Roman" w:hint="eastAsia"/>
+                <w:color w:val="000000"/>
+                <w:sz w:val="18"/>
+                <w:szCs w:val="18"/>
+              </w:rPr>
+              <w:t>远程</w:t>
+            </w:r>
+            <w:r>
+              <w:rPr>
+                <w:rFonts w:asciiTheme="minorEastAsia" w:hAnsiTheme="minorEastAsia" w:cs="Times New Roman" w:hint="eastAsia"/>
+                <w:color w:val="000000"/>
+                <w:sz w:val="18"/>
+                <w:szCs w:val="18"/>
+              </w:rPr>
+              <w:t>3</w:t>
+            </w:r>
+            <w:r>
+              <w:rPr>
+                <w:rFonts w:asciiTheme="minorEastAsia" w:hAnsiTheme="minorEastAsia" w:cs="Times New Roman" w:hint="eastAsia"/>
+                <w:color w:val="000000"/>
+                <w:sz w:val="18"/>
+                <w:szCs w:val="18"/>
+              </w:rPr>
+              <w:t>0</w:t>
+            </w:r>
+            <w:r>
+              <w:rPr>
+                <w:rFonts w:asciiTheme="minorEastAsia" w:hAnsiTheme="minorEastAsia" w:cs="Times New Roman"/>
+                <w:color w:val="000000"/>
+                <w:sz w:val="18"/>
+                <w:szCs w:val="18"/>
+              </w:rPr>
+              <w:t xml:space="preserve"> </w:t>
+            </w:r>
+            <w:r>
+              <w:rPr>
+                <w:rFonts w:asciiTheme="minorEastAsia" w:hAnsiTheme="minorEastAsia" w:cs="Times New Roman" w:hint="eastAsia"/>
+                <w:color w:val="000000"/>
+                <w:sz w:val="18"/>
+                <w:szCs w:val="18"/>
+              </w:rPr>
+              <w:t>冲杀0</w:t>
+            </w:r>
+          </w:p>
+        </w:tc>
+        <w:tc>
+          <w:tcPr>
+            <w:tcW w:w="5193" w:type="dxa"/>
+            <w:vMerge/>
+            <w:noWrap/>
+            <w:vAlign w:val="center"/>
+          </w:tcPr>
+          <w:p>
+            <w:pPr>
+              <w:widowControl/>
+              <w:jc w:val="center"/>
+              <w:rPr>
+                <w:rFonts w:asciiTheme="minorEastAsia" w:hAnsiTheme="minorEastAsia" w:cs="Times New Roman"/>
+                <w:color w:val="000000"/>
+                <w:sz w:val="18"/>
+                <w:szCs w:val="18"/>
+              </w:rPr>
+            </w:pPr>
+          </w:p>
+        </w:tc>
+      </w:tr>
+      <w:tr>
+        <w:trPr>
+          <w:trHeight w:val="270"/>
+        </w:trPr>
+        <w:tc>
+          <w:tcPr>
+            <w:tcW w:w="2056" w:type="dxa"/>
+            <w:vMerge/>
+            <w:hideMark/>
+          </w:tcPr>
+          <w:p>
+            <w:pPr>
+              <w:widowControl/>
+              <w:jc w:val="left"/>
+              <w:rPr>
+                <w:rFonts w:asciiTheme="minorEastAsia" w:hAnsiTheme="minorEastAsia" w:cs="Times New Roman"/>
+                <w:color w:val="000000"/>
+                <w:sz w:val="18"/>
+                <w:szCs w:val="18"/>
+              </w:rPr>
+            </w:pPr>
+          </w:p>
+        </w:tc>
+        <w:tc>
+          <w:tcPr>
+            <w:tcW w:w="3519" w:type="dxa"/>
+            <w:noWrap/>
+            <w:vAlign w:val="center"/>
+            <w:hideMark/>
+          </w:tcPr>
+          <w:p>
+            <w:pPr>
+              <w:widowControl/>
+              <w:jc w:val="left"/>
+              <w:rPr>
+                <w:rFonts w:asciiTheme="minorEastAsia" w:hAnsiTheme="minorEastAsia" w:cs="Times New Roman"/>
+                <w:color w:val="000000"/>
+                <w:sz w:val="18"/>
+                <w:szCs w:val="18"/>
+              </w:rPr>
+            </w:pPr>
+            <w:r>
+              <w:rPr>
+                <w:rFonts w:asciiTheme="minorEastAsia" w:hAnsiTheme="minorEastAsia" w:cs="Times New Roman"/>
+                <w:color w:val="000000"/>
+                <w:sz w:val="18"/>
+                <w:szCs w:val="18"/>
+              </w:rPr>
+              <w:t xml:space="preserve">移速 </w:t>
+            </w:r>
+            <w:r>
+              <w:rPr>
+                <w:rFonts w:asciiTheme="minorEastAsia" w:hAnsiTheme="minorEastAsia" w:cs="Times New Roman" w:hint="eastAsia"/>
+                <w:color w:val="000000"/>
+                <w:sz w:val="18"/>
+                <w:szCs w:val="18"/>
+              </w:rPr>
+              <w:t>9</w:t>
+            </w:r>
+          </w:p>
+        </w:tc>
+        <w:tc>
+          <w:tcPr>
+            <w:tcW w:w="5193" w:type="dxa"/>
+            <w:vMerge/>
+            <w:hideMark/>
+          </w:tcPr>
+          <w:p>
+            <w:pPr>
+              <w:widowControl/>
+              <w:jc w:val="left"/>
+              <w:rPr>
+                <w:rFonts w:asciiTheme="minorEastAsia" w:hAnsiTheme="minorEastAsia" w:cs="Times New Roman"/>
+                <w:color w:val="000000"/>
+                <w:sz w:val="18"/>
+                <w:szCs w:val="18"/>
+              </w:rPr>
+            </w:pPr>
+          </w:p>
+        </w:tc>
+      </w:tr>
+    </w:tbl>
+    <w:p>
+      <w:pPr>
+        <w:spacing w:after="0" w:line="240" w:lineRule="auto"/>
+        <w:rPr>
+          <w:rFonts w:asciiTheme="minorEastAsia" w:hAnsiTheme="minorEastAsia"/>
+          <w:sz w:val="18"/>
+          <w:szCs w:val="18"/>
+        </w:rPr>
+      </w:pPr>
+    </w:p>
+    <w:tbl>
+      <w:tblPr>
+        <w:tblStyle w:val="TableGrid"/>
+        <w:tblW w:w="10768" w:type="dxa"/>
+        <w:tblLook w:val="04A0" w:firstRow="1" w:lastRow="0" w:firstColumn="1" w:lastColumn="0" w:noHBand="0" w:noVBand="1"/>
+      </w:tblPr>
+      <w:tblGrid>
+        <w:gridCol w:w="2056"/>
+        <w:gridCol w:w="3519"/>
+        <w:gridCol w:w="5193"/>
+      </w:tblGrid>
+      <w:tr>
+        <w:trPr>
+          <w:trHeight w:val="270"/>
+        </w:trPr>
+        <w:tc>
+          <w:tcPr>
+            <w:tcW w:w="2056" w:type="dxa"/>
+            <w:noWrap/>
+            <w:hideMark/>
+          </w:tcPr>
+          <w:p>
+            <w:pPr>
+              <w:widowControl/>
+              <w:jc w:val="center"/>
+              <w:rPr>
+                <w:rFonts w:asciiTheme="minorEastAsia" w:hAnsiTheme="minorEastAsia" w:cs="Times New Roman"/>
+                <w:b/>
+                <w:bCs/>
+                <w:color w:val="000000"/>
+                <w:sz w:val="18"/>
+                <w:szCs w:val="18"/>
+              </w:rPr>
+            </w:pPr>
+            <w:r>
+              <w:rPr>
+                <w:rFonts w:asciiTheme="minorEastAsia" w:hAnsiTheme="minorEastAsia" w:cs="Times New Roman" w:hint="eastAsia"/>
+                <w:b/>
+                <w:bCs/>
+                <w:color w:val="000000"/>
+                <w:sz w:val="18"/>
+                <w:szCs w:val="18"/>
+              </w:rPr>
+              <w:t>珊瑚骑兵团</w:t>
+            </w:r>
+          </w:p>
+        </w:tc>
+        <w:tc>
+          <w:tcPr>
+            <w:tcW w:w="8712" w:type="dxa"/>
+            <w:gridSpan w:val="2"/>
+            <w:noWrap/>
+            <w:hideMark/>
+          </w:tcPr>
+          <w:p>
+            <w:pPr>
+              <w:widowControl/>
+              <w:jc w:val="left"/>
+              <w:rPr>
+                <w:rFonts w:asciiTheme="minorEastAsia" w:hAnsiTheme="minorEastAsia" w:cs="Times New Roman"/>
+                <w:color w:val="000000"/>
+                <w:sz w:val="18"/>
+                <w:szCs w:val="18"/>
+              </w:rPr>
+            </w:pPr>
+            <w:r>
+              <w:rPr>
+                <w:rFonts w:asciiTheme="minorEastAsia" w:hAnsiTheme="minorEastAsia" w:cs="Times New Roman" w:hint="eastAsia"/>
+                <w:color w:val="000000"/>
+                <w:sz w:val="18"/>
+                <w:szCs w:val="18"/>
+              </w:rPr>
+              <w:t>持戟</w:t>
+            </w:r>
+            <w:r>
+              <w:rPr>
+                <w:rFonts w:asciiTheme="minorEastAsia" w:hAnsiTheme="minorEastAsia" w:cs="Times New Roman" w:hint="eastAsia"/>
+                <w:color w:val="000000"/>
+                <w:sz w:val="18"/>
+                <w:szCs w:val="18"/>
+              </w:rPr>
+              <w:t>-持盾</w:t>
+            </w:r>
+            <w:r>
+              <w:rPr>
+                <w:rFonts w:asciiTheme="minorEastAsia" w:hAnsiTheme="minorEastAsia" w:cs="Times New Roman" w:hint="eastAsia"/>
+                <w:color w:val="000000"/>
+                <w:sz w:val="18"/>
+                <w:szCs w:val="18"/>
+              </w:rPr>
+              <w:t>-冲击骑兵（G）</w:t>
+            </w:r>
+          </w:p>
+        </w:tc>
+      </w:tr>
+      <w:tr>
+        <w:trPr>
+          <w:trHeight w:val="113"/>
+        </w:trPr>
+        <w:tc>
+          <w:tcPr>
+            <w:tcW w:w="2056" w:type="dxa"/>
+            <w:vMerge w:val="restart"/>
+            <w:noWrap/>
+            <w:hideMark/>
+          </w:tcPr>
+          <w:p>
+            <w:pPr>
+              <w:widowControl/>
+              <w:jc w:val="left"/>
+              <w:rPr>
+                <w:rFonts w:asciiTheme="minorEastAsia" w:hAnsiTheme="minorEastAsia" w:cs="Times New Roman"/>
+                <w:color w:val="000000"/>
+                <w:sz w:val="18"/>
+                <w:szCs w:val="18"/>
+              </w:rPr>
+            </w:pPr>
+          </w:p>
+        </w:tc>
+        <w:tc>
+          <w:tcPr>
+            <w:tcW w:w="3519" w:type="dxa"/>
+            <w:noWrap/>
+            <w:vAlign w:val="center"/>
+            <w:hideMark/>
+          </w:tcPr>
+          <w:p>
+            <w:pPr>
+              <w:widowControl/>
+              <w:jc w:val="left"/>
+              <w:rPr>
+                <w:rFonts w:asciiTheme="minorEastAsia" w:hAnsiTheme="minorEastAsia" w:cs="Times New Roman"/>
+                <w:color w:val="000000"/>
+                <w:sz w:val="18"/>
+                <w:szCs w:val="18"/>
+              </w:rPr>
+            </w:pPr>
+            <w:r>
+              <w:rPr>
+                <w:rFonts w:asciiTheme="minorEastAsia" w:hAnsiTheme="minorEastAsia" w:cs="Times New Roman" w:hint="eastAsia"/>
+                <w:color w:val="000000"/>
+                <w:sz w:val="18"/>
+                <w:szCs w:val="18"/>
+              </w:rPr>
+              <w:t>人数32</w:t>
+            </w:r>
+            <w:r>
+              <w:rPr>
+                <w:rFonts w:asciiTheme="minorEastAsia" w:hAnsiTheme="minorEastAsia" w:cs="Times New Roman"/>
+                <w:color w:val="000000"/>
+                <w:sz w:val="18"/>
+                <w:szCs w:val="18"/>
+              </w:rPr>
+              <w:t xml:space="preserve">  </w:t>
+            </w:r>
+            <w:r>
+              <w:rPr>
+                <w:rFonts w:asciiTheme="minorEastAsia" w:hAnsiTheme="minorEastAsia" w:cs="Times New Roman" w:hint="eastAsia"/>
+                <w:color w:val="000000"/>
+                <w:sz w:val="18"/>
+                <w:szCs w:val="18"/>
+              </w:rPr>
+              <w:t>单体生命</w:t>
+            </w:r>
+            <w:r>
+              <w:rPr>
+                <w:rFonts w:asciiTheme="minorEastAsia" w:hAnsiTheme="minorEastAsia" w:cs="Times New Roman" w:hint="eastAsia"/>
+                <w:color w:val="000000"/>
+                <w:sz w:val="18"/>
+                <w:szCs w:val="18"/>
+              </w:rPr>
+              <w:t>10</w:t>
+            </w:r>
+            <w:r>
+              <w:rPr>
+                <w:rFonts w:asciiTheme="minorEastAsia" w:hAnsiTheme="minorEastAsia" w:cs="Times New Roman" w:hint="eastAsia"/>
+                <w:color w:val="000000"/>
+                <w:sz w:val="18"/>
+                <w:szCs w:val="18"/>
+              </w:rPr>
+              <w:t>0</w:t>
+            </w:r>
+          </w:p>
+        </w:tc>
+        <w:tc>
+          <w:tcPr>
+            <w:tcW w:w="5193" w:type="dxa"/>
+            <w:vMerge w:val="restart"/>
+            <w:noWrap/>
+            <w:vAlign w:val="center"/>
+            <w:hideMark/>
+          </w:tcPr>
+          <w:p>
+            <w:pPr>
+              <w:widowControl/>
+              <w:jc w:val="left"/>
+              <w:rPr>
+                <w:rFonts w:asciiTheme="minorEastAsia" w:hAnsiTheme="minorEastAsia" w:cs="Times New Roman"/>
+                <w:color w:val="000000"/>
+                <w:sz w:val="18"/>
+                <w:szCs w:val="18"/>
+              </w:rPr>
+            </w:pPr>
+            <w:r>
+              <w:rPr>
+                <w:rFonts w:asciiTheme="minorEastAsia" w:hAnsiTheme="minorEastAsia" w:cs="Times New Roman" w:hint="eastAsia"/>
+                <w:color w:val="000000"/>
+                <w:sz w:val="18"/>
+                <w:szCs w:val="18"/>
+              </w:rPr>
+              <w:t>攻击</w:t>
+            </w:r>
+            <w:r>
+              <w:rPr>
+                <w:rFonts w:asciiTheme="minorEastAsia" w:hAnsiTheme="minorEastAsia" w:cs="Times New Roman" w:hint="eastAsia"/>
+                <w:color w:val="000000"/>
+                <w:sz w:val="18"/>
+                <w:szCs w:val="18"/>
+              </w:rPr>
+              <w:t>44</w:t>
+            </w:r>
+            <w:r>
+              <w:rPr>
+                <w:rFonts w:asciiTheme="minorEastAsia" w:hAnsiTheme="minorEastAsia" w:cs="Times New Roman"/>
+                <w:color w:val="000000"/>
+                <w:sz w:val="18"/>
+                <w:szCs w:val="18"/>
+              </w:rPr>
+              <w:t xml:space="preserve">  </w:t>
+            </w:r>
+            <w:r>
+              <w:rPr>
+                <w:rFonts w:asciiTheme="minorEastAsia" w:hAnsiTheme="minorEastAsia" w:cs="Times New Roman" w:hint="eastAsia"/>
+                <w:color w:val="000000"/>
+                <w:sz w:val="18"/>
+                <w:szCs w:val="18"/>
+              </w:rPr>
+              <w:t>近战</w:t>
+            </w:r>
+          </w:p>
+          <w:p>
+            <w:pPr>
+              <w:widowControl/>
+              <w:jc w:val="left"/>
+              <w:rPr>
+                <w:rFonts w:asciiTheme="minorEastAsia" w:hAnsiTheme="minorEastAsia" w:cs="Times New Roman"/>
+                <w:color w:val="000000"/>
+                <w:sz w:val="18"/>
+                <w:szCs w:val="18"/>
+              </w:rPr>
+            </w:pPr>
+            <w:r>
+              <w:rPr>
+                <w:rFonts w:asciiTheme="minorEastAsia" w:hAnsiTheme="minorEastAsia" w:cs="Times New Roman" w:hint="eastAsia"/>
+                <w:color w:val="000000"/>
+                <w:sz w:val="18"/>
+                <w:szCs w:val="18"/>
+              </w:rPr>
+              <w:t>攻击</w:t>
+            </w:r>
+            <w:r>
+              <w:rPr>
+                <w:rFonts w:asciiTheme="minorEastAsia" w:hAnsiTheme="minorEastAsia" w:cs="Times New Roman" w:hint="eastAsia"/>
+                <w:color w:val="000000"/>
+                <w:sz w:val="18"/>
+                <w:szCs w:val="18"/>
+              </w:rPr>
+              <w:t>64</w:t>
+            </w:r>
+            <w:r>
+              <w:rPr>
+                <w:rFonts w:asciiTheme="minorEastAsia" w:hAnsiTheme="minorEastAsia" w:cs="Times New Roman"/>
+                <w:color w:val="000000"/>
+                <w:sz w:val="18"/>
+                <w:szCs w:val="18"/>
+              </w:rPr>
+              <w:t xml:space="preserve">  </w:t>
+            </w:r>
+            <w:r>
+              <w:rPr>
+                <w:rFonts w:asciiTheme="minorEastAsia" w:hAnsiTheme="minorEastAsia" w:cs="Times New Roman" w:hint="eastAsia"/>
+                <w:color w:val="000000"/>
+                <w:sz w:val="18"/>
+                <w:szCs w:val="18"/>
+              </w:rPr>
+              <w:t>冲杀</w:t>
+            </w:r>
+          </w:p>
+        </w:tc>
+      </w:tr>
+      <w:tr>
+        <w:trPr>
+          <w:trHeight w:val="112"/>
+        </w:trPr>
+        <w:tc>
+          <w:tcPr>
+            <w:tcW w:w="2056" w:type="dxa"/>
+            <w:vMerge/>
+            <w:noWrap/>
+          </w:tcPr>
+          <w:p>
+            <w:pPr>
+              <w:widowControl/>
+              <w:jc w:val="left"/>
+              <w:rPr>
+                <w:rFonts w:asciiTheme="minorEastAsia" w:hAnsiTheme="minorEastAsia" w:cs="Times New Roman"/>
+                <w:color w:val="000000"/>
+                <w:sz w:val="18"/>
+                <w:szCs w:val="18"/>
+              </w:rPr>
+            </w:pPr>
+          </w:p>
+        </w:tc>
+        <w:tc>
+          <w:tcPr>
+            <w:tcW w:w="3519" w:type="dxa"/>
+            <w:noWrap/>
+            <w:vAlign w:val="center"/>
+          </w:tcPr>
+          <w:p>
+            <w:pPr>
+              <w:widowControl/>
+              <w:jc w:val="left"/>
+              <w:rPr>
+                <w:rFonts w:asciiTheme="minorEastAsia" w:hAnsiTheme="minorEastAsia" w:cs="Times New Roman"/>
+                <w:color w:val="000000"/>
+                <w:sz w:val="18"/>
+                <w:szCs w:val="18"/>
+              </w:rPr>
+            </w:pPr>
+            <w:r>
+              <w:rPr>
+                <w:rFonts w:asciiTheme="minorEastAsia" w:hAnsiTheme="minorEastAsia" w:cs="Times New Roman" w:hint="eastAsia"/>
+                <w:color w:val="000000"/>
+                <w:sz w:val="18"/>
+                <w:szCs w:val="18"/>
+              </w:rPr>
+              <w:t>护甲/闪避：近战</w:t>
+            </w:r>
+            <w:r>
+              <w:rPr>
+                <w:rFonts w:asciiTheme="minorEastAsia" w:hAnsiTheme="minorEastAsia" w:cs="Times New Roman" w:hint="eastAsia"/>
+                <w:color w:val="000000"/>
+                <w:sz w:val="18"/>
+                <w:szCs w:val="18"/>
+              </w:rPr>
+              <w:t>3</w:t>
+            </w:r>
+            <w:r>
+              <w:rPr>
+                <w:rFonts w:asciiTheme="minorEastAsia" w:hAnsiTheme="minorEastAsia" w:cs="Times New Roman" w:hint="eastAsia"/>
+                <w:color w:val="000000"/>
+                <w:sz w:val="18"/>
+                <w:szCs w:val="18"/>
+              </w:rPr>
+              <w:t>0</w:t>
+            </w:r>
+            <w:r>
+              <w:rPr>
+                <w:rFonts w:asciiTheme="minorEastAsia" w:hAnsiTheme="minorEastAsia" w:cs="Times New Roman"/>
+                <w:color w:val="000000"/>
+                <w:sz w:val="18"/>
+                <w:szCs w:val="18"/>
+              </w:rPr>
+              <w:t xml:space="preserve">  </w:t>
+            </w:r>
+            <w:r>
+              <w:rPr>
+                <w:rFonts w:asciiTheme="minorEastAsia" w:hAnsiTheme="minorEastAsia" w:cs="Times New Roman" w:hint="eastAsia"/>
+                <w:color w:val="000000"/>
+                <w:sz w:val="18"/>
+                <w:szCs w:val="18"/>
+              </w:rPr>
+              <w:t>远程</w:t>
+            </w:r>
+            <w:r>
+              <w:rPr>
+                <w:rFonts w:asciiTheme="minorEastAsia" w:hAnsiTheme="minorEastAsia" w:cs="Times New Roman" w:hint="eastAsia"/>
+                <w:color w:val="000000"/>
+                <w:sz w:val="18"/>
+                <w:szCs w:val="18"/>
+              </w:rPr>
+              <w:t>6</w:t>
+            </w:r>
+            <w:r>
+              <w:rPr>
+                <w:rFonts w:asciiTheme="minorEastAsia" w:hAnsiTheme="minorEastAsia" w:cs="Times New Roman" w:hint="eastAsia"/>
+                <w:color w:val="000000"/>
+                <w:sz w:val="18"/>
+                <w:szCs w:val="18"/>
+              </w:rPr>
+              <w:t>0</w:t>
+            </w:r>
+            <w:r>
+              <w:rPr>
+                <w:rFonts w:asciiTheme="minorEastAsia" w:hAnsiTheme="minorEastAsia" w:cs="Times New Roman"/>
+                <w:color w:val="000000"/>
+                <w:sz w:val="18"/>
+                <w:szCs w:val="18"/>
+              </w:rPr>
+              <w:t xml:space="preserve"> </w:t>
+            </w:r>
+            <w:r>
+              <w:rPr>
+                <w:rFonts w:asciiTheme="minorEastAsia" w:hAnsiTheme="minorEastAsia" w:cs="Times New Roman" w:hint="eastAsia"/>
+                <w:color w:val="000000"/>
+                <w:sz w:val="18"/>
+                <w:szCs w:val="18"/>
+              </w:rPr>
+              <w:t>冲杀</w:t>
+            </w:r>
+            <w:r>
+              <w:rPr>
+                <w:rFonts w:asciiTheme="minorEastAsia" w:hAnsiTheme="minorEastAsia" w:cs="Times New Roman" w:hint="eastAsia"/>
+                <w:color w:val="000000"/>
+                <w:sz w:val="18"/>
+                <w:szCs w:val="18"/>
+              </w:rPr>
+              <w:t>4</w:t>
+            </w:r>
+            <w:r>
+              <w:rPr>
+                <w:rFonts w:asciiTheme="minorEastAsia" w:hAnsiTheme="minorEastAsia" w:cs="Times New Roman" w:hint="eastAsia"/>
+                <w:color w:val="000000"/>
+                <w:sz w:val="18"/>
+                <w:szCs w:val="18"/>
+              </w:rPr>
+              <w:t>0</w:t>
+            </w:r>
+          </w:p>
+        </w:tc>
+        <w:tc>
+          <w:tcPr>
+            <w:tcW w:w="5193" w:type="dxa"/>
+            <w:vMerge/>
+            <w:noWrap/>
+            <w:vAlign w:val="center"/>
+          </w:tcPr>
+          <w:p>
+            <w:pPr>
+              <w:widowControl/>
+              <w:jc w:val="center"/>
+              <w:rPr>
+                <w:rFonts w:asciiTheme="minorEastAsia" w:hAnsiTheme="minorEastAsia" w:cs="Times New Roman"/>
+                <w:color w:val="000000"/>
+                <w:sz w:val="18"/>
+                <w:szCs w:val="18"/>
+              </w:rPr>
+            </w:pPr>
+          </w:p>
+        </w:tc>
+      </w:tr>
+      <w:tr>
+        <w:trPr>
+          <w:trHeight w:val="270"/>
+        </w:trPr>
+        <w:tc>
+          <w:tcPr>
+            <w:tcW w:w="2056" w:type="dxa"/>
+            <w:vMerge/>
+            <w:hideMark/>
+          </w:tcPr>
+          <w:p>
+            <w:pPr>
+              <w:widowControl/>
+              <w:jc w:val="left"/>
+              <w:rPr>
+                <w:rFonts w:asciiTheme="minorEastAsia" w:hAnsiTheme="minorEastAsia" w:cs="Times New Roman"/>
+                <w:color w:val="000000"/>
+                <w:sz w:val="18"/>
+                <w:szCs w:val="18"/>
+              </w:rPr>
+            </w:pPr>
+          </w:p>
+        </w:tc>
+        <w:tc>
+          <w:tcPr>
+            <w:tcW w:w="3519" w:type="dxa"/>
+            <w:noWrap/>
+            <w:vAlign w:val="center"/>
+            <w:hideMark/>
+          </w:tcPr>
+          <w:p>
+            <w:pPr>
+              <w:widowControl/>
+              <w:jc w:val="left"/>
+              <w:rPr>
+                <w:rFonts w:asciiTheme="minorEastAsia" w:hAnsiTheme="minorEastAsia" w:cs="Times New Roman"/>
+                <w:color w:val="000000"/>
+                <w:sz w:val="18"/>
+                <w:szCs w:val="18"/>
+              </w:rPr>
+            </w:pPr>
+            <w:r>
+              <w:rPr>
+                <w:rFonts w:asciiTheme="minorEastAsia" w:hAnsiTheme="minorEastAsia" w:cs="Times New Roman"/>
+                <w:color w:val="000000"/>
+                <w:sz w:val="18"/>
+                <w:szCs w:val="18"/>
+              </w:rPr>
+              <w:t xml:space="preserve">移速 </w:t>
+            </w:r>
+            <w:r>
+              <w:rPr>
+                <w:rFonts w:asciiTheme="minorEastAsia" w:hAnsiTheme="minorEastAsia" w:cs="Times New Roman" w:hint="eastAsia"/>
+                <w:color w:val="000000"/>
+                <w:sz w:val="18"/>
+                <w:szCs w:val="18"/>
+              </w:rPr>
+              <w:t>7</w:t>
+            </w:r>
+          </w:p>
+        </w:tc>
+        <w:tc>
+          <w:tcPr>
+            <w:tcW w:w="5193" w:type="dxa"/>
+            <w:vMerge/>
+            <w:hideMark/>
+          </w:tcPr>
+          <w:p>
+            <w:pPr>
+              <w:widowControl/>
+              <w:jc w:val="left"/>
+              <w:rPr>
+                <w:rFonts w:asciiTheme="minorEastAsia" w:hAnsiTheme="minorEastAsia" w:cs="Times New Roman"/>
+                <w:color w:val="000000"/>
+                <w:sz w:val="18"/>
+                <w:szCs w:val="18"/>
+              </w:rPr>
+            </w:pPr>
+          </w:p>
+        </w:tc>
+      </w:tr>
+    </w:tbl>
+    <w:p>
+      <w:pPr>
+        <w:spacing w:after="0" w:line="240" w:lineRule="auto"/>
+        <w:rPr>
+          <w:rFonts w:asciiTheme="minorEastAsia" w:hAnsiTheme="minorEastAsia"/>
+          <w:sz w:val="18"/>
+          <w:szCs w:val="18"/>
+        </w:rPr>
+      </w:pPr>
+    </w:p>
+    <w:tbl>
+      <w:tblPr>
+        <w:tblStyle w:val="TableGrid"/>
+        <w:tblW w:w="10768" w:type="dxa"/>
+        <w:tblLook w:val="04A0" w:firstRow="1" w:lastRow="0" w:firstColumn="1" w:lastColumn="0" w:noHBand="0" w:noVBand="1"/>
+      </w:tblPr>
+      <w:tblGrid>
+        <w:gridCol w:w="2056"/>
+        <w:gridCol w:w="3519"/>
+        <w:gridCol w:w="5193"/>
+      </w:tblGrid>
+      <w:tr>
+        <w:trPr>
+          <w:trHeight w:val="270"/>
+        </w:trPr>
+        <w:tc>
+          <w:tcPr>
+            <w:tcW w:w="2056" w:type="dxa"/>
+            <w:noWrap/>
+            <w:hideMark/>
+          </w:tcPr>
+          <w:p>
+            <w:pPr>
+              <w:widowControl/>
+              <w:jc w:val="center"/>
+              <w:rPr>
+                <w:rFonts w:asciiTheme="minorEastAsia" w:hAnsiTheme="minorEastAsia" w:cs="Times New Roman"/>
+                <w:b/>
+                <w:bCs/>
+                <w:color w:val="000000"/>
+                <w:sz w:val="18"/>
+                <w:szCs w:val="18"/>
+              </w:rPr>
+            </w:pPr>
+            <w:r>
+              <w:rPr>
+                <w:rFonts w:asciiTheme="minorEastAsia" w:hAnsiTheme="minorEastAsia" w:cs="Times New Roman" w:hint="eastAsia"/>
+                <w:b/>
+                <w:bCs/>
+                <w:color w:val="000000"/>
+                <w:sz w:val="18"/>
+                <w:szCs w:val="18"/>
+              </w:rPr>
+              <w:t>巨型弩炮</w:t>
+            </w:r>
+          </w:p>
+        </w:tc>
+        <w:tc>
+          <w:tcPr>
+            <w:tcW w:w="8712" w:type="dxa"/>
+            <w:gridSpan w:val="2"/>
+            <w:noWrap/>
+            <w:hideMark/>
+          </w:tcPr>
+          <w:p>
+            <w:pPr>
+              <w:widowControl/>
+              <w:jc w:val="left"/>
+              <w:rPr>
+                <w:rFonts w:asciiTheme="minorEastAsia" w:hAnsiTheme="minorEastAsia" w:cs="Times New Roman"/>
+                <w:color w:val="000000"/>
+                <w:sz w:val="18"/>
+                <w:szCs w:val="18"/>
+              </w:rPr>
+            </w:pPr>
+            <w:r>
+              <w:rPr>
+                <w:rFonts w:asciiTheme="minorEastAsia" w:hAnsiTheme="minorEastAsia" w:cs="Times New Roman" w:hint="eastAsia"/>
+                <w:color w:val="000000"/>
+                <w:sz w:val="18"/>
+                <w:szCs w:val="18"/>
+              </w:rPr>
+              <w:t>巨弩-炮兵</w:t>
+            </w:r>
+            <w:r>
+              <w:rPr>
+                <w:rFonts w:asciiTheme="minorEastAsia" w:hAnsiTheme="minorEastAsia" w:cs="Times New Roman" w:hint="eastAsia"/>
+                <w:color w:val="000000"/>
+                <w:sz w:val="18"/>
+                <w:szCs w:val="18"/>
+              </w:rPr>
+              <w:t>（G）</w:t>
+            </w:r>
+          </w:p>
+        </w:tc>
+      </w:tr>
+      <w:tr>
+        <w:trPr>
+          <w:trHeight w:val="113"/>
+        </w:trPr>
+        <w:tc>
+          <w:tcPr>
+            <w:tcW w:w="2056" w:type="dxa"/>
+            <w:vMerge w:val="restart"/>
+            <w:noWrap/>
+            <w:hideMark/>
+          </w:tcPr>
+          <w:p>
+            <w:pPr>
+              <w:widowControl/>
+              <w:jc w:val="left"/>
+              <w:rPr>
+                <w:rFonts w:asciiTheme="minorEastAsia" w:hAnsiTheme="minorEastAsia" w:cs="Times New Roman"/>
+                <w:color w:val="000000"/>
+                <w:sz w:val="18"/>
+                <w:szCs w:val="18"/>
+              </w:rPr>
+            </w:pPr>
+          </w:p>
+        </w:tc>
+        <w:tc>
+          <w:tcPr>
+            <w:tcW w:w="3519" w:type="dxa"/>
+            <w:noWrap/>
+            <w:vAlign w:val="center"/>
+            <w:hideMark/>
+          </w:tcPr>
+          <w:p>
+            <w:pPr>
+              <w:widowControl/>
+              <w:jc w:val="left"/>
+              <w:rPr>
+                <w:rFonts w:asciiTheme="minorEastAsia" w:hAnsiTheme="minorEastAsia" w:cs="Times New Roman"/>
+                <w:color w:val="000000"/>
+                <w:sz w:val="18"/>
+                <w:szCs w:val="18"/>
+              </w:rPr>
+            </w:pPr>
+            <w:r>
+              <w:rPr>
+                <w:rFonts w:asciiTheme="minorEastAsia" w:hAnsiTheme="minorEastAsia" w:cs="Times New Roman" w:hint="eastAsia"/>
+                <w:color w:val="000000"/>
+                <w:sz w:val="18"/>
+                <w:szCs w:val="18"/>
+              </w:rPr>
+              <w:t>火力点数</w:t>
+            </w:r>
+            <w:r>
+              <w:rPr>
+                <w:rFonts w:asciiTheme="minorEastAsia" w:hAnsiTheme="minorEastAsia" w:cs="Times New Roman" w:hint="eastAsia"/>
+                <w:color w:val="000000"/>
+                <w:sz w:val="18"/>
+                <w:szCs w:val="18"/>
+              </w:rPr>
+              <w:t>7</w:t>
+            </w:r>
+            <w:r>
+              <w:rPr>
+                <w:rFonts w:asciiTheme="minorEastAsia" w:hAnsiTheme="minorEastAsia" w:cs="Times New Roman"/>
+                <w:color w:val="000000"/>
+                <w:sz w:val="18"/>
+                <w:szCs w:val="18"/>
+              </w:rPr>
+              <w:t xml:space="preserve">  </w:t>
+            </w:r>
+            <w:r>
+              <w:rPr>
+                <w:rFonts w:asciiTheme="minorEastAsia" w:hAnsiTheme="minorEastAsia" w:cs="Times New Roman" w:hint="eastAsia"/>
+                <w:color w:val="000000"/>
+                <w:sz w:val="18"/>
+                <w:szCs w:val="18"/>
+              </w:rPr>
+              <w:t>单体生命</w:t>
+            </w:r>
+            <w:r>
+              <w:rPr>
+                <w:rFonts w:asciiTheme="minorEastAsia" w:hAnsiTheme="minorEastAsia" w:cs="Times New Roman" w:hint="eastAsia"/>
+                <w:color w:val="000000"/>
+                <w:sz w:val="18"/>
+                <w:szCs w:val="18"/>
+              </w:rPr>
+              <w:t>10</w:t>
+            </w:r>
+            <w:r>
+              <w:rPr>
+                <w:rFonts w:asciiTheme="minorEastAsia" w:hAnsiTheme="minorEastAsia" w:cs="Times New Roman" w:hint="eastAsia"/>
+                <w:color w:val="000000"/>
+                <w:sz w:val="18"/>
+                <w:szCs w:val="18"/>
+              </w:rPr>
+              <w:t>0</w:t>
+            </w:r>
+          </w:p>
+        </w:tc>
+        <w:tc>
+          <w:tcPr>
+            <w:tcW w:w="5193" w:type="dxa"/>
+            <w:vMerge w:val="restart"/>
+            <w:noWrap/>
+            <w:vAlign w:val="center"/>
+            <w:hideMark/>
+          </w:tcPr>
+          <w:p>
+            <w:pPr>
+              <w:widowControl/>
+              <w:jc w:val="left"/>
+              <w:rPr>
+                <w:rFonts w:asciiTheme="minorEastAsia" w:hAnsiTheme="minorEastAsia" w:cs="Times New Roman"/>
+                <w:color w:val="000000"/>
+                <w:sz w:val="18"/>
+                <w:szCs w:val="18"/>
+              </w:rPr>
+            </w:pPr>
+            <w:r>
+              <w:rPr>
+                <w:rFonts w:asciiTheme="minorEastAsia" w:hAnsiTheme="minorEastAsia" w:cs="Times New Roman" w:hint="eastAsia"/>
+                <w:color w:val="000000"/>
+                <w:sz w:val="18"/>
+                <w:szCs w:val="18"/>
+              </w:rPr>
+              <w:t>攻击</w:t>
+            </w:r>
+            <w:r>
+              <w:rPr>
+                <w:rFonts w:asciiTheme="minorEastAsia" w:hAnsiTheme="minorEastAsia" w:cs="Times New Roman" w:hint="eastAsia"/>
+                <w:color w:val="000000"/>
+                <w:sz w:val="18"/>
+                <w:szCs w:val="18"/>
+              </w:rPr>
+              <w:t>1</w:t>
+            </w:r>
+            <w:r>
+              <w:rPr>
+                <w:rFonts w:asciiTheme="minorEastAsia" w:hAnsiTheme="minorEastAsia" w:cs="Times New Roman" w:hint="eastAsia"/>
+                <w:color w:val="000000"/>
+                <w:sz w:val="18"/>
+                <w:szCs w:val="18"/>
+              </w:rPr>
+              <w:t>4</w:t>
+            </w:r>
+            <w:r>
+              <w:rPr>
+                <w:rFonts w:asciiTheme="minorEastAsia" w:hAnsiTheme="minorEastAsia" w:cs="Times New Roman" w:hint="eastAsia"/>
+                <w:color w:val="000000"/>
+                <w:sz w:val="18"/>
+                <w:szCs w:val="18"/>
+              </w:rPr>
+              <w:t>0</w:t>
+            </w:r>
+            <w:r>
+              <w:rPr>
+                <w:rFonts w:asciiTheme="minorEastAsia" w:hAnsiTheme="minorEastAsia" w:cs="Times New Roman"/>
+                <w:color w:val="000000"/>
+                <w:sz w:val="18"/>
+                <w:szCs w:val="18"/>
+              </w:rPr>
+              <w:t xml:space="preserve">  </w:t>
+            </w:r>
+            <w:r>
+              <w:rPr>
+                <w:rFonts w:asciiTheme="minorEastAsia" w:hAnsiTheme="minorEastAsia" w:cs="Times New Roman" w:hint="eastAsia"/>
+                <w:color w:val="000000"/>
+                <w:sz w:val="18"/>
+                <w:szCs w:val="18"/>
+              </w:rPr>
+              <w:t>范围1</w:t>
+            </w:r>
+            <w:r>
+              <w:rPr>
+                <w:rFonts w:asciiTheme="minorEastAsia" w:hAnsiTheme="minorEastAsia" w:cs="Times New Roman" w:hint="eastAsia"/>
+                <w:color w:val="000000"/>
+                <w:sz w:val="18"/>
+                <w:szCs w:val="18"/>
+              </w:rPr>
+              <w:t>2</w:t>
+            </w:r>
+            <w:r>
+              <w:rPr>
+                <w:rFonts w:asciiTheme="minorEastAsia" w:hAnsiTheme="minorEastAsia" w:cs="Times New Roman"/>
+                <w:color w:val="000000"/>
+                <w:sz w:val="18"/>
+                <w:szCs w:val="18"/>
+              </w:rPr>
+              <w:t xml:space="preserve">  </w:t>
+            </w:r>
+            <w:r>
+              <w:rPr>
+                <w:rFonts w:asciiTheme="minorEastAsia" w:hAnsiTheme="minorEastAsia" w:cs="Times New Roman" w:hint="eastAsia"/>
+                <w:color w:val="000000"/>
+                <w:sz w:val="18"/>
+                <w:szCs w:val="18"/>
+              </w:rPr>
+              <w:t>破甲</w:t>
+            </w:r>
+            <w:r>
+              <w:rPr>
+                <w:rFonts w:asciiTheme="minorEastAsia" w:hAnsiTheme="minorEastAsia" w:cs="Times New Roman" w:hint="eastAsia"/>
+                <w:color w:val="000000"/>
+                <w:sz w:val="18"/>
+                <w:szCs w:val="18"/>
+              </w:rPr>
+              <w:t>48</w:t>
+            </w:r>
+          </w:p>
+        </w:tc>
+      </w:tr>
+      <w:tr>
+        <w:trPr>
+          <w:trHeight w:val="112"/>
+        </w:trPr>
+        <w:tc>
+          <w:tcPr>
+            <w:tcW w:w="2056" w:type="dxa"/>
+            <w:vMerge/>
+            <w:noWrap/>
+          </w:tcPr>
+          <w:p>
+            <w:pPr>
+              <w:widowControl/>
+              <w:jc w:val="left"/>
+              <w:rPr>
+                <w:rFonts w:asciiTheme="minorEastAsia" w:hAnsiTheme="minorEastAsia" w:cs="Times New Roman"/>
+                <w:color w:val="000000"/>
+                <w:sz w:val="18"/>
+                <w:szCs w:val="18"/>
+              </w:rPr>
+            </w:pPr>
+          </w:p>
+        </w:tc>
+        <w:tc>
+          <w:tcPr>
+            <w:tcW w:w="3519" w:type="dxa"/>
+            <w:noWrap/>
+            <w:vAlign w:val="center"/>
+          </w:tcPr>
+          <w:p>
+            <w:pPr>
+              <w:widowControl/>
+              <w:jc w:val="left"/>
+              <w:rPr>
+                <w:rFonts w:asciiTheme="minorEastAsia" w:hAnsiTheme="minorEastAsia" w:cs="Times New Roman"/>
+                <w:color w:val="000000"/>
+                <w:sz w:val="18"/>
+                <w:szCs w:val="18"/>
+              </w:rPr>
+            </w:pPr>
+            <w:r>
+              <w:rPr>
+                <w:rFonts w:asciiTheme="minorEastAsia" w:hAnsiTheme="minorEastAsia" w:cs="Times New Roman" w:hint="eastAsia"/>
+                <w:color w:val="000000"/>
+                <w:sz w:val="18"/>
+                <w:szCs w:val="18"/>
+              </w:rPr>
+              <w:t>护甲/闪避：近战0</w:t>
+            </w:r>
+            <w:r>
+              <w:rPr>
+                <w:rFonts w:asciiTheme="minorEastAsia" w:hAnsiTheme="minorEastAsia" w:cs="Times New Roman"/>
+                <w:color w:val="000000"/>
+                <w:sz w:val="18"/>
+                <w:szCs w:val="18"/>
+              </w:rPr>
+              <w:t xml:space="preserve">  </w:t>
+            </w:r>
+            <w:r>
+              <w:rPr>
+                <w:rFonts w:asciiTheme="minorEastAsia" w:hAnsiTheme="minorEastAsia" w:cs="Times New Roman" w:hint="eastAsia"/>
+                <w:color w:val="000000"/>
+                <w:sz w:val="18"/>
+                <w:szCs w:val="18"/>
+              </w:rPr>
+              <w:t>远程0</w:t>
+            </w:r>
+            <w:r>
+              <w:rPr>
+                <w:rFonts w:asciiTheme="minorEastAsia" w:hAnsiTheme="minorEastAsia" w:cs="Times New Roman"/>
+                <w:color w:val="000000"/>
+                <w:sz w:val="18"/>
+                <w:szCs w:val="18"/>
+              </w:rPr>
+              <w:t xml:space="preserve">  </w:t>
+            </w:r>
+            <w:r>
+              <w:rPr>
+                <w:rFonts w:asciiTheme="minorEastAsia" w:hAnsiTheme="minorEastAsia" w:cs="Times New Roman" w:hint="eastAsia"/>
+                <w:color w:val="000000"/>
+                <w:sz w:val="18"/>
+                <w:szCs w:val="18"/>
+              </w:rPr>
+              <w:t>冲杀0</w:t>
+            </w:r>
+          </w:p>
+        </w:tc>
+        <w:tc>
+          <w:tcPr>
+            <w:tcW w:w="5193" w:type="dxa"/>
+            <w:vMerge/>
+            <w:noWrap/>
+            <w:vAlign w:val="center"/>
+          </w:tcPr>
+          <w:p>
+            <w:pPr>
+              <w:widowControl/>
+              <w:jc w:val="center"/>
+              <w:rPr>
+                <w:rFonts w:asciiTheme="minorEastAsia" w:hAnsiTheme="minorEastAsia" w:cs="Times New Roman"/>
+                <w:color w:val="000000"/>
+                <w:sz w:val="18"/>
+                <w:szCs w:val="18"/>
+              </w:rPr>
+            </w:pPr>
+          </w:p>
+        </w:tc>
+      </w:tr>
+      <w:tr>
+        <w:trPr>
+          <w:trHeight w:val="270"/>
+        </w:trPr>
+        <w:tc>
+          <w:tcPr>
+            <w:tcW w:w="2056" w:type="dxa"/>
+            <w:vMerge/>
+            <w:hideMark/>
+          </w:tcPr>
+          <w:p>
+            <w:pPr>
+              <w:widowControl/>
+              <w:jc w:val="left"/>
+              <w:rPr>
+                <w:rFonts w:asciiTheme="minorEastAsia" w:hAnsiTheme="minorEastAsia" w:cs="Times New Roman"/>
+                <w:color w:val="000000"/>
+                <w:sz w:val="18"/>
+                <w:szCs w:val="18"/>
+              </w:rPr>
+            </w:pPr>
+          </w:p>
+        </w:tc>
+        <w:tc>
+          <w:tcPr>
+            <w:tcW w:w="3519" w:type="dxa"/>
+            <w:noWrap/>
+            <w:vAlign w:val="center"/>
+            <w:hideMark/>
+          </w:tcPr>
+          <w:p>
+            <w:pPr>
+              <w:widowControl/>
+              <w:jc w:val="left"/>
+              <w:rPr>
+                <w:rFonts w:asciiTheme="minorEastAsia" w:hAnsiTheme="minorEastAsia" w:cs="Times New Roman"/>
+                <w:color w:val="000000"/>
+                <w:sz w:val="18"/>
+                <w:szCs w:val="18"/>
+              </w:rPr>
+            </w:pPr>
+            <w:r>
+              <w:rPr>
+                <w:rFonts w:asciiTheme="minorEastAsia" w:hAnsiTheme="minorEastAsia" w:cs="Times New Roman"/>
+                <w:color w:val="000000"/>
+                <w:sz w:val="18"/>
+                <w:szCs w:val="18"/>
+              </w:rPr>
+              <w:t xml:space="preserve">移速 </w:t>
+            </w:r>
+            <w:r>
+              <w:rPr>
+                <w:rFonts w:asciiTheme="minorEastAsia" w:hAnsiTheme="minorEastAsia" w:cs="Times New Roman" w:hint="eastAsia"/>
+                <w:color w:val="000000"/>
+                <w:sz w:val="18"/>
+                <w:szCs w:val="18"/>
+              </w:rPr>
+              <w:t>2</w:t>
+            </w:r>
+          </w:p>
+        </w:tc>
+        <w:tc>
+          <w:tcPr>
+            <w:tcW w:w="5193" w:type="dxa"/>
+            <w:vMerge/>
+            <w:hideMark/>
+          </w:tcPr>
+          <w:p>
+            <w:pPr>
+              <w:widowControl/>
+              <w:jc w:val="left"/>
+              <w:rPr>
+                <w:rFonts w:asciiTheme="minorEastAsia" w:hAnsiTheme="minorEastAsia" w:cs="Times New Roman"/>
+                <w:color w:val="000000"/>
+                <w:sz w:val="18"/>
+                <w:szCs w:val="18"/>
+              </w:rPr>
+            </w:pPr>
+          </w:p>
+        </w:tc>
+      </w:tr>
+    </w:tbl>
+    <w:p>
+      <w:pPr>
+        <w:spacing w:after="0" w:line="240" w:lineRule="auto"/>
+        <w:rPr>
+          <w:rFonts w:asciiTheme="minorEastAsia" w:hAnsiTheme="minorEastAsia"/>
+          <w:sz w:val="18"/>
+          <w:szCs w:val="18"/>
+        </w:rPr>
+      </w:pPr>
+    </w:p>
+    <w:tbl>
+      <w:tblPr>
+        <w:tblStyle w:val="TableGrid"/>
+        <w:tblW w:w="10768" w:type="dxa"/>
+        <w:tblLook w:val="04A0" w:firstRow="1" w:lastRow="0" w:firstColumn="1" w:lastColumn="0" w:noHBand="0" w:noVBand="1"/>
+      </w:tblPr>
+      <w:tblGrid>
+        <w:gridCol w:w="2056"/>
+        <w:gridCol w:w="3519"/>
+        <w:gridCol w:w="5193"/>
+      </w:tblGrid>
+      <w:tr>
+        <w:trPr>
+          <w:trHeight w:val="270"/>
+        </w:trPr>
+        <w:tc>
+          <w:tcPr>
+            <w:tcW w:w="2056" w:type="dxa"/>
+            <w:noWrap/>
+            <w:hideMark/>
+          </w:tcPr>
+          <w:p>
+            <w:pPr>
+              <w:widowControl/>
+              <w:jc w:val="center"/>
+              <w:rPr>
+                <w:rFonts w:asciiTheme="minorEastAsia" w:hAnsiTheme="minorEastAsia" w:cs="Times New Roman"/>
+                <w:b/>
+                <w:bCs/>
+                <w:color w:val="000000"/>
+                <w:sz w:val="18"/>
+                <w:szCs w:val="18"/>
+              </w:rPr>
+            </w:pPr>
+            <w:r>
+              <w:rPr>
+                <w:rFonts w:asciiTheme="minorEastAsia" w:hAnsiTheme="minorEastAsia" w:cs="Times New Roman" w:hint="eastAsia"/>
+                <w:b/>
+                <w:bCs/>
+                <w:color w:val="000000"/>
+                <w:sz w:val="18"/>
+                <w:szCs w:val="18"/>
+              </w:rPr>
+              <w:t>诺德巨石人</w:t>
+            </w:r>
+          </w:p>
+        </w:tc>
+        <w:tc>
+          <w:tcPr>
+            <w:tcW w:w="8712" w:type="dxa"/>
+            <w:gridSpan w:val="2"/>
+            <w:noWrap/>
+            <w:hideMark/>
+          </w:tcPr>
+          <w:p>
+            <w:pPr>
+              <w:widowControl/>
+              <w:jc w:val="left"/>
+              <w:rPr>
+                <w:rFonts w:asciiTheme="minorEastAsia" w:hAnsiTheme="minorEastAsia" w:cs="Times New Roman"/>
+                <w:color w:val="000000"/>
+                <w:sz w:val="18"/>
+                <w:szCs w:val="18"/>
+              </w:rPr>
+            </w:pPr>
+            <w:r>
+              <w:rPr>
+                <w:rFonts w:asciiTheme="minorEastAsia" w:hAnsiTheme="minorEastAsia" w:cs="Times New Roman" w:hint="eastAsia"/>
+                <w:color w:val="000000"/>
+                <w:sz w:val="18"/>
+                <w:szCs w:val="18"/>
+              </w:rPr>
+              <w:t>巨兽</w:t>
+            </w:r>
+            <w:r>
+              <w:rPr>
+                <w:rFonts w:asciiTheme="minorEastAsia" w:hAnsiTheme="minorEastAsia" w:cs="Times New Roman" w:hint="eastAsia"/>
+                <w:color w:val="000000"/>
+                <w:sz w:val="18"/>
+                <w:szCs w:val="18"/>
+              </w:rPr>
+              <w:t>（G）</w:t>
+            </w:r>
+          </w:p>
+        </w:tc>
+      </w:tr>
+      <w:tr>
+        <w:trPr>
+          <w:trHeight w:val="113"/>
+        </w:trPr>
+        <w:tc>
+          <w:tcPr>
+            <w:tcW w:w="2056" w:type="dxa"/>
+            <w:vMerge w:val="restart"/>
+            <w:noWrap/>
+            <w:hideMark/>
+          </w:tcPr>
+          <w:p>
+            <w:pPr>
+              <w:widowControl/>
+              <w:jc w:val="left"/>
+              <w:rPr>
+                <w:rFonts w:asciiTheme="minorEastAsia" w:hAnsiTheme="minorEastAsia" w:cs="Times New Roman"/>
+                <w:color w:val="000000"/>
+                <w:sz w:val="18"/>
+                <w:szCs w:val="18"/>
+              </w:rPr>
+            </w:pPr>
+          </w:p>
+        </w:tc>
+        <w:tc>
+          <w:tcPr>
+            <w:tcW w:w="3519" w:type="dxa"/>
+            <w:noWrap/>
+            <w:vAlign w:val="center"/>
+            <w:hideMark/>
+          </w:tcPr>
+          <w:p>
+            <w:pPr>
+              <w:widowControl/>
+              <w:jc w:val="left"/>
+              <w:rPr>
+                <w:rFonts w:asciiTheme="minorEastAsia" w:hAnsiTheme="minorEastAsia" w:cs="Times New Roman"/>
+                <w:color w:val="000000"/>
+                <w:sz w:val="18"/>
+                <w:szCs w:val="18"/>
+              </w:rPr>
+            </w:pPr>
+            <w:r>
+              <w:rPr>
+                <w:rFonts w:asciiTheme="minorEastAsia" w:hAnsiTheme="minorEastAsia" w:cs="Times New Roman" w:hint="eastAsia"/>
+                <w:color w:val="000000"/>
+                <w:sz w:val="18"/>
+                <w:szCs w:val="18"/>
+              </w:rPr>
+              <w:t>单体生命</w:t>
+            </w:r>
+            <w:r>
+              <w:rPr>
+                <w:rFonts w:asciiTheme="minorEastAsia" w:hAnsiTheme="minorEastAsia" w:cs="Times New Roman" w:hint="eastAsia"/>
+                <w:color w:val="000000"/>
+                <w:sz w:val="18"/>
+                <w:szCs w:val="18"/>
+              </w:rPr>
+              <w:t>4</w:t>
+            </w:r>
+            <w:r>
+              <w:rPr>
+                <w:rFonts w:asciiTheme="minorEastAsia" w:hAnsiTheme="minorEastAsia" w:cs="Times New Roman"/>
+                <w:color w:val="000000"/>
+                <w:sz w:val="18"/>
+                <w:szCs w:val="18"/>
+              </w:rPr>
+              <w:t>00</w:t>
+            </w:r>
+          </w:p>
+        </w:tc>
+        <w:tc>
+          <w:tcPr>
+            <w:tcW w:w="5193" w:type="dxa"/>
+            <w:vMerge w:val="restart"/>
+            <w:noWrap/>
+            <w:vAlign w:val="center"/>
+            <w:hideMark/>
+          </w:tcPr>
+          <w:p>
+            <w:pPr>
+              <w:widowControl/>
+              <w:jc w:val="left"/>
+              <w:rPr>
+                <w:rFonts w:asciiTheme="minorEastAsia" w:hAnsiTheme="minorEastAsia" w:cs="Times New Roman"/>
+                <w:color w:val="000000"/>
+                <w:sz w:val="18"/>
+                <w:szCs w:val="18"/>
+              </w:rPr>
+            </w:pPr>
+            <w:r>
+              <w:rPr>
+                <w:rFonts w:asciiTheme="minorEastAsia" w:hAnsiTheme="minorEastAsia" w:cs="Times New Roman" w:hint="eastAsia"/>
+                <w:color w:val="000000"/>
+                <w:sz w:val="18"/>
+                <w:szCs w:val="18"/>
+              </w:rPr>
+              <w:t>攻击</w:t>
+            </w:r>
+            <w:r>
+              <w:rPr>
+                <w:rFonts w:asciiTheme="minorEastAsia" w:hAnsiTheme="minorEastAsia" w:cs="Times New Roman" w:hint="eastAsia"/>
+                <w:color w:val="000000"/>
+                <w:sz w:val="18"/>
+                <w:szCs w:val="18"/>
+              </w:rPr>
+              <w:t>550</w:t>
+            </w:r>
+            <w:r>
+              <w:rPr>
+                <w:rFonts w:asciiTheme="minorEastAsia" w:hAnsiTheme="minorEastAsia" w:cs="Times New Roman"/>
+                <w:color w:val="000000"/>
+                <w:sz w:val="18"/>
+                <w:szCs w:val="18"/>
+              </w:rPr>
+              <w:t xml:space="preserve"> </w:t>
+            </w:r>
+            <w:r>
+              <w:rPr>
+                <w:rFonts w:asciiTheme="minorEastAsia" w:hAnsiTheme="minorEastAsia" w:cs="Times New Roman" w:hint="eastAsia"/>
+                <w:color w:val="000000"/>
+                <w:sz w:val="18"/>
+                <w:szCs w:val="18"/>
+              </w:rPr>
+              <w:t>近战</w:t>
+            </w:r>
+          </w:p>
+          <w:p>
+            <w:pPr>
+              <w:widowControl/>
+              <w:jc w:val="left"/>
+              <w:rPr>
+                <w:rFonts w:asciiTheme="minorEastAsia" w:hAnsiTheme="minorEastAsia" w:cs="Times New Roman"/>
+                <w:color w:val="000000"/>
+                <w:sz w:val="18"/>
+                <w:szCs w:val="18"/>
+              </w:rPr>
+            </w:pPr>
+          </w:p>
+        </w:tc>
+      </w:tr>
+      <w:tr>
+        <w:trPr>
+          <w:trHeight w:val="112"/>
+        </w:trPr>
+        <w:tc>
+          <w:tcPr>
+            <w:tcW w:w="2056" w:type="dxa"/>
+            <w:vMerge/>
+            <w:noWrap/>
+          </w:tcPr>
+          <w:p>
+            <w:pPr>
+              <w:widowControl/>
+              <w:jc w:val="left"/>
+              <w:rPr>
+                <w:rFonts w:asciiTheme="minorEastAsia" w:hAnsiTheme="minorEastAsia" w:cs="Times New Roman"/>
+                <w:color w:val="000000"/>
+                <w:sz w:val="18"/>
+                <w:szCs w:val="18"/>
+              </w:rPr>
+            </w:pPr>
+          </w:p>
+        </w:tc>
+        <w:tc>
+          <w:tcPr>
+            <w:tcW w:w="3519" w:type="dxa"/>
+            <w:noWrap/>
+            <w:vAlign w:val="center"/>
+          </w:tcPr>
+          <w:p>
+            <w:pPr>
+              <w:widowControl/>
+              <w:jc w:val="left"/>
+              <w:rPr>
+                <w:rFonts w:asciiTheme="minorEastAsia" w:hAnsiTheme="minorEastAsia" w:cs="Times New Roman"/>
+                <w:color w:val="000000"/>
+                <w:sz w:val="18"/>
+                <w:szCs w:val="18"/>
+              </w:rPr>
+            </w:pPr>
+            <w:r>
+              <w:rPr>
+                <w:rFonts w:asciiTheme="minorEastAsia" w:hAnsiTheme="minorEastAsia" w:cs="Times New Roman" w:hint="eastAsia"/>
+                <w:color w:val="000000"/>
+                <w:sz w:val="18"/>
+                <w:szCs w:val="18"/>
+              </w:rPr>
+              <w:t>护甲/闪避：近战</w:t>
+            </w:r>
+            <w:r>
+              <w:rPr>
+                <w:rFonts w:asciiTheme="minorEastAsia" w:hAnsiTheme="minorEastAsia" w:cs="Times New Roman" w:hint="eastAsia"/>
+                <w:color w:val="000000"/>
+                <w:sz w:val="18"/>
+                <w:szCs w:val="18"/>
+              </w:rPr>
+              <w:t>5</w:t>
+            </w:r>
+            <w:r>
+              <w:rPr>
+                <w:rFonts w:asciiTheme="minorEastAsia" w:hAnsiTheme="minorEastAsia" w:cs="Times New Roman" w:hint="eastAsia"/>
+                <w:color w:val="000000"/>
+                <w:sz w:val="18"/>
+                <w:szCs w:val="18"/>
+              </w:rPr>
+              <w:t>0</w:t>
+            </w:r>
+            <w:r>
+              <w:rPr>
+                <w:rFonts w:asciiTheme="minorEastAsia" w:hAnsiTheme="minorEastAsia" w:cs="Times New Roman"/>
+                <w:color w:val="000000"/>
+                <w:sz w:val="18"/>
+                <w:szCs w:val="18"/>
+              </w:rPr>
+              <w:t xml:space="preserve">  </w:t>
+            </w:r>
+            <w:r>
+              <w:rPr>
+                <w:rFonts w:asciiTheme="minorEastAsia" w:hAnsiTheme="minorEastAsia" w:cs="Times New Roman" w:hint="eastAsia"/>
+                <w:color w:val="000000"/>
+                <w:sz w:val="18"/>
+                <w:szCs w:val="18"/>
+              </w:rPr>
+              <w:t>远程</w:t>
+            </w:r>
+            <w:r>
+              <w:rPr>
+                <w:rFonts w:asciiTheme="minorEastAsia" w:hAnsiTheme="minorEastAsia" w:cs="Times New Roman" w:hint="eastAsia"/>
+                <w:color w:val="000000"/>
+                <w:sz w:val="18"/>
+                <w:szCs w:val="18"/>
+              </w:rPr>
+              <w:t>5</w:t>
+            </w:r>
+            <w:r>
+              <w:rPr>
+                <w:rFonts w:asciiTheme="minorEastAsia" w:hAnsiTheme="minorEastAsia" w:cs="Times New Roman" w:hint="eastAsia"/>
+                <w:color w:val="000000"/>
+                <w:sz w:val="18"/>
+                <w:szCs w:val="18"/>
+              </w:rPr>
+              <w:t>0</w:t>
+            </w:r>
+            <w:r>
+              <w:rPr>
+                <w:rFonts w:asciiTheme="minorEastAsia" w:hAnsiTheme="minorEastAsia" w:cs="Times New Roman"/>
+                <w:color w:val="000000"/>
+                <w:sz w:val="18"/>
+                <w:szCs w:val="18"/>
+              </w:rPr>
+              <w:t xml:space="preserve">  </w:t>
+            </w:r>
+            <w:r>
+              <w:rPr>
+                <w:rFonts w:asciiTheme="minorEastAsia" w:hAnsiTheme="minorEastAsia" w:cs="Times New Roman" w:hint="eastAsia"/>
+                <w:color w:val="000000"/>
+                <w:sz w:val="18"/>
+                <w:szCs w:val="18"/>
+              </w:rPr>
+              <w:t>冲杀</w:t>
+            </w:r>
+            <w:r>
+              <w:rPr>
+                <w:rFonts w:asciiTheme="minorEastAsia" w:hAnsiTheme="minorEastAsia" w:cs="Times New Roman" w:hint="eastAsia"/>
+                <w:color w:val="000000"/>
+                <w:sz w:val="18"/>
+                <w:szCs w:val="18"/>
+              </w:rPr>
+              <w:t>5</w:t>
+            </w:r>
+            <w:r>
+              <w:rPr>
+                <w:rFonts w:asciiTheme="minorEastAsia" w:hAnsiTheme="minorEastAsia" w:cs="Times New Roman" w:hint="eastAsia"/>
+                <w:color w:val="000000"/>
+                <w:sz w:val="18"/>
+                <w:szCs w:val="18"/>
+              </w:rPr>
+              <w:t>0</w:t>
+            </w:r>
+          </w:p>
+        </w:tc>
+        <w:tc>
+          <w:tcPr>
+            <w:tcW w:w="5193" w:type="dxa"/>
+            <w:vMerge/>
+            <w:noWrap/>
+            <w:vAlign w:val="center"/>
+          </w:tcPr>
+          <w:p>
+            <w:pPr>
+              <w:widowControl/>
+              <w:jc w:val="center"/>
+              <w:rPr>
+                <w:rFonts w:asciiTheme="minorEastAsia" w:hAnsiTheme="minorEastAsia" w:cs="Times New Roman"/>
+                <w:color w:val="000000"/>
+                <w:sz w:val="18"/>
+                <w:szCs w:val="18"/>
+              </w:rPr>
+            </w:pPr>
+          </w:p>
+        </w:tc>
+      </w:tr>
+      <w:tr>
+        <w:trPr>
+          <w:trHeight w:val="270"/>
+        </w:trPr>
+        <w:tc>
+          <w:tcPr>
+            <w:tcW w:w="2056" w:type="dxa"/>
+            <w:vMerge/>
+            <w:hideMark/>
+          </w:tcPr>
+          <w:p>
+            <w:pPr>
+              <w:widowControl/>
+              <w:jc w:val="left"/>
+              <w:rPr>
+                <w:rFonts w:asciiTheme="minorEastAsia" w:hAnsiTheme="minorEastAsia" w:cs="Times New Roman"/>
+                <w:color w:val="000000"/>
+                <w:sz w:val="18"/>
+                <w:szCs w:val="18"/>
+              </w:rPr>
+            </w:pPr>
+          </w:p>
+        </w:tc>
+        <w:tc>
+          <w:tcPr>
+            <w:tcW w:w="3519" w:type="dxa"/>
+            <w:noWrap/>
+            <w:vAlign w:val="center"/>
+            <w:hideMark/>
+          </w:tcPr>
+          <w:p>
+            <w:pPr>
+              <w:widowControl/>
+              <w:jc w:val="left"/>
+              <w:rPr>
+                <w:rFonts w:asciiTheme="minorEastAsia" w:hAnsiTheme="minorEastAsia" w:cs="Times New Roman"/>
+                <w:color w:val="000000"/>
+                <w:sz w:val="18"/>
+                <w:szCs w:val="18"/>
+              </w:rPr>
+            </w:pPr>
+            <w:r>
+              <w:rPr>
+                <w:rFonts w:asciiTheme="minorEastAsia" w:hAnsiTheme="minorEastAsia" w:cs="Times New Roman"/>
+                <w:color w:val="000000"/>
+                <w:sz w:val="18"/>
+                <w:szCs w:val="18"/>
+              </w:rPr>
+              <w:t xml:space="preserve">移速 </w:t>
+            </w:r>
+            <w:r>
+              <w:rPr>
+                <w:rFonts w:asciiTheme="minorEastAsia" w:hAnsiTheme="minorEastAsia" w:cs="Times New Roman"/>
+                <w:color w:val="000000"/>
+                <w:sz w:val="18"/>
+                <w:szCs w:val="18"/>
+              </w:rPr>
+              <w:t>4</w:t>
+            </w:r>
+          </w:p>
+        </w:tc>
+        <w:tc>
+          <w:tcPr>
+            <w:tcW w:w="5193" w:type="dxa"/>
+            <w:vMerge/>
+            <w:hideMark/>
+          </w:tcPr>
+          <w:p>
+            <w:pPr>
+              <w:widowControl/>
+              <w:jc w:val="left"/>
+              <w:rPr>
+                <w:rFonts w:asciiTheme="minorEastAsia" w:hAnsiTheme="minorEastAsia" w:cs="Times New Roman"/>
+                <w:color w:val="000000"/>
+                <w:sz w:val="18"/>
+                <w:szCs w:val="18"/>
+              </w:rPr>
+            </w:pPr>
+          </w:p>
+        </w:tc>
+      </w:tr>
+    </w:tbl>
+    <w:p>
+      <w:pPr>
+        <w:spacing w:after="0" w:line="240" w:lineRule="auto"/>
+        <w:rPr>
+          <w:rFonts w:asciiTheme="minorEastAsia" w:hAnsiTheme="minorEastAsia"/>
+          <w:sz w:val="18"/>
+          <w:szCs w:val="18"/>
+        </w:rPr>
+      </w:pPr>
+    </w:p>
+    <w:p>
+      <w:pPr>
+        <w:spacing w:after="0" w:line="240" w:lineRule="auto"/>
+        <w:rPr>
+          <w:rFonts w:asciiTheme="minorEastAsia" w:hAnsiTheme="minorEastAsia"/>
+          <w:sz w:val="18"/>
+          <w:szCs w:val="18"/>
+        </w:rPr>
+      </w:pPr>
+    </w:p>
+    <w:p>
+      <w:pPr>
+        <w:spacing w:after="0" w:line="240" w:lineRule="auto"/>
+        <w:rPr>
+          <w:rFonts w:asciiTheme="minorEastAsia" w:hAnsiTheme="minorEastAsia" w:hint="eastAsia"/>
+          <w:sz w:val="18"/>
+          <w:szCs w:val="18"/>
+        </w:rPr>
+      </w:pPr>
+    </w:p>
+    <w:p>
+      <w:pPr>
+        <w:spacing w:after="0" w:line="240" w:lineRule="auto"/>
+        <w:rPr>
           <w:rFonts w:asciiTheme="minorEastAsia" w:hAnsiTheme="minorEastAsia"/>
           <w:sz w:val="18"/>
           <w:szCs w:val="18"/>
@@ -5285,376 +9940,6 @@
         </w:rPr>
       </w:pPr>
     </w:p>
-    <w:tbl>
-      <w:tblPr>
-        <w:tblStyle w:val="TableGrid"/>
-        <w:tblW w:w="10768" w:type="dxa"/>
-        <w:tblLook w:val="04A0" w:firstRow="1" w:lastRow="0" w:firstColumn="1" w:lastColumn="0" w:noHBand="0" w:noVBand="1"/>
-      </w:tblPr>
-      <w:tblGrid>
-        <w:gridCol w:w="2056"/>
-        <w:gridCol w:w="3519"/>
-        <w:gridCol w:w="5193"/>
-      </w:tblGrid>
-      <w:tr>
-        <w:trPr>
-          <w:trHeight w:val="270"/>
-        </w:trPr>
-        <w:tc>
-          <w:tcPr>
-            <w:tcW w:w="2056" w:type="dxa"/>
-            <w:noWrap/>
-            <w:hideMark/>
-          </w:tcPr>
-          <w:p>
-            <w:pPr>
-              <w:widowControl/>
-              <w:jc w:val="center"/>
-              <w:rPr>
-                <w:rFonts w:asciiTheme="minorEastAsia" w:hAnsiTheme="minorEastAsia" w:cs="Times New Roman"/>
-                <w:b/>
-                <w:bCs/>
-                <w:color w:val="000000"/>
-                <w:sz w:val="18"/>
-                <w:szCs w:val="18"/>
-              </w:rPr>
-            </w:pPr>
-          </w:p>
-        </w:tc>
-        <w:tc>
-          <w:tcPr>
-            <w:tcW w:w="8712" w:type="dxa"/>
-            <w:gridSpan w:val="2"/>
-            <w:noWrap/>
-            <w:hideMark/>
-          </w:tcPr>
-          <w:p>
-            <w:pPr>
-              <w:widowControl/>
-              <w:jc w:val="left"/>
-              <w:rPr>
-                <w:rFonts w:asciiTheme="minorEastAsia" w:hAnsiTheme="minorEastAsia" w:cs="Times New Roman"/>
-                <w:color w:val="000000"/>
-                <w:sz w:val="18"/>
-                <w:szCs w:val="18"/>
-              </w:rPr>
-            </w:pPr>
-            <w:r>
-              <w:rPr>
-                <w:rFonts w:asciiTheme="minorEastAsia" w:hAnsiTheme="minorEastAsia" w:cs="Times New Roman" w:hint="eastAsia"/>
-                <w:color w:val="000000"/>
-                <w:sz w:val="18"/>
-                <w:szCs w:val="18"/>
-              </w:rPr>
-              <w:t>（G）</w:t>
-            </w:r>
-          </w:p>
-        </w:tc>
-      </w:tr>
-      <w:tr>
-        <w:trPr>
-          <w:trHeight w:val="113"/>
-        </w:trPr>
-        <w:tc>
-          <w:tcPr>
-            <w:tcW w:w="2056" w:type="dxa"/>
-            <w:vMerge w:val="restart"/>
-            <w:noWrap/>
-            <w:hideMark/>
-          </w:tcPr>
-          <w:p>
-            <w:pPr>
-              <w:widowControl/>
-              <w:jc w:val="left"/>
-              <w:rPr>
-                <w:rFonts w:asciiTheme="minorEastAsia" w:hAnsiTheme="minorEastAsia" w:cs="Times New Roman"/>
-                <w:color w:val="000000"/>
-                <w:sz w:val="18"/>
-                <w:szCs w:val="18"/>
-              </w:rPr>
-            </w:pPr>
-          </w:p>
-        </w:tc>
-        <w:tc>
-          <w:tcPr>
-            <w:tcW w:w="3519" w:type="dxa"/>
-            <w:noWrap/>
-            <w:vAlign w:val="center"/>
-            <w:hideMark/>
-          </w:tcPr>
-          <w:p>
-            <w:pPr>
-              <w:widowControl/>
-              <w:jc w:val="left"/>
-              <w:rPr>
-                <w:rFonts w:asciiTheme="minorEastAsia" w:hAnsiTheme="minorEastAsia" w:cs="Times New Roman"/>
-                <w:color w:val="000000"/>
-                <w:sz w:val="18"/>
-                <w:szCs w:val="18"/>
-              </w:rPr>
-            </w:pPr>
-            <w:r>
-              <w:rPr>
-                <w:rFonts w:asciiTheme="minorEastAsia" w:hAnsiTheme="minorEastAsia" w:cs="Times New Roman" w:hint="eastAsia"/>
-                <w:color w:val="000000"/>
-                <w:sz w:val="18"/>
-                <w:szCs w:val="18"/>
-              </w:rPr>
-              <w:t>人数</w:t>
-            </w:r>
-            <w:r>
-              <w:rPr>
-                <w:rFonts w:asciiTheme="minorEastAsia" w:hAnsiTheme="minorEastAsia" w:cs="Times New Roman"/>
-                <w:color w:val="000000"/>
-                <w:sz w:val="18"/>
-                <w:szCs w:val="18"/>
-              </w:rPr>
-              <w:t xml:space="preserve">  </w:t>
-            </w:r>
-            <w:r>
-              <w:rPr>
-                <w:rFonts w:asciiTheme="minorEastAsia" w:hAnsiTheme="minorEastAsia" w:cs="Times New Roman" w:hint="eastAsia"/>
-                <w:color w:val="000000"/>
-                <w:sz w:val="18"/>
-                <w:szCs w:val="18"/>
-              </w:rPr>
-              <w:t>单体生命</w:t>
-            </w:r>
-          </w:p>
-        </w:tc>
-        <w:tc>
-          <w:tcPr>
-            <w:tcW w:w="5193" w:type="dxa"/>
-            <w:vMerge w:val="restart"/>
-            <w:noWrap/>
-            <w:vAlign w:val="center"/>
-            <w:hideMark/>
-          </w:tcPr>
-          <w:p>
-            <w:pPr>
-              <w:widowControl/>
-              <w:jc w:val="left"/>
-              <w:rPr>
-                <w:rFonts w:asciiTheme="minorEastAsia" w:hAnsiTheme="minorEastAsia" w:cs="Times New Roman"/>
-                <w:color w:val="000000"/>
-                <w:sz w:val="18"/>
-                <w:szCs w:val="18"/>
-              </w:rPr>
-            </w:pPr>
-            <w:r>
-              <w:rPr>
-                <w:rFonts w:asciiTheme="minorEastAsia" w:hAnsiTheme="minorEastAsia" w:cs="Times New Roman" w:hint="eastAsia"/>
-                <w:color w:val="000000"/>
-                <w:sz w:val="18"/>
-                <w:szCs w:val="18"/>
-              </w:rPr>
-              <w:t>攻击</w:t>
-            </w:r>
-          </w:p>
-          <w:p>
-            <w:pPr>
-              <w:widowControl/>
-              <w:jc w:val="left"/>
-              <w:rPr>
-                <w:rFonts w:asciiTheme="minorEastAsia" w:hAnsiTheme="minorEastAsia" w:cs="Times New Roman"/>
-                <w:color w:val="000000"/>
-                <w:sz w:val="18"/>
-                <w:szCs w:val="18"/>
-              </w:rPr>
-            </w:pPr>
-          </w:p>
-        </w:tc>
-      </w:tr>
-      <w:tr>
-        <w:trPr>
-          <w:trHeight w:val="112"/>
-        </w:trPr>
-        <w:tc>
-          <w:tcPr>
-            <w:tcW w:w="2056" w:type="dxa"/>
-            <w:vMerge/>
-            <w:noWrap/>
-          </w:tcPr>
-          <w:p>
-            <w:pPr>
-              <w:widowControl/>
-              <w:jc w:val="left"/>
-              <w:rPr>
-                <w:rFonts w:asciiTheme="minorEastAsia" w:hAnsiTheme="minorEastAsia" w:cs="Times New Roman"/>
-                <w:color w:val="000000"/>
-                <w:sz w:val="18"/>
-                <w:szCs w:val="18"/>
-              </w:rPr>
-            </w:pPr>
-          </w:p>
-        </w:tc>
-        <w:tc>
-          <w:tcPr>
-            <w:tcW w:w="3519" w:type="dxa"/>
-            <w:noWrap/>
-            <w:vAlign w:val="center"/>
-          </w:tcPr>
-          <w:p>
-            <w:pPr>
-              <w:widowControl/>
-              <w:jc w:val="left"/>
-              <w:rPr>
-                <w:rFonts w:asciiTheme="minorEastAsia" w:hAnsiTheme="minorEastAsia" w:cs="Times New Roman"/>
-                <w:color w:val="000000"/>
-                <w:sz w:val="18"/>
-                <w:szCs w:val="18"/>
-              </w:rPr>
-            </w:pPr>
-            <w:r>
-              <w:rPr>
-                <w:rFonts w:asciiTheme="minorEastAsia" w:hAnsiTheme="minorEastAsia" w:cs="Times New Roman" w:hint="eastAsia"/>
-                <w:color w:val="000000"/>
-                <w:sz w:val="18"/>
-                <w:szCs w:val="18"/>
-              </w:rPr>
-              <w:t>护甲/闪避：近战0</w:t>
-            </w:r>
-            <w:r>
-              <w:rPr>
-                <w:rFonts w:asciiTheme="minorEastAsia" w:hAnsiTheme="minorEastAsia" w:cs="Times New Roman"/>
-                <w:color w:val="000000"/>
-                <w:sz w:val="18"/>
-                <w:szCs w:val="18"/>
-              </w:rPr>
-              <w:t xml:space="preserve">  </w:t>
-            </w:r>
-            <w:r>
-              <w:rPr>
-                <w:rFonts w:asciiTheme="minorEastAsia" w:hAnsiTheme="minorEastAsia" w:cs="Times New Roman" w:hint="eastAsia"/>
-                <w:color w:val="000000"/>
-                <w:sz w:val="18"/>
-                <w:szCs w:val="18"/>
-              </w:rPr>
-              <w:t>远程0</w:t>
-            </w:r>
-            <w:r>
-              <w:rPr>
-                <w:rFonts w:asciiTheme="minorEastAsia" w:hAnsiTheme="minorEastAsia" w:cs="Times New Roman"/>
-                <w:color w:val="000000"/>
-                <w:sz w:val="18"/>
-                <w:szCs w:val="18"/>
-              </w:rPr>
-              <w:t xml:space="preserve">  </w:t>
-            </w:r>
-            <w:r>
-              <w:rPr>
-                <w:rFonts w:asciiTheme="minorEastAsia" w:hAnsiTheme="minorEastAsia" w:cs="Times New Roman" w:hint="eastAsia"/>
-                <w:color w:val="000000"/>
-                <w:sz w:val="18"/>
-                <w:szCs w:val="18"/>
-              </w:rPr>
-              <w:t>冲杀0</w:t>
-            </w:r>
-          </w:p>
-        </w:tc>
-        <w:tc>
-          <w:tcPr>
-            <w:tcW w:w="5193" w:type="dxa"/>
-            <w:vMerge/>
-            <w:noWrap/>
-            <w:vAlign w:val="center"/>
-          </w:tcPr>
-          <w:p>
-            <w:pPr>
-              <w:widowControl/>
-              <w:jc w:val="center"/>
-              <w:rPr>
-                <w:rFonts w:asciiTheme="minorEastAsia" w:hAnsiTheme="minorEastAsia" w:cs="Times New Roman"/>
-                <w:color w:val="000000"/>
-                <w:sz w:val="18"/>
-                <w:szCs w:val="18"/>
-              </w:rPr>
-            </w:pPr>
-          </w:p>
-        </w:tc>
-      </w:tr>
-      <w:tr>
-        <w:trPr>
-          <w:trHeight w:val="270"/>
-        </w:trPr>
-        <w:tc>
-          <w:tcPr>
-            <w:tcW w:w="2056" w:type="dxa"/>
-            <w:vMerge/>
-            <w:hideMark/>
-          </w:tcPr>
-          <w:p>
-            <w:pPr>
-              <w:widowControl/>
-              <w:jc w:val="left"/>
-              <w:rPr>
-                <w:rFonts w:asciiTheme="minorEastAsia" w:hAnsiTheme="minorEastAsia" w:cs="Times New Roman"/>
-                <w:color w:val="000000"/>
-                <w:sz w:val="18"/>
-                <w:szCs w:val="18"/>
-              </w:rPr>
-            </w:pPr>
-          </w:p>
-        </w:tc>
-        <w:tc>
-          <w:tcPr>
-            <w:tcW w:w="3519" w:type="dxa"/>
-            <w:noWrap/>
-            <w:vAlign w:val="center"/>
-            <w:hideMark/>
-          </w:tcPr>
-          <w:p>
-            <w:pPr>
-              <w:widowControl/>
-              <w:jc w:val="left"/>
-              <w:rPr>
-                <w:rFonts w:asciiTheme="minorEastAsia" w:hAnsiTheme="minorEastAsia" w:cs="Times New Roman"/>
-                <w:color w:val="000000"/>
-                <w:sz w:val="18"/>
-                <w:szCs w:val="18"/>
-              </w:rPr>
-            </w:pPr>
-            <w:r>
-              <w:rPr>
-                <w:rFonts w:asciiTheme="minorEastAsia" w:hAnsiTheme="minorEastAsia" w:cs="Times New Roman"/>
-                <w:color w:val="000000"/>
-                <w:sz w:val="18"/>
-                <w:szCs w:val="18"/>
-              </w:rPr>
-              <w:t xml:space="preserve">移速 </w:t>
-            </w:r>
-            <w:r>
-              <w:rPr>
-                <w:rFonts w:asciiTheme="minorEastAsia" w:hAnsiTheme="minorEastAsia" w:cs="Times New Roman" w:hint="eastAsia"/>
-                <w:color w:val="000000"/>
-                <w:sz w:val="18"/>
-                <w:szCs w:val="18"/>
-              </w:rPr>
-              <w:t>0</w:t>
-            </w:r>
-          </w:p>
-        </w:tc>
-        <w:tc>
-          <w:tcPr>
-            <w:tcW w:w="5193" w:type="dxa"/>
-            <w:vMerge/>
-            <w:hideMark/>
-          </w:tcPr>
-          <w:p>
-            <w:pPr>
-              <w:widowControl/>
-              <w:jc w:val="left"/>
-              <w:rPr>
-                <w:rFonts w:asciiTheme="minorEastAsia" w:hAnsiTheme="minorEastAsia" w:cs="Times New Roman"/>
-                <w:color w:val="000000"/>
-                <w:sz w:val="18"/>
-                <w:szCs w:val="18"/>
-              </w:rPr>
-            </w:pPr>
-          </w:p>
-        </w:tc>
-      </w:tr>
-    </w:tbl>
     <w:p>
       <w:pPr>
         <w:spacing w:after="0" w:line="240" w:lineRule="auto"/>
@@ -5665,376 +9950,6 @@
         </w:rPr>
       </w:pPr>
     </w:p>
-    <w:tbl>
-      <w:tblPr>
-        <w:tblStyle w:val="TableGrid"/>
-        <w:tblW w:w="10768" w:type="dxa"/>
-        <w:tblLook w:val="04A0" w:firstRow="1" w:lastRow="0" w:firstColumn="1" w:lastColumn="0" w:noHBand="0" w:noVBand="1"/>
-      </w:tblPr>
-      <w:tblGrid>
-        <w:gridCol w:w="2056"/>
-        <w:gridCol w:w="3519"/>
-        <w:gridCol w:w="5193"/>
-      </w:tblGrid>
-      <w:tr>
-        <w:trPr>
-          <w:trHeight w:val="270"/>
-        </w:trPr>
-        <w:tc>
-          <w:tcPr>
-            <w:tcW w:w="2056" w:type="dxa"/>
-            <w:noWrap/>
-            <w:hideMark/>
-          </w:tcPr>
-          <w:p>
-            <w:pPr>
-              <w:widowControl/>
-              <w:jc w:val="center"/>
-              <w:rPr>
-                <w:rFonts w:asciiTheme="minorEastAsia" w:hAnsiTheme="minorEastAsia" w:cs="Times New Roman"/>
-                <w:b/>
-                <w:bCs/>
-                <w:color w:val="000000"/>
-                <w:sz w:val="18"/>
-                <w:szCs w:val="18"/>
-              </w:rPr>
-            </w:pPr>
-          </w:p>
-        </w:tc>
-        <w:tc>
-          <w:tcPr>
-            <w:tcW w:w="8712" w:type="dxa"/>
-            <w:gridSpan w:val="2"/>
-            <w:noWrap/>
-            <w:hideMark/>
-          </w:tcPr>
-          <w:p>
-            <w:pPr>
-              <w:widowControl/>
-              <w:jc w:val="left"/>
-              <w:rPr>
-                <w:rFonts w:asciiTheme="minorEastAsia" w:hAnsiTheme="minorEastAsia" w:cs="Times New Roman"/>
-                <w:color w:val="000000"/>
-                <w:sz w:val="18"/>
-                <w:szCs w:val="18"/>
-              </w:rPr>
-            </w:pPr>
-            <w:r>
-              <w:rPr>
-                <w:rFonts w:asciiTheme="minorEastAsia" w:hAnsiTheme="minorEastAsia" w:cs="Times New Roman" w:hint="eastAsia"/>
-                <w:color w:val="000000"/>
-                <w:sz w:val="18"/>
-                <w:szCs w:val="18"/>
-              </w:rPr>
-              <w:t>（G）</w:t>
-            </w:r>
-          </w:p>
-        </w:tc>
-      </w:tr>
-      <w:tr>
-        <w:trPr>
-          <w:trHeight w:val="113"/>
-        </w:trPr>
-        <w:tc>
-          <w:tcPr>
-            <w:tcW w:w="2056" w:type="dxa"/>
-            <w:vMerge w:val="restart"/>
-            <w:noWrap/>
-            <w:hideMark/>
-          </w:tcPr>
-          <w:p>
-            <w:pPr>
-              <w:widowControl/>
-              <w:jc w:val="left"/>
-              <w:rPr>
-                <w:rFonts w:asciiTheme="minorEastAsia" w:hAnsiTheme="minorEastAsia" w:cs="Times New Roman"/>
-                <w:color w:val="000000"/>
-                <w:sz w:val="18"/>
-                <w:szCs w:val="18"/>
-              </w:rPr>
-            </w:pPr>
-          </w:p>
-        </w:tc>
-        <w:tc>
-          <w:tcPr>
-            <w:tcW w:w="3519" w:type="dxa"/>
-            <w:noWrap/>
-            <w:vAlign w:val="center"/>
-            <w:hideMark/>
-          </w:tcPr>
-          <w:p>
-            <w:pPr>
-              <w:widowControl/>
-              <w:jc w:val="left"/>
-              <w:rPr>
-                <w:rFonts w:asciiTheme="minorEastAsia" w:hAnsiTheme="minorEastAsia" w:cs="Times New Roman"/>
-                <w:color w:val="000000"/>
-                <w:sz w:val="18"/>
-                <w:szCs w:val="18"/>
-              </w:rPr>
-            </w:pPr>
-            <w:r>
-              <w:rPr>
-                <w:rFonts w:asciiTheme="minorEastAsia" w:hAnsiTheme="minorEastAsia" w:cs="Times New Roman" w:hint="eastAsia"/>
-                <w:color w:val="000000"/>
-                <w:sz w:val="18"/>
-                <w:szCs w:val="18"/>
-              </w:rPr>
-              <w:t>人数</w:t>
-            </w:r>
-            <w:r>
-              <w:rPr>
-                <w:rFonts w:asciiTheme="minorEastAsia" w:hAnsiTheme="minorEastAsia" w:cs="Times New Roman"/>
-                <w:color w:val="000000"/>
-                <w:sz w:val="18"/>
-                <w:szCs w:val="18"/>
-              </w:rPr>
-              <w:t xml:space="preserve">  </w:t>
-            </w:r>
-            <w:r>
-              <w:rPr>
-                <w:rFonts w:asciiTheme="minorEastAsia" w:hAnsiTheme="minorEastAsia" w:cs="Times New Roman" w:hint="eastAsia"/>
-                <w:color w:val="000000"/>
-                <w:sz w:val="18"/>
-                <w:szCs w:val="18"/>
-              </w:rPr>
-              <w:t>单体生命</w:t>
-            </w:r>
-          </w:p>
-        </w:tc>
-        <w:tc>
-          <w:tcPr>
-            <w:tcW w:w="5193" w:type="dxa"/>
-            <w:vMerge w:val="restart"/>
-            <w:noWrap/>
-            <w:vAlign w:val="center"/>
-            <w:hideMark/>
-          </w:tcPr>
-          <w:p>
-            <w:pPr>
-              <w:widowControl/>
-              <w:jc w:val="left"/>
-              <w:rPr>
-                <w:rFonts w:asciiTheme="minorEastAsia" w:hAnsiTheme="minorEastAsia" w:cs="Times New Roman"/>
-                <w:color w:val="000000"/>
-                <w:sz w:val="18"/>
-                <w:szCs w:val="18"/>
-              </w:rPr>
-            </w:pPr>
-            <w:r>
-              <w:rPr>
-                <w:rFonts w:asciiTheme="minorEastAsia" w:hAnsiTheme="minorEastAsia" w:cs="Times New Roman" w:hint="eastAsia"/>
-                <w:color w:val="000000"/>
-                <w:sz w:val="18"/>
-                <w:szCs w:val="18"/>
-              </w:rPr>
-              <w:t>攻击</w:t>
-            </w:r>
-          </w:p>
-          <w:p>
-            <w:pPr>
-              <w:widowControl/>
-              <w:jc w:val="left"/>
-              <w:rPr>
-                <w:rFonts w:asciiTheme="minorEastAsia" w:hAnsiTheme="minorEastAsia" w:cs="Times New Roman"/>
-                <w:color w:val="000000"/>
-                <w:sz w:val="18"/>
-                <w:szCs w:val="18"/>
-              </w:rPr>
-            </w:pPr>
-          </w:p>
-        </w:tc>
-      </w:tr>
-      <w:tr>
-        <w:trPr>
-          <w:trHeight w:val="112"/>
-        </w:trPr>
-        <w:tc>
-          <w:tcPr>
-            <w:tcW w:w="2056" w:type="dxa"/>
-            <w:vMerge/>
-            <w:noWrap/>
-          </w:tcPr>
-          <w:p>
-            <w:pPr>
-              <w:widowControl/>
-              <w:jc w:val="left"/>
-              <w:rPr>
-                <w:rFonts w:asciiTheme="minorEastAsia" w:hAnsiTheme="minorEastAsia" w:cs="Times New Roman"/>
-                <w:color w:val="000000"/>
-                <w:sz w:val="18"/>
-                <w:szCs w:val="18"/>
-              </w:rPr>
-            </w:pPr>
-          </w:p>
-        </w:tc>
-        <w:tc>
-          <w:tcPr>
-            <w:tcW w:w="3519" w:type="dxa"/>
-            <w:noWrap/>
-            <w:vAlign w:val="center"/>
-          </w:tcPr>
-          <w:p>
-            <w:pPr>
-              <w:widowControl/>
-              <w:jc w:val="left"/>
-              <w:rPr>
-                <w:rFonts w:asciiTheme="minorEastAsia" w:hAnsiTheme="minorEastAsia" w:cs="Times New Roman"/>
-                <w:color w:val="000000"/>
-                <w:sz w:val="18"/>
-                <w:szCs w:val="18"/>
-              </w:rPr>
-            </w:pPr>
-            <w:r>
-              <w:rPr>
-                <w:rFonts w:asciiTheme="minorEastAsia" w:hAnsiTheme="minorEastAsia" w:cs="Times New Roman" w:hint="eastAsia"/>
-                <w:color w:val="000000"/>
-                <w:sz w:val="18"/>
-                <w:szCs w:val="18"/>
-              </w:rPr>
-              <w:t>护甲/闪避：近战0</w:t>
-            </w:r>
-            <w:r>
-              <w:rPr>
-                <w:rFonts w:asciiTheme="minorEastAsia" w:hAnsiTheme="minorEastAsia" w:cs="Times New Roman"/>
-                <w:color w:val="000000"/>
-                <w:sz w:val="18"/>
-                <w:szCs w:val="18"/>
-              </w:rPr>
-              <w:t xml:space="preserve">  </w:t>
-            </w:r>
-            <w:r>
-              <w:rPr>
-                <w:rFonts w:asciiTheme="minorEastAsia" w:hAnsiTheme="minorEastAsia" w:cs="Times New Roman" w:hint="eastAsia"/>
-                <w:color w:val="000000"/>
-                <w:sz w:val="18"/>
-                <w:szCs w:val="18"/>
-              </w:rPr>
-              <w:t>远程0</w:t>
-            </w:r>
-            <w:r>
-              <w:rPr>
-                <w:rFonts w:asciiTheme="minorEastAsia" w:hAnsiTheme="minorEastAsia" w:cs="Times New Roman"/>
-                <w:color w:val="000000"/>
-                <w:sz w:val="18"/>
-                <w:szCs w:val="18"/>
-              </w:rPr>
-              <w:t xml:space="preserve">  </w:t>
-            </w:r>
-            <w:r>
-              <w:rPr>
-                <w:rFonts w:asciiTheme="minorEastAsia" w:hAnsiTheme="minorEastAsia" w:cs="Times New Roman" w:hint="eastAsia"/>
-                <w:color w:val="000000"/>
-                <w:sz w:val="18"/>
-                <w:szCs w:val="18"/>
-              </w:rPr>
-              <w:t>冲杀0</w:t>
-            </w:r>
-          </w:p>
-        </w:tc>
-        <w:tc>
-          <w:tcPr>
-            <w:tcW w:w="5193" w:type="dxa"/>
-            <w:vMerge/>
-            <w:noWrap/>
-            <w:vAlign w:val="center"/>
-          </w:tcPr>
-          <w:p>
-            <w:pPr>
-              <w:widowControl/>
-              <w:jc w:val="center"/>
-              <w:rPr>
-                <w:rFonts w:asciiTheme="minorEastAsia" w:hAnsiTheme="minorEastAsia" w:cs="Times New Roman"/>
-                <w:color w:val="000000"/>
-                <w:sz w:val="18"/>
-                <w:szCs w:val="18"/>
-              </w:rPr>
-            </w:pPr>
-          </w:p>
-        </w:tc>
-      </w:tr>
-      <w:tr>
-        <w:trPr>
-          <w:trHeight w:val="270"/>
-        </w:trPr>
-        <w:tc>
-          <w:tcPr>
-            <w:tcW w:w="2056" w:type="dxa"/>
-            <w:vMerge/>
-            <w:hideMark/>
-          </w:tcPr>
-          <w:p>
-            <w:pPr>
-              <w:widowControl/>
-              <w:jc w:val="left"/>
-              <w:rPr>
-                <w:rFonts w:asciiTheme="minorEastAsia" w:hAnsiTheme="minorEastAsia" w:cs="Times New Roman"/>
-                <w:color w:val="000000"/>
-                <w:sz w:val="18"/>
-                <w:szCs w:val="18"/>
-              </w:rPr>
-            </w:pPr>
-          </w:p>
-        </w:tc>
-        <w:tc>
-          <w:tcPr>
-            <w:tcW w:w="3519" w:type="dxa"/>
-            <w:noWrap/>
-            <w:vAlign w:val="center"/>
-            <w:hideMark/>
-          </w:tcPr>
-          <w:p>
-            <w:pPr>
-              <w:widowControl/>
-              <w:jc w:val="left"/>
-              <w:rPr>
-                <w:rFonts w:asciiTheme="minorEastAsia" w:hAnsiTheme="minorEastAsia" w:cs="Times New Roman"/>
-                <w:color w:val="000000"/>
-                <w:sz w:val="18"/>
-                <w:szCs w:val="18"/>
-              </w:rPr>
-            </w:pPr>
-            <w:r>
-              <w:rPr>
-                <w:rFonts w:asciiTheme="minorEastAsia" w:hAnsiTheme="minorEastAsia" w:cs="Times New Roman"/>
-                <w:color w:val="000000"/>
-                <w:sz w:val="18"/>
-                <w:szCs w:val="18"/>
-              </w:rPr>
-              <w:t xml:space="preserve">移速 </w:t>
-            </w:r>
-            <w:r>
-              <w:rPr>
-                <w:rFonts w:asciiTheme="minorEastAsia" w:hAnsiTheme="minorEastAsia" w:cs="Times New Roman" w:hint="eastAsia"/>
-                <w:color w:val="000000"/>
-                <w:sz w:val="18"/>
-                <w:szCs w:val="18"/>
-              </w:rPr>
-              <w:t>0</w:t>
-            </w:r>
-          </w:p>
-        </w:tc>
-        <w:tc>
-          <w:tcPr>
-            <w:tcW w:w="5193" w:type="dxa"/>
-            <w:vMerge/>
-            <w:hideMark/>
-          </w:tcPr>
-          <w:p>
-            <w:pPr>
-              <w:widowControl/>
-              <w:jc w:val="left"/>
-              <w:rPr>
-                <w:rFonts w:asciiTheme="minorEastAsia" w:hAnsiTheme="minorEastAsia" w:cs="Times New Roman"/>
-                <w:color w:val="000000"/>
-                <w:sz w:val="18"/>
-                <w:szCs w:val="18"/>
-              </w:rPr>
-            </w:pPr>
-          </w:p>
-        </w:tc>
-      </w:tr>
-    </w:tbl>
     <w:p>
       <w:pPr>
         <w:spacing w:after="0" w:line="240" w:lineRule="auto"/>
@@ -6045,376 +9960,6 @@
         </w:rPr>
       </w:pPr>
     </w:p>
-    <w:tbl>
-      <w:tblPr>
-        <w:tblStyle w:val="TableGrid"/>
-        <w:tblW w:w="10768" w:type="dxa"/>
-        <w:tblLook w:val="04A0" w:firstRow="1" w:lastRow="0" w:firstColumn="1" w:lastColumn="0" w:noHBand="0" w:noVBand="1"/>
-      </w:tblPr>
-      <w:tblGrid>
-        <w:gridCol w:w="2056"/>
-        <w:gridCol w:w="3519"/>
-        <w:gridCol w:w="5193"/>
-      </w:tblGrid>
-      <w:tr>
-        <w:trPr>
-          <w:trHeight w:val="270"/>
-        </w:trPr>
-        <w:tc>
-          <w:tcPr>
-            <w:tcW w:w="2056" w:type="dxa"/>
-            <w:noWrap/>
-            <w:hideMark/>
-          </w:tcPr>
-          <w:p>
-            <w:pPr>
-              <w:widowControl/>
-              <w:jc w:val="center"/>
-              <w:rPr>
-                <w:rFonts w:asciiTheme="minorEastAsia" w:hAnsiTheme="minorEastAsia" w:cs="Times New Roman"/>
-                <w:b/>
-                <w:bCs/>
-                <w:color w:val="000000"/>
-                <w:sz w:val="18"/>
-                <w:szCs w:val="18"/>
-              </w:rPr>
-            </w:pPr>
-          </w:p>
-        </w:tc>
-        <w:tc>
-          <w:tcPr>
-            <w:tcW w:w="8712" w:type="dxa"/>
-            <w:gridSpan w:val="2"/>
-            <w:noWrap/>
-            <w:hideMark/>
-          </w:tcPr>
-          <w:p>
-            <w:pPr>
-              <w:widowControl/>
-              <w:jc w:val="left"/>
-              <w:rPr>
-                <w:rFonts w:asciiTheme="minorEastAsia" w:hAnsiTheme="minorEastAsia" w:cs="Times New Roman"/>
-                <w:color w:val="000000"/>
-                <w:sz w:val="18"/>
-                <w:szCs w:val="18"/>
-              </w:rPr>
-            </w:pPr>
-            <w:r>
-              <w:rPr>
-                <w:rFonts w:asciiTheme="minorEastAsia" w:hAnsiTheme="minorEastAsia" w:cs="Times New Roman" w:hint="eastAsia"/>
-                <w:color w:val="000000"/>
-                <w:sz w:val="18"/>
-                <w:szCs w:val="18"/>
-              </w:rPr>
-              <w:t>（G）</w:t>
-            </w:r>
-          </w:p>
-        </w:tc>
-      </w:tr>
-      <w:tr>
-        <w:trPr>
-          <w:trHeight w:val="113"/>
-        </w:trPr>
-        <w:tc>
-          <w:tcPr>
-            <w:tcW w:w="2056" w:type="dxa"/>
-            <w:vMerge w:val="restart"/>
-            <w:noWrap/>
-            <w:hideMark/>
-          </w:tcPr>
-          <w:p>
-            <w:pPr>
-              <w:widowControl/>
-              <w:jc w:val="left"/>
-              <w:rPr>
-                <w:rFonts w:asciiTheme="minorEastAsia" w:hAnsiTheme="minorEastAsia" w:cs="Times New Roman"/>
-                <w:color w:val="000000"/>
-                <w:sz w:val="18"/>
-                <w:szCs w:val="18"/>
-              </w:rPr>
-            </w:pPr>
-          </w:p>
-        </w:tc>
-        <w:tc>
-          <w:tcPr>
-            <w:tcW w:w="3519" w:type="dxa"/>
-            <w:noWrap/>
-            <w:vAlign w:val="center"/>
-            <w:hideMark/>
-          </w:tcPr>
-          <w:p>
-            <w:pPr>
-              <w:widowControl/>
-              <w:jc w:val="left"/>
-              <w:rPr>
-                <w:rFonts w:asciiTheme="minorEastAsia" w:hAnsiTheme="minorEastAsia" w:cs="Times New Roman"/>
-                <w:color w:val="000000"/>
-                <w:sz w:val="18"/>
-                <w:szCs w:val="18"/>
-              </w:rPr>
-            </w:pPr>
-            <w:r>
-              <w:rPr>
-                <w:rFonts w:asciiTheme="minorEastAsia" w:hAnsiTheme="minorEastAsia" w:cs="Times New Roman" w:hint="eastAsia"/>
-                <w:color w:val="000000"/>
-                <w:sz w:val="18"/>
-                <w:szCs w:val="18"/>
-              </w:rPr>
-              <w:t>人数</w:t>
-            </w:r>
-            <w:r>
-              <w:rPr>
-                <w:rFonts w:asciiTheme="minorEastAsia" w:hAnsiTheme="minorEastAsia" w:cs="Times New Roman"/>
-                <w:color w:val="000000"/>
-                <w:sz w:val="18"/>
-                <w:szCs w:val="18"/>
-              </w:rPr>
-              <w:t xml:space="preserve">  </w:t>
-            </w:r>
-            <w:r>
-              <w:rPr>
-                <w:rFonts w:asciiTheme="minorEastAsia" w:hAnsiTheme="minorEastAsia" w:cs="Times New Roman" w:hint="eastAsia"/>
-                <w:color w:val="000000"/>
-                <w:sz w:val="18"/>
-                <w:szCs w:val="18"/>
-              </w:rPr>
-              <w:t>单体生命</w:t>
-            </w:r>
-          </w:p>
-        </w:tc>
-        <w:tc>
-          <w:tcPr>
-            <w:tcW w:w="5193" w:type="dxa"/>
-            <w:vMerge w:val="restart"/>
-            <w:noWrap/>
-            <w:vAlign w:val="center"/>
-            <w:hideMark/>
-          </w:tcPr>
-          <w:p>
-            <w:pPr>
-              <w:widowControl/>
-              <w:jc w:val="left"/>
-              <w:rPr>
-                <w:rFonts w:asciiTheme="minorEastAsia" w:hAnsiTheme="minorEastAsia" w:cs="Times New Roman"/>
-                <w:color w:val="000000"/>
-                <w:sz w:val="18"/>
-                <w:szCs w:val="18"/>
-              </w:rPr>
-            </w:pPr>
-            <w:r>
-              <w:rPr>
-                <w:rFonts w:asciiTheme="minorEastAsia" w:hAnsiTheme="minorEastAsia" w:cs="Times New Roman" w:hint="eastAsia"/>
-                <w:color w:val="000000"/>
-                <w:sz w:val="18"/>
-                <w:szCs w:val="18"/>
-              </w:rPr>
-              <w:t>攻击</w:t>
-            </w:r>
-          </w:p>
-          <w:p>
-            <w:pPr>
-              <w:widowControl/>
-              <w:jc w:val="left"/>
-              <w:rPr>
-                <w:rFonts w:asciiTheme="minorEastAsia" w:hAnsiTheme="minorEastAsia" w:cs="Times New Roman"/>
-                <w:color w:val="000000"/>
-                <w:sz w:val="18"/>
-                <w:szCs w:val="18"/>
-              </w:rPr>
-            </w:pPr>
-          </w:p>
-        </w:tc>
-      </w:tr>
-      <w:tr>
-        <w:trPr>
-          <w:trHeight w:val="112"/>
-        </w:trPr>
-        <w:tc>
-          <w:tcPr>
-            <w:tcW w:w="2056" w:type="dxa"/>
-            <w:vMerge/>
-            <w:noWrap/>
-          </w:tcPr>
-          <w:p>
-            <w:pPr>
-              <w:widowControl/>
-              <w:jc w:val="left"/>
-              <w:rPr>
-                <w:rFonts w:asciiTheme="minorEastAsia" w:hAnsiTheme="minorEastAsia" w:cs="Times New Roman"/>
-                <w:color w:val="000000"/>
-                <w:sz w:val="18"/>
-                <w:szCs w:val="18"/>
-              </w:rPr>
-            </w:pPr>
-          </w:p>
-        </w:tc>
-        <w:tc>
-          <w:tcPr>
-            <w:tcW w:w="3519" w:type="dxa"/>
-            <w:noWrap/>
-            <w:vAlign w:val="center"/>
-          </w:tcPr>
-          <w:p>
-            <w:pPr>
-              <w:widowControl/>
-              <w:jc w:val="left"/>
-              <w:rPr>
-                <w:rFonts w:asciiTheme="minorEastAsia" w:hAnsiTheme="minorEastAsia" w:cs="Times New Roman"/>
-                <w:color w:val="000000"/>
-                <w:sz w:val="18"/>
-                <w:szCs w:val="18"/>
-              </w:rPr>
-            </w:pPr>
-            <w:r>
-              <w:rPr>
-                <w:rFonts w:asciiTheme="minorEastAsia" w:hAnsiTheme="minorEastAsia" w:cs="Times New Roman" w:hint="eastAsia"/>
-                <w:color w:val="000000"/>
-                <w:sz w:val="18"/>
-                <w:szCs w:val="18"/>
-              </w:rPr>
-              <w:t>护甲/闪避：近战0</w:t>
-            </w:r>
-            <w:r>
-              <w:rPr>
-                <w:rFonts w:asciiTheme="minorEastAsia" w:hAnsiTheme="minorEastAsia" w:cs="Times New Roman"/>
-                <w:color w:val="000000"/>
-                <w:sz w:val="18"/>
-                <w:szCs w:val="18"/>
-              </w:rPr>
-              <w:t xml:space="preserve">  </w:t>
-            </w:r>
-            <w:r>
-              <w:rPr>
-                <w:rFonts w:asciiTheme="minorEastAsia" w:hAnsiTheme="minorEastAsia" w:cs="Times New Roman" w:hint="eastAsia"/>
-                <w:color w:val="000000"/>
-                <w:sz w:val="18"/>
-                <w:szCs w:val="18"/>
-              </w:rPr>
-              <w:t>远程0</w:t>
-            </w:r>
-            <w:r>
-              <w:rPr>
-                <w:rFonts w:asciiTheme="minorEastAsia" w:hAnsiTheme="minorEastAsia" w:cs="Times New Roman"/>
-                <w:color w:val="000000"/>
-                <w:sz w:val="18"/>
-                <w:szCs w:val="18"/>
-              </w:rPr>
-              <w:t xml:space="preserve">  </w:t>
-            </w:r>
-            <w:r>
-              <w:rPr>
-                <w:rFonts w:asciiTheme="minorEastAsia" w:hAnsiTheme="minorEastAsia" w:cs="Times New Roman" w:hint="eastAsia"/>
-                <w:color w:val="000000"/>
-                <w:sz w:val="18"/>
-                <w:szCs w:val="18"/>
-              </w:rPr>
-              <w:t>冲杀0</w:t>
-            </w:r>
-          </w:p>
-        </w:tc>
-        <w:tc>
-          <w:tcPr>
-            <w:tcW w:w="5193" w:type="dxa"/>
-            <w:vMerge/>
-            <w:noWrap/>
-            <w:vAlign w:val="center"/>
-          </w:tcPr>
-          <w:p>
-            <w:pPr>
-              <w:widowControl/>
-              <w:jc w:val="center"/>
-              <w:rPr>
-                <w:rFonts w:asciiTheme="minorEastAsia" w:hAnsiTheme="minorEastAsia" w:cs="Times New Roman"/>
-                <w:color w:val="000000"/>
-                <w:sz w:val="18"/>
-                <w:szCs w:val="18"/>
-              </w:rPr>
-            </w:pPr>
-          </w:p>
-        </w:tc>
-      </w:tr>
-      <w:tr>
-        <w:trPr>
-          <w:trHeight w:val="270"/>
-        </w:trPr>
-        <w:tc>
-          <w:tcPr>
-            <w:tcW w:w="2056" w:type="dxa"/>
-            <w:vMerge/>
-            <w:hideMark/>
-          </w:tcPr>
-          <w:p>
-            <w:pPr>
-              <w:widowControl/>
-              <w:jc w:val="left"/>
-              <w:rPr>
-                <w:rFonts w:asciiTheme="minorEastAsia" w:hAnsiTheme="minorEastAsia" w:cs="Times New Roman"/>
-                <w:color w:val="000000"/>
-                <w:sz w:val="18"/>
-                <w:szCs w:val="18"/>
-              </w:rPr>
-            </w:pPr>
-          </w:p>
-        </w:tc>
-        <w:tc>
-          <w:tcPr>
-            <w:tcW w:w="3519" w:type="dxa"/>
-            <w:noWrap/>
-            <w:vAlign w:val="center"/>
-            <w:hideMark/>
-          </w:tcPr>
-          <w:p>
-            <w:pPr>
-              <w:widowControl/>
-              <w:jc w:val="left"/>
-              <w:rPr>
-                <w:rFonts w:asciiTheme="minorEastAsia" w:hAnsiTheme="minorEastAsia" w:cs="Times New Roman"/>
-                <w:color w:val="000000"/>
-                <w:sz w:val="18"/>
-                <w:szCs w:val="18"/>
-              </w:rPr>
-            </w:pPr>
-            <w:r>
-              <w:rPr>
-                <w:rFonts w:asciiTheme="minorEastAsia" w:hAnsiTheme="minorEastAsia" w:cs="Times New Roman"/>
-                <w:color w:val="000000"/>
-                <w:sz w:val="18"/>
-                <w:szCs w:val="18"/>
-              </w:rPr>
-              <w:t xml:space="preserve">移速 </w:t>
-            </w:r>
-            <w:r>
-              <w:rPr>
-                <w:rFonts w:asciiTheme="minorEastAsia" w:hAnsiTheme="minorEastAsia" w:cs="Times New Roman" w:hint="eastAsia"/>
-                <w:color w:val="000000"/>
-                <w:sz w:val="18"/>
-                <w:szCs w:val="18"/>
-              </w:rPr>
-              <w:t>0</w:t>
-            </w:r>
-          </w:p>
-        </w:tc>
-        <w:tc>
-          <w:tcPr>
-            <w:tcW w:w="5193" w:type="dxa"/>
-            <w:vMerge/>
-            <w:hideMark/>
-          </w:tcPr>
-          <w:p>
-            <w:pPr>
-              <w:widowControl/>
-              <w:jc w:val="left"/>
-              <w:rPr>
-                <w:rFonts w:asciiTheme="minorEastAsia" w:hAnsiTheme="minorEastAsia" w:cs="Times New Roman"/>
-                <w:color w:val="000000"/>
-                <w:sz w:val="18"/>
-                <w:szCs w:val="18"/>
-              </w:rPr>
-            </w:pPr>
-          </w:p>
-        </w:tc>
-      </w:tr>
-    </w:tbl>
     <w:p>
       <w:pPr>
         <w:spacing w:after="0" w:line="240" w:lineRule="auto"/>

--- a/兵种.docx
+++ b/兵种.docx
@@ -10140,7 +10140,16 @@
                 <w:sz w:val="18"/>
                 <w:szCs w:val="18"/>
               </w:rPr>
-              <w:t>25</w:t>
+              <w:t>2</w:t>
+            </w:r>
+            <w:r>
+              <w:rPr>
+                <w:rFonts w:asciiTheme="minorEastAsia" w:hAnsiTheme="minorEastAsia" w:cs="Times New Roman"/>
+                <w:color w:val="000000"/>
+                <w:sz w:val="18"/>
+                <w:szCs w:val="18"/>
+              </w:rPr>
+              <w:t>8</w:t>
             </w:r>
             <w:r>
               <w:rPr>
@@ -10185,25 +10194,7 @@
                 <w:sz w:val="18"/>
                 <w:szCs w:val="18"/>
               </w:rPr>
-              <w:t>破甲</w:t>
-            </w:r>
-            <w:r>
-              <w:rPr>
-                <w:rFonts w:asciiTheme="minorEastAsia" w:hAnsiTheme="minorEastAsia" w:cs="Times New Roman" w:hint="eastAsia"/>
-                <w:color w:val="000000"/>
-                <w:sz w:val="18"/>
-                <w:szCs w:val="18"/>
-              </w:rPr>
-              <w:t>3</w:t>
-            </w:r>
-            <w:r>
-              <w:rPr>
-                <w:rFonts w:asciiTheme="minorEastAsia" w:hAnsiTheme="minorEastAsia" w:cs="Times New Roman" w:hint="eastAsia"/>
-                <w:color w:val="000000"/>
-                <w:sz w:val="18"/>
-                <w:szCs w:val="18"/>
-              </w:rPr>
-              <w:t>0</w:t>
+              <w:t>破甲30</w:t>
             </w:r>
           </w:p>
         </w:tc>
@@ -10641,7 +10632,7 @@
               <w:widowControl/>
               <w:jc w:val="left"/>
               <w:rPr>
-                <w:rFonts w:asciiTheme="minorEastAsia" w:hAnsiTheme="minorEastAsia" w:cs="Times New Roman" w:hint="eastAsia"/>
+                <w:rFonts w:asciiTheme="minorEastAsia" w:hAnsiTheme="minorEastAsia" w:cs="Times New Roman"/>
                 <w:color w:val="000000"/>
                 <w:sz w:val="18"/>
                 <w:szCs w:val="18"/>
@@ -11203,7 +11194,7 @@
               <w:widowControl/>
               <w:jc w:val="left"/>
               <w:rPr>
-                <w:rFonts w:asciiTheme="minorEastAsia" w:hAnsiTheme="minorEastAsia" w:cs="Times New Roman" w:hint="eastAsia"/>
+                <w:rFonts w:asciiTheme="minorEastAsia" w:hAnsiTheme="minorEastAsia" w:cs="Times New Roman"/>
                 <w:color w:val="000000"/>
                 <w:sz w:val="18"/>
                 <w:szCs w:val="18"/>
@@ -11593,18 +11584,7 @@
                 <w:sz w:val="18"/>
                 <w:szCs w:val="18"/>
               </w:rPr>
-              <w:t>暗影弓箭手</w:t>
-            </w:r>
-            <w:r>
-              <w:rPr>
-                <w:rFonts w:asciiTheme="minorEastAsia" w:hAnsiTheme="minorEastAsia" w:cs="Times New Roman" w:hint="eastAsia"/>
-                <w:b/>
-                <w:bCs/>
-                <w:color w:val="000000"/>
-                <w:sz w:val="18"/>
-                <w:szCs w:val="18"/>
-              </w:rPr>
-              <w:t>-破甲</w:t>
+              <w:t>暗影弓箭手-破甲</w:t>
             </w:r>
           </w:p>
         </w:tc>
@@ -11815,7 +11795,7 @@
               <w:widowControl/>
               <w:jc w:val="left"/>
               <w:rPr>
-                <w:rFonts w:asciiTheme="minorEastAsia" w:hAnsiTheme="minorEastAsia" w:cs="Times New Roman" w:hint="eastAsia"/>
+                <w:rFonts w:asciiTheme="minorEastAsia" w:hAnsiTheme="minorEastAsia" w:cs="Times New Roman"/>
                 <w:color w:val="000000"/>
                 <w:sz w:val="18"/>
                 <w:szCs w:val="18"/>
@@ -12389,29 +12369,20 @@
               <w:widowControl/>
               <w:jc w:val="left"/>
               <w:rPr>
-                <w:rFonts w:asciiTheme="minorEastAsia" w:hAnsiTheme="minorEastAsia" w:cs="Times New Roman" w:hint="eastAsia"/>
-                <w:color w:val="000000"/>
-                <w:sz w:val="18"/>
-                <w:szCs w:val="18"/>
-              </w:rPr>
-            </w:pPr>
-            <w:r>
-              <w:rPr>
-                <w:rFonts w:asciiTheme="minorEastAsia" w:hAnsiTheme="minorEastAsia" w:cs="Times New Roman" w:hint="eastAsia"/>
-                <w:color w:val="000000"/>
-                <w:sz w:val="18"/>
-                <w:szCs w:val="18"/>
-              </w:rPr>
-              <w:t>攻击</w:t>
-            </w:r>
-            <w:r>
-              <w:rPr>
-                <w:rFonts w:asciiTheme="minorEastAsia" w:hAnsiTheme="minorEastAsia" w:cs="Times New Roman" w:hint="eastAsia"/>
-                <w:color w:val="000000"/>
-                <w:sz w:val="18"/>
-                <w:szCs w:val="18"/>
-              </w:rPr>
-              <w:t>52</w:t>
+                <w:rFonts w:asciiTheme="minorEastAsia" w:hAnsiTheme="minorEastAsia" w:cs="Times New Roman"/>
+                <w:color w:val="000000"/>
+                <w:sz w:val="18"/>
+                <w:szCs w:val="18"/>
+              </w:rPr>
+            </w:pPr>
+            <w:r>
+              <w:rPr>
+                <w:rFonts w:asciiTheme="minorEastAsia" w:hAnsiTheme="minorEastAsia" w:cs="Times New Roman" w:hint="eastAsia"/>
+                <w:color w:val="000000"/>
+                <w:sz w:val="18"/>
+                <w:szCs w:val="18"/>
+              </w:rPr>
+              <w:t>攻击52</w:t>
             </w:r>
             <w:r>
               <w:rPr>
@@ -12926,7 +12897,7 @@
               <w:widowControl/>
               <w:jc w:val="left"/>
               <w:rPr>
-                <w:rFonts w:asciiTheme="minorEastAsia" w:hAnsiTheme="minorEastAsia" w:cs="Times New Roman" w:hint="eastAsia"/>
+                <w:rFonts w:asciiTheme="minorEastAsia" w:hAnsiTheme="minorEastAsia" w:cs="Times New Roman"/>
                 <w:color w:val="000000"/>
                 <w:sz w:val="18"/>
                 <w:szCs w:val="18"/>
@@ -13380,7 +13351,7 @@
               <w:widowControl/>
               <w:jc w:val="left"/>
               <w:rPr>
-                <w:rFonts w:asciiTheme="minorEastAsia" w:hAnsiTheme="minorEastAsia" w:cs="Times New Roman" w:hint="eastAsia"/>
+                <w:rFonts w:asciiTheme="minorEastAsia" w:hAnsiTheme="minorEastAsia" w:cs="Times New Roman"/>
                 <w:color w:val="000000"/>
                 <w:sz w:val="18"/>
                 <w:szCs w:val="18"/>
@@ -13708,7 +13679,7 @@
               <w:widowControl/>
               <w:jc w:val="center"/>
               <w:rPr>
-                <w:rFonts w:asciiTheme="minorEastAsia" w:hAnsiTheme="minorEastAsia" w:cs="Times New Roman" w:hint="eastAsia"/>
+                <w:rFonts w:asciiTheme="minorEastAsia" w:hAnsiTheme="minorEastAsia" w:cs="Times New Roman"/>
                 <w:b/>
                 <w:bCs/>
                 <w:color w:val="000000"/>
@@ -13918,29 +13889,20 @@
               <w:widowControl/>
               <w:jc w:val="left"/>
               <w:rPr>
-                <w:rFonts w:asciiTheme="minorEastAsia" w:hAnsiTheme="minorEastAsia" w:cs="Times New Roman" w:hint="eastAsia"/>
-                <w:color w:val="000000"/>
-                <w:sz w:val="18"/>
-                <w:szCs w:val="18"/>
-              </w:rPr>
-            </w:pPr>
-            <w:r>
-              <w:rPr>
-                <w:rFonts w:asciiTheme="minorEastAsia" w:hAnsiTheme="minorEastAsia" w:cs="Times New Roman" w:hint="eastAsia"/>
-                <w:color w:val="000000"/>
-                <w:sz w:val="18"/>
-                <w:szCs w:val="18"/>
-              </w:rPr>
-              <w:t>攻击</w:t>
-            </w:r>
-            <w:r>
-              <w:rPr>
-                <w:rFonts w:asciiTheme="minorEastAsia" w:hAnsiTheme="minorEastAsia" w:cs="Times New Roman" w:hint="eastAsia"/>
-                <w:color w:val="000000"/>
-                <w:sz w:val="18"/>
-                <w:szCs w:val="18"/>
-              </w:rPr>
-              <w:t>68</w:t>
+                <w:rFonts w:asciiTheme="minorEastAsia" w:hAnsiTheme="minorEastAsia" w:cs="Times New Roman"/>
+                <w:color w:val="000000"/>
+                <w:sz w:val="18"/>
+                <w:szCs w:val="18"/>
+              </w:rPr>
+            </w:pPr>
+            <w:r>
+              <w:rPr>
+                <w:rFonts w:asciiTheme="minorEastAsia" w:hAnsiTheme="minorEastAsia" w:cs="Times New Roman" w:hint="eastAsia"/>
+                <w:color w:val="000000"/>
+                <w:sz w:val="18"/>
+                <w:szCs w:val="18"/>
+              </w:rPr>
+              <w:t>攻击68</w:t>
             </w:r>
             <w:r>
               <w:rPr>
@@ -14439,16 +14401,7 @@
                 <w:sz w:val="18"/>
                 <w:szCs w:val="18"/>
               </w:rPr>
-              <w:t>60</w:t>
-            </w:r>
-            <w:r>
-              <w:rPr>
-                <w:rFonts w:asciiTheme="minorEastAsia" w:hAnsiTheme="minorEastAsia" w:cs="Times New Roman" w:hint="eastAsia"/>
-                <w:color w:val="000000"/>
-                <w:sz w:val="18"/>
-                <w:szCs w:val="18"/>
-              </w:rPr>
-              <w:t>0</w:t>
+              <w:t>600</w:t>
             </w:r>
             <w:r>
               <w:rPr>
@@ -14729,7 +14682,7 @@
       <w:pPr>
         <w:spacing w:after="0" w:line="240" w:lineRule="auto"/>
         <w:rPr>
-          <w:rFonts w:asciiTheme="minorEastAsia" w:hAnsiTheme="minorEastAsia" w:hint="eastAsia"/>
+          <w:rFonts w:asciiTheme="minorEastAsia" w:hAnsiTheme="minorEastAsia"/>
           <w:sz w:val="18"/>
           <w:szCs w:val="18"/>
         </w:rPr>

--- a/兵种.docx
+++ b/兵种.docx
@@ -609,7 +609,7 @@
                 <w:sz w:val="18"/>
                 <w:szCs w:val="18"/>
               </w:rPr>
-              <w:t>3</w:t>
+              <w:t>2</w:t>
             </w:r>
           </w:p>
         </w:tc>
@@ -1270,7 +1270,7 @@
                 <w:sz w:val="18"/>
                 <w:szCs w:val="18"/>
               </w:rPr>
-              <w:t>3</w:t>
+              <w:t>2</w:t>
             </w:r>
           </w:p>
         </w:tc>
@@ -1808,7 +1808,7 @@
                 <w:sz w:val="18"/>
                 <w:szCs w:val="18"/>
               </w:rPr>
-              <w:t>4</w:t>
+              <w:t>3</w:t>
             </w:r>
           </w:p>
         </w:tc>
@@ -2895,7 +2895,7 @@
                 <w:sz w:val="18"/>
                 <w:szCs w:val="18"/>
               </w:rPr>
-              <w:t>8</w:t>
+              <w:t>6</w:t>
             </w:r>
           </w:p>
         </w:tc>
@@ -3421,7 +3421,7 @@
                 <w:sz w:val="18"/>
                 <w:szCs w:val="18"/>
               </w:rPr>
-              <w:t>5</w:t>
+              <w:t>4</w:t>
             </w:r>
           </w:p>
         </w:tc>
@@ -3627,7 +3627,16 @@
                 <w:sz w:val="18"/>
                 <w:szCs w:val="18"/>
               </w:rPr>
-              <w:t>6</w:t>
+              <w:t>3</w:t>
+            </w:r>
+            <w:r>
+              <w:rPr>
+                <w:rFonts w:asciiTheme="minorEastAsia" w:hAnsiTheme="minorEastAsia" w:cs="Times New Roman" w:hint="eastAsia"/>
+                <w:color w:val="000000"/>
+                <w:sz w:val="18"/>
+                <w:szCs w:val="18"/>
+              </w:rPr>
+              <w:t>0</w:t>
             </w:r>
             <w:r>
               <w:rPr>
@@ -3911,7 +3920,7 @@
                 <w:sz w:val="18"/>
                 <w:szCs w:val="18"/>
               </w:rPr>
-              <w:t>2</w:t>
+              <w:t>1</w:t>
             </w:r>
           </w:p>
         </w:tc>
@@ -4126,7 +4135,16 @@
                 <w:sz w:val="18"/>
                 <w:szCs w:val="18"/>
               </w:rPr>
-              <w:t>6</w:t>
+              <w:t>3</w:t>
+            </w:r>
+            <w:r>
+              <w:rPr>
+                <w:rFonts w:asciiTheme="minorEastAsia" w:hAnsiTheme="minorEastAsia" w:cs="Times New Roman" w:hint="eastAsia"/>
+                <w:color w:val="000000"/>
+                <w:sz w:val="18"/>
+                <w:szCs w:val="18"/>
+              </w:rPr>
+              <w:t>0</w:t>
             </w:r>
             <w:r>
               <w:rPr>
@@ -4419,7 +4437,7 @@
                 <w:sz w:val="18"/>
                 <w:szCs w:val="18"/>
               </w:rPr>
-              <w:t>2</w:t>
+              <w:t>1</w:t>
             </w:r>
           </w:p>
         </w:tc>
@@ -4646,7 +4664,16 @@
                 <w:sz w:val="18"/>
                 <w:szCs w:val="18"/>
               </w:rPr>
-              <w:t>150</w:t>
+              <w:t>45</w:t>
+            </w:r>
+            <w:r>
+              <w:rPr>
+                <w:rFonts w:asciiTheme="minorEastAsia" w:hAnsiTheme="minorEastAsia" w:cs="Times New Roman" w:hint="eastAsia"/>
+                <w:color w:val="000000"/>
+                <w:sz w:val="18"/>
+                <w:szCs w:val="18"/>
+              </w:rPr>
+              <w:t>0</w:t>
             </w:r>
             <w:r>
               <w:rPr>
@@ -4664,16 +4691,55 @@
                 <w:sz w:val="18"/>
                 <w:szCs w:val="18"/>
               </w:rPr>
-              <w:t>范围1</w:t>
-            </w:r>
-            <w:r>
-              <w:rPr>
-                <w:rFonts w:asciiTheme="minorEastAsia" w:hAnsiTheme="minorEastAsia" w:cs="Times New Roman" w:hint="eastAsia"/>
-                <w:color w:val="000000"/>
-                <w:sz w:val="18"/>
-                <w:szCs w:val="18"/>
-              </w:rPr>
-              <w:t>0</w:t>
+              <w:t>近战</w:t>
+            </w:r>
+          </w:p>
+          <w:p>
+            <w:pPr>
+              <w:widowControl/>
+              <w:jc w:val="left"/>
+              <w:rPr>
+                <w:rFonts w:asciiTheme="minorEastAsia" w:hAnsiTheme="minorEastAsia" w:cs="Times New Roman"/>
+                <w:color w:val="000000"/>
+                <w:sz w:val="18"/>
+                <w:szCs w:val="18"/>
+              </w:rPr>
+            </w:pPr>
+            <w:r>
+              <w:rPr>
+                <w:rFonts w:asciiTheme="minorEastAsia" w:hAnsiTheme="minorEastAsia" w:cs="Times New Roman" w:hint="eastAsia"/>
+                <w:color w:val="000000"/>
+                <w:sz w:val="18"/>
+                <w:szCs w:val="18"/>
+              </w:rPr>
+              <w:t>攻击</w:t>
+            </w:r>
+            <w:r>
+              <w:rPr>
+                <w:rFonts w:asciiTheme="minorEastAsia" w:hAnsiTheme="minorEastAsia" w:cs="Times New Roman" w:hint="eastAsia"/>
+                <w:color w:val="000000"/>
+                <w:sz w:val="18"/>
+                <w:szCs w:val="18"/>
+              </w:rPr>
+              <w:t>200</w:t>
+            </w:r>
+            <w:r>
+              <w:rPr>
+                <w:rFonts w:asciiTheme="minorEastAsia" w:hAnsiTheme="minorEastAsia" w:cs="Times New Roman"/>
+                <w:color w:val="000000"/>
+                <w:sz w:val="18"/>
+                <w:szCs w:val="18"/>
+              </w:rPr>
+              <w:t xml:space="preserve">  </w:t>
+            </w:r>
+            <w:r>
+              <w:rPr>
+                <w:rFonts w:asciiTheme="minorEastAsia" w:hAnsiTheme="minorEastAsia" w:cs="Times New Roman" w:hint="eastAsia"/>
+                <w:color w:val="000000"/>
+                <w:sz w:val="18"/>
+                <w:szCs w:val="18"/>
+              </w:rPr>
+              <w:t>范围7</w:t>
             </w:r>
             <w:r>
               <w:rPr>
@@ -4922,12 +4988,12 @@
             </w:r>
             <w:r>
               <w:rPr>
-                <w:rFonts w:asciiTheme="minorEastAsia" w:hAnsiTheme="minorEastAsia" w:cs="Times New Roman"/>
-                <w:color w:val="000000"/>
-                <w:sz w:val="18"/>
-                <w:szCs w:val="18"/>
-              </w:rPr>
-              <w:t>3</w:t>
+                <w:rFonts w:asciiTheme="minorEastAsia" w:hAnsiTheme="minorEastAsia" w:cs="Times New Roman" w:hint="eastAsia"/>
+                <w:color w:val="000000"/>
+                <w:sz w:val="18"/>
+                <w:szCs w:val="18"/>
+              </w:rPr>
+              <w:t>2</w:t>
             </w:r>
           </w:p>
         </w:tc>
@@ -5543,7 +5609,7 @@
                 <w:sz w:val="18"/>
                 <w:szCs w:val="18"/>
               </w:rPr>
-              <w:t>4</w:t>
+              <w:t>2</w:t>
             </w:r>
           </w:p>
         </w:tc>
@@ -6159,7 +6225,7 @@
                 <w:sz w:val="18"/>
                 <w:szCs w:val="18"/>
               </w:rPr>
-              <w:t>3</w:t>
+              <w:t>2</w:t>
             </w:r>
           </w:p>
         </w:tc>
@@ -6506,7 +6572,16 @@
                 <w:sz w:val="18"/>
                 <w:szCs w:val="18"/>
               </w:rPr>
-              <w:t>范围6</w:t>
+              <w:t>范围</w:t>
+            </w:r>
+            <w:r>
+              <w:rPr>
+                <w:rFonts w:asciiTheme="minorEastAsia" w:hAnsiTheme="minorEastAsia" w:cs="Times New Roman" w:hint="eastAsia"/>
+                <w:color w:val="000000"/>
+                <w:sz w:val="18"/>
+                <w:szCs w:val="18"/>
+              </w:rPr>
+              <w:t>5</w:t>
             </w:r>
           </w:p>
         </w:tc>
@@ -6685,7 +6760,7 @@
                 <w:sz w:val="18"/>
                 <w:szCs w:val="18"/>
               </w:rPr>
-              <w:t>4</w:t>
+              <w:t>3</w:t>
             </w:r>
           </w:p>
         </w:tc>
@@ -7023,7 +7098,16 @@
                 <w:sz w:val="18"/>
                 <w:szCs w:val="18"/>
               </w:rPr>
-              <w:t>范围6</w:t>
+              <w:t>范围</w:t>
+            </w:r>
+            <w:r>
+              <w:rPr>
+                <w:rFonts w:asciiTheme="minorEastAsia" w:hAnsiTheme="minorEastAsia" w:cs="Times New Roman" w:hint="eastAsia"/>
+                <w:color w:val="000000"/>
+                <w:sz w:val="18"/>
+                <w:szCs w:val="18"/>
+              </w:rPr>
+              <w:t>5</w:t>
             </w:r>
           </w:p>
         </w:tc>
@@ -7229,7 +7313,7 @@
                 <w:sz w:val="18"/>
                 <w:szCs w:val="18"/>
               </w:rPr>
-              <w:t>3</w:t>
+              <w:t>2</w:t>
             </w:r>
           </w:p>
         </w:tc>
@@ -7558,7 +7642,16 @@
                 <w:sz w:val="18"/>
                 <w:szCs w:val="18"/>
               </w:rPr>
-              <w:t>范围9</w:t>
+              <w:t>范围</w:t>
+            </w:r>
+            <w:r>
+              <w:rPr>
+                <w:rFonts w:asciiTheme="minorEastAsia" w:hAnsiTheme="minorEastAsia" w:cs="Times New Roman" w:hint="eastAsia"/>
+                <w:color w:val="000000"/>
+                <w:sz w:val="18"/>
+                <w:szCs w:val="18"/>
+              </w:rPr>
+              <w:t>7</w:t>
             </w:r>
             <w:r>
               <w:rPr>
@@ -7767,7 +7860,7 @@
                 <w:sz w:val="18"/>
                 <w:szCs w:val="18"/>
               </w:rPr>
-              <w:t>3</w:t>
+              <w:t>2</w:t>
             </w:r>
           </w:p>
         </w:tc>
@@ -8302,7 +8395,7 @@
                 <w:sz w:val="18"/>
                 <w:szCs w:val="18"/>
               </w:rPr>
-              <w:t>9</w:t>
+              <w:t>7</w:t>
             </w:r>
           </w:p>
         </w:tc>
@@ -8846,7 +8939,7 @@
                 <w:sz w:val="18"/>
                 <w:szCs w:val="18"/>
               </w:rPr>
-              <w:t>7</w:t>
+              <w:t>6</w:t>
             </w:r>
           </w:p>
         </w:tc>
@@ -9043,7 +9136,16 @@
                 <w:sz w:val="18"/>
                 <w:szCs w:val="18"/>
               </w:rPr>
-              <w:t>100</w:t>
+              <w:t>25</w:t>
+            </w:r>
+            <w:r>
+              <w:rPr>
+                <w:rFonts w:asciiTheme="minorEastAsia" w:hAnsiTheme="minorEastAsia" w:cs="Times New Roman" w:hint="eastAsia"/>
+                <w:color w:val="000000"/>
+                <w:sz w:val="18"/>
+                <w:szCs w:val="18"/>
+              </w:rPr>
+              <w:t>0</w:t>
             </w:r>
           </w:p>
         </w:tc>
@@ -9109,7 +9211,7 @@
                 <w:sz w:val="18"/>
                 <w:szCs w:val="18"/>
               </w:rPr>
-              <w:t>2</w:t>
+              <w:t>1</w:t>
             </w:r>
             <w:r>
               <w:rPr>
@@ -9297,7 +9399,7 @@
                 <w:sz w:val="18"/>
                 <w:szCs w:val="18"/>
               </w:rPr>
-              <w:t>2</w:t>
+              <w:t>1</w:t>
             </w:r>
           </w:p>
         </w:tc>
@@ -9524,6 +9626,108 @@
                 <w:sz w:val="18"/>
                 <w:szCs w:val="18"/>
               </w:rPr>
+              <w:t>70</w:t>
+            </w:r>
+            <w:r>
+              <w:rPr>
+                <w:rFonts w:asciiTheme="minorEastAsia" w:hAnsiTheme="minorEastAsia" w:cs="Times New Roman" w:hint="eastAsia"/>
+                <w:color w:val="000000"/>
+                <w:sz w:val="18"/>
+                <w:szCs w:val="18"/>
+              </w:rPr>
+              <w:t>0</w:t>
+            </w:r>
+            <w:r>
+              <w:rPr>
+                <w:rFonts w:asciiTheme="minorEastAsia" w:hAnsiTheme="minorEastAsia" w:cs="Times New Roman"/>
+                <w:color w:val="000000"/>
+                <w:sz w:val="18"/>
+                <w:szCs w:val="18"/>
+              </w:rPr>
+              <w:t xml:space="preserve"> </w:t>
+            </w:r>
+            <w:r>
+              <w:rPr>
+                <w:rFonts w:asciiTheme="minorEastAsia" w:hAnsiTheme="minorEastAsia" w:cs="Times New Roman" w:hint="eastAsia"/>
+                <w:color w:val="000000"/>
+                <w:sz w:val="18"/>
+                <w:szCs w:val="18"/>
+              </w:rPr>
+              <w:t>vs</w:t>
+            </w:r>
+            <w:r>
+              <w:rPr>
+                <w:rFonts w:asciiTheme="minorEastAsia" w:hAnsiTheme="minorEastAsia" w:cs="Times New Roman"/>
+                <w:color w:val="000000"/>
+                <w:sz w:val="18"/>
+                <w:szCs w:val="18"/>
+              </w:rPr>
+              <w:t xml:space="preserve"> </w:t>
+            </w:r>
+            <w:r>
+              <w:rPr>
+                <w:rFonts w:asciiTheme="minorEastAsia" w:hAnsiTheme="minorEastAsia" w:cs="Times New Roman" w:hint="eastAsia"/>
+                <w:color w:val="000000"/>
+                <w:sz w:val="18"/>
+                <w:szCs w:val="18"/>
+              </w:rPr>
+              <w:t>步兵</w:t>
+            </w:r>
+            <w:r>
+              <w:rPr>
+                <w:rFonts w:asciiTheme="minorEastAsia" w:hAnsiTheme="minorEastAsia" w:cs="Times New Roman"/>
+                <w:color w:val="000000"/>
+                <w:sz w:val="18"/>
+                <w:szCs w:val="18"/>
+              </w:rPr>
+              <w:t xml:space="preserve"> </w:t>
+            </w:r>
+            <w:r>
+              <w:rPr>
+                <w:rFonts w:asciiTheme="minorEastAsia" w:hAnsiTheme="minorEastAsia" w:cs="Times New Roman"/>
+                <w:color w:val="000000"/>
+                <w:sz w:val="18"/>
+                <w:szCs w:val="18"/>
+              </w:rPr>
+              <w:t xml:space="preserve"> </w:t>
+            </w:r>
+            <w:r>
+              <w:rPr>
+                <w:rFonts w:asciiTheme="minorEastAsia" w:hAnsiTheme="minorEastAsia" w:cs="Times New Roman" w:hint="eastAsia"/>
+                <w:color w:val="000000"/>
+                <w:sz w:val="18"/>
+                <w:szCs w:val="18"/>
+              </w:rPr>
+              <w:t>近战</w:t>
+            </w:r>
+          </w:p>
+          <w:p>
+            <w:pPr>
+              <w:widowControl/>
+              <w:jc w:val="left"/>
+              <w:rPr>
+                <w:rFonts w:asciiTheme="minorEastAsia" w:hAnsiTheme="minorEastAsia" w:cs="Times New Roman"/>
+                <w:color w:val="000000"/>
+                <w:sz w:val="18"/>
+                <w:szCs w:val="18"/>
+              </w:rPr>
+            </w:pPr>
+            <w:r>
+              <w:rPr>
+                <w:rFonts w:asciiTheme="minorEastAsia" w:hAnsiTheme="minorEastAsia" w:cs="Times New Roman" w:hint="eastAsia"/>
+                <w:color w:val="000000"/>
+                <w:sz w:val="18"/>
+                <w:szCs w:val="18"/>
+              </w:rPr>
+              <w:t>攻击</w:t>
+            </w:r>
+            <w:r>
+              <w:rPr>
+                <w:rFonts w:asciiTheme="minorEastAsia" w:hAnsiTheme="minorEastAsia" w:cs="Times New Roman" w:hint="eastAsia"/>
+                <w:color w:val="000000"/>
+                <w:sz w:val="18"/>
+                <w:szCs w:val="18"/>
+              </w:rPr>
               <w:t>550</w:t>
             </w:r>
             <w:r>
@@ -9534,6 +9738,42 @@
                 <w:szCs w:val="18"/>
               </w:rPr>
               <w:t xml:space="preserve"> </w:t>
+            </w:r>
+            <w:r>
+              <w:rPr>
+                <w:rFonts w:asciiTheme="minorEastAsia" w:hAnsiTheme="minorEastAsia" w:cs="Times New Roman" w:hint="eastAsia"/>
+                <w:color w:val="000000"/>
+                <w:sz w:val="18"/>
+                <w:szCs w:val="18"/>
+              </w:rPr>
+              <w:t>vs</w:t>
+            </w:r>
+            <w:r>
+              <w:rPr>
+                <w:rFonts w:asciiTheme="minorEastAsia" w:hAnsiTheme="minorEastAsia" w:cs="Times New Roman"/>
+                <w:color w:val="000000"/>
+                <w:sz w:val="18"/>
+                <w:szCs w:val="18"/>
+              </w:rPr>
+              <w:t xml:space="preserve"> </w:t>
+            </w:r>
+            <w:r>
+              <w:rPr>
+                <w:rFonts w:asciiTheme="minorEastAsia" w:hAnsiTheme="minorEastAsia" w:cs="Times New Roman" w:hint="eastAsia"/>
+                <w:color w:val="000000"/>
+                <w:sz w:val="18"/>
+                <w:szCs w:val="18"/>
+              </w:rPr>
+              <w:t>其他</w:t>
+            </w:r>
+            <w:r>
+              <w:rPr>
+                <w:rFonts w:asciiTheme="minorEastAsia" w:hAnsiTheme="minorEastAsia" w:cs="Times New Roman"/>
+                <w:color w:val="000000"/>
+                <w:sz w:val="18"/>
+                <w:szCs w:val="18"/>
+              </w:rPr>
+              <w:t xml:space="preserve">  </w:t>
             </w:r>
             <w:r>
               <w:rPr>
@@ -9773,12 +10013,12 @@
             </w:r>
             <w:r>
               <w:rPr>
-                <w:rFonts w:asciiTheme="minorEastAsia" w:hAnsiTheme="minorEastAsia" w:cs="Times New Roman"/>
-                <w:color w:val="000000"/>
-                <w:sz w:val="18"/>
-                <w:szCs w:val="18"/>
-              </w:rPr>
-              <w:t>4</w:t>
+                <w:rFonts w:asciiTheme="minorEastAsia" w:hAnsiTheme="minorEastAsia" w:cs="Times New Roman" w:hint="eastAsia"/>
+                <w:color w:val="000000"/>
+                <w:sz w:val="18"/>
+                <w:szCs w:val="18"/>
+              </w:rPr>
+              <w:t>3</w:t>
             </w:r>
           </w:p>
         </w:tc>
@@ -10144,12 +10384,12 @@
             </w:r>
             <w:r>
               <w:rPr>
-                <w:rFonts w:asciiTheme="minorEastAsia" w:hAnsiTheme="minorEastAsia" w:cs="Times New Roman"/>
-                <w:color w:val="000000"/>
-                <w:sz w:val="18"/>
-                <w:szCs w:val="18"/>
-              </w:rPr>
-              <w:t>8</w:t>
+                <w:rFonts w:asciiTheme="minorEastAsia" w:hAnsiTheme="minorEastAsia" w:cs="Times New Roman" w:hint="eastAsia"/>
+                <w:color w:val="000000"/>
+                <w:sz w:val="18"/>
+                <w:szCs w:val="18"/>
+              </w:rPr>
+              <w:t>4</w:t>
             </w:r>
             <w:r>
               <w:rPr>
@@ -10409,7 +10649,7 @@
                 <w:sz w:val="18"/>
                 <w:szCs w:val="18"/>
               </w:rPr>
-              <w:t>4</w:t>
+              <w:t>3</w:t>
             </w:r>
           </w:p>
         </w:tc>
@@ -10853,7 +11093,16 @@
                 <w:sz w:val="18"/>
                 <w:szCs w:val="18"/>
               </w:rPr>
-              <w:t>80</w:t>
+              <w:t>5</w:t>
+            </w:r>
+            <w:r>
+              <w:rPr>
+                <w:rFonts w:asciiTheme="minorEastAsia" w:hAnsiTheme="minorEastAsia" w:cs="Times New Roman" w:hint="eastAsia"/>
+                <w:color w:val="000000"/>
+                <w:sz w:val="18"/>
+                <w:szCs w:val="18"/>
+              </w:rPr>
+              <w:t>0</w:t>
             </w:r>
             <w:r>
               <w:rPr>
@@ -10971,7 +11220,7 @@
                 <w:sz w:val="18"/>
                 <w:szCs w:val="18"/>
               </w:rPr>
-              <w:t>5</w:t>
+              <w:t>4</w:t>
             </w:r>
           </w:p>
         </w:tc>
@@ -11506,7 +11755,7 @@
                 <w:sz w:val="18"/>
                 <w:szCs w:val="18"/>
               </w:rPr>
-              <w:t>5</w:t>
+              <w:t>4</w:t>
             </w:r>
           </w:p>
         </w:tc>
@@ -11826,7 +12075,16 @@
                 <w:sz w:val="18"/>
                 <w:szCs w:val="18"/>
               </w:rPr>
-              <w:t>范围7</w:t>
+              <w:t>范围</w:t>
+            </w:r>
+            <w:r>
+              <w:rPr>
+                <w:rFonts w:asciiTheme="minorEastAsia" w:hAnsiTheme="minorEastAsia" w:cs="Times New Roman" w:hint="eastAsia"/>
+                <w:color w:val="000000"/>
+                <w:sz w:val="18"/>
+                <w:szCs w:val="18"/>
+              </w:rPr>
+              <w:t>6</w:t>
             </w:r>
             <w:r>
               <w:rPr>
@@ -12400,7 +12658,16 @@
                 <w:sz w:val="18"/>
                 <w:szCs w:val="18"/>
               </w:rPr>
-              <w:t>范围7</w:t>
+              <w:t>范围</w:t>
+            </w:r>
+            <w:r>
+              <w:rPr>
+                <w:rFonts w:asciiTheme="minorEastAsia" w:hAnsiTheme="minorEastAsia" w:cs="Times New Roman" w:hint="eastAsia"/>
+                <w:color w:val="000000"/>
+                <w:sz w:val="18"/>
+                <w:szCs w:val="18"/>
+              </w:rPr>
+              <w:t>6</w:t>
             </w:r>
           </w:p>
         </w:tc>
@@ -13128,7 +13395,7 @@
                 <w:sz w:val="18"/>
                 <w:szCs w:val="18"/>
               </w:rPr>
-              <w:t>4</w:t>
+              <w:t>3</w:t>
             </w:r>
           </w:p>
         </w:tc>
@@ -14643,7 +14910,7 @@
                 <w:sz w:val="18"/>
                 <w:szCs w:val="18"/>
               </w:rPr>
-              <w:t>2</w:t>
+              <w:t>1</w:t>
             </w:r>
           </w:p>
         </w:tc>

--- a/兵种.docx
+++ b/兵种.docx
@@ -4721,7 +4721,16 @@
                 <w:sz w:val="18"/>
                 <w:szCs w:val="18"/>
               </w:rPr>
-              <w:t>200</w:t>
+              <w:t>3</w:t>
+            </w:r>
+            <w:r>
+              <w:rPr>
+                <w:rFonts w:asciiTheme="minorEastAsia" w:hAnsiTheme="minorEastAsia" w:cs="Times New Roman" w:hint="eastAsia"/>
+                <w:color w:val="000000"/>
+                <w:sz w:val="18"/>
+                <w:szCs w:val="18"/>
+              </w:rPr>
+              <w:t>00</w:t>
             </w:r>
             <w:r>
               <w:rPr>

--- a/兵种.docx
+++ b/兵种.docx
@@ -20710,11 +20710,20 @@
                 <w:sz w:val="18"/>
                 <w:szCs w:val="18"/>
               </w:rPr>
-              <w:t>攻击6</w:t>
-            </w:r>
-            <w:r>
-              <w:rPr>
-                <w:rFonts w:asciiTheme="minorEastAsia" w:hAnsiTheme="minorEastAsia" w:cs="Times New Roman" w:hint="eastAsia"/>
+              <w:t>攻击</w:t>
+            </w:r>
+            <w:r>
+              <w:rPr>
+                <w:rFonts w:asciiTheme="minorEastAsia" w:hAnsiTheme="minorEastAsia" w:cs="Times New Roman" w:hint="eastAsia"/>
+                <w:color w:val="000000"/>
+                <w:sz w:val="18"/>
+                <w:szCs w:val="18"/>
+              </w:rPr>
+              <w:t>6</w:t>
+            </w:r>
+            <w:r>
+              <w:rPr>
+                <w:rFonts w:asciiTheme="minorEastAsia" w:hAnsiTheme="minorEastAsia" w:cs="Times New Roman"/>
                 <w:color w:val="000000"/>
                 <w:sz w:val="18"/>
                 <w:szCs w:val="18"/>
@@ -20728,16 +20737,172 @@
                 <w:sz w:val="18"/>
                 <w:szCs w:val="18"/>
               </w:rPr>
-              <w:t xml:space="preserve">  </w:t>
-            </w:r>
-            <w:r>
-              <w:rPr>
-                <w:rFonts w:asciiTheme="minorEastAsia" w:hAnsiTheme="minorEastAsia" w:cs="Times New Roman" w:hint="eastAsia"/>
-                <w:color w:val="000000"/>
-                <w:sz w:val="18"/>
-                <w:szCs w:val="18"/>
-              </w:rPr>
-              <w:t>范围2</w:t>
+              <w:t xml:space="preserve"> </w:t>
+            </w:r>
+            <w:r>
+              <w:rPr>
+                <w:rFonts w:asciiTheme="minorEastAsia" w:hAnsiTheme="minorEastAsia" w:cs="Times New Roman" w:hint="eastAsia"/>
+                <w:color w:val="000000"/>
+                <w:sz w:val="18"/>
+                <w:szCs w:val="18"/>
+              </w:rPr>
+              <w:t>vs</w:t>
+            </w:r>
+            <w:r>
+              <w:rPr>
+                <w:rFonts w:asciiTheme="minorEastAsia" w:hAnsiTheme="minorEastAsia" w:cs="Times New Roman"/>
+                <w:color w:val="000000"/>
+                <w:sz w:val="18"/>
+                <w:szCs w:val="18"/>
+              </w:rPr>
+              <w:t xml:space="preserve"> </w:t>
+            </w:r>
+            <w:r>
+              <w:rPr>
+                <w:rFonts w:asciiTheme="minorEastAsia" w:hAnsiTheme="minorEastAsia" w:cs="Times New Roman" w:hint="eastAsia"/>
+                <w:color w:val="000000"/>
+                <w:sz w:val="18"/>
+                <w:szCs w:val="18"/>
+              </w:rPr>
+              <w:t>无甲</w:t>
+            </w:r>
+            <w:r>
+              <w:rPr>
+                <w:rFonts w:asciiTheme="minorEastAsia" w:hAnsiTheme="minorEastAsia" w:cs="Times New Roman" w:hint="eastAsia"/>
+                <w:color w:val="000000"/>
+                <w:sz w:val="18"/>
+                <w:szCs w:val="18"/>
+              </w:rPr>
+              <w:t xml:space="preserve"> </w:t>
+            </w:r>
+            <w:r>
+              <w:rPr>
+                <w:rFonts w:asciiTheme="minorEastAsia" w:hAnsiTheme="minorEastAsia" w:cs="Times New Roman"/>
+                <w:color w:val="000000"/>
+                <w:sz w:val="18"/>
+                <w:szCs w:val="18"/>
+              </w:rPr>
+              <w:t xml:space="preserve"> </w:t>
+            </w:r>
+            <w:r>
+              <w:rPr>
+                <w:rFonts w:asciiTheme="minorEastAsia" w:hAnsiTheme="minorEastAsia" w:cs="Times New Roman" w:hint="eastAsia"/>
+                <w:color w:val="000000"/>
+                <w:sz w:val="18"/>
+                <w:szCs w:val="18"/>
+              </w:rPr>
+              <w:t>范围</w:t>
+            </w:r>
+            <w:r>
+              <w:rPr>
+                <w:rFonts w:asciiTheme="minorEastAsia" w:hAnsiTheme="minorEastAsia" w:cs="Times New Roman" w:hint="eastAsia"/>
+                <w:color w:val="000000"/>
+                <w:sz w:val="18"/>
+                <w:szCs w:val="18"/>
+              </w:rPr>
+              <w:t>2</w:t>
+            </w:r>
+          </w:p>
+          <w:p>
+            <w:pPr>
+              <w:widowControl/>
+              <w:jc w:val="left"/>
+              <w:rPr>
+                <w:rFonts w:asciiTheme="minorEastAsia" w:hAnsiTheme="minorEastAsia" w:cs="Times New Roman"/>
+                <w:color w:val="000000"/>
+                <w:sz w:val="18"/>
+                <w:szCs w:val="18"/>
+              </w:rPr>
+            </w:pPr>
+            <w:r>
+              <w:rPr>
+                <w:rFonts w:asciiTheme="minorEastAsia" w:hAnsiTheme="minorEastAsia" w:cs="Times New Roman" w:hint="eastAsia"/>
+                <w:color w:val="000000"/>
+                <w:sz w:val="18"/>
+                <w:szCs w:val="18"/>
+              </w:rPr>
+              <w:t>攻击</w:t>
+            </w:r>
+            <w:r>
+              <w:rPr>
+                <w:rFonts w:asciiTheme="minorEastAsia" w:hAnsiTheme="minorEastAsia" w:cs="Times New Roman" w:hint="eastAsia"/>
+                <w:color w:val="000000"/>
+                <w:sz w:val="18"/>
+                <w:szCs w:val="18"/>
+              </w:rPr>
+              <w:t>4</w:t>
+            </w:r>
+            <w:r>
+              <w:rPr>
+                <w:rFonts w:asciiTheme="minorEastAsia" w:hAnsiTheme="minorEastAsia" w:cs="Times New Roman" w:hint="eastAsia"/>
+                <w:color w:val="000000"/>
+                <w:sz w:val="18"/>
+                <w:szCs w:val="18"/>
+              </w:rPr>
+              <w:t>8</w:t>
+            </w:r>
+            <w:r>
+              <w:rPr>
+                <w:rFonts w:asciiTheme="minorEastAsia" w:hAnsiTheme="minorEastAsia" w:cs="Times New Roman"/>
+                <w:color w:val="000000"/>
+                <w:sz w:val="18"/>
+                <w:szCs w:val="18"/>
+              </w:rPr>
+              <w:t xml:space="preserve"> </w:t>
+            </w:r>
+            <w:r>
+              <w:rPr>
+                <w:rFonts w:asciiTheme="minorEastAsia" w:hAnsiTheme="minorEastAsia" w:cs="Times New Roman" w:hint="eastAsia"/>
+                <w:color w:val="000000"/>
+                <w:sz w:val="18"/>
+                <w:szCs w:val="18"/>
+              </w:rPr>
+              <w:t>vs</w:t>
+            </w:r>
+            <w:r>
+              <w:rPr>
+                <w:rFonts w:asciiTheme="minorEastAsia" w:hAnsiTheme="minorEastAsia" w:cs="Times New Roman"/>
+                <w:color w:val="000000"/>
+                <w:sz w:val="18"/>
+                <w:szCs w:val="18"/>
+              </w:rPr>
+              <w:t xml:space="preserve"> </w:t>
+            </w:r>
+            <w:r>
+              <w:rPr>
+                <w:rFonts w:asciiTheme="minorEastAsia" w:hAnsiTheme="minorEastAsia" w:cs="Times New Roman" w:hint="eastAsia"/>
+                <w:color w:val="000000"/>
+                <w:sz w:val="18"/>
+                <w:szCs w:val="18"/>
+              </w:rPr>
+              <w:t xml:space="preserve">其他 </w:t>
+            </w:r>
+            <w:r>
+              <w:rPr>
+                <w:rFonts w:asciiTheme="minorEastAsia" w:hAnsiTheme="minorEastAsia" w:cs="Times New Roman"/>
+                <w:color w:val="000000"/>
+                <w:sz w:val="18"/>
+                <w:szCs w:val="18"/>
+              </w:rPr>
+              <w:t xml:space="preserve"> </w:t>
+            </w:r>
+            <w:r>
+              <w:rPr>
+                <w:rFonts w:asciiTheme="minorEastAsia" w:hAnsiTheme="minorEastAsia" w:cs="Times New Roman" w:hint="eastAsia"/>
+                <w:color w:val="000000"/>
+                <w:sz w:val="18"/>
+                <w:szCs w:val="18"/>
+              </w:rPr>
+              <w:t>范围</w:t>
+            </w:r>
+            <w:r>
+              <w:rPr>
+                <w:rFonts w:asciiTheme="minorEastAsia" w:hAnsiTheme="minorEastAsia" w:cs="Times New Roman" w:hint="eastAsia"/>
+                <w:color w:val="000000"/>
+                <w:sz w:val="18"/>
+                <w:szCs w:val="18"/>
+              </w:rPr>
+              <w:t>2</w:t>
             </w:r>
           </w:p>
         </w:tc>
@@ -21108,6 +21273,15 @@
             </w:r>
             <w:r>
               <w:rPr>
+                <w:rFonts w:asciiTheme="minorEastAsia" w:hAnsiTheme="minorEastAsia" w:cs="Times New Roman" w:hint="eastAsia"/>
+                <w:color w:val="000000"/>
+                <w:sz w:val="18"/>
+                <w:szCs w:val="18"/>
+              </w:rPr>
+              <w:t>20</w:t>
+            </w:r>
+            <w:r>
+              <w:rPr>
                 <w:rFonts w:asciiTheme="minorEastAsia" w:hAnsiTheme="minorEastAsia" w:cs="Times New Roman"/>
                 <w:color w:val="000000"/>
                 <w:sz w:val="18"/>
@@ -21123,6 +21297,15 @@
                 <w:szCs w:val="18"/>
               </w:rPr>
               <w:t>单体生命</w:t>
+            </w:r>
+            <w:r>
+              <w:rPr>
+                <w:rFonts w:asciiTheme="minorEastAsia" w:hAnsiTheme="minorEastAsia" w:cs="Times New Roman" w:hint="eastAsia"/>
+                <w:color w:val="000000"/>
+                <w:sz w:val="18"/>
+                <w:szCs w:val="18"/>
+              </w:rPr>
+              <w:t>200</w:t>
             </w:r>
           </w:p>
         </w:tc>
@@ -21153,6 +21336,51 @@
                 <w:szCs w:val="18"/>
               </w:rPr>
               <w:t>攻击</w:t>
+            </w:r>
+            <w:r>
+              <w:rPr>
+                <w:rFonts w:asciiTheme="minorEastAsia" w:hAnsiTheme="minorEastAsia" w:cs="Times New Roman" w:hint="eastAsia"/>
+                <w:color w:val="000000"/>
+                <w:sz w:val="18"/>
+                <w:szCs w:val="18"/>
+              </w:rPr>
+              <w:t>40</w:t>
+            </w:r>
+            <w:r>
+              <w:rPr>
+                <w:rFonts w:asciiTheme="minorEastAsia" w:hAnsiTheme="minorEastAsia" w:cs="Times New Roman"/>
+                <w:color w:val="000000"/>
+                <w:sz w:val="18"/>
+                <w:szCs w:val="18"/>
+              </w:rPr>
+              <w:t xml:space="preserve">  </w:t>
+            </w:r>
+            <w:r>
+              <w:rPr>
+                <w:rFonts w:asciiTheme="minorEastAsia" w:hAnsiTheme="minorEastAsia" w:cs="Times New Roman" w:hint="eastAsia"/>
+                <w:color w:val="000000"/>
+                <w:sz w:val="18"/>
+                <w:szCs w:val="18"/>
+              </w:rPr>
+              <w:t xml:space="preserve">近战 </w:t>
+            </w:r>
+            <w:r>
+              <w:rPr>
+                <w:rFonts w:asciiTheme="minorEastAsia" w:hAnsiTheme="minorEastAsia" w:cs="Times New Roman"/>
+                <w:color w:val="000000"/>
+                <w:sz w:val="18"/>
+                <w:szCs w:val="18"/>
+              </w:rPr>
+              <w:t xml:space="preserve"> </w:t>
+            </w:r>
+            <w:r>
+              <w:rPr>
+                <w:rFonts w:asciiTheme="minorEastAsia" w:hAnsiTheme="minorEastAsia" w:cs="Times New Roman" w:hint="eastAsia"/>
+                <w:color w:val="000000"/>
+                <w:sz w:val="18"/>
+                <w:szCs w:val="18"/>
+              </w:rPr>
+              <w:t>破甲36</w:t>
             </w:r>
           </w:p>
         </w:tc>
@@ -21213,7 +21441,16 @@
                 <w:sz w:val="18"/>
                 <w:szCs w:val="18"/>
               </w:rPr>
-              <w:t>40</w:t>
+              <w:t>8</w:t>
+            </w:r>
+            <w:r>
+              <w:rPr>
+                <w:rFonts w:asciiTheme="minorEastAsia" w:hAnsiTheme="minorEastAsia" w:cs="Times New Roman" w:hint="eastAsia"/>
+                <w:color w:val="000000"/>
+                <w:sz w:val="18"/>
+                <w:szCs w:val="18"/>
+              </w:rPr>
+              <w:t>0</w:t>
             </w:r>
             <w:r>
               <w:rPr>
@@ -21597,6 +21834,33 @@
                 <w:szCs w:val="18"/>
               </w:rPr>
               <w:t>攻击</w:t>
+            </w:r>
+            <w:r>
+              <w:rPr>
+                <w:rFonts w:asciiTheme="minorEastAsia" w:hAnsiTheme="minorEastAsia" w:cs="Times New Roman" w:hint="eastAsia"/>
+                <w:color w:val="000000"/>
+                <w:sz w:val="18"/>
+                <w:szCs w:val="18"/>
+              </w:rPr>
+              <w:t>200</w:t>
+            </w:r>
+            <w:r>
+              <w:rPr>
+                <w:rFonts w:asciiTheme="minorEastAsia" w:hAnsiTheme="minorEastAsia" w:cs="Times New Roman"/>
+                <w:color w:val="000000"/>
+                <w:sz w:val="18"/>
+                <w:szCs w:val="18"/>
+              </w:rPr>
+              <w:t xml:space="preserve">  </w:t>
+            </w:r>
+            <w:r>
+              <w:rPr>
+                <w:rFonts w:asciiTheme="minorEastAsia" w:hAnsiTheme="minorEastAsia" w:cs="Times New Roman" w:hint="eastAsia"/>
+                <w:color w:val="000000"/>
+                <w:sz w:val="18"/>
+                <w:szCs w:val="18"/>
+              </w:rPr>
+              <w:t>范围11</w:t>
             </w:r>
           </w:p>
         </w:tc>

--- a/兵种.docx
+++ b/兵种.docx
@@ -22387,7 +22387,7 @@
           <w:sz w:val="18"/>
           <w:szCs w:val="18"/>
         </w:rPr>
-        <w:t>Flamethrower</w:t>
+        <w:t>Flthr</w:t>
       </w:r>
       <w:r>
         <w:rPr>

--- a/兵种.docx
+++ b/兵种.docx
@@ -16705,7 +16705,7 @@
       <w:pPr>
         <w:spacing w:after="0" w:line="240" w:lineRule="auto"/>
         <w:rPr>
-          <w:rFonts w:asciiTheme="minorEastAsia" w:hAnsiTheme="minorEastAsia" w:hint="eastAsia"/>
+          <w:rFonts w:asciiTheme="minorEastAsia" w:hAnsiTheme="minorEastAsia"/>
           <w:sz w:val="18"/>
           <w:szCs w:val="18"/>
         </w:rPr>
@@ -16754,7 +16754,7 @@
               <w:widowControl/>
               <w:jc w:val="center"/>
               <w:rPr>
-                <w:rFonts w:asciiTheme="minorEastAsia" w:hAnsiTheme="minorEastAsia" w:cs="Times New Roman" w:hint="eastAsia"/>
+                <w:rFonts w:asciiTheme="minorEastAsia" w:hAnsiTheme="minorEastAsia" w:cs="Times New Roman"/>
                 <w:b/>
                 <w:bCs/>
                 <w:color w:val="000000"/>
@@ -16836,6 +16836,59 @@
                 <w:szCs w:val="18"/>
               </w:rPr>
             </w:pPr>
+            <w:r>
+              <w:rPr>
+                <w:noProof/>
+              </w:rPr>
+              <w:drawing>
+                <wp:inline distT="0" distB="0" distL="0" distR="0" wp14:anchorId="06C65626" wp14:editId="644C494E">
+                  <wp:extent cx="476885" cy="476885"/>
+                  <wp:effectExtent l="0" t="0" r="0" b="0"/>
+                  <wp:docPr id="1" name="Picture 1"/>
+                  <wp:cNvGraphicFramePr>
+                    <a:graphicFrameLocks xmlns:a="http://schemas.openxmlformats.org/drawingml/2006/main" noChangeAspect="1"/>
+                  </wp:cNvGraphicFramePr>
+                  <a:graphic xmlns:a="http://schemas.openxmlformats.org/drawingml/2006/main">
+                    <a:graphicData uri="http://schemas.openxmlformats.org/drawingml/2006/picture">
+                      <pic:pic xmlns:pic="http://schemas.openxmlformats.org/drawingml/2006/picture">
+                        <pic:nvPicPr>
+                          <pic:cNvPr id="0" name="Picture 1"/>
+                          <pic:cNvPicPr>
+                            <a:picLocks noChangeAspect="1" noChangeArrowheads="1"/>
+                          </pic:cNvPicPr>
+                        </pic:nvPicPr>
+                        <pic:blipFill>
+                          <a:blip r:embed="rId33">
+                            <a:extLst>
+                              <a:ext uri="{28A0092B-C50C-407E-A947-70E740481C1C}">
+                                <a14:useLocalDpi xmlns:a14="http://schemas.microsoft.com/office/drawing/2010/main" val="0"/>
+                              </a:ext>
+                            </a:extLst>
+                          </a:blip>
+                          <a:srcRect/>
+                          <a:stretch>
+                            <a:fillRect/>
+                          </a:stretch>
+                        </pic:blipFill>
+                        <pic:spPr bwMode="auto">
+                          <a:xfrm>
+                            <a:off x="0" y="0"/>
+                            <a:ext cx="476885" cy="476885"/>
+                          </a:xfrm>
+                          <a:prstGeom prst="rect">
+                            <a:avLst/>
+                          </a:prstGeom>
+                          <a:noFill/>
+                          <a:ln>
+                            <a:noFill/>
+                          </a:ln>
+                        </pic:spPr>
+                      </pic:pic>
+                    </a:graphicData>
+                  </a:graphic>
+                </wp:inline>
+              </w:drawing>
+            </w:r>
           </w:p>
         </w:tc>
         <w:tc>
@@ -17214,7 +17267,7 @@
               <w:widowControl/>
               <w:jc w:val="center"/>
               <w:rPr>
-                <w:rFonts w:asciiTheme="minorEastAsia" w:hAnsiTheme="minorEastAsia" w:cs="Times New Roman" w:hint="eastAsia"/>
+                <w:rFonts w:asciiTheme="minorEastAsia" w:hAnsiTheme="minorEastAsia" w:cs="Times New Roman"/>
                 <w:b/>
                 <w:bCs/>
                 <w:color w:val="000000"/>
@@ -17314,6 +17367,59 @@
                 <w:szCs w:val="18"/>
               </w:rPr>
             </w:pPr>
+            <w:r>
+              <w:rPr>
+                <w:noProof/>
+              </w:rPr>
+              <w:drawing>
+                <wp:inline distT="0" distB="0" distL="0" distR="0" wp14:anchorId="4C68EB55" wp14:editId="07E72491">
+                  <wp:extent cx="476885" cy="476885"/>
+                  <wp:effectExtent l="0" t="0" r="0" b="0"/>
+                  <wp:docPr id="5" name="Picture 5"/>
+                  <wp:cNvGraphicFramePr>
+                    <a:graphicFrameLocks xmlns:a="http://schemas.openxmlformats.org/drawingml/2006/main" noChangeAspect="1"/>
+                  </wp:cNvGraphicFramePr>
+                  <a:graphic xmlns:a="http://schemas.openxmlformats.org/drawingml/2006/main">
+                    <a:graphicData uri="http://schemas.openxmlformats.org/drawingml/2006/picture">
+                      <pic:pic xmlns:pic="http://schemas.openxmlformats.org/drawingml/2006/picture">
+                        <pic:nvPicPr>
+                          <pic:cNvPr id="0" name="Picture 3"/>
+                          <pic:cNvPicPr>
+                            <a:picLocks noChangeAspect="1" noChangeArrowheads="1"/>
+                          </pic:cNvPicPr>
+                        </pic:nvPicPr>
+                        <pic:blipFill>
+                          <a:blip r:embed="rId34">
+                            <a:extLst>
+                              <a:ext uri="{28A0092B-C50C-407E-A947-70E740481C1C}">
+                                <a14:useLocalDpi xmlns:a14="http://schemas.microsoft.com/office/drawing/2010/main" val="0"/>
+                              </a:ext>
+                            </a:extLst>
+                          </a:blip>
+                          <a:srcRect/>
+                          <a:stretch>
+                            <a:fillRect/>
+                          </a:stretch>
+                        </pic:blipFill>
+                        <pic:spPr bwMode="auto">
+                          <a:xfrm>
+                            <a:off x="0" y="0"/>
+                            <a:ext cx="476885" cy="476885"/>
+                          </a:xfrm>
+                          <a:prstGeom prst="rect">
+                            <a:avLst/>
+                          </a:prstGeom>
+                          <a:noFill/>
+                          <a:ln>
+                            <a:noFill/>
+                          </a:ln>
+                        </pic:spPr>
+                      </pic:pic>
+                    </a:graphicData>
+                  </a:graphic>
+                </wp:inline>
+              </w:drawing>
+            </w:r>
           </w:p>
         </w:tc>
         <w:tc>
@@ -17442,7 +17548,7 @@
               <w:widowControl/>
               <w:jc w:val="left"/>
               <w:rPr>
-                <w:rFonts w:asciiTheme="minorEastAsia" w:hAnsiTheme="minorEastAsia" w:cs="Times New Roman" w:hint="eastAsia"/>
+                <w:rFonts w:asciiTheme="minorEastAsia" w:hAnsiTheme="minorEastAsia" w:cs="Times New Roman"/>
                 <w:color w:val="000000"/>
                 <w:sz w:val="18"/>
                 <w:szCs w:val="18"/>
@@ -17811,18 +17917,7 @@
                 <w:sz w:val="18"/>
                 <w:szCs w:val="18"/>
               </w:rPr>
-              <w:t>投掷小队-</w:t>
-            </w:r>
-            <w:r>
-              <w:rPr>
-                <w:rFonts w:asciiTheme="minorEastAsia" w:hAnsiTheme="minorEastAsia" w:cs="Times New Roman" w:hint="eastAsia"/>
-                <w:b/>
-                <w:bCs/>
-                <w:color w:val="000000"/>
-                <w:sz w:val="18"/>
-                <w:szCs w:val="18"/>
-              </w:rPr>
-              <w:t>破片弹</w:t>
+              <w:t>投掷小队-破片弹</w:t>
             </w:r>
           </w:p>
         </w:tc>
@@ -17869,16 +17964,7 @@
                 <w:sz w:val="18"/>
                 <w:szCs w:val="18"/>
               </w:rPr>
-              <w:t>-投掷</w:t>
-            </w:r>
-            <w:r>
-              <w:rPr>
-                <w:rFonts w:asciiTheme="minorEastAsia" w:hAnsiTheme="minorEastAsia" w:cs="Times New Roman" w:hint="eastAsia"/>
-                <w:color w:val="000000"/>
-                <w:sz w:val="18"/>
-                <w:szCs w:val="18"/>
-              </w:rPr>
-              <w:t>步兵</w:t>
+              <w:t>-投掷步兵</w:t>
             </w:r>
             <w:r>
               <w:rPr>
@@ -17914,6 +18000,59 @@
                 <w:szCs w:val="18"/>
               </w:rPr>
             </w:pPr>
+            <w:r>
+              <w:rPr>
+                <w:noProof/>
+              </w:rPr>
+              <w:drawing>
+                <wp:inline distT="0" distB="0" distL="0" distR="0" wp14:anchorId="1AFA3099" wp14:editId="13A179EA">
+                  <wp:extent cx="476885" cy="476885"/>
+                  <wp:effectExtent l="0" t="0" r="0" b="0"/>
+                  <wp:docPr id="15" name="Picture 15"/>
+                  <wp:cNvGraphicFramePr>
+                    <a:graphicFrameLocks xmlns:a="http://schemas.openxmlformats.org/drawingml/2006/main" noChangeAspect="1"/>
+                  </wp:cNvGraphicFramePr>
+                  <a:graphic xmlns:a="http://schemas.openxmlformats.org/drawingml/2006/main">
+                    <a:graphicData uri="http://schemas.openxmlformats.org/drawingml/2006/picture">
+                      <pic:pic xmlns:pic="http://schemas.openxmlformats.org/drawingml/2006/picture">
+                        <pic:nvPicPr>
+                          <pic:cNvPr id="0" name="Picture 5"/>
+                          <pic:cNvPicPr>
+                            <a:picLocks noChangeAspect="1" noChangeArrowheads="1"/>
+                          </pic:cNvPicPr>
+                        </pic:nvPicPr>
+                        <pic:blipFill>
+                          <a:blip r:embed="rId35">
+                            <a:extLst>
+                              <a:ext uri="{28A0092B-C50C-407E-A947-70E740481C1C}">
+                                <a14:useLocalDpi xmlns:a14="http://schemas.microsoft.com/office/drawing/2010/main" val="0"/>
+                              </a:ext>
+                            </a:extLst>
+                          </a:blip>
+                          <a:srcRect/>
+                          <a:stretch>
+                            <a:fillRect/>
+                          </a:stretch>
+                        </pic:blipFill>
+                        <pic:spPr bwMode="auto">
+                          <a:xfrm>
+                            <a:off x="0" y="0"/>
+                            <a:ext cx="476885" cy="476885"/>
+                          </a:xfrm>
+                          <a:prstGeom prst="rect">
+                            <a:avLst/>
+                          </a:prstGeom>
+                          <a:noFill/>
+                          <a:ln>
+                            <a:noFill/>
+                          </a:ln>
+                        </pic:spPr>
+                      </pic:pic>
+                    </a:graphicData>
+                  </a:graphic>
+                </wp:inline>
+              </w:drawing>
+            </w:r>
           </w:p>
         </w:tc>
         <w:tc>
@@ -18117,7 +18256,7 @@
               <w:widowControl/>
               <w:jc w:val="left"/>
               <w:rPr>
-                <w:rFonts w:asciiTheme="minorEastAsia" w:hAnsiTheme="minorEastAsia" w:cs="Times New Roman" w:hint="eastAsia"/>
+                <w:rFonts w:asciiTheme="minorEastAsia" w:hAnsiTheme="minorEastAsia" w:cs="Times New Roman"/>
                 <w:color w:val="000000"/>
                 <w:sz w:val="18"/>
                 <w:szCs w:val="18"/>
@@ -18504,18 +18643,7 @@
                 <w:sz w:val="18"/>
                 <w:szCs w:val="18"/>
               </w:rPr>
-              <w:t>投掷小队-</w:t>
-            </w:r>
-            <w:r>
-              <w:rPr>
-                <w:rFonts w:asciiTheme="minorEastAsia" w:hAnsiTheme="minorEastAsia" w:cs="Times New Roman" w:hint="eastAsia"/>
-                <w:b/>
-                <w:bCs/>
-                <w:color w:val="000000"/>
-                <w:sz w:val="18"/>
-                <w:szCs w:val="18"/>
-              </w:rPr>
-              <w:t>高爆弹</w:t>
+              <w:t>投掷小队-高爆弹</w:t>
             </w:r>
           </w:p>
         </w:tc>
@@ -18562,25 +18690,7 @@
                 <w:sz w:val="18"/>
                 <w:szCs w:val="18"/>
               </w:rPr>
-              <w:t>投掷</w:t>
-            </w:r>
-            <w:r>
-              <w:rPr>
-                <w:rFonts w:asciiTheme="minorEastAsia" w:hAnsiTheme="minorEastAsia" w:cs="Times New Roman" w:hint="eastAsia"/>
-                <w:color w:val="000000"/>
-                <w:sz w:val="18"/>
-                <w:szCs w:val="18"/>
-              </w:rPr>
-              <w:t>步</w:t>
-            </w:r>
-            <w:r>
-              <w:rPr>
-                <w:rFonts w:asciiTheme="minorEastAsia" w:hAnsiTheme="minorEastAsia" w:cs="Times New Roman" w:hint="eastAsia"/>
-                <w:color w:val="000000"/>
-                <w:sz w:val="18"/>
-                <w:szCs w:val="18"/>
-              </w:rPr>
-              <w:t>兵</w:t>
+              <w:t>投掷步兵</w:t>
             </w:r>
             <w:r>
               <w:rPr>
@@ -18616,6 +18726,59 @@
                 <w:szCs w:val="18"/>
               </w:rPr>
             </w:pPr>
+            <w:r>
+              <w:rPr>
+                <w:noProof/>
+              </w:rPr>
+              <w:drawing>
+                <wp:inline distT="0" distB="0" distL="0" distR="0" wp14:anchorId="3D352712" wp14:editId="49D7AB18">
+                  <wp:extent cx="476885" cy="476885"/>
+                  <wp:effectExtent l="0" t="0" r="0" b="0"/>
+                  <wp:docPr id="17" name="Picture 17"/>
+                  <wp:cNvGraphicFramePr>
+                    <a:graphicFrameLocks xmlns:a="http://schemas.openxmlformats.org/drawingml/2006/main" noChangeAspect="1"/>
+                  </wp:cNvGraphicFramePr>
+                  <a:graphic xmlns:a="http://schemas.openxmlformats.org/drawingml/2006/main">
+                    <a:graphicData uri="http://schemas.openxmlformats.org/drawingml/2006/picture">
+                      <pic:pic xmlns:pic="http://schemas.openxmlformats.org/drawingml/2006/picture">
+                        <pic:nvPicPr>
+                          <pic:cNvPr id="0" name="Picture 7"/>
+                          <pic:cNvPicPr>
+                            <a:picLocks noChangeAspect="1" noChangeArrowheads="1"/>
+                          </pic:cNvPicPr>
+                        </pic:nvPicPr>
+                        <pic:blipFill>
+                          <a:blip r:embed="rId36">
+                            <a:extLst>
+                              <a:ext uri="{28A0092B-C50C-407E-A947-70E740481C1C}">
+                                <a14:useLocalDpi xmlns:a14="http://schemas.microsoft.com/office/drawing/2010/main" val="0"/>
+                              </a:ext>
+                            </a:extLst>
+                          </a:blip>
+                          <a:srcRect/>
+                          <a:stretch>
+                            <a:fillRect/>
+                          </a:stretch>
+                        </pic:blipFill>
+                        <pic:spPr bwMode="auto">
+                          <a:xfrm>
+                            <a:off x="0" y="0"/>
+                            <a:ext cx="476885" cy="476885"/>
+                          </a:xfrm>
+                          <a:prstGeom prst="rect">
+                            <a:avLst/>
+                          </a:prstGeom>
+                          <a:noFill/>
+                          <a:ln>
+                            <a:noFill/>
+                          </a:ln>
+                        </pic:spPr>
+                      </pic:pic>
+                    </a:graphicData>
+                  </a:graphic>
+                </wp:inline>
+              </w:drawing>
+            </w:r>
           </w:p>
         </w:tc>
         <w:tc>
@@ -18744,7 +18907,7 @@
               <w:widowControl/>
               <w:jc w:val="left"/>
               <w:rPr>
-                <w:rFonts w:asciiTheme="minorEastAsia" w:hAnsiTheme="minorEastAsia" w:cs="Times New Roman" w:hint="eastAsia"/>
+                <w:rFonts w:asciiTheme="minorEastAsia" w:hAnsiTheme="minorEastAsia" w:cs="Times New Roman"/>
                 <w:color w:val="000000"/>
                 <w:sz w:val="18"/>
                 <w:szCs w:val="18"/>
@@ -19196,6 +19359,59 @@
                 <w:szCs w:val="18"/>
               </w:rPr>
             </w:pPr>
+            <w:r>
+              <w:rPr>
+                <w:noProof/>
+              </w:rPr>
+              <w:drawing>
+                <wp:inline distT="0" distB="0" distL="0" distR="0" wp14:anchorId="531068D8" wp14:editId="48B0F6D9">
+                  <wp:extent cx="476885" cy="476885"/>
+                  <wp:effectExtent l="0" t="0" r="0" b="0"/>
+                  <wp:docPr id="30" name="Picture 30"/>
+                  <wp:cNvGraphicFramePr>
+                    <a:graphicFrameLocks xmlns:a="http://schemas.openxmlformats.org/drawingml/2006/main" noChangeAspect="1"/>
+                  </wp:cNvGraphicFramePr>
+                  <a:graphic xmlns:a="http://schemas.openxmlformats.org/drawingml/2006/main">
+                    <a:graphicData uri="http://schemas.openxmlformats.org/drawingml/2006/picture">
+                      <pic:pic xmlns:pic="http://schemas.openxmlformats.org/drawingml/2006/picture">
+                        <pic:nvPicPr>
+                          <pic:cNvPr id="0" name="Picture 9"/>
+                          <pic:cNvPicPr>
+                            <a:picLocks noChangeAspect="1" noChangeArrowheads="1"/>
+                          </pic:cNvPicPr>
+                        </pic:nvPicPr>
+                        <pic:blipFill>
+                          <a:blip r:embed="rId37">
+                            <a:extLst>
+                              <a:ext uri="{28A0092B-C50C-407E-A947-70E740481C1C}">
+                                <a14:useLocalDpi xmlns:a14="http://schemas.microsoft.com/office/drawing/2010/main" val="0"/>
+                              </a:ext>
+                            </a:extLst>
+                          </a:blip>
+                          <a:srcRect/>
+                          <a:stretch>
+                            <a:fillRect/>
+                          </a:stretch>
+                        </pic:blipFill>
+                        <pic:spPr bwMode="auto">
+                          <a:xfrm>
+                            <a:off x="0" y="0"/>
+                            <a:ext cx="476885" cy="476885"/>
+                          </a:xfrm>
+                          <a:prstGeom prst="rect">
+                            <a:avLst/>
+                          </a:prstGeom>
+                          <a:noFill/>
+                          <a:ln>
+                            <a:noFill/>
+                          </a:ln>
+                        </pic:spPr>
+                      </pic:pic>
+                    </a:graphicData>
+                  </a:graphic>
+                </wp:inline>
+              </w:drawing>
+            </w:r>
           </w:p>
         </w:tc>
         <w:tc>
@@ -19346,16 +19562,7 @@
                 <w:sz w:val="18"/>
                 <w:szCs w:val="18"/>
               </w:rPr>
-              <w:t>攻击</w:t>
-            </w:r>
-            <w:r>
-              <w:rPr>
-                <w:rFonts w:asciiTheme="minorEastAsia" w:hAnsiTheme="minorEastAsia" w:cs="Times New Roman" w:hint="eastAsia"/>
-                <w:color w:val="000000"/>
-                <w:sz w:val="18"/>
-                <w:szCs w:val="18"/>
-              </w:rPr>
-              <w:t>60</w:t>
+              <w:t>攻击60</w:t>
             </w:r>
             <w:r>
               <w:rPr>
@@ -19409,46 +19616,28 @@
                 <w:sz w:val="18"/>
                 <w:szCs w:val="18"/>
               </w:rPr>
-              <w:t>范围</w:t>
-            </w:r>
-            <w:r>
-              <w:rPr>
-                <w:rFonts w:asciiTheme="minorEastAsia" w:hAnsiTheme="minorEastAsia" w:cs="Times New Roman" w:hint="eastAsia"/>
-                <w:color w:val="000000"/>
-                <w:sz w:val="18"/>
-                <w:szCs w:val="18"/>
-              </w:rPr>
-              <w:t>6</w:t>
-            </w:r>
-          </w:p>
-          <w:p>
-            <w:pPr>
-              <w:widowControl/>
-              <w:jc w:val="left"/>
-              <w:rPr>
-                <w:rFonts w:asciiTheme="minorEastAsia" w:hAnsiTheme="minorEastAsia" w:cs="Times New Roman"/>
-                <w:color w:val="000000"/>
-                <w:sz w:val="18"/>
-                <w:szCs w:val="18"/>
-              </w:rPr>
-            </w:pPr>
-            <w:r>
-              <w:rPr>
-                <w:rFonts w:asciiTheme="minorEastAsia" w:hAnsiTheme="minorEastAsia" w:cs="Times New Roman" w:hint="eastAsia"/>
-                <w:color w:val="000000"/>
-                <w:sz w:val="18"/>
-                <w:szCs w:val="18"/>
-              </w:rPr>
-              <w:t>攻击</w:t>
-            </w:r>
-            <w:r>
-              <w:rPr>
-                <w:rFonts w:asciiTheme="minorEastAsia" w:hAnsiTheme="minorEastAsia" w:cs="Times New Roman" w:hint="eastAsia"/>
-                <w:color w:val="000000"/>
-                <w:sz w:val="18"/>
-                <w:szCs w:val="18"/>
-              </w:rPr>
-              <w:t>30</w:t>
+              <w:t>范围6</w:t>
+            </w:r>
+          </w:p>
+          <w:p>
+            <w:pPr>
+              <w:widowControl/>
+              <w:jc w:val="left"/>
+              <w:rPr>
+                <w:rFonts w:asciiTheme="minorEastAsia" w:hAnsiTheme="minorEastAsia" w:cs="Times New Roman"/>
+                <w:color w:val="000000"/>
+                <w:sz w:val="18"/>
+                <w:szCs w:val="18"/>
+              </w:rPr>
+            </w:pPr>
+            <w:r>
+              <w:rPr>
+                <w:rFonts w:asciiTheme="minorEastAsia" w:hAnsiTheme="minorEastAsia" w:cs="Times New Roman" w:hint="eastAsia"/>
+                <w:color w:val="000000"/>
+                <w:sz w:val="18"/>
+                <w:szCs w:val="18"/>
+              </w:rPr>
+              <w:t>攻击30</w:t>
             </w:r>
             <w:r>
               <w:rPr>
@@ -19502,16 +19691,7 @@
                 <w:sz w:val="18"/>
                 <w:szCs w:val="18"/>
               </w:rPr>
-              <w:t>范围</w:t>
-            </w:r>
-            <w:r>
-              <w:rPr>
-                <w:rFonts w:asciiTheme="minorEastAsia" w:hAnsiTheme="minorEastAsia" w:cs="Times New Roman" w:hint="eastAsia"/>
-                <w:color w:val="000000"/>
-                <w:sz w:val="18"/>
-                <w:szCs w:val="18"/>
-              </w:rPr>
-              <w:t>6</w:t>
+              <w:t>范围6</w:t>
             </w:r>
           </w:p>
         </w:tc>
@@ -19869,6 +20049,59 @@
                 <w:szCs w:val="18"/>
               </w:rPr>
             </w:pPr>
+            <w:r>
+              <w:rPr>
+                <w:noProof/>
+              </w:rPr>
+              <w:drawing>
+                <wp:inline distT="0" distB="0" distL="0" distR="0" wp14:anchorId="0A9B2DED" wp14:editId="44EBFA7D">
+                  <wp:extent cx="476885" cy="476885"/>
+                  <wp:effectExtent l="0" t="0" r="0" b="0"/>
+                  <wp:docPr id="33" name="Picture 33"/>
+                  <wp:cNvGraphicFramePr>
+                    <a:graphicFrameLocks xmlns:a="http://schemas.openxmlformats.org/drawingml/2006/main" noChangeAspect="1"/>
+                  </wp:cNvGraphicFramePr>
+                  <a:graphic xmlns:a="http://schemas.openxmlformats.org/drawingml/2006/main">
+                    <a:graphicData uri="http://schemas.openxmlformats.org/drawingml/2006/picture">
+                      <pic:pic xmlns:pic="http://schemas.openxmlformats.org/drawingml/2006/picture">
+                        <pic:nvPicPr>
+                          <pic:cNvPr id="0" name="Picture 11"/>
+                          <pic:cNvPicPr>
+                            <a:picLocks noChangeAspect="1" noChangeArrowheads="1"/>
+                          </pic:cNvPicPr>
+                        </pic:nvPicPr>
+                        <pic:blipFill>
+                          <a:blip r:embed="rId38">
+                            <a:extLst>
+                              <a:ext uri="{28A0092B-C50C-407E-A947-70E740481C1C}">
+                                <a14:useLocalDpi xmlns:a14="http://schemas.microsoft.com/office/drawing/2010/main" val="0"/>
+                              </a:ext>
+                            </a:extLst>
+                          </a:blip>
+                          <a:srcRect/>
+                          <a:stretch>
+                            <a:fillRect/>
+                          </a:stretch>
+                        </pic:blipFill>
+                        <pic:spPr bwMode="auto">
+                          <a:xfrm>
+                            <a:off x="0" y="0"/>
+                            <a:ext cx="476885" cy="476885"/>
+                          </a:xfrm>
+                          <a:prstGeom prst="rect">
+                            <a:avLst/>
+                          </a:prstGeom>
+                          <a:noFill/>
+                          <a:ln>
+                            <a:noFill/>
+                          </a:ln>
+                        </pic:spPr>
+                      </pic:pic>
+                    </a:graphicData>
+                  </a:graphic>
+                </wp:inline>
+              </w:drawing>
+            </w:r>
           </w:p>
         </w:tc>
         <w:tc>
@@ -20560,6 +20793,59 @@
                 <w:szCs w:val="18"/>
               </w:rPr>
             </w:pPr>
+            <w:r>
+              <w:rPr>
+                <w:noProof/>
+              </w:rPr>
+              <w:drawing>
+                <wp:inline distT="0" distB="0" distL="0" distR="0" wp14:anchorId="09C338DC" wp14:editId="2C271A67">
+                  <wp:extent cx="476885" cy="476885"/>
+                  <wp:effectExtent l="0" t="0" r="0" b="0"/>
+                  <wp:docPr id="34" name="Picture 34"/>
+                  <wp:cNvGraphicFramePr>
+                    <a:graphicFrameLocks xmlns:a="http://schemas.openxmlformats.org/drawingml/2006/main" noChangeAspect="1"/>
+                  </wp:cNvGraphicFramePr>
+                  <a:graphic xmlns:a="http://schemas.openxmlformats.org/drawingml/2006/main">
+                    <a:graphicData uri="http://schemas.openxmlformats.org/drawingml/2006/picture">
+                      <pic:pic xmlns:pic="http://schemas.openxmlformats.org/drawingml/2006/picture">
+                        <pic:nvPicPr>
+                          <pic:cNvPr id="0" name="Picture 13"/>
+                          <pic:cNvPicPr>
+                            <a:picLocks noChangeAspect="1" noChangeArrowheads="1"/>
+                          </pic:cNvPicPr>
+                        </pic:nvPicPr>
+                        <pic:blipFill>
+                          <a:blip r:embed="rId39">
+                            <a:extLst>
+                              <a:ext uri="{28A0092B-C50C-407E-A947-70E740481C1C}">
+                                <a14:useLocalDpi xmlns:a14="http://schemas.microsoft.com/office/drawing/2010/main" val="0"/>
+                              </a:ext>
+                            </a:extLst>
+                          </a:blip>
+                          <a:srcRect/>
+                          <a:stretch>
+                            <a:fillRect/>
+                          </a:stretch>
+                        </pic:blipFill>
+                        <pic:spPr bwMode="auto">
+                          <a:xfrm>
+                            <a:off x="0" y="0"/>
+                            <a:ext cx="476885" cy="476885"/>
+                          </a:xfrm>
+                          <a:prstGeom prst="rect">
+                            <a:avLst/>
+                          </a:prstGeom>
+                          <a:noFill/>
+                          <a:ln>
+                            <a:noFill/>
+                          </a:ln>
+                        </pic:spPr>
+                      </pic:pic>
+                    </a:graphicData>
+                  </a:graphic>
+                </wp:inline>
+              </w:drawing>
+            </w:r>
           </w:p>
         </w:tc>
         <w:tc>
@@ -20710,25 +20996,25 @@
                 <w:sz w:val="18"/>
                 <w:szCs w:val="18"/>
               </w:rPr>
-              <w:t>攻击</w:t>
-            </w:r>
-            <w:r>
-              <w:rPr>
-                <w:rFonts w:asciiTheme="minorEastAsia" w:hAnsiTheme="minorEastAsia" w:cs="Times New Roman" w:hint="eastAsia"/>
-                <w:color w:val="000000"/>
-                <w:sz w:val="18"/>
-                <w:szCs w:val="18"/>
-              </w:rPr>
-              <w:t>6</w:t>
-            </w:r>
-            <w:r>
-              <w:rPr>
-                <w:rFonts w:asciiTheme="minorEastAsia" w:hAnsiTheme="minorEastAsia" w:cs="Times New Roman"/>
-                <w:color w:val="000000"/>
-                <w:sz w:val="18"/>
-                <w:szCs w:val="18"/>
-              </w:rPr>
-              <w:t>8</w:t>
+              <w:t>攻击6</w:t>
+            </w:r>
+            <w:r>
+              <w:rPr>
+                <w:rFonts w:asciiTheme="minorEastAsia" w:hAnsiTheme="minorEastAsia" w:cs="Times New Roman"/>
+                <w:color w:val="000000"/>
+                <w:sz w:val="18"/>
+                <w:szCs w:val="18"/>
+              </w:rPr>
+              <w:t xml:space="preserve">8 </w:t>
+            </w:r>
+            <w:r>
+              <w:rPr>
+                <w:rFonts w:asciiTheme="minorEastAsia" w:hAnsiTheme="minorEastAsia" w:cs="Times New Roman" w:hint="eastAsia"/>
+                <w:color w:val="000000"/>
+                <w:sz w:val="18"/>
+                <w:szCs w:val="18"/>
+              </w:rPr>
+              <w:t>vs</w:t>
             </w:r>
             <w:r>
               <w:rPr>
@@ -20746,6 +21032,63 @@
                 <w:sz w:val="18"/>
                 <w:szCs w:val="18"/>
               </w:rPr>
+              <w:t xml:space="preserve">无甲 </w:t>
+            </w:r>
+            <w:r>
+              <w:rPr>
+                <w:rFonts w:asciiTheme="minorEastAsia" w:hAnsiTheme="minorEastAsia" w:cs="Times New Roman"/>
+                <w:color w:val="000000"/>
+                <w:sz w:val="18"/>
+                <w:szCs w:val="18"/>
+              </w:rPr>
+              <w:t xml:space="preserve"> </w:t>
+            </w:r>
+            <w:r>
+              <w:rPr>
+                <w:rFonts w:asciiTheme="minorEastAsia" w:hAnsiTheme="minorEastAsia" w:cs="Times New Roman" w:hint="eastAsia"/>
+                <w:color w:val="000000"/>
+                <w:sz w:val="18"/>
+                <w:szCs w:val="18"/>
+              </w:rPr>
+              <w:t>范围2</w:t>
+            </w:r>
+          </w:p>
+          <w:p>
+            <w:pPr>
+              <w:widowControl/>
+              <w:jc w:val="left"/>
+              <w:rPr>
+                <w:rFonts w:asciiTheme="minorEastAsia" w:hAnsiTheme="minorEastAsia" w:cs="Times New Roman"/>
+                <w:color w:val="000000"/>
+                <w:sz w:val="18"/>
+                <w:szCs w:val="18"/>
+              </w:rPr>
+            </w:pPr>
+            <w:r>
+              <w:rPr>
+                <w:rFonts w:asciiTheme="minorEastAsia" w:hAnsiTheme="minorEastAsia" w:cs="Times New Roman" w:hint="eastAsia"/>
+                <w:color w:val="000000"/>
+                <w:sz w:val="18"/>
+                <w:szCs w:val="18"/>
+              </w:rPr>
+              <w:t>攻击48</w:t>
+            </w:r>
+            <w:r>
+              <w:rPr>
+                <w:rFonts w:asciiTheme="minorEastAsia" w:hAnsiTheme="minorEastAsia" w:cs="Times New Roman"/>
+                <w:color w:val="000000"/>
+                <w:sz w:val="18"/>
+                <w:szCs w:val="18"/>
+              </w:rPr>
+              <w:t xml:space="preserve"> </w:t>
+            </w:r>
+            <w:r>
+              <w:rPr>
+                <w:rFonts w:asciiTheme="minorEastAsia" w:hAnsiTheme="minorEastAsia" w:cs="Times New Roman" w:hint="eastAsia"/>
+                <w:color w:val="000000"/>
+                <w:sz w:val="18"/>
+                <w:szCs w:val="18"/>
+              </w:rPr>
               <w:t>vs</w:t>
             </w:r>
             <w:r>
@@ -20764,11 +21107,11 @@
                 <w:sz w:val="18"/>
                 <w:szCs w:val="18"/>
               </w:rPr>
-              <w:t>无甲</w:t>
-            </w:r>
-            <w:r>
-              <w:rPr>
-                <w:rFonts w:asciiTheme="minorEastAsia" w:hAnsiTheme="minorEastAsia" w:cs="Times New Roman" w:hint="eastAsia"/>
+              <w:t xml:space="preserve">其他 </w:t>
+            </w:r>
+            <w:r>
+              <w:rPr>
+                <w:rFonts w:asciiTheme="minorEastAsia" w:hAnsiTheme="minorEastAsia" w:cs="Times New Roman"/>
                 <w:color w:val="000000"/>
                 <w:sz w:val="18"/>
                 <w:szCs w:val="18"/>
@@ -20777,132 +21120,12 @@
             </w:r>
             <w:r>
               <w:rPr>
-                <w:rFonts w:asciiTheme="minorEastAsia" w:hAnsiTheme="minorEastAsia" w:cs="Times New Roman"/>
-                <w:color w:val="000000"/>
-                <w:sz w:val="18"/>
-                <w:szCs w:val="18"/>
-              </w:rPr>
-              <w:t xml:space="preserve"> </w:t>
-            </w:r>
-            <w:r>
-              <w:rPr>
-                <w:rFonts w:asciiTheme="minorEastAsia" w:hAnsiTheme="minorEastAsia" w:cs="Times New Roman" w:hint="eastAsia"/>
-                <w:color w:val="000000"/>
-                <w:sz w:val="18"/>
-                <w:szCs w:val="18"/>
-              </w:rPr>
-              <w:t>范围</w:t>
-            </w:r>
-            <w:r>
-              <w:rPr>
-                <w:rFonts w:asciiTheme="minorEastAsia" w:hAnsiTheme="minorEastAsia" w:cs="Times New Roman" w:hint="eastAsia"/>
-                <w:color w:val="000000"/>
-                <w:sz w:val="18"/>
-                <w:szCs w:val="18"/>
-              </w:rPr>
-              <w:t>2</w:t>
-            </w:r>
-          </w:p>
-          <w:p>
-            <w:pPr>
-              <w:widowControl/>
-              <w:jc w:val="left"/>
-              <w:rPr>
-                <w:rFonts w:asciiTheme="minorEastAsia" w:hAnsiTheme="minorEastAsia" w:cs="Times New Roman"/>
-                <w:color w:val="000000"/>
-                <w:sz w:val="18"/>
-                <w:szCs w:val="18"/>
-              </w:rPr>
-            </w:pPr>
-            <w:r>
-              <w:rPr>
-                <w:rFonts w:asciiTheme="minorEastAsia" w:hAnsiTheme="minorEastAsia" w:cs="Times New Roman" w:hint="eastAsia"/>
-                <w:color w:val="000000"/>
-                <w:sz w:val="18"/>
-                <w:szCs w:val="18"/>
-              </w:rPr>
-              <w:t>攻击</w:t>
-            </w:r>
-            <w:r>
-              <w:rPr>
-                <w:rFonts w:asciiTheme="minorEastAsia" w:hAnsiTheme="minorEastAsia" w:cs="Times New Roman" w:hint="eastAsia"/>
-                <w:color w:val="000000"/>
-                <w:sz w:val="18"/>
-                <w:szCs w:val="18"/>
-              </w:rPr>
-              <w:t>4</w:t>
-            </w:r>
-            <w:r>
-              <w:rPr>
-                <w:rFonts w:asciiTheme="minorEastAsia" w:hAnsiTheme="minorEastAsia" w:cs="Times New Roman" w:hint="eastAsia"/>
-                <w:color w:val="000000"/>
-                <w:sz w:val="18"/>
-                <w:szCs w:val="18"/>
-              </w:rPr>
-              <w:t>8</w:t>
-            </w:r>
-            <w:r>
-              <w:rPr>
-                <w:rFonts w:asciiTheme="minorEastAsia" w:hAnsiTheme="minorEastAsia" w:cs="Times New Roman"/>
-                <w:color w:val="000000"/>
-                <w:sz w:val="18"/>
-                <w:szCs w:val="18"/>
-              </w:rPr>
-              <w:t xml:space="preserve"> </w:t>
-            </w:r>
-            <w:r>
-              <w:rPr>
-                <w:rFonts w:asciiTheme="minorEastAsia" w:hAnsiTheme="minorEastAsia" w:cs="Times New Roman" w:hint="eastAsia"/>
-                <w:color w:val="000000"/>
-                <w:sz w:val="18"/>
-                <w:szCs w:val="18"/>
-              </w:rPr>
-              <w:t>vs</w:t>
-            </w:r>
-            <w:r>
-              <w:rPr>
-                <w:rFonts w:asciiTheme="minorEastAsia" w:hAnsiTheme="minorEastAsia" w:cs="Times New Roman"/>
-                <w:color w:val="000000"/>
-                <w:sz w:val="18"/>
-                <w:szCs w:val="18"/>
-              </w:rPr>
-              <w:t xml:space="preserve"> </w:t>
-            </w:r>
-            <w:r>
-              <w:rPr>
-                <w:rFonts w:asciiTheme="minorEastAsia" w:hAnsiTheme="minorEastAsia" w:cs="Times New Roman" w:hint="eastAsia"/>
-                <w:color w:val="000000"/>
-                <w:sz w:val="18"/>
-                <w:szCs w:val="18"/>
-              </w:rPr>
-              <w:t xml:space="preserve">其他 </w:t>
-            </w:r>
-            <w:r>
-              <w:rPr>
-                <w:rFonts w:asciiTheme="minorEastAsia" w:hAnsiTheme="minorEastAsia" w:cs="Times New Roman"/>
-                <w:color w:val="000000"/>
-                <w:sz w:val="18"/>
-                <w:szCs w:val="18"/>
-              </w:rPr>
-              <w:t xml:space="preserve"> </w:t>
-            </w:r>
-            <w:r>
-              <w:rPr>
-                <w:rFonts w:asciiTheme="minorEastAsia" w:hAnsiTheme="minorEastAsia" w:cs="Times New Roman" w:hint="eastAsia"/>
-                <w:color w:val="000000"/>
-                <w:sz w:val="18"/>
-                <w:szCs w:val="18"/>
-              </w:rPr>
-              <w:t>范围</w:t>
-            </w:r>
-            <w:r>
-              <w:rPr>
-                <w:rFonts w:asciiTheme="minorEastAsia" w:hAnsiTheme="minorEastAsia" w:cs="Times New Roman" w:hint="eastAsia"/>
-                <w:color w:val="000000"/>
-                <w:sz w:val="18"/>
-                <w:szCs w:val="18"/>
-              </w:rPr>
-              <w:t>2</w:t>
+                <w:rFonts w:asciiTheme="minorEastAsia" w:hAnsiTheme="minorEastAsia" w:cs="Times New Roman" w:hint="eastAsia"/>
+                <w:color w:val="000000"/>
+                <w:sz w:val="18"/>
+                <w:szCs w:val="18"/>
+              </w:rPr>
+              <w:t>范围2</w:t>
             </w:r>
           </w:p>
         </w:tc>
@@ -21242,6 +21465,59 @@
                 <w:szCs w:val="18"/>
               </w:rPr>
             </w:pPr>
+            <w:r>
+              <w:rPr>
+                <w:noProof/>
+              </w:rPr>
+              <w:drawing>
+                <wp:inline distT="0" distB="0" distL="0" distR="0" wp14:anchorId="1F32CC0F" wp14:editId="00BBAB2B">
+                  <wp:extent cx="476885" cy="476885"/>
+                  <wp:effectExtent l="0" t="0" r="0" b="0"/>
+                  <wp:docPr id="35" name="Picture 35"/>
+                  <wp:cNvGraphicFramePr>
+                    <a:graphicFrameLocks xmlns:a="http://schemas.openxmlformats.org/drawingml/2006/main" noChangeAspect="1"/>
+                  </wp:cNvGraphicFramePr>
+                  <a:graphic xmlns:a="http://schemas.openxmlformats.org/drawingml/2006/main">
+                    <a:graphicData uri="http://schemas.openxmlformats.org/drawingml/2006/picture">
+                      <pic:pic xmlns:pic="http://schemas.openxmlformats.org/drawingml/2006/picture">
+                        <pic:nvPicPr>
+                          <pic:cNvPr id="0" name="Picture 15"/>
+                          <pic:cNvPicPr>
+                            <a:picLocks noChangeAspect="1" noChangeArrowheads="1"/>
+                          </pic:cNvPicPr>
+                        </pic:nvPicPr>
+                        <pic:blipFill>
+                          <a:blip r:embed="rId40">
+                            <a:extLst>
+                              <a:ext uri="{28A0092B-C50C-407E-A947-70E740481C1C}">
+                                <a14:useLocalDpi xmlns:a14="http://schemas.microsoft.com/office/drawing/2010/main" val="0"/>
+                              </a:ext>
+                            </a:extLst>
+                          </a:blip>
+                          <a:srcRect/>
+                          <a:stretch>
+                            <a:fillRect/>
+                          </a:stretch>
+                        </pic:blipFill>
+                        <pic:spPr bwMode="auto">
+                          <a:xfrm>
+                            <a:off x="0" y="0"/>
+                            <a:ext cx="476885" cy="476885"/>
+                          </a:xfrm>
+                          <a:prstGeom prst="rect">
+                            <a:avLst/>
+                          </a:prstGeom>
+                          <a:noFill/>
+                          <a:ln>
+                            <a:noFill/>
+                          </a:ln>
+                        </pic:spPr>
+                      </pic:pic>
+                    </a:graphicData>
+                  </a:graphic>
+                </wp:inline>
+              </w:drawing>
+            </w:r>
           </w:p>
         </w:tc>
         <w:tc>
@@ -21656,7 +21932,7 @@
               <w:widowControl/>
               <w:jc w:val="center"/>
               <w:rPr>
-                <w:rFonts w:asciiTheme="minorEastAsia" w:hAnsiTheme="minorEastAsia" w:cs="Times New Roman" w:hint="eastAsia"/>
+                <w:rFonts w:asciiTheme="minorEastAsia" w:hAnsiTheme="minorEastAsia" w:cs="Times New Roman"/>
                 <w:b/>
                 <w:bCs/>
                 <w:color w:val="000000"/>
@@ -21749,6 +22025,59 @@
                 <w:szCs w:val="18"/>
               </w:rPr>
             </w:pPr>
+            <w:r>
+              <w:rPr>
+                <w:noProof/>
+              </w:rPr>
+              <w:drawing>
+                <wp:inline distT="0" distB="0" distL="0" distR="0" wp14:anchorId="185A0ADC" wp14:editId="72BCC419">
+                  <wp:extent cx="476885" cy="476885"/>
+                  <wp:effectExtent l="0" t="0" r="0" b="0"/>
+                  <wp:docPr id="36" name="Picture 36"/>
+                  <wp:cNvGraphicFramePr>
+                    <a:graphicFrameLocks xmlns:a="http://schemas.openxmlformats.org/drawingml/2006/main" noChangeAspect="1"/>
+                  </wp:cNvGraphicFramePr>
+                  <a:graphic xmlns:a="http://schemas.openxmlformats.org/drawingml/2006/main">
+                    <a:graphicData uri="http://schemas.openxmlformats.org/drawingml/2006/picture">
+                      <pic:pic xmlns:pic="http://schemas.openxmlformats.org/drawingml/2006/picture">
+                        <pic:nvPicPr>
+                          <pic:cNvPr id="0" name="Picture 17"/>
+                          <pic:cNvPicPr>
+                            <a:picLocks noChangeAspect="1" noChangeArrowheads="1"/>
+                          </pic:cNvPicPr>
+                        </pic:nvPicPr>
+                        <pic:blipFill>
+                          <a:blip r:embed="rId41">
+                            <a:extLst>
+                              <a:ext uri="{28A0092B-C50C-407E-A947-70E740481C1C}">
+                                <a14:useLocalDpi xmlns:a14="http://schemas.microsoft.com/office/drawing/2010/main" val="0"/>
+                              </a:ext>
+                            </a:extLst>
+                          </a:blip>
+                          <a:srcRect/>
+                          <a:stretch>
+                            <a:fillRect/>
+                          </a:stretch>
+                        </pic:blipFill>
+                        <pic:spPr bwMode="auto">
+                          <a:xfrm>
+                            <a:off x="0" y="0"/>
+                            <a:ext cx="476885" cy="476885"/>
+                          </a:xfrm>
+                          <a:prstGeom prst="rect">
+                            <a:avLst/>
+                          </a:prstGeom>
+                          <a:noFill/>
+                          <a:ln>
+                            <a:noFill/>
+                          </a:ln>
+                        </pic:spPr>
+                      </pic:pic>
+                    </a:graphicData>
+                  </a:graphic>
+                </wp:inline>
+              </w:drawing>
+            </w:r>
           </w:p>
         </w:tc>
         <w:tc>
@@ -22501,6 +22830,4924 @@
           <w:szCs w:val="18"/>
         </w:rPr>
       </w:pPr>
+      <w:r>
+        <w:rPr>
+          <w:rFonts w:asciiTheme="minorEastAsia" w:hAnsiTheme="minorEastAsia" w:hint="eastAsia"/>
+          <w:sz w:val="18"/>
+          <w:szCs w:val="18"/>
+        </w:rPr>
+        <w:lastRenderedPageBreak/>
+        <w:t>雪顶要塞S</w:t>
+      </w:r>
+      <w:r>
+        <w:rPr>
+          <w:rFonts w:asciiTheme="minorEastAsia" w:hAnsiTheme="minorEastAsia"/>
+          <w:sz w:val="18"/>
+          <w:szCs w:val="18"/>
+        </w:rPr>
+        <w:t>nowhaupt</w:t>
+      </w:r>
+    </w:p>
+    <w:tbl>
+      <w:tblPr>
+        <w:tblStyle w:val="TableGrid"/>
+        <w:tblW w:w="10768" w:type="dxa"/>
+        <w:tblLook w:val="04A0" w:firstRow="1" w:lastRow="0" w:firstColumn="1" w:lastColumn="0" w:noHBand="0" w:noVBand="1"/>
+      </w:tblPr>
+      <w:tblGrid>
+        <w:gridCol w:w="2056"/>
+        <w:gridCol w:w="3519"/>
+        <w:gridCol w:w="5193"/>
+      </w:tblGrid>
+      <w:tr>
+        <w:trPr>
+          <w:trHeight w:val="270"/>
+        </w:trPr>
+        <w:tc>
+          <w:tcPr>
+            <w:tcW w:w="2056" w:type="dxa"/>
+            <w:noWrap/>
+            <w:hideMark/>
+          </w:tcPr>
+          <w:p>
+            <w:pPr>
+              <w:widowControl/>
+              <w:jc w:val="center"/>
+              <w:rPr>
+                <w:rFonts w:asciiTheme="minorEastAsia" w:hAnsiTheme="minorEastAsia" w:cs="Times New Roman" w:hint="eastAsia"/>
+                <w:b/>
+                <w:bCs/>
+                <w:color w:val="000000"/>
+                <w:sz w:val="18"/>
+                <w:szCs w:val="18"/>
+              </w:rPr>
+            </w:pPr>
+            <w:r>
+              <w:rPr>
+                <w:rFonts w:asciiTheme="minorEastAsia" w:hAnsiTheme="minorEastAsia" w:cs="Times New Roman" w:hint="eastAsia"/>
+                <w:b/>
+                <w:bCs/>
+                <w:color w:val="000000"/>
+                <w:sz w:val="18"/>
+                <w:szCs w:val="18"/>
+              </w:rPr>
+              <w:t>矮人勇士</w:t>
+            </w:r>
+          </w:p>
+        </w:tc>
+        <w:tc>
+          <w:tcPr>
+            <w:tcW w:w="8712" w:type="dxa"/>
+            <w:gridSpan w:val="2"/>
+            <w:noWrap/>
+            <w:hideMark/>
+          </w:tcPr>
+          <w:p>
+            <w:pPr>
+              <w:widowControl/>
+              <w:jc w:val="left"/>
+              <w:rPr>
+                <w:rFonts w:asciiTheme="minorEastAsia" w:hAnsiTheme="minorEastAsia" w:cs="Times New Roman"/>
+                <w:color w:val="000000"/>
+                <w:sz w:val="18"/>
+                <w:szCs w:val="18"/>
+              </w:rPr>
+            </w:pPr>
+            <w:r>
+              <w:rPr>
+                <w:rFonts w:asciiTheme="minorEastAsia" w:hAnsiTheme="minorEastAsia" w:cs="Times New Roman" w:hint="eastAsia"/>
+                <w:color w:val="000000"/>
+                <w:sz w:val="18"/>
+                <w:szCs w:val="18"/>
+              </w:rPr>
+              <w:t>持盾-持斧-步兵</w:t>
+            </w:r>
+            <w:r>
+              <w:rPr>
+                <w:rFonts w:asciiTheme="minorEastAsia" w:hAnsiTheme="minorEastAsia" w:cs="Times New Roman" w:hint="eastAsia"/>
+                <w:color w:val="000000"/>
+                <w:sz w:val="18"/>
+                <w:szCs w:val="18"/>
+              </w:rPr>
+              <w:t>（G）</w:t>
+            </w:r>
+          </w:p>
+        </w:tc>
+      </w:tr>
+      <w:tr>
+        <w:trPr>
+          <w:trHeight w:val="113"/>
+        </w:trPr>
+        <w:tc>
+          <w:tcPr>
+            <w:tcW w:w="2056" w:type="dxa"/>
+            <w:vMerge w:val="restart"/>
+            <w:noWrap/>
+            <w:hideMark/>
+          </w:tcPr>
+          <w:p>
+            <w:pPr>
+              <w:widowControl/>
+              <w:jc w:val="center"/>
+              <w:rPr>
+                <w:rFonts w:asciiTheme="minorEastAsia" w:hAnsiTheme="minorEastAsia" w:cs="Times New Roman"/>
+                <w:color w:val="000000"/>
+                <w:sz w:val="18"/>
+                <w:szCs w:val="18"/>
+              </w:rPr>
+            </w:pPr>
+          </w:p>
+        </w:tc>
+        <w:tc>
+          <w:tcPr>
+            <w:tcW w:w="3519" w:type="dxa"/>
+            <w:noWrap/>
+            <w:vAlign w:val="center"/>
+            <w:hideMark/>
+          </w:tcPr>
+          <w:p>
+            <w:pPr>
+              <w:widowControl/>
+              <w:jc w:val="left"/>
+              <w:rPr>
+                <w:rFonts w:asciiTheme="minorEastAsia" w:hAnsiTheme="minorEastAsia" w:cs="Times New Roman"/>
+                <w:color w:val="000000"/>
+                <w:sz w:val="18"/>
+                <w:szCs w:val="18"/>
+              </w:rPr>
+            </w:pPr>
+            <w:r>
+              <w:rPr>
+                <w:rFonts w:asciiTheme="minorEastAsia" w:hAnsiTheme="minorEastAsia" w:cs="Times New Roman" w:hint="eastAsia"/>
+                <w:color w:val="000000"/>
+                <w:sz w:val="18"/>
+                <w:szCs w:val="18"/>
+              </w:rPr>
+              <w:t>人数</w:t>
+            </w:r>
+            <w:r>
+              <w:rPr>
+                <w:rFonts w:asciiTheme="minorEastAsia" w:hAnsiTheme="minorEastAsia" w:cs="Times New Roman" w:hint="eastAsia"/>
+                <w:color w:val="000000"/>
+                <w:sz w:val="18"/>
+                <w:szCs w:val="18"/>
+              </w:rPr>
+              <w:t>64</w:t>
+            </w:r>
+            <w:r>
+              <w:rPr>
+                <w:rFonts w:asciiTheme="minorEastAsia" w:hAnsiTheme="minorEastAsia" w:cs="Times New Roman"/>
+                <w:color w:val="000000"/>
+                <w:sz w:val="18"/>
+                <w:szCs w:val="18"/>
+              </w:rPr>
+              <w:t xml:space="preserve">  </w:t>
+            </w:r>
+            <w:r>
+              <w:rPr>
+                <w:rFonts w:asciiTheme="minorEastAsia" w:hAnsiTheme="minorEastAsia" w:cs="Times New Roman" w:hint="eastAsia"/>
+                <w:color w:val="000000"/>
+                <w:sz w:val="18"/>
+                <w:szCs w:val="18"/>
+              </w:rPr>
+              <w:t>单体生命</w:t>
+            </w:r>
+            <w:r>
+              <w:rPr>
+                <w:rFonts w:asciiTheme="minorEastAsia" w:hAnsiTheme="minorEastAsia" w:cs="Times New Roman" w:hint="eastAsia"/>
+                <w:color w:val="000000"/>
+                <w:sz w:val="18"/>
+                <w:szCs w:val="18"/>
+              </w:rPr>
+              <w:t>70</w:t>
+            </w:r>
+          </w:p>
+        </w:tc>
+        <w:tc>
+          <w:tcPr>
+            <w:tcW w:w="5193" w:type="dxa"/>
+            <w:vMerge w:val="restart"/>
+            <w:noWrap/>
+            <w:vAlign w:val="center"/>
+            <w:hideMark/>
+          </w:tcPr>
+          <w:p>
+            <w:pPr>
+              <w:widowControl/>
+              <w:jc w:val="left"/>
+              <w:rPr>
+                <w:rFonts w:asciiTheme="minorEastAsia" w:hAnsiTheme="minorEastAsia" w:cs="Times New Roman"/>
+                <w:color w:val="000000"/>
+                <w:sz w:val="18"/>
+                <w:szCs w:val="18"/>
+              </w:rPr>
+            </w:pPr>
+            <w:r>
+              <w:rPr>
+                <w:rFonts w:asciiTheme="minorEastAsia" w:hAnsiTheme="minorEastAsia" w:cs="Times New Roman" w:hint="eastAsia"/>
+                <w:color w:val="000000"/>
+                <w:sz w:val="18"/>
+                <w:szCs w:val="18"/>
+              </w:rPr>
+              <w:t>攻击</w:t>
+            </w:r>
+            <w:r>
+              <w:rPr>
+                <w:rFonts w:asciiTheme="minorEastAsia" w:hAnsiTheme="minorEastAsia" w:cs="Times New Roman" w:hint="eastAsia"/>
+                <w:color w:val="000000"/>
+                <w:sz w:val="18"/>
+                <w:szCs w:val="18"/>
+              </w:rPr>
+              <w:t>24</w:t>
+            </w:r>
+            <w:r>
+              <w:rPr>
+                <w:rFonts w:asciiTheme="minorEastAsia" w:hAnsiTheme="minorEastAsia" w:cs="Times New Roman"/>
+                <w:color w:val="000000"/>
+                <w:sz w:val="18"/>
+                <w:szCs w:val="18"/>
+              </w:rPr>
+              <w:t xml:space="preserve">  </w:t>
+            </w:r>
+            <w:r>
+              <w:rPr>
+                <w:rFonts w:asciiTheme="minorEastAsia" w:hAnsiTheme="minorEastAsia" w:cs="Times New Roman" w:hint="eastAsia"/>
+                <w:color w:val="000000"/>
+                <w:sz w:val="18"/>
+                <w:szCs w:val="18"/>
+              </w:rPr>
+              <w:t>近战</w:t>
+            </w:r>
+          </w:p>
+        </w:tc>
+      </w:tr>
+      <w:tr>
+        <w:trPr>
+          <w:trHeight w:val="112"/>
+        </w:trPr>
+        <w:tc>
+          <w:tcPr>
+            <w:tcW w:w="2056" w:type="dxa"/>
+            <w:vMerge/>
+            <w:noWrap/>
+          </w:tcPr>
+          <w:p>
+            <w:pPr>
+              <w:widowControl/>
+              <w:jc w:val="left"/>
+              <w:rPr>
+                <w:rFonts w:asciiTheme="minorEastAsia" w:hAnsiTheme="minorEastAsia" w:cs="Times New Roman"/>
+                <w:color w:val="000000"/>
+                <w:sz w:val="18"/>
+                <w:szCs w:val="18"/>
+              </w:rPr>
+            </w:pPr>
+          </w:p>
+        </w:tc>
+        <w:tc>
+          <w:tcPr>
+            <w:tcW w:w="3519" w:type="dxa"/>
+            <w:noWrap/>
+            <w:vAlign w:val="center"/>
+          </w:tcPr>
+          <w:p>
+            <w:pPr>
+              <w:widowControl/>
+              <w:jc w:val="left"/>
+              <w:rPr>
+                <w:rFonts w:asciiTheme="minorEastAsia" w:hAnsiTheme="minorEastAsia" w:cs="Times New Roman"/>
+                <w:color w:val="000000"/>
+                <w:sz w:val="18"/>
+                <w:szCs w:val="18"/>
+              </w:rPr>
+            </w:pPr>
+            <w:r>
+              <w:rPr>
+                <w:rFonts w:asciiTheme="minorEastAsia" w:hAnsiTheme="minorEastAsia" w:cs="Times New Roman" w:hint="eastAsia"/>
+                <w:color w:val="000000"/>
+                <w:sz w:val="18"/>
+                <w:szCs w:val="18"/>
+              </w:rPr>
+              <w:t>护甲/闪避：近战</w:t>
+            </w:r>
+            <w:r>
+              <w:rPr>
+                <w:rFonts w:asciiTheme="minorEastAsia" w:hAnsiTheme="minorEastAsia" w:cs="Times New Roman" w:hint="eastAsia"/>
+                <w:color w:val="000000"/>
+                <w:sz w:val="18"/>
+                <w:szCs w:val="18"/>
+              </w:rPr>
+              <w:t>4</w:t>
+            </w:r>
+            <w:r>
+              <w:rPr>
+                <w:rFonts w:asciiTheme="minorEastAsia" w:hAnsiTheme="minorEastAsia" w:cs="Times New Roman" w:hint="eastAsia"/>
+                <w:color w:val="000000"/>
+                <w:sz w:val="18"/>
+                <w:szCs w:val="18"/>
+              </w:rPr>
+              <w:t>0</w:t>
+            </w:r>
+            <w:r>
+              <w:rPr>
+                <w:rFonts w:asciiTheme="minorEastAsia" w:hAnsiTheme="minorEastAsia" w:cs="Times New Roman"/>
+                <w:color w:val="000000"/>
+                <w:sz w:val="18"/>
+                <w:szCs w:val="18"/>
+              </w:rPr>
+              <w:t xml:space="preserve">  </w:t>
+            </w:r>
+            <w:r>
+              <w:rPr>
+                <w:rFonts w:asciiTheme="minorEastAsia" w:hAnsiTheme="minorEastAsia" w:cs="Times New Roman" w:hint="eastAsia"/>
+                <w:color w:val="000000"/>
+                <w:sz w:val="18"/>
+                <w:szCs w:val="18"/>
+              </w:rPr>
+              <w:t>远程</w:t>
+            </w:r>
+            <w:r>
+              <w:rPr>
+                <w:rFonts w:asciiTheme="minorEastAsia" w:hAnsiTheme="minorEastAsia" w:cs="Times New Roman" w:hint="eastAsia"/>
+                <w:color w:val="000000"/>
+                <w:sz w:val="18"/>
+                <w:szCs w:val="18"/>
+              </w:rPr>
+              <w:t>5</w:t>
+            </w:r>
+            <w:r>
+              <w:rPr>
+                <w:rFonts w:asciiTheme="minorEastAsia" w:hAnsiTheme="minorEastAsia" w:cs="Times New Roman" w:hint="eastAsia"/>
+                <w:color w:val="000000"/>
+                <w:sz w:val="18"/>
+                <w:szCs w:val="18"/>
+              </w:rPr>
+              <w:t>0</w:t>
+            </w:r>
+            <w:r>
+              <w:rPr>
+                <w:rFonts w:asciiTheme="minorEastAsia" w:hAnsiTheme="minorEastAsia" w:cs="Times New Roman"/>
+                <w:color w:val="000000"/>
+                <w:sz w:val="18"/>
+                <w:szCs w:val="18"/>
+              </w:rPr>
+              <w:t xml:space="preserve"> </w:t>
+            </w:r>
+            <w:r>
+              <w:rPr>
+                <w:rFonts w:asciiTheme="minorEastAsia" w:hAnsiTheme="minorEastAsia" w:cs="Times New Roman"/>
+                <w:color w:val="000000"/>
+                <w:sz w:val="18"/>
+                <w:szCs w:val="18"/>
+              </w:rPr>
+              <w:t xml:space="preserve"> </w:t>
+            </w:r>
+            <w:r>
+              <w:rPr>
+                <w:rFonts w:asciiTheme="minorEastAsia" w:hAnsiTheme="minorEastAsia" w:cs="Times New Roman" w:hint="eastAsia"/>
+                <w:color w:val="000000"/>
+                <w:sz w:val="18"/>
+                <w:szCs w:val="18"/>
+              </w:rPr>
+              <w:t>冲杀</w:t>
+            </w:r>
+            <w:r>
+              <w:rPr>
+                <w:rFonts w:asciiTheme="minorEastAsia" w:hAnsiTheme="minorEastAsia" w:cs="Times New Roman" w:hint="eastAsia"/>
+                <w:color w:val="000000"/>
+                <w:sz w:val="18"/>
+                <w:szCs w:val="18"/>
+              </w:rPr>
+              <w:t>2</w:t>
+            </w:r>
+            <w:r>
+              <w:rPr>
+                <w:rFonts w:asciiTheme="minorEastAsia" w:hAnsiTheme="minorEastAsia" w:cs="Times New Roman" w:hint="eastAsia"/>
+                <w:color w:val="000000"/>
+                <w:sz w:val="18"/>
+                <w:szCs w:val="18"/>
+              </w:rPr>
+              <w:t>0</w:t>
+            </w:r>
+          </w:p>
+        </w:tc>
+        <w:tc>
+          <w:tcPr>
+            <w:tcW w:w="5193" w:type="dxa"/>
+            <w:vMerge/>
+            <w:noWrap/>
+            <w:vAlign w:val="center"/>
+          </w:tcPr>
+          <w:p>
+            <w:pPr>
+              <w:widowControl/>
+              <w:jc w:val="center"/>
+              <w:rPr>
+                <w:rFonts w:asciiTheme="minorEastAsia" w:hAnsiTheme="minorEastAsia" w:cs="Times New Roman"/>
+                <w:color w:val="000000"/>
+                <w:sz w:val="18"/>
+                <w:szCs w:val="18"/>
+              </w:rPr>
+            </w:pPr>
+          </w:p>
+        </w:tc>
+      </w:tr>
+      <w:tr>
+        <w:trPr>
+          <w:trHeight w:val="270"/>
+        </w:trPr>
+        <w:tc>
+          <w:tcPr>
+            <w:tcW w:w="2056" w:type="dxa"/>
+            <w:vMerge/>
+            <w:hideMark/>
+          </w:tcPr>
+          <w:p>
+            <w:pPr>
+              <w:widowControl/>
+              <w:jc w:val="left"/>
+              <w:rPr>
+                <w:rFonts w:asciiTheme="minorEastAsia" w:hAnsiTheme="minorEastAsia" w:cs="Times New Roman"/>
+                <w:color w:val="000000"/>
+                <w:sz w:val="18"/>
+                <w:szCs w:val="18"/>
+              </w:rPr>
+            </w:pPr>
+          </w:p>
+        </w:tc>
+        <w:tc>
+          <w:tcPr>
+            <w:tcW w:w="3519" w:type="dxa"/>
+            <w:noWrap/>
+            <w:vAlign w:val="center"/>
+            <w:hideMark/>
+          </w:tcPr>
+          <w:p>
+            <w:pPr>
+              <w:widowControl/>
+              <w:jc w:val="left"/>
+              <w:rPr>
+                <w:rFonts w:asciiTheme="minorEastAsia" w:hAnsiTheme="minorEastAsia" w:cs="Times New Roman"/>
+                <w:color w:val="000000"/>
+                <w:sz w:val="18"/>
+                <w:szCs w:val="18"/>
+              </w:rPr>
+            </w:pPr>
+            <w:r>
+              <w:rPr>
+                <w:rFonts w:asciiTheme="minorEastAsia" w:hAnsiTheme="minorEastAsia" w:cs="Times New Roman"/>
+                <w:color w:val="000000"/>
+                <w:sz w:val="18"/>
+                <w:szCs w:val="18"/>
+              </w:rPr>
+              <w:t>移速</w:t>
+            </w:r>
+            <w:r>
+              <w:rPr>
+                <w:rFonts w:asciiTheme="minorEastAsia" w:hAnsiTheme="minorEastAsia" w:cs="Times New Roman" w:hint="eastAsia"/>
+                <w:color w:val="000000"/>
+                <w:sz w:val="18"/>
+                <w:szCs w:val="18"/>
+              </w:rPr>
+              <w:t>2</w:t>
+            </w:r>
+          </w:p>
+        </w:tc>
+        <w:tc>
+          <w:tcPr>
+            <w:tcW w:w="5193" w:type="dxa"/>
+            <w:vMerge/>
+            <w:hideMark/>
+          </w:tcPr>
+          <w:p>
+            <w:pPr>
+              <w:widowControl/>
+              <w:jc w:val="left"/>
+              <w:rPr>
+                <w:rFonts w:asciiTheme="minorEastAsia" w:hAnsiTheme="minorEastAsia" w:cs="Times New Roman"/>
+                <w:color w:val="000000"/>
+                <w:sz w:val="18"/>
+                <w:szCs w:val="18"/>
+              </w:rPr>
+            </w:pPr>
+          </w:p>
+        </w:tc>
+      </w:tr>
+    </w:tbl>
+    <w:p>
+      <w:pPr>
+        <w:spacing w:after="0" w:line="240" w:lineRule="auto"/>
+        <w:rPr>
+          <w:rFonts w:asciiTheme="minorEastAsia" w:hAnsiTheme="minorEastAsia"/>
+          <w:sz w:val="18"/>
+          <w:szCs w:val="18"/>
+        </w:rPr>
+      </w:pPr>
+    </w:p>
+    <w:tbl>
+      <w:tblPr>
+        <w:tblStyle w:val="TableGrid"/>
+        <w:tblW w:w="10768" w:type="dxa"/>
+        <w:tblLook w:val="04A0" w:firstRow="1" w:lastRow="0" w:firstColumn="1" w:lastColumn="0" w:noHBand="0" w:noVBand="1"/>
+      </w:tblPr>
+      <w:tblGrid>
+        <w:gridCol w:w="2056"/>
+        <w:gridCol w:w="3519"/>
+        <w:gridCol w:w="5193"/>
+      </w:tblGrid>
+      <w:tr>
+        <w:trPr>
+          <w:trHeight w:val="270"/>
+        </w:trPr>
+        <w:tc>
+          <w:tcPr>
+            <w:tcW w:w="2056" w:type="dxa"/>
+            <w:noWrap/>
+            <w:hideMark/>
+          </w:tcPr>
+          <w:p>
+            <w:pPr>
+              <w:widowControl/>
+              <w:jc w:val="center"/>
+              <w:rPr>
+                <w:rFonts w:asciiTheme="minorEastAsia" w:hAnsiTheme="minorEastAsia" w:cs="Times New Roman"/>
+                <w:b/>
+                <w:bCs/>
+                <w:color w:val="000000"/>
+                <w:sz w:val="18"/>
+                <w:szCs w:val="18"/>
+              </w:rPr>
+            </w:pPr>
+            <w:r>
+              <w:rPr>
+                <w:rFonts w:asciiTheme="minorEastAsia" w:hAnsiTheme="minorEastAsia" w:cs="Times New Roman" w:hint="eastAsia"/>
+                <w:b/>
+                <w:bCs/>
+                <w:color w:val="000000"/>
+                <w:sz w:val="18"/>
+                <w:szCs w:val="18"/>
+              </w:rPr>
+              <w:t>碎骨者</w:t>
+            </w:r>
+          </w:p>
+        </w:tc>
+        <w:tc>
+          <w:tcPr>
+            <w:tcW w:w="8712" w:type="dxa"/>
+            <w:gridSpan w:val="2"/>
+            <w:noWrap/>
+            <w:hideMark/>
+          </w:tcPr>
+          <w:p>
+            <w:pPr>
+              <w:widowControl/>
+              <w:jc w:val="left"/>
+              <w:rPr>
+                <w:rFonts w:asciiTheme="minorEastAsia" w:hAnsiTheme="minorEastAsia" w:cs="Times New Roman"/>
+                <w:color w:val="000000"/>
+                <w:sz w:val="18"/>
+                <w:szCs w:val="18"/>
+              </w:rPr>
+            </w:pPr>
+            <w:r>
+              <w:rPr>
+                <w:rFonts w:asciiTheme="minorEastAsia" w:hAnsiTheme="minorEastAsia" w:cs="Times New Roman" w:hint="eastAsia"/>
+                <w:color w:val="000000"/>
+                <w:sz w:val="18"/>
+                <w:szCs w:val="18"/>
+              </w:rPr>
+              <w:t>巨锤-步兵</w:t>
+            </w:r>
+            <w:r>
+              <w:rPr>
+                <w:rFonts w:asciiTheme="minorEastAsia" w:hAnsiTheme="minorEastAsia" w:cs="Times New Roman" w:hint="eastAsia"/>
+                <w:color w:val="000000"/>
+                <w:sz w:val="18"/>
+                <w:szCs w:val="18"/>
+              </w:rPr>
+              <w:t>（G）</w:t>
+            </w:r>
+          </w:p>
+        </w:tc>
+      </w:tr>
+      <w:tr>
+        <w:trPr>
+          <w:trHeight w:val="113"/>
+        </w:trPr>
+        <w:tc>
+          <w:tcPr>
+            <w:tcW w:w="2056" w:type="dxa"/>
+            <w:vMerge w:val="restart"/>
+            <w:noWrap/>
+            <w:hideMark/>
+          </w:tcPr>
+          <w:p>
+            <w:pPr>
+              <w:widowControl/>
+              <w:jc w:val="center"/>
+              <w:rPr>
+                <w:rFonts w:asciiTheme="minorEastAsia" w:hAnsiTheme="minorEastAsia" w:cs="Times New Roman"/>
+                <w:color w:val="000000"/>
+                <w:sz w:val="18"/>
+                <w:szCs w:val="18"/>
+              </w:rPr>
+            </w:pPr>
+          </w:p>
+        </w:tc>
+        <w:tc>
+          <w:tcPr>
+            <w:tcW w:w="3519" w:type="dxa"/>
+            <w:noWrap/>
+            <w:vAlign w:val="center"/>
+            <w:hideMark/>
+          </w:tcPr>
+          <w:p>
+            <w:pPr>
+              <w:widowControl/>
+              <w:jc w:val="left"/>
+              <w:rPr>
+                <w:rFonts w:asciiTheme="minorEastAsia" w:hAnsiTheme="minorEastAsia" w:cs="Times New Roman"/>
+                <w:color w:val="000000"/>
+                <w:sz w:val="18"/>
+                <w:szCs w:val="18"/>
+              </w:rPr>
+            </w:pPr>
+            <w:r>
+              <w:rPr>
+                <w:rFonts w:asciiTheme="minorEastAsia" w:hAnsiTheme="minorEastAsia" w:cs="Times New Roman" w:hint="eastAsia"/>
+                <w:color w:val="000000"/>
+                <w:sz w:val="18"/>
+                <w:szCs w:val="18"/>
+              </w:rPr>
+              <w:t>人数</w:t>
+            </w:r>
+            <w:r>
+              <w:rPr>
+                <w:rFonts w:asciiTheme="minorEastAsia" w:hAnsiTheme="minorEastAsia" w:cs="Times New Roman" w:hint="eastAsia"/>
+                <w:color w:val="000000"/>
+                <w:sz w:val="18"/>
+                <w:szCs w:val="18"/>
+              </w:rPr>
+              <w:t>64</w:t>
+            </w:r>
+            <w:r>
+              <w:rPr>
+                <w:rFonts w:asciiTheme="minorEastAsia" w:hAnsiTheme="minorEastAsia" w:cs="Times New Roman"/>
+                <w:color w:val="000000"/>
+                <w:sz w:val="18"/>
+                <w:szCs w:val="18"/>
+              </w:rPr>
+              <w:t xml:space="preserve">  </w:t>
+            </w:r>
+            <w:r>
+              <w:rPr>
+                <w:rFonts w:asciiTheme="minorEastAsia" w:hAnsiTheme="minorEastAsia" w:cs="Times New Roman" w:hint="eastAsia"/>
+                <w:color w:val="000000"/>
+                <w:sz w:val="18"/>
+                <w:szCs w:val="18"/>
+              </w:rPr>
+              <w:t>单体生命</w:t>
+            </w:r>
+            <w:r>
+              <w:rPr>
+                <w:rFonts w:asciiTheme="minorEastAsia" w:hAnsiTheme="minorEastAsia" w:cs="Times New Roman" w:hint="eastAsia"/>
+                <w:color w:val="000000"/>
+                <w:sz w:val="18"/>
+                <w:szCs w:val="18"/>
+              </w:rPr>
+              <w:t>70</w:t>
+            </w:r>
+          </w:p>
+        </w:tc>
+        <w:tc>
+          <w:tcPr>
+            <w:tcW w:w="5193" w:type="dxa"/>
+            <w:vMerge w:val="restart"/>
+            <w:noWrap/>
+            <w:vAlign w:val="center"/>
+            <w:hideMark/>
+          </w:tcPr>
+          <w:p>
+            <w:pPr>
+              <w:widowControl/>
+              <w:jc w:val="left"/>
+              <w:rPr>
+                <w:rFonts w:asciiTheme="minorEastAsia" w:hAnsiTheme="minorEastAsia" w:cs="Times New Roman"/>
+                <w:color w:val="000000"/>
+                <w:sz w:val="18"/>
+                <w:szCs w:val="18"/>
+              </w:rPr>
+            </w:pPr>
+            <w:r>
+              <w:rPr>
+                <w:rFonts w:asciiTheme="minorEastAsia" w:hAnsiTheme="minorEastAsia" w:cs="Times New Roman" w:hint="eastAsia"/>
+                <w:color w:val="000000"/>
+                <w:sz w:val="18"/>
+                <w:szCs w:val="18"/>
+              </w:rPr>
+              <w:t>攻击</w:t>
+            </w:r>
+            <w:r>
+              <w:rPr>
+                <w:rFonts w:asciiTheme="minorEastAsia" w:hAnsiTheme="minorEastAsia" w:cs="Times New Roman" w:hint="eastAsia"/>
+                <w:color w:val="000000"/>
+                <w:sz w:val="18"/>
+                <w:szCs w:val="18"/>
+              </w:rPr>
+              <w:t>40</w:t>
+            </w:r>
+            <w:r>
+              <w:rPr>
+                <w:rFonts w:asciiTheme="minorEastAsia" w:hAnsiTheme="minorEastAsia" w:cs="Times New Roman"/>
+                <w:color w:val="000000"/>
+                <w:sz w:val="18"/>
+                <w:szCs w:val="18"/>
+              </w:rPr>
+              <w:t xml:space="preserve"> </w:t>
+            </w:r>
+            <w:r>
+              <w:rPr>
+                <w:rFonts w:asciiTheme="minorEastAsia" w:hAnsiTheme="minorEastAsia" w:cs="Times New Roman" w:hint="eastAsia"/>
+                <w:color w:val="000000"/>
+                <w:sz w:val="18"/>
+                <w:szCs w:val="18"/>
+              </w:rPr>
+              <w:t>vs</w:t>
+            </w:r>
+            <w:r>
+              <w:rPr>
+                <w:rFonts w:asciiTheme="minorEastAsia" w:hAnsiTheme="minorEastAsia" w:cs="Times New Roman"/>
+                <w:color w:val="000000"/>
+                <w:sz w:val="18"/>
+                <w:szCs w:val="18"/>
+              </w:rPr>
+              <w:t xml:space="preserve"> </w:t>
+            </w:r>
+            <w:r>
+              <w:rPr>
+                <w:rFonts w:asciiTheme="minorEastAsia" w:hAnsiTheme="minorEastAsia" w:cs="Times New Roman" w:hint="eastAsia"/>
+                <w:color w:val="000000"/>
+                <w:sz w:val="18"/>
+                <w:szCs w:val="18"/>
+              </w:rPr>
+              <w:t xml:space="preserve">大型 </w:t>
+            </w:r>
+            <w:r>
+              <w:rPr>
+                <w:rFonts w:asciiTheme="minorEastAsia" w:hAnsiTheme="minorEastAsia" w:cs="Times New Roman"/>
+                <w:color w:val="000000"/>
+                <w:sz w:val="18"/>
+                <w:szCs w:val="18"/>
+              </w:rPr>
+              <w:t xml:space="preserve"> </w:t>
+            </w:r>
+            <w:r>
+              <w:rPr>
+                <w:rFonts w:asciiTheme="minorEastAsia" w:hAnsiTheme="minorEastAsia" w:cs="Times New Roman" w:hint="eastAsia"/>
+                <w:color w:val="000000"/>
+                <w:sz w:val="18"/>
+                <w:szCs w:val="18"/>
+              </w:rPr>
+              <w:t>近战</w:t>
+            </w:r>
+          </w:p>
+          <w:p>
+            <w:pPr>
+              <w:widowControl/>
+              <w:jc w:val="left"/>
+              <w:rPr>
+                <w:rFonts w:asciiTheme="minorEastAsia" w:hAnsiTheme="minorEastAsia" w:cs="Times New Roman" w:hint="eastAsia"/>
+                <w:color w:val="000000"/>
+                <w:sz w:val="18"/>
+                <w:szCs w:val="18"/>
+              </w:rPr>
+            </w:pPr>
+            <w:r>
+              <w:rPr>
+                <w:rFonts w:asciiTheme="minorEastAsia" w:hAnsiTheme="minorEastAsia" w:cs="Times New Roman" w:hint="eastAsia"/>
+                <w:color w:val="000000"/>
+                <w:sz w:val="18"/>
+                <w:szCs w:val="18"/>
+              </w:rPr>
+              <w:t>攻击</w:t>
+            </w:r>
+            <w:r>
+              <w:rPr>
+                <w:rFonts w:asciiTheme="minorEastAsia" w:hAnsiTheme="minorEastAsia" w:cs="Times New Roman" w:hint="eastAsia"/>
+                <w:color w:val="000000"/>
+                <w:sz w:val="18"/>
+                <w:szCs w:val="18"/>
+              </w:rPr>
+              <w:t>20</w:t>
+            </w:r>
+            <w:r>
+              <w:rPr>
+                <w:rFonts w:asciiTheme="minorEastAsia" w:hAnsiTheme="minorEastAsia" w:cs="Times New Roman"/>
+                <w:color w:val="000000"/>
+                <w:sz w:val="18"/>
+                <w:szCs w:val="18"/>
+              </w:rPr>
+              <w:t xml:space="preserve"> </w:t>
+            </w:r>
+            <w:r>
+              <w:rPr>
+                <w:rFonts w:asciiTheme="minorEastAsia" w:hAnsiTheme="minorEastAsia" w:cs="Times New Roman" w:hint="eastAsia"/>
+                <w:color w:val="000000"/>
+                <w:sz w:val="18"/>
+                <w:szCs w:val="18"/>
+              </w:rPr>
+              <w:t>vs</w:t>
+            </w:r>
+            <w:r>
+              <w:rPr>
+                <w:rFonts w:asciiTheme="minorEastAsia" w:hAnsiTheme="minorEastAsia" w:cs="Times New Roman"/>
+                <w:color w:val="000000"/>
+                <w:sz w:val="18"/>
+                <w:szCs w:val="18"/>
+              </w:rPr>
+              <w:t xml:space="preserve"> </w:t>
+            </w:r>
+            <w:r>
+              <w:rPr>
+                <w:rFonts w:asciiTheme="minorEastAsia" w:hAnsiTheme="minorEastAsia" w:cs="Times New Roman" w:hint="eastAsia"/>
+                <w:color w:val="000000"/>
+                <w:sz w:val="18"/>
+                <w:szCs w:val="18"/>
+              </w:rPr>
+              <w:t>其他</w:t>
+            </w:r>
+            <w:r>
+              <w:rPr>
+                <w:rFonts w:asciiTheme="minorEastAsia" w:hAnsiTheme="minorEastAsia" w:cs="Times New Roman" w:hint="eastAsia"/>
+                <w:color w:val="000000"/>
+                <w:sz w:val="18"/>
+                <w:szCs w:val="18"/>
+              </w:rPr>
+              <w:t xml:space="preserve"> </w:t>
+            </w:r>
+            <w:r>
+              <w:rPr>
+                <w:rFonts w:asciiTheme="minorEastAsia" w:hAnsiTheme="minorEastAsia" w:cs="Times New Roman"/>
+                <w:color w:val="000000"/>
+                <w:sz w:val="18"/>
+                <w:szCs w:val="18"/>
+              </w:rPr>
+              <w:t xml:space="preserve"> </w:t>
+            </w:r>
+            <w:r>
+              <w:rPr>
+                <w:rFonts w:asciiTheme="minorEastAsia" w:hAnsiTheme="minorEastAsia" w:cs="Times New Roman" w:hint="eastAsia"/>
+                <w:color w:val="000000"/>
+                <w:sz w:val="18"/>
+                <w:szCs w:val="18"/>
+              </w:rPr>
+              <w:t>近战</w:t>
+            </w:r>
+          </w:p>
+        </w:tc>
+      </w:tr>
+      <w:tr>
+        <w:trPr>
+          <w:trHeight w:val="112"/>
+        </w:trPr>
+        <w:tc>
+          <w:tcPr>
+            <w:tcW w:w="2056" w:type="dxa"/>
+            <w:vMerge/>
+            <w:noWrap/>
+          </w:tcPr>
+          <w:p>
+            <w:pPr>
+              <w:widowControl/>
+              <w:jc w:val="left"/>
+              <w:rPr>
+                <w:rFonts w:asciiTheme="minorEastAsia" w:hAnsiTheme="minorEastAsia" w:cs="Times New Roman"/>
+                <w:color w:val="000000"/>
+                <w:sz w:val="18"/>
+                <w:szCs w:val="18"/>
+              </w:rPr>
+            </w:pPr>
+          </w:p>
+        </w:tc>
+        <w:tc>
+          <w:tcPr>
+            <w:tcW w:w="3519" w:type="dxa"/>
+            <w:noWrap/>
+            <w:vAlign w:val="center"/>
+          </w:tcPr>
+          <w:p>
+            <w:pPr>
+              <w:widowControl/>
+              <w:jc w:val="left"/>
+              <w:rPr>
+                <w:rFonts w:asciiTheme="minorEastAsia" w:hAnsiTheme="minorEastAsia" w:cs="Times New Roman"/>
+                <w:color w:val="000000"/>
+                <w:sz w:val="18"/>
+                <w:szCs w:val="18"/>
+              </w:rPr>
+            </w:pPr>
+            <w:r>
+              <w:rPr>
+                <w:rFonts w:asciiTheme="minorEastAsia" w:hAnsiTheme="minorEastAsia" w:cs="Times New Roman" w:hint="eastAsia"/>
+                <w:color w:val="000000"/>
+                <w:sz w:val="18"/>
+                <w:szCs w:val="18"/>
+              </w:rPr>
+              <w:t>护甲/闪避：近战</w:t>
+            </w:r>
+            <w:r>
+              <w:rPr>
+                <w:rFonts w:asciiTheme="minorEastAsia" w:hAnsiTheme="minorEastAsia" w:cs="Times New Roman" w:hint="eastAsia"/>
+                <w:color w:val="000000"/>
+                <w:sz w:val="18"/>
+                <w:szCs w:val="18"/>
+              </w:rPr>
+              <w:t>4</w:t>
+            </w:r>
+            <w:r>
+              <w:rPr>
+                <w:rFonts w:asciiTheme="minorEastAsia" w:hAnsiTheme="minorEastAsia" w:cs="Times New Roman" w:hint="eastAsia"/>
+                <w:color w:val="000000"/>
+                <w:sz w:val="18"/>
+                <w:szCs w:val="18"/>
+              </w:rPr>
+              <w:t>0</w:t>
+            </w:r>
+            <w:r>
+              <w:rPr>
+                <w:rFonts w:asciiTheme="minorEastAsia" w:hAnsiTheme="minorEastAsia" w:cs="Times New Roman"/>
+                <w:color w:val="000000"/>
+                <w:sz w:val="18"/>
+                <w:szCs w:val="18"/>
+              </w:rPr>
+              <w:t xml:space="preserve">  </w:t>
+            </w:r>
+            <w:r>
+              <w:rPr>
+                <w:rFonts w:asciiTheme="minorEastAsia" w:hAnsiTheme="minorEastAsia" w:cs="Times New Roman" w:hint="eastAsia"/>
+                <w:color w:val="000000"/>
+                <w:sz w:val="18"/>
+                <w:szCs w:val="18"/>
+              </w:rPr>
+              <w:t>远程</w:t>
+            </w:r>
+            <w:r>
+              <w:rPr>
+                <w:rFonts w:asciiTheme="minorEastAsia" w:hAnsiTheme="minorEastAsia" w:cs="Times New Roman" w:hint="eastAsia"/>
+                <w:color w:val="000000"/>
+                <w:sz w:val="18"/>
+                <w:szCs w:val="18"/>
+              </w:rPr>
+              <w:t>3</w:t>
+            </w:r>
+            <w:r>
+              <w:rPr>
+                <w:rFonts w:asciiTheme="minorEastAsia" w:hAnsiTheme="minorEastAsia" w:cs="Times New Roman" w:hint="eastAsia"/>
+                <w:color w:val="000000"/>
+                <w:sz w:val="18"/>
+                <w:szCs w:val="18"/>
+              </w:rPr>
+              <w:t>0</w:t>
+            </w:r>
+            <w:r>
+              <w:rPr>
+                <w:rFonts w:asciiTheme="minorEastAsia" w:hAnsiTheme="minorEastAsia" w:cs="Times New Roman"/>
+                <w:color w:val="000000"/>
+                <w:sz w:val="18"/>
+                <w:szCs w:val="18"/>
+              </w:rPr>
+              <w:t xml:space="preserve"> </w:t>
+            </w:r>
+            <w:r>
+              <w:rPr>
+                <w:rFonts w:asciiTheme="minorEastAsia" w:hAnsiTheme="minorEastAsia" w:cs="Times New Roman"/>
+                <w:color w:val="000000"/>
+                <w:sz w:val="18"/>
+                <w:szCs w:val="18"/>
+              </w:rPr>
+              <w:t xml:space="preserve"> </w:t>
+            </w:r>
+            <w:r>
+              <w:rPr>
+                <w:rFonts w:asciiTheme="minorEastAsia" w:hAnsiTheme="minorEastAsia" w:cs="Times New Roman" w:hint="eastAsia"/>
+                <w:color w:val="000000"/>
+                <w:sz w:val="18"/>
+                <w:szCs w:val="18"/>
+              </w:rPr>
+              <w:t>冲杀</w:t>
+            </w:r>
+            <w:r>
+              <w:rPr>
+                <w:rFonts w:asciiTheme="minorEastAsia" w:hAnsiTheme="minorEastAsia" w:cs="Times New Roman" w:hint="eastAsia"/>
+                <w:color w:val="000000"/>
+                <w:sz w:val="18"/>
+                <w:szCs w:val="18"/>
+              </w:rPr>
+              <w:t>2</w:t>
+            </w:r>
+            <w:r>
+              <w:rPr>
+                <w:rFonts w:asciiTheme="minorEastAsia" w:hAnsiTheme="minorEastAsia" w:cs="Times New Roman" w:hint="eastAsia"/>
+                <w:color w:val="000000"/>
+                <w:sz w:val="18"/>
+                <w:szCs w:val="18"/>
+              </w:rPr>
+              <w:t>0</w:t>
+            </w:r>
+          </w:p>
+        </w:tc>
+        <w:tc>
+          <w:tcPr>
+            <w:tcW w:w="5193" w:type="dxa"/>
+            <w:vMerge/>
+            <w:noWrap/>
+            <w:vAlign w:val="center"/>
+          </w:tcPr>
+          <w:p>
+            <w:pPr>
+              <w:widowControl/>
+              <w:jc w:val="center"/>
+              <w:rPr>
+                <w:rFonts w:asciiTheme="minorEastAsia" w:hAnsiTheme="minorEastAsia" w:cs="Times New Roman"/>
+                <w:color w:val="000000"/>
+                <w:sz w:val="18"/>
+                <w:szCs w:val="18"/>
+              </w:rPr>
+            </w:pPr>
+          </w:p>
+        </w:tc>
+      </w:tr>
+      <w:tr>
+        <w:trPr>
+          <w:trHeight w:val="270"/>
+        </w:trPr>
+        <w:tc>
+          <w:tcPr>
+            <w:tcW w:w="2056" w:type="dxa"/>
+            <w:vMerge/>
+            <w:hideMark/>
+          </w:tcPr>
+          <w:p>
+            <w:pPr>
+              <w:widowControl/>
+              <w:jc w:val="left"/>
+              <w:rPr>
+                <w:rFonts w:asciiTheme="minorEastAsia" w:hAnsiTheme="minorEastAsia" w:cs="Times New Roman"/>
+                <w:color w:val="000000"/>
+                <w:sz w:val="18"/>
+                <w:szCs w:val="18"/>
+              </w:rPr>
+            </w:pPr>
+          </w:p>
+        </w:tc>
+        <w:tc>
+          <w:tcPr>
+            <w:tcW w:w="3519" w:type="dxa"/>
+            <w:noWrap/>
+            <w:vAlign w:val="center"/>
+            <w:hideMark/>
+          </w:tcPr>
+          <w:p>
+            <w:pPr>
+              <w:widowControl/>
+              <w:jc w:val="left"/>
+              <w:rPr>
+                <w:rFonts w:asciiTheme="minorEastAsia" w:hAnsiTheme="minorEastAsia" w:cs="Times New Roman"/>
+                <w:color w:val="000000"/>
+                <w:sz w:val="18"/>
+                <w:szCs w:val="18"/>
+              </w:rPr>
+            </w:pPr>
+            <w:r>
+              <w:rPr>
+                <w:rFonts w:asciiTheme="minorEastAsia" w:hAnsiTheme="minorEastAsia" w:cs="Times New Roman"/>
+                <w:color w:val="000000"/>
+                <w:sz w:val="18"/>
+                <w:szCs w:val="18"/>
+              </w:rPr>
+              <w:t>移速</w:t>
+            </w:r>
+            <w:r>
+              <w:rPr>
+                <w:rFonts w:asciiTheme="minorEastAsia" w:hAnsiTheme="minorEastAsia" w:cs="Times New Roman" w:hint="eastAsia"/>
+                <w:color w:val="000000"/>
+                <w:sz w:val="18"/>
+                <w:szCs w:val="18"/>
+              </w:rPr>
+              <w:t>2</w:t>
+            </w:r>
+          </w:p>
+        </w:tc>
+        <w:tc>
+          <w:tcPr>
+            <w:tcW w:w="5193" w:type="dxa"/>
+            <w:vMerge/>
+            <w:hideMark/>
+          </w:tcPr>
+          <w:p>
+            <w:pPr>
+              <w:widowControl/>
+              <w:jc w:val="left"/>
+              <w:rPr>
+                <w:rFonts w:asciiTheme="minorEastAsia" w:hAnsiTheme="minorEastAsia" w:cs="Times New Roman"/>
+                <w:color w:val="000000"/>
+                <w:sz w:val="18"/>
+                <w:szCs w:val="18"/>
+              </w:rPr>
+            </w:pPr>
+          </w:p>
+        </w:tc>
+      </w:tr>
+    </w:tbl>
+    <w:p>
+      <w:pPr>
+        <w:spacing w:after="0" w:line="240" w:lineRule="auto"/>
+        <w:rPr>
+          <w:rFonts w:asciiTheme="minorEastAsia" w:hAnsiTheme="minorEastAsia"/>
+          <w:sz w:val="18"/>
+          <w:szCs w:val="18"/>
+        </w:rPr>
+      </w:pPr>
+    </w:p>
+    <w:tbl>
+      <w:tblPr>
+        <w:tblStyle w:val="TableGrid"/>
+        <w:tblW w:w="10768" w:type="dxa"/>
+        <w:tblLook w:val="04A0" w:firstRow="1" w:lastRow="0" w:firstColumn="1" w:lastColumn="0" w:noHBand="0" w:noVBand="1"/>
+      </w:tblPr>
+      <w:tblGrid>
+        <w:gridCol w:w="2056"/>
+        <w:gridCol w:w="3519"/>
+        <w:gridCol w:w="5193"/>
+      </w:tblGrid>
+      <w:tr>
+        <w:trPr>
+          <w:trHeight w:val="270"/>
+        </w:trPr>
+        <w:tc>
+          <w:tcPr>
+            <w:tcW w:w="2056" w:type="dxa"/>
+            <w:noWrap/>
+            <w:hideMark/>
+          </w:tcPr>
+          <w:p>
+            <w:pPr>
+              <w:widowControl/>
+              <w:jc w:val="center"/>
+              <w:rPr>
+                <w:rFonts w:asciiTheme="minorEastAsia" w:hAnsiTheme="minorEastAsia" w:cs="Times New Roman"/>
+                <w:b/>
+                <w:bCs/>
+                <w:color w:val="000000"/>
+                <w:sz w:val="18"/>
+                <w:szCs w:val="18"/>
+              </w:rPr>
+            </w:pPr>
+            <w:r>
+              <w:rPr>
+                <w:rFonts w:asciiTheme="minorEastAsia" w:hAnsiTheme="minorEastAsia" w:cs="Times New Roman" w:hint="eastAsia"/>
+                <w:b/>
+                <w:bCs/>
+                <w:color w:val="000000"/>
+                <w:sz w:val="18"/>
+                <w:szCs w:val="18"/>
+              </w:rPr>
+              <w:t>狂战士</w:t>
+            </w:r>
+          </w:p>
+        </w:tc>
+        <w:tc>
+          <w:tcPr>
+            <w:tcW w:w="8712" w:type="dxa"/>
+            <w:gridSpan w:val="2"/>
+            <w:noWrap/>
+            <w:hideMark/>
+          </w:tcPr>
+          <w:p>
+            <w:pPr>
+              <w:widowControl/>
+              <w:jc w:val="left"/>
+              <w:rPr>
+                <w:rFonts w:asciiTheme="minorEastAsia" w:hAnsiTheme="minorEastAsia" w:cs="Times New Roman"/>
+                <w:color w:val="000000"/>
+                <w:sz w:val="18"/>
+                <w:szCs w:val="18"/>
+              </w:rPr>
+            </w:pPr>
+            <w:r>
+              <w:rPr>
+                <w:rFonts w:asciiTheme="minorEastAsia" w:hAnsiTheme="minorEastAsia" w:cs="Times New Roman" w:hint="eastAsia"/>
+                <w:color w:val="000000"/>
+                <w:sz w:val="18"/>
+                <w:szCs w:val="18"/>
+              </w:rPr>
+              <w:t>双斧-步兵</w:t>
+            </w:r>
+            <w:r>
+              <w:rPr>
+                <w:rFonts w:asciiTheme="minorEastAsia" w:hAnsiTheme="minorEastAsia" w:cs="Times New Roman" w:hint="eastAsia"/>
+                <w:color w:val="000000"/>
+                <w:sz w:val="18"/>
+                <w:szCs w:val="18"/>
+              </w:rPr>
+              <w:t>（G）</w:t>
+            </w:r>
+          </w:p>
+        </w:tc>
+      </w:tr>
+      <w:tr>
+        <w:trPr>
+          <w:trHeight w:val="113"/>
+        </w:trPr>
+        <w:tc>
+          <w:tcPr>
+            <w:tcW w:w="2056" w:type="dxa"/>
+            <w:vMerge w:val="restart"/>
+            <w:noWrap/>
+            <w:hideMark/>
+          </w:tcPr>
+          <w:p>
+            <w:pPr>
+              <w:widowControl/>
+              <w:jc w:val="center"/>
+              <w:rPr>
+                <w:rFonts w:asciiTheme="minorEastAsia" w:hAnsiTheme="minorEastAsia" w:cs="Times New Roman"/>
+                <w:color w:val="000000"/>
+                <w:sz w:val="18"/>
+                <w:szCs w:val="18"/>
+              </w:rPr>
+            </w:pPr>
+          </w:p>
+        </w:tc>
+        <w:tc>
+          <w:tcPr>
+            <w:tcW w:w="3519" w:type="dxa"/>
+            <w:noWrap/>
+            <w:vAlign w:val="center"/>
+            <w:hideMark/>
+          </w:tcPr>
+          <w:p>
+            <w:pPr>
+              <w:widowControl/>
+              <w:jc w:val="left"/>
+              <w:rPr>
+                <w:rFonts w:asciiTheme="minorEastAsia" w:hAnsiTheme="minorEastAsia" w:cs="Times New Roman"/>
+                <w:color w:val="000000"/>
+                <w:sz w:val="18"/>
+                <w:szCs w:val="18"/>
+              </w:rPr>
+            </w:pPr>
+            <w:r>
+              <w:rPr>
+                <w:rFonts w:asciiTheme="minorEastAsia" w:hAnsiTheme="minorEastAsia" w:cs="Times New Roman" w:hint="eastAsia"/>
+                <w:color w:val="000000"/>
+                <w:sz w:val="18"/>
+                <w:szCs w:val="18"/>
+              </w:rPr>
+              <w:t>人数</w:t>
+            </w:r>
+            <w:r>
+              <w:rPr>
+                <w:rFonts w:asciiTheme="minorEastAsia" w:hAnsiTheme="minorEastAsia" w:cs="Times New Roman" w:hint="eastAsia"/>
+                <w:color w:val="000000"/>
+                <w:sz w:val="18"/>
+                <w:szCs w:val="18"/>
+              </w:rPr>
+              <w:t>64</w:t>
+            </w:r>
+            <w:r>
+              <w:rPr>
+                <w:rFonts w:asciiTheme="minorEastAsia" w:hAnsiTheme="minorEastAsia" w:cs="Times New Roman"/>
+                <w:color w:val="000000"/>
+                <w:sz w:val="18"/>
+                <w:szCs w:val="18"/>
+              </w:rPr>
+              <w:t xml:space="preserve">  </w:t>
+            </w:r>
+            <w:r>
+              <w:rPr>
+                <w:rFonts w:asciiTheme="minorEastAsia" w:hAnsiTheme="minorEastAsia" w:cs="Times New Roman" w:hint="eastAsia"/>
+                <w:color w:val="000000"/>
+                <w:sz w:val="18"/>
+                <w:szCs w:val="18"/>
+              </w:rPr>
+              <w:t>单体生命</w:t>
+            </w:r>
+            <w:r>
+              <w:rPr>
+                <w:rFonts w:asciiTheme="minorEastAsia" w:hAnsiTheme="minorEastAsia" w:cs="Times New Roman" w:hint="eastAsia"/>
+                <w:color w:val="000000"/>
+                <w:sz w:val="18"/>
+                <w:szCs w:val="18"/>
+              </w:rPr>
+              <w:t>70</w:t>
+            </w:r>
+          </w:p>
+        </w:tc>
+        <w:tc>
+          <w:tcPr>
+            <w:tcW w:w="5193" w:type="dxa"/>
+            <w:vMerge w:val="restart"/>
+            <w:noWrap/>
+            <w:vAlign w:val="center"/>
+            <w:hideMark/>
+          </w:tcPr>
+          <w:p>
+            <w:pPr>
+              <w:widowControl/>
+              <w:jc w:val="left"/>
+              <w:rPr>
+                <w:rFonts w:asciiTheme="minorEastAsia" w:hAnsiTheme="minorEastAsia" w:cs="Times New Roman"/>
+                <w:color w:val="000000"/>
+                <w:sz w:val="18"/>
+                <w:szCs w:val="18"/>
+              </w:rPr>
+            </w:pPr>
+            <w:r>
+              <w:rPr>
+                <w:rFonts w:asciiTheme="minorEastAsia" w:hAnsiTheme="minorEastAsia" w:cs="Times New Roman" w:hint="eastAsia"/>
+                <w:color w:val="000000"/>
+                <w:sz w:val="18"/>
+                <w:szCs w:val="18"/>
+              </w:rPr>
+              <w:t>攻击</w:t>
+            </w:r>
+            <w:r>
+              <w:rPr>
+                <w:rFonts w:asciiTheme="minorEastAsia" w:hAnsiTheme="minorEastAsia" w:cs="Times New Roman" w:hint="eastAsia"/>
+                <w:color w:val="000000"/>
+                <w:sz w:val="18"/>
+                <w:szCs w:val="18"/>
+              </w:rPr>
+              <w:t>56</w:t>
+            </w:r>
+            <w:r>
+              <w:rPr>
+                <w:rFonts w:asciiTheme="minorEastAsia" w:hAnsiTheme="minorEastAsia" w:cs="Times New Roman"/>
+                <w:color w:val="000000"/>
+                <w:sz w:val="18"/>
+                <w:szCs w:val="18"/>
+              </w:rPr>
+              <w:t xml:space="preserve">  </w:t>
+            </w:r>
+            <w:r>
+              <w:rPr>
+                <w:rFonts w:asciiTheme="minorEastAsia" w:hAnsiTheme="minorEastAsia" w:cs="Times New Roman" w:hint="eastAsia"/>
+                <w:color w:val="000000"/>
+                <w:sz w:val="18"/>
+                <w:szCs w:val="18"/>
+              </w:rPr>
+              <w:t>近战</w:t>
+            </w:r>
+          </w:p>
+        </w:tc>
+      </w:tr>
+      <w:tr>
+        <w:trPr>
+          <w:trHeight w:val="112"/>
+        </w:trPr>
+        <w:tc>
+          <w:tcPr>
+            <w:tcW w:w="2056" w:type="dxa"/>
+            <w:vMerge/>
+            <w:noWrap/>
+          </w:tcPr>
+          <w:p>
+            <w:pPr>
+              <w:widowControl/>
+              <w:jc w:val="left"/>
+              <w:rPr>
+                <w:rFonts w:asciiTheme="minorEastAsia" w:hAnsiTheme="minorEastAsia" w:cs="Times New Roman"/>
+                <w:color w:val="000000"/>
+                <w:sz w:val="18"/>
+                <w:szCs w:val="18"/>
+              </w:rPr>
+            </w:pPr>
+          </w:p>
+        </w:tc>
+        <w:tc>
+          <w:tcPr>
+            <w:tcW w:w="3519" w:type="dxa"/>
+            <w:noWrap/>
+            <w:vAlign w:val="center"/>
+          </w:tcPr>
+          <w:p>
+            <w:pPr>
+              <w:widowControl/>
+              <w:jc w:val="left"/>
+              <w:rPr>
+                <w:rFonts w:asciiTheme="minorEastAsia" w:hAnsiTheme="minorEastAsia" w:cs="Times New Roman"/>
+                <w:color w:val="000000"/>
+                <w:sz w:val="18"/>
+                <w:szCs w:val="18"/>
+              </w:rPr>
+            </w:pPr>
+            <w:r>
+              <w:rPr>
+                <w:rFonts w:asciiTheme="minorEastAsia" w:hAnsiTheme="minorEastAsia" w:cs="Times New Roman" w:hint="eastAsia"/>
+                <w:color w:val="000000"/>
+                <w:sz w:val="18"/>
+                <w:szCs w:val="18"/>
+              </w:rPr>
+              <w:t>护甲/闪避：近战0</w:t>
+            </w:r>
+            <w:r>
+              <w:rPr>
+                <w:rFonts w:asciiTheme="minorEastAsia" w:hAnsiTheme="minorEastAsia" w:cs="Times New Roman"/>
+                <w:color w:val="000000"/>
+                <w:sz w:val="18"/>
+                <w:szCs w:val="18"/>
+              </w:rPr>
+              <w:t xml:space="preserve">  </w:t>
+            </w:r>
+            <w:r>
+              <w:rPr>
+                <w:rFonts w:asciiTheme="minorEastAsia" w:hAnsiTheme="minorEastAsia" w:cs="Times New Roman" w:hint="eastAsia"/>
+                <w:color w:val="000000"/>
+                <w:sz w:val="18"/>
+                <w:szCs w:val="18"/>
+              </w:rPr>
+              <w:t>远程0</w:t>
+            </w:r>
+            <w:r>
+              <w:rPr>
+                <w:rFonts w:asciiTheme="minorEastAsia" w:hAnsiTheme="minorEastAsia" w:cs="Times New Roman"/>
+                <w:color w:val="000000"/>
+                <w:sz w:val="18"/>
+                <w:szCs w:val="18"/>
+              </w:rPr>
+              <w:t xml:space="preserve"> </w:t>
+            </w:r>
+            <w:r>
+              <w:rPr>
+                <w:rFonts w:asciiTheme="minorEastAsia" w:hAnsiTheme="minorEastAsia" w:cs="Times New Roman"/>
+                <w:color w:val="000000"/>
+                <w:sz w:val="18"/>
+                <w:szCs w:val="18"/>
+              </w:rPr>
+              <w:t xml:space="preserve"> </w:t>
+            </w:r>
+            <w:r>
+              <w:rPr>
+                <w:rFonts w:asciiTheme="minorEastAsia" w:hAnsiTheme="minorEastAsia" w:cs="Times New Roman" w:hint="eastAsia"/>
+                <w:color w:val="000000"/>
+                <w:sz w:val="18"/>
+                <w:szCs w:val="18"/>
+              </w:rPr>
+              <w:t>冲杀0</w:t>
+            </w:r>
+          </w:p>
+        </w:tc>
+        <w:tc>
+          <w:tcPr>
+            <w:tcW w:w="5193" w:type="dxa"/>
+            <w:vMerge/>
+            <w:noWrap/>
+            <w:vAlign w:val="center"/>
+          </w:tcPr>
+          <w:p>
+            <w:pPr>
+              <w:widowControl/>
+              <w:jc w:val="center"/>
+              <w:rPr>
+                <w:rFonts w:asciiTheme="minorEastAsia" w:hAnsiTheme="minorEastAsia" w:cs="Times New Roman"/>
+                <w:color w:val="000000"/>
+                <w:sz w:val="18"/>
+                <w:szCs w:val="18"/>
+              </w:rPr>
+            </w:pPr>
+          </w:p>
+        </w:tc>
+      </w:tr>
+      <w:tr>
+        <w:trPr>
+          <w:trHeight w:val="270"/>
+        </w:trPr>
+        <w:tc>
+          <w:tcPr>
+            <w:tcW w:w="2056" w:type="dxa"/>
+            <w:vMerge/>
+            <w:hideMark/>
+          </w:tcPr>
+          <w:p>
+            <w:pPr>
+              <w:widowControl/>
+              <w:jc w:val="left"/>
+              <w:rPr>
+                <w:rFonts w:asciiTheme="minorEastAsia" w:hAnsiTheme="minorEastAsia" w:cs="Times New Roman"/>
+                <w:color w:val="000000"/>
+                <w:sz w:val="18"/>
+                <w:szCs w:val="18"/>
+              </w:rPr>
+            </w:pPr>
+          </w:p>
+        </w:tc>
+        <w:tc>
+          <w:tcPr>
+            <w:tcW w:w="3519" w:type="dxa"/>
+            <w:noWrap/>
+            <w:vAlign w:val="center"/>
+            <w:hideMark/>
+          </w:tcPr>
+          <w:p>
+            <w:pPr>
+              <w:widowControl/>
+              <w:jc w:val="left"/>
+              <w:rPr>
+                <w:rFonts w:asciiTheme="minorEastAsia" w:hAnsiTheme="minorEastAsia" w:cs="Times New Roman"/>
+                <w:color w:val="000000"/>
+                <w:sz w:val="18"/>
+                <w:szCs w:val="18"/>
+              </w:rPr>
+            </w:pPr>
+            <w:r>
+              <w:rPr>
+                <w:rFonts w:asciiTheme="minorEastAsia" w:hAnsiTheme="minorEastAsia" w:cs="Times New Roman"/>
+                <w:color w:val="000000"/>
+                <w:sz w:val="18"/>
+                <w:szCs w:val="18"/>
+              </w:rPr>
+              <w:t>移速</w:t>
+            </w:r>
+            <w:r>
+              <w:rPr>
+                <w:rFonts w:asciiTheme="minorEastAsia" w:hAnsiTheme="minorEastAsia" w:cs="Times New Roman" w:hint="eastAsia"/>
+                <w:color w:val="000000"/>
+                <w:sz w:val="18"/>
+                <w:szCs w:val="18"/>
+              </w:rPr>
+              <w:t>3</w:t>
+            </w:r>
+          </w:p>
+        </w:tc>
+        <w:tc>
+          <w:tcPr>
+            <w:tcW w:w="5193" w:type="dxa"/>
+            <w:vMerge/>
+            <w:hideMark/>
+          </w:tcPr>
+          <w:p>
+            <w:pPr>
+              <w:widowControl/>
+              <w:jc w:val="left"/>
+              <w:rPr>
+                <w:rFonts w:asciiTheme="minorEastAsia" w:hAnsiTheme="minorEastAsia" w:cs="Times New Roman"/>
+                <w:color w:val="000000"/>
+                <w:sz w:val="18"/>
+                <w:szCs w:val="18"/>
+              </w:rPr>
+            </w:pPr>
+          </w:p>
+        </w:tc>
+      </w:tr>
+    </w:tbl>
+    <w:p>
+      <w:pPr>
+        <w:spacing w:after="0" w:line="240" w:lineRule="auto"/>
+        <w:rPr>
+          <w:rFonts w:asciiTheme="minorEastAsia" w:hAnsiTheme="minorEastAsia"/>
+          <w:sz w:val="18"/>
+          <w:szCs w:val="18"/>
+        </w:rPr>
+      </w:pPr>
+    </w:p>
+    <w:tbl>
+      <w:tblPr>
+        <w:tblStyle w:val="TableGrid"/>
+        <w:tblW w:w="10768" w:type="dxa"/>
+        <w:tblLook w:val="04A0" w:firstRow="1" w:lastRow="0" w:firstColumn="1" w:lastColumn="0" w:noHBand="0" w:noVBand="1"/>
+      </w:tblPr>
+      <w:tblGrid>
+        <w:gridCol w:w="2056"/>
+        <w:gridCol w:w="3519"/>
+        <w:gridCol w:w="5193"/>
+      </w:tblGrid>
+      <w:tr>
+        <w:trPr>
+          <w:trHeight w:val="270"/>
+        </w:trPr>
+        <w:tc>
+          <w:tcPr>
+            <w:tcW w:w="2056" w:type="dxa"/>
+            <w:noWrap/>
+            <w:hideMark/>
+          </w:tcPr>
+          <w:p>
+            <w:pPr>
+              <w:widowControl/>
+              <w:jc w:val="center"/>
+              <w:rPr>
+                <w:rFonts w:asciiTheme="minorEastAsia" w:hAnsiTheme="minorEastAsia" w:cs="Times New Roman"/>
+                <w:b/>
+                <w:bCs/>
+                <w:color w:val="000000"/>
+                <w:sz w:val="18"/>
+                <w:szCs w:val="18"/>
+              </w:rPr>
+            </w:pPr>
+            <w:r>
+              <w:rPr>
+                <w:rFonts w:asciiTheme="minorEastAsia" w:hAnsiTheme="minorEastAsia" w:cs="Times New Roman" w:hint="eastAsia"/>
+                <w:b/>
+                <w:bCs/>
+                <w:color w:val="000000"/>
+                <w:sz w:val="18"/>
+                <w:szCs w:val="18"/>
+              </w:rPr>
+              <w:t>震山矿工</w:t>
+            </w:r>
+          </w:p>
+        </w:tc>
+        <w:tc>
+          <w:tcPr>
+            <w:tcW w:w="8712" w:type="dxa"/>
+            <w:gridSpan w:val="2"/>
+            <w:noWrap/>
+            <w:hideMark/>
+          </w:tcPr>
+          <w:p>
+            <w:pPr>
+              <w:widowControl/>
+              <w:jc w:val="left"/>
+              <w:rPr>
+                <w:rFonts w:asciiTheme="minorEastAsia" w:hAnsiTheme="minorEastAsia" w:cs="Times New Roman"/>
+                <w:color w:val="000000"/>
+                <w:sz w:val="18"/>
+                <w:szCs w:val="18"/>
+              </w:rPr>
+            </w:pPr>
+            <w:r>
+              <w:rPr>
+                <w:rFonts w:asciiTheme="minorEastAsia" w:hAnsiTheme="minorEastAsia" w:cs="Times New Roman" w:hint="eastAsia"/>
+                <w:color w:val="000000"/>
+                <w:sz w:val="18"/>
+                <w:szCs w:val="18"/>
+              </w:rPr>
+              <w:t>巨盾-炸药-步兵</w:t>
+            </w:r>
+            <w:r>
+              <w:rPr>
+                <w:rFonts w:asciiTheme="minorEastAsia" w:hAnsiTheme="minorEastAsia" w:cs="Times New Roman" w:hint="eastAsia"/>
+                <w:color w:val="000000"/>
+                <w:sz w:val="18"/>
+                <w:szCs w:val="18"/>
+              </w:rPr>
+              <w:t>（G）</w:t>
+            </w:r>
+          </w:p>
+        </w:tc>
+      </w:tr>
+      <w:tr>
+        <w:trPr>
+          <w:trHeight w:val="113"/>
+        </w:trPr>
+        <w:tc>
+          <w:tcPr>
+            <w:tcW w:w="2056" w:type="dxa"/>
+            <w:vMerge w:val="restart"/>
+            <w:noWrap/>
+            <w:hideMark/>
+          </w:tcPr>
+          <w:p>
+            <w:pPr>
+              <w:widowControl/>
+              <w:jc w:val="center"/>
+              <w:rPr>
+                <w:rFonts w:asciiTheme="minorEastAsia" w:hAnsiTheme="minorEastAsia" w:cs="Times New Roman"/>
+                <w:color w:val="000000"/>
+                <w:sz w:val="18"/>
+                <w:szCs w:val="18"/>
+              </w:rPr>
+            </w:pPr>
+          </w:p>
+        </w:tc>
+        <w:tc>
+          <w:tcPr>
+            <w:tcW w:w="3519" w:type="dxa"/>
+            <w:noWrap/>
+            <w:vAlign w:val="center"/>
+            <w:hideMark/>
+          </w:tcPr>
+          <w:p>
+            <w:pPr>
+              <w:widowControl/>
+              <w:jc w:val="left"/>
+              <w:rPr>
+                <w:rFonts w:asciiTheme="minorEastAsia" w:hAnsiTheme="minorEastAsia" w:cs="Times New Roman"/>
+                <w:color w:val="000000"/>
+                <w:sz w:val="18"/>
+                <w:szCs w:val="18"/>
+              </w:rPr>
+            </w:pPr>
+            <w:r>
+              <w:rPr>
+                <w:rFonts w:asciiTheme="minorEastAsia" w:hAnsiTheme="minorEastAsia" w:cs="Times New Roman" w:hint="eastAsia"/>
+                <w:color w:val="000000"/>
+                <w:sz w:val="18"/>
+                <w:szCs w:val="18"/>
+              </w:rPr>
+              <w:t>人数</w:t>
+            </w:r>
+            <w:r>
+              <w:rPr>
+                <w:rFonts w:asciiTheme="minorEastAsia" w:hAnsiTheme="minorEastAsia" w:cs="Times New Roman" w:hint="eastAsia"/>
+                <w:color w:val="000000"/>
+                <w:sz w:val="18"/>
+                <w:szCs w:val="18"/>
+              </w:rPr>
+              <w:t>48</w:t>
+            </w:r>
+            <w:r>
+              <w:rPr>
+                <w:rFonts w:asciiTheme="minorEastAsia" w:hAnsiTheme="minorEastAsia" w:cs="Times New Roman"/>
+                <w:color w:val="000000"/>
+                <w:sz w:val="18"/>
+                <w:szCs w:val="18"/>
+              </w:rPr>
+              <w:t xml:space="preserve">  </w:t>
+            </w:r>
+            <w:r>
+              <w:rPr>
+                <w:rFonts w:asciiTheme="minorEastAsia" w:hAnsiTheme="minorEastAsia" w:cs="Times New Roman" w:hint="eastAsia"/>
+                <w:color w:val="000000"/>
+                <w:sz w:val="18"/>
+                <w:szCs w:val="18"/>
+              </w:rPr>
+              <w:t>单体生命</w:t>
+            </w:r>
+            <w:r>
+              <w:rPr>
+                <w:rFonts w:asciiTheme="minorEastAsia" w:hAnsiTheme="minorEastAsia" w:cs="Times New Roman" w:hint="eastAsia"/>
+                <w:color w:val="000000"/>
+                <w:sz w:val="18"/>
+                <w:szCs w:val="18"/>
+              </w:rPr>
+              <w:t>70</w:t>
+            </w:r>
+          </w:p>
+        </w:tc>
+        <w:tc>
+          <w:tcPr>
+            <w:tcW w:w="5193" w:type="dxa"/>
+            <w:vMerge w:val="restart"/>
+            <w:noWrap/>
+            <w:vAlign w:val="center"/>
+            <w:hideMark/>
+          </w:tcPr>
+          <w:p>
+            <w:pPr>
+              <w:widowControl/>
+              <w:jc w:val="left"/>
+              <w:rPr>
+                <w:rFonts w:asciiTheme="minorEastAsia" w:hAnsiTheme="minorEastAsia" w:cs="Times New Roman"/>
+                <w:color w:val="000000"/>
+                <w:sz w:val="18"/>
+                <w:szCs w:val="18"/>
+              </w:rPr>
+            </w:pPr>
+            <w:r>
+              <w:rPr>
+                <w:rFonts w:asciiTheme="minorEastAsia" w:hAnsiTheme="minorEastAsia" w:cs="Times New Roman" w:hint="eastAsia"/>
+                <w:color w:val="000000"/>
+                <w:sz w:val="18"/>
+                <w:szCs w:val="18"/>
+              </w:rPr>
+              <w:t>攻击</w:t>
+            </w:r>
+            <w:r>
+              <w:rPr>
+                <w:rFonts w:asciiTheme="minorEastAsia" w:hAnsiTheme="minorEastAsia" w:cs="Times New Roman" w:hint="eastAsia"/>
+                <w:color w:val="000000"/>
+                <w:sz w:val="18"/>
+                <w:szCs w:val="18"/>
+              </w:rPr>
+              <w:t>20</w:t>
+            </w:r>
+            <w:r>
+              <w:rPr>
+                <w:rFonts w:asciiTheme="minorEastAsia" w:hAnsiTheme="minorEastAsia" w:cs="Times New Roman"/>
+                <w:color w:val="000000"/>
+                <w:sz w:val="18"/>
+                <w:szCs w:val="18"/>
+              </w:rPr>
+              <w:t xml:space="preserve">  </w:t>
+            </w:r>
+            <w:r>
+              <w:rPr>
+                <w:rFonts w:asciiTheme="minorEastAsia" w:hAnsiTheme="minorEastAsia" w:cs="Times New Roman" w:hint="eastAsia"/>
+                <w:color w:val="000000"/>
+                <w:sz w:val="18"/>
+                <w:szCs w:val="18"/>
+              </w:rPr>
+              <w:t>近战</w:t>
+            </w:r>
+          </w:p>
+          <w:p>
+            <w:pPr>
+              <w:widowControl/>
+              <w:jc w:val="left"/>
+              <w:rPr>
+                <w:rFonts w:asciiTheme="minorEastAsia" w:hAnsiTheme="minorEastAsia" w:cs="Times New Roman" w:hint="eastAsia"/>
+                <w:color w:val="000000"/>
+                <w:sz w:val="18"/>
+                <w:szCs w:val="18"/>
+              </w:rPr>
+            </w:pPr>
+            <w:r>
+              <w:rPr>
+                <w:rFonts w:asciiTheme="minorEastAsia" w:hAnsiTheme="minorEastAsia" w:cs="Times New Roman" w:hint="eastAsia"/>
+                <w:color w:val="000000"/>
+                <w:sz w:val="18"/>
+                <w:szCs w:val="18"/>
+              </w:rPr>
+              <w:t>攻击</w:t>
+            </w:r>
+            <w:r>
+              <w:rPr>
+                <w:rFonts w:asciiTheme="minorEastAsia" w:hAnsiTheme="minorEastAsia" w:cs="Times New Roman" w:hint="eastAsia"/>
+                <w:color w:val="000000"/>
+                <w:sz w:val="18"/>
+                <w:szCs w:val="18"/>
+              </w:rPr>
+              <w:t>8</w:t>
+            </w:r>
+            <w:r>
+              <w:rPr>
+                <w:rFonts w:asciiTheme="minorEastAsia" w:hAnsiTheme="minorEastAsia" w:cs="Times New Roman" w:hint="eastAsia"/>
+                <w:color w:val="000000"/>
+                <w:sz w:val="18"/>
+                <w:szCs w:val="18"/>
+              </w:rPr>
+              <w:t>0</w:t>
+            </w:r>
+            <w:r>
+              <w:rPr>
+                <w:rFonts w:asciiTheme="minorEastAsia" w:hAnsiTheme="minorEastAsia" w:cs="Times New Roman"/>
+                <w:color w:val="000000"/>
+                <w:sz w:val="18"/>
+                <w:szCs w:val="18"/>
+              </w:rPr>
+              <w:t xml:space="preserve">  </w:t>
+            </w:r>
+            <w:r>
+              <w:rPr>
+                <w:rFonts w:asciiTheme="minorEastAsia" w:hAnsiTheme="minorEastAsia" w:cs="Times New Roman" w:hint="eastAsia"/>
+                <w:color w:val="000000"/>
+                <w:sz w:val="18"/>
+                <w:szCs w:val="18"/>
+              </w:rPr>
+              <w:t>范围2</w:t>
+            </w:r>
+          </w:p>
+        </w:tc>
+      </w:tr>
+      <w:tr>
+        <w:trPr>
+          <w:trHeight w:val="112"/>
+        </w:trPr>
+        <w:tc>
+          <w:tcPr>
+            <w:tcW w:w="2056" w:type="dxa"/>
+            <w:vMerge/>
+            <w:noWrap/>
+          </w:tcPr>
+          <w:p>
+            <w:pPr>
+              <w:widowControl/>
+              <w:jc w:val="left"/>
+              <w:rPr>
+                <w:rFonts w:asciiTheme="minorEastAsia" w:hAnsiTheme="minorEastAsia" w:cs="Times New Roman"/>
+                <w:color w:val="000000"/>
+                <w:sz w:val="18"/>
+                <w:szCs w:val="18"/>
+              </w:rPr>
+            </w:pPr>
+          </w:p>
+        </w:tc>
+        <w:tc>
+          <w:tcPr>
+            <w:tcW w:w="3519" w:type="dxa"/>
+            <w:noWrap/>
+            <w:vAlign w:val="center"/>
+          </w:tcPr>
+          <w:p>
+            <w:pPr>
+              <w:widowControl/>
+              <w:jc w:val="left"/>
+              <w:rPr>
+                <w:rFonts w:asciiTheme="minorEastAsia" w:hAnsiTheme="minorEastAsia" w:cs="Times New Roman"/>
+                <w:color w:val="000000"/>
+                <w:sz w:val="18"/>
+                <w:szCs w:val="18"/>
+              </w:rPr>
+            </w:pPr>
+            <w:r>
+              <w:rPr>
+                <w:rFonts w:asciiTheme="minorEastAsia" w:hAnsiTheme="minorEastAsia" w:cs="Times New Roman" w:hint="eastAsia"/>
+                <w:color w:val="000000"/>
+                <w:sz w:val="18"/>
+                <w:szCs w:val="18"/>
+              </w:rPr>
+              <w:t>护甲/闪避：近战</w:t>
+            </w:r>
+            <w:r>
+              <w:rPr>
+                <w:rFonts w:asciiTheme="minorEastAsia" w:hAnsiTheme="minorEastAsia" w:cs="Times New Roman" w:hint="eastAsia"/>
+                <w:color w:val="000000"/>
+                <w:sz w:val="18"/>
+                <w:szCs w:val="18"/>
+              </w:rPr>
+              <w:t>3</w:t>
+            </w:r>
+            <w:r>
+              <w:rPr>
+                <w:rFonts w:asciiTheme="minorEastAsia" w:hAnsiTheme="minorEastAsia" w:cs="Times New Roman" w:hint="eastAsia"/>
+                <w:color w:val="000000"/>
+                <w:sz w:val="18"/>
+                <w:szCs w:val="18"/>
+              </w:rPr>
+              <w:t>0</w:t>
+            </w:r>
+            <w:r>
+              <w:rPr>
+                <w:rFonts w:asciiTheme="minorEastAsia" w:hAnsiTheme="minorEastAsia" w:cs="Times New Roman"/>
+                <w:color w:val="000000"/>
+                <w:sz w:val="18"/>
+                <w:szCs w:val="18"/>
+              </w:rPr>
+              <w:t xml:space="preserve">  </w:t>
+            </w:r>
+            <w:r>
+              <w:rPr>
+                <w:rFonts w:asciiTheme="minorEastAsia" w:hAnsiTheme="minorEastAsia" w:cs="Times New Roman" w:hint="eastAsia"/>
+                <w:color w:val="000000"/>
+                <w:sz w:val="18"/>
+                <w:szCs w:val="18"/>
+              </w:rPr>
+              <w:t>远程</w:t>
+            </w:r>
+            <w:r>
+              <w:rPr>
+                <w:rFonts w:asciiTheme="minorEastAsia" w:hAnsiTheme="minorEastAsia" w:cs="Times New Roman" w:hint="eastAsia"/>
+                <w:color w:val="000000"/>
+                <w:sz w:val="18"/>
+                <w:szCs w:val="18"/>
+              </w:rPr>
+              <w:t>9</w:t>
+            </w:r>
+            <w:r>
+              <w:rPr>
+                <w:rFonts w:asciiTheme="minorEastAsia" w:hAnsiTheme="minorEastAsia" w:cs="Times New Roman" w:hint="eastAsia"/>
+                <w:color w:val="000000"/>
+                <w:sz w:val="18"/>
+                <w:szCs w:val="18"/>
+              </w:rPr>
+              <w:t>0</w:t>
+            </w:r>
+            <w:r>
+              <w:rPr>
+                <w:rFonts w:asciiTheme="minorEastAsia" w:hAnsiTheme="minorEastAsia" w:cs="Times New Roman"/>
+                <w:color w:val="000000"/>
+                <w:sz w:val="18"/>
+                <w:szCs w:val="18"/>
+              </w:rPr>
+              <w:t xml:space="preserve"> </w:t>
+            </w:r>
+            <w:r>
+              <w:rPr>
+                <w:rFonts w:asciiTheme="minorEastAsia" w:hAnsiTheme="minorEastAsia" w:cs="Times New Roman"/>
+                <w:color w:val="000000"/>
+                <w:sz w:val="18"/>
+                <w:szCs w:val="18"/>
+              </w:rPr>
+              <w:t xml:space="preserve"> </w:t>
+            </w:r>
+            <w:r>
+              <w:rPr>
+                <w:rFonts w:asciiTheme="minorEastAsia" w:hAnsiTheme="minorEastAsia" w:cs="Times New Roman" w:hint="eastAsia"/>
+                <w:color w:val="000000"/>
+                <w:sz w:val="18"/>
+                <w:szCs w:val="18"/>
+              </w:rPr>
+              <w:t>冲杀</w:t>
+            </w:r>
+            <w:r>
+              <w:rPr>
+                <w:rFonts w:asciiTheme="minorEastAsia" w:hAnsiTheme="minorEastAsia" w:cs="Times New Roman" w:hint="eastAsia"/>
+                <w:color w:val="000000"/>
+                <w:sz w:val="18"/>
+                <w:szCs w:val="18"/>
+              </w:rPr>
+              <w:t>5</w:t>
+            </w:r>
+            <w:r>
+              <w:rPr>
+                <w:rFonts w:asciiTheme="minorEastAsia" w:hAnsiTheme="minorEastAsia" w:cs="Times New Roman" w:hint="eastAsia"/>
+                <w:color w:val="000000"/>
+                <w:sz w:val="18"/>
+                <w:szCs w:val="18"/>
+              </w:rPr>
+              <w:t>0</w:t>
+            </w:r>
+          </w:p>
+        </w:tc>
+        <w:tc>
+          <w:tcPr>
+            <w:tcW w:w="5193" w:type="dxa"/>
+            <w:vMerge/>
+            <w:noWrap/>
+            <w:vAlign w:val="center"/>
+          </w:tcPr>
+          <w:p>
+            <w:pPr>
+              <w:widowControl/>
+              <w:jc w:val="center"/>
+              <w:rPr>
+                <w:rFonts w:asciiTheme="minorEastAsia" w:hAnsiTheme="minorEastAsia" w:cs="Times New Roman"/>
+                <w:color w:val="000000"/>
+                <w:sz w:val="18"/>
+                <w:szCs w:val="18"/>
+              </w:rPr>
+            </w:pPr>
+          </w:p>
+        </w:tc>
+      </w:tr>
+      <w:tr>
+        <w:trPr>
+          <w:trHeight w:val="270"/>
+        </w:trPr>
+        <w:tc>
+          <w:tcPr>
+            <w:tcW w:w="2056" w:type="dxa"/>
+            <w:vMerge/>
+            <w:hideMark/>
+          </w:tcPr>
+          <w:p>
+            <w:pPr>
+              <w:widowControl/>
+              <w:jc w:val="left"/>
+              <w:rPr>
+                <w:rFonts w:asciiTheme="minorEastAsia" w:hAnsiTheme="minorEastAsia" w:cs="Times New Roman"/>
+                <w:color w:val="000000"/>
+                <w:sz w:val="18"/>
+                <w:szCs w:val="18"/>
+              </w:rPr>
+            </w:pPr>
+          </w:p>
+        </w:tc>
+        <w:tc>
+          <w:tcPr>
+            <w:tcW w:w="3519" w:type="dxa"/>
+            <w:noWrap/>
+            <w:vAlign w:val="center"/>
+            <w:hideMark/>
+          </w:tcPr>
+          <w:p>
+            <w:pPr>
+              <w:widowControl/>
+              <w:jc w:val="left"/>
+              <w:rPr>
+                <w:rFonts w:asciiTheme="minorEastAsia" w:hAnsiTheme="minorEastAsia" w:cs="Times New Roman"/>
+                <w:color w:val="000000"/>
+                <w:sz w:val="18"/>
+                <w:szCs w:val="18"/>
+              </w:rPr>
+            </w:pPr>
+            <w:r>
+              <w:rPr>
+                <w:rFonts w:asciiTheme="minorEastAsia" w:hAnsiTheme="minorEastAsia" w:cs="Times New Roman"/>
+                <w:color w:val="000000"/>
+                <w:sz w:val="18"/>
+                <w:szCs w:val="18"/>
+              </w:rPr>
+              <w:t>移速</w:t>
+            </w:r>
+            <w:r>
+              <w:rPr>
+                <w:rFonts w:asciiTheme="minorEastAsia" w:hAnsiTheme="minorEastAsia" w:cs="Times New Roman" w:hint="eastAsia"/>
+                <w:color w:val="000000"/>
+                <w:sz w:val="18"/>
+                <w:szCs w:val="18"/>
+              </w:rPr>
+              <w:t>2</w:t>
+            </w:r>
+          </w:p>
+        </w:tc>
+        <w:tc>
+          <w:tcPr>
+            <w:tcW w:w="5193" w:type="dxa"/>
+            <w:vMerge/>
+            <w:hideMark/>
+          </w:tcPr>
+          <w:p>
+            <w:pPr>
+              <w:widowControl/>
+              <w:jc w:val="left"/>
+              <w:rPr>
+                <w:rFonts w:asciiTheme="minorEastAsia" w:hAnsiTheme="minorEastAsia" w:cs="Times New Roman"/>
+                <w:color w:val="000000"/>
+                <w:sz w:val="18"/>
+                <w:szCs w:val="18"/>
+              </w:rPr>
+            </w:pPr>
+          </w:p>
+        </w:tc>
+      </w:tr>
+    </w:tbl>
+    <w:p>
+      <w:pPr>
+        <w:spacing w:after="0" w:line="240" w:lineRule="auto"/>
+        <w:rPr>
+          <w:rFonts w:asciiTheme="minorEastAsia" w:hAnsiTheme="minorEastAsia"/>
+          <w:sz w:val="18"/>
+          <w:szCs w:val="18"/>
+        </w:rPr>
+      </w:pPr>
+    </w:p>
+    <w:tbl>
+      <w:tblPr>
+        <w:tblStyle w:val="TableGrid"/>
+        <w:tblW w:w="10768" w:type="dxa"/>
+        <w:tblLook w:val="04A0" w:firstRow="1" w:lastRow="0" w:firstColumn="1" w:lastColumn="0" w:noHBand="0" w:noVBand="1"/>
+      </w:tblPr>
+      <w:tblGrid>
+        <w:gridCol w:w="2056"/>
+        <w:gridCol w:w="3519"/>
+        <w:gridCol w:w="5193"/>
+      </w:tblGrid>
+      <w:tr>
+        <w:trPr>
+          <w:trHeight w:val="270"/>
+        </w:trPr>
+        <w:tc>
+          <w:tcPr>
+            <w:tcW w:w="2056" w:type="dxa"/>
+            <w:noWrap/>
+            <w:hideMark/>
+          </w:tcPr>
+          <w:p>
+            <w:pPr>
+              <w:widowControl/>
+              <w:jc w:val="center"/>
+              <w:rPr>
+                <w:rFonts w:asciiTheme="minorEastAsia" w:hAnsiTheme="minorEastAsia" w:cs="Times New Roman"/>
+                <w:b/>
+                <w:bCs/>
+                <w:color w:val="000000"/>
+                <w:sz w:val="18"/>
+                <w:szCs w:val="18"/>
+              </w:rPr>
+            </w:pPr>
+            <w:r>
+              <w:rPr>
+                <w:rFonts w:asciiTheme="minorEastAsia" w:hAnsiTheme="minorEastAsia" w:cs="Times New Roman" w:hint="eastAsia"/>
+                <w:b/>
+                <w:bCs/>
+                <w:color w:val="000000"/>
+                <w:sz w:val="18"/>
+                <w:szCs w:val="18"/>
+              </w:rPr>
+              <w:t>矮人火枪手</w:t>
+            </w:r>
+          </w:p>
+        </w:tc>
+        <w:tc>
+          <w:tcPr>
+            <w:tcW w:w="8712" w:type="dxa"/>
+            <w:gridSpan w:val="2"/>
+            <w:noWrap/>
+            <w:hideMark/>
+          </w:tcPr>
+          <w:p>
+            <w:pPr>
+              <w:widowControl/>
+              <w:jc w:val="left"/>
+              <w:rPr>
+                <w:rFonts w:asciiTheme="minorEastAsia" w:hAnsiTheme="minorEastAsia" w:cs="Times New Roman"/>
+                <w:color w:val="000000"/>
+                <w:sz w:val="18"/>
+                <w:szCs w:val="18"/>
+              </w:rPr>
+            </w:pPr>
+            <w:r>
+              <w:rPr>
+                <w:rFonts w:asciiTheme="minorEastAsia" w:hAnsiTheme="minorEastAsia" w:cs="Times New Roman" w:hint="eastAsia"/>
+                <w:color w:val="000000"/>
+                <w:sz w:val="18"/>
+                <w:szCs w:val="18"/>
+              </w:rPr>
+              <w:t>持盾-持斧-火枪-步兵</w:t>
+            </w:r>
+            <w:r>
+              <w:rPr>
+                <w:rFonts w:asciiTheme="minorEastAsia" w:hAnsiTheme="minorEastAsia" w:cs="Times New Roman" w:hint="eastAsia"/>
+                <w:color w:val="000000"/>
+                <w:sz w:val="18"/>
+                <w:szCs w:val="18"/>
+              </w:rPr>
+              <w:t>（G）</w:t>
+            </w:r>
+          </w:p>
+        </w:tc>
+      </w:tr>
+      <w:tr>
+        <w:trPr>
+          <w:trHeight w:val="113"/>
+        </w:trPr>
+        <w:tc>
+          <w:tcPr>
+            <w:tcW w:w="2056" w:type="dxa"/>
+            <w:vMerge w:val="restart"/>
+            <w:noWrap/>
+            <w:hideMark/>
+          </w:tcPr>
+          <w:p>
+            <w:pPr>
+              <w:widowControl/>
+              <w:jc w:val="center"/>
+              <w:rPr>
+                <w:rFonts w:asciiTheme="minorEastAsia" w:hAnsiTheme="minorEastAsia" w:cs="Times New Roman"/>
+                <w:color w:val="000000"/>
+                <w:sz w:val="18"/>
+                <w:szCs w:val="18"/>
+              </w:rPr>
+            </w:pPr>
+          </w:p>
+        </w:tc>
+        <w:tc>
+          <w:tcPr>
+            <w:tcW w:w="3519" w:type="dxa"/>
+            <w:noWrap/>
+            <w:vAlign w:val="center"/>
+            <w:hideMark/>
+          </w:tcPr>
+          <w:p>
+            <w:pPr>
+              <w:widowControl/>
+              <w:jc w:val="left"/>
+              <w:rPr>
+                <w:rFonts w:asciiTheme="minorEastAsia" w:hAnsiTheme="minorEastAsia" w:cs="Times New Roman"/>
+                <w:color w:val="000000"/>
+                <w:sz w:val="18"/>
+                <w:szCs w:val="18"/>
+              </w:rPr>
+            </w:pPr>
+            <w:r>
+              <w:rPr>
+                <w:rFonts w:asciiTheme="minorEastAsia" w:hAnsiTheme="minorEastAsia" w:cs="Times New Roman" w:hint="eastAsia"/>
+                <w:color w:val="000000"/>
+                <w:sz w:val="18"/>
+                <w:szCs w:val="18"/>
+              </w:rPr>
+              <w:t>人数</w:t>
+            </w:r>
+            <w:r>
+              <w:rPr>
+                <w:rFonts w:asciiTheme="minorEastAsia" w:hAnsiTheme="minorEastAsia" w:cs="Times New Roman" w:hint="eastAsia"/>
+                <w:color w:val="000000"/>
+                <w:sz w:val="18"/>
+                <w:szCs w:val="18"/>
+              </w:rPr>
+              <w:t>48</w:t>
+            </w:r>
+            <w:r>
+              <w:rPr>
+                <w:rFonts w:asciiTheme="minorEastAsia" w:hAnsiTheme="minorEastAsia" w:cs="Times New Roman"/>
+                <w:color w:val="000000"/>
+                <w:sz w:val="18"/>
+                <w:szCs w:val="18"/>
+              </w:rPr>
+              <w:t xml:space="preserve">  </w:t>
+            </w:r>
+            <w:r>
+              <w:rPr>
+                <w:rFonts w:asciiTheme="minorEastAsia" w:hAnsiTheme="minorEastAsia" w:cs="Times New Roman" w:hint="eastAsia"/>
+                <w:color w:val="000000"/>
+                <w:sz w:val="18"/>
+                <w:szCs w:val="18"/>
+              </w:rPr>
+              <w:t>单体生命</w:t>
+            </w:r>
+            <w:r>
+              <w:rPr>
+                <w:rFonts w:asciiTheme="minorEastAsia" w:hAnsiTheme="minorEastAsia" w:cs="Times New Roman" w:hint="eastAsia"/>
+                <w:color w:val="000000"/>
+                <w:sz w:val="18"/>
+                <w:szCs w:val="18"/>
+              </w:rPr>
+              <w:t>70</w:t>
+            </w:r>
+          </w:p>
+        </w:tc>
+        <w:tc>
+          <w:tcPr>
+            <w:tcW w:w="5193" w:type="dxa"/>
+            <w:vMerge w:val="restart"/>
+            <w:noWrap/>
+            <w:vAlign w:val="center"/>
+            <w:hideMark/>
+          </w:tcPr>
+          <w:p>
+            <w:pPr>
+              <w:widowControl/>
+              <w:jc w:val="left"/>
+              <w:rPr>
+                <w:rFonts w:asciiTheme="minorEastAsia" w:hAnsiTheme="minorEastAsia" w:cs="Times New Roman"/>
+                <w:color w:val="000000"/>
+                <w:sz w:val="18"/>
+                <w:szCs w:val="18"/>
+              </w:rPr>
+            </w:pPr>
+            <w:r>
+              <w:rPr>
+                <w:rFonts w:asciiTheme="minorEastAsia" w:hAnsiTheme="minorEastAsia" w:cs="Times New Roman" w:hint="eastAsia"/>
+                <w:color w:val="000000"/>
+                <w:sz w:val="18"/>
+                <w:szCs w:val="18"/>
+              </w:rPr>
+              <w:t>攻击</w:t>
+            </w:r>
+            <w:r>
+              <w:rPr>
+                <w:rFonts w:asciiTheme="minorEastAsia" w:hAnsiTheme="minorEastAsia" w:cs="Times New Roman" w:hint="eastAsia"/>
+                <w:color w:val="000000"/>
+                <w:sz w:val="18"/>
+                <w:szCs w:val="18"/>
+              </w:rPr>
+              <w:t>24</w:t>
+            </w:r>
+            <w:r>
+              <w:rPr>
+                <w:rFonts w:asciiTheme="minorEastAsia" w:hAnsiTheme="minorEastAsia" w:cs="Times New Roman"/>
+                <w:color w:val="000000"/>
+                <w:sz w:val="18"/>
+                <w:szCs w:val="18"/>
+              </w:rPr>
+              <w:t xml:space="preserve">  </w:t>
+            </w:r>
+            <w:r>
+              <w:rPr>
+                <w:rFonts w:asciiTheme="minorEastAsia" w:hAnsiTheme="minorEastAsia" w:cs="Times New Roman" w:hint="eastAsia"/>
+                <w:color w:val="000000"/>
+                <w:sz w:val="18"/>
+                <w:szCs w:val="18"/>
+              </w:rPr>
+              <w:t>近战</w:t>
+            </w:r>
+          </w:p>
+          <w:p>
+            <w:pPr>
+              <w:widowControl/>
+              <w:jc w:val="left"/>
+              <w:rPr>
+                <w:rFonts w:asciiTheme="minorEastAsia" w:hAnsiTheme="minorEastAsia" w:cs="Times New Roman"/>
+                <w:color w:val="000000"/>
+                <w:sz w:val="18"/>
+                <w:szCs w:val="18"/>
+              </w:rPr>
+            </w:pPr>
+            <w:r>
+              <w:rPr>
+                <w:rFonts w:asciiTheme="minorEastAsia" w:hAnsiTheme="minorEastAsia" w:cs="Times New Roman" w:hint="eastAsia"/>
+                <w:color w:val="000000"/>
+                <w:sz w:val="18"/>
+                <w:szCs w:val="18"/>
+              </w:rPr>
+              <w:t>攻击4</w:t>
+            </w:r>
+            <w:r>
+              <w:rPr>
+                <w:rFonts w:asciiTheme="minorEastAsia" w:hAnsiTheme="minorEastAsia" w:cs="Times New Roman" w:hint="eastAsia"/>
+                <w:color w:val="000000"/>
+                <w:sz w:val="18"/>
+                <w:szCs w:val="18"/>
+              </w:rPr>
+              <w:t>0</w:t>
+            </w:r>
+            <w:r>
+              <w:rPr>
+                <w:rFonts w:asciiTheme="minorEastAsia" w:hAnsiTheme="minorEastAsia" w:cs="Times New Roman"/>
+                <w:color w:val="000000"/>
+                <w:sz w:val="18"/>
+                <w:szCs w:val="18"/>
+              </w:rPr>
+              <w:t xml:space="preserve">  </w:t>
+            </w:r>
+            <w:r>
+              <w:rPr>
+                <w:rFonts w:asciiTheme="minorEastAsia" w:hAnsiTheme="minorEastAsia" w:cs="Times New Roman" w:hint="eastAsia"/>
+                <w:color w:val="000000"/>
+                <w:sz w:val="18"/>
+                <w:szCs w:val="18"/>
+              </w:rPr>
+              <w:t>范围6</w:t>
+            </w:r>
+            <w:r>
+              <w:rPr>
+                <w:rFonts w:asciiTheme="minorEastAsia" w:hAnsiTheme="minorEastAsia" w:cs="Times New Roman"/>
+                <w:color w:val="000000"/>
+                <w:sz w:val="18"/>
+                <w:szCs w:val="18"/>
+              </w:rPr>
+              <w:t xml:space="preserve">  </w:t>
+            </w:r>
+            <w:r>
+              <w:rPr>
+                <w:rFonts w:asciiTheme="minorEastAsia" w:hAnsiTheme="minorEastAsia" w:cs="Times New Roman" w:hint="eastAsia"/>
+                <w:color w:val="000000"/>
+                <w:sz w:val="18"/>
+                <w:szCs w:val="18"/>
+              </w:rPr>
+              <w:t>破甲</w:t>
+            </w:r>
+            <w:r>
+              <w:rPr>
+                <w:rFonts w:asciiTheme="minorEastAsia" w:hAnsiTheme="minorEastAsia" w:cs="Times New Roman" w:hint="eastAsia"/>
+                <w:color w:val="000000"/>
+                <w:sz w:val="18"/>
+                <w:szCs w:val="18"/>
+              </w:rPr>
+              <w:t>4</w:t>
+            </w:r>
+            <w:r>
+              <w:rPr>
+                <w:rFonts w:asciiTheme="minorEastAsia" w:hAnsiTheme="minorEastAsia" w:cs="Times New Roman" w:hint="eastAsia"/>
+                <w:color w:val="000000"/>
+                <w:sz w:val="18"/>
+                <w:szCs w:val="18"/>
+              </w:rPr>
+              <w:t>0</w:t>
+            </w:r>
+          </w:p>
+        </w:tc>
+      </w:tr>
+      <w:tr>
+        <w:trPr>
+          <w:trHeight w:val="112"/>
+        </w:trPr>
+        <w:tc>
+          <w:tcPr>
+            <w:tcW w:w="2056" w:type="dxa"/>
+            <w:vMerge/>
+            <w:noWrap/>
+          </w:tcPr>
+          <w:p>
+            <w:pPr>
+              <w:widowControl/>
+              <w:jc w:val="left"/>
+              <w:rPr>
+                <w:rFonts w:asciiTheme="minorEastAsia" w:hAnsiTheme="minorEastAsia" w:cs="Times New Roman"/>
+                <w:color w:val="000000"/>
+                <w:sz w:val="18"/>
+                <w:szCs w:val="18"/>
+              </w:rPr>
+            </w:pPr>
+          </w:p>
+        </w:tc>
+        <w:tc>
+          <w:tcPr>
+            <w:tcW w:w="3519" w:type="dxa"/>
+            <w:noWrap/>
+            <w:vAlign w:val="center"/>
+          </w:tcPr>
+          <w:p>
+            <w:pPr>
+              <w:widowControl/>
+              <w:jc w:val="left"/>
+              <w:rPr>
+                <w:rFonts w:asciiTheme="minorEastAsia" w:hAnsiTheme="minorEastAsia" w:cs="Times New Roman"/>
+                <w:color w:val="000000"/>
+                <w:sz w:val="18"/>
+                <w:szCs w:val="18"/>
+              </w:rPr>
+            </w:pPr>
+            <w:r>
+              <w:rPr>
+                <w:rFonts w:asciiTheme="minorEastAsia" w:hAnsiTheme="minorEastAsia" w:cs="Times New Roman" w:hint="eastAsia"/>
+                <w:color w:val="000000"/>
+                <w:sz w:val="18"/>
+                <w:szCs w:val="18"/>
+              </w:rPr>
+              <w:t>护甲/闪避：近战</w:t>
+            </w:r>
+            <w:r>
+              <w:rPr>
+                <w:rFonts w:asciiTheme="minorEastAsia" w:hAnsiTheme="minorEastAsia" w:cs="Times New Roman" w:hint="eastAsia"/>
+                <w:color w:val="000000"/>
+                <w:sz w:val="18"/>
+                <w:szCs w:val="18"/>
+              </w:rPr>
+              <w:t>4</w:t>
+            </w:r>
+            <w:r>
+              <w:rPr>
+                <w:rFonts w:asciiTheme="minorEastAsia" w:hAnsiTheme="minorEastAsia" w:cs="Times New Roman" w:hint="eastAsia"/>
+                <w:color w:val="000000"/>
+                <w:sz w:val="18"/>
+                <w:szCs w:val="18"/>
+              </w:rPr>
+              <w:t>0</w:t>
+            </w:r>
+            <w:r>
+              <w:rPr>
+                <w:rFonts w:asciiTheme="minorEastAsia" w:hAnsiTheme="minorEastAsia" w:cs="Times New Roman"/>
+                <w:color w:val="000000"/>
+                <w:sz w:val="18"/>
+                <w:szCs w:val="18"/>
+              </w:rPr>
+              <w:t xml:space="preserve">  </w:t>
+            </w:r>
+            <w:r>
+              <w:rPr>
+                <w:rFonts w:asciiTheme="minorEastAsia" w:hAnsiTheme="minorEastAsia" w:cs="Times New Roman" w:hint="eastAsia"/>
+                <w:color w:val="000000"/>
+                <w:sz w:val="18"/>
+                <w:szCs w:val="18"/>
+              </w:rPr>
+              <w:t>远程</w:t>
+            </w:r>
+            <w:r>
+              <w:rPr>
+                <w:rFonts w:asciiTheme="minorEastAsia" w:hAnsiTheme="minorEastAsia" w:cs="Times New Roman" w:hint="eastAsia"/>
+                <w:color w:val="000000"/>
+                <w:sz w:val="18"/>
+                <w:szCs w:val="18"/>
+              </w:rPr>
+              <w:t>5</w:t>
+            </w:r>
+            <w:r>
+              <w:rPr>
+                <w:rFonts w:asciiTheme="minorEastAsia" w:hAnsiTheme="minorEastAsia" w:cs="Times New Roman" w:hint="eastAsia"/>
+                <w:color w:val="000000"/>
+                <w:sz w:val="18"/>
+                <w:szCs w:val="18"/>
+              </w:rPr>
+              <w:t>0</w:t>
+            </w:r>
+            <w:r>
+              <w:rPr>
+                <w:rFonts w:asciiTheme="minorEastAsia" w:hAnsiTheme="minorEastAsia" w:cs="Times New Roman"/>
+                <w:color w:val="000000"/>
+                <w:sz w:val="18"/>
+                <w:szCs w:val="18"/>
+              </w:rPr>
+              <w:t xml:space="preserve"> </w:t>
+            </w:r>
+            <w:r>
+              <w:rPr>
+                <w:rFonts w:asciiTheme="minorEastAsia" w:hAnsiTheme="minorEastAsia" w:cs="Times New Roman"/>
+                <w:color w:val="000000"/>
+                <w:sz w:val="18"/>
+                <w:szCs w:val="18"/>
+              </w:rPr>
+              <w:t xml:space="preserve"> </w:t>
+            </w:r>
+            <w:r>
+              <w:rPr>
+                <w:rFonts w:asciiTheme="minorEastAsia" w:hAnsiTheme="minorEastAsia" w:cs="Times New Roman" w:hint="eastAsia"/>
+                <w:color w:val="000000"/>
+                <w:sz w:val="18"/>
+                <w:szCs w:val="18"/>
+              </w:rPr>
+              <w:t>冲杀</w:t>
+            </w:r>
+            <w:r>
+              <w:rPr>
+                <w:rFonts w:asciiTheme="minorEastAsia" w:hAnsiTheme="minorEastAsia" w:cs="Times New Roman" w:hint="eastAsia"/>
+                <w:color w:val="000000"/>
+                <w:sz w:val="18"/>
+                <w:szCs w:val="18"/>
+              </w:rPr>
+              <w:t>2</w:t>
+            </w:r>
+            <w:r>
+              <w:rPr>
+                <w:rFonts w:asciiTheme="minorEastAsia" w:hAnsiTheme="minorEastAsia" w:cs="Times New Roman" w:hint="eastAsia"/>
+                <w:color w:val="000000"/>
+                <w:sz w:val="18"/>
+                <w:szCs w:val="18"/>
+              </w:rPr>
+              <w:t>0</w:t>
+            </w:r>
+          </w:p>
+        </w:tc>
+        <w:tc>
+          <w:tcPr>
+            <w:tcW w:w="5193" w:type="dxa"/>
+            <w:vMerge/>
+            <w:noWrap/>
+            <w:vAlign w:val="center"/>
+          </w:tcPr>
+          <w:p>
+            <w:pPr>
+              <w:widowControl/>
+              <w:jc w:val="center"/>
+              <w:rPr>
+                <w:rFonts w:asciiTheme="minorEastAsia" w:hAnsiTheme="minorEastAsia" w:cs="Times New Roman"/>
+                <w:color w:val="000000"/>
+                <w:sz w:val="18"/>
+                <w:szCs w:val="18"/>
+              </w:rPr>
+            </w:pPr>
+          </w:p>
+        </w:tc>
+      </w:tr>
+      <w:tr>
+        <w:trPr>
+          <w:trHeight w:val="270"/>
+        </w:trPr>
+        <w:tc>
+          <w:tcPr>
+            <w:tcW w:w="2056" w:type="dxa"/>
+            <w:vMerge/>
+            <w:hideMark/>
+          </w:tcPr>
+          <w:p>
+            <w:pPr>
+              <w:widowControl/>
+              <w:jc w:val="left"/>
+              <w:rPr>
+                <w:rFonts w:asciiTheme="minorEastAsia" w:hAnsiTheme="minorEastAsia" w:cs="Times New Roman"/>
+                <w:color w:val="000000"/>
+                <w:sz w:val="18"/>
+                <w:szCs w:val="18"/>
+              </w:rPr>
+            </w:pPr>
+          </w:p>
+        </w:tc>
+        <w:tc>
+          <w:tcPr>
+            <w:tcW w:w="3519" w:type="dxa"/>
+            <w:noWrap/>
+            <w:vAlign w:val="center"/>
+            <w:hideMark/>
+          </w:tcPr>
+          <w:p>
+            <w:pPr>
+              <w:widowControl/>
+              <w:jc w:val="left"/>
+              <w:rPr>
+                <w:rFonts w:asciiTheme="minorEastAsia" w:hAnsiTheme="minorEastAsia" w:cs="Times New Roman"/>
+                <w:color w:val="000000"/>
+                <w:sz w:val="18"/>
+                <w:szCs w:val="18"/>
+              </w:rPr>
+            </w:pPr>
+            <w:r>
+              <w:rPr>
+                <w:rFonts w:asciiTheme="minorEastAsia" w:hAnsiTheme="minorEastAsia" w:cs="Times New Roman"/>
+                <w:color w:val="000000"/>
+                <w:sz w:val="18"/>
+                <w:szCs w:val="18"/>
+              </w:rPr>
+              <w:t>移速</w:t>
+            </w:r>
+            <w:r>
+              <w:rPr>
+                <w:rFonts w:asciiTheme="minorEastAsia" w:hAnsiTheme="minorEastAsia" w:cs="Times New Roman" w:hint="eastAsia"/>
+                <w:color w:val="000000"/>
+                <w:sz w:val="18"/>
+                <w:szCs w:val="18"/>
+              </w:rPr>
+              <w:t>2</w:t>
+            </w:r>
+          </w:p>
+        </w:tc>
+        <w:tc>
+          <w:tcPr>
+            <w:tcW w:w="5193" w:type="dxa"/>
+            <w:vMerge/>
+            <w:hideMark/>
+          </w:tcPr>
+          <w:p>
+            <w:pPr>
+              <w:widowControl/>
+              <w:jc w:val="left"/>
+              <w:rPr>
+                <w:rFonts w:asciiTheme="minorEastAsia" w:hAnsiTheme="minorEastAsia" w:cs="Times New Roman"/>
+                <w:color w:val="000000"/>
+                <w:sz w:val="18"/>
+                <w:szCs w:val="18"/>
+              </w:rPr>
+            </w:pPr>
+          </w:p>
+        </w:tc>
+      </w:tr>
+    </w:tbl>
+    <w:p>
+      <w:pPr>
+        <w:spacing w:after="0" w:line="240" w:lineRule="auto"/>
+        <w:rPr>
+          <w:rFonts w:asciiTheme="minorEastAsia" w:hAnsiTheme="minorEastAsia"/>
+          <w:sz w:val="18"/>
+          <w:szCs w:val="18"/>
+        </w:rPr>
+      </w:pPr>
+    </w:p>
+    <w:tbl>
+      <w:tblPr>
+        <w:tblStyle w:val="TableGrid"/>
+        <w:tblW w:w="10768" w:type="dxa"/>
+        <w:tblLook w:val="04A0" w:firstRow="1" w:lastRow="0" w:firstColumn="1" w:lastColumn="0" w:noHBand="0" w:noVBand="1"/>
+      </w:tblPr>
+      <w:tblGrid>
+        <w:gridCol w:w="2056"/>
+        <w:gridCol w:w="3519"/>
+        <w:gridCol w:w="5193"/>
+      </w:tblGrid>
+      <w:tr>
+        <w:trPr>
+          <w:trHeight w:val="270"/>
+        </w:trPr>
+        <w:tc>
+          <w:tcPr>
+            <w:tcW w:w="2056" w:type="dxa"/>
+            <w:noWrap/>
+            <w:hideMark/>
+          </w:tcPr>
+          <w:p>
+            <w:pPr>
+              <w:widowControl/>
+              <w:jc w:val="center"/>
+              <w:rPr>
+                <w:rFonts w:asciiTheme="minorEastAsia" w:hAnsiTheme="minorEastAsia" w:cs="Times New Roman"/>
+                <w:b/>
+                <w:bCs/>
+                <w:color w:val="000000"/>
+                <w:sz w:val="18"/>
+                <w:szCs w:val="18"/>
+              </w:rPr>
+            </w:pPr>
+            <w:r>
+              <w:rPr>
+                <w:rFonts w:asciiTheme="minorEastAsia" w:hAnsiTheme="minorEastAsia" w:cs="Times New Roman" w:hint="eastAsia"/>
+                <w:b/>
+                <w:bCs/>
+                <w:color w:val="000000"/>
+                <w:sz w:val="18"/>
+                <w:szCs w:val="18"/>
+              </w:rPr>
+              <w:t>迫击炮小组</w:t>
+            </w:r>
+          </w:p>
+        </w:tc>
+        <w:tc>
+          <w:tcPr>
+            <w:tcW w:w="8712" w:type="dxa"/>
+            <w:gridSpan w:val="2"/>
+            <w:noWrap/>
+            <w:hideMark/>
+          </w:tcPr>
+          <w:p>
+            <w:pPr>
+              <w:widowControl/>
+              <w:jc w:val="left"/>
+              <w:rPr>
+                <w:rFonts w:asciiTheme="minorEastAsia" w:hAnsiTheme="minorEastAsia" w:cs="Times New Roman"/>
+                <w:color w:val="000000"/>
+                <w:sz w:val="18"/>
+                <w:szCs w:val="18"/>
+              </w:rPr>
+            </w:pPr>
+            <w:r>
+              <w:rPr>
+                <w:rFonts w:asciiTheme="minorEastAsia" w:hAnsiTheme="minorEastAsia" w:cs="Times New Roman" w:hint="eastAsia"/>
+                <w:color w:val="000000"/>
+                <w:sz w:val="18"/>
+                <w:szCs w:val="18"/>
+              </w:rPr>
+              <w:t>持盾-持斧-迫击炮-步兵</w:t>
+            </w:r>
+            <w:r>
+              <w:rPr>
+                <w:rFonts w:asciiTheme="minorEastAsia" w:hAnsiTheme="minorEastAsia" w:cs="Times New Roman" w:hint="eastAsia"/>
+                <w:color w:val="000000"/>
+                <w:sz w:val="18"/>
+                <w:szCs w:val="18"/>
+              </w:rPr>
+              <w:t>（G）</w:t>
+            </w:r>
+          </w:p>
+        </w:tc>
+      </w:tr>
+      <w:tr>
+        <w:trPr>
+          <w:trHeight w:val="113"/>
+        </w:trPr>
+        <w:tc>
+          <w:tcPr>
+            <w:tcW w:w="2056" w:type="dxa"/>
+            <w:vMerge w:val="restart"/>
+            <w:noWrap/>
+            <w:hideMark/>
+          </w:tcPr>
+          <w:p>
+            <w:pPr>
+              <w:widowControl/>
+              <w:jc w:val="center"/>
+              <w:rPr>
+                <w:rFonts w:asciiTheme="minorEastAsia" w:hAnsiTheme="minorEastAsia" w:cs="Times New Roman"/>
+                <w:color w:val="000000"/>
+                <w:sz w:val="18"/>
+                <w:szCs w:val="18"/>
+              </w:rPr>
+            </w:pPr>
+          </w:p>
+        </w:tc>
+        <w:tc>
+          <w:tcPr>
+            <w:tcW w:w="3519" w:type="dxa"/>
+            <w:noWrap/>
+            <w:vAlign w:val="center"/>
+            <w:hideMark/>
+          </w:tcPr>
+          <w:p>
+            <w:pPr>
+              <w:widowControl/>
+              <w:jc w:val="left"/>
+              <w:rPr>
+                <w:rFonts w:asciiTheme="minorEastAsia" w:hAnsiTheme="minorEastAsia" w:cs="Times New Roman"/>
+                <w:color w:val="000000"/>
+                <w:sz w:val="18"/>
+                <w:szCs w:val="18"/>
+              </w:rPr>
+            </w:pPr>
+            <w:r>
+              <w:rPr>
+                <w:rFonts w:asciiTheme="minorEastAsia" w:hAnsiTheme="minorEastAsia" w:cs="Times New Roman" w:hint="eastAsia"/>
+                <w:color w:val="000000"/>
+                <w:sz w:val="18"/>
+                <w:szCs w:val="18"/>
+              </w:rPr>
+              <w:t>人数</w:t>
+            </w:r>
+            <w:r>
+              <w:rPr>
+                <w:rFonts w:asciiTheme="minorEastAsia" w:hAnsiTheme="minorEastAsia" w:cs="Times New Roman" w:hint="eastAsia"/>
+                <w:color w:val="000000"/>
+                <w:sz w:val="18"/>
+                <w:szCs w:val="18"/>
+              </w:rPr>
+              <w:t>32</w:t>
+            </w:r>
+            <w:r>
+              <w:rPr>
+                <w:rFonts w:asciiTheme="minorEastAsia" w:hAnsiTheme="minorEastAsia" w:cs="Times New Roman"/>
+                <w:color w:val="000000"/>
+                <w:sz w:val="18"/>
+                <w:szCs w:val="18"/>
+              </w:rPr>
+              <w:t xml:space="preserve">  </w:t>
+            </w:r>
+            <w:r>
+              <w:rPr>
+                <w:rFonts w:asciiTheme="minorEastAsia" w:hAnsiTheme="minorEastAsia" w:cs="Times New Roman" w:hint="eastAsia"/>
+                <w:color w:val="000000"/>
+                <w:sz w:val="18"/>
+                <w:szCs w:val="18"/>
+              </w:rPr>
+              <w:t>单体生命</w:t>
+            </w:r>
+            <w:r>
+              <w:rPr>
+                <w:rFonts w:asciiTheme="minorEastAsia" w:hAnsiTheme="minorEastAsia" w:cs="Times New Roman" w:hint="eastAsia"/>
+                <w:color w:val="000000"/>
+                <w:sz w:val="18"/>
+                <w:szCs w:val="18"/>
+              </w:rPr>
+              <w:t>70</w:t>
+            </w:r>
+          </w:p>
+        </w:tc>
+        <w:tc>
+          <w:tcPr>
+            <w:tcW w:w="5193" w:type="dxa"/>
+            <w:vMerge w:val="restart"/>
+            <w:noWrap/>
+            <w:vAlign w:val="center"/>
+            <w:hideMark/>
+          </w:tcPr>
+          <w:p>
+            <w:pPr>
+              <w:widowControl/>
+              <w:jc w:val="left"/>
+              <w:rPr>
+                <w:rFonts w:asciiTheme="minorEastAsia" w:hAnsiTheme="minorEastAsia" w:cs="Times New Roman"/>
+                <w:color w:val="000000"/>
+                <w:sz w:val="18"/>
+                <w:szCs w:val="18"/>
+              </w:rPr>
+            </w:pPr>
+            <w:r>
+              <w:rPr>
+                <w:rFonts w:asciiTheme="minorEastAsia" w:hAnsiTheme="minorEastAsia" w:cs="Times New Roman" w:hint="eastAsia"/>
+                <w:color w:val="000000"/>
+                <w:sz w:val="18"/>
+                <w:szCs w:val="18"/>
+              </w:rPr>
+              <w:t>攻击</w:t>
+            </w:r>
+            <w:r>
+              <w:rPr>
+                <w:rFonts w:asciiTheme="minorEastAsia" w:hAnsiTheme="minorEastAsia" w:cs="Times New Roman" w:hint="eastAsia"/>
+                <w:color w:val="000000"/>
+                <w:sz w:val="18"/>
+                <w:szCs w:val="18"/>
+              </w:rPr>
+              <w:t>24</w:t>
+            </w:r>
+            <w:r>
+              <w:rPr>
+                <w:rFonts w:asciiTheme="minorEastAsia" w:hAnsiTheme="minorEastAsia" w:cs="Times New Roman"/>
+                <w:color w:val="000000"/>
+                <w:sz w:val="18"/>
+                <w:szCs w:val="18"/>
+              </w:rPr>
+              <w:t xml:space="preserve">  </w:t>
+            </w:r>
+            <w:r>
+              <w:rPr>
+                <w:rFonts w:asciiTheme="minorEastAsia" w:hAnsiTheme="minorEastAsia" w:cs="Times New Roman" w:hint="eastAsia"/>
+                <w:color w:val="000000"/>
+                <w:sz w:val="18"/>
+                <w:szCs w:val="18"/>
+              </w:rPr>
+              <w:t>近战</w:t>
+            </w:r>
+          </w:p>
+          <w:p>
+            <w:pPr>
+              <w:widowControl/>
+              <w:jc w:val="left"/>
+              <w:rPr>
+                <w:rFonts w:asciiTheme="minorEastAsia" w:hAnsiTheme="minorEastAsia" w:cs="Times New Roman" w:hint="eastAsia"/>
+                <w:color w:val="000000"/>
+                <w:sz w:val="18"/>
+                <w:szCs w:val="18"/>
+              </w:rPr>
+            </w:pPr>
+            <w:r>
+              <w:rPr>
+                <w:rFonts w:asciiTheme="minorEastAsia" w:hAnsiTheme="minorEastAsia" w:cs="Times New Roman" w:hint="eastAsia"/>
+                <w:color w:val="000000"/>
+                <w:sz w:val="18"/>
+                <w:szCs w:val="18"/>
+              </w:rPr>
+              <w:t>攻击</w:t>
+            </w:r>
+            <w:r>
+              <w:rPr>
+                <w:rFonts w:asciiTheme="minorEastAsia" w:hAnsiTheme="minorEastAsia" w:cs="Times New Roman" w:hint="eastAsia"/>
+                <w:color w:val="000000"/>
+                <w:sz w:val="18"/>
+                <w:szCs w:val="18"/>
+              </w:rPr>
+              <w:t>8</w:t>
+            </w:r>
+            <w:r>
+              <w:rPr>
+                <w:rFonts w:asciiTheme="minorEastAsia" w:hAnsiTheme="minorEastAsia" w:cs="Times New Roman" w:hint="eastAsia"/>
+                <w:color w:val="000000"/>
+                <w:sz w:val="18"/>
+                <w:szCs w:val="18"/>
+              </w:rPr>
+              <w:t>0</w:t>
+            </w:r>
+            <w:r>
+              <w:rPr>
+                <w:rFonts w:asciiTheme="minorEastAsia" w:hAnsiTheme="minorEastAsia" w:cs="Times New Roman"/>
+                <w:color w:val="000000"/>
+                <w:sz w:val="18"/>
+                <w:szCs w:val="18"/>
+              </w:rPr>
+              <w:t xml:space="preserve">  </w:t>
+            </w:r>
+            <w:r>
+              <w:rPr>
+                <w:rFonts w:asciiTheme="minorEastAsia" w:hAnsiTheme="minorEastAsia" w:cs="Times New Roman" w:hint="eastAsia"/>
+                <w:color w:val="000000"/>
+                <w:sz w:val="18"/>
+                <w:szCs w:val="18"/>
+              </w:rPr>
+              <w:t>范围</w:t>
+            </w:r>
+            <w:r>
+              <w:rPr>
+                <w:rFonts w:asciiTheme="minorEastAsia" w:hAnsiTheme="minorEastAsia" w:cs="Times New Roman" w:hint="eastAsia"/>
+                <w:color w:val="000000"/>
+                <w:sz w:val="18"/>
+                <w:szCs w:val="18"/>
+              </w:rPr>
+              <w:t>4</w:t>
+            </w:r>
+          </w:p>
+        </w:tc>
+      </w:tr>
+      <w:tr>
+        <w:trPr>
+          <w:trHeight w:val="112"/>
+        </w:trPr>
+        <w:tc>
+          <w:tcPr>
+            <w:tcW w:w="2056" w:type="dxa"/>
+            <w:vMerge/>
+            <w:noWrap/>
+          </w:tcPr>
+          <w:p>
+            <w:pPr>
+              <w:widowControl/>
+              <w:jc w:val="left"/>
+              <w:rPr>
+                <w:rFonts w:asciiTheme="minorEastAsia" w:hAnsiTheme="minorEastAsia" w:cs="Times New Roman"/>
+                <w:color w:val="000000"/>
+                <w:sz w:val="18"/>
+                <w:szCs w:val="18"/>
+              </w:rPr>
+            </w:pPr>
+          </w:p>
+        </w:tc>
+        <w:tc>
+          <w:tcPr>
+            <w:tcW w:w="3519" w:type="dxa"/>
+            <w:noWrap/>
+            <w:vAlign w:val="center"/>
+          </w:tcPr>
+          <w:p>
+            <w:pPr>
+              <w:widowControl/>
+              <w:jc w:val="left"/>
+              <w:rPr>
+                <w:rFonts w:asciiTheme="minorEastAsia" w:hAnsiTheme="minorEastAsia" w:cs="Times New Roman"/>
+                <w:color w:val="000000"/>
+                <w:sz w:val="18"/>
+                <w:szCs w:val="18"/>
+              </w:rPr>
+            </w:pPr>
+            <w:r>
+              <w:rPr>
+                <w:rFonts w:asciiTheme="minorEastAsia" w:hAnsiTheme="minorEastAsia" w:cs="Times New Roman" w:hint="eastAsia"/>
+                <w:color w:val="000000"/>
+                <w:sz w:val="18"/>
+                <w:szCs w:val="18"/>
+              </w:rPr>
+              <w:t>护甲/闪避：近战</w:t>
+            </w:r>
+            <w:r>
+              <w:rPr>
+                <w:rFonts w:asciiTheme="minorEastAsia" w:hAnsiTheme="minorEastAsia" w:cs="Times New Roman" w:hint="eastAsia"/>
+                <w:color w:val="000000"/>
+                <w:sz w:val="18"/>
+                <w:szCs w:val="18"/>
+              </w:rPr>
+              <w:t>4</w:t>
+            </w:r>
+            <w:r>
+              <w:rPr>
+                <w:rFonts w:asciiTheme="minorEastAsia" w:hAnsiTheme="minorEastAsia" w:cs="Times New Roman" w:hint="eastAsia"/>
+                <w:color w:val="000000"/>
+                <w:sz w:val="18"/>
+                <w:szCs w:val="18"/>
+              </w:rPr>
+              <w:t>0</w:t>
+            </w:r>
+            <w:r>
+              <w:rPr>
+                <w:rFonts w:asciiTheme="minorEastAsia" w:hAnsiTheme="minorEastAsia" w:cs="Times New Roman"/>
+                <w:color w:val="000000"/>
+                <w:sz w:val="18"/>
+                <w:szCs w:val="18"/>
+              </w:rPr>
+              <w:t xml:space="preserve">  </w:t>
+            </w:r>
+            <w:r>
+              <w:rPr>
+                <w:rFonts w:asciiTheme="minorEastAsia" w:hAnsiTheme="minorEastAsia" w:cs="Times New Roman" w:hint="eastAsia"/>
+                <w:color w:val="000000"/>
+                <w:sz w:val="18"/>
+                <w:szCs w:val="18"/>
+              </w:rPr>
+              <w:t>远程</w:t>
+            </w:r>
+            <w:r>
+              <w:rPr>
+                <w:rFonts w:asciiTheme="minorEastAsia" w:hAnsiTheme="minorEastAsia" w:cs="Times New Roman" w:hint="eastAsia"/>
+                <w:color w:val="000000"/>
+                <w:sz w:val="18"/>
+                <w:szCs w:val="18"/>
+              </w:rPr>
+              <w:t>5</w:t>
+            </w:r>
+            <w:r>
+              <w:rPr>
+                <w:rFonts w:asciiTheme="minorEastAsia" w:hAnsiTheme="minorEastAsia" w:cs="Times New Roman" w:hint="eastAsia"/>
+                <w:color w:val="000000"/>
+                <w:sz w:val="18"/>
+                <w:szCs w:val="18"/>
+              </w:rPr>
+              <w:t>0</w:t>
+            </w:r>
+            <w:r>
+              <w:rPr>
+                <w:rFonts w:asciiTheme="minorEastAsia" w:hAnsiTheme="minorEastAsia" w:cs="Times New Roman"/>
+                <w:color w:val="000000"/>
+                <w:sz w:val="18"/>
+                <w:szCs w:val="18"/>
+              </w:rPr>
+              <w:t xml:space="preserve"> </w:t>
+            </w:r>
+            <w:r>
+              <w:rPr>
+                <w:rFonts w:asciiTheme="minorEastAsia" w:hAnsiTheme="minorEastAsia" w:cs="Times New Roman"/>
+                <w:color w:val="000000"/>
+                <w:sz w:val="18"/>
+                <w:szCs w:val="18"/>
+              </w:rPr>
+              <w:t xml:space="preserve"> </w:t>
+            </w:r>
+            <w:r>
+              <w:rPr>
+                <w:rFonts w:asciiTheme="minorEastAsia" w:hAnsiTheme="minorEastAsia" w:cs="Times New Roman" w:hint="eastAsia"/>
+                <w:color w:val="000000"/>
+                <w:sz w:val="18"/>
+                <w:szCs w:val="18"/>
+              </w:rPr>
+              <w:t>冲杀</w:t>
+            </w:r>
+            <w:r>
+              <w:rPr>
+                <w:rFonts w:asciiTheme="minorEastAsia" w:hAnsiTheme="minorEastAsia" w:cs="Times New Roman" w:hint="eastAsia"/>
+                <w:color w:val="000000"/>
+                <w:sz w:val="18"/>
+                <w:szCs w:val="18"/>
+              </w:rPr>
+              <w:t>2</w:t>
+            </w:r>
+            <w:r>
+              <w:rPr>
+                <w:rFonts w:asciiTheme="minorEastAsia" w:hAnsiTheme="minorEastAsia" w:cs="Times New Roman" w:hint="eastAsia"/>
+                <w:color w:val="000000"/>
+                <w:sz w:val="18"/>
+                <w:szCs w:val="18"/>
+              </w:rPr>
+              <w:t>0</w:t>
+            </w:r>
+          </w:p>
+        </w:tc>
+        <w:tc>
+          <w:tcPr>
+            <w:tcW w:w="5193" w:type="dxa"/>
+            <w:vMerge/>
+            <w:noWrap/>
+            <w:vAlign w:val="center"/>
+          </w:tcPr>
+          <w:p>
+            <w:pPr>
+              <w:widowControl/>
+              <w:jc w:val="center"/>
+              <w:rPr>
+                <w:rFonts w:asciiTheme="minorEastAsia" w:hAnsiTheme="minorEastAsia" w:cs="Times New Roman"/>
+                <w:color w:val="000000"/>
+                <w:sz w:val="18"/>
+                <w:szCs w:val="18"/>
+              </w:rPr>
+            </w:pPr>
+          </w:p>
+        </w:tc>
+      </w:tr>
+      <w:tr>
+        <w:trPr>
+          <w:trHeight w:val="270"/>
+        </w:trPr>
+        <w:tc>
+          <w:tcPr>
+            <w:tcW w:w="2056" w:type="dxa"/>
+            <w:vMerge/>
+            <w:hideMark/>
+          </w:tcPr>
+          <w:p>
+            <w:pPr>
+              <w:widowControl/>
+              <w:jc w:val="left"/>
+              <w:rPr>
+                <w:rFonts w:asciiTheme="minorEastAsia" w:hAnsiTheme="minorEastAsia" w:cs="Times New Roman"/>
+                <w:color w:val="000000"/>
+                <w:sz w:val="18"/>
+                <w:szCs w:val="18"/>
+              </w:rPr>
+            </w:pPr>
+          </w:p>
+        </w:tc>
+        <w:tc>
+          <w:tcPr>
+            <w:tcW w:w="3519" w:type="dxa"/>
+            <w:noWrap/>
+            <w:vAlign w:val="center"/>
+            <w:hideMark/>
+          </w:tcPr>
+          <w:p>
+            <w:pPr>
+              <w:widowControl/>
+              <w:jc w:val="left"/>
+              <w:rPr>
+                <w:rFonts w:asciiTheme="minorEastAsia" w:hAnsiTheme="minorEastAsia" w:cs="Times New Roman"/>
+                <w:color w:val="000000"/>
+                <w:sz w:val="18"/>
+                <w:szCs w:val="18"/>
+              </w:rPr>
+            </w:pPr>
+            <w:r>
+              <w:rPr>
+                <w:rFonts w:asciiTheme="minorEastAsia" w:hAnsiTheme="minorEastAsia" w:cs="Times New Roman"/>
+                <w:color w:val="000000"/>
+                <w:sz w:val="18"/>
+                <w:szCs w:val="18"/>
+              </w:rPr>
+              <w:t>移速</w:t>
+            </w:r>
+            <w:r>
+              <w:rPr>
+                <w:rFonts w:asciiTheme="minorEastAsia" w:hAnsiTheme="minorEastAsia" w:cs="Times New Roman" w:hint="eastAsia"/>
+                <w:color w:val="000000"/>
+                <w:sz w:val="18"/>
+                <w:szCs w:val="18"/>
+              </w:rPr>
+              <w:t>2</w:t>
+            </w:r>
+          </w:p>
+        </w:tc>
+        <w:tc>
+          <w:tcPr>
+            <w:tcW w:w="5193" w:type="dxa"/>
+            <w:vMerge/>
+            <w:hideMark/>
+          </w:tcPr>
+          <w:p>
+            <w:pPr>
+              <w:widowControl/>
+              <w:jc w:val="left"/>
+              <w:rPr>
+                <w:rFonts w:asciiTheme="minorEastAsia" w:hAnsiTheme="minorEastAsia" w:cs="Times New Roman"/>
+                <w:color w:val="000000"/>
+                <w:sz w:val="18"/>
+                <w:szCs w:val="18"/>
+              </w:rPr>
+            </w:pPr>
+          </w:p>
+        </w:tc>
+      </w:tr>
+    </w:tbl>
+    <w:p>
+      <w:pPr>
+        <w:spacing w:after="0" w:line="240" w:lineRule="auto"/>
+        <w:rPr>
+          <w:rFonts w:asciiTheme="minorEastAsia" w:hAnsiTheme="minorEastAsia"/>
+          <w:sz w:val="18"/>
+          <w:szCs w:val="18"/>
+        </w:rPr>
+      </w:pPr>
+    </w:p>
+    <w:tbl>
+      <w:tblPr>
+        <w:tblStyle w:val="TableGrid"/>
+        <w:tblW w:w="10768" w:type="dxa"/>
+        <w:tblLook w:val="04A0" w:firstRow="1" w:lastRow="0" w:firstColumn="1" w:lastColumn="0" w:noHBand="0" w:noVBand="1"/>
+      </w:tblPr>
+      <w:tblGrid>
+        <w:gridCol w:w="2056"/>
+        <w:gridCol w:w="3519"/>
+        <w:gridCol w:w="5193"/>
+      </w:tblGrid>
+      <w:tr>
+        <w:trPr>
+          <w:trHeight w:val="270"/>
+        </w:trPr>
+        <w:tc>
+          <w:tcPr>
+            <w:tcW w:w="2056" w:type="dxa"/>
+            <w:noWrap/>
+            <w:hideMark/>
+          </w:tcPr>
+          <w:p>
+            <w:pPr>
+              <w:widowControl/>
+              <w:jc w:val="center"/>
+              <w:rPr>
+                <w:rFonts w:asciiTheme="minorEastAsia" w:hAnsiTheme="minorEastAsia" w:cs="Times New Roman"/>
+                <w:b/>
+                <w:bCs/>
+                <w:color w:val="000000"/>
+                <w:sz w:val="18"/>
+                <w:szCs w:val="18"/>
+              </w:rPr>
+            </w:pPr>
+            <w:r>
+              <w:rPr>
+                <w:rFonts w:asciiTheme="minorEastAsia" w:hAnsiTheme="minorEastAsia" w:cs="Times New Roman" w:hint="eastAsia"/>
+                <w:b/>
+                <w:bCs/>
+                <w:color w:val="000000"/>
+                <w:sz w:val="18"/>
+                <w:szCs w:val="18"/>
+              </w:rPr>
+              <w:t>山羊骑兵</w:t>
+            </w:r>
+          </w:p>
+        </w:tc>
+        <w:tc>
+          <w:tcPr>
+            <w:tcW w:w="8712" w:type="dxa"/>
+            <w:gridSpan w:val="2"/>
+            <w:noWrap/>
+            <w:hideMark/>
+          </w:tcPr>
+          <w:p>
+            <w:pPr>
+              <w:widowControl/>
+              <w:jc w:val="left"/>
+              <w:rPr>
+                <w:rFonts w:asciiTheme="minorEastAsia" w:hAnsiTheme="minorEastAsia" w:cs="Times New Roman"/>
+                <w:color w:val="000000"/>
+                <w:sz w:val="18"/>
+                <w:szCs w:val="18"/>
+              </w:rPr>
+            </w:pPr>
+            <w:r>
+              <w:rPr>
+                <w:rFonts w:asciiTheme="minorEastAsia" w:hAnsiTheme="minorEastAsia" w:cs="Times New Roman" w:hint="eastAsia"/>
+                <w:color w:val="000000"/>
+                <w:sz w:val="18"/>
+                <w:szCs w:val="18"/>
+              </w:rPr>
+              <w:t>持盾-持斧-冲击骑兵</w:t>
+            </w:r>
+            <w:r>
+              <w:rPr>
+                <w:rFonts w:asciiTheme="minorEastAsia" w:hAnsiTheme="minorEastAsia" w:cs="Times New Roman" w:hint="eastAsia"/>
+                <w:color w:val="000000"/>
+                <w:sz w:val="18"/>
+                <w:szCs w:val="18"/>
+              </w:rPr>
+              <w:t>（G）</w:t>
+            </w:r>
+          </w:p>
+        </w:tc>
+      </w:tr>
+      <w:tr>
+        <w:trPr>
+          <w:trHeight w:val="113"/>
+        </w:trPr>
+        <w:tc>
+          <w:tcPr>
+            <w:tcW w:w="2056" w:type="dxa"/>
+            <w:vMerge w:val="restart"/>
+            <w:noWrap/>
+            <w:hideMark/>
+          </w:tcPr>
+          <w:p>
+            <w:pPr>
+              <w:widowControl/>
+              <w:jc w:val="center"/>
+              <w:rPr>
+                <w:rFonts w:asciiTheme="minorEastAsia" w:hAnsiTheme="minorEastAsia" w:cs="Times New Roman"/>
+                <w:color w:val="000000"/>
+                <w:sz w:val="18"/>
+                <w:szCs w:val="18"/>
+              </w:rPr>
+            </w:pPr>
+          </w:p>
+        </w:tc>
+        <w:tc>
+          <w:tcPr>
+            <w:tcW w:w="3519" w:type="dxa"/>
+            <w:noWrap/>
+            <w:vAlign w:val="center"/>
+            <w:hideMark/>
+          </w:tcPr>
+          <w:p>
+            <w:pPr>
+              <w:widowControl/>
+              <w:jc w:val="left"/>
+              <w:rPr>
+                <w:rFonts w:asciiTheme="minorEastAsia" w:hAnsiTheme="minorEastAsia" w:cs="Times New Roman"/>
+                <w:color w:val="000000"/>
+                <w:sz w:val="18"/>
+                <w:szCs w:val="18"/>
+              </w:rPr>
+            </w:pPr>
+            <w:r>
+              <w:rPr>
+                <w:rFonts w:asciiTheme="minorEastAsia" w:hAnsiTheme="minorEastAsia" w:cs="Times New Roman" w:hint="eastAsia"/>
+                <w:color w:val="000000"/>
+                <w:sz w:val="18"/>
+                <w:szCs w:val="18"/>
+              </w:rPr>
+              <w:t>人数</w:t>
+            </w:r>
+            <w:r>
+              <w:rPr>
+                <w:rFonts w:asciiTheme="minorEastAsia" w:hAnsiTheme="minorEastAsia" w:cs="Times New Roman" w:hint="eastAsia"/>
+                <w:color w:val="000000"/>
+                <w:sz w:val="18"/>
+                <w:szCs w:val="18"/>
+              </w:rPr>
+              <w:t>32</w:t>
+            </w:r>
+            <w:r>
+              <w:rPr>
+                <w:rFonts w:asciiTheme="minorEastAsia" w:hAnsiTheme="minorEastAsia" w:cs="Times New Roman"/>
+                <w:color w:val="000000"/>
+                <w:sz w:val="18"/>
+                <w:szCs w:val="18"/>
+              </w:rPr>
+              <w:t xml:space="preserve">  </w:t>
+            </w:r>
+            <w:r>
+              <w:rPr>
+                <w:rFonts w:asciiTheme="minorEastAsia" w:hAnsiTheme="minorEastAsia" w:cs="Times New Roman" w:hint="eastAsia"/>
+                <w:color w:val="000000"/>
+                <w:sz w:val="18"/>
+                <w:szCs w:val="18"/>
+              </w:rPr>
+              <w:t>单体生命</w:t>
+            </w:r>
+            <w:r>
+              <w:rPr>
+                <w:rFonts w:asciiTheme="minorEastAsia" w:hAnsiTheme="minorEastAsia" w:cs="Times New Roman" w:hint="eastAsia"/>
+                <w:color w:val="000000"/>
+                <w:sz w:val="18"/>
+                <w:szCs w:val="18"/>
+              </w:rPr>
+              <w:t>120</w:t>
+            </w:r>
+          </w:p>
+        </w:tc>
+        <w:tc>
+          <w:tcPr>
+            <w:tcW w:w="5193" w:type="dxa"/>
+            <w:vMerge w:val="restart"/>
+            <w:noWrap/>
+            <w:vAlign w:val="center"/>
+            <w:hideMark/>
+          </w:tcPr>
+          <w:p>
+            <w:pPr>
+              <w:widowControl/>
+              <w:jc w:val="left"/>
+              <w:rPr>
+                <w:rFonts w:asciiTheme="minorEastAsia" w:hAnsiTheme="minorEastAsia" w:cs="Times New Roman"/>
+                <w:color w:val="000000"/>
+                <w:sz w:val="18"/>
+                <w:szCs w:val="18"/>
+              </w:rPr>
+            </w:pPr>
+            <w:r>
+              <w:rPr>
+                <w:rFonts w:asciiTheme="minorEastAsia" w:hAnsiTheme="minorEastAsia" w:cs="Times New Roman" w:hint="eastAsia"/>
+                <w:color w:val="000000"/>
+                <w:sz w:val="18"/>
+                <w:szCs w:val="18"/>
+              </w:rPr>
+              <w:t>攻击24</w:t>
+            </w:r>
+            <w:r>
+              <w:rPr>
+                <w:rFonts w:asciiTheme="minorEastAsia" w:hAnsiTheme="minorEastAsia" w:cs="Times New Roman"/>
+                <w:color w:val="000000"/>
+                <w:sz w:val="18"/>
+                <w:szCs w:val="18"/>
+              </w:rPr>
+              <w:t xml:space="preserve">  </w:t>
+            </w:r>
+            <w:r>
+              <w:rPr>
+                <w:rFonts w:asciiTheme="minorEastAsia" w:hAnsiTheme="minorEastAsia" w:cs="Times New Roman" w:hint="eastAsia"/>
+                <w:color w:val="000000"/>
+                <w:sz w:val="18"/>
+                <w:szCs w:val="18"/>
+              </w:rPr>
+              <w:t>近战</w:t>
+            </w:r>
+          </w:p>
+          <w:p>
+            <w:pPr>
+              <w:widowControl/>
+              <w:jc w:val="left"/>
+              <w:rPr>
+                <w:rFonts w:asciiTheme="minorEastAsia" w:hAnsiTheme="minorEastAsia" w:cs="Times New Roman" w:hint="eastAsia"/>
+                <w:color w:val="000000"/>
+                <w:sz w:val="18"/>
+                <w:szCs w:val="18"/>
+              </w:rPr>
+            </w:pPr>
+            <w:r>
+              <w:rPr>
+                <w:rFonts w:asciiTheme="minorEastAsia" w:hAnsiTheme="minorEastAsia" w:cs="Times New Roman" w:hint="eastAsia"/>
+                <w:color w:val="000000"/>
+                <w:sz w:val="18"/>
+                <w:szCs w:val="18"/>
+              </w:rPr>
+              <w:t>攻击7</w:t>
+            </w:r>
+            <w:r>
+              <w:rPr>
+                <w:rFonts w:asciiTheme="minorEastAsia" w:hAnsiTheme="minorEastAsia" w:cs="Times New Roman" w:hint="eastAsia"/>
+                <w:color w:val="000000"/>
+                <w:sz w:val="18"/>
+                <w:szCs w:val="18"/>
+              </w:rPr>
+              <w:t>8</w:t>
+            </w:r>
+            <w:r>
+              <w:rPr>
+                <w:rFonts w:asciiTheme="minorEastAsia" w:hAnsiTheme="minorEastAsia" w:cs="Times New Roman"/>
+                <w:color w:val="000000"/>
+                <w:sz w:val="18"/>
+                <w:szCs w:val="18"/>
+              </w:rPr>
+              <w:t xml:space="preserve">  </w:t>
+            </w:r>
+            <w:r>
+              <w:rPr>
+                <w:rFonts w:asciiTheme="minorEastAsia" w:hAnsiTheme="minorEastAsia" w:cs="Times New Roman" w:hint="eastAsia"/>
+                <w:color w:val="000000"/>
+                <w:sz w:val="18"/>
+                <w:szCs w:val="18"/>
+              </w:rPr>
+              <w:t>冲杀</w:t>
+            </w:r>
+          </w:p>
+        </w:tc>
+      </w:tr>
+      <w:tr>
+        <w:trPr>
+          <w:trHeight w:val="112"/>
+        </w:trPr>
+        <w:tc>
+          <w:tcPr>
+            <w:tcW w:w="2056" w:type="dxa"/>
+            <w:vMerge/>
+            <w:noWrap/>
+          </w:tcPr>
+          <w:p>
+            <w:pPr>
+              <w:widowControl/>
+              <w:jc w:val="left"/>
+              <w:rPr>
+                <w:rFonts w:asciiTheme="minorEastAsia" w:hAnsiTheme="minorEastAsia" w:cs="Times New Roman"/>
+                <w:color w:val="000000"/>
+                <w:sz w:val="18"/>
+                <w:szCs w:val="18"/>
+              </w:rPr>
+            </w:pPr>
+          </w:p>
+        </w:tc>
+        <w:tc>
+          <w:tcPr>
+            <w:tcW w:w="3519" w:type="dxa"/>
+            <w:noWrap/>
+            <w:vAlign w:val="center"/>
+          </w:tcPr>
+          <w:p>
+            <w:pPr>
+              <w:widowControl/>
+              <w:jc w:val="left"/>
+              <w:rPr>
+                <w:rFonts w:asciiTheme="minorEastAsia" w:hAnsiTheme="minorEastAsia" w:cs="Times New Roman"/>
+                <w:color w:val="000000"/>
+                <w:sz w:val="18"/>
+                <w:szCs w:val="18"/>
+              </w:rPr>
+            </w:pPr>
+            <w:r>
+              <w:rPr>
+                <w:rFonts w:asciiTheme="minorEastAsia" w:hAnsiTheme="minorEastAsia" w:cs="Times New Roman" w:hint="eastAsia"/>
+                <w:color w:val="000000"/>
+                <w:sz w:val="18"/>
+                <w:szCs w:val="18"/>
+              </w:rPr>
+              <w:t>护甲/闪避：近战</w:t>
+            </w:r>
+            <w:r>
+              <w:rPr>
+                <w:rFonts w:asciiTheme="minorEastAsia" w:hAnsiTheme="minorEastAsia" w:cs="Times New Roman" w:hint="eastAsia"/>
+                <w:color w:val="000000"/>
+                <w:sz w:val="18"/>
+                <w:szCs w:val="18"/>
+              </w:rPr>
+              <w:t>4</w:t>
+            </w:r>
+            <w:r>
+              <w:rPr>
+                <w:rFonts w:asciiTheme="minorEastAsia" w:hAnsiTheme="minorEastAsia" w:cs="Times New Roman" w:hint="eastAsia"/>
+                <w:color w:val="000000"/>
+                <w:sz w:val="18"/>
+                <w:szCs w:val="18"/>
+              </w:rPr>
+              <w:t>0</w:t>
+            </w:r>
+            <w:r>
+              <w:rPr>
+                <w:rFonts w:asciiTheme="minorEastAsia" w:hAnsiTheme="minorEastAsia" w:cs="Times New Roman"/>
+                <w:color w:val="000000"/>
+                <w:sz w:val="18"/>
+                <w:szCs w:val="18"/>
+              </w:rPr>
+              <w:t xml:space="preserve">  </w:t>
+            </w:r>
+            <w:r>
+              <w:rPr>
+                <w:rFonts w:asciiTheme="minorEastAsia" w:hAnsiTheme="minorEastAsia" w:cs="Times New Roman" w:hint="eastAsia"/>
+                <w:color w:val="000000"/>
+                <w:sz w:val="18"/>
+                <w:szCs w:val="18"/>
+              </w:rPr>
+              <w:t>远程</w:t>
+            </w:r>
+            <w:r>
+              <w:rPr>
+                <w:rFonts w:asciiTheme="minorEastAsia" w:hAnsiTheme="minorEastAsia" w:cs="Times New Roman" w:hint="eastAsia"/>
+                <w:color w:val="000000"/>
+                <w:sz w:val="18"/>
+                <w:szCs w:val="18"/>
+              </w:rPr>
+              <w:t>5</w:t>
+            </w:r>
+            <w:r>
+              <w:rPr>
+                <w:rFonts w:asciiTheme="minorEastAsia" w:hAnsiTheme="minorEastAsia" w:cs="Times New Roman" w:hint="eastAsia"/>
+                <w:color w:val="000000"/>
+                <w:sz w:val="18"/>
+                <w:szCs w:val="18"/>
+              </w:rPr>
+              <w:t>0</w:t>
+            </w:r>
+            <w:r>
+              <w:rPr>
+                <w:rFonts w:asciiTheme="minorEastAsia" w:hAnsiTheme="minorEastAsia" w:cs="Times New Roman"/>
+                <w:color w:val="000000"/>
+                <w:sz w:val="18"/>
+                <w:szCs w:val="18"/>
+              </w:rPr>
+              <w:t xml:space="preserve"> </w:t>
+            </w:r>
+            <w:r>
+              <w:rPr>
+                <w:rFonts w:asciiTheme="minorEastAsia" w:hAnsiTheme="minorEastAsia" w:cs="Times New Roman"/>
+                <w:color w:val="000000"/>
+                <w:sz w:val="18"/>
+                <w:szCs w:val="18"/>
+              </w:rPr>
+              <w:t xml:space="preserve"> </w:t>
+            </w:r>
+            <w:r>
+              <w:rPr>
+                <w:rFonts w:asciiTheme="minorEastAsia" w:hAnsiTheme="minorEastAsia" w:cs="Times New Roman" w:hint="eastAsia"/>
+                <w:color w:val="000000"/>
+                <w:sz w:val="18"/>
+                <w:szCs w:val="18"/>
+              </w:rPr>
+              <w:t>冲杀</w:t>
+            </w:r>
+            <w:r>
+              <w:rPr>
+                <w:rFonts w:asciiTheme="minorEastAsia" w:hAnsiTheme="minorEastAsia" w:cs="Times New Roman" w:hint="eastAsia"/>
+                <w:color w:val="000000"/>
+                <w:sz w:val="18"/>
+                <w:szCs w:val="18"/>
+              </w:rPr>
+              <w:t>2</w:t>
+            </w:r>
+            <w:r>
+              <w:rPr>
+                <w:rFonts w:asciiTheme="minorEastAsia" w:hAnsiTheme="minorEastAsia" w:cs="Times New Roman" w:hint="eastAsia"/>
+                <w:color w:val="000000"/>
+                <w:sz w:val="18"/>
+                <w:szCs w:val="18"/>
+              </w:rPr>
+              <w:t>0</w:t>
+            </w:r>
+          </w:p>
+        </w:tc>
+        <w:tc>
+          <w:tcPr>
+            <w:tcW w:w="5193" w:type="dxa"/>
+            <w:vMerge/>
+            <w:noWrap/>
+            <w:vAlign w:val="center"/>
+          </w:tcPr>
+          <w:p>
+            <w:pPr>
+              <w:widowControl/>
+              <w:jc w:val="center"/>
+              <w:rPr>
+                <w:rFonts w:asciiTheme="minorEastAsia" w:hAnsiTheme="minorEastAsia" w:cs="Times New Roman"/>
+                <w:color w:val="000000"/>
+                <w:sz w:val="18"/>
+                <w:szCs w:val="18"/>
+              </w:rPr>
+            </w:pPr>
+          </w:p>
+        </w:tc>
+      </w:tr>
+      <w:tr>
+        <w:trPr>
+          <w:trHeight w:val="270"/>
+        </w:trPr>
+        <w:tc>
+          <w:tcPr>
+            <w:tcW w:w="2056" w:type="dxa"/>
+            <w:vMerge/>
+            <w:hideMark/>
+          </w:tcPr>
+          <w:p>
+            <w:pPr>
+              <w:widowControl/>
+              <w:jc w:val="left"/>
+              <w:rPr>
+                <w:rFonts w:asciiTheme="minorEastAsia" w:hAnsiTheme="minorEastAsia" w:cs="Times New Roman"/>
+                <w:color w:val="000000"/>
+                <w:sz w:val="18"/>
+                <w:szCs w:val="18"/>
+              </w:rPr>
+            </w:pPr>
+          </w:p>
+        </w:tc>
+        <w:tc>
+          <w:tcPr>
+            <w:tcW w:w="3519" w:type="dxa"/>
+            <w:noWrap/>
+            <w:vAlign w:val="center"/>
+            <w:hideMark/>
+          </w:tcPr>
+          <w:p>
+            <w:pPr>
+              <w:widowControl/>
+              <w:jc w:val="left"/>
+              <w:rPr>
+                <w:rFonts w:asciiTheme="minorEastAsia" w:hAnsiTheme="minorEastAsia" w:cs="Times New Roman"/>
+                <w:color w:val="000000"/>
+                <w:sz w:val="18"/>
+                <w:szCs w:val="18"/>
+              </w:rPr>
+            </w:pPr>
+            <w:r>
+              <w:rPr>
+                <w:rFonts w:asciiTheme="minorEastAsia" w:hAnsiTheme="minorEastAsia" w:cs="Times New Roman"/>
+                <w:color w:val="000000"/>
+                <w:sz w:val="18"/>
+                <w:szCs w:val="18"/>
+              </w:rPr>
+              <w:t>移速</w:t>
+            </w:r>
+            <w:r>
+              <w:rPr>
+                <w:rFonts w:asciiTheme="minorEastAsia" w:hAnsiTheme="minorEastAsia" w:cs="Times New Roman" w:hint="eastAsia"/>
+                <w:color w:val="000000"/>
+                <w:sz w:val="18"/>
+                <w:szCs w:val="18"/>
+              </w:rPr>
+              <w:t>5</w:t>
+            </w:r>
+          </w:p>
+        </w:tc>
+        <w:tc>
+          <w:tcPr>
+            <w:tcW w:w="5193" w:type="dxa"/>
+            <w:vMerge/>
+            <w:hideMark/>
+          </w:tcPr>
+          <w:p>
+            <w:pPr>
+              <w:widowControl/>
+              <w:jc w:val="left"/>
+              <w:rPr>
+                <w:rFonts w:asciiTheme="minorEastAsia" w:hAnsiTheme="minorEastAsia" w:cs="Times New Roman"/>
+                <w:color w:val="000000"/>
+                <w:sz w:val="18"/>
+                <w:szCs w:val="18"/>
+              </w:rPr>
+            </w:pPr>
+          </w:p>
+        </w:tc>
+      </w:tr>
+    </w:tbl>
+    <w:p>
+      <w:pPr>
+        <w:spacing w:after="0" w:line="240" w:lineRule="auto"/>
+        <w:rPr>
+          <w:rFonts w:asciiTheme="minorEastAsia" w:hAnsiTheme="minorEastAsia"/>
+          <w:sz w:val="18"/>
+          <w:szCs w:val="18"/>
+        </w:rPr>
+      </w:pPr>
+    </w:p>
+    <w:tbl>
+      <w:tblPr>
+        <w:tblStyle w:val="TableGrid"/>
+        <w:tblW w:w="10768" w:type="dxa"/>
+        <w:tblLook w:val="04A0" w:firstRow="1" w:lastRow="0" w:firstColumn="1" w:lastColumn="0" w:noHBand="0" w:noVBand="1"/>
+      </w:tblPr>
+      <w:tblGrid>
+        <w:gridCol w:w="2056"/>
+        <w:gridCol w:w="3519"/>
+        <w:gridCol w:w="5193"/>
+      </w:tblGrid>
+      <w:tr>
+        <w:trPr>
+          <w:trHeight w:val="270"/>
+        </w:trPr>
+        <w:tc>
+          <w:tcPr>
+            <w:tcW w:w="2056" w:type="dxa"/>
+            <w:noWrap/>
+            <w:hideMark/>
+          </w:tcPr>
+          <w:p>
+            <w:pPr>
+              <w:widowControl/>
+              <w:jc w:val="center"/>
+              <w:rPr>
+                <w:rFonts w:asciiTheme="minorEastAsia" w:hAnsiTheme="minorEastAsia" w:cs="Times New Roman"/>
+                <w:b/>
+                <w:bCs/>
+                <w:color w:val="000000"/>
+                <w:sz w:val="18"/>
+                <w:szCs w:val="18"/>
+              </w:rPr>
+            </w:pPr>
+            <w:r>
+              <w:rPr>
+                <w:rFonts w:asciiTheme="minorEastAsia" w:hAnsiTheme="minorEastAsia" w:cs="Times New Roman" w:hint="eastAsia"/>
+                <w:b/>
+                <w:bCs/>
+                <w:color w:val="000000"/>
+                <w:sz w:val="18"/>
+                <w:szCs w:val="18"/>
+              </w:rPr>
+              <w:t>转轮炮</w:t>
+            </w:r>
+          </w:p>
+        </w:tc>
+        <w:tc>
+          <w:tcPr>
+            <w:tcW w:w="8712" w:type="dxa"/>
+            <w:gridSpan w:val="2"/>
+            <w:noWrap/>
+            <w:hideMark/>
+          </w:tcPr>
+          <w:p>
+            <w:pPr>
+              <w:widowControl/>
+              <w:jc w:val="left"/>
+              <w:rPr>
+                <w:rFonts w:asciiTheme="minorEastAsia" w:hAnsiTheme="minorEastAsia" w:cs="Times New Roman"/>
+                <w:color w:val="000000"/>
+                <w:sz w:val="18"/>
+                <w:szCs w:val="18"/>
+              </w:rPr>
+            </w:pPr>
+            <w:r>
+              <w:rPr>
+                <w:rFonts w:asciiTheme="minorEastAsia" w:hAnsiTheme="minorEastAsia" w:cs="Times New Roman" w:hint="eastAsia"/>
+                <w:color w:val="000000"/>
+                <w:sz w:val="18"/>
+                <w:szCs w:val="18"/>
+              </w:rPr>
+              <w:t>平射-炮兵</w:t>
+            </w:r>
+            <w:r>
+              <w:rPr>
+                <w:rFonts w:asciiTheme="minorEastAsia" w:hAnsiTheme="minorEastAsia" w:cs="Times New Roman" w:hint="eastAsia"/>
+                <w:color w:val="000000"/>
+                <w:sz w:val="18"/>
+                <w:szCs w:val="18"/>
+              </w:rPr>
+              <w:t>（G）</w:t>
+            </w:r>
+          </w:p>
+        </w:tc>
+      </w:tr>
+      <w:tr>
+        <w:trPr>
+          <w:trHeight w:val="113"/>
+        </w:trPr>
+        <w:tc>
+          <w:tcPr>
+            <w:tcW w:w="2056" w:type="dxa"/>
+            <w:vMerge w:val="restart"/>
+            <w:noWrap/>
+            <w:hideMark/>
+          </w:tcPr>
+          <w:p>
+            <w:pPr>
+              <w:widowControl/>
+              <w:jc w:val="center"/>
+              <w:rPr>
+                <w:rFonts w:asciiTheme="minorEastAsia" w:hAnsiTheme="minorEastAsia" w:cs="Times New Roman"/>
+                <w:color w:val="000000"/>
+                <w:sz w:val="18"/>
+                <w:szCs w:val="18"/>
+              </w:rPr>
+            </w:pPr>
+          </w:p>
+        </w:tc>
+        <w:tc>
+          <w:tcPr>
+            <w:tcW w:w="3519" w:type="dxa"/>
+            <w:noWrap/>
+            <w:vAlign w:val="center"/>
+            <w:hideMark/>
+          </w:tcPr>
+          <w:p>
+            <w:pPr>
+              <w:widowControl/>
+              <w:jc w:val="left"/>
+              <w:rPr>
+                <w:rFonts w:asciiTheme="minorEastAsia" w:hAnsiTheme="minorEastAsia" w:cs="Times New Roman"/>
+                <w:color w:val="000000"/>
+                <w:sz w:val="18"/>
+                <w:szCs w:val="18"/>
+              </w:rPr>
+            </w:pPr>
+            <w:r>
+              <w:rPr>
+                <w:rFonts w:asciiTheme="minorEastAsia" w:hAnsiTheme="minorEastAsia" w:cs="Times New Roman" w:hint="eastAsia"/>
+                <w:color w:val="000000"/>
+                <w:sz w:val="18"/>
+                <w:szCs w:val="18"/>
+              </w:rPr>
+              <w:t>火力点数</w:t>
+            </w:r>
+            <w:r>
+              <w:rPr>
+                <w:rFonts w:asciiTheme="minorEastAsia" w:hAnsiTheme="minorEastAsia" w:cs="Times New Roman" w:hint="eastAsia"/>
+                <w:color w:val="000000"/>
+                <w:sz w:val="18"/>
+                <w:szCs w:val="18"/>
+              </w:rPr>
+              <w:t>2</w:t>
+            </w:r>
+            <w:r>
+              <w:rPr>
+                <w:rFonts w:asciiTheme="minorEastAsia" w:hAnsiTheme="minorEastAsia" w:cs="Times New Roman"/>
+                <w:color w:val="000000"/>
+                <w:sz w:val="18"/>
+                <w:szCs w:val="18"/>
+              </w:rPr>
+              <w:t xml:space="preserve">  </w:t>
+            </w:r>
+            <w:r>
+              <w:rPr>
+                <w:rFonts w:asciiTheme="minorEastAsia" w:hAnsiTheme="minorEastAsia" w:cs="Times New Roman" w:hint="eastAsia"/>
+                <w:color w:val="000000"/>
+                <w:sz w:val="18"/>
+                <w:szCs w:val="18"/>
+              </w:rPr>
+              <w:t>单体生命</w:t>
+            </w:r>
+            <w:r>
+              <w:rPr>
+                <w:rFonts w:asciiTheme="minorEastAsia" w:hAnsiTheme="minorEastAsia" w:cs="Times New Roman" w:hint="eastAsia"/>
+                <w:color w:val="000000"/>
+                <w:sz w:val="18"/>
+                <w:szCs w:val="18"/>
+              </w:rPr>
+              <w:t>1200</w:t>
+            </w:r>
+          </w:p>
+        </w:tc>
+        <w:tc>
+          <w:tcPr>
+            <w:tcW w:w="5193" w:type="dxa"/>
+            <w:vMerge w:val="restart"/>
+            <w:noWrap/>
+            <w:vAlign w:val="center"/>
+            <w:hideMark/>
+          </w:tcPr>
+          <w:p>
+            <w:pPr>
+              <w:widowControl/>
+              <w:jc w:val="left"/>
+              <w:rPr>
+                <w:rFonts w:asciiTheme="minorEastAsia" w:hAnsiTheme="minorEastAsia" w:cs="Times New Roman"/>
+                <w:color w:val="000000"/>
+                <w:sz w:val="18"/>
+                <w:szCs w:val="18"/>
+              </w:rPr>
+            </w:pPr>
+            <w:r>
+              <w:rPr>
+                <w:rFonts w:asciiTheme="minorEastAsia" w:hAnsiTheme="minorEastAsia" w:cs="Times New Roman" w:hint="eastAsia"/>
+                <w:color w:val="000000"/>
+                <w:sz w:val="18"/>
+                <w:szCs w:val="18"/>
+              </w:rPr>
+              <w:t>攻击</w:t>
+            </w:r>
+            <w:r>
+              <w:rPr>
+                <w:rFonts w:asciiTheme="minorEastAsia" w:hAnsiTheme="minorEastAsia" w:cs="Times New Roman" w:hint="eastAsia"/>
+                <w:color w:val="000000"/>
+                <w:sz w:val="18"/>
+                <w:szCs w:val="18"/>
+              </w:rPr>
+              <w:t>5</w:t>
+            </w:r>
+            <w:r>
+              <w:rPr>
+                <w:rFonts w:asciiTheme="minorEastAsia" w:hAnsiTheme="minorEastAsia" w:cs="Times New Roman" w:hint="eastAsia"/>
+                <w:color w:val="000000"/>
+                <w:sz w:val="18"/>
+                <w:szCs w:val="18"/>
+              </w:rPr>
+              <w:t>00</w:t>
+            </w:r>
+            <w:r>
+              <w:rPr>
+                <w:rFonts w:asciiTheme="minorEastAsia" w:hAnsiTheme="minorEastAsia" w:cs="Times New Roman"/>
+                <w:color w:val="000000"/>
+                <w:sz w:val="18"/>
+                <w:szCs w:val="18"/>
+              </w:rPr>
+              <w:t xml:space="preserve"> </w:t>
+            </w:r>
+            <w:r>
+              <w:rPr>
+                <w:rFonts w:asciiTheme="minorEastAsia" w:hAnsiTheme="minorEastAsia" w:cs="Times New Roman" w:hint="eastAsia"/>
+                <w:color w:val="000000"/>
+                <w:sz w:val="18"/>
+                <w:szCs w:val="18"/>
+              </w:rPr>
+              <w:t>vs</w:t>
+            </w:r>
+            <w:r>
+              <w:rPr>
+                <w:rFonts w:asciiTheme="minorEastAsia" w:hAnsiTheme="minorEastAsia" w:cs="Times New Roman"/>
+                <w:color w:val="000000"/>
+                <w:sz w:val="18"/>
+                <w:szCs w:val="18"/>
+              </w:rPr>
+              <w:t xml:space="preserve"> </w:t>
+            </w:r>
+            <w:r>
+              <w:rPr>
+                <w:rFonts w:asciiTheme="minorEastAsia" w:hAnsiTheme="minorEastAsia" w:cs="Times New Roman" w:hint="eastAsia"/>
+                <w:color w:val="000000"/>
+                <w:sz w:val="18"/>
+                <w:szCs w:val="18"/>
+              </w:rPr>
+              <w:t>大型</w:t>
+            </w:r>
+            <w:r>
+              <w:rPr>
+                <w:rFonts w:asciiTheme="minorEastAsia" w:hAnsiTheme="minorEastAsia" w:cs="Times New Roman" w:hint="eastAsia"/>
+                <w:color w:val="000000"/>
+                <w:sz w:val="18"/>
+                <w:szCs w:val="18"/>
+              </w:rPr>
+              <w:t xml:space="preserve"> </w:t>
+            </w:r>
+            <w:r>
+              <w:rPr>
+                <w:rFonts w:asciiTheme="minorEastAsia" w:hAnsiTheme="minorEastAsia" w:cs="Times New Roman"/>
+                <w:color w:val="000000"/>
+                <w:sz w:val="18"/>
+                <w:szCs w:val="18"/>
+              </w:rPr>
+              <w:t xml:space="preserve"> </w:t>
+            </w:r>
+            <w:r>
+              <w:rPr>
+                <w:rFonts w:asciiTheme="minorEastAsia" w:hAnsiTheme="minorEastAsia" w:cs="Times New Roman" w:hint="eastAsia"/>
+                <w:color w:val="000000"/>
+                <w:sz w:val="18"/>
+                <w:szCs w:val="18"/>
+              </w:rPr>
+              <w:t>范围</w:t>
+            </w:r>
+            <w:r>
+              <w:rPr>
+                <w:rFonts w:asciiTheme="minorEastAsia" w:hAnsiTheme="minorEastAsia" w:cs="Times New Roman" w:hint="eastAsia"/>
+                <w:color w:val="000000"/>
+                <w:sz w:val="18"/>
+                <w:szCs w:val="18"/>
+              </w:rPr>
+              <w:t>10</w:t>
+            </w:r>
+          </w:p>
+          <w:p>
+            <w:pPr>
+              <w:widowControl/>
+              <w:jc w:val="left"/>
+              <w:rPr>
+                <w:rFonts w:asciiTheme="minorEastAsia" w:hAnsiTheme="minorEastAsia" w:cs="Times New Roman" w:hint="eastAsia"/>
+                <w:color w:val="000000"/>
+                <w:sz w:val="18"/>
+                <w:szCs w:val="18"/>
+              </w:rPr>
+            </w:pPr>
+            <w:r>
+              <w:rPr>
+                <w:rFonts w:asciiTheme="minorEastAsia" w:hAnsiTheme="minorEastAsia" w:cs="Times New Roman" w:hint="eastAsia"/>
+                <w:color w:val="000000"/>
+                <w:sz w:val="18"/>
+                <w:szCs w:val="18"/>
+              </w:rPr>
+              <w:t>攻击</w:t>
+            </w:r>
+            <w:r>
+              <w:rPr>
+                <w:rFonts w:asciiTheme="minorEastAsia" w:hAnsiTheme="minorEastAsia" w:cs="Times New Roman" w:hint="eastAsia"/>
+                <w:color w:val="000000"/>
+                <w:sz w:val="18"/>
+                <w:szCs w:val="18"/>
+              </w:rPr>
+              <w:t>44</w:t>
+            </w:r>
+            <w:r>
+              <w:rPr>
+                <w:rFonts w:asciiTheme="minorEastAsia" w:hAnsiTheme="minorEastAsia" w:cs="Times New Roman" w:hint="eastAsia"/>
+                <w:color w:val="000000"/>
+                <w:sz w:val="18"/>
+                <w:szCs w:val="18"/>
+              </w:rPr>
+              <w:t>0</w:t>
+            </w:r>
+            <w:r>
+              <w:rPr>
+                <w:rFonts w:asciiTheme="minorEastAsia" w:hAnsiTheme="minorEastAsia" w:cs="Times New Roman"/>
+                <w:color w:val="000000"/>
+                <w:sz w:val="18"/>
+                <w:szCs w:val="18"/>
+              </w:rPr>
+              <w:t xml:space="preserve"> </w:t>
+            </w:r>
+            <w:r>
+              <w:rPr>
+                <w:rFonts w:asciiTheme="minorEastAsia" w:hAnsiTheme="minorEastAsia" w:cs="Times New Roman" w:hint="eastAsia"/>
+                <w:color w:val="000000"/>
+                <w:sz w:val="18"/>
+                <w:szCs w:val="18"/>
+              </w:rPr>
+              <w:t>vs</w:t>
+            </w:r>
+            <w:r>
+              <w:rPr>
+                <w:rFonts w:asciiTheme="minorEastAsia" w:hAnsiTheme="minorEastAsia" w:cs="Times New Roman"/>
+                <w:color w:val="000000"/>
+                <w:sz w:val="18"/>
+                <w:szCs w:val="18"/>
+              </w:rPr>
+              <w:t xml:space="preserve"> </w:t>
+            </w:r>
+            <w:r>
+              <w:rPr>
+                <w:rFonts w:asciiTheme="minorEastAsia" w:hAnsiTheme="minorEastAsia" w:cs="Times New Roman" w:hint="eastAsia"/>
+                <w:color w:val="000000"/>
+                <w:sz w:val="18"/>
+                <w:szCs w:val="18"/>
+              </w:rPr>
+              <w:t xml:space="preserve">其他 </w:t>
+            </w:r>
+            <w:r>
+              <w:rPr>
+                <w:rFonts w:asciiTheme="minorEastAsia" w:hAnsiTheme="minorEastAsia" w:cs="Times New Roman"/>
+                <w:color w:val="000000"/>
+                <w:sz w:val="18"/>
+                <w:szCs w:val="18"/>
+              </w:rPr>
+              <w:t xml:space="preserve"> </w:t>
+            </w:r>
+            <w:r>
+              <w:rPr>
+                <w:rFonts w:asciiTheme="minorEastAsia" w:hAnsiTheme="minorEastAsia" w:cs="Times New Roman" w:hint="eastAsia"/>
+                <w:color w:val="000000"/>
+                <w:sz w:val="18"/>
+                <w:szCs w:val="18"/>
+              </w:rPr>
+              <w:t>范围</w:t>
+            </w:r>
+            <w:r>
+              <w:rPr>
+                <w:rFonts w:asciiTheme="minorEastAsia" w:hAnsiTheme="minorEastAsia" w:cs="Times New Roman" w:hint="eastAsia"/>
+                <w:color w:val="000000"/>
+                <w:sz w:val="18"/>
+                <w:szCs w:val="18"/>
+              </w:rPr>
+              <w:t>10</w:t>
+            </w:r>
+          </w:p>
+        </w:tc>
+      </w:tr>
+      <w:tr>
+        <w:trPr>
+          <w:trHeight w:val="112"/>
+        </w:trPr>
+        <w:tc>
+          <w:tcPr>
+            <w:tcW w:w="2056" w:type="dxa"/>
+            <w:vMerge/>
+            <w:noWrap/>
+          </w:tcPr>
+          <w:p>
+            <w:pPr>
+              <w:widowControl/>
+              <w:jc w:val="left"/>
+              <w:rPr>
+                <w:rFonts w:asciiTheme="minorEastAsia" w:hAnsiTheme="minorEastAsia" w:cs="Times New Roman"/>
+                <w:color w:val="000000"/>
+                <w:sz w:val="18"/>
+                <w:szCs w:val="18"/>
+              </w:rPr>
+            </w:pPr>
+          </w:p>
+        </w:tc>
+        <w:tc>
+          <w:tcPr>
+            <w:tcW w:w="3519" w:type="dxa"/>
+            <w:noWrap/>
+            <w:vAlign w:val="center"/>
+          </w:tcPr>
+          <w:p>
+            <w:pPr>
+              <w:widowControl/>
+              <w:jc w:val="left"/>
+              <w:rPr>
+                <w:rFonts w:asciiTheme="minorEastAsia" w:hAnsiTheme="minorEastAsia" w:cs="Times New Roman"/>
+                <w:color w:val="000000"/>
+                <w:sz w:val="18"/>
+                <w:szCs w:val="18"/>
+              </w:rPr>
+            </w:pPr>
+            <w:r>
+              <w:rPr>
+                <w:rFonts w:asciiTheme="minorEastAsia" w:hAnsiTheme="minorEastAsia" w:cs="Times New Roman" w:hint="eastAsia"/>
+                <w:color w:val="000000"/>
+                <w:sz w:val="18"/>
+                <w:szCs w:val="18"/>
+              </w:rPr>
+              <w:t>护甲/闪避：近战0</w:t>
+            </w:r>
+            <w:r>
+              <w:rPr>
+                <w:rFonts w:asciiTheme="minorEastAsia" w:hAnsiTheme="minorEastAsia" w:cs="Times New Roman"/>
+                <w:color w:val="000000"/>
+                <w:sz w:val="18"/>
+                <w:szCs w:val="18"/>
+              </w:rPr>
+              <w:t xml:space="preserve">  </w:t>
+            </w:r>
+            <w:r>
+              <w:rPr>
+                <w:rFonts w:asciiTheme="minorEastAsia" w:hAnsiTheme="minorEastAsia" w:cs="Times New Roman" w:hint="eastAsia"/>
+                <w:color w:val="000000"/>
+                <w:sz w:val="18"/>
+                <w:szCs w:val="18"/>
+              </w:rPr>
+              <w:t>远程0</w:t>
+            </w:r>
+            <w:r>
+              <w:rPr>
+                <w:rFonts w:asciiTheme="minorEastAsia" w:hAnsiTheme="minorEastAsia" w:cs="Times New Roman"/>
+                <w:color w:val="000000"/>
+                <w:sz w:val="18"/>
+                <w:szCs w:val="18"/>
+              </w:rPr>
+              <w:t xml:space="preserve"> </w:t>
+            </w:r>
+            <w:r>
+              <w:rPr>
+                <w:rFonts w:asciiTheme="minorEastAsia" w:hAnsiTheme="minorEastAsia" w:cs="Times New Roman"/>
+                <w:color w:val="000000"/>
+                <w:sz w:val="18"/>
+                <w:szCs w:val="18"/>
+              </w:rPr>
+              <w:t xml:space="preserve"> </w:t>
+            </w:r>
+            <w:r>
+              <w:rPr>
+                <w:rFonts w:asciiTheme="minorEastAsia" w:hAnsiTheme="minorEastAsia" w:cs="Times New Roman" w:hint="eastAsia"/>
+                <w:color w:val="000000"/>
+                <w:sz w:val="18"/>
+                <w:szCs w:val="18"/>
+              </w:rPr>
+              <w:t>冲杀0</w:t>
+            </w:r>
+          </w:p>
+        </w:tc>
+        <w:tc>
+          <w:tcPr>
+            <w:tcW w:w="5193" w:type="dxa"/>
+            <w:vMerge/>
+            <w:noWrap/>
+            <w:vAlign w:val="center"/>
+          </w:tcPr>
+          <w:p>
+            <w:pPr>
+              <w:widowControl/>
+              <w:jc w:val="center"/>
+              <w:rPr>
+                <w:rFonts w:asciiTheme="minorEastAsia" w:hAnsiTheme="minorEastAsia" w:cs="Times New Roman"/>
+                <w:color w:val="000000"/>
+                <w:sz w:val="18"/>
+                <w:szCs w:val="18"/>
+              </w:rPr>
+            </w:pPr>
+          </w:p>
+        </w:tc>
+      </w:tr>
+      <w:tr>
+        <w:trPr>
+          <w:trHeight w:val="270"/>
+        </w:trPr>
+        <w:tc>
+          <w:tcPr>
+            <w:tcW w:w="2056" w:type="dxa"/>
+            <w:vMerge/>
+            <w:hideMark/>
+          </w:tcPr>
+          <w:p>
+            <w:pPr>
+              <w:widowControl/>
+              <w:jc w:val="left"/>
+              <w:rPr>
+                <w:rFonts w:asciiTheme="minorEastAsia" w:hAnsiTheme="minorEastAsia" w:cs="Times New Roman"/>
+                <w:color w:val="000000"/>
+                <w:sz w:val="18"/>
+                <w:szCs w:val="18"/>
+              </w:rPr>
+            </w:pPr>
+          </w:p>
+        </w:tc>
+        <w:tc>
+          <w:tcPr>
+            <w:tcW w:w="3519" w:type="dxa"/>
+            <w:noWrap/>
+            <w:vAlign w:val="center"/>
+            <w:hideMark/>
+          </w:tcPr>
+          <w:p>
+            <w:pPr>
+              <w:widowControl/>
+              <w:jc w:val="left"/>
+              <w:rPr>
+                <w:rFonts w:asciiTheme="minorEastAsia" w:hAnsiTheme="minorEastAsia" w:cs="Times New Roman"/>
+                <w:color w:val="000000"/>
+                <w:sz w:val="18"/>
+                <w:szCs w:val="18"/>
+              </w:rPr>
+            </w:pPr>
+            <w:r>
+              <w:rPr>
+                <w:rFonts w:asciiTheme="minorEastAsia" w:hAnsiTheme="minorEastAsia" w:cs="Times New Roman"/>
+                <w:color w:val="000000"/>
+                <w:sz w:val="18"/>
+                <w:szCs w:val="18"/>
+              </w:rPr>
+              <w:t>移速</w:t>
+            </w:r>
+            <w:r>
+              <w:rPr>
+                <w:rFonts w:asciiTheme="minorEastAsia" w:hAnsiTheme="minorEastAsia" w:cs="Times New Roman" w:hint="eastAsia"/>
+                <w:color w:val="000000"/>
+                <w:sz w:val="18"/>
+                <w:szCs w:val="18"/>
+              </w:rPr>
+              <w:t>1</w:t>
+            </w:r>
+          </w:p>
+        </w:tc>
+        <w:tc>
+          <w:tcPr>
+            <w:tcW w:w="5193" w:type="dxa"/>
+            <w:vMerge/>
+            <w:hideMark/>
+          </w:tcPr>
+          <w:p>
+            <w:pPr>
+              <w:widowControl/>
+              <w:jc w:val="left"/>
+              <w:rPr>
+                <w:rFonts w:asciiTheme="minorEastAsia" w:hAnsiTheme="minorEastAsia" w:cs="Times New Roman"/>
+                <w:color w:val="000000"/>
+                <w:sz w:val="18"/>
+                <w:szCs w:val="18"/>
+              </w:rPr>
+            </w:pPr>
+          </w:p>
+        </w:tc>
+      </w:tr>
+    </w:tbl>
+    <w:p>
+      <w:pPr>
+        <w:spacing w:after="0" w:line="240" w:lineRule="auto"/>
+        <w:rPr>
+          <w:rFonts w:asciiTheme="minorEastAsia" w:hAnsiTheme="minorEastAsia"/>
+          <w:sz w:val="18"/>
+          <w:szCs w:val="18"/>
+        </w:rPr>
+      </w:pPr>
+    </w:p>
+    <w:tbl>
+      <w:tblPr>
+        <w:tblStyle w:val="TableGrid"/>
+        <w:tblW w:w="10768" w:type="dxa"/>
+        <w:tblLook w:val="04A0" w:firstRow="1" w:lastRow="0" w:firstColumn="1" w:lastColumn="0" w:noHBand="0" w:noVBand="1"/>
+      </w:tblPr>
+      <w:tblGrid>
+        <w:gridCol w:w="2056"/>
+        <w:gridCol w:w="3519"/>
+        <w:gridCol w:w="5193"/>
+      </w:tblGrid>
+      <w:tr>
+        <w:trPr>
+          <w:trHeight w:val="270"/>
+        </w:trPr>
+        <w:tc>
+          <w:tcPr>
+            <w:tcW w:w="2056" w:type="dxa"/>
+            <w:noWrap/>
+            <w:hideMark/>
+          </w:tcPr>
+          <w:p>
+            <w:pPr>
+              <w:widowControl/>
+              <w:jc w:val="center"/>
+              <w:rPr>
+                <w:rFonts w:asciiTheme="minorEastAsia" w:hAnsiTheme="minorEastAsia" w:cs="Times New Roman"/>
+                <w:b/>
+                <w:bCs/>
+                <w:color w:val="000000"/>
+                <w:sz w:val="18"/>
+                <w:szCs w:val="18"/>
+              </w:rPr>
+            </w:pPr>
+            <w:r>
+              <w:rPr>
+                <w:rFonts w:asciiTheme="minorEastAsia" w:hAnsiTheme="minorEastAsia" w:cs="Times New Roman" w:hint="eastAsia"/>
+                <w:b/>
+                <w:bCs/>
+                <w:color w:val="000000"/>
+                <w:sz w:val="18"/>
+                <w:szCs w:val="18"/>
+              </w:rPr>
+              <w:t>巨炮</w:t>
+            </w:r>
+          </w:p>
+        </w:tc>
+        <w:tc>
+          <w:tcPr>
+            <w:tcW w:w="8712" w:type="dxa"/>
+            <w:gridSpan w:val="2"/>
+            <w:noWrap/>
+            <w:hideMark/>
+          </w:tcPr>
+          <w:p>
+            <w:pPr>
+              <w:widowControl/>
+              <w:jc w:val="left"/>
+              <w:rPr>
+                <w:rFonts w:asciiTheme="minorEastAsia" w:hAnsiTheme="minorEastAsia" w:cs="Times New Roman"/>
+                <w:color w:val="000000"/>
+                <w:sz w:val="18"/>
+                <w:szCs w:val="18"/>
+              </w:rPr>
+            </w:pPr>
+            <w:r>
+              <w:rPr>
+                <w:rFonts w:asciiTheme="minorEastAsia" w:hAnsiTheme="minorEastAsia" w:cs="Times New Roman" w:hint="eastAsia"/>
+                <w:color w:val="000000"/>
+                <w:sz w:val="18"/>
+                <w:szCs w:val="18"/>
+              </w:rPr>
+              <w:t>轰炸-炮兵</w:t>
+            </w:r>
+            <w:r>
+              <w:rPr>
+                <w:rFonts w:asciiTheme="minorEastAsia" w:hAnsiTheme="minorEastAsia" w:cs="Times New Roman" w:hint="eastAsia"/>
+                <w:color w:val="000000"/>
+                <w:sz w:val="18"/>
+                <w:szCs w:val="18"/>
+              </w:rPr>
+              <w:t>（G）</w:t>
+            </w:r>
+          </w:p>
+        </w:tc>
+      </w:tr>
+      <w:tr>
+        <w:trPr>
+          <w:trHeight w:val="113"/>
+        </w:trPr>
+        <w:tc>
+          <w:tcPr>
+            <w:tcW w:w="2056" w:type="dxa"/>
+            <w:vMerge w:val="restart"/>
+            <w:noWrap/>
+            <w:hideMark/>
+          </w:tcPr>
+          <w:p>
+            <w:pPr>
+              <w:widowControl/>
+              <w:jc w:val="center"/>
+              <w:rPr>
+                <w:rFonts w:asciiTheme="minorEastAsia" w:hAnsiTheme="minorEastAsia" w:cs="Times New Roman"/>
+                <w:color w:val="000000"/>
+                <w:sz w:val="18"/>
+                <w:szCs w:val="18"/>
+              </w:rPr>
+            </w:pPr>
+          </w:p>
+        </w:tc>
+        <w:tc>
+          <w:tcPr>
+            <w:tcW w:w="3519" w:type="dxa"/>
+            <w:noWrap/>
+            <w:vAlign w:val="center"/>
+            <w:hideMark/>
+          </w:tcPr>
+          <w:p>
+            <w:pPr>
+              <w:widowControl/>
+              <w:jc w:val="left"/>
+              <w:rPr>
+                <w:rFonts w:asciiTheme="minorEastAsia" w:hAnsiTheme="minorEastAsia" w:cs="Times New Roman"/>
+                <w:color w:val="000000"/>
+                <w:sz w:val="18"/>
+                <w:szCs w:val="18"/>
+              </w:rPr>
+            </w:pPr>
+            <w:r>
+              <w:rPr>
+                <w:rFonts w:asciiTheme="minorEastAsia" w:hAnsiTheme="minorEastAsia" w:cs="Times New Roman" w:hint="eastAsia"/>
+                <w:color w:val="000000"/>
+                <w:sz w:val="18"/>
+                <w:szCs w:val="18"/>
+              </w:rPr>
+              <w:t>火力点数</w:t>
+            </w:r>
+            <w:r>
+              <w:rPr>
+                <w:rFonts w:asciiTheme="minorEastAsia" w:hAnsiTheme="minorEastAsia" w:cs="Times New Roman" w:hint="eastAsia"/>
+                <w:color w:val="000000"/>
+                <w:sz w:val="18"/>
+                <w:szCs w:val="18"/>
+              </w:rPr>
+              <w:t>2</w:t>
+            </w:r>
+            <w:r>
+              <w:rPr>
+                <w:rFonts w:asciiTheme="minorEastAsia" w:hAnsiTheme="minorEastAsia" w:cs="Times New Roman"/>
+                <w:color w:val="000000"/>
+                <w:sz w:val="18"/>
+                <w:szCs w:val="18"/>
+              </w:rPr>
+              <w:t xml:space="preserve">  </w:t>
+            </w:r>
+            <w:r>
+              <w:rPr>
+                <w:rFonts w:asciiTheme="minorEastAsia" w:hAnsiTheme="minorEastAsia" w:cs="Times New Roman" w:hint="eastAsia"/>
+                <w:color w:val="000000"/>
+                <w:sz w:val="18"/>
+                <w:szCs w:val="18"/>
+              </w:rPr>
+              <w:t>单体生命</w:t>
+            </w:r>
+            <w:r>
+              <w:rPr>
+                <w:rFonts w:asciiTheme="minorEastAsia" w:hAnsiTheme="minorEastAsia" w:cs="Times New Roman" w:hint="eastAsia"/>
+                <w:color w:val="000000"/>
+                <w:sz w:val="18"/>
+                <w:szCs w:val="18"/>
+              </w:rPr>
+              <w:t>12</w:t>
+            </w:r>
+            <w:r>
+              <w:rPr>
+                <w:rFonts w:asciiTheme="minorEastAsia" w:hAnsiTheme="minorEastAsia" w:cs="Times New Roman" w:hint="eastAsia"/>
+                <w:color w:val="000000"/>
+                <w:sz w:val="18"/>
+                <w:szCs w:val="18"/>
+              </w:rPr>
+              <w:t>00</w:t>
+            </w:r>
+          </w:p>
+        </w:tc>
+        <w:tc>
+          <w:tcPr>
+            <w:tcW w:w="5193" w:type="dxa"/>
+            <w:vMerge w:val="restart"/>
+            <w:noWrap/>
+            <w:vAlign w:val="center"/>
+            <w:hideMark/>
+          </w:tcPr>
+          <w:p>
+            <w:pPr>
+              <w:widowControl/>
+              <w:jc w:val="left"/>
+              <w:rPr>
+                <w:rFonts w:asciiTheme="minorEastAsia" w:hAnsiTheme="minorEastAsia" w:cs="Times New Roman"/>
+                <w:color w:val="000000"/>
+                <w:sz w:val="18"/>
+                <w:szCs w:val="18"/>
+              </w:rPr>
+            </w:pPr>
+            <w:r>
+              <w:rPr>
+                <w:rFonts w:asciiTheme="minorEastAsia" w:hAnsiTheme="minorEastAsia" w:cs="Times New Roman" w:hint="eastAsia"/>
+                <w:color w:val="000000"/>
+                <w:sz w:val="18"/>
+                <w:szCs w:val="18"/>
+              </w:rPr>
+              <w:t>攻击</w:t>
+            </w:r>
+            <w:r>
+              <w:rPr>
+                <w:rFonts w:asciiTheme="minorEastAsia" w:hAnsiTheme="minorEastAsia" w:cs="Times New Roman" w:hint="eastAsia"/>
+                <w:color w:val="000000"/>
+                <w:sz w:val="18"/>
+                <w:szCs w:val="18"/>
+              </w:rPr>
+              <w:t>530</w:t>
+            </w:r>
+            <w:r>
+              <w:rPr>
+                <w:rFonts w:asciiTheme="minorEastAsia" w:hAnsiTheme="minorEastAsia" w:cs="Times New Roman"/>
+                <w:color w:val="000000"/>
+                <w:sz w:val="18"/>
+                <w:szCs w:val="18"/>
+              </w:rPr>
+              <w:t xml:space="preserve">  </w:t>
+            </w:r>
+            <w:r>
+              <w:rPr>
+                <w:rFonts w:asciiTheme="minorEastAsia" w:hAnsiTheme="minorEastAsia" w:cs="Times New Roman" w:hint="eastAsia"/>
+                <w:color w:val="000000"/>
+                <w:sz w:val="18"/>
+                <w:szCs w:val="18"/>
+              </w:rPr>
+              <w:t>范围1</w:t>
+            </w:r>
+            <w:r>
+              <w:rPr>
+                <w:rFonts w:asciiTheme="minorEastAsia" w:hAnsiTheme="minorEastAsia" w:cs="Times New Roman" w:hint="eastAsia"/>
+                <w:color w:val="000000"/>
+                <w:sz w:val="18"/>
+                <w:szCs w:val="18"/>
+              </w:rPr>
+              <w:t>3</w:t>
+            </w:r>
+            <w:r>
+              <w:rPr>
+                <w:rFonts w:asciiTheme="minorEastAsia" w:hAnsiTheme="minorEastAsia" w:cs="Times New Roman"/>
+                <w:color w:val="000000"/>
+                <w:sz w:val="18"/>
+                <w:szCs w:val="18"/>
+              </w:rPr>
+              <w:t xml:space="preserve">  </w:t>
+            </w:r>
+            <w:r>
+              <w:rPr>
+                <w:rFonts w:asciiTheme="minorEastAsia" w:hAnsiTheme="minorEastAsia" w:cs="Times New Roman" w:hint="eastAsia"/>
+                <w:color w:val="000000"/>
+                <w:sz w:val="18"/>
+                <w:szCs w:val="18"/>
+              </w:rPr>
+              <w:t>轰炸半径2</w:t>
+            </w:r>
+          </w:p>
+        </w:tc>
+      </w:tr>
+      <w:tr>
+        <w:trPr>
+          <w:trHeight w:val="112"/>
+        </w:trPr>
+        <w:tc>
+          <w:tcPr>
+            <w:tcW w:w="2056" w:type="dxa"/>
+            <w:vMerge/>
+            <w:noWrap/>
+          </w:tcPr>
+          <w:p>
+            <w:pPr>
+              <w:widowControl/>
+              <w:jc w:val="left"/>
+              <w:rPr>
+                <w:rFonts w:asciiTheme="minorEastAsia" w:hAnsiTheme="minorEastAsia" w:cs="Times New Roman"/>
+                <w:color w:val="000000"/>
+                <w:sz w:val="18"/>
+                <w:szCs w:val="18"/>
+              </w:rPr>
+            </w:pPr>
+          </w:p>
+        </w:tc>
+        <w:tc>
+          <w:tcPr>
+            <w:tcW w:w="3519" w:type="dxa"/>
+            <w:noWrap/>
+            <w:vAlign w:val="center"/>
+          </w:tcPr>
+          <w:p>
+            <w:pPr>
+              <w:widowControl/>
+              <w:jc w:val="left"/>
+              <w:rPr>
+                <w:rFonts w:asciiTheme="minorEastAsia" w:hAnsiTheme="minorEastAsia" w:cs="Times New Roman"/>
+                <w:color w:val="000000"/>
+                <w:sz w:val="18"/>
+                <w:szCs w:val="18"/>
+              </w:rPr>
+            </w:pPr>
+            <w:r>
+              <w:rPr>
+                <w:rFonts w:asciiTheme="minorEastAsia" w:hAnsiTheme="minorEastAsia" w:cs="Times New Roman" w:hint="eastAsia"/>
+                <w:color w:val="000000"/>
+                <w:sz w:val="18"/>
+                <w:szCs w:val="18"/>
+              </w:rPr>
+              <w:t>护甲/闪避：近战0</w:t>
+            </w:r>
+            <w:r>
+              <w:rPr>
+                <w:rFonts w:asciiTheme="minorEastAsia" w:hAnsiTheme="minorEastAsia" w:cs="Times New Roman"/>
+                <w:color w:val="000000"/>
+                <w:sz w:val="18"/>
+                <w:szCs w:val="18"/>
+              </w:rPr>
+              <w:t xml:space="preserve">  </w:t>
+            </w:r>
+            <w:r>
+              <w:rPr>
+                <w:rFonts w:asciiTheme="minorEastAsia" w:hAnsiTheme="minorEastAsia" w:cs="Times New Roman" w:hint="eastAsia"/>
+                <w:color w:val="000000"/>
+                <w:sz w:val="18"/>
+                <w:szCs w:val="18"/>
+              </w:rPr>
+              <w:t>远程0</w:t>
+            </w:r>
+            <w:r>
+              <w:rPr>
+                <w:rFonts w:asciiTheme="minorEastAsia" w:hAnsiTheme="minorEastAsia" w:cs="Times New Roman"/>
+                <w:color w:val="000000"/>
+                <w:sz w:val="18"/>
+                <w:szCs w:val="18"/>
+              </w:rPr>
+              <w:t xml:space="preserve">  </w:t>
+            </w:r>
+            <w:r>
+              <w:rPr>
+                <w:rFonts w:asciiTheme="minorEastAsia" w:hAnsiTheme="minorEastAsia" w:cs="Times New Roman" w:hint="eastAsia"/>
+                <w:color w:val="000000"/>
+                <w:sz w:val="18"/>
+                <w:szCs w:val="18"/>
+              </w:rPr>
+              <w:t>冲杀0</w:t>
+            </w:r>
+          </w:p>
+        </w:tc>
+        <w:tc>
+          <w:tcPr>
+            <w:tcW w:w="5193" w:type="dxa"/>
+            <w:vMerge/>
+            <w:noWrap/>
+            <w:vAlign w:val="center"/>
+          </w:tcPr>
+          <w:p>
+            <w:pPr>
+              <w:widowControl/>
+              <w:jc w:val="center"/>
+              <w:rPr>
+                <w:rFonts w:asciiTheme="minorEastAsia" w:hAnsiTheme="minorEastAsia" w:cs="Times New Roman"/>
+                <w:color w:val="000000"/>
+                <w:sz w:val="18"/>
+                <w:szCs w:val="18"/>
+              </w:rPr>
+            </w:pPr>
+          </w:p>
+        </w:tc>
+      </w:tr>
+      <w:tr>
+        <w:trPr>
+          <w:trHeight w:val="270"/>
+        </w:trPr>
+        <w:tc>
+          <w:tcPr>
+            <w:tcW w:w="2056" w:type="dxa"/>
+            <w:vMerge/>
+            <w:hideMark/>
+          </w:tcPr>
+          <w:p>
+            <w:pPr>
+              <w:widowControl/>
+              <w:jc w:val="left"/>
+              <w:rPr>
+                <w:rFonts w:asciiTheme="minorEastAsia" w:hAnsiTheme="minorEastAsia" w:cs="Times New Roman"/>
+                <w:color w:val="000000"/>
+                <w:sz w:val="18"/>
+                <w:szCs w:val="18"/>
+              </w:rPr>
+            </w:pPr>
+          </w:p>
+        </w:tc>
+        <w:tc>
+          <w:tcPr>
+            <w:tcW w:w="3519" w:type="dxa"/>
+            <w:noWrap/>
+            <w:vAlign w:val="center"/>
+            <w:hideMark/>
+          </w:tcPr>
+          <w:p>
+            <w:pPr>
+              <w:widowControl/>
+              <w:jc w:val="left"/>
+              <w:rPr>
+                <w:rFonts w:asciiTheme="minorEastAsia" w:hAnsiTheme="minorEastAsia" w:cs="Times New Roman"/>
+                <w:color w:val="000000"/>
+                <w:sz w:val="18"/>
+                <w:szCs w:val="18"/>
+              </w:rPr>
+            </w:pPr>
+            <w:r>
+              <w:rPr>
+                <w:rFonts w:asciiTheme="minorEastAsia" w:hAnsiTheme="minorEastAsia" w:cs="Times New Roman"/>
+                <w:color w:val="000000"/>
+                <w:sz w:val="18"/>
+                <w:szCs w:val="18"/>
+              </w:rPr>
+              <w:t xml:space="preserve">移速 </w:t>
+            </w:r>
+            <w:r>
+              <w:rPr>
+                <w:rFonts w:asciiTheme="minorEastAsia" w:hAnsiTheme="minorEastAsia" w:cs="Times New Roman" w:hint="eastAsia"/>
+                <w:color w:val="000000"/>
+                <w:sz w:val="18"/>
+                <w:szCs w:val="18"/>
+              </w:rPr>
+              <w:t>1</w:t>
+            </w:r>
+          </w:p>
+        </w:tc>
+        <w:tc>
+          <w:tcPr>
+            <w:tcW w:w="5193" w:type="dxa"/>
+            <w:vMerge/>
+            <w:hideMark/>
+          </w:tcPr>
+          <w:p>
+            <w:pPr>
+              <w:widowControl/>
+              <w:jc w:val="left"/>
+              <w:rPr>
+                <w:rFonts w:asciiTheme="minorEastAsia" w:hAnsiTheme="minorEastAsia" w:cs="Times New Roman"/>
+                <w:color w:val="000000"/>
+                <w:sz w:val="18"/>
+                <w:szCs w:val="18"/>
+              </w:rPr>
+            </w:pPr>
+          </w:p>
+        </w:tc>
+      </w:tr>
+    </w:tbl>
+    <w:p>
+      <w:pPr>
+        <w:spacing w:after="0" w:line="240" w:lineRule="auto"/>
+        <w:rPr>
+          <w:rFonts w:asciiTheme="minorEastAsia" w:hAnsiTheme="minorEastAsia"/>
+          <w:sz w:val="18"/>
+          <w:szCs w:val="18"/>
+        </w:rPr>
+      </w:pPr>
+      <w:r>
+        <w:rPr>
+          <w:rFonts w:asciiTheme="minorEastAsia" w:hAnsiTheme="minorEastAsia"/>
+          <w:sz w:val="18"/>
+          <w:szCs w:val="18"/>
+        </w:rPr>
+        <w:t xml:space="preserve">new </w:t>
+      </w:r>
+      <w:r>
+        <w:rPr>
+          <w:rFonts w:asciiTheme="minorEastAsia" w:hAnsiTheme="minorEastAsia"/>
+          <w:sz w:val="18"/>
+          <w:szCs w:val="18"/>
+        </w:rPr>
+        <w:t>Dwarf</w:t>
+      </w:r>
+      <w:r>
+        <w:rPr>
+          <w:rFonts w:asciiTheme="minorEastAsia" w:hAnsiTheme="minorEastAsia"/>
+          <w:sz w:val="18"/>
+          <w:szCs w:val="18"/>
+        </w:rPr>
+        <w:t>Warrior</w:t>
+      </w:r>
+      <w:r>
+        <w:rPr>
+          <w:rFonts w:asciiTheme="minorEastAsia" w:hAnsiTheme="minorEastAsia"/>
+          <w:sz w:val="18"/>
+          <w:szCs w:val="18"/>
+        </w:rPr>
+        <w:t>(pos[0]),</w:t>
+      </w:r>
     </w:p>
     <w:p>
       <w:pPr>
@@ -22511,6 +27758,38 @@
           <w:szCs w:val="18"/>
         </w:rPr>
       </w:pPr>
+      <w:r>
+        <w:rPr>
+          <w:rFonts w:asciiTheme="minorEastAsia" w:hAnsiTheme="minorEastAsia"/>
+          <w:sz w:val="18"/>
+          <w:szCs w:val="18"/>
+        </w:rPr>
+        <w:t xml:space="preserve">new </w:t>
+      </w:r>
+      <w:r>
+        <w:rPr>
+          <w:rFonts w:asciiTheme="minorEastAsia" w:hAnsiTheme="minorEastAsia" w:hint="eastAsia"/>
+          <w:sz w:val="18"/>
+          <w:szCs w:val="18"/>
+        </w:rPr>
+        <w:t>Bone</w:t>
+      </w:r>
+      <w:r>
+        <w:rPr>
+          <w:rFonts w:asciiTheme="minorEastAsia" w:hAnsiTheme="minorEastAsia"/>
+          <w:sz w:val="18"/>
+          <w:szCs w:val="18"/>
+        </w:rPr>
+        <w:t>Breaker</w:t>
+      </w:r>
+      <w:r>
+        <w:rPr>
+          <w:rFonts w:asciiTheme="minorEastAsia" w:hAnsiTheme="minorEastAsia"/>
+          <w:sz w:val="18"/>
+          <w:szCs w:val="18"/>
+        </w:rPr>
+        <w:t>(pos[1]),</w:t>
+      </w:r>
     </w:p>
     <w:p>
       <w:pPr>
@@ -22521,6 +27800,30 @@
           <w:szCs w:val="18"/>
         </w:rPr>
       </w:pPr>
+      <w:r>
+        <w:rPr>
+          <w:rFonts w:asciiTheme="minorEastAsia" w:hAnsiTheme="minorEastAsia"/>
+          <w:sz w:val="18"/>
+          <w:szCs w:val="18"/>
+        </w:rPr>
+        <w:t xml:space="preserve">new </w:t>
+      </w:r>
+      <w:r>
+        <w:rPr>
+          <w:rFonts w:asciiTheme="minorEastAsia" w:hAnsiTheme="minorEastAsia"/>
+          <w:sz w:val="18"/>
+          <w:szCs w:val="18"/>
+        </w:rPr>
+        <w:t>Berserker</w:t>
+      </w:r>
+      <w:r>
+        <w:rPr>
+          <w:rFonts w:asciiTheme="minorEastAsia" w:hAnsiTheme="minorEastAsia"/>
+          <w:sz w:val="18"/>
+          <w:szCs w:val="18"/>
+        </w:rPr>
+        <w:t>(pos[2]),</w:t>
+      </w:r>
     </w:p>
     <w:p>
       <w:pPr>
@@ -22531,6 +27834,46 @@
           <w:szCs w:val="18"/>
         </w:rPr>
       </w:pPr>
+      <w:r>
+        <w:rPr>
+          <w:rFonts w:asciiTheme="minorEastAsia" w:hAnsiTheme="minorEastAsia"/>
+          <w:sz w:val="18"/>
+          <w:szCs w:val="18"/>
+        </w:rPr>
+        <w:t xml:space="preserve">new </w:t>
+      </w:r>
+      <w:r>
+        <w:rPr>
+          <w:rFonts w:asciiTheme="minorEastAsia" w:hAnsiTheme="minorEastAsia"/>
+          <w:sz w:val="18"/>
+          <w:szCs w:val="18"/>
+        </w:rPr>
+        <w:t>MountainShocker</w:t>
+      </w:r>
+      <w:r>
+        <w:rPr>
+          <w:rFonts w:asciiTheme="minorEastAsia" w:hAnsiTheme="minorEastAsia"/>
+          <w:sz w:val="18"/>
+          <w:szCs w:val="18"/>
+        </w:rPr>
+        <w:t>(pos[</w:t>
+      </w:r>
+      <w:r>
+        <w:rPr>
+          <w:rFonts w:asciiTheme="minorEastAsia" w:hAnsiTheme="minorEastAsia" w:hint="eastAsia"/>
+          <w:sz w:val="18"/>
+          <w:szCs w:val="18"/>
+        </w:rPr>
+        <w:t>3</w:t>
+      </w:r>
+      <w:r>
+        <w:rPr>
+          <w:rFonts w:asciiTheme="minorEastAsia" w:hAnsiTheme="minorEastAsia"/>
+          <w:sz w:val="18"/>
+          <w:szCs w:val="18"/>
+        </w:rPr>
+        <w:t>]),</w:t>
+      </w:r>
     </w:p>
     <w:p>
       <w:pPr>
@@ -22541,6 +27884,46 @@
           <w:szCs w:val="18"/>
         </w:rPr>
       </w:pPr>
+      <w:r>
+        <w:rPr>
+          <w:rFonts w:asciiTheme="minorEastAsia" w:hAnsiTheme="minorEastAsia"/>
+          <w:sz w:val="18"/>
+          <w:szCs w:val="18"/>
+        </w:rPr>
+        <w:t xml:space="preserve">new </w:t>
+      </w:r>
+      <w:r>
+        <w:rPr>
+          <w:rFonts w:asciiTheme="minorEastAsia" w:hAnsiTheme="minorEastAsia"/>
+          <w:sz w:val="18"/>
+          <w:szCs w:val="18"/>
+        </w:rPr>
+        <w:t>DwarfMusketeer</w:t>
+      </w:r>
+      <w:r>
+        <w:rPr>
+          <w:rFonts w:asciiTheme="minorEastAsia" w:hAnsiTheme="minorEastAsia"/>
+          <w:sz w:val="18"/>
+          <w:szCs w:val="18"/>
+        </w:rPr>
+        <w:t>(pos[</w:t>
+      </w:r>
+      <w:r>
+        <w:rPr>
+          <w:rFonts w:asciiTheme="minorEastAsia" w:hAnsiTheme="minorEastAsia" w:hint="eastAsia"/>
+          <w:sz w:val="18"/>
+          <w:szCs w:val="18"/>
+        </w:rPr>
+        <w:t>4</w:t>
+      </w:r>
+      <w:r>
+        <w:rPr>
+          <w:rFonts w:asciiTheme="minorEastAsia" w:hAnsiTheme="minorEastAsia"/>
+          <w:sz w:val="18"/>
+          <w:szCs w:val="18"/>
+        </w:rPr>
+        <w:t>]),</w:t>
+      </w:r>
     </w:p>
     <w:p>
       <w:pPr>
@@ -22551,6 +27934,46 @@
           <w:szCs w:val="18"/>
         </w:rPr>
       </w:pPr>
+      <w:r>
+        <w:rPr>
+          <w:rFonts w:asciiTheme="minorEastAsia" w:hAnsiTheme="minorEastAsia"/>
+          <w:sz w:val="18"/>
+          <w:szCs w:val="18"/>
+        </w:rPr>
+        <w:t xml:space="preserve">new </w:t>
+      </w:r>
+      <w:r>
+        <w:rPr>
+          <w:rFonts w:asciiTheme="minorEastAsia" w:hAnsiTheme="minorEastAsia"/>
+          <w:sz w:val="18"/>
+          <w:szCs w:val="18"/>
+        </w:rPr>
+        <w:t>MortarSquad</w:t>
+      </w:r>
+      <w:r>
+        <w:rPr>
+          <w:rFonts w:asciiTheme="minorEastAsia" w:hAnsiTheme="minorEastAsia"/>
+          <w:sz w:val="18"/>
+          <w:szCs w:val="18"/>
+        </w:rPr>
+        <w:t>(pos[</w:t>
+      </w:r>
+      <w:r>
+        <w:rPr>
+          <w:rFonts w:asciiTheme="minorEastAsia" w:hAnsiTheme="minorEastAsia" w:hint="eastAsia"/>
+          <w:sz w:val="18"/>
+          <w:szCs w:val="18"/>
+        </w:rPr>
+        <w:t>5</w:t>
+      </w:r>
+      <w:r>
+        <w:rPr>
+          <w:rFonts w:asciiTheme="minorEastAsia" w:hAnsiTheme="minorEastAsia"/>
+          <w:sz w:val="18"/>
+          <w:szCs w:val="18"/>
+        </w:rPr>
+        <w:t>]),</w:t>
+      </w:r>
     </w:p>
     <w:p>
       <w:pPr>
@@ -22561,6 +27984,46 @@
           <w:szCs w:val="18"/>
         </w:rPr>
       </w:pPr>
+      <w:r>
+        <w:rPr>
+          <w:rFonts w:asciiTheme="minorEastAsia" w:hAnsiTheme="minorEastAsia"/>
+          <w:sz w:val="18"/>
+          <w:szCs w:val="18"/>
+        </w:rPr>
+        <w:t xml:space="preserve">new </w:t>
+      </w:r>
+      <w:r>
+        <w:rPr>
+          <w:rFonts w:asciiTheme="minorEastAsia" w:hAnsiTheme="minorEastAsia"/>
+          <w:sz w:val="18"/>
+          <w:szCs w:val="18"/>
+        </w:rPr>
+        <w:t>GoatCavalry</w:t>
+      </w:r>
+      <w:r>
+        <w:rPr>
+          <w:rFonts w:asciiTheme="minorEastAsia" w:hAnsiTheme="minorEastAsia"/>
+          <w:sz w:val="18"/>
+          <w:szCs w:val="18"/>
+        </w:rPr>
+        <w:t>(pos[</w:t>
+      </w:r>
+      <w:r>
+        <w:rPr>
+          <w:rFonts w:asciiTheme="minorEastAsia" w:hAnsiTheme="minorEastAsia" w:hint="eastAsia"/>
+          <w:sz w:val="18"/>
+          <w:szCs w:val="18"/>
+        </w:rPr>
+        <w:t>6</w:t>
+      </w:r>
+      <w:r>
+        <w:rPr>
+          <w:rFonts w:asciiTheme="minorEastAsia" w:hAnsiTheme="minorEastAsia"/>
+          <w:sz w:val="18"/>
+          <w:szCs w:val="18"/>
+        </w:rPr>
+        <w:t>]),</w:t>
+      </w:r>
     </w:p>
     <w:p>
       <w:pPr>
@@ -22571,6 +28034,30 @@
           <w:szCs w:val="18"/>
         </w:rPr>
       </w:pPr>
+      <w:r>
+        <w:rPr>
+          <w:rFonts w:asciiTheme="minorEastAsia" w:hAnsiTheme="minorEastAsia"/>
+          <w:sz w:val="18"/>
+          <w:szCs w:val="18"/>
+        </w:rPr>
+        <w:t xml:space="preserve">new </w:t>
+      </w:r>
+      <w:r>
+        <w:rPr>
+          <w:rFonts w:asciiTheme="minorEastAsia" w:hAnsiTheme="minorEastAsia"/>
+          <w:sz w:val="18"/>
+          <w:szCs w:val="18"/>
+        </w:rPr>
+        <w:t>RevolvingCannon</w:t>
+      </w:r>
+      <w:r>
+        <w:rPr>
+          <w:rFonts w:asciiTheme="minorEastAsia" w:hAnsiTheme="minorEastAsia"/>
+          <w:sz w:val="18"/>
+          <w:szCs w:val="18"/>
+        </w:rPr>
+        <w:t>(pos[7]),</w:t>
+      </w:r>
     </w:p>
     <w:p>
       <w:pPr>
@@ -22581,16 +28068,38 @@
           <w:szCs w:val="18"/>
         </w:rPr>
       </w:pPr>
-    </w:p>
-    <w:p>
-      <w:pPr>
-        <w:spacing w:after="0" w:line="240" w:lineRule="auto"/>
+      <w:r>
         <w:rPr>
           <w:rFonts w:asciiTheme="minorEastAsia" w:hAnsiTheme="minorEastAsia"/>
           <w:sz w:val="18"/>
           <w:szCs w:val="18"/>
         </w:rPr>
-      </w:pPr>
+        <w:t xml:space="preserve">new </w:t>
+      </w:r>
+      <w:r>
+        <w:rPr>
+          <w:rFonts w:asciiTheme="minorEastAsia" w:hAnsiTheme="minorEastAsia"/>
+          <w:sz w:val="18"/>
+          <w:szCs w:val="18"/>
+        </w:rPr>
+        <w:t>GiantC</w:t>
+      </w:r>
+      <w:r>
+        <w:rPr>
+          <w:rFonts w:asciiTheme="minorEastAsia" w:hAnsiTheme="minorEastAsia"/>
+          <w:sz w:val="18"/>
+          <w:szCs w:val="18"/>
+        </w:rPr>
+        <w:t>annon</w:t>
+      </w:r>
+      <w:r>
+        <w:rPr>
+          <w:rFonts w:asciiTheme="minorEastAsia" w:hAnsiTheme="minorEastAsia"/>
+          <w:sz w:val="18"/>
+          <w:szCs w:val="18"/>
+        </w:rPr>
+        <w:t>(pos[8]),</w:t>
+      </w:r>
     </w:p>
     <w:p>
       <w:pPr>
@@ -22981,86 +28490,355 @@
         </w:rPr>
       </w:pPr>
     </w:p>
-    <w:p>
-      <w:pPr>
-        <w:spacing w:after="0" w:line="240" w:lineRule="auto"/>
-        <w:rPr>
-          <w:rFonts w:asciiTheme="minorEastAsia" w:hAnsiTheme="minorEastAsia"/>
-          <w:sz w:val="18"/>
-          <w:szCs w:val="18"/>
-        </w:rPr>
-      </w:pPr>
-    </w:p>
-    <w:p>
-      <w:pPr>
-        <w:spacing w:after="0" w:line="240" w:lineRule="auto"/>
-        <w:rPr>
-          <w:rFonts w:asciiTheme="minorEastAsia" w:hAnsiTheme="minorEastAsia"/>
-          <w:sz w:val="18"/>
-          <w:szCs w:val="18"/>
-        </w:rPr>
-      </w:pPr>
-    </w:p>
-    <w:p>
-      <w:pPr>
-        <w:spacing w:after="0" w:line="240" w:lineRule="auto"/>
-        <w:rPr>
-          <w:rFonts w:asciiTheme="minorEastAsia" w:hAnsiTheme="minorEastAsia"/>
-          <w:sz w:val="18"/>
-          <w:szCs w:val="18"/>
-        </w:rPr>
-      </w:pPr>
-    </w:p>
-    <w:p>
-      <w:pPr>
-        <w:spacing w:after="0" w:line="240" w:lineRule="auto"/>
-        <w:rPr>
-          <w:rFonts w:asciiTheme="minorEastAsia" w:hAnsiTheme="minorEastAsia"/>
-          <w:sz w:val="18"/>
-          <w:szCs w:val="18"/>
-        </w:rPr>
-      </w:pPr>
-    </w:p>
-    <w:p>
-      <w:pPr>
-        <w:spacing w:after="0" w:line="240" w:lineRule="auto"/>
-        <w:rPr>
-          <w:rFonts w:asciiTheme="minorEastAsia" w:hAnsiTheme="minorEastAsia"/>
-          <w:sz w:val="18"/>
-          <w:szCs w:val="18"/>
-        </w:rPr>
-      </w:pPr>
-    </w:p>
-    <w:p>
-      <w:pPr>
-        <w:spacing w:after="0" w:line="240" w:lineRule="auto"/>
-        <w:rPr>
-          <w:rFonts w:asciiTheme="minorEastAsia" w:hAnsiTheme="minorEastAsia"/>
-          <w:sz w:val="18"/>
-          <w:szCs w:val="18"/>
-        </w:rPr>
-      </w:pPr>
-    </w:p>
-    <w:p>
-      <w:pPr>
-        <w:spacing w:after="0" w:line="240" w:lineRule="auto"/>
-        <w:rPr>
-          <w:rFonts w:asciiTheme="minorEastAsia" w:hAnsiTheme="minorEastAsia"/>
-          <w:sz w:val="18"/>
-          <w:szCs w:val="18"/>
-        </w:rPr>
-      </w:pPr>
-    </w:p>
-    <w:p>
-      <w:pPr>
-        <w:spacing w:after="0" w:line="240" w:lineRule="auto"/>
-        <w:rPr>
-          <w:rFonts w:asciiTheme="minorEastAsia" w:hAnsiTheme="minorEastAsia"/>
-          <w:sz w:val="18"/>
-          <w:szCs w:val="18"/>
-        </w:rPr>
-      </w:pPr>
-    </w:p>
+    <w:tbl>
+      <w:tblPr>
+        <w:tblStyle w:val="TableGrid"/>
+        <w:tblW w:w="10768" w:type="dxa"/>
+        <w:tblLook w:val="04A0" w:firstRow="1" w:lastRow="0" w:firstColumn="1" w:lastColumn="0" w:noHBand="0" w:noVBand="1"/>
+      </w:tblPr>
+      <w:tblGrid>
+        <w:gridCol w:w="2056"/>
+        <w:gridCol w:w="3519"/>
+        <w:gridCol w:w="5193"/>
+      </w:tblGrid>
+      <w:tr>
+        <w:trPr>
+          <w:trHeight w:val="270"/>
+        </w:trPr>
+        <w:tc>
+          <w:tcPr>
+            <w:tcW w:w="2056" w:type="dxa"/>
+            <w:noWrap/>
+            <w:hideMark/>
+          </w:tcPr>
+          <w:p>
+            <w:pPr>
+              <w:widowControl/>
+              <w:jc w:val="center"/>
+              <w:rPr>
+                <w:rFonts w:asciiTheme="minorEastAsia" w:hAnsiTheme="minorEastAsia" w:cs="Times New Roman"/>
+                <w:b/>
+                <w:bCs/>
+                <w:color w:val="000000"/>
+                <w:sz w:val="18"/>
+                <w:szCs w:val="18"/>
+              </w:rPr>
+            </w:pPr>
+          </w:p>
+        </w:tc>
+        <w:tc>
+          <w:tcPr>
+            <w:tcW w:w="8712" w:type="dxa"/>
+            <w:gridSpan w:val="2"/>
+            <w:noWrap/>
+            <w:hideMark/>
+          </w:tcPr>
+          <w:p>
+            <w:pPr>
+              <w:widowControl/>
+              <w:jc w:val="left"/>
+              <w:rPr>
+                <w:rFonts w:asciiTheme="minorEastAsia" w:hAnsiTheme="minorEastAsia" w:cs="Times New Roman"/>
+                <w:color w:val="000000"/>
+                <w:sz w:val="18"/>
+                <w:szCs w:val="18"/>
+              </w:rPr>
+            </w:pPr>
+            <w:r>
+              <w:rPr>
+                <w:rFonts w:asciiTheme="minorEastAsia" w:hAnsiTheme="minorEastAsia" w:cs="Times New Roman" w:hint="eastAsia"/>
+                <w:color w:val="000000"/>
+                <w:sz w:val="18"/>
+                <w:szCs w:val="18"/>
+              </w:rPr>
+              <w:t>（G）</w:t>
+            </w:r>
+          </w:p>
+        </w:tc>
+      </w:tr>
+      <w:tr>
+        <w:trPr>
+          <w:trHeight w:val="113"/>
+        </w:trPr>
+        <w:tc>
+          <w:tcPr>
+            <w:tcW w:w="2056" w:type="dxa"/>
+            <w:vMerge w:val="restart"/>
+            <w:noWrap/>
+            <w:hideMark/>
+          </w:tcPr>
+          <w:p>
+            <w:pPr>
+              <w:widowControl/>
+              <w:jc w:val="center"/>
+              <w:rPr>
+                <w:rFonts w:asciiTheme="minorEastAsia" w:hAnsiTheme="minorEastAsia" w:cs="Times New Roman"/>
+                <w:color w:val="000000"/>
+                <w:sz w:val="18"/>
+                <w:szCs w:val="18"/>
+              </w:rPr>
+            </w:pPr>
+          </w:p>
+        </w:tc>
+        <w:tc>
+          <w:tcPr>
+            <w:tcW w:w="3519" w:type="dxa"/>
+            <w:noWrap/>
+            <w:vAlign w:val="center"/>
+            <w:hideMark/>
+          </w:tcPr>
+          <w:p>
+            <w:pPr>
+              <w:widowControl/>
+              <w:jc w:val="left"/>
+              <w:rPr>
+                <w:rFonts w:asciiTheme="minorEastAsia" w:hAnsiTheme="minorEastAsia" w:cs="Times New Roman"/>
+                <w:color w:val="000000"/>
+                <w:sz w:val="18"/>
+                <w:szCs w:val="18"/>
+              </w:rPr>
+            </w:pPr>
+            <w:r>
+              <w:rPr>
+                <w:rFonts w:asciiTheme="minorEastAsia" w:hAnsiTheme="minorEastAsia" w:cs="Times New Roman" w:hint="eastAsia"/>
+                <w:color w:val="000000"/>
+                <w:sz w:val="18"/>
+                <w:szCs w:val="18"/>
+              </w:rPr>
+              <w:t>人数</w:t>
+            </w:r>
+            <w:r>
+              <w:rPr>
+                <w:rFonts w:asciiTheme="minorEastAsia" w:hAnsiTheme="minorEastAsia" w:cs="Times New Roman"/>
+                <w:color w:val="000000"/>
+                <w:sz w:val="18"/>
+                <w:szCs w:val="18"/>
+              </w:rPr>
+              <w:t xml:space="preserve">  </w:t>
+            </w:r>
+            <w:r>
+              <w:rPr>
+                <w:rFonts w:asciiTheme="minorEastAsia" w:hAnsiTheme="minorEastAsia" w:cs="Times New Roman" w:hint="eastAsia"/>
+                <w:color w:val="000000"/>
+                <w:sz w:val="18"/>
+                <w:szCs w:val="18"/>
+              </w:rPr>
+              <w:t>单体生命</w:t>
+            </w:r>
+          </w:p>
+        </w:tc>
+        <w:tc>
+          <w:tcPr>
+            <w:tcW w:w="5193" w:type="dxa"/>
+            <w:vMerge w:val="restart"/>
+            <w:noWrap/>
+            <w:vAlign w:val="center"/>
+            <w:hideMark/>
+          </w:tcPr>
+          <w:p>
+            <w:pPr>
+              <w:widowControl/>
+              <w:jc w:val="left"/>
+              <w:rPr>
+                <w:rFonts w:asciiTheme="minorEastAsia" w:hAnsiTheme="minorEastAsia" w:cs="Times New Roman"/>
+                <w:color w:val="000000"/>
+                <w:sz w:val="18"/>
+                <w:szCs w:val="18"/>
+              </w:rPr>
+            </w:pPr>
+            <w:r>
+              <w:rPr>
+                <w:rFonts w:asciiTheme="minorEastAsia" w:hAnsiTheme="minorEastAsia" w:cs="Times New Roman" w:hint="eastAsia"/>
+                <w:color w:val="000000"/>
+                <w:sz w:val="18"/>
+                <w:szCs w:val="18"/>
+              </w:rPr>
+              <w:t>攻击</w:t>
+            </w:r>
+          </w:p>
+        </w:tc>
+      </w:tr>
+      <w:tr>
+        <w:trPr>
+          <w:trHeight w:val="112"/>
+        </w:trPr>
+        <w:tc>
+          <w:tcPr>
+            <w:tcW w:w="2056" w:type="dxa"/>
+            <w:vMerge/>
+            <w:noWrap/>
+          </w:tcPr>
+          <w:p>
+            <w:pPr>
+              <w:widowControl/>
+              <w:jc w:val="left"/>
+              <w:rPr>
+                <w:rFonts w:asciiTheme="minorEastAsia" w:hAnsiTheme="minorEastAsia" w:cs="Times New Roman"/>
+                <w:color w:val="000000"/>
+                <w:sz w:val="18"/>
+                <w:szCs w:val="18"/>
+              </w:rPr>
+            </w:pPr>
+          </w:p>
+        </w:tc>
+        <w:tc>
+          <w:tcPr>
+            <w:tcW w:w="3519" w:type="dxa"/>
+            <w:noWrap/>
+            <w:vAlign w:val="center"/>
+          </w:tcPr>
+          <w:p>
+            <w:pPr>
+              <w:widowControl/>
+              <w:jc w:val="left"/>
+              <w:rPr>
+                <w:rFonts w:asciiTheme="minorEastAsia" w:hAnsiTheme="minorEastAsia" w:cs="Times New Roman"/>
+                <w:color w:val="000000"/>
+                <w:sz w:val="18"/>
+                <w:szCs w:val="18"/>
+              </w:rPr>
+            </w:pPr>
+            <w:r>
+              <w:rPr>
+                <w:rFonts w:asciiTheme="minorEastAsia" w:hAnsiTheme="minorEastAsia" w:cs="Times New Roman" w:hint="eastAsia"/>
+                <w:color w:val="000000"/>
+                <w:sz w:val="18"/>
+                <w:szCs w:val="18"/>
+              </w:rPr>
+              <w:t>护甲/闪避：近战0</w:t>
+            </w:r>
+            <w:r>
+              <w:rPr>
+                <w:rFonts w:asciiTheme="minorEastAsia" w:hAnsiTheme="minorEastAsia" w:cs="Times New Roman"/>
+                <w:color w:val="000000"/>
+                <w:sz w:val="18"/>
+                <w:szCs w:val="18"/>
+              </w:rPr>
+              <w:t xml:space="preserve">  </w:t>
+            </w:r>
+            <w:r>
+              <w:rPr>
+                <w:rFonts w:asciiTheme="minorEastAsia" w:hAnsiTheme="minorEastAsia" w:cs="Times New Roman" w:hint="eastAsia"/>
+                <w:color w:val="000000"/>
+                <w:sz w:val="18"/>
+                <w:szCs w:val="18"/>
+              </w:rPr>
+              <w:t>远程0</w:t>
+            </w:r>
+            <w:r>
+              <w:rPr>
+                <w:rFonts w:asciiTheme="minorEastAsia" w:hAnsiTheme="minorEastAsia" w:cs="Times New Roman"/>
+                <w:color w:val="000000"/>
+                <w:sz w:val="18"/>
+                <w:szCs w:val="18"/>
+              </w:rPr>
+              <w:t xml:space="preserve"> </w:t>
+            </w:r>
+            <w:r>
+              <w:rPr>
+                <w:rFonts w:asciiTheme="minorEastAsia" w:hAnsiTheme="minorEastAsia" w:cs="Times New Roman" w:hint="eastAsia"/>
+                <w:color w:val="000000"/>
+                <w:sz w:val="18"/>
+                <w:szCs w:val="18"/>
+              </w:rPr>
+              <w:t>冲杀0</w:t>
+            </w:r>
+          </w:p>
+        </w:tc>
+        <w:tc>
+          <w:tcPr>
+            <w:tcW w:w="5193" w:type="dxa"/>
+            <w:vMerge/>
+            <w:noWrap/>
+            <w:vAlign w:val="center"/>
+          </w:tcPr>
+          <w:p>
+            <w:pPr>
+              <w:widowControl/>
+              <w:jc w:val="center"/>
+              <w:rPr>
+                <w:rFonts w:asciiTheme="minorEastAsia" w:hAnsiTheme="minorEastAsia" w:cs="Times New Roman"/>
+                <w:color w:val="000000"/>
+                <w:sz w:val="18"/>
+                <w:szCs w:val="18"/>
+              </w:rPr>
+            </w:pPr>
+          </w:p>
+        </w:tc>
+      </w:tr>
+      <w:tr>
+        <w:trPr>
+          <w:trHeight w:val="270"/>
+        </w:trPr>
+        <w:tc>
+          <w:tcPr>
+            <w:tcW w:w="2056" w:type="dxa"/>
+            <w:vMerge/>
+            <w:hideMark/>
+          </w:tcPr>
+          <w:p>
+            <w:pPr>
+              <w:widowControl/>
+              <w:jc w:val="left"/>
+              <w:rPr>
+                <w:rFonts w:asciiTheme="minorEastAsia" w:hAnsiTheme="minorEastAsia" w:cs="Times New Roman"/>
+                <w:color w:val="000000"/>
+                <w:sz w:val="18"/>
+                <w:szCs w:val="18"/>
+              </w:rPr>
+            </w:pPr>
+          </w:p>
+        </w:tc>
+        <w:tc>
+          <w:tcPr>
+            <w:tcW w:w="3519" w:type="dxa"/>
+            <w:noWrap/>
+            <w:vAlign w:val="center"/>
+            <w:hideMark/>
+          </w:tcPr>
+          <w:p>
+            <w:pPr>
+              <w:widowControl/>
+              <w:jc w:val="left"/>
+              <w:rPr>
+                <w:rFonts w:asciiTheme="minorEastAsia" w:hAnsiTheme="minorEastAsia" w:cs="Times New Roman"/>
+                <w:color w:val="000000"/>
+                <w:sz w:val="18"/>
+                <w:szCs w:val="18"/>
+              </w:rPr>
+            </w:pPr>
+            <w:r>
+              <w:rPr>
+                <w:rFonts w:asciiTheme="minorEastAsia" w:hAnsiTheme="minorEastAsia" w:cs="Times New Roman"/>
+                <w:color w:val="000000"/>
+                <w:sz w:val="18"/>
+                <w:szCs w:val="18"/>
+              </w:rPr>
+              <w:t>移速</w:t>
+            </w:r>
+          </w:p>
+        </w:tc>
+        <w:tc>
+          <w:tcPr>
+            <w:tcW w:w="5193" w:type="dxa"/>
+            <w:vMerge/>
+            <w:hideMark/>
+          </w:tcPr>
+          <w:p>
+            <w:pPr>
+              <w:widowControl/>
+              <w:jc w:val="left"/>
+              <w:rPr>
+                <w:rFonts w:asciiTheme="minorEastAsia" w:hAnsiTheme="minorEastAsia" w:cs="Times New Roman"/>
+                <w:color w:val="000000"/>
+                <w:sz w:val="18"/>
+                <w:szCs w:val="18"/>
+              </w:rPr>
+            </w:pPr>
+          </w:p>
+        </w:tc>
+      </w:tr>
+    </w:tbl>
     <w:p>
       <w:pPr>
         <w:spacing w:after="0" w:line="240" w:lineRule="auto"/>

--- a/兵种.docx
+++ b/兵种.docx
@@ -21598,7 +21598,7 @@
               <w:widowControl/>
               <w:jc w:val="left"/>
               <w:rPr>
-                <w:rFonts w:asciiTheme="minorEastAsia" w:hAnsiTheme="minorEastAsia" w:cs="Times New Roman"/>
+                <w:rFonts w:asciiTheme="minorEastAsia" w:hAnsiTheme="minorEastAsia" w:cs="Times New Roman" w:hint="eastAsia"/>
                 <w:color w:val="000000"/>
                 <w:sz w:val="18"/>
                 <w:szCs w:val="18"/>
@@ -21620,7 +21620,16 @@
                 <w:sz w:val="18"/>
                 <w:szCs w:val="18"/>
               </w:rPr>
-              <w:t>40</w:t>
+              <w:t>5</w:t>
+            </w:r>
+            <w:r>
+              <w:rPr>
+                <w:rFonts w:asciiTheme="minorEastAsia" w:hAnsiTheme="minorEastAsia" w:cs="Times New Roman" w:hint="eastAsia"/>
+                <w:color w:val="000000"/>
+                <w:sz w:val="18"/>
+                <w:szCs w:val="18"/>
+              </w:rPr>
+              <w:t>0</w:t>
             </w:r>
             <w:r>
               <w:rPr>
@@ -21638,25 +21647,7 @@
                 <w:sz w:val="18"/>
                 <w:szCs w:val="18"/>
               </w:rPr>
-              <w:t xml:space="preserve">近战 </w:t>
-            </w:r>
-            <w:r>
-              <w:rPr>
-                <w:rFonts w:asciiTheme="minorEastAsia" w:hAnsiTheme="minorEastAsia" w:cs="Times New Roman"/>
-                <w:color w:val="000000"/>
-                <w:sz w:val="18"/>
-                <w:szCs w:val="18"/>
-              </w:rPr>
-              <w:t xml:space="preserve"> </w:t>
-            </w:r>
-            <w:r>
-              <w:rPr>
-                <w:rFonts w:asciiTheme="minorEastAsia" w:hAnsiTheme="minorEastAsia" w:cs="Times New Roman" w:hint="eastAsia"/>
-                <w:color w:val="000000"/>
-                <w:sz w:val="18"/>
-                <w:szCs w:val="18"/>
-              </w:rPr>
-              <w:t>破甲36</w:t>
+              <w:t>近战</w:t>
             </w:r>
           </w:p>
         </w:tc>
@@ -21717,7 +21708,7 @@
                 <w:sz w:val="18"/>
                 <w:szCs w:val="18"/>
               </w:rPr>
-              <w:t>8</w:t>
+              <w:t>6</w:t>
             </w:r>
             <w:r>
               <w:rPr>
@@ -21727,6 +21718,15 @@
                 <w:szCs w:val="18"/>
               </w:rPr>
               <w:t>0</w:t>
+            </w:r>
+            <w:r>
+              <w:rPr>
+                <w:rFonts w:asciiTheme="minorEastAsia" w:hAnsiTheme="minorEastAsia" w:cs="Times New Roman"/>
+                <w:color w:val="000000"/>
+                <w:sz w:val="18"/>
+                <w:szCs w:val="18"/>
+              </w:rPr>
+              <w:t xml:space="preserve"> </w:t>
             </w:r>
             <w:r>
               <w:rPr>
@@ -22874,7 +22874,7 @@
               <w:widowControl/>
               <w:jc w:val="center"/>
               <w:rPr>
-                <w:rFonts w:asciiTheme="minorEastAsia" w:hAnsiTheme="minorEastAsia" w:cs="Times New Roman" w:hint="eastAsia"/>
+                <w:rFonts w:asciiTheme="minorEastAsia" w:hAnsiTheme="minorEastAsia" w:cs="Times New Roman"/>
                 <w:b/>
                 <w:bCs/>
                 <w:color w:val="000000"/>
@@ -23616,7 +23616,7 @@
               <w:widowControl/>
               <w:jc w:val="left"/>
               <w:rPr>
-                <w:rFonts w:asciiTheme="minorEastAsia" w:hAnsiTheme="minorEastAsia" w:cs="Times New Roman" w:hint="eastAsia"/>
+                <w:rFonts w:asciiTheme="minorEastAsia" w:hAnsiTheme="minorEastAsia" w:cs="Times New Roman"/>
                 <w:color w:val="000000"/>
                 <w:sz w:val="18"/>
                 <w:szCs w:val="18"/>
@@ -23674,16 +23674,7 @@
                 <w:sz w:val="18"/>
                 <w:szCs w:val="18"/>
               </w:rPr>
-              <w:t>其他</w:t>
-            </w:r>
-            <w:r>
-              <w:rPr>
-                <w:rFonts w:asciiTheme="minorEastAsia" w:hAnsiTheme="minorEastAsia" w:cs="Times New Roman" w:hint="eastAsia"/>
-                <w:color w:val="000000"/>
-                <w:sz w:val="18"/>
-                <w:szCs w:val="18"/>
-              </w:rPr>
-              <w:t xml:space="preserve"> </w:t>
+              <w:t xml:space="preserve">其他 </w:t>
             </w:r>
             <w:r>
               <w:rPr>
@@ -24647,7 +24638,7 @@
               <w:widowControl/>
               <w:jc w:val="left"/>
               <w:rPr>
-                <w:rFonts w:asciiTheme="minorEastAsia" w:hAnsiTheme="minorEastAsia" w:cs="Times New Roman" w:hint="eastAsia"/>
+                <w:rFonts w:asciiTheme="minorEastAsia" w:hAnsiTheme="minorEastAsia" w:cs="Times New Roman"/>
                 <w:color w:val="000000"/>
                 <w:sz w:val="18"/>
                 <w:szCs w:val="18"/>
@@ -25780,7 +25771,7 @@
               <w:widowControl/>
               <w:jc w:val="left"/>
               <w:rPr>
-                <w:rFonts w:asciiTheme="minorEastAsia" w:hAnsiTheme="minorEastAsia" w:cs="Times New Roman" w:hint="eastAsia"/>
+                <w:rFonts w:asciiTheme="minorEastAsia" w:hAnsiTheme="minorEastAsia" w:cs="Times New Roman"/>
                 <w:color w:val="000000"/>
                 <w:sz w:val="18"/>
                 <w:szCs w:val="18"/>
@@ -26333,7 +26324,7 @@
               <w:widowControl/>
               <w:jc w:val="left"/>
               <w:rPr>
-                <w:rFonts w:asciiTheme="minorEastAsia" w:hAnsiTheme="minorEastAsia" w:cs="Times New Roman" w:hint="eastAsia"/>
+                <w:rFonts w:asciiTheme="minorEastAsia" w:hAnsiTheme="minorEastAsia" w:cs="Times New Roman"/>
                 <w:color w:val="000000"/>
                 <w:sz w:val="18"/>
                 <w:szCs w:val="18"/>
@@ -26776,16 +26767,7 @@
                 <w:sz w:val="18"/>
                 <w:szCs w:val="18"/>
               </w:rPr>
-              <w:t>火力点数</w:t>
-            </w:r>
-            <w:r>
-              <w:rPr>
-                <w:rFonts w:asciiTheme="minorEastAsia" w:hAnsiTheme="minorEastAsia" w:cs="Times New Roman" w:hint="eastAsia"/>
-                <w:color w:val="000000"/>
-                <w:sz w:val="18"/>
-                <w:szCs w:val="18"/>
-              </w:rPr>
-              <w:t>2</w:t>
+              <w:t>火力点数2</w:t>
             </w:r>
             <w:r>
               <w:rPr>
@@ -26829,7 +26811,7 @@
               <w:widowControl/>
               <w:jc w:val="left"/>
               <w:rPr>
-                <w:rFonts w:asciiTheme="minorEastAsia" w:hAnsiTheme="minorEastAsia" w:cs="Times New Roman"/>
+                <w:rFonts w:asciiTheme="minorEastAsia" w:hAnsiTheme="minorEastAsia" w:cs="Times New Roman" w:hint="eastAsia"/>
                 <w:color w:val="000000"/>
                 <w:sz w:val="18"/>
                 <w:szCs w:val="18"/>
@@ -26851,16 +26833,25 @@
                 <w:sz w:val="18"/>
                 <w:szCs w:val="18"/>
               </w:rPr>
-              <w:t>5</w:t>
-            </w:r>
-            <w:r>
-              <w:rPr>
-                <w:rFonts w:asciiTheme="minorEastAsia" w:hAnsiTheme="minorEastAsia" w:cs="Times New Roman" w:hint="eastAsia"/>
-                <w:color w:val="000000"/>
-                <w:sz w:val="18"/>
-                <w:szCs w:val="18"/>
-              </w:rPr>
-              <w:t>00</w:t>
+              <w:t>6</w:t>
+            </w:r>
+            <w:r>
+              <w:rPr>
+                <w:rFonts w:asciiTheme="minorEastAsia" w:hAnsiTheme="minorEastAsia" w:cs="Times New Roman"/>
+                <w:color w:val="000000"/>
+                <w:sz w:val="18"/>
+                <w:szCs w:val="18"/>
+              </w:rPr>
+              <w:t>6</w:t>
+            </w:r>
+            <w:r>
+              <w:rPr>
+                <w:rFonts w:asciiTheme="minorEastAsia" w:hAnsiTheme="minorEastAsia" w:cs="Times New Roman" w:hint="eastAsia"/>
+                <w:color w:val="000000"/>
+                <w:sz w:val="18"/>
+                <w:szCs w:val="18"/>
+              </w:rPr>
+              <w:t>0</w:t>
             </w:r>
             <w:r>
               <w:rPr>
@@ -26934,13 +26925,31 @@
               </w:rPr>
               <w:t>10</w:t>
             </w:r>
-          </w:p>
-          <w:p>
-            <w:pPr>
-              <w:widowControl/>
-              <w:jc w:val="left"/>
-              <w:rPr>
-                <w:rFonts w:asciiTheme="minorEastAsia" w:hAnsiTheme="minorEastAsia" w:cs="Times New Roman" w:hint="eastAsia"/>
+            <w:r>
+              <w:rPr>
+                <w:rFonts w:asciiTheme="minorEastAsia" w:hAnsiTheme="minorEastAsia" w:cs="Times New Roman"/>
+                <w:color w:val="000000"/>
+                <w:sz w:val="18"/>
+                <w:szCs w:val="18"/>
+              </w:rPr>
+              <w:t xml:space="preserve">  </w:t>
+            </w:r>
+            <w:r>
+              <w:rPr>
+                <w:rFonts w:asciiTheme="minorEastAsia" w:hAnsiTheme="minorEastAsia" w:cs="Times New Roman" w:hint="eastAsia"/>
+                <w:color w:val="000000"/>
+                <w:sz w:val="18"/>
+                <w:szCs w:val="18"/>
+              </w:rPr>
+              <w:t>破甲50</w:t>
+            </w:r>
+          </w:p>
+          <w:p>
+            <w:pPr>
+              <w:widowControl/>
+              <w:jc w:val="left"/>
+              <w:rPr>
+                <w:rFonts w:asciiTheme="minorEastAsia" w:hAnsiTheme="minorEastAsia" w:cs="Times New Roman"/>
                 <w:color w:val="000000"/>
                 <w:sz w:val="18"/>
                 <w:szCs w:val="18"/>
@@ -26962,16 +26971,7 @@
                 <w:sz w:val="18"/>
                 <w:szCs w:val="18"/>
               </w:rPr>
-              <w:t>44</w:t>
-            </w:r>
-            <w:r>
-              <w:rPr>
-                <w:rFonts w:asciiTheme="minorEastAsia" w:hAnsiTheme="minorEastAsia" w:cs="Times New Roman" w:hint="eastAsia"/>
-                <w:color w:val="000000"/>
-                <w:sz w:val="18"/>
-                <w:szCs w:val="18"/>
-              </w:rPr>
-              <w:t>0</w:t>
+              <w:t>440</w:t>
             </w:r>
             <w:r>
               <w:rPr>
@@ -27025,16 +27025,25 @@
                 <w:sz w:val="18"/>
                 <w:szCs w:val="18"/>
               </w:rPr>
-              <w:t>范围</w:t>
-            </w:r>
-            <w:r>
-              <w:rPr>
-                <w:rFonts w:asciiTheme="minorEastAsia" w:hAnsiTheme="minorEastAsia" w:cs="Times New Roman" w:hint="eastAsia"/>
-                <w:color w:val="000000"/>
-                <w:sz w:val="18"/>
-                <w:szCs w:val="18"/>
-              </w:rPr>
-              <w:t>10</w:t>
+              <w:t>范围10</w:t>
+            </w:r>
+            <w:r>
+              <w:rPr>
+                <w:rFonts w:asciiTheme="minorEastAsia" w:hAnsiTheme="minorEastAsia" w:cs="Times New Roman"/>
+                <w:color w:val="000000"/>
+                <w:sz w:val="18"/>
+                <w:szCs w:val="18"/>
+              </w:rPr>
+              <w:t xml:space="preserve">  </w:t>
+            </w:r>
+            <w:r>
+              <w:rPr>
+                <w:rFonts w:asciiTheme="minorEastAsia" w:hAnsiTheme="minorEastAsia" w:cs="Times New Roman" w:hint="eastAsia"/>
+                <w:color w:val="000000"/>
+                <w:sz w:val="18"/>
+                <w:szCs w:val="18"/>
+              </w:rPr>
+              <w:t>破甲50</w:t>
             </w:r>
           </w:p>
         </w:tc>
@@ -27383,16 +27392,7 @@
                 <w:sz w:val="18"/>
                 <w:szCs w:val="18"/>
               </w:rPr>
-              <w:t>火力点数</w:t>
-            </w:r>
-            <w:r>
-              <w:rPr>
-                <w:rFonts w:asciiTheme="minorEastAsia" w:hAnsiTheme="minorEastAsia" w:cs="Times New Roman" w:hint="eastAsia"/>
-                <w:color w:val="000000"/>
-                <w:sz w:val="18"/>
-                <w:szCs w:val="18"/>
-              </w:rPr>
-              <w:t>2</w:t>
+              <w:t>火力点数2</w:t>
             </w:r>
             <w:r>
               <w:rPr>
@@ -27419,16 +27419,7 @@
                 <w:sz w:val="18"/>
                 <w:szCs w:val="18"/>
               </w:rPr>
-              <w:t>12</w:t>
-            </w:r>
-            <w:r>
-              <w:rPr>
-                <w:rFonts w:asciiTheme="minorEastAsia" w:hAnsiTheme="minorEastAsia" w:cs="Times New Roman" w:hint="eastAsia"/>
-                <w:color w:val="000000"/>
-                <w:sz w:val="18"/>
-                <w:szCs w:val="18"/>
-              </w:rPr>
-              <w:t>00</w:t>
+              <w:t>1200</w:t>
             </w:r>
           </w:p>
         </w:tc>

--- a/兵种.docx
+++ b/兵种.docx
@@ -22956,6 +22956,59 @@
                 <w:szCs w:val="18"/>
               </w:rPr>
             </w:pPr>
+            <w:r>
+              <w:rPr>
+                <w:noProof/>
+              </w:rPr>
+              <w:drawing>
+                <wp:inline distT="0" distB="0" distL="0" distR="0" wp14:anchorId="539C1E4D" wp14:editId="16356340">
+                  <wp:extent cx="476885" cy="476885"/>
+                  <wp:effectExtent l="0" t="0" r="0" b="0"/>
+                  <wp:docPr id="37" name="Picture 37"/>
+                  <wp:cNvGraphicFramePr>
+                    <a:graphicFrameLocks xmlns:a="http://schemas.openxmlformats.org/drawingml/2006/main" noChangeAspect="1"/>
+                  </wp:cNvGraphicFramePr>
+                  <a:graphic xmlns:a="http://schemas.openxmlformats.org/drawingml/2006/main">
+                    <a:graphicData uri="http://schemas.openxmlformats.org/drawingml/2006/picture">
+                      <pic:pic xmlns:pic="http://schemas.openxmlformats.org/drawingml/2006/picture">
+                        <pic:nvPicPr>
+                          <pic:cNvPr id="0" name="Picture 1"/>
+                          <pic:cNvPicPr>
+                            <a:picLocks noChangeAspect="1" noChangeArrowheads="1"/>
+                          </pic:cNvPicPr>
+                        </pic:nvPicPr>
+                        <pic:blipFill>
+                          <a:blip r:embed="rId42">
+                            <a:extLst>
+                              <a:ext uri="{28A0092B-C50C-407E-A947-70E740481C1C}">
+                                <a14:useLocalDpi xmlns:a14="http://schemas.microsoft.com/office/drawing/2010/main" val="0"/>
+                              </a:ext>
+                            </a:extLst>
+                          </a:blip>
+                          <a:srcRect/>
+                          <a:stretch>
+                            <a:fillRect/>
+                          </a:stretch>
+                        </pic:blipFill>
+                        <pic:spPr bwMode="auto">
+                          <a:xfrm>
+                            <a:off x="0" y="0"/>
+                            <a:ext cx="476885" cy="476885"/>
+                          </a:xfrm>
+                          <a:prstGeom prst="rect">
+                            <a:avLst/>
+                          </a:prstGeom>
+                          <a:noFill/>
+                          <a:ln>
+                            <a:noFill/>
+                          </a:ln>
+                        </pic:spPr>
+                      </pic:pic>
+                    </a:graphicData>
+                  </a:graphic>
+                </wp:inline>
+              </w:drawing>
+            </w:r>
           </w:p>
         </w:tc>
         <w:tc>
@@ -23452,6 +23505,59 @@
                 <w:szCs w:val="18"/>
               </w:rPr>
             </w:pPr>
+            <w:r>
+              <w:rPr>
+                <w:noProof/>
+              </w:rPr>
+              <w:drawing>
+                <wp:inline distT="0" distB="0" distL="0" distR="0" wp14:anchorId="2BE62F92" wp14:editId="39682F6F">
+                  <wp:extent cx="476885" cy="476885"/>
+                  <wp:effectExtent l="0" t="0" r="0" b="0"/>
+                  <wp:docPr id="38" name="Picture 38"/>
+                  <wp:cNvGraphicFramePr>
+                    <a:graphicFrameLocks xmlns:a="http://schemas.openxmlformats.org/drawingml/2006/main" noChangeAspect="1"/>
+                  </wp:cNvGraphicFramePr>
+                  <a:graphic xmlns:a="http://schemas.openxmlformats.org/drawingml/2006/main">
+                    <a:graphicData uri="http://schemas.openxmlformats.org/drawingml/2006/picture">
+                      <pic:pic xmlns:pic="http://schemas.openxmlformats.org/drawingml/2006/picture">
+                        <pic:nvPicPr>
+                          <pic:cNvPr id="0" name="Picture 3"/>
+                          <pic:cNvPicPr>
+                            <a:picLocks noChangeAspect="1" noChangeArrowheads="1"/>
+                          </pic:cNvPicPr>
+                        </pic:nvPicPr>
+                        <pic:blipFill>
+                          <a:blip r:embed="rId43">
+                            <a:extLst>
+                              <a:ext uri="{28A0092B-C50C-407E-A947-70E740481C1C}">
+                                <a14:useLocalDpi xmlns:a14="http://schemas.microsoft.com/office/drawing/2010/main" val="0"/>
+                              </a:ext>
+                            </a:extLst>
+                          </a:blip>
+                          <a:srcRect/>
+                          <a:stretch>
+                            <a:fillRect/>
+                          </a:stretch>
+                        </pic:blipFill>
+                        <pic:spPr bwMode="auto">
+                          <a:xfrm>
+                            <a:off x="0" y="0"/>
+                            <a:ext cx="476885" cy="476885"/>
+                          </a:xfrm>
+                          <a:prstGeom prst="rect">
+                            <a:avLst/>
+                          </a:prstGeom>
+                          <a:noFill/>
+                          <a:ln>
+                            <a:noFill/>
+                          </a:ln>
+                        </pic:spPr>
+                      </pic:pic>
+                    </a:graphicData>
+                  </a:graphic>
+                </wp:inline>
+              </w:drawing>
+            </w:r>
           </w:p>
         </w:tc>
         <w:tc>
@@ -23554,7 +23660,16 @@
                 <w:sz w:val="18"/>
                 <w:szCs w:val="18"/>
               </w:rPr>
-              <w:t>40</w:t>
+              <w:t>6</w:t>
+            </w:r>
+            <w:r>
+              <w:rPr>
+                <w:rFonts w:asciiTheme="minorEastAsia" w:hAnsiTheme="minorEastAsia" w:cs="Times New Roman" w:hint="eastAsia"/>
+                <w:color w:val="000000"/>
+                <w:sz w:val="18"/>
+                <w:szCs w:val="18"/>
+              </w:rPr>
+              <w:t>0</w:t>
             </w:r>
             <w:r>
               <w:rPr>
@@ -24068,6 +24183,59 @@
                 <w:szCs w:val="18"/>
               </w:rPr>
             </w:pPr>
+            <w:r>
+              <w:rPr>
+                <w:noProof/>
+              </w:rPr>
+              <w:drawing>
+                <wp:inline distT="0" distB="0" distL="0" distR="0" wp14:anchorId="5CE27A74" wp14:editId="7AC654FB">
+                  <wp:extent cx="476885" cy="476885"/>
+                  <wp:effectExtent l="0" t="0" r="0" b="0"/>
+                  <wp:docPr id="39" name="Picture 39"/>
+                  <wp:cNvGraphicFramePr>
+                    <a:graphicFrameLocks xmlns:a="http://schemas.openxmlformats.org/drawingml/2006/main" noChangeAspect="1"/>
+                  </wp:cNvGraphicFramePr>
+                  <a:graphic xmlns:a="http://schemas.openxmlformats.org/drawingml/2006/main">
+                    <a:graphicData uri="http://schemas.openxmlformats.org/drawingml/2006/picture">
+                      <pic:pic xmlns:pic="http://schemas.openxmlformats.org/drawingml/2006/picture">
+                        <pic:nvPicPr>
+                          <pic:cNvPr id="0" name="Picture 5"/>
+                          <pic:cNvPicPr>
+                            <a:picLocks noChangeAspect="1" noChangeArrowheads="1"/>
+                          </pic:cNvPicPr>
+                        </pic:nvPicPr>
+                        <pic:blipFill>
+                          <a:blip r:embed="rId44">
+                            <a:extLst>
+                              <a:ext uri="{28A0092B-C50C-407E-A947-70E740481C1C}">
+                                <a14:useLocalDpi xmlns:a14="http://schemas.microsoft.com/office/drawing/2010/main" val="0"/>
+                              </a:ext>
+                            </a:extLst>
+                          </a:blip>
+                          <a:srcRect/>
+                          <a:stretch>
+                            <a:fillRect/>
+                          </a:stretch>
+                        </pic:blipFill>
+                        <pic:spPr bwMode="auto">
+                          <a:xfrm>
+                            <a:off x="0" y="0"/>
+                            <a:ext cx="476885" cy="476885"/>
+                          </a:xfrm>
+                          <a:prstGeom prst="rect">
+                            <a:avLst/>
+                          </a:prstGeom>
+                          <a:noFill/>
+                          <a:ln>
+                            <a:noFill/>
+                          </a:ln>
+                        </pic:spPr>
+                      </pic:pic>
+                    </a:graphicData>
+                  </a:graphic>
+                </wp:inline>
+              </w:drawing>
+            </w:r>
           </w:p>
         </w:tc>
         <w:tc>
@@ -24170,7 +24338,16 @@
                 <w:sz w:val="18"/>
                 <w:szCs w:val="18"/>
               </w:rPr>
-              <w:t>56</w:t>
+              <w:t>6</w:t>
+            </w:r>
+            <w:r>
+              <w:rPr>
+                <w:rFonts w:asciiTheme="minorEastAsia" w:hAnsiTheme="minorEastAsia" w:cs="Times New Roman" w:hint="eastAsia"/>
+                <w:color w:val="000000"/>
+                <w:sz w:val="18"/>
+                <w:szCs w:val="18"/>
+              </w:rPr>
+              <w:t>6</w:t>
             </w:r>
             <w:r>
               <w:rPr>
@@ -24510,6 +24687,59 @@
                 <w:szCs w:val="18"/>
               </w:rPr>
             </w:pPr>
+            <w:r>
+              <w:rPr>
+                <w:noProof/>
+              </w:rPr>
+              <w:drawing>
+                <wp:inline distT="0" distB="0" distL="0" distR="0" wp14:anchorId="1E4B8FD7" wp14:editId="05E14A9B">
+                  <wp:extent cx="476885" cy="476885"/>
+                  <wp:effectExtent l="0" t="0" r="0" b="0"/>
+                  <wp:docPr id="40" name="Picture 40"/>
+                  <wp:cNvGraphicFramePr>
+                    <a:graphicFrameLocks xmlns:a="http://schemas.openxmlformats.org/drawingml/2006/main" noChangeAspect="1"/>
+                  </wp:cNvGraphicFramePr>
+                  <a:graphic xmlns:a="http://schemas.openxmlformats.org/drawingml/2006/main">
+                    <a:graphicData uri="http://schemas.openxmlformats.org/drawingml/2006/picture">
+                      <pic:pic xmlns:pic="http://schemas.openxmlformats.org/drawingml/2006/picture">
+                        <pic:nvPicPr>
+                          <pic:cNvPr id="0" name="Picture 7"/>
+                          <pic:cNvPicPr>
+                            <a:picLocks noChangeAspect="1" noChangeArrowheads="1"/>
+                          </pic:cNvPicPr>
+                        </pic:nvPicPr>
+                        <pic:blipFill>
+                          <a:blip r:embed="rId45">
+                            <a:extLst>
+                              <a:ext uri="{28A0092B-C50C-407E-A947-70E740481C1C}">
+                                <a14:useLocalDpi xmlns:a14="http://schemas.microsoft.com/office/drawing/2010/main" val="0"/>
+                              </a:ext>
+                            </a:extLst>
+                          </a:blip>
+                          <a:srcRect/>
+                          <a:stretch>
+                            <a:fillRect/>
+                          </a:stretch>
+                        </pic:blipFill>
+                        <pic:spPr bwMode="auto">
+                          <a:xfrm>
+                            <a:off x="0" y="0"/>
+                            <a:ext cx="476885" cy="476885"/>
+                          </a:xfrm>
+                          <a:prstGeom prst="rect">
+                            <a:avLst/>
+                          </a:prstGeom>
+                          <a:noFill/>
+                          <a:ln>
+                            <a:noFill/>
+                          </a:ln>
+                        </pic:spPr>
+                      </pic:pic>
+                    </a:graphicData>
+                  </a:graphic>
+                </wp:inline>
+              </w:drawing>
+            </w:r>
           </w:p>
         </w:tc>
         <w:tc>
@@ -25063,6 +25293,59 @@
                 <w:szCs w:val="18"/>
               </w:rPr>
             </w:pPr>
+            <w:r>
+              <w:rPr>
+                <w:noProof/>
+              </w:rPr>
+              <w:drawing>
+                <wp:inline distT="0" distB="0" distL="0" distR="0" wp14:anchorId="01851633" wp14:editId="449D33CB">
+                  <wp:extent cx="476885" cy="476885"/>
+                  <wp:effectExtent l="0" t="0" r="0" b="0"/>
+                  <wp:docPr id="41" name="Picture 41"/>
+                  <wp:cNvGraphicFramePr>
+                    <a:graphicFrameLocks xmlns:a="http://schemas.openxmlformats.org/drawingml/2006/main" noChangeAspect="1"/>
+                  </wp:cNvGraphicFramePr>
+                  <a:graphic xmlns:a="http://schemas.openxmlformats.org/drawingml/2006/main">
+                    <a:graphicData uri="http://schemas.openxmlformats.org/drawingml/2006/picture">
+                      <pic:pic xmlns:pic="http://schemas.openxmlformats.org/drawingml/2006/picture">
+                        <pic:nvPicPr>
+                          <pic:cNvPr id="0" name="Picture 9"/>
+                          <pic:cNvPicPr>
+                            <a:picLocks noChangeAspect="1" noChangeArrowheads="1"/>
+                          </pic:cNvPicPr>
+                        </pic:nvPicPr>
+                        <pic:blipFill>
+                          <a:blip r:embed="rId46">
+                            <a:extLst>
+                              <a:ext uri="{28A0092B-C50C-407E-A947-70E740481C1C}">
+                                <a14:useLocalDpi xmlns:a14="http://schemas.microsoft.com/office/drawing/2010/main" val="0"/>
+                              </a:ext>
+                            </a:extLst>
+                          </a:blip>
+                          <a:srcRect/>
+                          <a:stretch>
+                            <a:fillRect/>
+                          </a:stretch>
+                        </pic:blipFill>
+                        <pic:spPr bwMode="auto">
+                          <a:xfrm>
+                            <a:off x="0" y="0"/>
+                            <a:ext cx="476885" cy="476885"/>
+                          </a:xfrm>
+                          <a:prstGeom prst="rect">
+                            <a:avLst/>
+                          </a:prstGeom>
+                          <a:noFill/>
+                          <a:ln>
+                            <a:noFill/>
+                          </a:ln>
+                        </pic:spPr>
+                      </pic:pic>
+                    </a:graphicData>
+                  </a:graphic>
+                </wp:inline>
+              </w:drawing>
+            </w:r>
           </w:p>
         </w:tc>
         <w:tc>
@@ -25643,6 +25926,59 @@
                 <w:szCs w:val="18"/>
               </w:rPr>
             </w:pPr>
+            <w:r>
+              <w:rPr>
+                <w:noProof/>
+              </w:rPr>
+              <w:drawing>
+                <wp:inline distT="0" distB="0" distL="0" distR="0" wp14:anchorId="4A8DEFA1" wp14:editId="2292767B">
+                  <wp:extent cx="476885" cy="476885"/>
+                  <wp:effectExtent l="0" t="0" r="0" b="0"/>
+                  <wp:docPr id="42" name="Picture 42"/>
+                  <wp:cNvGraphicFramePr>
+                    <a:graphicFrameLocks xmlns:a="http://schemas.openxmlformats.org/drawingml/2006/main" noChangeAspect="1"/>
+                  </wp:cNvGraphicFramePr>
+                  <a:graphic xmlns:a="http://schemas.openxmlformats.org/drawingml/2006/main">
+                    <a:graphicData uri="http://schemas.openxmlformats.org/drawingml/2006/picture">
+                      <pic:pic xmlns:pic="http://schemas.openxmlformats.org/drawingml/2006/picture">
+                        <pic:nvPicPr>
+                          <pic:cNvPr id="0" name="Picture 11"/>
+                          <pic:cNvPicPr>
+                            <a:picLocks noChangeAspect="1" noChangeArrowheads="1"/>
+                          </pic:cNvPicPr>
+                        </pic:nvPicPr>
+                        <pic:blipFill>
+                          <a:blip r:embed="rId47">
+                            <a:extLst>
+                              <a:ext uri="{28A0092B-C50C-407E-A947-70E740481C1C}">
+                                <a14:useLocalDpi xmlns:a14="http://schemas.microsoft.com/office/drawing/2010/main" val="0"/>
+                              </a:ext>
+                            </a:extLst>
+                          </a:blip>
+                          <a:srcRect/>
+                          <a:stretch>
+                            <a:fillRect/>
+                          </a:stretch>
+                        </pic:blipFill>
+                        <pic:spPr bwMode="auto">
+                          <a:xfrm>
+                            <a:off x="0" y="0"/>
+                            <a:ext cx="476885" cy="476885"/>
+                          </a:xfrm>
+                          <a:prstGeom prst="rect">
+                            <a:avLst/>
+                          </a:prstGeom>
+                          <a:noFill/>
+                          <a:ln>
+                            <a:noFill/>
+                          </a:ln>
+                        </pic:spPr>
+                      </pic:pic>
+                    </a:graphicData>
+                  </a:graphic>
+                </wp:inline>
+              </w:drawing>
+            </w:r>
           </w:p>
         </w:tc>
         <w:tc>
@@ -26205,6 +26541,59 @@
                 <w:szCs w:val="18"/>
               </w:rPr>
             </w:pPr>
+            <w:r>
+              <w:rPr>
+                <w:noProof/>
+              </w:rPr>
+              <w:drawing>
+                <wp:inline distT="0" distB="0" distL="0" distR="0" wp14:anchorId="377DA6A1" wp14:editId="7CA12DD1">
+                  <wp:extent cx="476885" cy="476885"/>
+                  <wp:effectExtent l="0" t="0" r="0" b="0"/>
+                  <wp:docPr id="43" name="Picture 43"/>
+                  <wp:cNvGraphicFramePr>
+                    <a:graphicFrameLocks xmlns:a="http://schemas.openxmlformats.org/drawingml/2006/main" noChangeAspect="1"/>
+                  </wp:cNvGraphicFramePr>
+                  <a:graphic xmlns:a="http://schemas.openxmlformats.org/drawingml/2006/main">
+                    <a:graphicData uri="http://schemas.openxmlformats.org/drawingml/2006/picture">
+                      <pic:pic xmlns:pic="http://schemas.openxmlformats.org/drawingml/2006/picture">
+                        <pic:nvPicPr>
+                          <pic:cNvPr id="0" name="Picture 13"/>
+                          <pic:cNvPicPr>
+                            <a:picLocks noChangeAspect="1" noChangeArrowheads="1"/>
+                          </pic:cNvPicPr>
+                        </pic:nvPicPr>
+                        <pic:blipFill>
+                          <a:blip r:embed="rId48">
+                            <a:extLst>
+                              <a:ext uri="{28A0092B-C50C-407E-A947-70E740481C1C}">
+                                <a14:useLocalDpi xmlns:a14="http://schemas.microsoft.com/office/drawing/2010/main" val="0"/>
+                              </a:ext>
+                            </a:extLst>
+                          </a:blip>
+                          <a:srcRect/>
+                          <a:stretch>
+                            <a:fillRect/>
+                          </a:stretch>
+                        </pic:blipFill>
+                        <pic:spPr bwMode="auto">
+                          <a:xfrm>
+                            <a:off x="0" y="0"/>
+                            <a:ext cx="476885" cy="476885"/>
+                          </a:xfrm>
+                          <a:prstGeom prst="rect">
+                            <a:avLst/>
+                          </a:prstGeom>
+                          <a:noFill/>
+                          <a:ln>
+                            <a:noFill/>
+                          </a:ln>
+                        </pic:spPr>
+                      </pic:pic>
+                    </a:graphicData>
+                  </a:graphic>
+                </wp:inline>
+              </w:drawing>
+            </w:r>
           </w:p>
         </w:tc>
         <w:tc>
@@ -26740,6 +27129,59 @@
                 <w:szCs w:val="18"/>
               </w:rPr>
             </w:pPr>
+            <w:r>
+              <w:rPr>
+                <w:noProof/>
+              </w:rPr>
+              <w:drawing>
+                <wp:inline distT="0" distB="0" distL="0" distR="0" wp14:anchorId="4FD157AA" wp14:editId="15EBB857">
+                  <wp:extent cx="476885" cy="476885"/>
+                  <wp:effectExtent l="0" t="0" r="0" b="0"/>
+                  <wp:docPr id="44" name="Picture 44"/>
+                  <wp:cNvGraphicFramePr>
+                    <a:graphicFrameLocks xmlns:a="http://schemas.openxmlformats.org/drawingml/2006/main" noChangeAspect="1"/>
+                  </wp:cNvGraphicFramePr>
+                  <a:graphic xmlns:a="http://schemas.openxmlformats.org/drawingml/2006/main">
+                    <a:graphicData uri="http://schemas.openxmlformats.org/drawingml/2006/picture">
+                      <pic:pic xmlns:pic="http://schemas.openxmlformats.org/drawingml/2006/picture">
+                        <pic:nvPicPr>
+                          <pic:cNvPr id="0" name="Picture 15"/>
+                          <pic:cNvPicPr>
+                            <a:picLocks noChangeAspect="1" noChangeArrowheads="1"/>
+                          </pic:cNvPicPr>
+                        </pic:nvPicPr>
+                        <pic:blipFill>
+                          <a:blip r:embed="rId49">
+                            <a:extLst>
+                              <a:ext uri="{28A0092B-C50C-407E-A947-70E740481C1C}">
+                                <a14:useLocalDpi xmlns:a14="http://schemas.microsoft.com/office/drawing/2010/main" val="0"/>
+                              </a:ext>
+                            </a:extLst>
+                          </a:blip>
+                          <a:srcRect/>
+                          <a:stretch>
+                            <a:fillRect/>
+                          </a:stretch>
+                        </pic:blipFill>
+                        <pic:spPr bwMode="auto">
+                          <a:xfrm>
+                            <a:off x="0" y="0"/>
+                            <a:ext cx="476885" cy="476885"/>
+                          </a:xfrm>
+                          <a:prstGeom prst="rect">
+                            <a:avLst/>
+                          </a:prstGeom>
+                          <a:noFill/>
+                          <a:ln>
+                            <a:noFill/>
+                          </a:ln>
+                        </pic:spPr>
+                      </pic:pic>
+                    </a:graphicData>
+                  </a:graphic>
+                </wp:inline>
+              </w:drawing>
+            </w:r>
           </w:p>
         </w:tc>
         <w:tc>
@@ -27365,6 +27807,59 @@
                 <w:szCs w:val="18"/>
               </w:rPr>
             </w:pPr>
+            <w:r>
+              <w:rPr>
+                <w:noProof/>
+              </w:rPr>
+              <w:drawing>
+                <wp:inline distT="0" distB="0" distL="0" distR="0" wp14:anchorId="22444FF4" wp14:editId="3D0738D2">
+                  <wp:extent cx="476885" cy="476885"/>
+                  <wp:effectExtent l="0" t="0" r="0" b="0"/>
+                  <wp:docPr id="45" name="Picture 45"/>
+                  <wp:cNvGraphicFramePr>
+                    <a:graphicFrameLocks xmlns:a="http://schemas.openxmlformats.org/drawingml/2006/main" noChangeAspect="1"/>
+                  </wp:cNvGraphicFramePr>
+                  <a:graphic xmlns:a="http://schemas.openxmlformats.org/drawingml/2006/main">
+                    <a:graphicData uri="http://schemas.openxmlformats.org/drawingml/2006/picture">
+                      <pic:pic xmlns:pic="http://schemas.openxmlformats.org/drawingml/2006/picture">
+                        <pic:nvPicPr>
+                          <pic:cNvPr id="0" name="Picture 17"/>
+                          <pic:cNvPicPr>
+                            <a:picLocks noChangeAspect="1" noChangeArrowheads="1"/>
+                          </pic:cNvPicPr>
+                        </pic:nvPicPr>
+                        <pic:blipFill>
+                          <a:blip r:embed="rId50">
+                            <a:extLst>
+                              <a:ext uri="{28A0092B-C50C-407E-A947-70E740481C1C}">
+                                <a14:useLocalDpi xmlns:a14="http://schemas.microsoft.com/office/drawing/2010/main" val="0"/>
+                              </a:ext>
+                            </a:extLst>
+                          </a:blip>
+                          <a:srcRect/>
+                          <a:stretch>
+                            <a:fillRect/>
+                          </a:stretch>
+                        </pic:blipFill>
+                        <pic:spPr bwMode="auto">
+                          <a:xfrm>
+                            <a:off x="0" y="0"/>
+                            <a:ext cx="476885" cy="476885"/>
+                          </a:xfrm>
+                          <a:prstGeom prst="rect">
+                            <a:avLst/>
+                          </a:prstGeom>
+                          <a:noFill/>
+                          <a:ln>
+                            <a:noFill/>
+                          </a:ln>
+                        </pic:spPr>
+                      </pic:pic>
+                    </a:graphicData>
+                  </a:graphic>
+                </wp:inline>
+              </w:drawing>
+            </w:r>
           </w:p>
         </w:tc>
         <w:tc>

--- a/兵种.docx
+++ b/兵种.docx
@@ -2942,7 +2942,25 @@
                 <w:sz w:val="18"/>
                 <w:szCs w:val="18"/>
               </w:rPr>
-              <w:t>破甲8</w:t>
+              <w:t>破甲</w:t>
+            </w:r>
+            <w:r>
+              <w:rPr>
+                <w:rFonts w:asciiTheme="minorEastAsia" w:hAnsiTheme="minorEastAsia" w:cs="Times New Roman" w:hint="eastAsia"/>
+                <w:color w:val="000000"/>
+                <w:sz w:val="18"/>
+                <w:szCs w:val="18"/>
+              </w:rPr>
+              <w:t>1</w:t>
+            </w:r>
+            <w:r>
+              <w:rPr>
+                <w:rFonts w:asciiTheme="minorEastAsia" w:hAnsiTheme="minorEastAsia" w:cs="Times New Roman"/>
+                <w:color w:val="000000"/>
+                <w:sz w:val="18"/>
+                <w:szCs w:val="18"/>
+              </w:rPr>
+              <w:t>6</w:t>
             </w:r>
           </w:p>
           <w:p>
@@ -3392,7 +3410,16 @@
                 <w:sz w:val="18"/>
                 <w:szCs w:val="18"/>
               </w:rPr>
-              <w:t>28</w:t>
+              <w:t>3</w:t>
+            </w:r>
+            <w:r>
+              <w:rPr>
+                <w:rFonts w:asciiTheme="minorEastAsia" w:hAnsiTheme="minorEastAsia" w:cs="Times New Roman"/>
+                <w:color w:val="000000"/>
+                <w:sz w:val="18"/>
+                <w:szCs w:val="18"/>
+              </w:rPr>
+              <w:t>2</w:t>
             </w:r>
             <w:r>
               <w:rPr>
@@ -3476,7 +3503,16 @@
                 <w:sz w:val="18"/>
                 <w:szCs w:val="18"/>
               </w:rPr>
-              <w:t>32</w:t>
+              <w:t>4</w:t>
+            </w:r>
+            <w:r>
+              <w:rPr>
+                <w:rFonts w:asciiTheme="minorEastAsia" w:hAnsiTheme="minorEastAsia" w:cs="Times New Roman"/>
+                <w:color w:val="000000"/>
+                <w:sz w:val="18"/>
+                <w:szCs w:val="18"/>
+              </w:rPr>
+              <w:t>8</w:t>
             </w:r>
             <w:r>
               <w:rPr>
@@ -21598,7 +21634,7 @@
               <w:widowControl/>
               <w:jc w:val="left"/>
               <w:rPr>
-                <w:rFonts w:asciiTheme="minorEastAsia" w:hAnsiTheme="minorEastAsia" w:cs="Times New Roman" w:hint="eastAsia"/>
+                <w:rFonts w:asciiTheme="minorEastAsia" w:hAnsiTheme="minorEastAsia" w:cs="Times New Roman"/>
                 <w:color w:val="000000"/>
                 <w:sz w:val="18"/>
                 <w:szCs w:val="18"/>
@@ -27253,7 +27289,7 @@
               <w:widowControl/>
               <w:jc w:val="left"/>
               <w:rPr>
-                <w:rFonts w:asciiTheme="minorEastAsia" w:hAnsiTheme="minorEastAsia" w:cs="Times New Roman" w:hint="eastAsia"/>
+                <w:rFonts w:asciiTheme="minorEastAsia" w:hAnsiTheme="minorEastAsia" w:cs="Times New Roman"/>
                 <w:color w:val="000000"/>
                 <w:sz w:val="18"/>
                 <w:szCs w:val="18"/>

--- a/兵种.docx
+++ b/兵种.docx
@@ -6647,90 +6647,6 @@
               <w:t>16</w:t>
             </w:r>
           </w:p>
-          <w:p>
-            <w:pPr>
-              <w:widowControl/>
-              <w:jc w:val="left"/>
-              <w:rPr>
-                <w:rFonts w:asciiTheme="minorEastAsia" w:hAnsiTheme="minorEastAsia" w:cs="Times New Roman"/>
-                <w:color w:val="000000"/>
-                <w:sz w:val="18"/>
-                <w:szCs w:val="18"/>
-              </w:rPr>
-            </w:pPr>
-            <w:r>
-              <w:rPr>
-                <w:rFonts w:asciiTheme="minorEastAsia" w:hAnsiTheme="minorEastAsia" w:cs="Times New Roman" w:hint="eastAsia"/>
-                <w:color w:val="000000"/>
-                <w:sz w:val="18"/>
-                <w:szCs w:val="18"/>
-              </w:rPr>
-              <w:t>攻击</w:t>
-            </w:r>
-            <w:r>
-              <w:rPr>
-                <w:rFonts w:asciiTheme="minorEastAsia" w:hAnsiTheme="minorEastAsia" w:cs="Times New Roman" w:hint="eastAsia"/>
-                <w:color w:val="000000"/>
-                <w:sz w:val="18"/>
-                <w:szCs w:val="18"/>
-              </w:rPr>
-              <w:t>42</w:t>
-            </w:r>
-            <w:r>
-              <w:rPr>
-                <w:rFonts w:asciiTheme="minorEastAsia" w:hAnsiTheme="minorEastAsia" w:cs="Times New Roman"/>
-                <w:color w:val="000000"/>
-                <w:sz w:val="18"/>
-                <w:szCs w:val="18"/>
-              </w:rPr>
-              <w:t xml:space="preserve"> </w:t>
-            </w:r>
-            <w:r>
-              <w:rPr>
-                <w:rFonts w:asciiTheme="minorEastAsia" w:hAnsiTheme="minorEastAsia" w:cs="Times New Roman" w:hint="eastAsia"/>
-                <w:color w:val="000000"/>
-                <w:sz w:val="18"/>
-                <w:szCs w:val="18"/>
-              </w:rPr>
-              <w:t>vs</w:t>
-            </w:r>
-            <w:r>
-              <w:rPr>
-                <w:rFonts w:asciiTheme="minorEastAsia" w:hAnsiTheme="minorEastAsia" w:cs="Times New Roman"/>
-                <w:color w:val="000000"/>
-                <w:sz w:val="18"/>
-                <w:szCs w:val="18"/>
-              </w:rPr>
-              <w:t xml:space="preserve"> </w:t>
-            </w:r>
-            <w:r>
-              <w:rPr>
-                <w:rFonts w:asciiTheme="minorEastAsia" w:hAnsiTheme="minorEastAsia" w:cs="Times New Roman" w:hint="eastAsia"/>
-                <w:color w:val="000000"/>
-                <w:sz w:val="18"/>
-                <w:szCs w:val="18"/>
-              </w:rPr>
-              <w:t xml:space="preserve">其他 </w:t>
-            </w:r>
-            <w:r>
-              <w:rPr>
-                <w:rFonts w:asciiTheme="minorEastAsia" w:hAnsiTheme="minorEastAsia" w:cs="Times New Roman"/>
-                <w:color w:val="000000"/>
-                <w:sz w:val="18"/>
-                <w:szCs w:val="18"/>
-              </w:rPr>
-              <w:t xml:space="preserve"> </w:t>
-            </w:r>
-            <w:r>
-              <w:rPr>
-                <w:rFonts w:asciiTheme="minorEastAsia" w:hAnsiTheme="minorEastAsia" w:cs="Times New Roman" w:hint="eastAsia"/>
-                <w:color w:val="000000"/>
-                <w:sz w:val="18"/>
-                <w:szCs w:val="18"/>
-              </w:rPr>
-              <w:t>近战</w:t>
-            </w:r>
-          </w:p>
         </w:tc>
       </w:tr>
       <w:tr>
@@ -8537,7 +8453,16 @@
                 <w:sz w:val="18"/>
                 <w:szCs w:val="18"/>
               </w:rPr>
-              <w:t>36</w:t>
+              <w:t>4</w:t>
+            </w:r>
+            <w:r>
+              <w:rPr>
+                <w:rFonts w:asciiTheme="minorEastAsia" w:hAnsiTheme="minorEastAsia" w:cs="Times New Roman"/>
+                <w:color w:val="000000"/>
+                <w:sz w:val="18"/>
+                <w:szCs w:val="18"/>
+              </w:rPr>
+              <w:t>0</w:t>
             </w:r>
           </w:p>
           <w:p>
@@ -9741,7 +9666,7 @@
                 <w:sz w:val="18"/>
                 <w:szCs w:val="18"/>
               </w:rPr>
-              <w:t>3</w:t>
+              <w:t>6</w:t>
             </w:r>
             <w:r>
               <w:rPr>

--- a/兵种.docx
+++ b/兵种.docx
@@ -11557,7 +11557,25 @@
                 <w:sz w:val="18"/>
                 <w:szCs w:val="18"/>
               </w:rPr>
-              <w:t>破甲30</w:t>
+              <w:t>破甲</w:t>
+            </w:r>
+            <w:r>
+              <w:rPr>
+                <w:rFonts w:asciiTheme="minorEastAsia" w:hAnsiTheme="minorEastAsia" w:cs="Times New Roman" w:hint="eastAsia"/>
+                <w:color w:val="000000"/>
+                <w:sz w:val="18"/>
+                <w:szCs w:val="18"/>
+              </w:rPr>
+              <w:t>1</w:t>
+            </w:r>
+            <w:r>
+              <w:rPr>
+                <w:rFonts w:asciiTheme="minorEastAsia" w:hAnsiTheme="minorEastAsia" w:cs="Times New Roman" w:hint="eastAsia"/>
+                <w:color w:val="000000"/>
+                <w:sz w:val="18"/>
+                <w:szCs w:val="18"/>
+              </w:rPr>
+              <w:t>0</w:t>
             </w:r>
           </w:p>
         </w:tc>
@@ -11618,7 +11636,7 @@
                 <w:sz w:val="18"/>
                 <w:szCs w:val="18"/>
               </w:rPr>
-              <w:t>50</w:t>
+              <w:t>0</w:t>
             </w:r>
             <w:r>
               <w:rPr>
@@ -12070,7 +12088,16 @@
                 <w:sz w:val="18"/>
                 <w:szCs w:val="18"/>
               </w:rPr>
-              <w:t>60</w:t>
+              <w:t>6</w:t>
+            </w:r>
+            <w:r>
+              <w:rPr>
+                <w:rFonts w:asciiTheme="minorEastAsia" w:hAnsiTheme="minorEastAsia" w:cs="Times New Roman"/>
+                <w:color w:val="000000"/>
+                <w:sz w:val="18"/>
+                <w:szCs w:val="18"/>
+              </w:rPr>
+              <w:t>6</w:t>
             </w:r>
             <w:r>
               <w:rPr>
@@ -12269,7 +12296,7 @@
                 <w:sz w:val="18"/>
                 <w:szCs w:val="18"/>
               </w:rPr>
-              <w:t>5</w:t>
+              <w:t>6</w:t>
             </w:r>
             <w:r>
               <w:rPr>
@@ -12830,7 +12857,7 @@
                 <w:sz w:val="18"/>
                 <w:szCs w:val="18"/>
               </w:rPr>
-              <w:t>5</w:t>
+              <w:t>3</w:t>
             </w:r>
             <w:r>
               <w:rPr>
@@ -12866,7 +12893,7 @@
                 <w:sz w:val="18"/>
                 <w:szCs w:val="18"/>
               </w:rPr>
-              <w:t>5</w:t>
+              <w:t>3</w:t>
             </w:r>
             <w:r>
               <w:rPr>
@@ -13393,7 +13420,16 @@
                 <w:sz w:val="18"/>
                 <w:szCs w:val="18"/>
               </w:rPr>
-              <w:t>44</w:t>
+              <w:t>2</w:t>
+            </w:r>
+            <w:r>
+              <w:rPr>
+                <w:rFonts w:asciiTheme="minorEastAsia" w:hAnsiTheme="minorEastAsia" w:cs="Times New Roman"/>
+                <w:color w:val="000000"/>
+                <w:sz w:val="18"/>
+                <w:szCs w:val="18"/>
+              </w:rPr>
+              <w:t>8</w:t>
             </w:r>
           </w:p>
           <w:p>
@@ -13975,7 +14011,25 @@
                 <w:sz w:val="18"/>
                 <w:szCs w:val="18"/>
               </w:rPr>
-              <w:t>攻击52</w:t>
+              <w:t>攻击</w:t>
+            </w:r>
+            <w:r>
+              <w:rPr>
+                <w:rFonts w:asciiTheme="minorEastAsia" w:hAnsiTheme="minorEastAsia" w:cs="Times New Roman" w:hint="eastAsia"/>
+                <w:color w:val="000000"/>
+                <w:sz w:val="18"/>
+                <w:szCs w:val="18"/>
+              </w:rPr>
+              <w:t>7</w:t>
+            </w:r>
+            <w:r>
+              <w:rPr>
+                <w:rFonts w:asciiTheme="minorEastAsia" w:hAnsiTheme="minorEastAsia" w:cs="Times New Roman" w:hint="eastAsia"/>
+                <w:color w:val="000000"/>
+                <w:sz w:val="18"/>
+                <w:szCs w:val="18"/>
+              </w:rPr>
+              <w:t>2</w:t>
             </w:r>
             <w:r>
               <w:rPr>
@@ -14665,7 +14719,25 @@
                 <w:sz w:val="18"/>
                 <w:szCs w:val="18"/>
               </w:rPr>
-              <w:t>护甲/闪避：近战0</w:t>
+              <w:t>护甲/闪避：近战</w:t>
+            </w:r>
+            <w:r>
+              <w:rPr>
+                <w:rFonts w:asciiTheme="minorEastAsia" w:hAnsiTheme="minorEastAsia" w:cs="Times New Roman" w:hint="eastAsia"/>
+                <w:color w:val="000000"/>
+                <w:sz w:val="18"/>
+                <w:szCs w:val="18"/>
+              </w:rPr>
+              <w:t>4</w:t>
+            </w:r>
+            <w:r>
+              <w:rPr>
+                <w:rFonts w:asciiTheme="minorEastAsia" w:hAnsiTheme="minorEastAsia" w:cs="Times New Roman" w:hint="eastAsia"/>
+                <w:color w:val="000000"/>
+                <w:sz w:val="18"/>
+                <w:szCs w:val="18"/>
+              </w:rPr>
+              <w:t>0</w:t>
             </w:r>
             <w:r>
               <w:rPr>
@@ -14683,7 +14755,25 @@
                 <w:sz w:val="18"/>
                 <w:szCs w:val="18"/>
               </w:rPr>
-              <w:t>远程0</w:t>
+              <w:t>远程</w:t>
+            </w:r>
+            <w:r>
+              <w:rPr>
+                <w:rFonts w:asciiTheme="minorEastAsia" w:hAnsiTheme="minorEastAsia" w:cs="Times New Roman" w:hint="eastAsia"/>
+                <w:color w:val="000000"/>
+                <w:sz w:val="18"/>
+                <w:szCs w:val="18"/>
+              </w:rPr>
+              <w:t>4</w:t>
+            </w:r>
+            <w:r>
+              <w:rPr>
+                <w:rFonts w:asciiTheme="minorEastAsia" w:hAnsiTheme="minorEastAsia" w:cs="Times New Roman" w:hint="eastAsia"/>
+                <w:color w:val="000000"/>
+                <w:sz w:val="18"/>
+                <w:szCs w:val="18"/>
+              </w:rPr>
+              <w:t>0</w:t>
             </w:r>
             <w:r>
               <w:rPr>

--- a/兵种.docx
+++ b/兵种.docx
@@ -17507,7 +17507,16 @@
                 <w:sz w:val="18"/>
                 <w:szCs w:val="18"/>
               </w:rPr>
-              <w:t>80</w:t>
+              <w:t>6</w:t>
+            </w:r>
+            <w:r>
+              <w:rPr>
+                <w:rFonts w:asciiTheme="minorEastAsia" w:hAnsiTheme="minorEastAsia" w:cs="Times New Roman" w:hint="eastAsia"/>
+                <w:color w:val="000000"/>
+                <w:sz w:val="18"/>
+                <w:szCs w:val="18"/>
+              </w:rPr>
+              <w:t>0</w:t>
             </w:r>
             <w:r>
               <w:rPr>
@@ -17612,7 +17621,25 @@
                 <w:sz w:val="18"/>
                 <w:szCs w:val="18"/>
               </w:rPr>
-              <w:t>攻击24</w:t>
+              <w:t>攻击</w:t>
+            </w:r>
+            <w:r>
+              <w:rPr>
+                <w:rFonts w:asciiTheme="minorEastAsia" w:hAnsiTheme="minorEastAsia" w:cs="Times New Roman" w:hint="eastAsia"/>
+                <w:color w:val="000000"/>
+                <w:sz w:val="18"/>
+                <w:szCs w:val="18"/>
+              </w:rPr>
+              <w:t>1</w:t>
+            </w:r>
+            <w:r>
+              <w:rPr>
+                <w:rFonts w:asciiTheme="minorEastAsia" w:hAnsiTheme="minorEastAsia" w:cs="Times New Roman"/>
+                <w:color w:val="000000"/>
+                <w:sz w:val="18"/>
+                <w:szCs w:val="18"/>
+              </w:rPr>
+              <w:t>6</w:t>
             </w:r>
             <w:r>
               <w:rPr>
@@ -17657,7 +17684,16 @@
                 <w:sz w:val="18"/>
                 <w:szCs w:val="18"/>
               </w:rPr>
-              <w:t>80</w:t>
+              <w:t>4</w:t>
+            </w:r>
+            <w:r>
+              <w:rPr>
+                <w:rFonts w:asciiTheme="minorEastAsia" w:hAnsiTheme="minorEastAsia" w:cs="Times New Roman" w:hint="eastAsia"/>
+                <w:color w:val="000000"/>
+                <w:sz w:val="18"/>
+                <w:szCs w:val="18"/>
+              </w:rPr>
+              <w:t>0</w:t>
             </w:r>
           </w:p>
         </w:tc>
@@ -18140,7 +18176,16 @@
                 <w:sz w:val="18"/>
                 <w:szCs w:val="18"/>
               </w:rPr>
-              <w:t>80</w:t>
+              <w:t>6</w:t>
+            </w:r>
+            <w:r>
+              <w:rPr>
+                <w:rFonts w:asciiTheme="minorEastAsia" w:hAnsiTheme="minorEastAsia" w:cs="Times New Roman" w:hint="eastAsia"/>
+                <w:color w:val="000000"/>
+                <w:sz w:val="18"/>
+                <w:szCs w:val="18"/>
+              </w:rPr>
+              <w:t>0</w:t>
             </w:r>
             <w:r>
               <w:rPr>
@@ -18245,7 +18290,25 @@
                 <w:sz w:val="18"/>
                 <w:szCs w:val="18"/>
               </w:rPr>
-              <w:t>攻击36</w:t>
+              <w:t>攻击</w:t>
+            </w:r>
+            <w:r>
+              <w:rPr>
+                <w:rFonts w:asciiTheme="minorEastAsia" w:hAnsiTheme="minorEastAsia" w:cs="Times New Roman" w:hint="eastAsia"/>
+                <w:color w:val="000000"/>
+                <w:sz w:val="18"/>
+                <w:szCs w:val="18"/>
+              </w:rPr>
+              <w:t>5</w:t>
+            </w:r>
+            <w:r>
+              <w:rPr>
+                <w:rFonts w:asciiTheme="minorEastAsia" w:hAnsiTheme="minorEastAsia" w:cs="Times New Roman"/>
+                <w:color w:val="000000"/>
+                <w:sz w:val="18"/>
+                <w:szCs w:val="18"/>
+              </w:rPr>
+              <w:t>2</w:t>
             </w:r>
             <w:r>
               <w:rPr>
@@ -18320,7 +18383,25 @@
                 <w:sz w:val="18"/>
                 <w:szCs w:val="18"/>
               </w:rPr>
-              <w:t>攻击24</w:t>
+              <w:t>攻击</w:t>
+            </w:r>
+            <w:r>
+              <w:rPr>
+                <w:rFonts w:asciiTheme="minorEastAsia" w:hAnsiTheme="minorEastAsia" w:cs="Times New Roman" w:hint="eastAsia"/>
+                <w:color w:val="000000"/>
+                <w:sz w:val="18"/>
+                <w:szCs w:val="18"/>
+              </w:rPr>
+              <w:t>1</w:t>
+            </w:r>
+            <w:r>
+              <w:rPr>
+                <w:rFonts w:asciiTheme="minorEastAsia" w:hAnsiTheme="minorEastAsia" w:cs="Times New Roman"/>
+                <w:color w:val="000000"/>
+                <w:sz w:val="18"/>
+                <w:szCs w:val="18"/>
+              </w:rPr>
+              <w:t>6</w:t>
             </w:r>
             <w:r>
               <w:rPr>
@@ -18866,7 +18947,16 @@
                 <w:sz w:val="18"/>
                 <w:szCs w:val="18"/>
               </w:rPr>
-              <w:t>80</w:t>
+              <w:t>6</w:t>
+            </w:r>
+            <w:r>
+              <w:rPr>
+                <w:rFonts w:asciiTheme="minorEastAsia" w:hAnsiTheme="minorEastAsia" w:cs="Times New Roman" w:hint="eastAsia"/>
+                <w:color w:val="000000"/>
+                <w:sz w:val="18"/>
+                <w:szCs w:val="18"/>
+              </w:rPr>
+              <w:t>0</w:t>
             </w:r>
             <w:r>
               <w:rPr>
@@ -18975,12 +19065,12 @@
             </w:r>
             <w:r>
               <w:rPr>
-                <w:rFonts w:asciiTheme="minorEastAsia" w:hAnsiTheme="minorEastAsia" w:cs="Times New Roman" w:hint="eastAsia"/>
-                <w:color w:val="000000"/>
-                <w:sz w:val="18"/>
-                <w:szCs w:val="18"/>
-              </w:rPr>
-              <w:t>2</w:t>
+                <w:rFonts w:asciiTheme="minorEastAsia" w:hAnsiTheme="minorEastAsia" w:cs="Times New Roman"/>
+                <w:color w:val="000000"/>
+                <w:sz w:val="18"/>
+                <w:szCs w:val="18"/>
+              </w:rPr>
+              <w:t>0</w:t>
             </w:r>
             <w:r>
               <w:rPr>
@@ -19613,7 +19703,25 @@
                 <w:sz w:val="18"/>
                 <w:szCs w:val="18"/>
               </w:rPr>
-              <w:t>攻击60</w:t>
+              <w:t>攻击</w:t>
+            </w:r>
+            <w:r>
+              <w:rPr>
+                <w:rFonts w:asciiTheme="minorEastAsia" w:hAnsiTheme="minorEastAsia" w:cs="Times New Roman" w:hint="eastAsia"/>
+                <w:color w:val="000000"/>
+                <w:sz w:val="18"/>
+                <w:szCs w:val="18"/>
+              </w:rPr>
+              <w:t>8</w:t>
+            </w:r>
+            <w:r>
+              <w:rPr>
+                <w:rFonts w:asciiTheme="minorEastAsia" w:hAnsiTheme="minorEastAsia" w:cs="Times New Roman" w:hint="eastAsia"/>
+                <w:color w:val="000000"/>
+                <w:sz w:val="18"/>
+                <w:szCs w:val="18"/>
+              </w:rPr>
+              <w:t>0</w:t>
             </w:r>
             <w:r>
               <w:rPr>
@@ -19794,7 +19902,25 @@
                 <w:sz w:val="18"/>
                 <w:szCs w:val="18"/>
               </w:rPr>
-              <w:t>护甲/闪避：近战0</w:t>
+              <w:t>护甲/闪避：近战</w:t>
+            </w:r>
+            <w:r>
+              <w:rPr>
+                <w:rFonts w:asciiTheme="minorEastAsia" w:hAnsiTheme="minorEastAsia" w:cs="Times New Roman" w:hint="eastAsia"/>
+                <w:color w:val="000000"/>
+                <w:sz w:val="18"/>
+                <w:szCs w:val="18"/>
+              </w:rPr>
+              <w:t>3</w:t>
+            </w:r>
+            <w:r>
+              <w:rPr>
+                <w:rFonts w:asciiTheme="minorEastAsia" w:hAnsiTheme="minorEastAsia" w:cs="Times New Roman" w:hint="eastAsia"/>
+                <w:color w:val="000000"/>
+                <w:sz w:val="18"/>
+                <w:szCs w:val="18"/>
+              </w:rPr>
+              <w:t>0</w:t>
             </w:r>
             <w:r>
               <w:rPr>
@@ -20312,7 +20438,16 @@
                 <w:sz w:val="18"/>
                 <w:szCs w:val="18"/>
               </w:rPr>
-              <w:t>52</w:t>
+              <w:t>8</w:t>
+            </w:r>
+            <w:r>
+              <w:rPr>
+                <w:rFonts w:asciiTheme="minorEastAsia" w:hAnsiTheme="minorEastAsia" w:cs="Times New Roman"/>
+                <w:color w:val="000000"/>
+                <w:sz w:val="18"/>
+                <w:szCs w:val="18"/>
+              </w:rPr>
+              <w:t>8</w:t>
             </w:r>
             <w:r>
               <w:rPr>
@@ -20529,7 +20664,25 @@
                 <w:sz w:val="18"/>
                 <w:szCs w:val="18"/>
               </w:rPr>
-              <w:t>护甲/闪避：近战0</w:t>
+              <w:t>护甲/闪避：近战</w:t>
+            </w:r>
+            <w:r>
+              <w:rPr>
+                <w:rFonts w:asciiTheme="minorEastAsia" w:hAnsiTheme="minorEastAsia" w:cs="Times New Roman" w:hint="eastAsia"/>
+                <w:color w:val="000000"/>
+                <w:sz w:val="18"/>
+                <w:szCs w:val="18"/>
+              </w:rPr>
+              <w:t>3</w:t>
+            </w:r>
+            <w:r>
+              <w:rPr>
+                <w:rFonts w:asciiTheme="minorEastAsia" w:hAnsiTheme="minorEastAsia" w:cs="Times New Roman" w:hint="eastAsia"/>
+                <w:color w:val="000000"/>
+                <w:sz w:val="18"/>
+                <w:szCs w:val="18"/>
+              </w:rPr>
+              <w:t>0</w:t>
             </w:r>
             <w:r>
               <w:rPr>
@@ -20652,7 +20805,7 @@
               <w:widowControl/>
               <w:jc w:val="left"/>
               <w:rPr>
-                <w:rFonts w:asciiTheme="minorEastAsia" w:hAnsiTheme="minorEastAsia" w:cs="Times New Roman"/>
+                <w:rFonts w:asciiTheme="minorEastAsia" w:hAnsiTheme="minorEastAsia" w:cs="Times New Roman" w:hint="eastAsia"/>
                 <w:color w:val="000000"/>
                 <w:sz w:val="18"/>
                 <w:szCs w:val="18"/>
@@ -20674,7 +20827,7 @@
                 <w:sz w:val="18"/>
                 <w:szCs w:val="18"/>
               </w:rPr>
-              <w:t>2</w:t>
+              <w:t>3</w:t>
             </w:r>
           </w:p>
         </w:tc>
@@ -21047,7 +21200,16 @@
                 <w:sz w:val="18"/>
                 <w:szCs w:val="18"/>
               </w:rPr>
-              <w:t>攻击6</w:t>
+              <w:t>攻击</w:t>
+            </w:r>
+            <w:r>
+              <w:rPr>
+                <w:rFonts w:asciiTheme="minorEastAsia" w:hAnsiTheme="minorEastAsia" w:cs="Times New Roman" w:hint="eastAsia"/>
+                <w:color w:val="000000"/>
+                <w:sz w:val="18"/>
+                <w:szCs w:val="18"/>
+              </w:rPr>
+              <w:t>7</w:t>
             </w:r>
             <w:r>
               <w:rPr>
@@ -21228,7 +21390,25 @@
                 <w:sz w:val="18"/>
                 <w:szCs w:val="18"/>
               </w:rPr>
-              <w:t>护甲/闪避：近战0</w:t>
+              <w:t>护甲/闪避：近战</w:t>
+            </w:r>
+            <w:r>
+              <w:rPr>
+                <w:rFonts w:asciiTheme="minorEastAsia" w:hAnsiTheme="minorEastAsia" w:cs="Times New Roman" w:hint="eastAsia"/>
+                <w:color w:val="000000"/>
+                <w:sz w:val="18"/>
+                <w:szCs w:val="18"/>
+              </w:rPr>
+              <w:t>3</w:t>
+            </w:r>
+            <w:r>
+              <w:rPr>
+                <w:rFonts w:asciiTheme="minorEastAsia" w:hAnsiTheme="minorEastAsia" w:cs="Times New Roman" w:hint="eastAsia"/>
+                <w:color w:val="000000"/>
+                <w:sz w:val="18"/>
+                <w:szCs w:val="18"/>
+              </w:rPr>
+              <w:t>0</w:t>
             </w:r>
             <w:r>
               <w:rPr>
@@ -21759,7 +21939,7 @@
                 <w:sz w:val="18"/>
                 <w:szCs w:val="18"/>
               </w:rPr>
-              <w:t>6</w:t>
+              <w:t>7</w:t>
             </w:r>
             <w:r>
               <w:rPr>
@@ -22222,7 +22402,25 @@
                 <w:sz w:val="18"/>
                 <w:szCs w:val="18"/>
               </w:rPr>
-              <w:t>200</w:t>
+              <w:t>2</w:t>
+            </w:r>
+            <w:r>
+              <w:rPr>
+                <w:rFonts w:asciiTheme="minorEastAsia" w:hAnsiTheme="minorEastAsia" w:cs="Times New Roman"/>
+                <w:color w:val="000000"/>
+                <w:sz w:val="18"/>
+                <w:szCs w:val="18"/>
+              </w:rPr>
+              <w:t>4</w:t>
+            </w:r>
+            <w:r>
+              <w:rPr>
+                <w:rFonts w:asciiTheme="minorEastAsia" w:hAnsiTheme="minorEastAsia" w:cs="Times New Roman" w:hint="eastAsia"/>
+                <w:color w:val="000000"/>
+                <w:sz w:val="18"/>
+                <w:szCs w:val="18"/>
+              </w:rPr>
+              <w:t>0</w:t>
             </w:r>
             <w:r>
               <w:rPr>
@@ -22240,7 +22438,16 @@
                 <w:sz w:val="18"/>
                 <w:szCs w:val="18"/>
               </w:rPr>
-              <w:t>范围11</w:t>
+              <w:t>范围1</w:t>
+            </w:r>
+            <w:r>
+              <w:rPr>
+                <w:rFonts w:asciiTheme="minorEastAsia" w:hAnsiTheme="minorEastAsia" w:cs="Times New Roman"/>
+                <w:color w:val="000000"/>
+                <w:sz w:val="18"/>
+                <w:szCs w:val="18"/>
+              </w:rPr>
+              <w:t>0</w:t>
             </w:r>
           </w:p>
         </w:tc>

--- a/兵种.docx
+++ b/兵种.docx
@@ -260,7 +260,7 @@
               <w:widowControl/>
               <w:jc w:val="left"/>
               <w:rPr>
-                <w:rFonts w:asciiTheme="minorEastAsia" w:hAnsiTheme="minorEastAsia" w:cs="Times New Roman"/>
+                <w:rFonts w:asciiTheme="minorEastAsia" w:hAnsiTheme="minorEastAsia" w:cs="Times New Roman" w:hint="eastAsia"/>
                 <w:color w:val="000000"/>
                 <w:sz w:val="18"/>
                 <w:szCs w:val="18"/>
@@ -291,7 +291,7 @@
                 <w:sz w:val="18"/>
                 <w:szCs w:val="18"/>
               </w:rPr>
-              <w:t>2</w:t>
+              <w:t>6</w:t>
             </w:r>
             <w:r>
               <w:rPr>
@@ -345,34 +345,7 @@
                 <w:sz w:val="18"/>
                 <w:szCs w:val="18"/>
               </w:rPr>
-              <w:t xml:space="preserve">近战 </w:t>
-            </w:r>
-            <w:r>
-              <w:rPr>
-                <w:rFonts w:asciiTheme="minorEastAsia" w:hAnsiTheme="minorEastAsia" w:cs="Times New Roman"/>
-                <w:color w:val="000000"/>
-                <w:sz w:val="18"/>
-                <w:szCs w:val="18"/>
-              </w:rPr>
-              <w:t xml:space="preserve"> </w:t>
-            </w:r>
-            <w:r>
-              <w:rPr>
-                <w:rFonts w:asciiTheme="minorEastAsia" w:hAnsiTheme="minorEastAsia" w:cs="Times New Roman" w:hint="eastAsia"/>
-                <w:color w:val="000000"/>
-                <w:sz w:val="18"/>
-                <w:szCs w:val="18"/>
-              </w:rPr>
-              <w:t>破甲</w:t>
-            </w:r>
-            <w:r>
-              <w:rPr>
-                <w:rFonts w:asciiTheme="minorEastAsia" w:hAnsiTheme="minorEastAsia" w:cs="Times New Roman" w:hint="eastAsia"/>
-                <w:color w:val="000000"/>
-                <w:sz w:val="18"/>
-                <w:szCs w:val="18"/>
-              </w:rPr>
-              <w:t>8</w:t>
+              <w:t>近战</w:t>
             </w:r>
           </w:p>
           <w:p>
@@ -1153,6 +1126,15 @@
                 <w:szCs w:val="18"/>
               </w:rPr>
               <w:t>破甲</w:t>
+            </w:r>
+            <w:r>
+              <w:rPr>
+                <w:rFonts w:asciiTheme="minorEastAsia" w:hAnsiTheme="minorEastAsia" w:cs="Times New Roman" w:hint="eastAsia"/>
+                <w:color w:val="000000"/>
+                <w:sz w:val="18"/>
+                <w:szCs w:val="18"/>
+              </w:rPr>
+              <w:t>1</w:t>
             </w:r>
             <w:r>
               <w:rPr>
@@ -23918,7 +23900,7 @@
                 <w:sz w:val="18"/>
                 <w:szCs w:val="18"/>
               </w:rPr>
-              <w:t>6</w:t>
+              <w:t>8</w:t>
             </w:r>
             <w:r>
               <w:rPr>
@@ -24162,7 +24144,7 @@
                 <w:sz w:val="18"/>
                 <w:szCs w:val="18"/>
               </w:rPr>
-              <w:t>3</w:t>
+              <w:t>2</w:t>
             </w:r>
             <w:r>
               <w:rPr>
@@ -24675,7 +24657,25 @@
                 <w:sz w:val="18"/>
                 <w:szCs w:val="18"/>
               </w:rPr>
-              <w:t>护甲/闪避：近战0</w:t>
+              <w:t>护甲/闪避：近战</w:t>
+            </w:r>
+            <w:r>
+              <w:rPr>
+                <w:rFonts w:asciiTheme="minorEastAsia" w:hAnsiTheme="minorEastAsia" w:cs="Times New Roman" w:hint="eastAsia"/>
+                <w:color w:val="000000"/>
+                <w:sz w:val="18"/>
+                <w:szCs w:val="18"/>
+              </w:rPr>
+              <w:t>4</w:t>
+            </w:r>
+            <w:r>
+              <w:rPr>
+                <w:rFonts w:asciiTheme="minorEastAsia" w:hAnsiTheme="minorEastAsia" w:cs="Times New Roman" w:hint="eastAsia"/>
+                <w:color w:val="000000"/>
+                <w:sz w:val="18"/>
+                <w:szCs w:val="18"/>
+              </w:rPr>
+              <w:t>0</w:t>
             </w:r>
             <w:r>
               <w:rPr>
@@ -24693,7 +24693,25 @@
                 <w:sz w:val="18"/>
                 <w:szCs w:val="18"/>
               </w:rPr>
-              <w:t>远程0</w:t>
+              <w:t>远程</w:t>
+            </w:r>
+            <w:r>
+              <w:rPr>
+                <w:rFonts w:asciiTheme="minorEastAsia" w:hAnsiTheme="minorEastAsia" w:cs="Times New Roman" w:hint="eastAsia"/>
+                <w:color w:val="000000"/>
+                <w:sz w:val="18"/>
+                <w:szCs w:val="18"/>
+              </w:rPr>
+              <w:t>2</w:t>
+            </w:r>
+            <w:r>
+              <w:rPr>
+                <w:rFonts w:asciiTheme="minorEastAsia" w:hAnsiTheme="minorEastAsia" w:cs="Times New Roman" w:hint="eastAsia"/>
+                <w:color w:val="000000"/>
+                <w:sz w:val="18"/>
+                <w:szCs w:val="18"/>
+              </w:rPr>
+              <w:t>0</w:t>
             </w:r>
             <w:r>
               <w:rPr>
@@ -24720,7 +24738,25 @@
                 <w:sz w:val="18"/>
                 <w:szCs w:val="18"/>
               </w:rPr>
-              <w:t>冲杀0</w:t>
+              <w:t>冲杀</w:t>
+            </w:r>
+            <w:r>
+              <w:rPr>
+                <w:rFonts w:asciiTheme="minorEastAsia" w:hAnsiTheme="minorEastAsia" w:cs="Times New Roman" w:hint="eastAsia"/>
+                <w:color w:val="000000"/>
+                <w:sz w:val="18"/>
+                <w:szCs w:val="18"/>
+              </w:rPr>
+              <w:t>2</w:t>
+            </w:r>
+            <w:r>
+              <w:rPr>
+                <w:rFonts w:asciiTheme="minorEastAsia" w:hAnsiTheme="minorEastAsia" w:cs="Times New Roman" w:hint="eastAsia"/>
+                <w:color w:val="000000"/>
+                <w:sz w:val="18"/>
+                <w:szCs w:val="18"/>
+              </w:rPr>
+              <w:t>0</w:t>
             </w:r>
           </w:p>
         </w:tc>
@@ -25227,25 +25263,7 @@
                 <w:sz w:val="18"/>
                 <w:szCs w:val="18"/>
               </w:rPr>
-              <w:t>护甲/闪避：近战</w:t>
-            </w:r>
-            <w:r>
-              <w:rPr>
-                <w:rFonts w:asciiTheme="minorEastAsia" w:hAnsiTheme="minorEastAsia" w:cs="Times New Roman" w:hint="eastAsia"/>
-                <w:color w:val="000000"/>
-                <w:sz w:val="18"/>
-                <w:szCs w:val="18"/>
-              </w:rPr>
-              <w:t>3</w:t>
-            </w:r>
-            <w:r>
-              <w:rPr>
-                <w:rFonts w:asciiTheme="minorEastAsia" w:hAnsiTheme="minorEastAsia" w:cs="Times New Roman" w:hint="eastAsia"/>
-                <w:color w:val="000000"/>
-                <w:sz w:val="18"/>
-                <w:szCs w:val="18"/>
-              </w:rPr>
-              <w:t>0</w:t>
+              <w:t>护甲/闪避：近战0</w:t>
             </w:r>
             <w:r>
               <w:rPr>
@@ -25272,7 +25290,7 @@
                 <w:sz w:val="18"/>
                 <w:szCs w:val="18"/>
               </w:rPr>
-              <w:t>9</w:t>
+              <w:t>8</w:t>
             </w:r>
             <w:r>
               <w:rPr>
@@ -26273,7 +26291,16 @@
                 <w:sz w:val="18"/>
                 <w:szCs w:val="18"/>
               </w:rPr>
-              <w:t>32</w:t>
+              <w:t>3</w:t>
+            </w:r>
+            <w:r>
+              <w:rPr>
+                <w:rFonts w:asciiTheme="minorEastAsia" w:hAnsiTheme="minorEastAsia" w:cs="Times New Roman"/>
+                <w:color w:val="000000"/>
+                <w:sz w:val="18"/>
+                <w:szCs w:val="18"/>
+              </w:rPr>
+              <w:t>6</w:t>
             </w:r>
             <w:r>
               <w:rPr>
@@ -26423,7 +26450,7 @@
                 <w:sz w:val="18"/>
                 <w:szCs w:val="18"/>
               </w:rPr>
-              <w:t>4</w:t>
+              <w:t>6</w:t>
             </w:r>
           </w:p>
         </w:tc>

--- a/兵种.docx
+++ b/兵种.docx
@@ -260,7 +260,7 @@
               <w:widowControl/>
               <w:jc w:val="left"/>
               <w:rPr>
-                <w:rFonts w:asciiTheme="minorEastAsia" w:hAnsiTheme="minorEastAsia" w:cs="Times New Roman" w:hint="eastAsia"/>
+                <w:rFonts w:asciiTheme="minorEastAsia" w:hAnsiTheme="minorEastAsia" w:cs="Times New Roman"/>
                 <w:color w:val="000000"/>
                 <w:sz w:val="18"/>
                 <w:szCs w:val="18"/>
@@ -20787,7 +20787,7 @@
               <w:widowControl/>
               <w:jc w:val="left"/>
               <w:rPr>
-                <w:rFonts w:asciiTheme="minorEastAsia" w:hAnsiTheme="minorEastAsia" w:cs="Times New Roman" w:hint="eastAsia"/>
+                <w:rFonts w:asciiTheme="minorEastAsia" w:hAnsiTheme="minorEastAsia" w:cs="Times New Roman"/>
                 <w:color w:val="000000"/>
                 <w:sz w:val="18"/>
                 <w:szCs w:val="18"/>
@@ -28891,7 +28891,528 @@
           <w:szCs w:val="18"/>
         </w:rPr>
       </w:pPr>
+      <w:r>
+        <w:rPr>
+          <w:rFonts w:asciiTheme="minorEastAsia" w:hAnsiTheme="minorEastAsia" w:hint="eastAsia"/>
+          <w:sz w:val="18"/>
+          <w:szCs w:val="18"/>
+        </w:rPr>
+        <w:lastRenderedPageBreak/>
+        <w:t>燃烧之地Burning</w:t>
+      </w:r>
+      <w:r>
+        <w:rPr>
+          <w:rFonts w:asciiTheme="minorEastAsia" w:hAnsiTheme="minorEastAsia"/>
+          <w:sz w:val="18"/>
+          <w:szCs w:val="18"/>
+        </w:rPr>
+        <w:t>terra</w:t>
+      </w:r>
     </w:p>
+    <w:tbl>
+      <w:tblPr>
+        <w:tblStyle w:val="TableGrid"/>
+        <w:tblW w:w="10768" w:type="dxa"/>
+        <w:tblLook w:val="04A0" w:firstRow="1" w:lastRow="0" w:firstColumn="1" w:lastColumn="0" w:noHBand="0" w:noVBand="1"/>
+      </w:tblPr>
+      <w:tblGrid>
+        <w:gridCol w:w="2056"/>
+        <w:gridCol w:w="3519"/>
+        <w:gridCol w:w="5193"/>
+      </w:tblGrid>
+      <w:tr>
+        <w:trPr>
+          <w:trHeight w:val="270"/>
+        </w:trPr>
+        <w:tc>
+          <w:tcPr>
+            <w:tcW w:w="2056" w:type="dxa"/>
+            <w:noWrap/>
+            <w:hideMark/>
+          </w:tcPr>
+          <w:p>
+            <w:pPr>
+              <w:widowControl/>
+              <w:jc w:val="center"/>
+              <w:rPr>
+                <w:rFonts w:asciiTheme="minorEastAsia" w:hAnsiTheme="minorEastAsia" w:cs="Times New Roman"/>
+                <w:b/>
+                <w:bCs/>
+                <w:color w:val="000000"/>
+                <w:sz w:val="18"/>
+                <w:szCs w:val="18"/>
+              </w:rPr>
+            </w:pPr>
+            <w:r>
+              <w:rPr>
+                <w:rFonts w:asciiTheme="minorEastAsia" w:hAnsiTheme="minorEastAsia" w:cs="Times New Roman" w:hint="eastAsia"/>
+                <w:b/>
+                <w:bCs/>
+                <w:color w:val="000000"/>
+                <w:sz w:val="18"/>
+                <w:szCs w:val="18"/>
+              </w:rPr>
+              <w:t>亲卫勇士</w:t>
+            </w:r>
+          </w:p>
+        </w:tc>
+        <w:tc>
+          <w:tcPr>
+            <w:tcW w:w="8712" w:type="dxa"/>
+            <w:gridSpan w:val="2"/>
+            <w:noWrap/>
+            <w:hideMark/>
+          </w:tcPr>
+          <w:p>
+            <w:pPr>
+              <w:widowControl/>
+              <w:jc w:val="left"/>
+              <w:rPr>
+                <w:rFonts w:asciiTheme="minorEastAsia" w:hAnsiTheme="minorEastAsia" w:cs="Times New Roman"/>
+                <w:color w:val="000000"/>
+                <w:sz w:val="18"/>
+                <w:szCs w:val="18"/>
+              </w:rPr>
+            </w:pPr>
+            <w:r>
+              <w:rPr>
+                <w:rFonts w:asciiTheme="minorEastAsia" w:hAnsiTheme="minorEastAsia" w:cs="Times New Roman" w:hint="eastAsia"/>
+                <w:color w:val="000000"/>
+                <w:sz w:val="18"/>
+                <w:szCs w:val="18"/>
+              </w:rPr>
+              <w:t>装甲-持剑-持盾</w:t>
+            </w:r>
+            <w:r>
+              <w:rPr>
+                <w:rFonts w:asciiTheme="minorEastAsia" w:hAnsiTheme="minorEastAsia" w:cs="Times New Roman" w:hint="eastAsia"/>
+                <w:color w:val="000000"/>
+                <w:sz w:val="18"/>
+                <w:szCs w:val="18"/>
+              </w:rPr>
+              <w:t>-步兵</w:t>
+            </w:r>
+            <w:r>
+              <w:rPr>
+                <w:rFonts w:asciiTheme="minorEastAsia" w:hAnsiTheme="minorEastAsia" w:cs="Times New Roman" w:hint="eastAsia"/>
+                <w:color w:val="000000"/>
+                <w:sz w:val="18"/>
+                <w:szCs w:val="18"/>
+              </w:rPr>
+              <w:t>（G）</w:t>
+            </w:r>
+          </w:p>
+        </w:tc>
+      </w:tr>
+      <w:tr>
+        <w:trPr>
+          <w:trHeight w:val="113"/>
+        </w:trPr>
+        <w:tc>
+          <w:tcPr>
+            <w:tcW w:w="2056" w:type="dxa"/>
+            <w:vMerge w:val="restart"/>
+            <w:noWrap/>
+            <w:hideMark/>
+          </w:tcPr>
+          <w:p>
+            <w:pPr>
+              <w:widowControl/>
+              <w:jc w:val="center"/>
+              <w:rPr>
+                <w:rFonts w:asciiTheme="minorEastAsia" w:hAnsiTheme="minorEastAsia" w:cs="Times New Roman"/>
+                <w:color w:val="000000"/>
+                <w:sz w:val="18"/>
+                <w:szCs w:val="18"/>
+              </w:rPr>
+            </w:pPr>
+          </w:p>
+        </w:tc>
+        <w:tc>
+          <w:tcPr>
+            <w:tcW w:w="3519" w:type="dxa"/>
+            <w:noWrap/>
+            <w:vAlign w:val="center"/>
+            <w:hideMark/>
+          </w:tcPr>
+          <w:p>
+            <w:pPr>
+              <w:widowControl/>
+              <w:jc w:val="left"/>
+              <w:rPr>
+                <w:rFonts w:asciiTheme="minorEastAsia" w:hAnsiTheme="minorEastAsia" w:cs="Times New Roman"/>
+                <w:color w:val="000000"/>
+                <w:sz w:val="18"/>
+                <w:szCs w:val="18"/>
+              </w:rPr>
+            </w:pPr>
+            <w:r>
+              <w:rPr>
+                <w:rFonts w:asciiTheme="minorEastAsia" w:hAnsiTheme="minorEastAsia" w:cs="Times New Roman" w:hint="eastAsia"/>
+                <w:color w:val="000000"/>
+                <w:sz w:val="18"/>
+                <w:szCs w:val="18"/>
+              </w:rPr>
+              <w:t>人数</w:t>
+            </w:r>
+            <w:r>
+              <w:rPr>
+                <w:rFonts w:asciiTheme="minorEastAsia" w:hAnsiTheme="minorEastAsia" w:cs="Times New Roman" w:hint="eastAsia"/>
+                <w:color w:val="000000"/>
+                <w:sz w:val="18"/>
+                <w:szCs w:val="18"/>
+              </w:rPr>
+              <w:t>6</w:t>
+            </w:r>
+            <w:r>
+              <w:rPr>
+                <w:rFonts w:asciiTheme="minorEastAsia" w:hAnsiTheme="minorEastAsia" w:cs="Times New Roman"/>
+                <w:color w:val="000000"/>
+                <w:sz w:val="18"/>
+                <w:szCs w:val="18"/>
+              </w:rPr>
+              <w:t>4</w:t>
+            </w:r>
+            <w:r>
+              <w:rPr>
+                <w:rFonts w:asciiTheme="minorEastAsia" w:hAnsiTheme="minorEastAsia" w:cs="Times New Roman"/>
+                <w:color w:val="000000"/>
+                <w:sz w:val="18"/>
+                <w:szCs w:val="18"/>
+              </w:rPr>
+              <w:t xml:space="preserve">  </w:t>
+            </w:r>
+            <w:r>
+              <w:rPr>
+                <w:rFonts w:asciiTheme="minorEastAsia" w:hAnsiTheme="minorEastAsia" w:cs="Times New Roman" w:hint="eastAsia"/>
+                <w:color w:val="000000"/>
+                <w:sz w:val="18"/>
+                <w:szCs w:val="18"/>
+              </w:rPr>
+              <w:t>单体生命</w:t>
+            </w:r>
+            <w:r>
+              <w:rPr>
+                <w:rFonts w:asciiTheme="minorEastAsia" w:hAnsiTheme="minorEastAsia" w:cs="Times New Roman" w:hint="eastAsia"/>
+                <w:color w:val="000000"/>
+                <w:sz w:val="18"/>
+                <w:szCs w:val="18"/>
+              </w:rPr>
+              <w:t>7</w:t>
+            </w:r>
+            <w:r>
+              <w:rPr>
+                <w:rFonts w:asciiTheme="minorEastAsia" w:hAnsiTheme="minorEastAsia" w:cs="Times New Roman"/>
+                <w:color w:val="000000"/>
+                <w:sz w:val="18"/>
+                <w:szCs w:val="18"/>
+              </w:rPr>
+              <w:t>0</w:t>
+            </w:r>
+          </w:p>
+        </w:tc>
+        <w:tc>
+          <w:tcPr>
+            <w:tcW w:w="5193" w:type="dxa"/>
+            <w:vMerge w:val="restart"/>
+            <w:noWrap/>
+            <w:vAlign w:val="center"/>
+            <w:hideMark/>
+          </w:tcPr>
+          <w:p>
+            <w:pPr>
+              <w:widowControl/>
+              <w:jc w:val="left"/>
+              <w:rPr>
+                <w:rFonts w:asciiTheme="minorEastAsia" w:hAnsiTheme="minorEastAsia" w:cs="Times New Roman"/>
+                <w:color w:val="000000"/>
+                <w:sz w:val="18"/>
+                <w:szCs w:val="18"/>
+              </w:rPr>
+            </w:pPr>
+            <w:r>
+              <w:rPr>
+                <w:rFonts w:asciiTheme="minorEastAsia" w:hAnsiTheme="minorEastAsia" w:cs="Times New Roman" w:hint="eastAsia"/>
+                <w:color w:val="000000"/>
+                <w:sz w:val="18"/>
+                <w:szCs w:val="18"/>
+              </w:rPr>
+              <w:t>攻击</w:t>
+            </w:r>
+            <w:r>
+              <w:rPr>
+                <w:rFonts w:asciiTheme="minorEastAsia" w:hAnsiTheme="minorEastAsia" w:cs="Times New Roman" w:hint="eastAsia"/>
+                <w:color w:val="000000"/>
+                <w:sz w:val="18"/>
+                <w:szCs w:val="18"/>
+              </w:rPr>
+              <w:t>3</w:t>
+            </w:r>
+            <w:r>
+              <w:rPr>
+                <w:rFonts w:asciiTheme="minorEastAsia" w:hAnsiTheme="minorEastAsia" w:cs="Times New Roman"/>
+                <w:color w:val="000000"/>
+                <w:sz w:val="18"/>
+                <w:szCs w:val="18"/>
+              </w:rPr>
+              <w:t xml:space="preserve">6  </w:t>
+            </w:r>
+            <w:r>
+              <w:rPr>
+                <w:rFonts w:asciiTheme="minorEastAsia" w:hAnsiTheme="minorEastAsia" w:cs="Times New Roman" w:hint="eastAsia"/>
+                <w:color w:val="000000"/>
+                <w:sz w:val="18"/>
+                <w:szCs w:val="18"/>
+              </w:rPr>
+              <w:t>近战</w:t>
+            </w:r>
+          </w:p>
+        </w:tc>
+      </w:tr>
+      <w:tr>
+        <w:trPr>
+          <w:trHeight w:val="112"/>
+        </w:trPr>
+        <w:tc>
+          <w:tcPr>
+            <w:tcW w:w="2056" w:type="dxa"/>
+            <w:vMerge/>
+            <w:noWrap/>
+          </w:tcPr>
+          <w:p>
+            <w:pPr>
+              <w:widowControl/>
+              <w:jc w:val="left"/>
+              <w:rPr>
+                <w:rFonts w:asciiTheme="minorEastAsia" w:hAnsiTheme="minorEastAsia" w:cs="Times New Roman"/>
+                <w:color w:val="000000"/>
+                <w:sz w:val="18"/>
+                <w:szCs w:val="18"/>
+              </w:rPr>
+            </w:pPr>
+          </w:p>
+        </w:tc>
+        <w:tc>
+          <w:tcPr>
+            <w:tcW w:w="3519" w:type="dxa"/>
+            <w:noWrap/>
+            <w:vAlign w:val="center"/>
+          </w:tcPr>
+          <w:p>
+            <w:pPr>
+              <w:widowControl/>
+              <w:jc w:val="left"/>
+              <w:rPr>
+                <w:rFonts w:asciiTheme="minorEastAsia" w:hAnsiTheme="minorEastAsia" w:cs="Times New Roman"/>
+                <w:color w:val="000000"/>
+                <w:sz w:val="18"/>
+                <w:szCs w:val="18"/>
+              </w:rPr>
+            </w:pPr>
+            <w:r>
+              <w:rPr>
+                <w:rFonts w:asciiTheme="minorEastAsia" w:hAnsiTheme="minorEastAsia" w:cs="Times New Roman" w:hint="eastAsia"/>
+                <w:color w:val="000000"/>
+                <w:sz w:val="18"/>
+                <w:szCs w:val="18"/>
+              </w:rPr>
+              <w:t>护甲/闪避：近战</w:t>
+            </w:r>
+            <w:r>
+              <w:rPr>
+                <w:rFonts w:asciiTheme="minorEastAsia" w:hAnsiTheme="minorEastAsia" w:cs="Times New Roman" w:hint="eastAsia"/>
+                <w:color w:val="000000"/>
+                <w:sz w:val="18"/>
+                <w:szCs w:val="18"/>
+              </w:rPr>
+              <w:t>4</w:t>
+            </w:r>
+            <w:r>
+              <w:rPr>
+                <w:rFonts w:asciiTheme="minorEastAsia" w:hAnsiTheme="minorEastAsia" w:cs="Times New Roman" w:hint="eastAsia"/>
+                <w:color w:val="000000"/>
+                <w:sz w:val="18"/>
+                <w:szCs w:val="18"/>
+              </w:rPr>
+              <w:t>0</w:t>
+            </w:r>
+            <w:r>
+              <w:rPr>
+                <w:rFonts w:asciiTheme="minorEastAsia" w:hAnsiTheme="minorEastAsia" w:cs="Times New Roman"/>
+                <w:color w:val="000000"/>
+                <w:sz w:val="18"/>
+                <w:szCs w:val="18"/>
+              </w:rPr>
+              <w:t xml:space="preserve">  </w:t>
+            </w:r>
+            <w:r>
+              <w:rPr>
+                <w:rFonts w:asciiTheme="minorEastAsia" w:hAnsiTheme="minorEastAsia" w:cs="Times New Roman" w:hint="eastAsia"/>
+                <w:color w:val="000000"/>
+                <w:sz w:val="18"/>
+                <w:szCs w:val="18"/>
+              </w:rPr>
+              <w:t>远程</w:t>
+            </w:r>
+            <w:r>
+              <w:rPr>
+                <w:rFonts w:asciiTheme="minorEastAsia" w:hAnsiTheme="minorEastAsia" w:cs="Times New Roman" w:hint="eastAsia"/>
+                <w:color w:val="000000"/>
+                <w:sz w:val="18"/>
+                <w:szCs w:val="18"/>
+              </w:rPr>
+              <w:t>6</w:t>
+            </w:r>
+            <w:r>
+              <w:rPr>
+                <w:rFonts w:asciiTheme="minorEastAsia" w:hAnsiTheme="minorEastAsia" w:cs="Times New Roman" w:hint="eastAsia"/>
+                <w:color w:val="000000"/>
+                <w:sz w:val="18"/>
+                <w:szCs w:val="18"/>
+              </w:rPr>
+              <w:t>0</w:t>
+            </w:r>
+            <w:r>
+              <w:rPr>
+                <w:rFonts w:asciiTheme="minorEastAsia" w:hAnsiTheme="minorEastAsia" w:cs="Times New Roman"/>
+                <w:color w:val="000000"/>
+                <w:sz w:val="18"/>
+                <w:szCs w:val="18"/>
+              </w:rPr>
+              <w:t xml:space="preserve"> </w:t>
+            </w:r>
+            <w:r>
+              <w:rPr>
+                <w:rFonts w:asciiTheme="minorEastAsia" w:hAnsiTheme="minorEastAsia" w:cs="Times New Roman" w:hint="eastAsia"/>
+                <w:color w:val="000000"/>
+                <w:sz w:val="18"/>
+                <w:szCs w:val="18"/>
+              </w:rPr>
+              <w:t>冲杀</w:t>
+            </w:r>
+            <w:r>
+              <w:rPr>
+                <w:rFonts w:asciiTheme="minorEastAsia" w:hAnsiTheme="minorEastAsia" w:cs="Times New Roman" w:hint="eastAsia"/>
+                <w:color w:val="000000"/>
+                <w:sz w:val="18"/>
+                <w:szCs w:val="18"/>
+              </w:rPr>
+              <w:t>4</w:t>
+            </w:r>
+            <w:r>
+              <w:rPr>
+                <w:rFonts w:asciiTheme="minorEastAsia" w:hAnsiTheme="minorEastAsia" w:cs="Times New Roman" w:hint="eastAsia"/>
+                <w:color w:val="000000"/>
+                <w:sz w:val="18"/>
+                <w:szCs w:val="18"/>
+              </w:rPr>
+              <w:t>0</w:t>
+            </w:r>
+          </w:p>
+        </w:tc>
+        <w:tc>
+          <w:tcPr>
+            <w:tcW w:w="5193" w:type="dxa"/>
+            <w:vMerge/>
+            <w:noWrap/>
+            <w:vAlign w:val="center"/>
+          </w:tcPr>
+          <w:p>
+            <w:pPr>
+              <w:widowControl/>
+              <w:jc w:val="center"/>
+              <w:rPr>
+                <w:rFonts w:asciiTheme="minorEastAsia" w:hAnsiTheme="minorEastAsia" w:cs="Times New Roman"/>
+                <w:color w:val="000000"/>
+                <w:sz w:val="18"/>
+                <w:szCs w:val="18"/>
+              </w:rPr>
+            </w:pPr>
+          </w:p>
+        </w:tc>
+      </w:tr>
+      <w:tr>
+        <w:trPr>
+          <w:trHeight w:val="270"/>
+        </w:trPr>
+        <w:tc>
+          <w:tcPr>
+            <w:tcW w:w="2056" w:type="dxa"/>
+            <w:vMerge/>
+            <w:hideMark/>
+          </w:tcPr>
+          <w:p>
+            <w:pPr>
+              <w:widowControl/>
+              <w:jc w:val="left"/>
+              <w:rPr>
+                <w:rFonts w:asciiTheme="minorEastAsia" w:hAnsiTheme="minorEastAsia" w:cs="Times New Roman"/>
+                <w:color w:val="000000"/>
+                <w:sz w:val="18"/>
+                <w:szCs w:val="18"/>
+              </w:rPr>
+            </w:pPr>
+          </w:p>
+        </w:tc>
+        <w:tc>
+          <w:tcPr>
+            <w:tcW w:w="3519" w:type="dxa"/>
+            <w:noWrap/>
+            <w:vAlign w:val="center"/>
+            <w:hideMark/>
+          </w:tcPr>
+          <w:p>
+            <w:pPr>
+              <w:widowControl/>
+              <w:jc w:val="left"/>
+              <w:rPr>
+                <w:rFonts w:asciiTheme="minorEastAsia" w:hAnsiTheme="minorEastAsia" w:cs="Times New Roman"/>
+                <w:color w:val="000000"/>
+                <w:sz w:val="18"/>
+                <w:szCs w:val="18"/>
+              </w:rPr>
+            </w:pPr>
+            <w:r>
+              <w:rPr>
+                <w:rFonts w:asciiTheme="minorEastAsia" w:hAnsiTheme="minorEastAsia" w:cs="Times New Roman"/>
+                <w:color w:val="000000"/>
+                <w:sz w:val="18"/>
+                <w:szCs w:val="18"/>
+              </w:rPr>
+              <w:t>移速</w:t>
+            </w:r>
+            <w:r>
+              <w:rPr>
+                <w:rFonts w:asciiTheme="minorEastAsia" w:hAnsiTheme="minorEastAsia" w:cs="Times New Roman" w:hint="eastAsia"/>
+                <w:color w:val="000000"/>
+                <w:sz w:val="18"/>
+                <w:szCs w:val="18"/>
+              </w:rPr>
+              <w:t>2</w:t>
+            </w:r>
+          </w:p>
+        </w:tc>
+        <w:tc>
+          <w:tcPr>
+            <w:tcW w:w="5193" w:type="dxa"/>
+            <w:vMerge/>
+            <w:hideMark/>
+          </w:tcPr>
+          <w:p>
+            <w:pPr>
+              <w:widowControl/>
+              <w:jc w:val="left"/>
+              <w:rPr>
+                <w:rFonts w:asciiTheme="minorEastAsia" w:hAnsiTheme="minorEastAsia" w:cs="Times New Roman"/>
+                <w:color w:val="000000"/>
+                <w:sz w:val="18"/>
+                <w:szCs w:val="18"/>
+              </w:rPr>
+            </w:pPr>
+          </w:p>
+        </w:tc>
+      </w:tr>
+    </w:tbl>
     <w:p>
       <w:pPr>
         <w:spacing w:after="0" w:line="240" w:lineRule="auto"/>
@@ -28936,6 +29457,28 @@
                 <w:szCs w:val="18"/>
               </w:rPr>
             </w:pPr>
+            <w:r>
+              <w:rPr>
+                <w:rFonts w:asciiTheme="minorEastAsia" w:hAnsiTheme="minorEastAsia" w:cs="Times New Roman" w:hint="eastAsia"/>
+                <w:b/>
+                <w:bCs/>
+                <w:color w:val="000000"/>
+                <w:sz w:val="18"/>
+                <w:szCs w:val="18"/>
+              </w:rPr>
+              <w:t>亲卫勇士</w:t>
+            </w:r>
+            <w:r>
+              <w:rPr>
+                <w:rFonts w:asciiTheme="minorEastAsia" w:hAnsiTheme="minorEastAsia" w:cs="Times New Roman" w:hint="eastAsia"/>
+                <w:b/>
+                <w:bCs/>
+                <w:color w:val="000000"/>
+                <w:sz w:val="18"/>
+                <w:szCs w:val="18"/>
+              </w:rPr>
+              <w:t>-长戟</w:t>
+            </w:r>
           </w:p>
         </w:tc>
         <w:tc>
@@ -28956,6 +29499,33 @@
                 <w:szCs w:val="18"/>
               </w:rPr>
             </w:pPr>
+            <w:r>
+              <w:rPr>
+                <w:rFonts w:asciiTheme="minorEastAsia" w:hAnsiTheme="minorEastAsia" w:cs="Times New Roman" w:hint="eastAsia"/>
+                <w:color w:val="000000"/>
+                <w:sz w:val="18"/>
+                <w:szCs w:val="18"/>
+              </w:rPr>
+              <w:t>装甲-</w:t>
+            </w:r>
+            <w:r>
+              <w:rPr>
+                <w:rFonts w:asciiTheme="minorEastAsia" w:hAnsiTheme="minorEastAsia" w:cs="Times New Roman" w:hint="eastAsia"/>
+                <w:color w:val="000000"/>
+                <w:sz w:val="18"/>
+                <w:szCs w:val="18"/>
+              </w:rPr>
+              <w:t>持戟</w:t>
+            </w:r>
+            <w:r>
+              <w:rPr>
+                <w:rFonts w:asciiTheme="minorEastAsia" w:hAnsiTheme="minorEastAsia" w:cs="Times New Roman" w:hint="eastAsia"/>
+                <w:color w:val="000000"/>
+                <w:sz w:val="18"/>
+                <w:szCs w:val="18"/>
+              </w:rPr>
+              <w:t>-步兵</w:t>
+            </w:r>
             <w:r>
               <w:rPr>
                 <w:rFonts w:asciiTheme="minorEastAsia" w:hAnsiTheme="minorEastAsia" w:cs="Times New Roman" w:hint="eastAsia"/>
@@ -29021,6 +29591,24 @@
             </w:r>
             <w:r>
               <w:rPr>
+                <w:rFonts w:asciiTheme="minorEastAsia" w:hAnsiTheme="minorEastAsia" w:cs="Times New Roman" w:hint="eastAsia"/>
+                <w:color w:val="000000"/>
+                <w:sz w:val="18"/>
+                <w:szCs w:val="18"/>
+              </w:rPr>
+              <w:t>6</w:t>
+            </w:r>
+            <w:r>
+              <w:rPr>
+                <w:rFonts w:asciiTheme="minorEastAsia" w:hAnsiTheme="minorEastAsia" w:cs="Times New Roman"/>
+                <w:color w:val="000000"/>
+                <w:sz w:val="18"/>
+                <w:szCs w:val="18"/>
+              </w:rPr>
+              <w:t>4</w:t>
+            </w:r>
+            <w:r>
+              <w:rPr>
                 <w:rFonts w:asciiTheme="minorEastAsia" w:hAnsiTheme="minorEastAsia" w:cs="Times New Roman"/>
                 <w:color w:val="000000"/>
                 <w:sz w:val="18"/>
@@ -29036,6 +29624,24 @@
                 <w:szCs w:val="18"/>
               </w:rPr>
               <w:t>单体生命</w:t>
+            </w:r>
+            <w:r>
+              <w:rPr>
+                <w:rFonts w:asciiTheme="minorEastAsia" w:hAnsiTheme="minorEastAsia" w:cs="Times New Roman" w:hint="eastAsia"/>
+                <w:color w:val="000000"/>
+                <w:sz w:val="18"/>
+                <w:szCs w:val="18"/>
+              </w:rPr>
+              <w:t>7</w:t>
+            </w:r>
+            <w:r>
+              <w:rPr>
+                <w:rFonts w:asciiTheme="minorEastAsia" w:hAnsiTheme="minorEastAsia" w:cs="Times New Roman"/>
+                <w:color w:val="000000"/>
+                <w:sz w:val="18"/>
+                <w:szCs w:val="18"/>
+              </w:rPr>
+              <w:t>0</w:t>
             </w:r>
           </w:p>
         </w:tc>
@@ -29066,6 +29672,144 @@
                 <w:szCs w:val="18"/>
               </w:rPr>
               <w:t>攻击</w:t>
+            </w:r>
+            <w:r>
+              <w:rPr>
+                <w:rFonts w:asciiTheme="minorEastAsia" w:hAnsiTheme="minorEastAsia" w:cs="Times New Roman" w:hint="eastAsia"/>
+                <w:color w:val="000000"/>
+                <w:sz w:val="18"/>
+                <w:szCs w:val="18"/>
+              </w:rPr>
+              <w:t>5</w:t>
+            </w:r>
+            <w:r>
+              <w:rPr>
+                <w:rFonts w:asciiTheme="minorEastAsia" w:hAnsiTheme="minorEastAsia" w:cs="Times New Roman"/>
+                <w:color w:val="000000"/>
+                <w:sz w:val="18"/>
+                <w:szCs w:val="18"/>
+              </w:rPr>
+              <w:t xml:space="preserve">6 </w:t>
+            </w:r>
+            <w:r>
+              <w:rPr>
+                <w:rFonts w:asciiTheme="minorEastAsia" w:hAnsiTheme="minorEastAsia" w:cs="Times New Roman" w:hint="eastAsia"/>
+                <w:color w:val="000000"/>
+                <w:sz w:val="18"/>
+                <w:szCs w:val="18"/>
+              </w:rPr>
+              <w:t>vs</w:t>
+            </w:r>
+            <w:r>
+              <w:rPr>
+                <w:rFonts w:asciiTheme="minorEastAsia" w:hAnsiTheme="minorEastAsia" w:cs="Times New Roman"/>
+                <w:color w:val="000000"/>
+                <w:sz w:val="18"/>
+                <w:szCs w:val="18"/>
+              </w:rPr>
+              <w:t xml:space="preserve"> </w:t>
+            </w:r>
+            <w:r>
+              <w:rPr>
+                <w:rFonts w:asciiTheme="minorEastAsia" w:hAnsiTheme="minorEastAsia" w:cs="Times New Roman" w:hint="eastAsia"/>
+                <w:color w:val="000000"/>
+                <w:sz w:val="18"/>
+                <w:szCs w:val="18"/>
+              </w:rPr>
+              <w:t>大型</w:t>
+            </w:r>
+            <w:r>
+              <w:rPr>
+                <w:rFonts w:asciiTheme="minorEastAsia" w:hAnsiTheme="minorEastAsia" w:cs="Times New Roman"/>
+                <w:color w:val="000000"/>
+                <w:sz w:val="18"/>
+                <w:szCs w:val="18"/>
+              </w:rPr>
+              <w:t xml:space="preserve">  </w:t>
+            </w:r>
+            <w:r>
+              <w:rPr>
+                <w:rFonts w:asciiTheme="minorEastAsia" w:hAnsiTheme="minorEastAsia" w:cs="Times New Roman" w:hint="eastAsia"/>
+                <w:color w:val="000000"/>
+                <w:sz w:val="18"/>
+                <w:szCs w:val="18"/>
+              </w:rPr>
+              <w:t>近战</w:t>
+            </w:r>
+          </w:p>
+          <w:p>
+            <w:pPr>
+              <w:widowControl/>
+              <w:jc w:val="left"/>
+              <w:rPr>
+                <w:rFonts w:asciiTheme="minorEastAsia" w:hAnsiTheme="minorEastAsia" w:cs="Times New Roman" w:hint="eastAsia"/>
+                <w:color w:val="000000"/>
+                <w:sz w:val="18"/>
+                <w:szCs w:val="18"/>
+              </w:rPr>
+            </w:pPr>
+            <w:r>
+              <w:rPr>
+                <w:rFonts w:asciiTheme="minorEastAsia" w:hAnsiTheme="minorEastAsia" w:cs="Times New Roman" w:hint="eastAsia"/>
+                <w:color w:val="000000"/>
+                <w:sz w:val="18"/>
+                <w:szCs w:val="18"/>
+              </w:rPr>
+              <w:t>攻击</w:t>
+            </w:r>
+            <w:r>
+              <w:rPr>
+                <w:rFonts w:asciiTheme="minorEastAsia" w:hAnsiTheme="minorEastAsia" w:cs="Times New Roman" w:hint="eastAsia"/>
+                <w:color w:val="000000"/>
+                <w:sz w:val="18"/>
+                <w:szCs w:val="18"/>
+              </w:rPr>
+              <w:t>3</w:t>
+            </w:r>
+            <w:r>
+              <w:rPr>
+                <w:rFonts w:asciiTheme="minorEastAsia" w:hAnsiTheme="minorEastAsia" w:cs="Times New Roman"/>
+                <w:color w:val="000000"/>
+                <w:sz w:val="18"/>
+                <w:szCs w:val="18"/>
+              </w:rPr>
+              <w:t>0</w:t>
+            </w:r>
+            <w:r>
+              <w:rPr>
+                <w:rFonts w:asciiTheme="minorEastAsia" w:hAnsiTheme="minorEastAsia" w:cs="Times New Roman"/>
+                <w:color w:val="000000"/>
+                <w:sz w:val="18"/>
+                <w:szCs w:val="18"/>
+              </w:rPr>
+              <w:t xml:space="preserve"> </w:t>
+            </w:r>
+            <w:r>
+              <w:rPr>
+                <w:rFonts w:asciiTheme="minorEastAsia" w:hAnsiTheme="minorEastAsia" w:cs="Times New Roman" w:hint="eastAsia"/>
+                <w:color w:val="000000"/>
+                <w:sz w:val="18"/>
+                <w:szCs w:val="18"/>
+              </w:rPr>
+              <w:t>vs其他</w:t>
+            </w:r>
+            <w:r>
+              <w:rPr>
+                <w:rFonts w:asciiTheme="minorEastAsia" w:hAnsiTheme="minorEastAsia" w:cs="Times New Roman"/>
+                <w:color w:val="000000"/>
+                <w:sz w:val="18"/>
+                <w:szCs w:val="18"/>
+              </w:rPr>
+              <w:t xml:space="preserve">  </w:t>
+            </w:r>
+            <w:r>
+              <w:rPr>
+                <w:rFonts w:asciiTheme="minorEastAsia" w:hAnsiTheme="minorEastAsia" w:cs="Times New Roman" w:hint="eastAsia"/>
+                <w:color w:val="000000"/>
+                <w:sz w:val="18"/>
+                <w:szCs w:val="18"/>
+              </w:rPr>
+              <w:t>近战</w:t>
             </w:r>
           </w:p>
         </w:tc>
@@ -29117,7 +29861,25 @@
                 <w:sz w:val="18"/>
                 <w:szCs w:val="18"/>
               </w:rPr>
-              <w:t>护甲/闪避：近战0</w:t>
+              <w:t>护甲/闪避：近战</w:t>
+            </w:r>
+            <w:r>
+              <w:rPr>
+                <w:rFonts w:asciiTheme="minorEastAsia" w:hAnsiTheme="minorEastAsia" w:cs="Times New Roman" w:hint="eastAsia"/>
+                <w:color w:val="000000"/>
+                <w:sz w:val="18"/>
+                <w:szCs w:val="18"/>
+              </w:rPr>
+              <w:t>4</w:t>
+            </w:r>
+            <w:r>
+              <w:rPr>
+                <w:rFonts w:asciiTheme="minorEastAsia" w:hAnsiTheme="minorEastAsia" w:cs="Times New Roman" w:hint="eastAsia"/>
+                <w:color w:val="000000"/>
+                <w:sz w:val="18"/>
+                <w:szCs w:val="18"/>
+              </w:rPr>
+              <w:t>0</w:t>
             </w:r>
             <w:r>
               <w:rPr>
@@ -29135,7 +29897,25 @@
                 <w:sz w:val="18"/>
                 <w:szCs w:val="18"/>
               </w:rPr>
-              <w:t>远程0</w:t>
+              <w:t>远程</w:t>
+            </w:r>
+            <w:r>
+              <w:rPr>
+                <w:rFonts w:asciiTheme="minorEastAsia" w:hAnsiTheme="minorEastAsia" w:cs="Times New Roman" w:hint="eastAsia"/>
+                <w:color w:val="000000"/>
+                <w:sz w:val="18"/>
+                <w:szCs w:val="18"/>
+              </w:rPr>
+              <w:t>4</w:t>
+            </w:r>
+            <w:r>
+              <w:rPr>
+                <w:rFonts w:asciiTheme="minorEastAsia" w:hAnsiTheme="minorEastAsia" w:cs="Times New Roman" w:hint="eastAsia"/>
+                <w:color w:val="000000"/>
+                <w:sz w:val="18"/>
+                <w:szCs w:val="18"/>
+              </w:rPr>
+              <w:t>0</w:t>
             </w:r>
             <w:r>
               <w:rPr>
@@ -29153,7 +29933,25 @@
                 <w:sz w:val="18"/>
                 <w:szCs w:val="18"/>
               </w:rPr>
-              <w:t>冲杀0</w:t>
+              <w:t>冲杀</w:t>
+            </w:r>
+            <w:r>
+              <w:rPr>
+                <w:rFonts w:asciiTheme="minorEastAsia" w:hAnsiTheme="minorEastAsia" w:cs="Times New Roman" w:hint="eastAsia"/>
+                <w:color w:val="000000"/>
+                <w:sz w:val="18"/>
+                <w:szCs w:val="18"/>
+              </w:rPr>
+              <w:t>7</w:t>
+            </w:r>
+            <w:r>
+              <w:rPr>
+                <w:rFonts w:asciiTheme="minorEastAsia" w:hAnsiTheme="minorEastAsia" w:cs="Times New Roman" w:hint="eastAsia"/>
+                <w:color w:val="000000"/>
+                <w:sz w:val="18"/>
+                <w:szCs w:val="18"/>
+              </w:rPr>
+              <w:t>0</w:t>
             </w:r>
           </w:p>
         </w:tc>
@@ -29228,6 +30026,15 @@
               </w:rPr>
               <w:t>移速</w:t>
             </w:r>
+            <w:r>
+              <w:rPr>
+                <w:rFonts w:asciiTheme="minorEastAsia" w:hAnsiTheme="minorEastAsia" w:cs="Times New Roman" w:hint="eastAsia"/>
+                <w:color w:val="000000"/>
+                <w:sz w:val="18"/>
+                <w:szCs w:val="18"/>
+              </w:rPr>
+              <w:t>2</w:t>
+            </w:r>
           </w:p>
         </w:tc>
         <w:tc>
@@ -29251,6 +30058,4382 @@
         </w:tc>
       </w:tr>
     </w:tbl>
+    <w:p>
+      <w:pPr>
+        <w:spacing w:after="0" w:line="240" w:lineRule="auto"/>
+        <w:rPr>
+          <w:rFonts w:asciiTheme="minorEastAsia" w:hAnsiTheme="minorEastAsia"/>
+          <w:sz w:val="18"/>
+          <w:szCs w:val="18"/>
+        </w:rPr>
+      </w:pPr>
+    </w:p>
+    <w:tbl>
+      <w:tblPr>
+        <w:tblStyle w:val="TableGrid"/>
+        <w:tblW w:w="10768" w:type="dxa"/>
+        <w:tblLook w:val="04A0" w:firstRow="1" w:lastRow="0" w:firstColumn="1" w:lastColumn="0" w:noHBand="0" w:noVBand="1"/>
+      </w:tblPr>
+      <w:tblGrid>
+        <w:gridCol w:w="2056"/>
+        <w:gridCol w:w="3519"/>
+        <w:gridCol w:w="5193"/>
+      </w:tblGrid>
+      <w:tr>
+        <w:trPr>
+          <w:trHeight w:val="270"/>
+        </w:trPr>
+        <w:tc>
+          <w:tcPr>
+            <w:tcW w:w="2056" w:type="dxa"/>
+            <w:noWrap/>
+            <w:hideMark/>
+          </w:tcPr>
+          <w:p>
+            <w:pPr>
+              <w:widowControl/>
+              <w:jc w:val="center"/>
+              <w:rPr>
+                <w:rFonts w:asciiTheme="minorEastAsia" w:hAnsiTheme="minorEastAsia" w:cs="Times New Roman"/>
+                <w:b/>
+                <w:bCs/>
+                <w:color w:val="000000"/>
+                <w:sz w:val="18"/>
+                <w:szCs w:val="18"/>
+              </w:rPr>
+            </w:pPr>
+            <w:r>
+              <w:rPr>
+                <w:rFonts w:asciiTheme="minorEastAsia" w:hAnsiTheme="minorEastAsia" w:cs="Times New Roman" w:hint="eastAsia"/>
+                <w:b/>
+                <w:bCs/>
+                <w:color w:val="000000"/>
+                <w:sz w:val="18"/>
+                <w:szCs w:val="18"/>
+              </w:rPr>
+              <w:t>亲卫勇士</w:t>
+            </w:r>
+            <w:r>
+              <w:rPr>
+                <w:rFonts w:asciiTheme="minorEastAsia" w:hAnsiTheme="minorEastAsia" w:cs="Times New Roman" w:hint="eastAsia"/>
+                <w:b/>
+                <w:bCs/>
+                <w:color w:val="000000"/>
+                <w:sz w:val="18"/>
+                <w:szCs w:val="18"/>
+              </w:rPr>
+              <w:t>-巨斧</w:t>
+            </w:r>
+          </w:p>
+        </w:tc>
+        <w:tc>
+          <w:tcPr>
+            <w:tcW w:w="8712" w:type="dxa"/>
+            <w:gridSpan w:val="2"/>
+            <w:noWrap/>
+            <w:hideMark/>
+          </w:tcPr>
+          <w:p>
+            <w:pPr>
+              <w:widowControl/>
+              <w:jc w:val="left"/>
+              <w:rPr>
+                <w:rFonts w:asciiTheme="minorEastAsia" w:hAnsiTheme="minorEastAsia" w:cs="Times New Roman"/>
+                <w:color w:val="000000"/>
+                <w:sz w:val="18"/>
+                <w:szCs w:val="18"/>
+              </w:rPr>
+            </w:pPr>
+            <w:r>
+              <w:rPr>
+                <w:rFonts w:asciiTheme="minorEastAsia" w:hAnsiTheme="minorEastAsia" w:cs="Times New Roman" w:hint="eastAsia"/>
+                <w:color w:val="000000"/>
+                <w:sz w:val="18"/>
+                <w:szCs w:val="18"/>
+              </w:rPr>
+              <w:t>装甲-</w:t>
+            </w:r>
+            <w:r>
+              <w:rPr>
+                <w:rFonts w:asciiTheme="minorEastAsia" w:hAnsiTheme="minorEastAsia" w:cs="Times New Roman" w:hint="eastAsia"/>
+                <w:color w:val="000000"/>
+                <w:sz w:val="18"/>
+                <w:szCs w:val="18"/>
+              </w:rPr>
+              <w:t>巨斧</w:t>
+            </w:r>
+            <w:r>
+              <w:rPr>
+                <w:rFonts w:asciiTheme="minorEastAsia" w:hAnsiTheme="minorEastAsia" w:cs="Times New Roman" w:hint="eastAsia"/>
+                <w:color w:val="000000"/>
+                <w:sz w:val="18"/>
+                <w:szCs w:val="18"/>
+              </w:rPr>
+              <w:t>-步兵</w:t>
+            </w:r>
+            <w:r>
+              <w:rPr>
+                <w:rFonts w:asciiTheme="minorEastAsia" w:hAnsiTheme="minorEastAsia" w:cs="Times New Roman" w:hint="eastAsia"/>
+                <w:color w:val="000000"/>
+                <w:sz w:val="18"/>
+                <w:szCs w:val="18"/>
+              </w:rPr>
+              <w:t>（G）</w:t>
+            </w:r>
+          </w:p>
+        </w:tc>
+      </w:tr>
+      <w:tr>
+        <w:trPr>
+          <w:trHeight w:val="113"/>
+        </w:trPr>
+        <w:tc>
+          <w:tcPr>
+            <w:tcW w:w="2056" w:type="dxa"/>
+            <w:vMerge w:val="restart"/>
+            <w:noWrap/>
+            <w:hideMark/>
+          </w:tcPr>
+          <w:p>
+            <w:pPr>
+              <w:widowControl/>
+              <w:jc w:val="center"/>
+              <w:rPr>
+                <w:rFonts w:asciiTheme="minorEastAsia" w:hAnsiTheme="minorEastAsia" w:cs="Times New Roman"/>
+                <w:color w:val="000000"/>
+                <w:sz w:val="18"/>
+                <w:szCs w:val="18"/>
+              </w:rPr>
+            </w:pPr>
+          </w:p>
+        </w:tc>
+        <w:tc>
+          <w:tcPr>
+            <w:tcW w:w="3519" w:type="dxa"/>
+            <w:noWrap/>
+            <w:vAlign w:val="center"/>
+            <w:hideMark/>
+          </w:tcPr>
+          <w:p>
+            <w:pPr>
+              <w:widowControl/>
+              <w:jc w:val="left"/>
+              <w:rPr>
+                <w:rFonts w:asciiTheme="minorEastAsia" w:hAnsiTheme="minorEastAsia" w:cs="Times New Roman"/>
+                <w:color w:val="000000"/>
+                <w:sz w:val="18"/>
+                <w:szCs w:val="18"/>
+              </w:rPr>
+            </w:pPr>
+            <w:r>
+              <w:rPr>
+                <w:rFonts w:asciiTheme="minorEastAsia" w:hAnsiTheme="minorEastAsia" w:cs="Times New Roman" w:hint="eastAsia"/>
+                <w:color w:val="000000"/>
+                <w:sz w:val="18"/>
+                <w:szCs w:val="18"/>
+              </w:rPr>
+              <w:t>人数</w:t>
+            </w:r>
+            <w:r>
+              <w:rPr>
+                <w:rFonts w:asciiTheme="minorEastAsia" w:hAnsiTheme="minorEastAsia" w:cs="Times New Roman" w:hint="eastAsia"/>
+                <w:color w:val="000000"/>
+                <w:sz w:val="18"/>
+                <w:szCs w:val="18"/>
+              </w:rPr>
+              <w:t>6</w:t>
+            </w:r>
+            <w:r>
+              <w:rPr>
+                <w:rFonts w:asciiTheme="minorEastAsia" w:hAnsiTheme="minorEastAsia" w:cs="Times New Roman"/>
+                <w:color w:val="000000"/>
+                <w:sz w:val="18"/>
+                <w:szCs w:val="18"/>
+              </w:rPr>
+              <w:t>4</w:t>
+            </w:r>
+            <w:r>
+              <w:rPr>
+                <w:rFonts w:asciiTheme="minorEastAsia" w:hAnsiTheme="minorEastAsia" w:cs="Times New Roman"/>
+                <w:color w:val="000000"/>
+                <w:sz w:val="18"/>
+                <w:szCs w:val="18"/>
+              </w:rPr>
+              <w:t xml:space="preserve">  </w:t>
+            </w:r>
+            <w:r>
+              <w:rPr>
+                <w:rFonts w:asciiTheme="minorEastAsia" w:hAnsiTheme="minorEastAsia" w:cs="Times New Roman" w:hint="eastAsia"/>
+                <w:color w:val="000000"/>
+                <w:sz w:val="18"/>
+                <w:szCs w:val="18"/>
+              </w:rPr>
+              <w:t>单体生命</w:t>
+            </w:r>
+            <w:r>
+              <w:rPr>
+                <w:rFonts w:asciiTheme="minorEastAsia" w:hAnsiTheme="minorEastAsia" w:cs="Times New Roman" w:hint="eastAsia"/>
+                <w:color w:val="000000"/>
+                <w:sz w:val="18"/>
+                <w:szCs w:val="18"/>
+              </w:rPr>
+              <w:t>7</w:t>
+            </w:r>
+            <w:r>
+              <w:rPr>
+                <w:rFonts w:asciiTheme="minorEastAsia" w:hAnsiTheme="minorEastAsia" w:cs="Times New Roman"/>
+                <w:color w:val="000000"/>
+                <w:sz w:val="18"/>
+                <w:szCs w:val="18"/>
+              </w:rPr>
+              <w:t>0</w:t>
+            </w:r>
+          </w:p>
+        </w:tc>
+        <w:tc>
+          <w:tcPr>
+            <w:tcW w:w="5193" w:type="dxa"/>
+            <w:vMerge w:val="restart"/>
+            <w:noWrap/>
+            <w:vAlign w:val="center"/>
+            <w:hideMark/>
+          </w:tcPr>
+          <w:p>
+            <w:pPr>
+              <w:widowControl/>
+              <w:jc w:val="left"/>
+              <w:rPr>
+                <w:rFonts w:asciiTheme="minorEastAsia" w:hAnsiTheme="minorEastAsia" w:cs="Times New Roman"/>
+                <w:color w:val="000000"/>
+                <w:sz w:val="18"/>
+                <w:szCs w:val="18"/>
+              </w:rPr>
+            </w:pPr>
+            <w:r>
+              <w:rPr>
+                <w:rFonts w:asciiTheme="minorEastAsia" w:hAnsiTheme="minorEastAsia" w:cs="Times New Roman" w:hint="eastAsia"/>
+                <w:color w:val="000000"/>
+                <w:sz w:val="18"/>
+                <w:szCs w:val="18"/>
+              </w:rPr>
+              <w:t>攻击</w:t>
+            </w:r>
+            <w:r>
+              <w:rPr>
+                <w:rFonts w:asciiTheme="minorEastAsia" w:hAnsiTheme="minorEastAsia" w:cs="Times New Roman" w:hint="eastAsia"/>
+                <w:color w:val="000000"/>
+                <w:sz w:val="18"/>
+                <w:szCs w:val="18"/>
+              </w:rPr>
+              <w:t>4</w:t>
+            </w:r>
+            <w:r>
+              <w:rPr>
+                <w:rFonts w:asciiTheme="minorEastAsia" w:hAnsiTheme="minorEastAsia" w:cs="Times New Roman"/>
+                <w:color w:val="000000"/>
+                <w:sz w:val="18"/>
+                <w:szCs w:val="18"/>
+              </w:rPr>
+              <w:t xml:space="preserve">0  </w:t>
+            </w:r>
+            <w:r>
+              <w:rPr>
+                <w:rFonts w:asciiTheme="minorEastAsia" w:hAnsiTheme="minorEastAsia" w:cs="Times New Roman" w:hint="eastAsia"/>
+                <w:color w:val="000000"/>
+                <w:sz w:val="18"/>
+                <w:szCs w:val="18"/>
+              </w:rPr>
+              <w:t xml:space="preserve">近战 </w:t>
+            </w:r>
+            <w:r>
+              <w:rPr>
+                <w:rFonts w:asciiTheme="minorEastAsia" w:hAnsiTheme="minorEastAsia" w:cs="Times New Roman"/>
+                <w:color w:val="000000"/>
+                <w:sz w:val="18"/>
+                <w:szCs w:val="18"/>
+              </w:rPr>
+              <w:t xml:space="preserve"> </w:t>
+            </w:r>
+            <w:r>
+              <w:rPr>
+                <w:rFonts w:asciiTheme="minorEastAsia" w:hAnsiTheme="minorEastAsia" w:cs="Times New Roman" w:hint="eastAsia"/>
+                <w:color w:val="000000"/>
+                <w:sz w:val="18"/>
+                <w:szCs w:val="18"/>
+              </w:rPr>
+              <w:t>破甲4</w:t>
+            </w:r>
+            <w:r>
+              <w:rPr>
+                <w:rFonts w:asciiTheme="minorEastAsia" w:hAnsiTheme="minorEastAsia" w:cs="Times New Roman"/>
+                <w:color w:val="000000"/>
+                <w:sz w:val="18"/>
+                <w:szCs w:val="18"/>
+              </w:rPr>
+              <w:t>0</w:t>
+            </w:r>
+          </w:p>
+        </w:tc>
+      </w:tr>
+      <w:tr>
+        <w:trPr>
+          <w:trHeight w:val="112"/>
+        </w:trPr>
+        <w:tc>
+          <w:tcPr>
+            <w:tcW w:w="2056" w:type="dxa"/>
+            <w:vMerge/>
+            <w:noWrap/>
+          </w:tcPr>
+          <w:p>
+            <w:pPr>
+              <w:widowControl/>
+              <w:jc w:val="left"/>
+              <w:rPr>
+                <w:rFonts w:asciiTheme="minorEastAsia" w:hAnsiTheme="minorEastAsia" w:cs="Times New Roman"/>
+                <w:color w:val="000000"/>
+                <w:sz w:val="18"/>
+                <w:szCs w:val="18"/>
+              </w:rPr>
+            </w:pPr>
+          </w:p>
+        </w:tc>
+        <w:tc>
+          <w:tcPr>
+            <w:tcW w:w="3519" w:type="dxa"/>
+            <w:noWrap/>
+            <w:vAlign w:val="center"/>
+          </w:tcPr>
+          <w:p>
+            <w:pPr>
+              <w:widowControl/>
+              <w:jc w:val="left"/>
+              <w:rPr>
+                <w:rFonts w:asciiTheme="minorEastAsia" w:hAnsiTheme="minorEastAsia" w:cs="Times New Roman"/>
+                <w:color w:val="000000"/>
+                <w:sz w:val="18"/>
+                <w:szCs w:val="18"/>
+              </w:rPr>
+            </w:pPr>
+            <w:r>
+              <w:rPr>
+                <w:rFonts w:asciiTheme="minorEastAsia" w:hAnsiTheme="minorEastAsia" w:cs="Times New Roman" w:hint="eastAsia"/>
+                <w:color w:val="000000"/>
+                <w:sz w:val="18"/>
+                <w:szCs w:val="18"/>
+              </w:rPr>
+              <w:t>护甲/闪避：近战</w:t>
+            </w:r>
+            <w:r>
+              <w:rPr>
+                <w:rFonts w:asciiTheme="minorEastAsia" w:hAnsiTheme="minorEastAsia" w:cs="Times New Roman" w:hint="eastAsia"/>
+                <w:color w:val="000000"/>
+                <w:sz w:val="18"/>
+                <w:szCs w:val="18"/>
+              </w:rPr>
+              <w:t>4</w:t>
+            </w:r>
+            <w:r>
+              <w:rPr>
+                <w:rFonts w:asciiTheme="minorEastAsia" w:hAnsiTheme="minorEastAsia" w:cs="Times New Roman" w:hint="eastAsia"/>
+                <w:color w:val="000000"/>
+                <w:sz w:val="18"/>
+                <w:szCs w:val="18"/>
+              </w:rPr>
+              <w:t>0</w:t>
+            </w:r>
+            <w:r>
+              <w:rPr>
+                <w:rFonts w:asciiTheme="minorEastAsia" w:hAnsiTheme="minorEastAsia" w:cs="Times New Roman"/>
+                <w:color w:val="000000"/>
+                <w:sz w:val="18"/>
+                <w:szCs w:val="18"/>
+              </w:rPr>
+              <w:t xml:space="preserve">  </w:t>
+            </w:r>
+            <w:r>
+              <w:rPr>
+                <w:rFonts w:asciiTheme="minorEastAsia" w:hAnsiTheme="minorEastAsia" w:cs="Times New Roman" w:hint="eastAsia"/>
+                <w:color w:val="000000"/>
+                <w:sz w:val="18"/>
+                <w:szCs w:val="18"/>
+              </w:rPr>
+              <w:t>远程</w:t>
+            </w:r>
+            <w:r>
+              <w:rPr>
+                <w:rFonts w:asciiTheme="minorEastAsia" w:hAnsiTheme="minorEastAsia" w:cs="Times New Roman" w:hint="eastAsia"/>
+                <w:color w:val="000000"/>
+                <w:sz w:val="18"/>
+                <w:szCs w:val="18"/>
+              </w:rPr>
+              <w:t>4</w:t>
+            </w:r>
+            <w:r>
+              <w:rPr>
+                <w:rFonts w:asciiTheme="minorEastAsia" w:hAnsiTheme="minorEastAsia" w:cs="Times New Roman" w:hint="eastAsia"/>
+                <w:color w:val="000000"/>
+                <w:sz w:val="18"/>
+                <w:szCs w:val="18"/>
+              </w:rPr>
+              <w:t>0</w:t>
+            </w:r>
+            <w:r>
+              <w:rPr>
+                <w:rFonts w:asciiTheme="minorEastAsia" w:hAnsiTheme="minorEastAsia" w:cs="Times New Roman"/>
+                <w:color w:val="000000"/>
+                <w:sz w:val="18"/>
+                <w:szCs w:val="18"/>
+              </w:rPr>
+              <w:t xml:space="preserve"> </w:t>
+            </w:r>
+            <w:r>
+              <w:rPr>
+                <w:rFonts w:asciiTheme="minorEastAsia" w:hAnsiTheme="minorEastAsia" w:cs="Times New Roman" w:hint="eastAsia"/>
+                <w:color w:val="000000"/>
+                <w:sz w:val="18"/>
+                <w:szCs w:val="18"/>
+              </w:rPr>
+              <w:t>冲杀</w:t>
+            </w:r>
+            <w:r>
+              <w:rPr>
+                <w:rFonts w:asciiTheme="minorEastAsia" w:hAnsiTheme="minorEastAsia" w:cs="Times New Roman" w:hint="eastAsia"/>
+                <w:color w:val="000000"/>
+                <w:sz w:val="18"/>
+                <w:szCs w:val="18"/>
+              </w:rPr>
+              <w:t>4</w:t>
+            </w:r>
+            <w:r>
+              <w:rPr>
+                <w:rFonts w:asciiTheme="minorEastAsia" w:hAnsiTheme="minorEastAsia" w:cs="Times New Roman" w:hint="eastAsia"/>
+                <w:color w:val="000000"/>
+                <w:sz w:val="18"/>
+                <w:szCs w:val="18"/>
+              </w:rPr>
+              <w:t>0</w:t>
+            </w:r>
+          </w:p>
+        </w:tc>
+        <w:tc>
+          <w:tcPr>
+            <w:tcW w:w="5193" w:type="dxa"/>
+            <w:vMerge/>
+            <w:noWrap/>
+            <w:vAlign w:val="center"/>
+          </w:tcPr>
+          <w:p>
+            <w:pPr>
+              <w:widowControl/>
+              <w:jc w:val="center"/>
+              <w:rPr>
+                <w:rFonts w:asciiTheme="minorEastAsia" w:hAnsiTheme="minorEastAsia" w:cs="Times New Roman"/>
+                <w:color w:val="000000"/>
+                <w:sz w:val="18"/>
+                <w:szCs w:val="18"/>
+              </w:rPr>
+            </w:pPr>
+          </w:p>
+        </w:tc>
+      </w:tr>
+      <w:tr>
+        <w:trPr>
+          <w:trHeight w:val="270"/>
+        </w:trPr>
+        <w:tc>
+          <w:tcPr>
+            <w:tcW w:w="2056" w:type="dxa"/>
+            <w:vMerge/>
+            <w:hideMark/>
+          </w:tcPr>
+          <w:p>
+            <w:pPr>
+              <w:widowControl/>
+              <w:jc w:val="left"/>
+              <w:rPr>
+                <w:rFonts w:asciiTheme="minorEastAsia" w:hAnsiTheme="minorEastAsia" w:cs="Times New Roman"/>
+                <w:color w:val="000000"/>
+                <w:sz w:val="18"/>
+                <w:szCs w:val="18"/>
+              </w:rPr>
+            </w:pPr>
+          </w:p>
+        </w:tc>
+        <w:tc>
+          <w:tcPr>
+            <w:tcW w:w="3519" w:type="dxa"/>
+            <w:noWrap/>
+            <w:vAlign w:val="center"/>
+            <w:hideMark/>
+          </w:tcPr>
+          <w:p>
+            <w:pPr>
+              <w:widowControl/>
+              <w:jc w:val="left"/>
+              <w:rPr>
+                <w:rFonts w:asciiTheme="minorEastAsia" w:hAnsiTheme="minorEastAsia" w:cs="Times New Roman"/>
+                <w:color w:val="000000"/>
+                <w:sz w:val="18"/>
+                <w:szCs w:val="18"/>
+              </w:rPr>
+            </w:pPr>
+            <w:r>
+              <w:rPr>
+                <w:rFonts w:asciiTheme="minorEastAsia" w:hAnsiTheme="minorEastAsia" w:cs="Times New Roman"/>
+                <w:color w:val="000000"/>
+                <w:sz w:val="18"/>
+                <w:szCs w:val="18"/>
+              </w:rPr>
+              <w:t>移速</w:t>
+            </w:r>
+            <w:r>
+              <w:rPr>
+                <w:rFonts w:asciiTheme="minorEastAsia" w:hAnsiTheme="minorEastAsia" w:cs="Times New Roman" w:hint="eastAsia"/>
+                <w:color w:val="000000"/>
+                <w:sz w:val="18"/>
+                <w:szCs w:val="18"/>
+              </w:rPr>
+              <w:t>2</w:t>
+            </w:r>
+          </w:p>
+        </w:tc>
+        <w:tc>
+          <w:tcPr>
+            <w:tcW w:w="5193" w:type="dxa"/>
+            <w:vMerge/>
+            <w:hideMark/>
+          </w:tcPr>
+          <w:p>
+            <w:pPr>
+              <w:widowControl/>
+              <w:jc w:val="left"/>
+              <w:rPr>
+                <w:rFonts w:asciiTheme="minorEastAsia" w:hAnsiTheme="minorEastAsia" w:cs="Times New Roman"/>
+                <w:color w:val="000000"/>
+                <w:sz w:val="18"/>
+                <w:szCs w:val="18"/>
+              </w:rPr>
+            </w:pPr>
+          </w:p>
+        </w:tc>
+      </w:tr>
+    </w:tbl>
+    <w:p>
+      <w:pPr>
+        <w:spacing w:after="0" w:line="240" w:lineRule="auto"/>
+        <w:rPr>
+          <w:rFonts w:asciiTheme="minorEastAsia" w:hAnsiTheme="minorEastAsia"/>
+          <w:sz w:val="18"/>
+          <w:szCs w:val="18"/>
+        </w:rPr>
+      </w:pPr>
+    </w:p>
+    <w:tbl>
+      <w:tblPr>
+        <w:tblStyle w:val="TableGrid"/>
+        <w:tblW w:w="10768" w:type="dxa"/>
+        <w:tblLook w:val="04A0" w:firstRow="1" w:lastRow="0" w:firstColumn="1" w:lastColumn="0" w:noHBand="0" w:noVBand="1"/>
+      </w:tblPr>
+      <w:tblGrid>
+        <w:gridCol w:w="2056"/>
+        <w:gridCol w:w="3519"/>
+        <w:gridCol w:w="5193"/>
+      </w:tblGrid>
+      <w:tr>
+        <w:trPr>
+          <w:trHeight w:val="270"/>
+        </w:trPr>
+        <w:tc>
+          <w:tcPr>
+            <w:tcW w:w="2056" w:type="dxa"/>
+            <w:noWrap/>
+            <w:hideMark/>
+          </w:tcPr>
+          <w:p>
+            <w:pPr>
+              <w:widowControl/>
+              <w:jc w:val="center"/>
+              <w:rPr>
+                <w:rFonts w:asciiTheme="minorEastAsia" w:hAnsiTheme="minorEastAsia" w:cs="Times New Roman"/>
+                <w:b/>
+                <w:bCs/>
+                <w:color w:val="000000"/>
+                <w:sz w:val="18"/>
+                <w:szCs w:val="18"/>
+              </w:rPr>
+            </w:pPr>
+            <w:r>
+              <w:rPr>
+                <w:rFonts w:asciiTheme="minorEastAsia" w:hAnsiTheme="minorEastAsia" w:cs="Times New Roman" w:hint="eastAsia"/>
+                <w:b/>
+                <w:bCs/>
+                <w:color w:val="000000"/>
+                <w:sz w:val="18"/>
+                <w:szCs w:val="18"/>
+              </w:rPr>
+              <w:t>燃烧骑士</w:t>
+            </w:r>
+          </w:p>
+        </w:tc>
+        <w:tc>
+          <w:tcPr>
+            <w:tcW w:w="8712" w:type="dxa"/>
+            <w:gridSpan w:val="2"/>
+            <w:noWrap/>
+            <w:hideMark/>
+          </w:tcPr>
+          <w:p>
+            <w:pPr>
+              <w:widowControl/>
+              <w:jc w:val="left"/>
+              <w:rPr>
+                <w:rFonts w:asciiTheme="minorEastAsia" w:hAnsiTheme="minorEastAsia" w:cs="Times New Roman"/>
+                <w:color w:val="000000"/>
+                <w:sz w:val="18"/>
+                <w:szCs w:val="18"/>
+              </w:rPr>
+            </w:pPr>
+            <w:r>
+              <w:rPr>
+                <w:rFonts w:asciiTheme="minorEastAsia" w:hAnsiTheme="minorEastAsia" w:cs="Times New Roman" w:hint="eastAsia"/>
+                <w:color w:val="000000"/>
+                <w:sz w:val="18"/>
+                <w:szCs w:val="18"/>
+              </w:rPr>
+              <w:t>装甲-</w:t>
+            </w:r>
+            <w:r>
+              <w:rPr>
+                <w:rFonts w:asciiTheme="minorEastAsia" w:hAnsiTheme="minorEastAsia" w:cs="Times New Roman" w:hint="eastAsia"/>
+                <w:color w:val="000000"/>
+                <w:sz w:val="18"/>
+                <w:szCs w:val="18"/>
+              </w:rPr>
+              <w:t>持剑-持盾</w:t>
+            </w:r>
+            <w:r>
+              <w:rPr>
+                <w:rFonts w:asciiTheme="minorEastAsia" w:hAnsiTheme="minorEastAsia" w:cs="Times New Roman" w:hint="eastAsia"/>
+                <w:color w:val="000000"/>
+                <w:sz w:val="18"/>
+                <w:szCs w:val="18"/>
+              </w:rPr>
+              <w:t>-近战骑兵</w:t>
+            </w:r>
+            <w:r>
+              <w:rPr>
+                <w:rFonts w:asciiTheme="minorEastAsia" w:hAnsiTheme="minorEastAsia" w:cs="Times New Roman" w:hint="eastAsia"/>
+                <w:color w:val="000000"/>
+                <w:sz w:val="18"/>
+                <w:szCs w:val="18"/>
+              </w:rPr>
+              <w:t>（G）</w:t>
+            </w:r>
+          </w:p>
+        </w:tc>
+      </w:tr>
+      <w:tr>
+        <w:trPr>
+          <w:trHeight w:val="113"/>
+        </w:trPr>
+        <w:tc>
+          <w:tcPr>
+            <w:tcW w:w="2056" w:type="dxa"/>
+            <w:vMerge w:val="restart"/>
+            <w:noWrap/>
+            <w:hideMark/>
+          </w:tcPr>
+          <w:p>
+            <w:pPr>
+              <w:widowControl/>
+              <w:jc w:val="center"/>
+              <w:rPr>
+                <w:rFonts w:asciiTheme="minorEastAsia" w:hAnsiTheme="minorEastAsia" w:cs="Times New Roman"/>
+                <w:color w:val="000000"/>
+                <w:sz w:val="18"/>
+                <w:szCs w:val="18"/>
+              </w:rPr>
+            </w:pPr>
+          </w:p>
+        </w:tc>
+        <w:tc>
+          <w:tcPr>
+            <w:tcW w:w="3519" w:type="dxa"/>
+            <w:noWrap/>
+            <w:vAlign w:val="center"/>
+            <w:hideMark/>
+          </w:tcPr>
+          <w:p>
+            <w:pPr>
+              <w:widowControl/>
+              <w:jc w:val="left"/>
+              <w:rPr>
+                <w:rFonts w:asciiTheme="minorEastAsia" w:hAnsiTheme="minorEastAsia" w:cs="Times New Roman"/>
+                <w:color w:val="000000"/>
+                <w:sz w:val="18"/>
+                <w:szCs w:val="18"/>
+              </w:rPr>
+            </w:pPr>
+            <w:r>
+              <w:rPr>
+                <w:rFonts w:asciiTheme="minorEastAsia" w:hAnsiTheme="minorEastAsia" w:cs="Times New Roman" w:hint="eastAsia"/>
+                <w:color w:val="000000"/>
+                <w:sz w:val="18"/>
+                <w:szCs w:val="18"/>
+              </w:rPr>
+              <w:t>人数</w:t>
+            </w:r>
+            <w:r>
+              <w:rPr>
+                <w:rFonts w:asciiTheme="minorEastAsia" w:hAnsiTheme="minorEastAsia" w:cs="Times New Roman" w:hint="eastAsia"/>
+                <w:color w:val="000000"/>
+                <w:sz w:val="18"/>
+                <w:szCs w:val="18"/>
+              </w:rPr>
+              <w:t>3</w:t>
+            </w:r>
+            <w:r>
+              <w:rPr>
+                <w:rFonts w:asciiTheme="minorEastAsia" w:hAnsiTheme="minorEastAsia" w:cs="Times New Roman"/>
+                <w:color w:val="000000"/>
+                <w:sz w:val="18"/>
+                <w:szCs w:val="18"/>
+              </w:rPr>
+              <w:t>2</w:t>
+            </w:r>
+            <w:r>
+              <w:rPr>
+                <w:rFonts w:asciiTheme="minorEastAsia" w:hAnsiTheme="minorEastAsia" w:cs="Times New Roman"/>
+                <w:color w:val="000000"/>
+                <w:sz w:val="18"/>
+                <w:szCs w:val="18"/>
+              </w:rPr>
+              <w:t xml:space="preserve">  </w:t>
+            </w:r>
+            <w:r>
+              <w:rPr>
+                <w:rFonts w:asciiTheme="minorEastAsia" w:hAnsiTheme="minorEastAsia" w:cs="Times New Roman" w:hint="eastAsia"/>
+                <w:color w:val="000000"/>
+                <w:sz w:val="18"/>
+                <w:szCs w:val="18"/>
+              </w:rPr>
+              <w:t>单体生命</w:t>
+            </w:r>
+            <w:r>
+              <w:rPr>
+                <w:rFonts w:asciiTheme="minorEastAsia" w:hAnsiTheme="minorEastAsia" w:cs="Times New Roman" w:hint="eastAsia"/>
+                <w:color w:val="000000"/>
+                <w:sz w:val="18"/>
+                <w:szCs w:val="18"/>
+              </w:rPr>
+              <w:t>1</w:t>
+            </w:r>
+            <w:r>
+              <w:rPr>
+                <w:rFonts w:asciiTheme="minorEastAsia" w:hAnsiTheme="minorEastAsia" w:cs="Times New Roman"/>
+                <w:color w:val="000000"/>
+                <w:sz w:val="18"/>
+                <w:szCs w:val="18"/>
+              </w:rPr>
+              <w:t>20</w:t>
+            </w:r>
+          </w:p>
+        </w:tc>
+        <w:tc>
+          <w:tcPr>
+            <w:tcW w:w="5193" w:type="dxa"/>
+            <w:vMerge w:val="restart"/>
+            <w:noWrap/>
+            <w:vAlign w:val="center"/>
+            <w:hideMark/>
+          </w:tcPr>
+          <w:p>
+            <w:pPr>
+              <w:widowControl/>
+              <w:jc w:val="left"/>
+              <w:rPr>
+                <w:rFonts w:asciiTheme="minorEastAsia" w:hAnsiTheme="minorEastAsia" w:cs="Times New Roman"/>
+                <w:color w:val="000000"/>
+                <w:sz w:val="18"/>
+                <w:szCs w:val="18"/>
+              </w:rPr>
+            </w:pPr>
+            <w:r>
+              <w:rPr>
+                <w:rFonts w:asciiTheme="minorEastAsia" w:hAnsiTheme="minorEastAsia" w:cs="Times New Roman" w:hint="eastAsia"/>
+                <w:color w:val="000000"/>
+                <w:sz w:val="18"/>
+                <w:szCs w:val="18"/>
+              </w:rPr>
+              <w:t>攻击</w:t>
+            </w:r>
+            <w:r>
+              <w:rPr>
+                <w:rFonts w:asciiTheme="minorEastAsia" w:hAnsiTheme="minorEastAsia" w:cs="Times New Roman" w:hint="eastAsia"/>
+                <w:color w:val="000000"/>
+                <w:sz w:val="18"/>
+                <w:szCs w:val="18"/>
+              </w:rPr>
+              <w:t>3</w:t>
+            </w:r>
+            <w:r>
+              <w:rPr>
+                <w:rFonts w:asciiTheme="minorEastAsia" w:hAnsiTheme="minorEastAsia" w:cs="Times New Roman"/>
+                <w:color w:val="000000"/>
+                <w:sz w:val="18"/>
+                <w:szCs w:val="18"/>
+              </w:rPr>
+              <w:t xml:space="preserve">6  </w:t>
+            </w:r>
+            <w:r>
+              <w:rPr>
+                <w:rFonts w:asciiTheme="minorEastAsia" w:hAnsiTheme="minorEastAsia" w:cs="Times New Roman" w:hint="eastAsia"/>
+                <w:color w:val="000000"/>
+                <w:sz w:val="18"/>
+                <w:szCs w:val="18"/>
+              </w:rPr>
+              <w:t>近战</w:t>
+            </w:r>
+          </w:p>
+        </w:tc>
+      </w:tr>
+      <w:tr>
+        <w:trPr>
+          <w:trHeight w:val="112"/>
+        </w:trPr>
+        <w:tc>
+          <w:tcPr>
+            <w:tcW w:w="2056" w:type="dxa"/>
+            <w:vMerge/>
+            <w:noWrap/>
+          </w:tcPr>
+          <w:p>
+            <w:pPr>
+              <w:widowControl/>
+              <w:jc w:val="left"/>
+              <w:rPr>
+                <w:rFonts w:asciiTheme="minorEastAsia" w:hAnsiTheme="minorEastAsia" w:cs="Times New Roman"/>
+                <w:color w:val="000000"/>
+                <w:sz w:val="18"/>
+                <w:szCs w:val="18"/>
+              </w:rPr>
+            </w:pPr>
+          </w:p>
+        </w:tc>
+        <w:tc>
+          <w:tcPr>
+            <w:tcW w:w="3519" w:type="dxa"/>
+            <w:noWrap/>
+            <w:vAlign w:val="center"/>
+          </w:tcPr>
+          <w:p>
+            <w:pPr>
+              <w:widowControl/>
+              <w:jc w:val="left"/>
+              <w:rPr>
+                <w:rFonts w:asciiTheme="minorEastAsia" w:hAnsiTheme="minorEastAsia" w:cs="Times New Roman"/>
+                <w:color w:val="000000"/>
+                <w:sz w:val="18"/>
+                <w:szCs w:val="18"/>
+              </w:rPr>
+            </w:pPr>
+            <w:r>
+              <w:rPr>
+                <w:rFonts w:asciiTheme="minorEastAsia" w:hAnsiTheme="minorEastAsia" w:cs="Times New Roman" w:hint="eastAsia"/>
+                <w:color w:val="000000"/>
+                <w:sz w:val="18"/>
+                <w:szCs w:val="18"/>
+              </w:rPr>
+              <w:t>护甲/闪避：近战</w:t>
+            </w:r>
+            <w:r>
+              <w:rPr>
+                <w:rFonts w:asciiTheme="minorEastAsia" w:hAnsiTheme="minorEastAsia" w:cs="Times New Roman" w:hint="eastAsia"/>
+                <w:color w:val="000000"/>
+                <w:sz w:val="18"/>
+                <w:szCs w:val="18"/>
+              </w:rPr>
+              <w:t>5</w:t>
+            </w:r>
+            <w:r>
+              <w:rPr>
+                <w:rFonts w:asciiTheme="minorEastAsia" w:hAnsiTheme="minorEastAsia" w:cs="Times New Roman" w:hint="eastAsia"/>
+                <w:color w:val="000000"/>
+                <w:sz w:val="18"/>
+                <w:szCs w:val="18"/>
+              </w:rPr>
+              <w:t>0</w:t>
+            </w:r>
+            <w:r>
+              <w:rPr>
+                <w:rFonts w:asciiTheme="minorEastAsia" w:hAnsiTheme="minorEastAsia" w:cs="Times New Roman"/>
+                <w:color w:val="000000"/>
+                <w:sz w:val="18"/>
+                <w:szCs w:val="18"/>
+              </w:rPr>
+              <w:t xml:space="preserve">  </w:t>
+            </w:r>
+            <w:r>
+              <w:rPr>
+                <w:rFonts w:asciiTheme="minorEastAsia" w:hAnsiTheme="minorEastAsia" w:cs="Times New Roman" w:hint="eastAsia"/>
+                <w:color w:val="000000"/>
+                <w:sz w:val="18"/>
+                <w:szCs w:val="18"/>
+              </w:rPr>
+              <w:t>远程</w:t>
+            </w:r>
+            <w:r>
+              <w:rPr>
+                <w:rFonts w:asciiTheme="minorEastAsia" w:hAnsiTheme="minorEastAsia" w:cs="Times New Roman" w:hint="eastAsia"/>
+                <w:color w:val="000000"/>
+                <w:sz w:val="18"/>
+                <w:szCs w:val="18"/>
+              </w:rPr>
+              <w:t>7</w:t>
+            </w:r>
+            <w:r>
+              <w:rPr>
+                <w:rFonts w:asciiTheme="minorEastAsia" w:hAnsiTheme="minorEastAsia" w:cs="Times New Roman" w:hint="eastAsia"/>
+                <w:color w:val="000000"/>
+                <w:sz w:val="18"/>
+                <w:szCs w:val="18"/>
+              </w:rPr>
+              <w:t>0</w:t>
+            </w:r>
+            <w:r>
+              <w:rPr>
+                <w:rFonts w:asciiTheme="minorEastAsia" w:hAnsiTheme="minorEastAsia" w:cs="Times New Roman"/>
+                <w:color w:val="000000"/>
+                <w:sz w:val="18"/>
+                <w:szCs w:val="18"/>
+              </w:rPr>
+              <w:t xml:space="preserve"> </w:t>
+            </w:r>
+            <w:r>
+              <w:rPr>
+                <w:rFonts w:asciiTheme="minorEastAsia" w:hAnsiTheme="minorEastAsia" w:cs="Times New Roman" w:hint="eastAsia"/>
+                <w:color w:val="000000"/>
+                <w:sz w:val="18"/>
+                <w:szCs w:val="18"/>
+              </w:rPr>
+              <w:t>冲杀</w:t>
+            </w:r>
+            <w:r>
+              <w:rPr>
+                <w:rFonts w:asciiTheme="minorEastAsia" w:hAnsiTheme="minorEastAsia" w:cs="Times New Roman" w:hint="eastAsia"/>
+                <w:color w:val="000000"/>
+                <w:sz w:val="18"/>
+                <w:szCs w:val="18"/>
+              </w:rPr>
+              <w:t>5</w:t>
+            </w:r>
+            <w:r>
+              <w:rPr>
+                <w:rFonts w:asciiTheme="minorEastAsia" w:hAnsiTheme="minorEastAsia" w:cs="Times New Roman" w:hint="eastAsia"/>
+                <w:color w:val="000000"/>
+                <w:sz w:val="18"/>
+                <w:szCs w:val="18"/>
+              </w:rPr>
+              <w:t>0</w:t>
+            </w:r>
+          </w:p>
+        </w:tc>
+        <w:tc>
+          <w:tcPr>
+            <w:tcW w:w="5193" w:type="dxa"/>
+            <w:vMerge/>
+            <w:noWrap/>
+            <w:vAlign w:val="center"/>
+          </w:tcPr>
+          <w:p>
+            <w:pPr>
+              <w:widowControl/>
+              <w:jc w:val="center"/>
+              <w:rPr>
+                <w:rFonts w:asciiTheme="minorEastAsia" w:hAnsiTheme="minorEastAsia" w:cs="Times New Roman"/>
+                <w:color w:val="000000"/>
+                <w:sz w:val="18"/>
+                <w:szCs w:val="18"/>
+              </w:rPr>
+            </w:pPr>
+          </w:p>
+        </w:tc>
+      </w:tr>
+      <w:tr>
+        <w:trPr>
+          <w:trHeight w:val="270"/>
+        </w:trPr>
+        <w:tc>
+          <w:tcPr>
+            <w:tcW w:w="2056" w:type="dxa"/>
+            <w:vMerge/>
+            <w:hideMark/>
+          </w:tcPr>
+          <w:p>
+            <w:pPr>
+              <w:widowControl/>
+              <w:jc w:val="left"/>
+              <w:rPr>
+                <w:rFonts w:asciiTheme="minorEastAsia" w:hAnsiTheme="minorEastAsia" w:cs="Times New Roman"/>
+                <w:color w:val="000000"/>
+                <w:sz w:val="18"/>
+                <w:szCs w:val="18"/>
+              </w:rPr>
+            </w:pPr>
+          </w:p>
+        </w:tc>
+        <w:tc>
+          <w:tcPr>
+            <w:tcW w:w="3519" w:type="dxa"/>
+            <w:noWrap/>
+            <w:vAlign w:val="center"/>
+            <w:hideMark/>
+          </w:tcPr>
+          <w:p>
+            <w:pPr>
+              <w:widowControl/>
+              <w:jc w:val="left"/>
+              <w:rPr>
+                <w:rFonts w:asciiTheme="minorEastAsia" w:hAnsiTheme="minorEastAsia" w:cs="Times New Roman"/>
+                <w:color w:val="000000"/>
+                <w:sz w:val="18"/>
+                <w:szCs w:val="18"/>
+              </w:rPr>
+            </w:pPr>
+            <w:r>
+              <w:rPr>
+                <w:rFonts w:asciiTheme="minorEastAsia" w:hAnsiTheme="minorEastAsia" w:cs="Times New Roman"/>
+                <w:color w:val="000000"/>
+                <w:sz w:val="18"/>
+                <w:szCs w:val="18"/>
+              </w:rPr>
+              <w:t>移速</w:t>
+            </w:r>
+            <w:r>
+              <w:rPr>
+                <w:rFonts w:asciiTheme="minorEastAsia" w:hAnsiTheme="minorEastAsia" w:cs="Times New Roman" w:hint="eastAsia"/>
+                <w:color w:val="000000"/>
+                <w:sz w:val="18"/>
+                <w:szCs w:val="18"/>
+              </w:rPr>
+              <w:t>4</w:t>
+            </w:r>
+          </w:p>
+        </w:tc>
+        <w:tc>
+          <w:tcPr>
+            <w:tcW w:w="5193" w:type="dxa"/>
+            <w:vMerge/>
+            <w:hideMark/>
+          </w:tcPr>
+          <w:p>
+            <w:pPr>
+              <w:widowControl/>
+              <w:jc w:val="left"/>
+              <w:rPr>
+                <w:rFonts w:asciiTheme="minorEastAsia" w:hAnsiTheme="minorEastAsia" w:cs="Times New Roman"/>
+                <w:color w:val="000000"/>
+                <w:sz w:val="18"/>
+                <w:szCs w:val="18"/>
+              </w:rPr>
+            </w:pPr>
+          </w:p>
+        </w:tc>
+      </w:tr>
+    </w:tbl>
+    <w:p>
+      <w:pPr>
+        <w:spacing w:after="0" w:line="240" w:lineRule="auto"/>
+        <w:rPr>
+          <w:rFonts w:asciiTheme="minorEastAsia" w:hAnsiTheme="minorEastAsia"/>
+          <w:sz w:val="18"/>
+          <w:szCs w:val="18"/>
+        </w:rPr>
+      </w:pPr>
+    </w:p>
+    <w:tbl>
+      <w:tblPr>
+        <w:tblStyle w:val="TableGrid"/>
+        <w:tblW w:w="10768" w:type="dxa"/>
+        <w:tblLook w:val="04A0" w:firstRow="1" w:lastRow="0" w:firstColumn="1" w:lastColumn="0" w:noHBand="0" w:noVBand="1"/>
+      </w:tblPr>
+      <w:tblGrid>
+        <w:gridCol w:w="2056"/>
+        <w:gridCol w:w="3519"/>
+        <w:gridCol w:w="5193"/>
+      </w:tblGrid>
+      <w:tr>
+        <w:trPr>
+          <w:trHeight w:val="270"/>
+        </w:trPr>
+        <w:tc>
+          <w:tcPr>
+            <w:tcW w:w="2056" w:type="dxa"/>
+            <w:noWrap/>
+            <w:hideMark/>
+          </w:tcPr>
+          <w:p>
+            <w:pPr>
+              <w:widowControl/>
+              <w:jc w:val="center"/>
+              <w:rPr>
+                <w:rFonts w:asciiTheme="minorEastAsia" w:hAnsiTheme="minorEastAsia" w:cs="Times New Roman"/>
+                <w:b/>
+                <w:bCs/>
+                <w:color w:val="000000"/>
+                <w:sz w:val="18"/>
+                <w:szCs w:val="18"/>
+              </w:rPr>
+            </w:pPr>
+            <w:r>
+              <w:rPr>
+                <w:rFonts w:asciiTheme="minorEastAsia" w:hAnsiTheme="minorEastAsia" w:cs="Times New Roman" w:hint="eastAsia"/>
+                <w:b/>
+                <w:bCs/>
+                <w:color w:val="000000"/>
+                <w:sz w:val="18"/>
+                <w:szCs w:val="18"/>
+              </w:rPr>
+              <w:t>燃烧骑士-长戟</w:t>
+            </w:r>
+          </w:p>
+        </w:tc>
+        <w:tc>
+          <w:tcPr>
+            <w:tcW w:w="8712" w:type="dxa"/>
+            <w:gridSpan w:val="2"/>
+            <w:noWrap/>
+            <w:hideMark/>
+          </w:tcPr>
+          <w:p>
+            <w:pPr>
+              <w:widowControl/>
+              <w:jc w:val="left"/>
+              <w:rPr>
+                <w:rFonts w:asciiTheme="minorEastAsia" w:hAnsiTheme="minorEastAsia" w:cs="Times New Roman"/>
+                <w:color w:val="000000"/>
+                <w:sz w:val="18"/>
+                <w:szCs w:val="18"/>
+              </w:rPr>
+            </w:pPr>
+            <w:r>
+              <w:rPr>
+                <w:rFonts w:asciiTheme="minorEastAsia" w:hAnsiTheme="minorEastAsia" w:cs="Times New Roman" w:hint="eastAsia"/>
+                <w:color w:val="000000"/>
+                <w:sz w:val="18"/>
+                <w:szCs w:val="18"/>
+              </w:rPr>
+              <w:t>装甲-持戟-近战骑兵</w:t>
+            </w:r>
+            <w:r>
+              <w:rPr>
+                <w:rFonts w:asciiTheme="minorEastAsia" w:hAnsiTheme="minorEastAsia" w:cs="Times New Roman" w:hint="eastAsia"/>
+                <w:color w:val="000000"/>
+                <w:sz w:val="18"/>
+                <w:szCs w:val="18"/>
+              </w:rPr>
+              <w:t>（G）</w:t>
+            </w:r>
+          </w:p>
+        </w:tc>
+      </w:tr>
+      <w:tr>
+        <w:trPr>
+          <w:trHeight w:val="113"/>
+        </w:trPr>
+        <w:tc>
+          <w:tcPr>
+            <w:tcW w:w="2056" w:type="dxa"/>
+            <w:vMerge w:val="restart"/>
+            <w:noWrap/>
+            <w:hideMark/>
+          </w:tcPr>
+          <w:p>
+            <w:pPr>
+              <w:widowControl/>
+              <w:jc w:val="center"/>
+              <w:rPr>
+                <w:rFonts w:asciiTheme="minorEastAsia" w:hAnsiTheme="minorEastAsia" w:cs="Times New Roman"/>
+                <w:color w:val="000000"/>
+                <w:sz w:val="18"/>
+                <w:szCs w:val="18"/>
+              </w:rPr>
+            </w:pPr>
+          </w:p>
+        </w:tc>
+        <w:tc>
+          <w:tcPr>
+            <w:tcW w:w="3519" w:type="dxa"/>
+            <w:noWrap/>
+            <w:vAlign w:val="center"/>
+            <w:hideMark/>
+          </w:tcPr>
+          <w:p>
+            <w:pPr>
+              <w:widowControl/>
+              <w:jc w:val="left"/>
+              <w:rPr>
+                <w:rFonts w:asciiTheme="minorEastAsia" w:hAnsiTheme="minorEastAsia" w:cs="Times New Roman"/>
+                <w:color w:val="000000"/>
+                <w:sz w:val="18"/>
+                <w:szCs w:val="18"/>
+              </w:rPr>
+            </w:pPr>
+            <w:r>
+              <w:rPr>
+                <w:rFonts w:asciiTheme="minorEastAsia" w:hAnsiTheme="minorEastAsia" w:cs="Times New Roman" w:hint="eastAsia"/>
+                <w:color w:val="000000"/>
+                <w:sz w:val="18"/>
+                <w:szCs w:val="18"/>
+              </w:rPr>
+              <w:t>人数</w:t>
+            </w:r>
+            <w:r>
+              <w:rPr>
+                <w:rFonts w:asciiTheme="minorEastAsia" w:hAnsiTheme="minorEastAsia" w:cs="Times New Roman" w:hint="eastAsia"/>
+                <w:color w:val="000000"/>
+                <w:sz w:val="18"/>
+                <w:szCs w:val="18"/>
+              </w:rPr>
+              <w:t>3</w:t>
+            </w:r>
+            <w:r>
+              <w:rPr>
+                <w:rFonts w:asciiTheme="minorEastAsia" w:hAnsiTheme="minorEastAsia" w:cs="Times New Roman"/>
+                <w:color w:val="000000"/>
+                <w:sz w:val="18"/>
+                <w:szCs w:val="18"/>
+              </w:rPr>
+              <w:t>2</w:t>
+            </w:r>
+            <w:r>
+              <w:rPr>
+                <w:rFonts w:asciiTheme="minorEastAsia" w:hAnsiTheme="minorEastAsia" w:cs="Times New Roman"/>
+                <w:color w:val="000000"/>
+                <w:sz w:val="18"/>
+                <w:szCs w:val="18"/>
+              </w:rPr>
+              <w:t xml:space="preserve">  </w:t>
+            </w:r>
+            <w:r>
+              <w:rPr>
+                <w:rFonts w:asciiTheme="minorEastAsia" w:hAnsiTheme="minorEastAsia" w:cs="Times New Roman" w:hint="eastAsia"/>
+                <w:color w:val="000000"/>
+                <w:sz w:val="18"/>
+                <w:szCs w:val="18"/>
+              </w:rPr>
+              <w:t>单体生命</w:t>
+            </w:r>
+            <w:r>
+              <w:rPr>
+                <w:rFonts w:asciiTheme="minorEastAsia" w:hAnsiTheme="minorEastAsia" w:cs="Times New Roman" w:hint="eastAsia"/>
+                <w:color w:val="000000"/>
+                <w:sz w:val="18"/>
+                <w:szCs w:val="18"/>
+              </w:rPr>
+              <w:t>1</w:t>
+            </w:r>
+            <w:r>
+              <w:rPr>
+                <w:rFonts w:asciiTheme="minorEastAsia" w:hAnsiTheme="minorEastAsia" w:cs="Times New Roman"/>
+                <w:color w:val="000000"/>
+                <w:sz w:val="18"/>
+                <w:szCs w:val="18"/>
+              </w:rPr>
+              <w:t>20</w:t>
+            </w:r>
+          </w:p>
+        </w:tc>
+        <w:tc>
+          <w:tcPr>
+            <w:tcW w:w="5193" w:type="dxa"/>
+            <w:vMerge w:val="restart"/>
+            <w:noWrap/>
+            <w:vAlign w:val="center"/>
+            <w:hideMark/>
+          </w:tcPr>
+          <w:p>
+            <w:pPr>
+              <w:widowControl/>
+              <w:jc w:val="left"/>
+              <w:rPr>
+                <w:rFonts w:asciiTheme="minorEastAsia" w:hAnsiTheme="minorEastAsia" w:cs="Times New Roman"/>
+                <w:color w:val="000000"/>
+                <w:sz w:val="18"/>
+                <w:szCs w:val="18"/>
+              </w:rPr>
+            </w:pPr>
+            <w:r>
+              <w:rPr>
+                <w:rFonts w:asciiTheme="minorEastAsia" w:hAnsiTheme="minorEastAsia" w:cs="Times New Roman" w:hint="eastAsia"/>
+                <w:color w:val="000000"/>
+                <w:sz w:val="18"/>
+                <w:szCs w:val="18"/>
+              </w:rPr>
+              <w:t>攻击</w:t>
+            </w:r>
+            <w:r>
+              <w:rPr>
+                <w:rFonts w:asciiTheme="minorEastAsia" w:hAnsiTheme="minorEastAsia" w:cs="Times New Roman" w:hint="eastAsia"/>
+                <w:color w:val="000000"/>
+                <w:sz w:val="18"/>
+                <w:szCs w:val="18"/>
+              </w:rPr>
+              <w:t>5</w:t>
+            </w:r>
+            <w:r>
+              <w:rPr>
+                <w:rFonts w:asciiTheme="minorEastAsia" w:hAnsiTheme="minorEastAsia" w:cs="Times New Roman"/>
+                <w:color w:val="000000"/>
+                <w:sz w:val="18"/>
+                <w:szCs w:val="18"/>
+              </w:rPr>
+              <w:t xml:space="preserve">6 </w:t>
+            </w:r>
+            <w:r>
+              <w:rPr>
+                <w:rFonts w:asciiTheme="minorEastAsia" w:hAnsiTheme="minorEastAsia" w:cs="Times New Roman" w:hint="eastAsia"/>
+                <w:color w:val="000000"/>
+                <w:sz w:val="18"/>
+                <w:szCs w:val="18"/>
+              </w:rPr>
+              <w:t>vs</w:t>
+            </w:r>
+            <w:r>
+              <w:rPr>
+                <w:rFonts w:asciiTheme="minorEastAsia" w:hAnsiTheme="minorEastAsia" w:cs="Times New Roman"/>
+                <w:color w:val="000000"/>
+                <w:sz w:val="18"/>
+                <w:szCs w:val="18"/>
+              </w:rPr>
+              <w:t xml:space="preserve"> </w:t>
+            </w:r>
+            <w:r>
+              <w:rPr>
+                <w:rFonts w:asciiTheme="minorEastAsia" w:hAnsiTheme="minorEastAsia" w:cs="Times New Roman" w:hint="eastAsia"/>
+                <w:color w:val="000000"/>
+                <w:sz w:val="18"/>
+                <w:szCs w:val="18"/>
+              </w:rPr>
+              <w:t>大型</w:t>
+            </w:r>
+            <w:r>
+              <w:rPr>
+                <w:rFonts w:asciiTheme="minorEastAsia" w:hAnsiTheme="minorEastAsia" w:cs="Times New Roman"/>
+                <w:color w:val="000000"/>
+                <w:sz w:val="18"/>
+                <w:szCs w:val="18"/>
+              </w:rPr>
+              <w:t xml:space="preserve">  </w:t>
+            </w:r>
+            <w:r>
+              <w:rPr>
+                <w:rFonts w:asciiTheme="minorEastAsia" w:hAnsiTheme="minorEastAsia" w:cs="Times New Roman" w:hint="eastAsia"/>
+                <w:color w:val="000000"/>
+                <w:sz w:val="18"/>
+                <w:szCs w:val="18"/>
+              </w:rPr>
+              <w:t>近战</w:t>
+            </w:r>
+          </w:p>
+          <w:p>
+            <w:pPr>
+              <w:widowControl/>
+              <w:jc w:val="left"/>
+              <w:rPr>
+                <w:rFonts w:asciiTheme="minorEastAsia" w:hAnsiTheme="minorEastAsia" w:cs="Times New Roman"/>
+                <w:color w:val="000000"/>
+                <w:sz w:val="18"/>
+                <w:szCs w:val="18"/>
+              </w:rPr>
+            </w:pPr>
+            <w:r>
+              <w:rPr>
+                <w:rFonts w:asciiTheme="minorEastAsia" w:hAnsiTheme="minorEastAsia" w:cs="Times New Roman" w:hint="eastAsia"/>
+                <w:color w:val="000000"/>
+                <w:sz w:val="18"/>
+                <w:szCs w:val="18"/>
+              </w:rPr>
+              <w:t>攻击</w:t>
+            </w:r>
+            <w:r>
+              <w:rPr>
+                <w:rFonts w:asciiTheme="minorEastAsia" w:hAnsiTheme="minorEastAsia" w:cs="Times New Roman" w:hint="eastAsia"/>
+                <w:color w:val="000000"/>
+                <w:sz w:val="18"/>
+                <w:szCs w:val="18"/>
+              </w:rPr>
+              <w:t>3</w:t>
+            </w:r>
+            <w:r>
+              <w:rPr>
+                <w:rFonts w:asciiTheme="minorEastAsia" w:hAnsiTheme="minorEastAsia" w:cs="Times New Roman"/>
+                <w:color w:val="000000"/>
+                <w:sz w:val="18"/>
+                <w:szCs w:val="18"/>
+              </w:rPr>
+              <w:t xml:space="preserve">0 </w:t>
+            </w:r>
+            <w:r>
+              <w:rPr>
+                <w:rFonts w:asciiTheme="minorEastAsia" w:hAnsiTheme="minorEastAsia" w:cs="Times New Roman" w:hint="eastAsia"/>
+                <w:color w:val="000000"/>
+                <w:sz w:val="18"/>
+                <w:szCs w:val="18"/>
+              </w:rPr>
+              <w:t>vs其他</w:t>
+            </w:r>
+            <w:r>
+              <w:rPr>
+                <w:rFonts w:asciiTheme="minorEastAsia" w:hAnsiTheme="minorEastAsia" w:cs="Times New Roman"/>
+                <w:color w:val="000000"/>
+                <w:sz w:val="18"/>
+                <w:szCs w:val="18"/>
+              </w:rPr>
+              <w:t xml:space="preserve">  </w:t>
+            </w:r>
+            <w:r>
+              <w:rPr>
+                <w:rFonts w:asciiTheme="minorEastAsia" w:hAnsiTheme="minorEastAsia" w:cs="Times New Roman" w:hint="eastAsia"/>
+                <w:color w:val="000000"/>
+                <w:sz w:val="18"/>
+                <w:szCs w:val="18"/>
+              </w:rPr>
+              <w:t>近战</w:t>
+            </w:r>
+          </w:p>
+        </w:tc>
+      </w:tr>
+      <w:tr>
+        <w:trPr>
+          <w:trHeight w:val="112"/>
+        </w:trPr>
+        <w:tc>
+          <w:tcPr>
+            <w:tcW w:w="2056" w:type="dxa"/>
+            <w:vMerge/>
+            <w:noWrap/>
+          </w:tcPr>
+          <w:p>
+            <w:pPr>
+              <w:widowControl/>
+              <w:jc w:val="left"/>
+              <w:rPr>
+                <w:rFonts w:asciiTheme="minorEastAsia" w:hAnsiTheme="minorEastAsia" w:cs="Times New Roman"/>
+                <w:color w:val="000000"/>
+                <w:sz w:val="18"/>
+                <w:szCs w:val="18"/>
+              </w:rPr>
+            </w:pPr>
+          </w:p>
+        </w:tc>
+        <w:tc>
+          <w:tcPr>
+            <w:tcW w:w="3519" w:type="dxa"/>
+            <w:noWrap/>
+            <w:vAlign w:val="center"/>
+          </w:tcPr>
+          <w:p>
+            <w:pPr>
+              <w:widowControl/>
+              <w:jc w:val="left"/>
+              <w:rPr>
+                <w:rFonts w:asciiTheme="minorEastAsia" w:hAnsiTheme="minorEastAsia" w:cs="Times New Roman"/>
+                <w:color w:val="000000"/>
+                <w:sz w:val="18"/>
+                <w:szCs w:val="18"/>
+              </w:rPr>
+            </w:pPr>
+            <w:r>
+              <w:rPr>
+                <w:rFonts w:asciiTheme="minorEastAsia" w:hAnsiTheme="minorEastAsia" w:cs="Times New Roman" w:hint="eastAsia"/>
+                <w:color w:val="000000"/>
+                <w:sz w:val="18"/>
+                <w:szCs w:val="18"/>
+              </w:rPr>
+              <w:t>护甲/闪避：近战</w:t>
+            </w:r>
+            <w:r>
+              <w:rPr>
+                <w:rFonts w:asciiTheme="minorEastAsia" w:hAnsiTheme="minorEastAsia" w:cs="Times New Roman" w:hint="eastAsia"/>
+                <w:color w:val="000000"/>
+                <w:sz w:val="18"/>
+                <w:szCs w:val="18"/>
+              </w:rPr>
+              <w:t>5</w:t>
+            </w:r>
+            <w:r>
+              <w:rPr>
+                <w:rFonts w:asciiTheme="minorEastAsia" w:hAnsiTheme="minorEastAsia" w:cs="Times New Roman" w:hint="eastAsia"/>
+                <w:color w:val="000000"/>
+                <w:sz w:val="18"/>
+                <w:szCs w:val="18"/>
+              </w:rPr>
+              <w:t>0</w:t>
+            </w:r>
+            <w:r>
+              <w:rPr>
+                <w:rFonts w:asciiTheme="minorEastAsia" w:hAnsiTheme="minorEastAsia" w:cs="Times New Roman"/>
+                <w:color w:val="000000"/>
+                <w:sz w:val="18"/>
+                <w:szCs w:val="18"/>
+              </w:rPr>
+              <w:t xml:space="preserve">  </w:t>
+            </w:r>
+            <w:r>
+              <w:rPr>
+                <w:rFonts w:asciiTheme="minorEastAsia" w:hAnsiTheme="minorEastAsia" w:cs="Times New Roman" w:hint="eastAsia"/>
+                <w:color w:val="000000"/>
+                <w:sz w:val="18"/>
+                <w:szCs w:val="18"/>
+              </w:rPr>
+              <w:t>远程</w:t>
+            </w:r>
+            <w:r>
+              <w:rPr>
+                <w:rFonts w:asciiTheme="minorEastAsia" w:hAnsiTheme="minorEastAsia" w:cs="Times New Roman" w:hint="eastAsia"/>
+                <w:color w:val="000000"/>
+                <w:sz w:val="18"/>
+                <w:szCs w:val="18"/>
+              </w:rPr>
+              <w:t>5</w:t>
+            </w:r>
+            <w:r>
+              <w:rPr>
+                <w:rFonts w:asciiTheme="minorEastAsia" w:hAnsiTheme="minorEastAsia" w:cs="Times New Roman" w:hint="eastAsia"/>
+                <w:color w:val="000000"/>
+                <w:sz w:val="18"/>
+                <w:szCs w:val="18"/>
+              </w:rPr>
+              <w:t>0</w:t>
+            </w:r>
+            <w:r>
+              <w:rPr>
+                <w:rFonts w:asciiTheme="minorEastAsia" w:hAnsiTheme="minorEastAsia" w:cs="Times New Roman"/>
+                <w:color w:val="000000"/>
+                <w:sz w:val="18"/>
+                <w:szCs w:val="18"/>
+              </w:rPr>
+              <w:t xml:space="preserve"> </w:t>
+            </w:r>
+            <w:r>
+              <w:rPr>
+                <w:rFonts w:asciiTheme="minorEastAsia" w:hAnsiTheme="minorEastAsia" w:cs="Times New Roman" w:hint="eastAsia"/>
+                <w:color w:val="000000"/>
+                <w:sz w:val="18"/>
+                <w:szCs w:val="18"/>
+              </w:rPr>
+              <w:t>冲杀</w:t>
+            </w:r>
+            <w:r>
+              <w:rPr>
+                <w:rFonts w:asciiTheme="minorEastAsia" w:hAnsiTheme="minorEastAsia" w:cs="Times New Roman" w:hint="eastAsia"/>
+                <w:color w:val="000000"/>
+                <w:sz w:val="18"/>
+                <w:szCs w:val="18"/>
+              </w:rPr>
+              <w:t>8</w:t>
+            </w:r>
+            <w:r>
+              <w:rPr>
+                <w:rFonts w:asciiTheme="minorEastAsia" w:hAnsiTheme="minorEastAsia" w:cs="Times New Roman" w:hint="eastAsia"/>
+                <w:color w:val="000000"/>
+                <w:sz w:val="18"/>
+                <w:szCs w:val="18"/>
+              </w:rPr>
+              <w:t>0</w:t>
+            </w:r>
+          </w:p>
+        </w:tc>
+        <w:tc>
+          <w:tcPr>
+            <w:tcW w:w="5193" w:type="dxa"/>
+            <w:vMerge/>
+            <w:noWrap/>
+            <w:vAlign w:val="center"/>
+          </w:tcPr>
+          <w:p>
+            <w:pPr>
+              <w:widowControl/>
+              <w:jc w:val="center"/>
+              <w:rPr>
+                <w:rFonts w:asciiTheme="minorEastAsia" w:hAnsiTheme="minorEastAsia" w:cs="Times New Roman"/>
+                <w:color w:val="000000"/>
+                <w:sz w:val="18"/>
+                <w:szCs w:val="18"/>
+              </w:rPr>
+            </w:pPr>
+          </w:p>
+        </w:tc>
+      </w:tr>
+      <w:tr>
+        <w:trPr>
+          <w:trHeight w:val="270"/>
+        </w:trPr>
+        <w:tc>
+          <w:tcPr>
+            <w:tcW w:w="2056" w:type="dxa"/>
+            <w:vMerge/>
+            <w:hideMark/>
+          </w:tcPr>
+          <w:p>
+            <w:pPr>
+              <w:widowControl/>
+              <w:jc w:val="left"/>
+              <w:rPr>
+                <w:rFonts w:asciiTheme="minorEastAsia" w:hAnsiTheme="minorEastAsia" w:cs="Times New Roman"/>
+                <w:color w:val="000000"/>
+                <w:sz w:val="18"/>
+                <w:szCs w:val="18"/>
+              </w:rPr>
+            </w:pPr>
+          </w:p>
+        </w:tc>
+        <w:tc>
+          <w:tcPr>
+            <w:tcW w:w="3519" w:type="dxa"/>
+            <w:noWrap/>
+            <w:vAlign w:val="center"/>
+            <w:hideMark/>
+          </w:tcPr>
+          <w:p>
+            <w:pPr>
+              <w:widowControl/>
+              <w:jc w:val="left"/>
+              <w:rPr>
+                <w:rFonts w:asciiTheme="minorEastAsia" w:hAnsiTheme="minorEastAsia" w:cs="Times New Roman"/>
+                <w:color w:val="000000"/>
+                <w:sz w:val="18"/>
+                <w:szCs w:val="18"/>
+              </w:rPr>
+            </w:pPr>
+            <w:r>
+              <w:rPr>
+                <w:rFonts w:asciiTheme="minorEastAsia" w:hAnsiTheme="minorEastAsia" w:cs="Times New Roman"/>
+                <w:color w:val="000000"/>
+                <w:sz w:val="18"/>
+                <w:szCs w:val="18"/>
+              </w:rPr>
+              <w:t>移速</w:t>
+            </w:r>
+            <w:r>
+              <w:rPr>
+                <w:rFonts w:asciiTheme="minorEastAsia" w:hAnsiTheme="minorEastAsia" w:cs="Times New Roman" w:hint="eastAsia"/>
+                <w:color w:val="000000"/>
+                <w:sz w:val="18"/>
+                <w:szCs w:val="18"/>
+              </w:rPr>
+              <w:t>4</w:t>
+            </w:r>
+          </w:p>
+        </w:tc>
+        <w:tc>
+          <w:tcPr>
+            <w:tcW w:w="5193" w:type="dxa"/>
+            <w:vMerge/>
+            <w:hideMark/>
+          </w:tcPr>
+          <w:p>
+            <w:pPr>
+              <w:widowControl/>
+              <w:jc w:val="left"/>
+              <w:rPr>
+                <w:rFonts w:asciiTheme="minorEastAsia" w:hAnsiTheme="minorEastAsia" w:cs="Times New Roman"/>
+                <w:color w:val="000000"/>
+                <w:sz w:val="18"/>
+                <w:szCs w:val="18"/>
+              </w:rPr>
+            </w:pPr>
+          </w:p>
+        </w:tc>
+      </w:tr>
+    </w:tbl>
+    <w:p>
+      <w:pPr>
+        <w:spacing w:after="0" w:line="240" w:lineRule="auto"/>
+        <w:rPr>
+          <w:rFonts w:asciiTheme="minorEastAsia" w:hAnsiTheme="minorEastAsia"/>
+          <w:sz w:val="18"/>
+          <w:szCs w:val="18"/>
+        </w:rPr>
+      </w:pPr>
+    </w:p>
+    <w:tbl>
+      <w:tblPr>
+        <w:tblStyle w:val="TableGrid"/>
+        <w:tblW w:w="10768" w:type="dxa"/>
+        <w:tblLook w:val="04A0" w:firstRow="1" w:lastRow="0" w:firstColumn="1" w:lastColumn="0" w:noHBand="0" w:noVBand="1"/>
+      </w:tblPr>
+      <w:tblGrid>
+        <w:gridCol w:w="2056"/>
+        <w:gridCol w:w="3519"/>
+        <w:gridCol w:w="5193"/>
+      </w:tblGrid>
+      <w:tr>
+        <w:trPr>
+          <w:trHeight w:val="270"/>
+        </w:trPr>
+        <w:tc>
+          <w:tcPr>
+            <w:tcW w:w="2056" w:type="dxa"/>
+            <w:noWrap/>
+            <w:hideMark/>
+          </w:tcPr>
+          <w:p>
+            <w:pPr>
+              <w:widowControl/>
+              <w:jc w:val="center"/>
+              <w:rPr>
+                <w:rFonts w:asciiTheme="minorEastAsia" w:hAnsiTheme="minorEastAsia" w:cs="Times New Roman"/>
+                <w:b/>
+                <w:bCs/>
+                <w:color w:val="000000"/>
+                <w:sz w:val="18"/>
+                <w:szCs w:val="18"/>
+              </w:rPr>
+            </w:pPr>
+            <w:r>
+              <w:rPr>
+                <w:rFonts w:asciiTheme="minorEastAsia" w:hAnsiTheme="minorEastAsia" w:cs="Times New Roman" w:hint="eastAsia"/>
+                <w:b/>
+                <w:bCs/>
+                <w:color w:val="000000"/>
+                <w:sz w:val="18"/>
+                <w:szCs w:val="18"/>
+              </w:rPr>
+              <w:t>地狱猎犬</w:t>
+            </w:r>
+          </w:p>
+        </w:tc>
+        <w:tc>
+          <w:tcPr>
+            <w:tcW w:w="8712" w:type="dxa"/>
+            <w:gridSpan w:val="2"/>
+            <w:noWrap/>
+            <w:hideMark/>
+          </w:tcPr>
+          <w:p>
+            <w:pPr>
+              <w:widowControl/>
+              <w:jc w:val="left"/>
+              <w:rPr>
+                <w:rFonts w:asciiTheme="minorEastAsia" w:hAnsiTheme="minorEastAsia" w:cs="Times New Roman"/>
+                <w:color w:val="000000"/>
+                <w:sz w:val="18"/>
+                <w:szCs w:val="18"/>
+              </w:rPr>
+            </w:pPr>
+            <w:r>
+              <w:rPr>
+                <w:rFonts w:asciiTheme="minorEastAsia" w:hAnsiTheme="minorEastAsia" w:cs="Times New Roman" w:hint="eastAsia"/>
+                <w:color w:val="000000"/>
+                <w:sz w:val="18"/>
+                <w:szCs w:val="18"/>
+              </w:rPr>
+              <w:t>迅捷-怪兽步兵</w:t>
+            </w:r>
+            <w:r>
+              <w:rPr>
+                <w:rFonts w:asciiTheme="minorEastAsia" w:hAnsiTheme="minorEastAsia" w:cs="Times New Roman" w:hint="eastAsia"/>
+                <w:color w:val="000000"/>
+                <w:sz w:val="18"/>
+                <w:szCs w:val="18"/>
+              </w:rPr>
+              <w:t>（G）</w:t>
+            </w:r>
+          </w:p>
+        </w:tc>
+      </w:tr>
+      <w:tr>
+        <w:trPr>
+          <w:trHeight w:val="113"/>
+        </w:trPr>
+        <w:tc>
+          <w:tcPr>
+            <w:tcW w:w="2056" w:type="dxa"/>
+            <w:vMerge w:val="restart"/>
+            <w:noWrap/>
+            <w:hideMark/>
+          </w:tcPr>
+          <w:p>
+            <w:pPr>
+              <w:widowControl/>
+              <w:jc w:val="center"/>
+              <w:rPr>
+                <w:rFonts w:asciiTheme="minorEastAsia" w:hAnsiTheme="minorEastAsia" w:cs="Times New Roman"/>
+                <w:color w:val="000000"/>
+                <w:sz w:val="18"/>
+                <w:szCs w:val="18"/>
+              </w:rPr>
+            </w:pPr>
+          </w:p>
+        </w:tc>
+        <w:tc>
+          <w:tcPr>
+            <w:tcW w:w="3519" w:type="dxa"/>
+            <w:noWrap/>
+            <w:vAlign w:val="center"/>
+            <w:hideMark/>
+          </w:tcPr>
+          <w:p>
+            <w:pPr>
+              <w:widowControl/>
+              <w:jc w:val="left"/>
+              <w:rPr>
+                <w:rFonts w:asciiTheme="minorEastAsia" w:hAnsiTheme="minorEastAsia" w:cs="Times New Roman"/>
+                <w:color w:val="000000"/>
+                <w:sz w:val="18"/>
+                <w:szCs w:val="18"/>
+              </w:rPr>
+            </w:pPr>
+            <w:r>
+              <w:rPr>
+                <w:rFonts w:asciiTheme="minorEastAsia" w:hAnsiTheme="minorEastAsia" w:cs="Times New Roman" w:hint="eastAsia"/>
+                <w:color w:val="000000"/>
+                <w:sz w:val="18"/>
+                <w:szCs w:val="18"/>
+              </w:rPr>
+              <w:t>人数</w:t>
+            </w:r>
+            <w:r>
+              <w:rPr>
+                <w:rFonts w:asciiTheme="minorEastAsia" w:hAnsiTheme="minorEastAsia" w:cs="Times New Roman" w:hint="eastAsia"/>
+                <w:color w:val="000000"/>
+                <w:sz w:val="18"/>
+                <w:szCs w:val="18"/>
+              </w:rPr>
+              <w:t>1</w:t>
+            </w:r>
+            <w:r>
+              <w:rPr>
+                <w:rFonts w:asciiTheme="minorEastAsia" w:hAnsiTheme="minorEastAsia" w:cs="Times New Roman"/>
+                <w:color w:val="000000"/>
+                <w:sz w:val="18"/>
+                <w:szCs w:val="18"/>
+              </w:rPr>
+              <w:t>00</w:t>
+            </w:r>
+            <w:r>
+              <w:rPr>
+                <w:rFonts w:asciiTheme="minorEastAsia" w:hAnsiTheme="minorEastAsia" w:cs="Times New Roman"/>
+                <w:color w:val="000000"/>
+                <w:sz w:val="18"/>
+                <w:szCs w:val="18"/>
+              </w:rPr>
+              <w:t xml:space="preserve">  </w:t>
+            </w:r>
+            <w:r>
+              <w:rPr>
+                <w:rFonts w:asciiTheme="minorEastAsia" w:hAnsiTheme="minorEastAsia" w:cs="Times New Roman" w:hint="eastAsia"/>
+                <w:color w:val="000000"/>
+                <w:sz w:val="18"/>
+                <w:szCs w:val="18"/>
+              </w:rPr>
+              <w:t>单体生命</w:t>
+            </w:r>
+            <w:r>
+              <w:rPr>
+                <w:rFonts w:asciiTheme="minorEastAsia" w:hAnsiTheme="minorEastAsia" w:cs="Times New Roman" w:hint="eastAsia"/>
+                <w:color w:val="000000"/>
+                <w:sz w:val="18"/>
+                <w:szCs w:val="18"/>
+              </w:rPr>
+              <w:t>3</w:t>
+            </w:r>
+            <w:r>
+              <w:rPr>
+                <w:rFonts w:asciiTheme="minorEastAsia" w:hAnsiTheme="minorEastAsia" w:cs="Times New Roman"/>
+                <w:color w:val="000000"/>
+                <w:sz w:val="18"/>
+                <w:szCs w:val="18"/>
+              </w:rPr>
+              <w:t>0</w:t>
+            </w:r>
+          </w:p>
+        </w:tc>
+        <w:tc>
+          <w:tcPr>
+            <w:tcW w:w="5193" w:type="dxa"/>
+            <w:vMerge w:val="restart"/>
+            <w:noWrap/>
+            <w:vAlign w:val="center"/>
+            <w:hideMark/>
+          </w:tcPr>
+          <w:p>
+            <w:pPr>
+              <w:widowControl/>
+              <w:jc w:val="left"/>
+              <w:rPr>
+                <w:rFonts w:asciiTheme="minorEastAsia" w:hAnsiTheme="minorEastAsia" w:cs="Times New Roman"/>
+                <w:color w:val="000000"/>
+                <w:sz w:val="18"/>
+                <w:szCs w:val="18"/>
+              </w:rPr>
+            </w:pPr>
+            <w:r>
+              <w:rPr>
+                <w:rFonts w:asciiTheme="minorEastAsia" w:hAnsiTheme="minorEastAsia" w:cs="Times New Roman" w:hint="eastAsia"/>
+                <w:color w:val="000000"/>
+                <w:sz w:val="18"/>
+                <w:szCs w:val="18"/>
+              </w:rPr>
+              <w:t>攻击</w:t>
+            </w:r>
+            <w:r>
+              <w:rPr>
+                <w:rFonts w:asciiTheme="minorEastAsia" w:hAnsiTheme="minorEastAsia" w:cs="Times New Roman" w:hint="eastAsia"/>
+                <w:color w:val="000000"/>
+                <w:sz w:val="18"/>
+                <w:szCs w:val="18"/>
+              </w:rPr>
+              <w:t>2</w:t>
+            </w:r>
+            <w:r>
+              <w:rPr>
+                <w:rFonts w:asciiTheme="minorEastAsia" w:hAnsiTheme="minorEastAsia" w:cs="Times New Roman"/>
+                <w:color w:val="000000"/>
+                <w:sz w:val="18"/>
+                <w:szCs w:val="18"/>
+              </w:rPr>
+              <w:t xml:space="preserve">4  </w:t>
+            </w:r>
+            <w:r>
+              <w:rPr>
+                <w:rFonts w:asciiTheme="minorEastAsia" w:hAnsiTheme="minorEastAsia" w:cs="Times New Roman" w:hint="eastAsia"/>
+                <w:color w:val="000000"/>
+                <w:sz w:val="18"/>
+                <w:szCs w:val="18"/>
+              </w:rPr>
+              <w:t>近战</w:t>
+            </w:r>
+          </w:p>
+        </w:tc>
+      </w:tr>
+      <w:tr>
+        <w:trPr>
+          <w:trHeight w:val="112"/>
+        </w:trPr>
+        <w:tc>
+          <w:tcPr>
+            <w:tcW w:w="2056" w:type="dxa"/>
+            <w:vMerge/>
+            <w:noWrap/>
+          </w:tcPr>
+          <w:p>
+            <w:pPr>
+              <w:widowControl/>
+              <w:jc w:val="left"/>
+              <w:rPr>
+                <w:rFonts w:asciiTheme="minorEastAsia" w:hAnsiTheme="minorEastAsia" w:cs="Times New Roman"/>
+                <w:color w:val="000000"/>
+                <w:sz w:val="18"/>
+                <w:szCs w:val="18"/>
+              </w:rPr>
+            </w:pPr>
+          </w:p>
+        </w:tc>
+        <w:tc>
+          <w:tcPr>
+            <w:tcW w:w="3519" w:type="dxa"/>
+            <w:noWrap/>
+            <w:vAlign w:val="center"/>
+          </w:tcPr>
+          <w:p>
+            <w:pPr>
+              <w:widowControl/>
+              <w:jc w:val="left"/>
+              <w:rPr>
+                <w:rFonts w:asciiTheme="minorEastAsia" w:hAnsiTheme="minorEastAsia" w:cs="Times New Roman"/>
+                <w:color w:val="000000"/>
+                <w:sz w:val="18"/>
+                <w:szCs w:val="18"/>
+              </w:rPr>
+            </w:pPr>
+            <w:r>
+              <w:rPr>
+                <w:rFonts w:asciiTheme="minorEastAsia" w:hAnsiTheme="minorEastAsia" w:cs="Times New Roman" w:hint="eastAsia"/>
+                <w:color w:val="000000"/>
+                <w:sz w:val="18"/>
+                <w:szCs w:val="18"/>
+              </w:rPr>
+              <w:t>护甲/闪避：近战0</w:t>
+            </w:r>
+            <w:r>
+              <w:rPr>
+                <w:rFonts w:asciiTheme="minorEastAsia" w:hAnsiTheme="minorEastAsia" w:cs="Times New Roman"/>
+                <w:color w:val="000000"/>
+                <w:sz w:val="18"/>
+                <w:szCs w:val="18"/>
+              </w:rPr>
+              <w:t xml:space="preserve">  </w:t>
+            </w:r>
+            <w:r>
+              <w:rPr>
+                <w:rFonts w:asciiTheme="minorEastAsia" w:hAnsiTheme="minorEastAsia" w:cs="Times New Roman" w:hint="eastAsia"/>
+                <w:color w:val="000000"/>
+                <w:sz w:val="18"/>
+                <w:szCs w:val="18"/>
+              </w:rPr>
+              <w:t>远程</w:t>
+            </w:r>
+            <w:r>
+              <w:rPr>
+                <w:rFonts w:asciiTheme="minorEastAsia" w:hAnsiTheme="minorEastAsia" w:cs="Times New Roman" w:hint="eastAsia"/>
+                <w:color w:val="000000"/>
+                <w:sz w:val="18"/>
+                <w:szCs w:val="18"/>
+              </w:rPr>
+              <w:t>7</w:t>
+            </w:r>
+            <w:r>
+              <w:rPr>
+                <w:rFonts w:asciiTheme="minorEastAsia" w:hAnsiTheme="minorEastAsia" w:cs="Times New Roman"/>
+                <w:color w:val="000000"/>
+                <w:sz w:val="18"/>
+                <w:szCs w:val="18"/>
+              </w:rPr>
+              <w:t>0</w:t>
+            </w:r>
+            <w:r>
+              <w:rPr>
+                <w:rFonts w:asciiTheme="minorEastAsia" w:hAnsiTheme="minorEastAsia" w:cs="Times New Roman"/>
+                <w:color w:val="000000"/>
+                <w:sz w:val="18"/>
+                <w:szCs w:val="18"/>
+              </w:rPr>
+              <w:t xml:space="preserve"> </w:t>
+            </w:r>
+            <w:r>
+              <w:rPr>
+                <w:rFonts w:asciiTheme="minorEastAsia" w:hAnsiTheme="minorEastAsia" w:cs="Times New Roman" w:hint="eastAsia"/>
+                <w:color w:val="000000"/>
+                <w:sz w:val="18"/>
+                <w:szCs w:val="18"/>
+              </w:rPr>
+              <w:t>冲杀0</w:t>
+            </w:r>
+          </w:p>
+        </w:tc>
+        <w:tc>
+          <w:tcPr>
+            <w:tcW w:w="5193" w:type="dxa"/>
+            <w:vMerge/>
+            <w:noWrap/>
+            <w:vAlign w:val="center"/>
+          </w:tcPr>
+          <w:p>
+            <w:pPr>
+              <w:widowControl/>
+              <w:jc w:val="center"/>
+              <w:rPr>
+                <w:rFonts w:asciiTheme="minorEastAsia" w:hAnsiTheme="minorEastAsia" w:cs="Times New Roman"/>
+                <w:color w:val="000000"/>
+                <w:sz w:val="18"/>
+                <w:szCs w:val="18"/>
+              </w:rPr>
+            </w:pPr>
+          </w:p>
+        </w:tc>
+      </w:tr>
+      <w:tr>
+        <w:trPr>
+          <w:trHeight w:val="270"/>
+        </w:trPr>
+        <w:tc>
+          <w:tcPr>
+            <w:tcW w:w="2056" w:type="dxa"/>
+            <w:vMerge/>
+            <w:hideMark/>
+          </w:tcPr>
+          <w:p>
+            <w:pPr>
+              <w:widowControl/>
+              <w:jc w:val="left"/>
+              <w:rPr>
+                <w:rFonts w:asciiTheme="minorEastAsia" w:hAnsiTheme="minorEastAsia" w:cs="Times New Roman"/>
+                <w:color w:val="000000"/>
+                <w:sz w:val="18"/>
+                <w:szCs w:val="18"/>
+              </w:rPr>
+            </w:pPr>
+          </w:p>
+        </w:tc>
+        <w:tc>
+          <w:tcPr>
+            <w:tcW w:w="3519" w:type="dxa"/>
+            <w:noWrap/>
+            <w:vAlign w:val="center"/>
+            <w:hideMark/>
+          </w:tcPr>
+          <w:p>
+            <w:pPr>
+              <w:widowControl/>
+              <w:jc w:val="left"/>
+              <w:rPr>
+                <w:rFonts w:asciiTheme="minorEastAsia" w:hAnsiTheme="minorEastAsia" w:cs="Times New Roman"/>
+                <w:color w:val="000000"/>
+                <w:sz w:val="18"/>
+                <w:szCs w:val="18"/>
+              </w:rPr>
+            </w:pPr>
+            <w:r>
+              <w:rPr>
+                <w:rFonts w:asciiTheme="minorEastAsia" w:hAnsiTheme="minorEastAsia" w:cs="Times New Roman"/>
+                <w:color w:val="000000"/>
+                <w:sz w:val="18"/>
+                <w:szCs w:val="18"/>
+              </w:rPr>
+              <w:t>移速</w:t>
+            </w:r>
+            <w:r>
+              <w:rPr>
+                <w:rFonts w:asciiTheme="minorEastAsia" w:hAnsiTheme="minorEastAsia" w:cs="Times New Roman" w:hint="eastAsia"/>
+                <w:color w:val="000000"/>
+                <w:sz w:val="18"/>
+                <w:szCs w:val="18"/>
+              </w:rPr>
+              <w:t>7</w:t>
+            </w:r>
+          </w:p>
+        </w:tc>
+        <w:tc>
+          <w:tcPr>
+            <w:tcW w:w="5193" w:type="dxa"/>
+            <w:vMerge/>
+            <w:hideMark/>
+          </w:tcPr>
+          <w:p>
+            <w:pPr>
+              <w:widowControl/>
+              <w:jc w:val="left"/>
+              <w:rPr>
+                <w:rFonts w:asciiTheme="minorEastAsia" w:hAnsiTheme="minorEastAsia" w:cs="Times New Roman"/>
+                <w:color w:val="000000"/>
+                <w:sz w:val="18"/>
+                <w:szCs w:val="18"/>
+              </w:rPr>
+            </w:pPr>
+          </w:p>
+        </w:tc>
+      </w:tr>
+    </w:tbl>
+    <w:p>
+      <w:pPr>
+        <w:spacing w:after="0" w:line="240" w:lineRule="auto"/>
+        <w:rPr>
+          <w:rFonts w:asciiTheme="minorEastAsia" w:hAnsiTheme="minorEastAsia"/>
+          <w:sz w:val="18"/>
+          <w:szCs w:val="18"/>
+        </w:rPr>
+      </w:pPr>
+    </w:p>
+    <w:tbl>
+      <w:tblPr>
+        <w:tblStyle w:val="TableGrid"/>
+        <w:tblW w:w="10768" w:type="dxa"/>
+        <w:tblLook w:val="04A0" w:firstRow="1" w:lastRow="0" w:firstColumn="1" w:lastColumn="0" w:noHBand="0" w:noVBand="1"/>
+      </w:tblPr>
+      <w:tblGrid>
+        <w:gridCol w:w="2056"/>
+        <w:gridCol w:w="3519"/>
+        <w:gridCol w:w="5193"/>
+      </w:tblGrid>
+      <w:tr>
+        <w:trPr>
+          <w:trHeight w:val="270"/>
+        </w:trPr>
+        <w:tc>
+          <w:tcPr>
+            <w:tcW w:w="2056" w:type="dxa"/>
+            <w:noWrap/>
+            <w:hideMark/>
+          </w:tcPr>
+          <w:p>
+            <w:pPr>
+              <w:widowControl/>
+              <w:jc w:val="center"/>
+              <w:rPr>
+                <w:rFonts w:asciiTheme="minorEastAsia" w:hAnsiTheme="minorEastAsia" w:cs="Times New Roman"/>
+                <w:b/>
+                <w:bCs/>
+                <w:color w:val="000000"/>
+                <w:sz w:val="18"/>
+                <w:szCs w:val="18"/>
+              </w:rPr>
+            </w:pPr>
+            <w:r>
+              <w:rPr>
+                <w:rFonts w:asciiTheme="minorEastAsia" w:hAnsiTheme="minorEastAsia" w:cs="Times New Roman" w:hint="eastAsia"/>
+                <w:b/>
+                <w:bCs/>
+                <w:color w:val="000000"/>
+                <w:sz w:val="18"/>
+                <w:szCs w:val="18"/>
+              </w:rPr>
+              <w:t>恶魔使者-</w:t>
+            </w:r>
+            <w:r>
+              <w:rPr>
+                <w:rFonts w:asciiTheme="minorEastAsia" w:hAnsiTheme="minorEastAsia" w:cs="Times New Roman" w:hint="eastAsia"/>
+                <w:b/>
+                <w:bCs/>
+                <w:color w:val="000000"/>
+                <w:sz w:val="18"/>
+                <w:szCs w:val="18"/>
+              </w:rPr>
+              <w:t>狂暴</w:t>
+            </w:r>
+          </w:p>
+        </w:tc>
+        <w:tc>
+          <w:tcPr>
+            <w:tcW w:w="8712" w:type="dxa"/>
+            <w:gridSpan w:val="2"/>
+            <w:noWrap/>
+            <w:hideMark/>
+          </w:tcPr>
+          <w:p>
+            <w:pPr>
+              <w:widowControl/>
+              <w:jc w:val="left"/>
+              <w:rPr>
+                <w:rFonts w:asciiTheme="minorEastAsia" w:hAnsiTheme="minorEastAsia" w:cs="Times New Roman"/>
+                <w:color w:val="000000"/>
+                <w:sz w:val="18"/>
+                <w:szCs w:val="18"/>
+              </w:rPr>
+            </w:pPr>
+            <w:r>
+              <w:rPr>
+                <w:rFonts w:asciiTheme="minorEastAsia" w:hAnsiTheme="minorEastAsia" w:cs="Times New Roman" w:hint="eastAsia"/>
+                <w:color w:val="000000"/>
+                <w:sz w:val="18"/>
+                <w:szCs w:val="18"/>
+              </w:rPr>
+              <w:t>迅捷-</w:t>
+            </w:r>
+            <w:r>
+              <w:rPr>
+                <w:rFonts w:asciiTheme="minorEastAsia" w:hAnsiTheme="minorEastAsia" w:cs="Times New Roman" w:hint="eastAsia"/>
+                <w:color w:val="000000"/>
+                <w:sz w:val="18"/>
+                <w:szCs w:val="18"/>
+              </w:rPr>
+              <w:t>怪兽步兵</w:t>
+            </w:r>
+            <w:r>
+              <w:rPr>
+                <w:rFonts w:asciiTheme="minorEastAsia" w:hAnsiTheme="minorEastAsia" w:cs="Times New Roman" w:hint="eastAsia"/>
+                <w:color w:val="000000"/>
+                <w:sz w:val="18"/>
+                <w:szCs w:val="18"/>
+              </w:rPr>
+              <w:t>（G）</w:t>
+            </w:r>
+          </w:p>
+        </w:tc>
+      </w:tr>
+      <w:tr>
+        <w:trPr>
+          <w:trHeight w:val="113"/>
+        </w:trPr>
+        <w:tc>
+          <w:tcPr>
+            <w:tcW w:w="2056" w:type="dxa"/>
+            <w:vMerge w:val="restart"/>
+            <w:noWrap/>
+            <w:hideMark/>
+          </w:tcPr>
+          <w:p>
+            <w:pPr>
+              <w:widowControl/>
+              <w:jc w:val="center"/>
+              <w:rPr>
+                <w:rFonts w:asciiTheme="minorEastAsia" w:hAnsiTheme="minorEastAsia" w:cs="Times New Roman"/>
+                <w:color w:val="000000"/>
+                <w:sz w:val="18"/>
+                <w:szCs w:val="18"/>
+              </w:rPr>
+            </w:pPr>
+          </w:p>
+        </w:tc>
+        <w:tc>
+          <w:tcPr>
+            <w:tcW w:w="3519" w:type="dxa"/>
+            <w:noWrap/>
+            <w:vAlign w:val="center"/>
+            <w:hideMark/>
+          </w:tcPr>
+          <w:p>
+            <w:pPr>
+              <w:widowControl/>
+              <w:jc w:val="left"/>
+              <w:rPr>
+                <w:rFonts w:asciiTheme="minorEastAsia" w:hAnsiTheme="minorEastAsia" w:cs="Times New Roman"/>
+                <w:color w:val="000000"/>
+                <w:sz w:val="18"/>
+                <w:szCs w:val="18"/>
+              </w:rPr>
+            </w:pPr>
+            <w:r>
+              <w:rPr>
+                <w:rFonts w:asciiTheme="minorEastAsia" w:hAnsiTheme="minorEastAsia" w:cs="Times New Roman" w:hint="eastAsia"/>
+                <w:color w:val="000000"/>
+                <w:sz w:val="18"/>
+                <w:szCs w:val="18"/>
+              </w:rPr>
+              <w:t>人数</w:t>
+            </w:r>
+            <w:r>
+              <w:rPr>
+                <w:rFonts w:asciiTheme="minorEastAsia" w:hAnsiTheme="minorEastAsia" w:cs="Times New Roman" w:hint="eastAsia"/>
+                <w:color w:val="000000"/>
+                <w:sz w:val="18"/>
+                <w:szCs w:val="18"/>
+              </w:rPr>
+              <w:t>1</w:t>
+            </w:r>
+            <w:r>
+              <w:rPr>
+                <w:rFonts w:asciiTheme="minorEastAsia" w:hAnsiTheme="minorEastAsia" w:cs="Times New Roman"/>
+                <w:color w:val="000000"/>
+                <w:sz w:val="18"/>
+                <w:szCs w:val="18"/>
+              </w:rPr>
+              <w:t>6</w:t>
+            </w:r>
+            <w:r>
+              <w:rPr>
+                <w:rFonts w:asciiTheme="minorEastAsia" w:hAnsiTheme="minorEastAsia" w:cs="Times New Roman"/>
+                <w:color w:val="000000"/>
+                <w:sz w:val="18"/>
+                <w:szCs w:val="18"/>
+              </w:rPr>
+              <w:t xml:space="preserve">  </w:t>
+            </w:r>
+            <w:r>
+              <w:rPr>
+                <w:rFonts w:asciiTheme="minorEastAsia" w:hAnsiTheme="minorEastAsia" w:cs="Times New Roman" w:hint="eastAsia"/>
+                <w:color w:val="000000"/>
+                <w:sz w:val="18"/>
+                <w:szCs w:val="18"/>
+              </w:rPr>
+              <w:t>单体生命</w:t>
+            </w:r>
+            <w:r>
+              <w:rPr>
+                <w:rFonts w:asciiTheme="minorEastAsia" w:hAnsiTheme="minorEastAsia" w:cs="Times New Roman" w:hint="eastAsia"/>
+                <w:color w:val="000000"/>
+                <w:sz w:val="18"/>
+                <w:szCs w:val="18"/>
+              </w:rPr>
+              <w:t>300</w:t>
+            </w:r>
+          </w:p>
+        </w:tc>
+        <w:tc>
+          <w:tcPr>
+            <w:tcW w:w="5193" w:type="dxa"/>
+            <w:vMerge w:val="restart"/>
+            <w:noWrap/>
+            <w:vAlign w:val="center"/>
+            <w:hideMark/>
+          </w:tcPr>
+          <w:p>
+            <w:pPr>
+              <w:widowControl/>
+              <w:jc w:val="left"/>
+              <w:rPr>
+                <w:rFonts w:asciiTheme="minorEastAsia" w:hAnsiTheme="minorEastAsia" w:cs="Times New Roman" w:hint="eastAsia"/>
+                <w:color w:val="000000"/>
+                <w:sz w:val="18"/>
+                <w:szCs w:val="18"/>
+              </w:rPr>
+            </w:pPr>
+            <w:r>
+              <w:rPr>
+                <w:rFonts w:asciiTheme="minorEastAsia" w:hAnsiTheme="minorEastAsia" w:cs="Times New Roman" w:hint="eastAsia"/>
+                <w:color w:val="000000"/>
+                <w:sz w:val="18"/>
+                <w:szCs w:val="18"/>
+              </w:rPr>
+              <w:t>攻击</w:t>
+            </w:r>
+            <w:r>
+              <w:rPr>
+                <w:rFonts w:asciiTheme="minorEastAsia" w:hAnsiTheme="minorEastAsia" w:cs="Times New Roman" w:hint="eastAsia"/>
+                <w:color w:val="000000"/>
+                <w:sz w:val="18"/>
+                <w:szCs w:val="18"/>
+              </w:rPr>
+              <w:t>8</w:t>
+            </w:r>
+            <w:r>
+              <w:rPr>
+                <w:rFonts w:asciiTheme="minorEastAsia" w:hAnsiTheme="minorEastAsia" w:cs="Times New Roman"/>
+                <w:color w:val="000000"/>
+                <w:sz w:val="18"/>
+                <w:szCs w:val="18"/>
+              </w:rPr>
+              <w:t>0</w:t>
+            </w:r>
+            <w:r>
+              <w:rPr>
+                <w:rFonts w:asciiTheme="minorEastAsia" w:hAnsiTheme="minorEastAsia" w:cs="Times New Roman"/>
+                <w:color w:val="000000"/>
+                <w:sz w:val="18"/>
+                <w:szCs w:val="18"/>
+              </w:rPr>
+              <w:t xml:space="preserve">  </w:t>
+            </w:r>
+            <w:r>
+              <w:rPr>
+                <w:rFonts w:asciiTheme="minorEastAsia" w:hAnsiTheme="minorEastAsia" w:cs="Times New Roman" w:hint="eastAsia"/>
+                <w:color w:val="000000"/>
+                <w:sz w:val="18"/>
+                <w:szCs w:val="18"/>
+              </w:rPr>
+              <w:t>近战</w:t>
+            </w:r>
+            <w:r>
+              <w:rPr>
+                <w:rFonts w:asciiTheme="minorEastAsia" w:hAnsiTheme="minorEastAsia" w:cs="Times New Roman" w:hint="eastAsia"/>
+                <w:color w:val="000000"/>
+                <w:sz w:val="18"/>
+                <w:szCs w:val="18"/>
+              </w:rPr>
+              <w:t xml:space="preserve"> </w:t>
+            </w:r>
+            <w:r>
+              <w:rPr>
+                <w:rFonts w:asciiTheme="minorEastAsia" w:hAnsiTheme="minorEastAsia" w:cs="Times New Roman"/>
+                <w:color w:val="000000"/>
+                <w:sz w:val="18"/>
+                <w:szCs w:val="18"/>
+              </w:rPr>
+              <w:t xml:space="preserve"> </w:t>
+            </w:r>
+            <w:r>
+              <w:rPr>
+                <w:rFonts w:asciiTheme="minorEastAsia" w:hAnsiTheme="minorEastAsia" w:cs="Times New Roman" w:hint="eastAsia"/>
+                <w:color w:val="000000"/>
+                <w:sz w:val="18"/>
+                <w:szCs w:val="18"/>
+              </w:rPr>
+              <w:t>破甲4</w:t>
+            </w:r>
+            <w:r>
+              <w:rPr>
+                <w:rFonts w:asciiTheme="minorEastAsia" w:hAnsiTheme="minorEastAsia" w:cs="Times New Roman"/>
+                <w:color w:val="000000"/>
+                <w:sz w:val="18"/>
+                <w:szCs w:val="18"/>
+              </w:rPr>
+              <w:t>0</w:t>
+            </w:r>
+          </w:p>
+        </w:tc>
+      </w:tr>
+      <w:tr>
+        <w:trPr>
+          <w:trHeight w:val="112"/>
+        </w:trPr>
+        <w:tc>
+          <w:tcPr>
+            <w:tcW w:w="2056" w:type="dxa"/>
+            <w:vMerge/>
+            <w:noWrap/>
+          </w:tcPr>
+          <w:p>
+            <w:pPr>
+              <w:widowControl/>
+              <w:jc w:val="left"/>
+              <w:rPr>
+                <w:rFonts w:asciiTheme="minorEastAsia" w:hAnsiTheme="minorEastAsia" w:cs="Times New Roman"/>
+                <w:color w:val="000000"/>
+                <w:sz w:val="18"/>
+                <w:szCs w:val="18"/>
+              </w:rPr>
+            </w:pPr>
+          </w:p>
+        </w:tc>
+        <w:tc>
+          <w:tcPr>
+            <w:tcW w:w="3519" w:type="dxa"/>
+            <w:noWrap/>
+            <w:vAlign w:val="center"/>
+          </w:tcPr>
+          <w:p>
+            <w:pPr>
+              <w:widowControl/>
+              <w:jc w:val="left"/>
+              <w:rPr>
+                <w:rFonts w:asciiTheme="minorEastAsia" w:hAnsiTheme="minorEastAsia" w:cs="Times New Roman"/>
+                <w:color w:val="000000"/>
+                <w:sz w:val="18"/>
+                <w:szCs w:val="18"/>
+              </w:rPr>
+            </w:pPr>
+            <w:r>
+              <w:rPr>
+                <w:rFonts w:asciiTheme="minorEastAsia" w:hAnsiTheme="minorEastAsia" w:cs="Times New Roman" w:hint="eastAsia"/>
+                <w:color w:val="000000"/>
+                <w:sz w:val="18"/>
+                <w:szCs w:val="18"/>
+              </w:rPr>
+              <w:t>护甲/闪避：近战</w:t>
+            </w:r>
+            <w:r>
+              <w:rPr>
+                <w:rFonts w:asciiTheme="minorEastAsia" w:hAnsiTheme="minorEastAsia" w:cs="Times New Roman" w:hint="eastAsia"/>
+                <w:color w:val="000000"/>
+                <w:sz w:val="18"/>
+                <w:szCs w:val="18"/>
+              </w:rPr>
+              <w:t>0</w:t>
+            </w:r>
+            <w:r>
+              <w:rPr>
+                <w:rFonts w:asciiTheme="minorEastAsia" w:hAnsiTheme="minorEastAsia" w:cs="Times New Roman"/>
+                <w:color w:val="000000"/>
+                <w:sz w:val="18"/>
+                <w:szCs w:val="18"/>
+              </w:rPr>
+              <w:t xml:space="preserve"> </w:t>
+            </w:r>
+            <w:r>
+              <w:rPr>
+                <w:rFonts w:asciiTheme="minorEastAsia" w:hAnsiTheme="minorEastAsia" w:cs="Times New Roman"/>
+                <w:color w:val="000000"/>
+                <w:sz w:val="18"/>
+                <w:szCs w:val="18"/>
+              </w:rPr>
+              <w:t xml:space="preserve"> </w:t>
+            </w:r>
+            <w:r>
+              <w:rPr>
+                <w:rFonts w:asciiTheme="minorEastAsia" w:hAnsiTheme="minorEastAsia" w:cs="Times New Roman" w:hint="eastAsia"/>
+                <w:color w:val="000000"/>
+                <w:sz w:val="18"/>
+                <w:szCs w:val="18"/>
+              </w:rPr>
+              <w:t>远程0</w:t>
+            </w:r>
+            <w:r>
+              <w:rPr>
+                <w:rFonts w:asciiTheme="minorEastAsia" w:hAnsiTheme="minorEastAsia" w:cs="Times New Roman"/>
+                <w:color w:val="000000"/>
+                <w:sz w:val="18"/>
+                <w:szCs w:val="18"/>
+              </w:rPr>
+              <w:t xml:space="preserve"> </w:t>
+            </w:r>
+            <w:r>
+              <w:rPr>
+                <w:rFonts w:asciiTheme="minorEastAsia" w:hAnsiTheme="minorEastAsia" w:cs="Times New Roman"/>
+                <w:color w:val="000000"/>
+                <w:sz w:val="18"/>
+                <w:szCs w:val="18"/>
+              </w:rPr>
+              <w:t xml:space="preserve"> </w:t>
+            </w:r>
+            <w:r>
+              <w:rPr>
+                <w:rFonts w:asciiTheme="minorEastAsia" w:hAnsiTheme="minorEastAsia" w:cs="Times New Roman" w:hint="eastAsia"/>
+                <w:color w:val="000000"/>
+                <w:sz w:val="18"/>
+                <w:szCs w:val="18"/>
+              </w:rPr>
+              <w:t>冲杀0</w:t>
+            </w:r>
+          </w:p>
+        </w:tc>
+        <w:tc>
+          <w:tcPr>
+            <w:tcW w:w="5193" w:type="dxa"/>
+            <w:vMerge/>
+            <w:noWrap/>
+            <w:vAlign w:val="center"/>
+          </w:tcPr>
+          <w:p>
+            <w:pPr>
+              <w:widowControl/>
+              <w:jc w:val="center"/>
+              <w:rPr>
+                <w:rFonts w:asciiTheme="minorEastAsia" w:hAnsiTheme="minorEastAsia" w:cs="Times New Roman"/>
+                <w:color w:val="000000"/>
+                <w:sz w:val="18"/>
+                <w:szCs w:val="18"/>
+              </w:rPr>
+            </w:pPr>
+          </w:p>
+        </w:tc>
+      </w:tr>
+      <w:tr>
+        <w:trPr>
+          <w:trHeight w:val="270"/>
+        </w:trPr>
+        <w:tc>
+          <w:tcPr>
+            <w:tcW w:w="2056" w:type="dxa"/>
+            <w:vMerge/>
+            <w:hideMark/>
+          </w:tcPr>
+          <w:p>
+            <w:pPr>
+              <w:widowControl/>
+              <w:jc w:val="left"/>
+              <w:rPr>
+                <w:rFonts w:asciiTheme="minorEastAsia" w:hAnsiTheme="minorEastAsia" w:cs="Times New Roman"/>
+                <w:color w:val="000000"/>
+                <w:sz w:val="18"/>
+                <w:szCs w:val="18"/>
+              </w:rPr>
+            </w:pPr>
+          </w:p>
+        </w:tc>
+        <w:tc>
+          <w:tcPr>
+            <w:tcW w:w="3519" w:type="dxa"/>
+            <w:noWrap/>
+            <w:vAlign w:val="center"/>
+            <w:hideMark/>
+          </w:tcPr>
+          <w:p>
+            <w:pPr>
+              <w:widowControl/>
+              <w:jc w:val="left"/>
+              <w:rPr>
+                <w:rFonts w:asciiTheme="minorEastAsia" w:hAnsiTheme="minorEastAsia" w:cs="Times New Roman"/>
+                <w:color w:val="000000"/>
+                <w:sz w:val="18"/>
+                <w:szCs w:val="18"/>
+              </w:rPr>
+            </w:pPr>
+            <w:r>
+              <w:rPr>
+                <w:rFonts w:asciiTheme="minorEastAsia" w:hAnsiTheme="minorEastAsia" w:cs="Times New Roman"/>
+                <w:color w:val="000000"/>
+                <w:sz w:val="18"/>
+                <w:szCs w:val="18"/>
+              </w:rPr>
+              <w:t>移速</w:t>
+            </w:r>
+            <w:r>
+              <w:rPr>
+                <w:rFonts w:asciiTheme="minorEastAsia" w:hAnsiTheme="minorEastAsia" w:cs="Times New Roman" w:hint="eastAsia"/>
+                <w:color w:val="000000"/>
+                <w:sz w:val="18"/>
+                <w:szCs w:val="18"/>
+              </w:rPr>
+              <w:t>5</w:t>
+            </w:r>
+          </w:p>
+        </w:tc>
+        <w:tc>
+          <w:tcPr>
+            <w:tcW w:w="5193" w:type="dxa"/>
+            <w:vMerge/>
+            <w:hideMark/>
+          </w:tcPr>
+          <w:p>
+            <w:pPr>
+              <w:widowControl/>
+              <w:jc w:val="left"/>
+              <w:rPr>
+                <w:rFonts w:asciiTheme="minorEastAsia" w:hAnsiTheme="minorEastAsia" w:cs="Times New Roman"/>
+                <w:color w:val="000000"/>
+                <w:sz w:val="18"/>
+                <w:szCs w:val="18"/>
+              </w:rPr>
+            </w:pPr>
+          </w:p>
+        </w:tc>
+      </w:tr>
+    </w:tbl>
+    <w:p>
+      <w:pPr>
+        <w:spacing w:after="0" w:line="240" w:lineRule="auto"/>
+        <w:rPr>
+          <w:rFonts w:asciiTheme="minorEastAsia" w:hAnsiTheme="minorEastAsia"/>
+          <w:sz w:val="18"/>
+          <w:szCs w:val="18"/>
+        </w:rPr>
+      </w:pPr>
+    </w:p>
+    <w:tbl>
+      <w:tblPr>
+        <w:tblStyle w:val="TableGrid"/>
+        <w:tblW w:w="10768" w:type="dxa"/>
+        <w:tblLook w:val="04A0" w:firstRow="1" w:lastRow="0" w:firstColumn="1" w:lastColumn="0" w:noHBand="0" w:noVBand="1"/>
+      </w:tblPr>
+      <w:tblGrid>
+        <w:gridCol w:w="2056"/>
+        <w:gridCol w:w="3519"/>
+        <w:gridCol w:w="5193"/>
+      </w:tblGrid>
+      <w:tr>
+        <w:trPr>
+          <w:trHeight w:val="270"/>
+        </w:trPr>
+        <w:tc>
+          <w:tcPr>
+            <w:tcW w:w="2056" w:type="dxa"/>
+            <w:noWrap/>
+            <w:hideMark/>
+          </w:tcPr>
+          <w:p>
+            <w:pPr>
+              <w:widowControl/>
+              <w:jc w:val="center"/>
+              <w:rPr>
+                <w:rFonts w:asciiTheme="minorEastAsia" w:hAnsiTheme="minorEastAsia" w:cs="Times New Roman"/>
+                <w:b/>
+                <w:bCs/>
+                <w:color w:val="000000"/>
+                <w:sz w:val="18"/>
+                <w:szCs w:val="18"/>
+              </w:rPr>
+            </w:pPr>
+            <w:r>
+              <w:rPr>
+                <w:rFonts w:asciiTheme="minorEastAsia" w:hAnsiTheme="minorEastAsia" w:cs="Times New Roman" w:hint="eastAsia"/>
+                <w:b/>
+                <w:bCs/>
+                <w:color w:val="000000"/>
+                <w:sz w:val="18"/>
+                <w:szCs w:val="18"/>
+              </w:rPr>
+              <w:t>恶魔使者-地狱火</w:t>
+            </w:r>
+          </w:p>
+        </w:tc>
+        <w:tc>
+          <w:tcPr>
+            <w:tcW w:w="8712" w:type="dxa"/>
+            <w:gridSpan w:val="2"/>
+            <w:noWrap/>
+            <w:hideMark/>
+          </w:tcPr>
+          <w:p>
+            <w:pPr>
+              <w:widowControl/>
+              <w:jc w:val="left"/>
+              <w:rPr>
+                <w:rFonts w:asciiTheme="minorEastAsia" w:hAnsiTheme="minorEastAsia" w:cs="Times New Roman"/>
+                <w:color w:val="000000"/>
+                <w:sz w:val="18"/>
+                <w:szCs w:val="18"/>
+              </w:rPr>
+            </w:pPr>
+            <w:r>
+              <w:rPr>
+                <w:rFonts w:asciiTheme="minorEastAsia" w:hAnsiTheme="minorEastAsia" w:cs="Times New Roman" w:hint="eastAsia"/>
+                <w:color w:val="000000"/>
+                <w:sz w:val="18"/>
+                <w:szCs w:val="18"/>
+              </w:rPr>
+              <w:t>远程-</w:t>
+            </w:r>
+            <w:r>
+              <w:rPr>
+                <w:rFonts w:asciiTheme="minorEastAsia" w:hAnsiTheme="minorEastAsia" w:cs="Times New Roman" w:hint="eastAsia"/>
+                <w:color w:val="000000"/>
+                <w:sz w:val="18"/>
+                <w:szCs w:val="18"/>
+              </w:rPr>
+              <w:t>怪兽步兵</w:t>
+            </w:r>
+            <w:r>
+              <w:rPr>
+                <w:rFonts w:asciiTheme="minorEastAsia" w:hAnsiTheme="minorEastAsia" w:cs="Times New Roman" w:hint="eastAsia"/>
+                <w:color w:val="000000"/>
+                <w:sz w:val="18"/>
+                <w:szCs w:val="18"/>
+              </w:rPr>
+              <w:t>（G）</w:t>
+            </w:r>
+          </w:p>
+        </w:tc>
+      </w:tr>
+      <w:tr>
+        <w:trPr>
+          <w:trHeight w:val="113"/>
+        </w:trPr>
+        <w:tc>
+          <w:tcPr>
+            <w:tcW w:w="2056" w:type="dxa"/>
+            <w:vMerge w:val="restart"/>
+            <w:noWrap/>
+            <w:hideMark/>
+          </w:tcPr>
+          <w:p>
+            <w:pPr>
+              <w:widowControl/>
+              <w:jc w:val="center"/>
+              <w:rPr>
+                <w:rFonts w:asciiTheme="minorEastAsia" w:hAnsiTheme="minorEastAsia" w:cs="Times New Roman"/>
+                <w:color w:val="000000"/>
+                <w:sz w:val="18"/>
+                <w:szCs w:val="18"/>
+              </w:rPr>
+            </w:pPr>
+          </w:p>
+        </w:tc>
+        <w:tc>
+          <w:tcPr>
+            <w:tcW w:w="3519" w:type="dxa"/>
+            <w:noWrap/>
+            <w:vAlign w:val="center"/>
+            <w:hideMark/>
+          </w:tcPr>
+          <w:p>
+            <w:pPr>
+              <w:widowControl/>
+              <w:jc w:val="left"/>
+              <w:rPr>
+                <w:rFonts w:asciiTheme="minorEastAsia" w:hAnsiTheme="minorEastAsia" w:cs="Times New Roman"/>
+                <w:color w:val="000000"/>
+                <w:sz w:val="18"/>
+                <w:szCs w:val="18"/>
+              </w:rPr>
+            </w:pPr>
+            <w:r>
+              <w:rPr>
+                <w:rFonts w:asciiTheme="minorEastAsia" w:hAnsiTheme="minorEastAsia" w:cs="Times New Roman" w:hint="eastAsia"/>
+                <w:color w:val="000000"/>
+                <w:sz w:val="18"/>
+                <w:szCs w:val="18"/>
+              </w:rPr>
+              <w:t>人数</w:t>
+            </w:r>
+            <w:r>
+              <w:rPr>
+                <w:rFonts w:asciiTheme="minorEastAsia" w:hAnsiTheme="minorEastAsia" w:cs="Times New Roman" w:hint="eastAsia"/>
+                <w:color w:val="000000"/>
+                <w:sz w:val="18"/>
+                <w:szCs w:val="18"/>
+              </w:rPr>
+              <w:t>1</w:t>
+            </w:r>
+            <w:r>
+              <w:rPr>
+                <w:rFonts w:asciiTheme="minorEastAsia" w:hAnsiTheme="minorEastAsia" w:cs="Times New Roman"/>
+                <w:color w:val="000000"/>
+                <w:sz w:val="18"/>
+                <w:szCs w:val="18"/>
+              </w:rPr>
+              <w:t>6</w:t>
+            </w:r>
+            <w:r>
+              <w:rPr>
+                <w:rFonts w:asciiTheme="minorEastAsia" w:hAnsiTheme="minorEastAsia" w:cs="Times New Roman"/>
+                <w:color w:val="000000"/>
+                <w:sz w:val="18"/>
+                <w:szCs w:val="18"/>
+              </w:rPr>
+              <w:t xml:space="preserve">  </w:t>
+            </w:r>
+            <w:r>
+              <w:rPr>
+                <w:rFonts w:asciiTheme="minorEastAsia" w:hAnsiTheme="minorEastAsia" w:cs="Times New Roman" w:hint="eastAsia"/>
+                <w:color w:val="000000"/>
+                <w:sz w:val="18"/>
+                <w:szCs w:val="18"/>
+              </w:rPr>
+              <w:t>单体生命</w:t>
+            </w:r>
+            <w:r>
+              <w:rPr>
+                <w:rFonts w:asciiTheme="minorEastAsia" w:hAnsiTheme="minorEastAsia" w:cs="Times New Roman" w:hint="eastAsia"/>
+                <w:color w:val="000000"/>
+                <w:sz w:val="18"/>
+                <w:szCs w:val="18"/>
+              </w:rPr>
+              <w:t>3</w:t>
+            </w:r>
+            <w:r>
+              <w:rPr>
+                <w:rFonts w:asciiTheme="minorEastAsia" w:hAnsiTheme="minorEastAsia" w:cs="Times New Roman" w:hint="eastAsia"/>
+                <w:color w:val="000000"/>
+                <w:sz w:val="18"/>
+                <w:szCs w:val="18"/>
+              </w:rPr>
+              <w:t>00</w:t>
+            </w:r>
+          </w:p>
+        </w:tc>
+        <w:tc>
+          <w:tcPr>
+            <w:tcW w:w="5193" w:type="dxa"/>
+            <w:vMerge w:val="restart"/>
+            <w:noWrap/>
+            <w:vAlign w:val="center"/>
+            <w:hideMark/>
+          </w:tcPr>
+          <w:p>
+            <w:pPr>
+              <w:widowControl/>
+              <w:jc w:val="left"/>
+              <w:rPr>
+                <w:rFonts w:asciiTheme="minorEastAsia" w:hAnsiTheme="minorEastAsia" w:cs="Times New Roman"/>
+                <w:color w:val="000000"/>
+                <w:sz w:val="18"/>
+                <w:szCs w:val="18"/>
+              </w:rPr>
+            </w:pPr>
+            <w:r>
+              <w:rPr>
+                <w:rFonts w:asciiTheme="minorEastAsia" w:hAnsiTheme="minorEastAsia" w:cs="Times New Roman" w:hint="eastAsia"/>
+                <w:color w:val="000000"/>
+                <w:sz w:val="18"/>
+                <w:szCs w:val="18"/>
+              </w:rPr>
+              <w:t>攻击</w:t>
+            </w:r>
+            <w:r>
+              <w:rPr>
+                <w:rFonts w:asciiTheme="minorEastAsia" w:hAnsiTheme="minorEastAsia" w:cs="Times New Roman" w:hint="eastAsia"/>
+                <w:color w:val="000000"/>
+                <w:sz w:val="18"/>
+                <w:szCs w:val="18"/>
+              </w:rPr>
+              <w:t>6</w:t>
+            </w:r>
+            <w:r>
+              <w:rPr>
+                <w:rFonts w:asciiTheme="minorEastAsia" w:hAnsiTheme="minorEastAsia" w:cs="Times New Roman"/>
+                <w:color w:val="000000"/>
+                <w:sz w:val="18"/>
+                <w:szCs w:val="18"/>
+              </w:rPr>
+              <w:t>4</w:t>
+            </w:r>
+            <w:r>
+              <w:rPr>
+                <w:rFonts w:asciiTheme="minorEastAsia" w:hAnsiTheme="minorEastAsia" w:cs="Times New Roman"/>
+                <w:color w:val="000000"/>
+                <w:sz w:val="18"/>
+                <w:szCs w:val="18"/>
+              </w:rPr>
+              <w:t xml:space="preserve">  </w:t>
+            </w:r>
+            <w:r>
+              <w:rPr>
+                <w:rFonts w:asciiTheme="minorEastAsia" w:hAnsiTheme="minorEastAsia" w:cs="Times New Roman" w:hint="eastAsia"/>
+                <w:color w:val="000000"/>
+                <w:sz w:val="18"/>
+                <w:szCs w:val="18"/>
+              </w:rPr>
+              <w:t>近战</w:t>
+            </w:r>
+          </w:p>
+          <w:p>
+            <w:pPr>
+              <w:widowControl/>
+              <w:jc w:val="left"/>
+              <w:rPr>
+                <w:rFonts w:asciiTheme="minorEastAsia" w:hAnsiTheme="minorEastAsia" w:cs="Times New Roman" w:hint="eastAsia"/>
+                <w:color w:val="000000"/>
+                <w:sz w:val="18"/>
+                <w:szCs w:val="18"/>
+              </w:rPr>
+            </w:pPr>
+            <w:r>
+              <w:rPr>
+                <w:rFonts w:asciiTheme="minorEastAsia" w:hAnsiTheme="minorEastAsia" w:cs="Times New Roman" w:hint="eastAsia"/>
+                <w:color w:val="000000"/>
+                <w:sz w:val="18"/>
+                <w:szCs w:val="18"/>
+              </w:rPr>
+              <w:t>攻击8</w:t>
+            </w:r>
+            <w:r>
+              <w:rPr>
+                <w:rFonts w:asciiTheme="minorEastAsia" w:hAnsiTheme="minorEastAsia" w:cs="Times New Roman"/>
+                <w:color w:val="000000"/>
+                <w:sz w:val="18"/>
+                <w:szCs w:val="18"/>
+              </w:rPr>
+              <w:t xml:space="preserve">0  </w:t>
+            </w:r>
+            <w:r>
+              <w:rPr>
+                <w:rFonts w:asciiTheme="minorEastAsia" w:hAnsiTheme="minorEastAsia" w:cs="Times New Roman" w:hint="eastAsia"/>
+                <w:color w:val="000000"/>
+                <w:sz w:val="18"/>
+                <w:szCs w:val="18"/>
+              </w:rPr>
+              <w:t>范围4</w:t>
+            </w:r>
+          </w:p>
+        </w:tc>
+      </w:tr>
+      <w:tr>
+        <w:trPr>
+          <w:trHeight w:val="112"/>
+        </w:trPr>
+        <w:tc>
+          <w:tcPr>
+            <w:tcW w:w="2056" w:type="dxa"/>
+            <w:vMerge/>
+            <w:noWrap/>
+          </w:tcPr>
+          <w:p>
+            <w:pPr>
+              <w:widowControl/>
+              <w:jc w:val="left"/>
+              <w:rPr>
+                <w:rFonts w:asciiTheme="minorEastAsia" w:hAnsiTheme="minorEastAsia" w:cs="Times New Roman"/>
+                <w:color w:val="000000"/>
+                <w:sz w:val="18"/>
+                <w:szCs w:val="18"/>
+              </w:rPr>
+            </w:pPr>
+          </w:p>
+        </w:tc>
+        <w:tc>
+          <w:tcPr>
+            <w:tcW w:w="3519" w:type="dxa"/>
+            <w:noWrap/>
+            <w:vAlign w:val="center"/>
+          </w:tcPr>
+          <w:p>
+            <w:pPr>
+              <w:widowControl/>
+              <w:jc w:val="left"/>
+              <w:rPr>
+                <w:rFonts w:asciiTheme="minorEastAsia" w:hAnsiTheme="minorEastAsia" w:cs="Times New Roman"/>
+                <w:color w:val="000000"/>
+                <w:sz w:val="18"/>
+                <w:szCs w:val="18"/>
+              </w:rPr>
+            </w:pPr>
+            <w:r>
+              <w:rPr>
+                <w:rFonts w:asciiTheme="minorEastAsia" w:hAnsiTheme="minorEastAsia" w:cs="Times New Roman" w:hint="eastAsia"/>
+                <w:color w:val="000000"/>
+                <w:sz w:val="18"/>
+                <w:szCs w:val="18"/>
+              </w:rPr>
+              <w:t>护甲/闪避：近战</w:t>
+            </w:r>
+            <w:r>
+              <w:rPr>
+                <w:rFonts w:asciiTheme="minorEastAsia" w:hAnsiTheme="minorEastAsia" w:cs="Times New Roman" w:hint="eastAsia"/>
+                <w:color w:val="000000"/>
+                <w:sz w:val="18"/>
+                <w:szCs w:val="18"/>
+              </w:rPr>
+              <w:t>0</w:t>
+            </w:r>
+            <w:r>
+              <w:rPr>
+                <w:rFonts w:asciiTheme="minorEastAsia" w:hAnsiTheme="minorEastAsia" w:cs="Times New Roman"/>
+                <w:color w:val="000000"/>
+                <w:sz w:val="18"/>
+                <w:szCs w:val="18"/>
+              </w:rPr>
+              <w:t xml:space="preserve"> </w:t>
+            </w:r>
+            <w:r>
+              <w:rPr>
+                <w:rFonts w:asciiTheme="minorEastAsia" w:hAnsiTheme="minorEastAsia" w:cs="Times New Roman"/>
+                <w:color w:val="000000"/>
+                <w:sz w:val="18"/>
+                <w:szCs w:val="18"/>
+              </w:rPr>
+              <w:t xml:space="preserve"> </w:t>
+            </w:r>
+            <w:r>
+              <w:rPr>
+                <w:rFonts w:asciiTheme="minorEastAsia" w:hAnsiTheme="minorEastAsia" w:cs="Times New Roman" w:hint="eastAsia"/>
+                <w:color w:val="000000"/>
+                <w:sz w:val="18"/>
+                <w:szCs w:val="18"/>
+              </w:rPr>
+              <w:t>远程0</w:t>
+            </w:r>
+            <w:r>
+              <w:rPr>
+                <w:rFonts w:asciiTheme="minorEastAsia" w:hAnsiTheme="minorEastAsia" w:cs="Times New Roman"/>
+                <w:color w:val="000000"/>
+                <w:sz w:val="18"/>
+                <w:szCs w:val="18"/>
+              </w:rPr>
+              <w:t xml:space="preserve"> </w:t>
+            </w:r>
+            <w:r>
+              <w:rPr>
+                <w:rFonts w:asciiTheme="minorEastAsia" w:hAnsiTheme="minorEastAsia" w:cs="Times New Roman"/>
+                <w:color w:val="000000"/>
+                <w:sz w:val="18"/>
+                <w:szCs w:val="18"/>
+              </w:rPr>
+              <w:t xml:space="preserve"> </w:t>
+            </w:r>
+            <w:r>
+              <w:rPr>
+                <w:rFonts w:asciiTheme="minorEastAsia" w:hAnsiTheme="minorEastAsia" w:cs="Times New Roman" w:hint="eastAsia"/>
+                <w:color w:val="000000"/>
+                <w:sz w:val="18"/>
+                <w:szCs w:val="18"/>
+              </w:rPr>
+              <w:t>冲杀0</w:t>
+            </w:r>
+          </w:p>
+        </w:tc>
+        <w:tc>
+          <w:tcPr>
+            <w:tcW w:w="5193" w:type="dxa"/>
+            <w:vMerge/>
+            <w:noWrap/>
+            <w:vAlign w:val="center"/>
+          </w:tcPr>
+          <w:p>
+            <w:pPr>
+              <w:widowControl/>
+              <w:jc w:val="center"/>
+              <w:rPr>
+                <w:rFonts w:asciiTheme="minorEastAsia" w:hAnsiTheme="minorEastAsia" w:cs="Times New Roman"/>
+                <w:color w:val="000000"/>
+                <w:sz w:val="18"/>
+                <w:szCs w:val="18"/>
+              </w:rPr>
+            </w:pPr>
+          </w:p>
+        </w:tc>
+      </w:tr>
+      <w:tr>
+        <w:trPr>
+          <w:trHeight w:val="270"/>
+        </w:trPr>
+        <w:tc>
+          <w:tcPr>
+            <w:tcW w:w="2056" w:type="dxa"/>
+            <w:vMerge/>
+            <w:hideMark/>
+          </w:tcPr>
+          <w:p>
+            <w:pPr>
+              <w:widowControl/>
+              <w:jc w:val="left"/>
+              <w:rPr>
+                <w:rFonts w:asciiTheme="minorEastAsia" w:hAnsiTheme="minorEastAsia" w:cs="Times New Roman"/>
+                <w:color w:val="000000"/>
+                <w:sz w:val="18"/>
+                <w:szCs w:val="18"/>
+              </w:rPr>
+            </w:pPr>
+          </w:p>
+        </w:tc>
+        <w:tc>
+          <w:tcPr>
+            <w:tcW w:w="3519" w:type="dxa"/>
+            <w:noWrap/>
+            <w:vAlign w:val="center"/>
+            <w:hideMark/>
+          </w:tcPr>
+          <w:p>
+            <w:pPr>
+              <w:widowControl/>
+              <w:jc w:val="left"/>
+              <w:rPr>
+                <w:rFonts w:asciiTheme="minorEastAsia" w:hAnsiTheme="minorEastAsia" w:cs="Times New Roman"/>
+                <w:color w:val="000000"/>
+                <w:sz w:val="18"/>
+                <w:szCs w:val="18"/>
+              </w:rPr>
+            </w:pPr>
+            <w:r>
+              <w:rPr>
+                <w:rFonts w:asciiTheme="minorEastAsia" w:hAnsiTheme="minorEastAsia" w:cs="Times New Roman"/>
+                <w:color w:val="000000"/>
+                <w:sz w:val="18"/>
+                <w:szCs w:val="18"/>
+              </w:rPr>
+              <w:t>移速</w:t>
+            </w:r>
+            <w:r>
+              <w:rPr>
+                <w:rFonts w:asciiTheme="minorEastAsia" w:hAnsiTheme="minorEastAsia" w:cs="Times New Roman" w:hint="eastAsia"/>
+                <w:color w:val="000000"/>
+                <w:sz w:val="18"/>
+                <w:szCs w:val="18"/>
+              </w:rPr>
+              <w:t>4</w:t>
+            </w:r>
+          </w:p>
+        </w:tc>
+        <w:tc>
+          <w:tcPr>
+            <w:tcW w:w="5193" w:type="dxa"/>
+            <w:vMerge/>
+            <w:hideMark/>
+          </w:tcPr>
+          <w:p>
+            <w:pPr>
+              <w:widowControl/>
+              <w:jc w:val="left"/>
+              <w:rPr>
+                <w:rFonts w:asciiTheme="minorEastAsia" w:hAnsiTheme="minorEastAsia" w:cs="Times New Roman"/>
+                <w:color w:val="000000"/>
+                <w:sz w:val="18"/>
+                <w:szCs w:val="18"/>
+              </w:rPr>
+            </w:pPr>
+          </w:p>
+        </w:tc>
+      </w:tr>
+    </w:tbl>
+    <w:p>
+      <w:pPr>
+        <w:spacing w:after="0" w:line="240" w:lineRule="auto"/>
+        <w:rPr>
+          <w:rFonts w:asciiTheme="minorEastAsia" w:hAnsiTheme="minorEastAsia"/>
+          <w:sz w:val="18"/>
+          <w:szCs w:val="18"/>
+        </w:rPr>
+      </w:pPr>
+    </w:p>
+    <w:tbl>
+      <w:tblPr>
+        <w:tblStyle w:val="TableGrid"/>
+        <w:tblW w:w="10768" w:type="dxa"/>
+        <w:tblLook w:val="04A0" w:firstRow="1" w:lastRow="0" w:firstColumn="1" w:lastColumn="0" w:noHBand="0" w:noVBand="1"/>
+      </w:tblPr>
+      <w:tblGrid>
+        <w:gridCol w:w="2056"/>
+        <w:gridCol w:w="3519"/>
+        <w:gridCol w:w="5193"/>
+      </w:tblGrid>
+      <w:tr>
+        <w:trPr>
+          <w:trHeight w:val="270"/>
+        </w:trPr>
+        <w:tc>
+          <w:tcPr>
+            <w:tcW w:w="2056" w:type="dxa"/>
+            <w:noWrap/>
+            <w:hideMark/>
+          </w:tcPr>
+          <w:p>
+            <w:pPr>
+              <w:widowControl/>
+              <w:jc w:val="center"/>
+              <w:rPr>
+                <w:rFonts w:asciiTheme="minorEastAsia" w:hAnsiTheme="minorEastAsia" w:cs="Times New Roman"/>
+                <w:b/>
+                <w:bCs/>
+                <w:color w:val="000000"/>
+                <w:sz w:val="18"/>
+                <w:szCs w:val="18"/>
+              </w:rPr>
+            </w:pPr>
+            <w:r>
+              <w:rPr>
+                <w:rFonts w:asciiTheme="minorEastAsia" w:hAnsiTheme="minorEastAsia" w:cs="Times New Roman" w:hint="eastAsia"/>
+                <w:b/>
+                <w:bCs/>
+                <w:color w:val="000000"/>
+                <w:sz w:val="18"/>
+                <w:szCs w:val="18"/>
+              </w:rPr>
+              <w:t>大魔</w:t>
+            </w:r>
+          </w:p>
+        </w:tc>
+        <w:tc>
+          <w:tcPr>
+            <w:tcW w:w="8712" w:type="dxa"/>
+            <w:gridSpan w:val="2"/>
+            <w:noWrap/>
+            <w:hideMark/>
+          </w:tcPr>
+          <w:p>
+            <w:pPr>
+              <w:widowControl/>
+              <w:jc w:val="left"/>
+              <w:rPr>
+                <w:rFonts w:asciiTheme="minorEastAsia" w:hAnsiTheme="minorEastAsia" w:cs="Times New Roman"/>
+                <w:color w:val="000000"/>
+                <w:sz w:val="18"/>
+                <w:szCs w:val="18"/>
+              </w:rPr>
+            </w:pPr>
+            <w:r>
+              <w:rPr>
+                <w:rFonts w:asciiTheme="minorEastAsia" w:hAnsiTheme="minorEastAsia" w:cs="Times New Roman" w:hint="eastAsia"/>
+                <w:color w:val="000000"/>
+                <w:sz w:val="18"/>
+                <w:szCs w:val="18"/>
+              </w:rPr>
+              <w:t>迅捷-巨兽</w:t>
+            </w:r>
+            <w:r>
+              <w:rPr>
+                <w:rFonts w:asciiTheme="minorEastAsia" w:hAnsiTheme="minorEastAsia" w:cs="Times New Roman" w:hint="eastAsia"/>
+                <w:color w:val="000000"/>
+                <w:sz w:val="18"/>
+                <w:szCs w:val="18"/>
+              </w:rPr>
+              <w:t>（G）</w:t>
+            </w:r>
+          </w:p>
+        </w:tc>
+      </w:tr>
+      <w:tr>
+        <w:trPr>
+          <w:trHeight w:val="113"/>
+        </w:trPr>
+        <w:tc>
+          <w:tcPr>
+            <w:tcW w:w="2056" w:type="dxa"/>
+            <w:vMerge w:val="restart"/>
+            <w:noWrap/>
+            <w:hideMark/>
+          </w:tcPr>
+          <w:p>
+            <w:pPr>
+              <w:widowControl/>
+              <w:jc w:val="center"/>
+              <w:rPr>
+                <w:rFonts w:asciiTheme="minorEastAsia" w:hAnsiTheme="minorEastAsia" w:cs="Times New Roman"/>
+                <w:color w:val="000000"/>
+                <w:sz w:val="18"/>
+                <w:szCs w:val="18"/>
+              </w:rPr>
+            </w:pPr>
+          </w:p>
+        </w:tc>
+        <w:tc>
+          <w:tcPr>
+            <w:tcW w:w="3519" w:type="dxa"/>
+            <w:noWrap/>
+            <w:vAlign w:val="center"/>
+            <w:hideMark/>
+          </w:tcPr>
+          <w:p>
+            <w:pPr>
+              <w:widowControl/>
+              <w:jc w:val="left"/>
+              <w:rPr>
+                <w:rFonts w:asciiTheme="minorEastAsia" w:hAnsiTheme="minorEastAsia" w:cs="Times New Roman"/>
+                <w:color w:val="000000"/>
+                <w:sz w:val="18"/>
+                <w:szCs w:val="18"/>
+              </w:rPr>
+            </w:pPr>
+            <w:r>
+              <w:rPr>
+                <w:rFonts w:asciiTheme="minorEastAsia" w:hAnsiTheme="minorEastAsia" w:cs="Times New Roman" w:hint="eastAsia"/>
+                <w:color w:val="000000"/>
+                <w:sz w:val="18"/>
+                <w:szCs w:val="18"/>
+              </w:rPr>
+              <w:t>单体生命</w:t>
+            </w:r>
+            <w:r>
+              <w:rPr>
+                <w:rFonts w:asciiTheme="minorEastAsia" w:hAnsiTheme="minorEastAsia" w:cs="Times New Roman" w:hint="eastAsia"/>
+                <w:color w:val="000000"/>
+                <w:sz w:val="18"/>
+                <w:szCs w:val="18"/>
+              </w:rPr>
+              <w:t>7</w:t>
+            </w:r>
+            <w:r>
+              <w:rPr>
+                <w:rFonts w:asciiTheme="minorEastAsia" w:hAnsiTheme="minorEastAsia" w:cs="Times New Roman"/>
+                <w:color w:val="000000"/>
+                <w:sz w:val="18"/>
+                <w:szCs w:val="18"/>
+              </w:rPr>
+              <w:t>00</w:t>
+            </w:r>
+          </w:p>
+        </w:tc>
+        <w:tc>
+          <w:tcPr>
+            <w:tcW w:w="5193" w:type="dxa"/>
+            <w:vMerge w:val="restart"/>
+            <w:noWrap/>
+            <w:vAlign w:val="center"/>
+            <w:hideMark/>
+          </w:tcPr>
+          <w:p>
+            <w:pPr>
+              <w:widowControl/>
+              <w:jc w:val="left"/>
+              <w:rPr>
+                <w:rFonts w:asciiTheme="minorEastAsia" w:hAnsiTheme="minorEastAsia" w:cs="Times New Roman"/>
+                <w:color w:val="000000"/>
+                <w:sz w:val="18"/>
+                <w:szCs w:val="18"/>
+              </w:rPr>
+            </w:pPr>
+            <w:r>
+              <w:rPr>
+                <w:rFonts w:asciiTheme="minorEastAsia" w:hAnsiTheme="minorEastAsia" w:cs="Times New Roman" w:hint="eastAsia"/>
+                <w:color w:val="000000"/>
+                <w:sz w:val="18"/>
+                <w:szCs w:val="18"/>
+              </w:rPr>
+              <w:t>攻击</w:t>
+            </w:r>
+            <w:r>
+              <w:rPr>
+                <w:rFonts w:asciiTheme="minorEastAsia" w:hAnsiTheme="minorEastAsia" w:cs="Times New Roman" w:hint="eastAsia"/>
+                <w:color w:val="000000"/>
+                <w:sz w:val="18"/>
+                <w:szCs w:val="18"/>
+              </w:rPr>
+              <w:t>8</w:t>
+            </w:r>
+            <w:r>
+              <w:rPr>
+                <w:rFonts w:asciiTheme="minorEastAsia" w:hAnsiTheme="minorEastAsia" w:cs="Times New Roman"/>
+                <w:color w:val="000000"/>
+                <w:sz w:val="18"/>
+                <w:szCs w:val="18"/>
+              </w:rPr>
+              <w:t xml:space="preserve">00  </w:t>
+            </w:r>
+            <w:r>
+              <w:rPr>
+                <w:rFonts w:asciiTheme="minorEastAsia" w:hAnsiTheme="minorEastAsia" w:cs="Times New Roman" w:hint="eastAsia"/>
+                <w:color w:val="000000"/>
+                <w:sz w:val="18"/>
+                <w:szCs w:val="18"/>
+              </w:rPr>
+              <w:t xml:space="preserve">近战 </w:t>
+            </w:r>
+            <w:r>
+              <w:rPr>
+                <w:rFonts w:asciiTheme="minorEastAsia" w:hAnsiTheme="minorEastAsia" w:cs="Times New Roman"/>
+                <w:color w:val="000000"/>
+                <w:sz w:val="18"/>
+                <w:szCs w:val="18"/>
+              </w:rPr>
+              <w:t xml:space="preserve"> </w:t>
+            </w:r>
+            <w:r>
+              <w:rPr>
+                <w:rFonts w:asciiTheme="minorEastAsia" w:hAnsiTheme="minorEastAsia" w:cs="Times New Roman" w:hint="eastAsia"/>
+                <w:color w:val="000000"/>
+                <w:sz w:val="18"/>
+                <w:szCs w:val="18"/>
+              </w:rPr>
+              <w:t>破甲</w:t>
+            </w:r>
+            <w:r>
+              <w:rPr>
+                <w:rFonts w:asciiTheme="minorEastAsia" w:hAnsiTheme="minorEastAsia" w:cs="Times New Roman" w:hint="eastAsia"/>
+                <w:color w:val="000000"/>
+                <w:sz w:val="18"/>
+                <w:szCs w:val="18"/>
+              </w:rPr>
+              <w:t>5</w:t>
+            </w:r>
+            <w:r>
+              <w:rPr>
+                <w:rFonts w:asciiTheme="minorEastAsia" w:hAnsiTheme="minorEastAsia" w:cs="Times New Roman"/>
+                <w:color w:val="000000"/>
+                <w:sz w:val="18"/>
+                <w:szCs w:val="18"/>
+              </w:rPr>
+              <w:t>0</w:t>
+            </w:r>
+          </w:p>
+        </w:tc>
+      </w:tr>
+      <w:tr>
+        <w:trPr>
+          <w:trHeight w:val="112"/>
+        </w:trPr>
+        <w:tc>
+          <w:tcPr>
+            <w:tcW w:w="2056" w:type="dxa"/>
+            <w:vMerge/>
+            <w:noWrap/>
+          </w:tcPr>
+          <w:p>
+            <w:pPr>
+              <w:widowControl/>
+              <w:jc w:val="left"/>
+              <w:rPr>
+                <w:rFonts w:asciiTheme="minorEastAsia" w:hAnsiTheme="minorEastAsia" w:cs="Times New Roman"/>
+                <w:color w:val="000000"/>
+                <w:sz w:val="18"/>
+                <w:szCs w:val="18"/>
+              </w:rPr>
+            </w:pPr>
+          </w:p>
+        </w:tc>
+        <w:tc>
+          <w:tcPr>
+            <w:tcW w:w="3519" w:type="dxa"/>
+            <w:noWrap/>
+            <w:vAlign w:val="center"/>
+          </w:tcPr>
+          <w:p>
+            <w:pPr>
+              <w:widowControl/>
+              <w:jc w:val="left"/>
+              <w:rPr>
+                <w:rFonts w:asciiTheme="minorEastAsia" w:hAnsiTheme="minorEastAsia" w:cs="Times New Roman"/>
+                <w:color w:val="000000"/>
+                <w:sz w:val="18"/>
+                <w:szCs w:val="18"/>
+              </w:rPr>
+            </w:pPr>
+            <w:r>
+              <w:rPr>
+                <w:rFonts w:asciiTheme="minorEastAsia" w:hAnsiTheme="minorEastAsia" w:cs="Times New Roman" w:hint="eastAsia"/>
+                <w:color w:val="000000"/>
+                <w:sz w:val="18"/>
+                <w:szCs w:val="18"/>
+              </w:rPr>
+              <w:t>护甲/闪避：近战0</w:t>
+            </w:r>
+            <w:r>
+              <w:rPr>
+                <w:rFonts w:asciiTheme="minorEastAsia" w:hAnsiTheme="minorEastAsia" w:cs="Times New Roman"/>
+                <w:color w:val="000000"/>
+                <w:sz w:val="18"/>
+                <w:szCs w:val="18"/>
+              </w:rPr>
+              <w:t xml:space="preserve">  </w:t>
+            </w:r>
+            <w:r>
+              <w:rPr>
+                <w:rFonts w:asciiTheme="minorEastAsia" w:hAnsiTheme="minorEastAsia" w:cs="Times New Roman" w:hint="eastAsia"/>
+                <w:color w:val="000000"/>
+                <w:sz w:val="18"/>
+                <w:szCs w:val="18"/>
+              </w:rPr>
+              <w:t>远程0</w:t>
+            </w:r>
+            <w:r>
+              <w:rPr>
+                <w:rFonts w:asciiTheme="minorEastAsia" w:hAnsiTheme="minorEastAsia" w:cs="Times New Roman"/>
+                <w:color w:val="000000"/>
+                <w:sz w:val="18"/>
+                <w:szCs w:val="18"/>
+              </w:rPr>
+              <w:t xml:space="preserve">  </w:t>
+            </w:r>
+            <w:r>
+              <w:rPr>
+                <w:rFonts w:asciiTheme="minorEastAsia" w:hAnsiTheme="minorEastAsia" w:cs="Times New Roman" w:hint="eastAsia"/>
+                <w:color w:val="000000"/>
+                <w:sz w:val="18"/>
+                <w:szCs w:val="18"/>
+              </w:rPr>
+              <w:t>冲杀0</w:t>
+            </w:r>
+          </w:p>
+        </w:tc>
+        <w:tc>
+          <w:tcPr>
+            <w:tcW w:w="5193" w:type="dxa"/>
+            <w:vMerge/>
+            <w:noWrap/>
+            <w:vAlign w:val="center"/>
+          </w:tcPr>
+          <w:p>
+            <w:pPr>
+              <w:widowControl/>
+              <w:jc w:val="center"/>
+              <w:rPr>
+                <w:rFonts w:asciiTheme="minorEastAsia" w:hAnsiTheme="minorEastAsia" w:cs="Times New Roman"/>
+                <w:color w:val="000000"/>
+                <w:sz w:val="18"/>
+                <w:szCs w:val="18"/>
+              </w:rPr>
+            </w:pPr>
+          </w:p>
+        </w:tc>
+      </w:tr>
+      <w:tr>
+        <w:trPr>
+          <w:trHeight w:val="270"/>
+        </w:trPr>
+        <w:tc>
+          <w:tcPr>
+            <w:tcW w:w="2056" w:type="dxa"/>
+            <w:vMerge/>
+            <w:hideMark/>
+          </w:tcPr>
+          <w:p>
+            <w:pPr>
+              <w:widowControl/>
+              <w:jc w:val="left"/>
+              <w:rPr>
+                <w:rFonts w:asciiTheme="minorEastAsia" w:hAnsiTheme="minorEastAsia" w:cs="Times New Roman"/>
+                <w:color w:val="000000"/>
+                <w:sz w:val="18"/>
+                <w:szCs w:val="18"/>
+              </w:rPr>
+            </w:pPr>
+          </w:p>
+        </w:tc>
+        <w:tc>
+          <w:tcPr>
+            <w:tcW w:w="3519" w:type="dxa"/>
+            <w:noWrap/>
+            <w:vAlign w:val="center"/>
+            <w:hideMark/>
+          </w:tcPr>
+          <w:p>
+            <w:pPr>
+              <w:widowControl/>
+              <w:jc w:val="left"/>
+              <w:rPr>
+                <w:rFonts w:asciiTheme="minorEastAsia" w:hAnsiTheme="minorEastAsia" w:cs="Times New Roman"/>
+                <w:color w:val="000000"/>
+                <w:sz w:val="18"/>
+                <w:szCs w:val="18"/>
+              </w:rPr>
+            </w:pPr>
+            <w:r>
+              <w:rPr>
+                <w:rFonts w:asciiTheme="minorEastAsia" w:hAnsiTheme="minorEastAsia" w:cs="Times New Roman"/>
+                <w:color w:val="000000"/>
+                <w:sz w:val="18"/>
+                <w:szCs w:val="18"/>
+              </w:rPr>
+              <w:t xml:space="preserve">移速 </w:t>
+            </w:r>
+            <w:r>
+              <w:rPr>
+                <w:rFonts w:asciiTheme="minorEastAsia" w:hAnsiTheme="minorEastAsia" w:cs="Times New Roman"/>
+                <w:color w:val="000000"/>
+                <w:sz w:val="18"/>
+                <w:szCs w:val="18"/>
+              </w:rPr>
+              <w:t>3</w:t>
+            </w:r>
+          </w:p>
+        </w:tc>
+        <w:tc>
+          <w:tcPr>
+            <w:tcW w:w="5193" w:type="dxa"/>
+            <w:vMerge/>
+            <w:hideMark/>
+          </w:tcPr>
+          <w:p>
+            <w:pPr>
+              <w:widowControl/>
+              <w:jc w:val="left"/>
+              <w:rPr>
+                <w:rFonts w:asciiTheme="minorEastAsia" w:hAnsiTheme="minorEastAsia" w:cs="Times New Roman"/>
+                <w:color w:val="000000"/>
+                <w:sz w:val="18"/>
+                <w:szCs w:val="18"/>
+              </w:rPr>
+            </w:pPr>
+          </w:p>
+        </w:tc>
+      </w:tr>
+    </w:tbl>
+    <w:p>
+      <w:pPr>
+        <w:spacing w:after="0" w:line="240" w:lineRule="auto"/>
+        <w:rPr>
+          <w:rFonts w:asciiTheme="minorEastAsia" w:hAnsiTheme="minorEastAsia"/>
+          <w:sz w:val="18"/>
+          <w:szCs w:val="18"/>
+        </w:rPr>
+      </w:pPr>
+      <w:r>
+        <w:rPr>
+          <w:rFonts w:asciiTheme="minorEastAsia" w:hAnsiTheme="minorEastAsia"/>
+          <w:sz w:val="18"/>
+          <w:szCs w:val="18"/>
+        </w:rPr>
+        <w:t xml:space="preserve">new </w:t>
+      </w:r>
+      <w:r>
+        <w:rPr>
+          <w:rFonts w:asciiTheme="minorEastAsia" w:hAnsiTheme="minorEastAsia"/>
+          <w:sz w:val="18"/>
+          <w:szCs w:val="18"/>
+        </w:rPr>
+        <w:t>Hench</w:t>
+      </w:r>
+      <w:r>
+        <w:rPr>
+          <w:rFonts w:asciiTheme="minorEastAsia" w:hAnsiTheme="minorEastAsia" w:hint="eastAsia"/>
+          <w:sz w:val="18"/>
+          <w:szCs w:val="18"/>
+        </w:rPr>
+        <w:t>W</w:t>
+      </w:r>
+      <w:r>
+        <w:rPr>
+          <w:rFonts w:asciiTheme="minorEastAsia" w:hAnsiTheme="minorEastAsia"/>
+          <w:sz w:val="18"/>
+          <w:szCs w:val="18"/>
+        </w:rPr>
+        <w:t>arrior</w:t>
+      </w:r>
+      <w:r>
+        <w:rPr>
+          <w:rFonts w:asciiTheme="minorEastAsia" w:hAnsiTheme="minorEastAsia"/>
+          <w:sz w:val="18"/>
+          <w:szCs w:val="18"/>
+        </w:rPr>
+        <w:t>(pos[0]),</w:t>
+      </w:r>
+    </w:p>
+    <w:p>
+      <w:pPr>
+        <w:spacing w:after="0" w:line="240" w:lineRule="auto"/>
+        <w:rPr>
+          <w:rFonts w:asciiTheme="minorEastAsia" w:hAnsiTheme="minorEastAsia"/>
+          <w:sz w:val="18"/>
+          <w:szCs w:val="18"/>
+        </w:rPr>
+      </w:pPr>
+      <w:r>
+        <w:rPr>
+          <w:rFonts w:asciiTheme="minorEastAsia" w:hAnsiTheme="minorEastAsia"/>
+          <w:sz w:val="18"/>
+          <w:szCs w:val="18"/>
+        </w:rPr>
+        <w:t xml:space="preserve">new </w:t>
+      </w:r>
+      <w:r>
+        <w:rPr>
+          <w:rFonts w:asciiTheme="minorEastAsia" w:hAnsiTheme="minorEastAsia"/>
+          <w:sz w:val="18"/>
+          <w:szCs w:val="18"/>
+        </w:rPr>
+        <w:t>Hench</w:t>
+      </w:r>
+      <w:r>
+        <w:rPr>
+          <w:rFonts w:asciiTheme="minorEastAsia" w:hAnsiTheme="minorEastAsia" w:hint="eastAsia"/>
+          <w:sz w:val="18"/>
+          <w:szCs w:val="18"/>
+        </w:rPr>
+        <w:t>W</w:t>
+      </w:r>
+      <w:r>
+        <w:rPr>
+          <w:rFonts w:asciiTheme="minorEastAsia" w:hAnsiTheme="minorEastAsia"/>
+          <w:sz w:val="18"/>
+          <w:szCs w:val="18"/>
+        </w:rPr>
+        <w:t>arrior</w:t>
+      </w:r>
+      <w:r>
+        <w:rPr>
+          <w:rFonts w:asciiTheme="minorEastAsia" w:hAnsiTheme="minorEastAsia"/>
+          <w:sz w:val="18"/>
+          <w:szCs w:val="18"/>
+        </w:rPr>
+        <w:t>Halberd</w:t>
+      </w:r>
+      <w:r>
+        <w:rPr>
+          <w:rFonts w:asciiTheme="minorEastAsia" w:hAnsiTheme="minorEastAsia"/>
+          <w:sz w:val="18"/>
+          <w:szCs w:val="18"/>
+        </w:rPr>
+        <w:t>(pos[1]),</w:t>
+      </w:r>
+    </w:p>
+    <w:p>
+      <w:pPr>
+        <w:spacing w:after="0" w:line="240" w:lineRule="auto"/>
+        <w:rPr>
+          <w:rFonts w:asciiTheme="minorEastAsia" w:hAnsiTheme="minorEastAsia"/>
+          <w:sz w:val="18"/>
+          <w:szCs w:val="18"/>
+        </w:rPr>
+      </w:pPr>
+      <w:r>
+        <w:rPr>
+          <w:rFonts w:asciiTheme="minorEastAsia" w:hAnsiTheme="minorEastAsia"/>
+          <w:sz w:val="18"/>
+          <w:szCs w:val="18"/>
+        </w:rPr>
+        <w:t xml:space="preserve">new </w:t>
+      </w:r>
+      <w:r>
+        <w:rPr>
+          <w:rFonts w:asciiTheme="minorEastAsia" w:hAnsiTheme="minorEastAsia"/>
+          <w:sz w:val="18"/>
+          <w:szCs w:val="18"/>
+        </w:rPr>
+        <w:t>Hench</w:t>
+      </w:r>
+      <w:r>
+        <w:rPr>
+          <w:rFonts w:asciiTheme="minorEastAsia" w:hAnsiTheme="minorEastAsia" w:hint="eastAsia"/>
+          <w:sz w:val="18"/>
+          <w:szCs w:val="18"/>
+        </w:rPr>
+        <w:t>W</w:t>
+      </w:r>
+      <w:r>
+        <w:rPr>
+          <w:rFonts w:asciiTheme="minorEastAsia" w:hAnsiTheme="minorEastAsia"/>
+          <w:sz w:val="18"/>
+          <w:szCs w:val="18"/>
+        </w:rPr>
+        <w:t>arrior</w:t>
+      </w:r>
+      <w:r>
+        <w:rPr>
+          <w:rFonts w:asciiTheme="minorEastAsia" w:hAnsiTheme="minorEastAsia" w:hint="eastAsia"/>
+          <w:sz w:val="18"/>
+          <w:szCs w:val="18"/>
+        </w:rPr>
+        <w:t>Giant</w:t>
+      </w:r>
+      <w:r>
+        <w:rPr>
+          <w:rFonts w:asciiTheme="minorEastAsia" w:hAnsiTheme="minorEastAsia"/>
+          <w:sz w:val="18"/>
+          <w:szCs w:val="18"/>
+        </w:rPr>
+        <w:t>axe</w:t>
+      </w:r>
+      <w:r>
+        <w:rPr>
+          <w:rFonts w:asciiTheme="minorEastAsia" w:hAnsiTheme="minorEastAsia"/>
+          <w:sz w:val="18"/>
+          <w:szCs w:val="18"/>
+        </w:rPr>
+        <w:t>(pos[2]),</w:t>
+      </w:r>
+    </w:p>
+    <w:p>
+      <w:pPr>
+        <w:spacing w:after="0" w:line="240" w:lineRule="auto"/>
+        <w:rPr>
+          <w:rFonts w:asciiTheme="minorEastAsia" w:hAnsiTheme="minorEastAsia"/>
+          <w:sz w:val="18"/>
+          <w:szCs w:val="18"/>
+        </w:rPr>
+      </w:pPr>
+      <w:r>
+        <w:rPr>
+          <w:rFonts w:asciiTheme="minorEastAsia" w:hAnsiTheme="minorEastAsia"/>
+          <w:sz w:val="18"/>
+          <w:szCs w:val="18"/>
+        </w:rPr>
+        <w:t xml:space="preserve">new </w:t>
+      </w:r>
+      <w:r>
+        <w:rPr>
+          <w:rFonts w:asciiTheme="minorEastAsia" w:hAnsiTheme="minorEastAsia"/>
+          <w:sz w:val="18"/>
+          <w:szCs w:val="18"/>
+        </w:rPr>
+        <w:t>BurningKnight</w:t>
+      </w:r>
+      <w:r>
+        <w:rPr>
+          <w:rFonts w:asciiTheme="minorEastAsia" w:hAnsiTheme="minorEastAsia"/>
+          <w:sz w:val="18"/>
+          <w:szCs w:val="18"/>
+        </w:rPr>
+        <w:t>(pos[</w:t>
+      </w:r>
+      <w:r>
+        <w:rPr>
+          <w:rFonts w:asciiTheme="minorEastAsia" w:hAnsiTheme="minorEastAsia" w:hint="eastAsia"/>
+          <w:sz w:val="18"/>
+          <w:szCs w:val="18"/>
+        </w:rPr>
+        <w:t>3</w:t>
+      </w:r>
+      <w:r>
+        <w:rPr>
+          <w:rFonts w:asciiTheme="minorEastAsia" w:hAnsiTheme="minorEastAsia"/>
+          <w:sz w:val="18"/>
+          <w:szCs w:val="18"/>
+        </w:rPr>
+        <w:t>]),</w:t>
+      </w:r>
+    </w:p>
+    <w:p>
+      <w:pPr>
+        <w:spacing w:after="0" w:line="240" w:lineRule="auto"/>
+        <w:rPr>
+          <w:rFonts w:asciiTheme="minorEastAsia" w:hAnsiTheme="minorEastAsia"/>
+          <w:sz w:val="18"/>
+          <w:szCs w:val="18"/>
+        </w:rPr>
+      </w:pPr>
+      <w:r>
+        <w:rPr>
+          <w:rFonts w:asciiTheme="minorEastAsia" w:hAnsiTheme="minorEastAsia"/>
+          <w:sz w:val="18"/>
+          <w:szCs w:val="18"/>
+        </w:rPr>
+        <w:t xml:space="preserve">new </w:t>
+      </w:r>
+      <w:r>
+        <w:rPr>
+          <w:rFonts w:asciiTheme="minorEastAsia" w:hAnsiTheme="minorEastAsia"/>
+          <w:sz w:val="18"/>
+          <w:szCs w:val="18"/>
+        </w:rPr>
+        <w:t>BurningKnightHalberd</w:t>
+      </w:r>
+      <w:r>
+        <w:rPr>
+          <w:rFonts w:asciiTheme="minorEastAsia" w:hAnsiTheme="minorEastAsia"/>
+          <w:sz w:val="18"/>
+          <w:szCs w:val="18"/>
+        </w:rPr>
+        <w:t>(pos[</w:t>
+      </w:r>
+      <w:r>
+        <w:rPr>
+          <w:rFonts w:asciiTheme="minorEastAsia" w:hAnsiTheme="minorEastAsia" w:hint="eastAsia"/>
+          <w:sz w:val="18"/>
+          <w:szCs w:val="18"/>
+        </w:rPr>
+        <w:t>4</w:t>
+      </w:r>
+      <w:r>
+        <w:rPr>
+          <w:rFonts w:asciiTheme="minorEastAsia" w:hAnsiTheme="minorEastAsia"/>
+          <w:sz w:val="18"/>
+          <w:szCs w:val="18"/>
+        </w:rPr>
+        <w:t>]),</w:t>
+      </w:r>
+    </w:p>
+    <w:p>
+      <w:pPr>
+        <w:spacing w:after="0" w:line="240" w:lineRule="auto"/>
+        <w:rPr>
+          <w:rFonts w:asciiTheme="minorEastAsia" w:hAnsiTheme="minorEastAsia"/>
+          <w:sz w:val="18"/>
+          <w:szCs w:val="18"/>
+        </w:rPr>
+      </w:pPr>
+      <w:r>
+        <w:rPr>
+          <w:rFonts w:asciiTheme="minorEastAsia" w:hAnsiTheme="minorEastAsia"/>
+          <w:sz w:val="18"/>
+          <w:szCs w:val="18"/>
+        </w:rPr>
+        <w:t xml:space="preserve">new </w:t>
+      </w:r>
+      <w:r>
+        <w:rPr>
+          <w:rFonts w:asciiTheme="minorEastAsia" w:hAnsiTheme="minorEastAsia"/>
+          <w:sz w:val="18"/>
+          <w:szCs w:val="18"/>
+        </w:rPr>
+        <w:t>Hellhound</w:t>
+      </w:r>
+      <w:r>
+        <w:rPr>
+          <w:rFonts w:asciiTheme="minorEastAsia" w:hAnsiTheme="minorEastAsia"/>
+          <w:sz w:val="18"/>
+          <w:szCs w:val="18"/>
+        </w:rPr>
+        <w:t>(pos[</w:t>
+      </w:r>
+      <w:r>
+        <w:rPr>
+          <w:rFonts w:asciiTheme="minorEastAsia" w:hAnsiTheme="minorEastAsia"/>
+          <w:sz w:val="18"/>
+          <w:szCs w:val="18"/>
+        </w:rPr>
+        <w:t>5</w:t>
+      </w:r>
+      <w:r>
+        <w:rPr>
+          <w:rFonts w:asciiTheme="minorEastAsia" w:hAnsiTheme="minorEastAsia"/>
+          <w:sz w:val="18"/>
+          <w:szCs w:val="18"/>
+        </w:rPr>
+        <w:t>]),</w:t>
+      </w:r>
+    </w:p>
+    <w:p>
+      <w:pPr>
+        <w:spacing w:after="0" w:line="240" w:lineRule="auto"/>
+        <w:rPr>
+          <w:rFonts w:asciiTheme="minorEastAsia" w:hAnsiTheme="minorEastAsia"/>
+          <w:sz w:val="18"/>
+          <w:szCs w:val="18"/>
+        </w:rPr>
+      </w:pPr>
+      <w:r>
+        <w:rPr>
+          <w:rFonts w:asciiTheme="minorEastAsia" w:hAnsiTheme="minorEastAsia"/>
+          <w:sz w:val="18"/>
+          <w:szCs w:val="18"/>
+        </w:rPr>
+        <w:t xml:space="preserve">new </w:t>
+      </w:r>
+      <w:r>
+        <w:rPr>
+          <w:rFonts w:asciiTheme="minorEastAsia" w:hAnsiTheme="minorEastAsia"/>
+          <w:sz w:val="18"/>
+          <w:szCs w:val="18"/>
+        </w:rPr>
+        <w:t>DemonEnvoyWild</w:t>
+      </w:r>
+      <w:r>
+        <w:rPr>
+          <w:rFonts w:asciiTheme="minorEastAsia" w:hAnsiTheme="minorEastAsia"/>
+          <w:sz w:val="18"/>
+          <w:szCs w:val="18"/>
+        </w:rPr>
+        <w:t>(pos[</w:t>
+      </w:r>
+      <w:r>
+        <w:rPr>
+          <w:rFonts w:asciiTheme="minorEastAsia" w:hAnsiTheme="minorEastAsia"/>
+          <w:sz w:val="18"/>
+          <w:szCs w:val="18"/>
+        </w:rPr>
+        <w:t>6</w:t>
+      </w:r>
+      <w:r>
+        <w:rPr>
+          <w:rFonts w:asciiTheme="minorEastAsia" w:hAnsiTheme="minorEastAsia"/>
+          <w:sz w:val="18"/>
+          <w:szCs w:val="18"/>
+        </w:rPr>
+        <w:t>]),</w:t>
+      </w:r>
+    </w:p>
+    <w:p>
+      <w:pPr>
+        <w:spacing w:after="0" w:line="240" w:lineRule="auto"/>
+        <w:rPr>
+          <w:rFonts w:asciiTheme="minorEastAsia" w:hAnsiTheme="minorEastAsia"/>
+          <w:sz w:val="18"/>
+          <w:szCs w:val="18"/>
+        </w:rPr>
+      </w:pPr>
+      <w:r>
+        <w:rPr>
+          <w:rFonts w:asciiTheme="minorEastAsia" w:hAnsiTheme="minorEastAsia"/>
+          <w:sz w:val="18"/>
+          <w:szCs w:val="18"/>
+        </w:rPr>
+        <w:t xml:space="preserve">new </w:t>
+      </w:r>
+      <w:r>
+        <w:rPr>
+          <w:rFonts w:asciiTheme="minorEastAsia" w:hAnsiTheme="minorEastAsia"/>
+          <w:sz w:val="18"/>
+          <w:szCs w:val="18"/>
+        </w:rPr>
+        <w:t>DemonEnvoy</w:t>
+      </w:r>
+      <w:r>
+        <w:rPr>
+          <w:rFonts w:asciiTheme="minorEastAsia" w:hAnsiTheme="minorEastAsia"/>
+          <w:sz w:val="18"/>
+          <w:szCs w:val="18"/>
+        </w:rPr>
+        <w:t>Hellfire</w:t>
+      </w:r>
+      <w:r>
+        <w:rPr>
+          <w:rFonts w:asciiTheme="minorEastAsia" w:hAnsiTheme="minorEastAsia"/>
+          <w:sz w:val="18"/>
+          <w:szCs w:val="18"/>
+        </w:rPr>
+        <w:t>(pos[</w:t>
+      </w:r>
+      <w:r>
+        <w:rPr>
+          <w:rFonts w:asciiTheme="minorEastAsia" w:hAnsiTheme="minorEastAsia"/>
+          <w:sz w:val="18"/>
+          <w:szCs w:val="18"/>
+        </w:rPr>
+        <w:t>7</w:t>
+      </w:r>
+      <w:r>
+        <w:rPr>
+          <w:rFonts w:asciiTheme="minorEastAsia" w:hAnsiTheme="minorEastAsia"/>
+          <w:sz w:val="18"/>
+          <w:szCs w:val="18"/>
+        </w:rPr>
+        <w:t>]),</w:t>
+      </w:r>
+    </w:p>
+    <w:p>
+      <w:pPr>
+        <w:spacing w:after="0" w:line="240" w:lineRule="auto"/>
+        <w:rPr>
+          <w:rFonts w:asciiTheme="minorEastAsia" w:hAnsiTheme="minorEastAsia"/>
+          <w:sz w:val="18"/>
+          <w:szCs w:val="18"/>
+        </w:rPr>
+      </w:pPr>
+      <w:r>
+        <w:rPr>
+          <w:rFonts w:asciiTheme="minorEastAsia" w:hAnsiTheme="minorEastAsia"/>
+          <w:sz w:val="18"/>
+          <w:szCs w:val="18"/>
+        </w:rPr>
+        <w:t xml:space="preserve">new </w:t>
+      </w:r>
+      <w:r>
+        <w:rPr>
+          <w:rFonts w:asciiTheme="minorEastAsia" w:hAnsiTheme="minorEastAsia"/>
+          <w:sz w:val="18"/>
+          <w:szCs w:val="18"/>
+        </w:rPr>
+        <w:t>GreatDemon</w:t>
+      </w:r>
+      <w:r>
+        <w:rPr>
+          <w:rFonts w:asciiTheme="minorEastAsia" w:hAnsiTheme="minorEastAsia"/>
+          <w:sz w:val="18"/>
+          <w:szCs w:val="18"/>
+        </w:rPr>
+        <w:t>(pos[8]),</w:t>
+      </w:r>
+    </w:p>
+    <w:p>
+      <w:pPr>
+        <w:spacing w:after="0" w:line="240" w:lineRule="auto"/>
+        <w:rPr>
+          <w:rFonts w:asciiTheme="minorEastAsia" w:hAnsiTheme="minorEastAsia"/>
+          <w:sz w:val="18"/>
+          <w:szCs w:val="18"/>
+        </w:rPr>
+      </w:pPr>
+    </w:p>
+    <w:p>
+      <w:pPr>
+        <w:spacing w:after="0" w:line="240" w:lineRule="auto"/>
+        <w:rPr>
+          <w:rFonts w:asciiTheme="minorEastAsia" w:hAnsiTheme="minorEastAsia"/>
+          <w:sz w:val="18"/>
+          <w:szCs w:val="18"/>
+        </w:rPr>
+      </w:pPr>
+    </w:p>
+    <w:p>
+      <w:pPr>
+        <w:spacing w:after="0" w:line="240" w:lineRule="auto"/>
+        <w:rPr>
+          <w:rFonts w:asciiTheme="minorEastAsia" w:hAnsiTheme="minorEastAsia"/>
+          <w:sz w:val="18"/>
+          <w:szCs w:val="18"/>
+        </w:rPr>
+      </w:pPr>
+    </w:p>
+    <w:p>
+      <w:pPr>
+        <w:spacing w:after="0" w:line="240" w:lineRule="auto"/>
+        <w:rPr>
+          <w:rFonts w:asciiTheme="minorEastAsia" w:hAnsiTheme="minorEastAsia"/>
+          <w:sz w:val="18"/>
+          <w:szCs w:val="18"/>
+        </w:rPr>
+      </w:pPr>
+    </w:p>
+    <w:p>
+      <w:pPr>
+        <w:spacing w:after="0" w:line="240" w:lineRule="auto"/>
+        <w:rPr>
+          <w:rFonts w:asciiTheme="minorEastAsia" w:hAnsiTheme="minorEastAsia"/>
+          <w:sz w:val="18"/>
+          <w:szCs w:val="18"/>
+        </w:rPr>
+      </w:pPr>
+    </w:p>
+    <w:p>
+      <w:pPr>
+        <w:spacing w:after="0" w:line="240" w:lineRule="auto"/>
+        <w:rPr>
+          <w:rFonts w:asciiTheme="minorEastAsia" w:hAnsiTheme="minorEastAsia"/>
+          <w:sz w:val="18"/>
+          <w:szCs w:val="18"/>
+        </w:rPr>
+      </w:pPr>
+    </w:p>
+    <w:p>
+      <w:pPr>
+        <w:spacing w:after="0" w:line="240" w:lineRule="auto"/>
+        <w:rPr>
+          <w:rFonts w:asciiTheme="minorEastAsia" w:hAnsiTheme="minorEastAsia"/>
+          <w:sz w:val="18"/>
+          <w:szCs w:val="18"/>
+        </w:rPr>
+      </w:pPr>
+    </w:p>
+    <w:p>
+      <w:pPr>
+        <w:spacing w:after="0" w:line="240" w:lineRule="auto"/>
+        <w:rPr>
+          <w:rFonts w:asciiTheme="minorEastAsia" w:hAnsiTheme="minorEastAsia"/>
+          <w:sz w:val="18"/>
+          <w:szCs w:val="18"/>
+        </w:rPr>
+      </w:pPr>
+    </w:p>
+    <w:p>
+      <w:pPr>
+        <w:spacing w:after="0" w:line="240" w:lineRule="auto"/>
+        <w:rPr>
+          <w:rFonts w:asciiTheme="minorEastAsia" w:hAnsiTheme="minorEastAsia"/>
+          <w:sz w:val="18"/>
+          <w:szCs w:val="18"/>
+        </w:rPr>
+      </w:pPr>
+    </w:p>
+    <w:p>
+      <w:pPr>
+        <w:spacing w:after="0" w:line="240" w:lineRule="auto"/>
+        <w:rPr>
+          <w:rFonts w:asciiTheme="minorEastAsia" w:hAnsiTheme="minorEastAsia"/>
+          <w:sz w:val="18"/>
+          <w:szCs w:val="18"/>
+        </w:rPr>
+      </w:pPr>
+    </w:p>
+    <w:p>
+      <w:pPr>
+        <w:spacing w:after="0" w:line="240" w:lineRule="auto"/>
+        <w:rPr>
+          <w:rFonts w:asciiTheme="minorEastAsia" w:hAnsiTheme="minorEastAsia"/>
+          <w:sz w:val="18"/>
+          <w:szCs w:val="18"/>
+        </w:rPr>
+      </w:pPr>
+    </w:p>
+    <w:p>
+      <w:pPr>
+        <w:spacing w:after="0" w:line="240" w:lineRule="auto"/>
+        <w:rPr>
+          <w:rFonts w:asciiTheme="minorEastAsia" w:hAnsiTheme="minorEastAsia"/>
+          <w:sz w:val="18"/>
+          <w:szCs w:val="18"/>
+        </w:rPr>
+      </w:pPr>
+    </w:p>
+    <w:p>
+      <w:pPr>
+        <w:spacing w:after="0" w:line="240" w:lineRule="auto"/>
+        <w:rPr>
+          <w:rFonts w:asciiTheme="minorEastAsia" w:hAnsiTheme="minorEastAsia"/>
+          <w:sz w:val="18"/>
+          <w:szCs w:val="18"/>
+        </w:rPr>
+      </w:pPr>
+    </w:p>
+    <w:p>
+      <w:pPr>
+        <w:spacing w:after="0" w:line="240" w:lineRule="auto"/>
+        <w:rPr>
+          <w:rFonts w:asciiTheme="minorEastAsia" w:hAnsiTheme="minorEastAsia"/>
+          <w:sz w:val="18"/>
+          <w:szCs w:val="18"/>
+        </w:rPr>
+      </w:pPr>
+    </w:p>
+    <w:p>
+      <w:pPr>
+        <w:spacing w:after="0" w:line="240" w:lineRule="auto"/>
+        <w:rPr>
+          <w:rFonts w:asciiTheme="minorEastAsia" w:hAnsiTheme="minorEastAsia"/>
+          <w:sz w:val="18"/>
+          <w:szCs w:val="18"/>
+        </w:rPr>
+      </w:pPr>
+    </w:p>
+    <w:p>
+      <w:pPr>
+        <w:spacing w:after="0" w:line="240" w:lineRule="auto"/>
+        <w:rPr>
+          <w:rFonts w:asciiTheme="minorEastAsia" w:hAnsiTheme="minorEastAsia"/>
+          <w:sz w:val="18"/>
+          <w:szCs w:val="18"/>
+        </w:rPr>
+      </w:pPr>
+    </w:p>
+    <w:p>
+      <w:pPr>
+        <w:spacing w:after="0" w:line="240" w:lineRule="auto"/>
+        <w:rPr>
+          <w:rFonts w:asciiTheme="minorEastAsia" w:hAnsiTheme="minorEastAsia"/>
+          <w:sz w:val="18"/>
+          <w:szCs w:val="18"/>
+        </w:rPr>
+      </w:pPr>
+    </w:p>
+    <w:p>
+      <w:pPr>
+        <w:spacing w:after="0" w:line="240" w:lineRule="auto"/>
+        <w:rPr>
+          <w:rFonts w:asciiTheme="minorEastAsia" w:hAnsiTheme="minorEastAsia"/>
+          <w:sz w:val="18"/>
+          <w:szCs w:val="18"/>
+        </w:rPr>
+      </w:pPr>
+    </w:p>
+    <w:p>
+      <w:pPr>
+        <w:spacing w:after="0" w:line="240" w:lineRule="auto"/>
+        <w:rPr>
+          <w:rFonts w:asciiTheme="minorEastAsia" w:hAnsiTheme="minorEastAsia"/>
+          <w:sz w:val="18"/>
+          <w:szCs w:val="18"/>
+        </w:rPr>
+      </w:pPr>
+    </w:p>
+    <w:p>
+      <w:pPr>
+        <w:spacing w:after="0" w:line="240" w:lineRule="auto"/>
+        <w:rPr>
+          <w:rFonts w:asciiTheme="minorEastAsia" w:hAnsiTheme="minorEastAsia"/>
+          <w:sz w:val="18"/>
+          <w:szCs w:val="18"/>
+        </w:rPr>
+      </w:pPr>
+    </w:p>
+    <w:p>
+      <w:pPr>
+        <w:spacing w:after="0" w:line="240" w:lineRule="auto"/>
+        <w:rPr>
+          <w:rFonts w:asciiTheme="minorEastAsia" w:hAnsiTheme="minorEastAsia"/>
+          <w:sz w:val="18"/>
+          <w:szCs w:val="18"/>
+        </w:rPr>
+      </w:pPr>
+    </w:p>
+    <w:p>
+      <w:pPr>
+        <w:spacing w:after="0" w:line="240" w:lineRule="auto"/>
+        <w:rPr>
+          <w:rFonts w:asciiTheme="minorEastAsia" w:hAnsiTheme="minorEastAsia"/>
+          <w:sz w:val="18"/>
+          <w:szCs w:val="18"/>
+        </w:rPr>
+      </w:pPr>
+    </w:p>
+    <w:p>
+      <w:pPr>
+        <w:spacing w:after="0" w:line="240" w:lineRule="auto"/>
+        <w:rPr>
+          <w:rFonts w:asciiTheme="minorEastAsia" w:hAnsiTheme="minorEastAsia"/>
+          <w:sz w:val="18"/>
+          <w:szCs w:val="18"/>
+        </w:rPr>
+      </w:pPr>
+    </w:p>
     <w:p>
       <w:pPr>
         <w:spacing w:after="0" w:line="240" w:lineRule="auto"/>

--- a/兵种.docx
+++ b/兵种.docx
@@ -30325,16 +30325,25 @@
                 <w:sz w:val="18"/>
                 <w:szCs w:val="18"/>
               </w:rPr>
-              <w:t>4</w:t>
-            </w:r>
-            <w:r>
-              <w:rPr>
-                <w:rFonts w:asciiTheme="minorEastAsia" w:hAnsiTheme="minorEastAsia" w:cs="Times New Roman"/>
-                <w:color w:val="000000"/>
-                <w:sz w:val="18"/>
-                <w:szCs w:val="18"/>
-              </w:rPr>
-              <w:t xml:space="preserve">0  </w:t>
+              <w:t>5</w:t>
+            </w:r>
+            <w:r>
+              <w:rPr>
+                <w:rFonts w:asciiTheme="minorEastAsia" w:hAnsiTheme="minorEastAsia" w:cs="Times New Roman"/>
+                <w:color w:val="000000"/>
+                <w:sz w:val="18"/>
+                <w:szCs w:val="18"/>
+              </w:rPr>
+              <w:t>5</w:t>
+            </w:r>
+            <w:r>
+              <w:rPr>
+                <w:rFonts w:asciiTheme="minorEastAsia" w:hAnsiTheme="minorEastAsia" w:cs="Times New Roman"/>
+                <w:color w:val="000000"/>
+                <w:sz w:val="18"/>
+                <w:szCs w:val="18"/>
+              </w:rPr>
+              <w:t xml:space="preserve">  </w:t>
             </w:r>
             <w:r>
               <w:rPr>
@@ -31831,7 +31840,25 @@
                 <w:sz w:val="18"/>
                 <w:szCs w:val="18"/>
               </w:rPr>
-              <w:t>迅捷-怪兽步兵</w:t>
+              <w:t>冲杀</w:t>
+            </w:r>
+            <w:r>
+              <w:rPr>
+                <w:rFonts w:asciiTheme="minorEastAsia" w:hAnsiTheme="minorEastAsia" w:cs="Times New Roman" w:hint="eastAsia"/>
+                <w:color w:val="000000"/>
+                <w:sz w:val="18"/>
+                <w:szCs w:val="18"/>
+              </w:rPr>
+              <w:t>-怪兽</w:t>
+            </w:r>
+            <w:r>
+              <w:rPr>
+                <w:rFonts w:asciiTheme="minorEastAsia" w:hAnsiTheme="minorEastAsia" w:cs="Times New Roman" w:hint="eastAsia"/>
+                <w:color w:val="000000"/>
+                <w:sz w:val="18"/>
+                <w:szCs w:val="18"/>
+              </w:rPr>
+              <w:t>骑兵</w:t>
             </w:r>
             <w:r>
               <w:rPr>
@@ -31996,7 +32023,7 @@
                 <w:sz w:val="18"/>
                 <w:szCs w:val="18"/>
               </w:rPr>
-              <w:t xml:space="preserve">4  </w:t>
+              <w:t xml:space="preserve">  </w:t>
             </w:r>
             <w:r>
               <w:rPr>
@@ -32006,6 +32033,45 @@
                 <w:szCs w:val="18"/>
               </w:rPr>
               <w:t>近战</w:t>
+            </w:r>
+          </w:p>
+          <w:p>
+            <w:pPr>
+              <w:widowControl/>
+              <w:jc w:val="left"/>
+              <w:rPr>
+                <w:rFonts w:asciiTheme="minorEastAsia" w:hAnsiTheme="minorEastAsia" w:cs="Times New Roman" w:hint="eastAsia"/>
+                <w:color w:val="000000"/>
+                <w:sz w:val="18"/>
+                <w:szCs w:val="18"/>
+              </w:rPr>
+            </w:pPr>
+            <w:r>
+              <w:rPr>
+                <w:rFonts w:asciiTheme="minorEastAsia" w:hAnsiTheme="minorEastAsia" w:cs="Times New Roman" w:hint="eastAsia"/>
+                <w:color w:val="000000"/>
+                <w:sz w:val="18"/>
+                <w:szCs w:val="18"/>
+              </w:rPr>
+              <w:t>攻击6</w:t>
+            </w:r>
+            <w:r>
+              <w:rPr>
+                <w:rFonts w:asciiTheme="minorEastAsia" w:hAnsiTheme="minorEastAsia" w:cs="Times New Roman"/>
+                <w:color w:val="000000"/>
+                <w:sz w:val="18"/>
+                <w:szCs w:val="18"/>
+              </w:rPr>
+              <w:t xml:space="preserve">  </w:t>
+            </w:r>
+            <w:r>
+              <w:rPr>
+                <w:rFonts w:asciiTheme="minorEastAsia" w:hAnsiTheme="minorEastAsia" w:cs="Times New Roman" w:hint="eastAsia"/>
+                <w:color w:val="000000"/>
+                <w:sz w:val="18"/>
+                <w:szCs w:val="18"/>
+              </w:rPr>
+              <w:t>冲杀</w:t>
             </w:r>
           </w:p>
         </w:tc>
@@ -33065,7 +33131,16 @@
                 <w:sz w:val="18"/>
                 <w:szCs w:val="18"/>
               </w:rPr>
-              <w:t>范围4</w:t>
+              <w:t>范围</w:t>
+            </w:r>
+            <w:r>
+              <w:rPr>
+                <w:rFonts w:asciiTheme="minorEastAsia" w:hAnsiTheme="minorEastAsia" w:cs="Times New Roman" w:hint="eastAsia"/>
+                <w:color w:val="000000"/>
+                <w:sz w:val="18"/>
+                <w:szCs w:val="18"/>
+              </w:rPr>
+              <w:t>6</w:t>
             </w:r>
           </w:p>
         </w:tc>
@@ -33441,7 +33516,7 @@
                 <w:sz w:val="18"/>
                 <w:szCs w:val="18"/>
               </w:rPr>
-              <w:t>7</w:t>
+              <w:t>8</w:t>
             </w:r>
             <w:r>
               <w:rPr>
@@ -33713,7 +33788,7 @@
                 <w:sz w:val="18"/>
                 <w:szCs w:val="18"/>
               </w:rPr>
-              <w:t>3</w:t>
+              <w:t>4</w:t>
             </w:r>
           </w:p>
         </w:tc>

--- a/兵种.docx
+++ b/兵种.docx
@@ -33516,7 +33516,16 @@
                 <w:sz w:val="18"/>
                 <w:szCs w:val="18"/>
               </w:rPr>
-              <w:t>8</w:t>
+              <w:t>1</w:t>
+            </w:r>
+            <w:r>
+              <w:rPr>
+                <w:rFonts w:asciiTheme="minorEastAsia" w:hAnsiTheme="minorEastAsia" w:cs="Times New Roman"/>
+                <w:color w:val="000000"/>
+                <w:sz w:val="18"/>
+                <w:szCs w:val="18"/>
+              </w:rPr>
+              <w:t>6</w:t>
             </w:r>
             <w:r>
               <w:rPr>
@@ -33564,7 +33573,16 @@
                 <w:sz w:val="18"/>
                 <w:szCs w:val="18"/>
               </w:rPr>
-              <w:t>8</w:t>
+              <w:t>1</w:t>
+            </w:r>
+            <w:r>
+              <w:rPr>
+                <w:rFonts w:asciiTheme="minorEastAsia" w:hAnsiTheme="minorEastAsia" w:cs="Times New Roman"/>
+                <w:color w:val="000000"/>
+                <w:sz w:val="18"/>
+                <w:szCs w:val="18"/>
+              </w:rPr>
+              <w:t>0</w:t>
             </w:r>
             <w:r>
               <w:rPr>

--- a/兵种.docx
+++ b/兵种.docx
@@ -28981,16 +28981,7 @@
                 <w:sz w:val="18"/>
                 <w:szCs w:val="18"/>
               </w:rPr>
-              <w:t>装甲-持剑-持盾</w:t>
-            </w:r>
-            <w:r>
-              <w:rPr>
-                <w:rFonts w:asciiTheme="minorEastAsia" w:hAnsiTheme="minorEastAsia" w:cs="Times New Roman" w:hint="eastAsia"/>
-                <w:color w:val="000000"/>
-                <w:sz w:val="18"/>
-                <w:szCs w:val="18"/>
-              </w:rPr>
-              <w:t>-步兵</w:t>
+              <w:t>装甲-持剑-持盾-步兵</w:t>
             </w:r>
             <w:r>
               <w:rPr>
@@ -29026,6 +29017,59 @@
                 <w:szCs w:val="18"/>
               </w:rPr>
             </w:pPr>
+            <w:r>
+              <w:rPr>
+                <w:noProof/>
+              </w:rPr>
+              <w:drawing>
+                <wp:inline distT="0" distB="0" distL="0" distR="0" wp14:anchorId="60900EA2" wp14:editId="08B89AA1">
+                  <wp:extent cx="475615" cy="475615"/>
+                  <wp:effectExtent l="0" t="0" r="635" b="635"/>
+                  <wp:docPr id="49" name="Picture 49"/>
+                  <wp:cNvGraphicFramePr>
+                    <a:graphicFrameLocks xmlns:a="http://schemas.openxmlformats.org/drawingml/2006/main" noChangeAspect="1"/>
+                  </wp:cNvGraphicFramePr>
+                  <a:graphic xmlns:a="http://schemas.openxmlformats.org/drawingml/2006/main">
+                    <a:graphicData uri="http://schemas.openxmlformats.org/drawingml/2006/picture">
+                      <pic:pic xmlns:pic="http://schemas.openxmlformats.org/drawingml/2006/picture">
+                        <pic:nvPicPr>
+                          <pic:cNvPr id="0" name="Picture 8"/>
+                          <pic:cNvPicPr>
+                            <a:picLocks noChangeAspect="1" noChangeArrowheads="1"/>
+                          </pic:cNvPicPr>
+                        </pic:nvPicPr>
+                        <pic:blipFill>
+                          <a:blip r:embed="rId51">
+                            <a:extLst>
+                              <a:ext uri="{28A0092B-C50C-407E-A947-70E740481C1C}">
+                                <a14:useLocalDpi xmlns:a14="http://schemas.microsoft.com/office/drawing/2010/main" val="0"/>
+                              </a:ext>
+                            </a:extLst>
+                          </a:blip>
+                          <a:srcRect/>
+                          <a:stretch>
+                            <a:fillRect/>
+                          </a:stretch>
+                        </pic:blipFill>
+                        <pic:spPr bwMode="auto">
+                          <a:xfrm>
+                            <a:off x="0" y="0"/>
+                            <a:ext cx="475615" cy="475615"/>
+                          </a:xfrm>
+                          <a:prstGeom prst="rect">
+                            <a:avLst/>
+                          </a:prstGeom>
+                          <a:noFill/>
+                          <a:ln>
+                            <a:noFill/>
+                          </a:ln>
+                        </pic:spPr>
+                      </pic:pic>
+                    </a:graphicData>
+                  </a:graphic>
+                </wp:inline>
+              </w:drawing>
+            </w:r>
           </w:p>
         </w:tc>
         <w:tc>
@@ -29466,18 +29510,7 @@
                 <w:sz w:val="18"/>
                 <w:szCs w:val="18"/>
               </w:rPr>
-              <w:t>亲卫勇士</w:t>
-            </w:r>
-            <w:r>
-              <w:rPr>
-                <w:rFonts w:asciiTheme="minorEastAsia" w:hAnsiTheme="minorEastAsia" w:cs="Times New Roman" w:hint="eastAsia"/>
-                <w:b/>
-                <w:bCs/>
-                <w:color w:val="000000"/>
-                <w:sz w:val="18"/>
-                <w:szCs w:val="18"/>
-              </w:rPr>
-              <w:t>-长戟</w:t>
+              <w:t>亲卫勇士-长戟</w:t>
             </w:r>
           </w:p>
         </w:tc>
@@ -29506,25 +29539,7 @@
                 <w:sz w:val="18"/>
                 <w:szCs w:val="18"/>
               </w:rPr>
-              <w:t>装甲-</w:t>
-            </w:r>
-            <w:r>
-              <w:rPr>
-                <w:rFonts w:asciiTheme="minorEastAsia" w:hAnsiTheme="minorEastAsia" w:cs="Times New Roman" w:hint="eastAsia"/>
-                <w:color w:val="000000"/>
-                <w:sz w:val="18"/>
-                <w:szCs w:val="18"/>
-              </w:rPr>
-              <w:t>持戟</w:t>
-            </w:r>
-            <w:r>
-              <w:rPr>
-                <w:rFonts w:asciiTheme="minorEastAsia" w:hAnsiTheme="minorEastAsia" w:cs="Times New Roman" w:hint="eastAsia"/>
-                <w:color w:val="000000"/>
-                <w:sz w:val="18"/>
-                <w:szCs w:val="18"/>
-              </w:rPr>
-              <w:t>-步兵</w:t>
+              <w:t>装甲-持戟-步兵</w:t>
             </w:r>
             <w:r>
               <w:rPr>
@@ -29560,6 +29575,59 @@
                 <w:szCs w:val="18"/>
               </w:rPr>
             </w:pPr>
+            <w:r>
+              <w:rPr>
+                <w:noProof/>
+              </w:rPr>
+              <w:drawing>
+                <wp:inline distT="0" distB="0" distL="0" distR="0" wp14:anchorId="045322C8" wp14:editId="0469F580">
+                  <wp:extent cx="475615" cy="475615"/>
+                  <wp:effectExtent l="0" t="0" r="635" b="635"/>
+                  <wp:docPr id="48" name="Picture 48"/>
+                  <wp:cNvGraphicFramePr>
+                    <a:graphicFrameLocks xmlns:a="http://schemas.openxmlformats.org/drawingml/2006/main" noChangeAspect="1"/>
+                  </wp:cNvGraphicFramePr>
+                  <a:graphic xmlns:a="http://schemas.openxmlformats.org/drawingml/2006/main">
+                    <a:graphicData uri="http://schemas.openxmlformats.org/drawingml/2006/picture">
+                      <pic:pic xmlns:pic="http://schemas.openxmlformats.org/drawingml/2006/picture">
+                        <pic:nvPicPr>
+                          <pic:cNvPr id="0" name="Picture 6"/>
+                          <pic:cNvPicPr>
+                            <a:picLocks noChangeAspect="1" noChangeArrowheads="1"/>
+                          </pic:cNvPicPr>
+                        </pic:nvPicPr>
+                        <pic:blipFill>
+                          <a:blip r:embed="rId52">
+                            <a:extLst>
+                              <a:ext uri="{28A0092B-C50C-407E-A947-70E740481C1C}">
+                                <a14:useLocalDpi xmlns:a14="http://schemas.microsoft.com/office/drawing/2010/main" val="0"/>
+                              </a:ext>
+                            </a:extLst>
+                          </a:blip>
+                          <a:srcRect/>
+                          <a:stretch>
+                            <a:fillRect/>
+                          </a:stretch>
+                        </pic:blipFill>
+                        <pic:spPr bwMode="auto">
+                          <a:xfrm>
+                            <a:off x="0" y="0"/>
+                            <a:ext cx="475615" cy="475615"/>
+                          </a:xfrm>
+                          <a:prstGeom prst="rect">
+                            <a:avLst/>
+                          </a:prstGeom>
+                          <a:noFill/>
+                          <a:ln>
+                            <a:noFill/>
+                          </a:ln>
+                        </pic:spPr>
+                      </pic:pic>
+                    </a:graphicData>
+                  </a:graphic>
+                </wp:inline>
+              </w:drawing>
+            </w:r>
           </w:p>
         </w:tc>
         <w:tc>
@@ -29742,7 +29810,7 @@
               <w:widowControl/>
               <w:jc w:val="left"/>
               <w:rPr>
-                <w:rFonts w:asciiTheme="minorEastAsia" w:hAnsiTheme="minorEastAsia" w:cs="Times New Roman" w:hint="eastAsia"/>
+                <w:rFonts w:asciiTheme="minorEastAsia" w:hAnsiTheme="minorEastAsia" w:cs="Times New Roman"/>
                 <w:color w:val="000000"/>
                 <w:sz w:val="18"/>
                 <w:szCs w:val="18"/>
@@ -29773,16 +29841,7 @@
                 <w:sz w:val="18"/>
                 <w:szCs w:val="18"/>
               </w:rPr>
-              <w:t>0</w:t>
-            </w:r>
-            <w:r>
-              <w:rPr>
-                <w:rFonts w:asciiTheme="minorEastAsia" w:hAnsiTheme="minorEastAsia" w:cs="Times New Roman"/>
-                <w:color w:val="000000"/>
-                <w:sz w:val="18"/>
-                <w:szCs w:val="18"/>
-              </w:rPr>
-              <w:t xml:space="preserve"> </w:t>
+              <w:t xml:space="preserve">0 </w:t>
             </w:r>
             <w:r>
               <w:rPr>
@@ -30111,18 +30170,7 @@
                 <w:sz w:val="18"/>
                 <w:szCs w:val="18"/>
               </w:rPr>
-              <w:t>亲卫勇士</w:t>
-            </w:r>
-            <w:r>
-              <w:rPr>
-                <w:rFonts w:asciiTheme="minorEastAsia" w:hAnsiTheme="minorEastAsia" w:cs="Times New Roman" w:hint="eastAsia"/>
-                <w:b/>
-                <w:bCs/>
-                <w:color w:val="000000"/>
-                <w:sz w:val="18"/>
-                <w:szCs w:val="18"/>
-              </w:rPr>
-              <w:t>-巨斧</w:t>
+              <w:t>亲卫勇士-巨斧</w:t>
             </w:r>
           </w:p>
         </w:tc>
@@ -30151,25 +30199,7 @@
                 <w:sz w:val="18"/>
                 <w:szCs w:val="18"/>
               </w:rPr>
-              <w:t>装甲-</w:t>
-            </w:r>
-            <w:r>
-              <w:rPr>
-                <w:rFonts w:asciiTheme="minorEastAsia" w:hAnsiTheme="minorEastAsia" w:cs="Times New Roman" w:hint="eastAsia"/>
-                <w:color w:val="000000"/>
-                <w:sz w:val="18"/>
-                <w:szCs w:val="18"/>
-              </w:rPr>
-              <w:t>巨斧</w:t>
-            </w:r>
-            <w:r>
-              <w:rPr>
-                <w:rFonts w:asciiTheme="minorEastAsia" w:hAnsiTheme="minorEastAsia" w:cs="Times New Roman" w:hint="eastAsia"/>
-                <w:color w:val="000000"/>
-                <w:sz w:val="18"/>
-                <w:szCs w:val="18"/>
-              </w:rPr>
-              <w:t>-步兵</w:t>
+              <w:t>装甲-巨斧-步兵</w:t>
             </w:r>
             <w:r>
               <w:rPr>
@@ -30205,6 +30235,59 @@
                 <w:szCs w:val="18"/>
               </w:rPr>
             </w:pPr>
+            <w:r>
+              <w:rPr>
+                <w:noProof/>
+              </w:rPr>
+              <w:drawing>
+                <wp:inline distT="0" distB="0" distL="0" distR="0" wp14:anchorId="763B0D51" wp14:editId="4D7423EB">
+                  <wp:extent cx="475615" cy="475615"/>
+                  <wp:effectExtent l="0" t="0" r="635" b="635"/>
+                  <wp:docPr id="50" name="Picture 50"/>
+                  <wp:cNvGraphicFramePr>
+                    <a:graphicFrameLocks xmlns:a="http://schemas.openxmlformats.org/drawingml/2006/main" noChangeAspect="1"/>
+                  </wp:cNvGraphicFramePr>
+                  <a:graphic xmlns:a="http://schemas.openxmlformats.org/drawingml/2006/main">
+                    <a:graphicData uri="http://schemas.openxmlformats.org/drawingml/2006/picture">
+                      <pic:pic xmlns:pic="http://schemas.openxmlformats.org/drawingml/2006/picture">
+                        <pic:nvPicPr>
+                          <pic:cNvPr id="0" name="Picture 10"/>
+                          <pic:cNvPicPr>
+                            <a:picLocks noChangeAspect="1" noChangeArrowheads="1"/>
+                          </pic:cNvPicPr>
+                        </pic:nvPicPr>
+                        <pic:blipFill>
+                          <a:blip r:embed="rId53">
+                            <a:extLst>
+                              <a:ext uri="{28A0092B-C50C-407E-A947-70E740481C1C}">
+                                <a14:useLocalDpi xmlns:a14="http://schemas.microsoft.com/office/drawing/2010/main" val="0"/>
+                              </a:ext>
+                            </a:extLst>
+                          </a:blip>
+                          <a:srcRect/>
+                          <a:stretch>
+                            <a:fillRect/>
+                          </a:stretch>
+                        </pic:blipFill>
+                        <pic:spPr bwMode="auto">
+                          <a:xfrm>
+                            <a:off x="0" y="0"/>
+                            <a:ext cx="475615" cy="475615"/>
+                          </a:xfrm>
+                          <a:prstGeom prst="rect">
+                            <a:avLst/>
+                          </a:prstGeom>
+                          <a:noFill/>
+                          <a:ln>
+                            <a:noFill/>
+                          </a:ln>
+                        </pic:spPr>
+                      </pic:pic>
+                    </a:graphicData>
+                  </a:graphic>
+                </wp:inline>
+              </w:drawing>
+            </w:r>
           </w:p>
         </w:tc>
         <w:tc>
@@ -30710,25 +30793,7 @@
                 <w:sz w:val="18"/>
                 <w:szCs w:val="18"/>
               </w:rPr>
-              <w:t>装甲-</w:t>
-            </w:r>
-            <w:r>
-              <w:rPr>
-                <w:rFonts w:asciiTheme="minorEastAsia" w:hAnsiTheme="minorEastAsia" w:cs="Times New Roman" w:hint="eastAsia"/>
-                <w:color w:val="000000"/>
-                <w:sz w:val="18"/>
-                <w:szCs w:val="18"/>
-              </w:rPr>
-              <w:t>持剑-持盾</w:t>
-            </w:r>
-            <w:r>
-              <w:rPr>
-                <w:rFonts w:asciiTheme="minorEastAsia" w:hAnsiTheme="minorEastAsia" w:cs="Times New Roman" w:hint="eastAsia"/>
-                <w:color w:val="000000"/>
-                <w:sz w:val="18"/>
-                <w:szCs w:val="18"/>
-              </w:rPr>
-              <w:t>-近战骑兵</w:t>
+              <w:t>装甲-持剑-持盾-近战骑兵</w:t>
             </w:r>
             <w:r>
               <w:rPr>
@@ -30760,6 +30825,69 @@
               <w:rPr>
                 <w:rFonts w:asciiTheme="minorEastAsia" w:hAnsiTheme="minorEastAsia" w:cs="Times New Roman"/>
                 <w:color w:val="000000"/>
+                <w:sz w:val="18"/>
+                <w:szCs w:val="18"/>
+              </w:rPr>
+            </w:pPr>
+            <w:r>
+              <w:rPr>
+                <w:noProof/>
+              </w:rPr>
+              <w:drawing>
+                <wp:inline distT="0" distB="0" distL="0" distR="0" wp14:anchorId="25AAAC5E" wp14:editId="5E439AFE">
+                  <wp:extent cx="475615" cy="475615"/>
+                  <wp:effectExtent l="0" t="0" r="635" b="635"/>
+                  <wp:docPr id="51" name="Picture 51"/>
+                  <wp:cNvGraphicFramePr>
+                    <a:graphicFrameLocks xmlns:a="http://schemas.openxmlformats.org/drawingml/2006/main" noChangeAspect="1"/>
+                  </wp:cNvGraphicFramePr>
+                  <a:graphic xmlns:a="http://schemas.openxmlformats.org/drawingml/2006/main">
+                    <a:graphicData uri="http://schemas.openxmlformats.org/drawingml/2006/picture">
+                      <pic:pic xmlns:pic="http://schemas.openxmlformats.org/drawingml/2006/picture">
+                        <pic:nvPicPr>
+                          <pic:cNvPr id="0" name="Picture 12"/>
+                          <pic:cNvPicPr>
+                            <a:picLocks noChangeAspect="1" noChangeArrowheads="1"/>
+                          </pic:cNvPicPr>
+                        </pic:nvPicPr>
+                        <pic:blipFill>
+                          <a:blip r:embed="rId54">
+                            <a:extLst>
+                              <a:ext uri="{28A0092B-C50C-407E-A947-70E740481C1C}">
+                                <a14:useLocalDpi xmlns:a14="http://schemas.microsoft.com/office/drawing/2010/main" val="0"/>
+                              </a:ext>
+                            </a:extLst>
+                          </a:blip>
+                          <a:srcRect/>
+                          <a:stretch>
+                            <a:fillRect/>
+                          </a:stretch>
+                        </pic:blipFill>
+                        <pic:spPr bwMode="auto">
+                          <a:xfrm>
+                            <a:off x="0" y="0"/>
+                            <a:ext cx="475615" cy="475615"/>
+                          </a:xfrm>
+                          <a:prstGeom prst="rect">
+                            <a:avLst/>
+                          </a:prstGeom>
+                          <a:noFill/>
+                          <a:ln>
+                            <a:noFill/>
+                          </a:ln>
+                        </pic:spPr>
+                      </pic:pic>
+                    </a:graphicData>
+                  </a:graphic>
+                </wp:inline>
+              </w:drawing>
+            </w:r>
+          </w:p>
+          <w:p>
+            <w:pPr>
+              <w:ind w:firstLine="720"/>
+              <w:rPr>
+                <w:rFonts w:asciiTheme="minorEastAsia" w:hAnsiTheme="minorEastAsia" w:cs="Times New Roman"/>
                 <w:sz w:val="18"/>
                 <w:szCs w:val="18"/>
               </w:rPr>
@@ -31269,6 +31397,59 @@
                 <w:szCs w:val="18"/>
               </w:rPr>
             </w:pPr>
+            <w:r>
+              <w:rPr>
+                <w:noProof/>
+              </w:rPr>
+              <w:drawing>
+                <wp:inline distT="0" distB="0" distL="0" distR="0" wp14:anchorId="6A89759D" wp14:editId="058781CF">
+                  <wp:extent cx="475615" cy="475615"/>
+                  <wp:effectExtent l="0" t="0" r="635" b="635"/>
+                  <wp:docPr id="52" name="Picture 52"/>
+                  <wp:cNvGraphicFramePr>
+                    <a:graphicFrameLocks xmlns:a="http://schemas.openxmlformats.org/drawingml/2006/main" noChangeAspect="1"/>
+                  </wp:cNvGraphicFramePr>
+                  <a:graphic xmlns:a="http://schemas.openxmlformats.org/drawingml/2006/main">
+                    <a:graphicData uri="http://schemas.openxmlformats.org/drawingml/2006/picture">
+                      <pic:pic xmlns:pic="http://schemas.openxmlformats.org/drawingml/2006/picture">
+                        <pic:nvPicPr>
+                          <pic:cNvPr id="0" name="Picture 14"/>
+                          <pic:cNvPicPr>
+                            <a:picLocks noChangeAspect="1" noChangeArrowheads="1"/>
+                          </pic:cNvPicPr>
+                        </pic:nvPicPr>
+                        <pic:blipFill>
+                          <a:blip r:embed="rId55">
+                            <a:extLst>
+                              <a:ext uri="{28A0092B-C50C-407E-A947-70E740481C1C}">
+                                <a14:useLocalDpi xmlns:a14="http://schemas.microsoft.com/office/drawing/2010/main" val="0"/>
+                              </a:ext>
+                            </a:extLst>
+                          </a:blip>
+                          <a:srcRect/>
+                          <a:stretch>
+                            <a:fillRect/>
+                          </a:stretch>
+                        </pic:blipFill>
+                        <pic:spPr bwMode="auto">
+                          <a:xfrm>
+                            <a:off x="0" y="0"/>
+                            <a:ext cx="475615" cy="475615"/>
+                          </a:xfrm>
+                          <a:prstGeom prst="rect">
+                            <a:avLst/>
+                          </a:prstGeom>
+                          <a:noFill/>
+                          <a:ln>
+                            <a:noFill/>
+                          </a:ln>
+                        </pic:spPr>
+                      </pic:pic>
+                    </a:graphicData>
+                  </a:graphic>
+                </wp:inline>
+              </w:drawing>
+            </w:r>
           </w:p>
         </w:tc>
         <w:tc>
@@ -31894,6 +32075,59 @@
                 <w:szCs w:val="18"/>
               </w:rPr>
             </w:pPr>
+            <w:r>
+              <w:rPr>
+                <w:noProof/>
+              </w:rPr>
+              <w:drawing>
+                <wp:inline distT="0" distB="0" distL="0" distR="0" wp14:anchorId="61009516" wp14:editId="792656CE">
+                  <wp:extent cx="475615" cy="475615"/>
+                  <wp:effectExtent l="0" t="0" r="635" b="635"/>
+                  <wp:docPr id="53" name="Picture 53"/>
+                  <wp:cNvGraphicFramePr>
+                    <a:graphicFrameLocks xmlns:a="http://schemas.openxmlformats.org/drawingml/2006/main" noChangeAspect="1"/>
+                  </wp:cNvGraphicFramePr>
+                  <a:graphic xmlns:a="http://schemas.openxmlformats.org/drawingml/2006/main">
+                    <a:graphicData uri="http://schemas.openxmlformats.org/drawingml/2006/picture">
+                      <pic:pic xmlns:pic="http://schemas.openxmlformats.org/drawingml/2006/picture">
+                        <pic:nvPicPr>
+                          <pic:cNvPr id="0" name="Picture 16"/>
+                          <pic:cNvPicPr>
+                            <a:picLocks noChangeAspect="1" noChangeArrowheads="1"/>
+                          </pic:cNvPicPr>
+                        </pic:nvPicPr>
+                        <pic:blipFill>
+                          <a:blip r:embed="rId56">
+                            <a:extLst>
+                              <a:ext uri="{28A0092B-C50C-407E-A947-70E740481C1C}">
+                                <a14:useLocalDpi xmlns:a14="http://schemas.microsoft.com/office/drawing/2010/main" val="0"/>
+                              </a:ext>
+                            </a:extLst>
+                          </a:blip>
+                          <a:srcRect/>
+                          <a:stretch>
+                            <a:fillRect/>
+                          </a:stretch>
+                        </pic:blipFill>
+                        <pic:spPr bwMode="auto">
+                          <a:xfrm>
+                            <a:off x="0" y="0"/>
+                            <a:ext cx="475615" cy="475615"/>
+                          </a:xfrm>
+                          <a:prstGeom prst="rect">
+                            <a:avLst/>
+                          </a:prstGeom>
+                          <a:noFill/>
+                          <a:ln>
+                            <a:noFill/>
+                          </a:ln>
+                        </pic:spPr>
+                      </pic:pic>
+                    </a:graphicData>
+                  </a:graphic>
+                </wp:inline>
+              </w:drawing>
+            </w:r>
           </w:p>
         </w:tc>
         <w:tc>
@@ -32040,7 +32274,7 @@
               <w:widowControl/>
               <w:jc w:val="left"/>
               <w:rPr>
-                <w:rFonts w:asciiTheme="minorEastAsia" w:hAnsiTheme="minorEastAsia" w:cs="Times New Roman" w:hint="eastAsia"/>
+                <w:rFonts w:asciiTheme="minorEastAsia" w:hAnsiTheme="minorEastAsia" w:cs="Times New Roman"/>
                 <w:color w:val="000000"/>
                 <w:sz w:val="18"/>
                 <w:szCs w:val="18"/>
@@ -32337,18 +32571,7 @@
                 <w:sz w:val="18"/>
                 <w:szCs w:val="18"/>
               </w:rPr>
-              <w:t>恶魔使者-</w:t>
-            </w:r>
-            <w:r>
-              <w:rPr>
-                <w:rFonts w:asciiTheme="minorEastAsia" w:hAnsiTheme="minorEastAsia" w:cs="Times New Roman" w:hint="eastAsia"/>
-                <w:b/>
-                <w:bCs/>
-                <w:color w:val="000000"/>
-                <w:sz w:val="18"/>
-                <w:szCs w:val="18"/>
-              </w:rPr>
-              <w:t>狂暴</w:t>
+              <w:t>恶魔使者-狂暴</w:t>
             </w:r>
           </w:p>
         </w:tc>
@@ -32377,16 +32600,7 @@
                 <w:sz w:val="18"/>
                 <w:szCs w:val="18"/>
               </w:rPr>
-              <w:t>迅捷-</w:t>
-            </w:r>
-            <w:r>
-              <w:rPr>
-                <w:rFonts w:asciiTheme="minorEastAsia" w:hAnsiTheme="minorEastAsia" w:cs="Times New Roman" w:hint="eastAsia"/>
-                <w:color w:val="000000"/>
-                <w:sz w:val="18"/>
-                <w:szCs w:val="18"/>
-              </w:rPr>
-              <w:t>怪兽步兵</w:t>
+              <w:t>迅捷-怪兽步兵</w:t>
             </w:r>
             <w:r>
               <w:rPr>
@@ -32422,6 +32636,59 @@
                 <w:szCs w:val="18"/>
               </w:rPr>
             </w:pPr>
+            <w:r>
+              <w:rPr>
+                <w:noProof/>
+              </w:rPr>
+              <w:drawing>
+                <wp:inline distT="0" distB="0" distL="0" distR="0" wp14:anchorId="392C4EAA" wp14:editId="78D5D535">
+                  <wp:extent cx="475615" cy="475615"/>
+                  <wp:effectExtent l="0" t="0" r="635" b="635"/>
+                  <wp:docPr id="54" name="Picture 54"/>
+                  <wp:cNvGraphicFramePr>
+                    <a:graphicFrameLocks xmlns:a="http://schemas.openxmlformats.org/drawingml/2006/main" noChangeAspect="1"/>
+                  </wp:cNvGraphicFramePr>
+                  <a:graphic xmlns:a="http://schemas.openxmlformats.org/drawingml/2006/main">
+                    <a:graphicData uri="http://schemas.openxmlformats.org/drawingml/2006/picture">
+                      <pic:pic xmlns:pic="http://schemas.openxmlformats.org/drawingml/2006/picture">
+                        <pic:nvPicPr>
+                          <pic:cNvPr id="0" name="Picture 18"/>
+                          <pic:cNvPicPr>
+                            <a:picLocks noChangeAspect="1" noChangeArrowheads="1"/>
+                          </pic:cNvPicPr>
+                        </pic:nvPicPr>
+                        <pic:blipFill>
+                          <a:blip r:embed="rId57">
+                            <a:extLst>
+                              <a:ext uri="{28A0092B-C50C-407E-A947-70E740481C1C}">
+                                <a14:useLocalDpi xmlns:a14="http://schemas.microsoft.com/office/drawing/2010/main" val="0"/>
+                              </a:ext>
+                            </a:extLst>
+                          </a:blip>
+                          <a:srcRect/>
+                          <a:stretch>
+                            <a:fillRect/>
+                          </a:stretch>
+                        </pic:blipFill>
+                        <pic:spPr bwMode="auto">
+                          <a:xfrm>
+                            <a:off x="0" y="0"/>
+                            <a:ext cx="475615" cy="475615"/>
+                          </a:xfrm>
+                          <a:prstGeom prst="rect">
+                            <a:avLst/>
+                          </a:prstGeom>
+                          <a:noFill/>
+                          <a:ln>
+                            <a:noFill/>
+                          </a:ln>
+                        </pic:spPr>
+                      </pic:pic>
+                    </a:graphicData>
+                  </a:graphic>
+                </wp:inline>
+              </w:drawing>
+            </w:r>
           </w:p>
         </w:tc>
         <w:tc>
@@ -32511,7 +32778,7 @@
               <w:widowControl/>
               <w:jc w:val="left"/>
               <w:rPr>
-                <w:rFonts w:asciiTheme="minorEastAsia" w:hAnsiTheme="minorEastAsia" w:cs="Times New Roman" w:hint="eastAsia"/>
+                <w:rFonts w:asciiTheme="minorEastAsia" w:hAnsiTheme="minorEastAsia" w:cs="Times New Roman"/>
                 <w:color w:val="000000"/>
                 <w:sz w:val="18"/>
                 <w:szCs w:val="18"/>
@@ -32542,34 +32809,16 @@
                 <w:sz w:val="18"/>
                 <w:szCs w:val="18"/>
               </w:rPr>
-              <w:t>0</w:t>
-            </w:r>
-            <w:r>
-              <w:rPr>
-                <w:rFonts w:asciiTheme="minorEastAsia" w:hAnsiTheme="minorEastAsia" w:cs="Times New Roman"/>
-                <w:color w:val="000000"/>
-                <w:sz w:val="18"/>
-                <w:szCs w:val="18"/>
-              </w:rPr>
-              <w:t xml:space="preserve">  </w:t>
-            </w:r>
-            <w:r>
-              <w:rPr>
-                <w:rFonts w:asciiTheme="minorEastAsia" w:hAnsiTheme="minorEastAsia" w:cs="Times New Roman" w:hint="eastAsia"/>
-                <w:color w:val="000000"/>
-                <w:sz w:val="18"/>
-                <w:szCs w:val="18"/>
-              </w:rPr>
-              <w:t>近战</w:t>
-            </w:r>
-            <w:r>
-              <w:rPr>
-                <w:rFonts w:asciiTheme="minorEastAsia" w:hAnsiTheme="minorEastAsia" w:cs="Times New Roman" w:hint="eastAsia"/>
-                <w:color w:val="000000"/>
-                <w:sz w:val="18"/>
-                <w:szCs w:val="18"/>
-              </w:rPr>
-              <w:t xml:space="preserve"> </w:t>
+              <w:t xml:space="preserve">0  </w:t>
+            </w:r>
+            <w:r>
+              <w:rPr>
+                <w:rFonts w:asciiTheme="minorEastAsia" w:hAnsiTheme="minorEastAsia" w:cs="Times New Roman" w:hint="eastAsia"/>
+                <w:color w:val="000000"/>
+                <w:sz w:val="18"/>
+                <w:szCs w:val="18"/>
+              </w:rPr>
+              <w:t xml:space="preserve">近战 </w:t>
             </w:r>
             <w:r>
               <w:rPr>
@@ -32900,16 +33149,7 @@
                 <w:sz w:val="18"/>
                 <w:szCs w:val="18"/>
               </w:rPr>
-              <w:t>远程-</w:t>
-            </w:r>
-            <w:r>
-              <w:rPr>
-                <w:rFonts w:asciiTheme="minorEastAsia" w:hAnsiTheme="minorEastAsia" w:cs="Times New Roman" w:hint="eastAsia"/>
-                <w:color w:val="000000"/>
-                <w:sz w:val="18"/>
-                <w:szCs w:val="18"/>
-              </w:rPr>
-              <w:t>怪兽步兵</w:t>
+              <w:t>远程-怪兽步兵</w:t>
             </w:r>
             <w:r>
               <w:rPr>
@@ -32945,6 +33185,59 @@
                 <w:szCs w:val="18"/>
               </w:rPr>
             </w:pPr>
+            <w:r>
+              <w:rPr>
+                <w:noProof/>
+              </w:rPr>
+              <w:drawing>
+                <wp:inline distT="0" distB="0" distL="0" distR="0" wp14:anchorId="6647179C" wp14:editId="265E4C44">
+                  <wp:extent cx="475615" cy="475615"/>
+                  <wp:effectExtent l="0" t="0" r="635" b="635"/>
+                  <wp:docPr id="55" name="Picture 55"/>
+                  <wp:cNvGraphicFramePr>
+                    <a:graphicFrameLocks xmlns:a="http://schemas.openxmlformats.org/drawingml/2006/main" noChangeAspect="1"/>
+                  </wp:cNvGraphicFramePr>
+                  <a:graphic xmlns:a="http://schemas.openxmlformats.org/drawingml/2006/main">
+                    <a:graphicData uri="http://schemas.openxmlformats.org/drawingml/2006/picture">
+                      <pic:pic xmlns:pic="http://schemas.openxmlformats.org/drawingml/2006/picture">
+                        <pic:nvPicPr>
+                          <pic:cNvPr id="0" name="Picture 20"/>
+                          <pic:cNvPicPr>
+                            <a:picLocks noChangeAspect="1" noChangeArrowheads="1"/>
+                          </pic:cNvPicPr>
+                        </pic:nvPicPr>
+                        <pic:blipFill>
+                          <a:blip r:embed="rId58">
+                            <a:extLst>
+                              <a:ext uri="{28A0092B-C50C-407E-A947-70E740481C1C}">
+                                <a14:useLocalDpi xmlns:a14="http://schemas.microsoft.com/office/drawing/2010/main" val="0"/>
+                              </a:ext>
+                            </a:extLst>
+                          </a:blip>
+                          <a:srcRect/>
+                          <a:stretch>
+                            <a:fillRect/>
+                          </a:stretch>
+                        </pic:blipFill>
+                        <pic:spPr bwMode="auto">
+                          <a:xfrm>
+                            <a:off x="0" y="0"/>
+                            <a:ext cx="475615" cy="475615"/>
+                          </a:xfrm>
+                          <a:prstGeom prst="rect">
+                            <a:avLst/>
+                          </a:prstGeom>
+                          <a:noFill/>
+                          <a:ln>
+                            <a:noFill/>
+                          </a:ln>
+                        </pic:spPr>
+                      </pic:pic>
+                    </a:graphicData>
+                  </a:graphic>
+                </wp:inline>
+              </w:drawing>
+            </w:r>
           </w:p>
         </w:tc>
         <w:tc>
@@ -33017,16 +33310,7 @@
                 <w:sz w:val="18"/>
                 <w:szCs w:val="18"/>
               </w:rPr>
-              <w:t>3</w:t>
-            </w:r>
-            <w:r>
-              <w:rPr>
-                <w:rFonts w:asciiTheme="minorEastAsia" w:hAnsiTheme="minorEastAsia" w:cs="Times New Roman" w:hint="eastAsia"/>
-                <w:color w:val="000000"/>
-                <w:sz w:val="18"/>
-                <w:szCs w:val="18"/>
-              </w:rPr>
-              <w:t>00</w:t>
+              <w:t>300</w:t>
             </w:r>
           </w:p>
         </w:tc>
@@ -33100,7 +33384,7 @@
               <w:widowControl/>
               <w:jc w:val="left"/>
               <w:rPr>
-                <w:rFonts w:asciiTheme="minorEastAsia" w:hAnsiTheme="minorEastAsia" w:cs="Times New Roman" w:hint="eastAsia"/>
+                <w:rFonts w:asciiTheme="minorEastAsia" w:hAnsiTheme="minorEastAsia" w:cs="Times New Roman"/>
                 <w:color w:val="000000"/>
                 <w:sz w:val="18"/>
                 <w:szCs w:val="18"/>
@@ -33480,6 +33764,59 @@
                 <w:szCs w:val="18"/>
               </w:rPr>
             </w:pPr>
+            <w:r>
+              <w:rPr>
+                <w:noProof/>
+              </w:rPr>
+              <w:drawing>
+                <wp:inline distT="0" distB="0" distL="0" distR="0" wp14:anchorId="5FA5ED63" wp14:editId="2478E558">
+                  <wp:extent cx="475615" cy="475615"/>
+                  <wp:effectExtent l="0" t="0" r="635" b="635"/>
+                  <wp:docPr id="56" name="Picture 56"/>
+                  <wp:cNvGraphicFramePr>
+                    <a:graphicFrameLocks xmlns:a="http://schemas.openxmlformats.org/drawingml/2006/main" noChangeAspect="1"/>
+                  </wp:cNvGraphicFramePr>
+                  <a:graphic xmlns:a="http://schemas.openxmlformats.org/drawingml/2006/main">
+                    <a:graphicData uri="http://schemas.openxmlformats.org/drawingml/2006/picture">
+                      <pic:pic xmlns:pic="http://schemas.openxmlformats.org/drawingml/2006/picture">
+                        <pic:nvPicPr>
+                          <pic:cNvPr id="0" name="Picture 22"/>
+                          <pic:cNvPicPr>
+                            <a:picLocks noChangeAspect="1" noChangeArrowheads="1"/>
+                          </pic:cNvPicPr>
+                        </pic:nvPicPr>
+                        <pic:blipFill>
+                          <a:blip r:embed="rId59">
+                            <a:extLst>
+                              <a:ext uri="{28A0092B-C50C-407E-A947-70E740481C1C}">
+                                <a14:useLocalDpi xmlns:a14="http://schemas.microsoft.com/office/drawing/2010/main" val="0"/>
+                              </a:ext>
+                            </a:extLst>
+                          </a:blip>
+                          <a:srcRect/>
+                          <a:stretch>
+                            <a:fillRect/>
+                          </a:stretch>
+                        </pic:blipFill>
+                        <pic:spPr bwMode="auto">
+                          <a:xfrm>
+                            <a:off x="0" y="0"/>
+                            <a:ext cx="475615" cy="475615"/>
+                          </a:xfrm>
+                          <a:prstGeom prst="rect">
+                            <a:avLst/>
+                          </a:prstGeom>
+                          <a:noFill/>
+                          <a:ln>
+                            <a:noFill/>
+                          </a:ln>
+                        </pic:spPr>
+                      </pic:pic>
+                    </a:graphicData>
+                  </a:graphic>
+                </wp:inline>
+              </w:drawing>
+            </w:r>
           </w:p>
         </w:tc>
         <w:tc>
@@ -34311,11 +34648,5122 @@
       <w:pPr>
         <w:spacing w:after="0" w:line="240" w:lineRule="auto"/>
         <w:rPr>
+          <w:rFonts w:asciiTheme="minorEastAsia" w:hAnsiTheme="minorEastAsia" w:hint="eastAsia"/>
+          <w:sz w:val="18"/>
+          <w:szCs w:val="18"/>
+        </w:rPr>
+      </w:pPr>
+      <w:r>
+        <w:rPr>
+          <w:rFonts w:asciiTheme="minorEastAsia" w:hAnsiTheme="minorEastAsia" w:hint="eastAsia"/>
+          <w:sz w:val="18"/>
+          <w:szCs w:val="18"/>
+        </w:rPr>
+        <w:lastRenderedPageBreak/>
+        <w:t>风暴暗礁Stormreef</w:t>
+      </w:r>
+    </w:p>
+    <w:tbl>
+      <w:tblPr>
+        <w:tblStyle w:val="TableGrid"/>
+        <w:tblW w:w="10768" w:type="dxa"/>
+        <w:tblLook w:val="04A0" w:firstRow="1" w:lastRow="0" w:firstColumn="1" w:lastColumn="0" w:noHBand="0" w:noVBand="1"/>
+      </w:tblPr>
+      <w:tblGrid>
+        <w:gridCol w:w="2056"/>
+        <w:gridCol w:w="3519"/>
+        <w:gridCol w:w="5193"/>
+      </w:tblGrid>
+      <w:tr>
+        <w:trPr>
+          <w:trHeight w:val="270"/>
+        </w:trPr>
+        <w:tc>
+          <w:tcPr>
+            <w:tcW w:w="2056" w:type="dxa"/>
+            <w:noWrap/>
+            <w:hideMark/>
+          </w:tcPr>
+          <w:p>
+            <w:pPr>
+              <w:widowControl/>
+              <w:jc w:val="center"/>
+              <w:rPr>
+                <w:rFonts w:asciiTheme="minorEastAsia" w:hAnsiTheme="minorEastAsia" w:cs="Times New Roman"/>
+                <w:b/>
+                <w:bCs/>
+                <w:color w:val="000000"/>
+                <w:sz w:val="18"/>
+                <w:szCs w:val="18"/>
+              </w:rPr>
+            </w:pPr>
+            <w:r>
+              <w:rPr>
+                <w:rFonts w:asciiTheme="minorEastAsia" w:hAnsiTheme="minorEastAsia" w:cs="Times New Roman" w:hint="eastAsia"/>
+                <w:b/>
+                <w:bCs/>
+                <w:color w:val="000000"/>
+                <w:sz w:val="18"/>
+                <w:szCs w:val="18"/>
+              </w:rPr>
+              <w:t>水手</w:t>
+            </w:r>
+          </w:p>
+        </w:tc>
+        <w:tc>
+          <w:tcPr>
+            <w:tcW w:w="8712" w:type="dxa"/>
+            <w:gridSpan w:val="2"/>
+            <w:noWrap/>
+            <w:hideMark/>
+          </w:tcPr>
+          <w:p>
+            <w:pPr>
+              <w:widowControl/>
+              <w:jc w:val="left"/>
+              <w:rPr>
+                <w:rFonts w:asciiTheme="minorEastAsia" w:hAnsiTheme="minorEastAsia" w:cs="Times New Roman"/>
+                <w:color w:val="000000"/>
+                <w:sz w:val="18"/>
+                <w:szCs w:val="18"/>
+              </w:rPr>
+            </w:pPr>
+            <w:r>
+              <w:rPr>
+                <w:rFonts w:asciiTheme="minorEastAsia" w:hAnsiTheme="minorEastAsia" w:cs="Times New Roman" w:hint="eastAsia"/>
+                <w:color w:val="000000"/>
+                <w:sz w:val="18"/>
+                <w:szCs w:val="18"/>
+              </w:rPr>
+              <w:t>步兵</w:t>
+            </w:r>
+            <w:r>
+              <w:rPr>
+                <w:rFonts w:asciiTheme="minorEastAsia" w:hAnsiTheme="minorEastAsia" w:cs="Times New Roman" w:hint="eastAsia"/>
+                <w:color w:val="000000"/>
+                <w:sz w:val="18"/>
+                <w:szCs w:val="18"/>
+              </w:rPr>
+              <w:t>（G）</w:t>
+            </w:r>
+          </w:p>
+        </w:tc>
+      </w:tr>
+      <w:tr>
+        <w:trPr>
+          <w:trHeight w:val="113"/>
+        </w:trPr>
+        <w:tc>
+          <w:tcPr>
+            <w:tcW w:w="2056" w:type="dxa"/>
+            <w:vMerge w:val="restart"/>
+            <w:noWrap/>
+            <w:hideMark/>
+          </w:tcPr>
+          <w:p>
+            <w:pPr>
+              <w:widowControl/>
+              <w:jc w:val="center"/>
+              <w:rPr>
+                <w:rFonts w:asciiTheme="minorEastAsia" w:hAnsiTheme="minorEastAsia" w:cs="Times New Roman"/>
+                <w:color w:val="000000"/>
+                <w:sz w:val="18"/>
+                <w:szCs w:val="18"/>
+              </w:rPr>
+            </w:pPr>
+            <w:r>
+              <w:rPr>
+                <w:noProof/>
+              </w:rPr>
+              <w:drawing>
+                <wp:inline distT="0" distB="0" distL="0" distR="0" wp14:anchorId="4CAA8A9B" wp14:editId="7B41D9D6">
+                  <wp:extent cx="475615" cy="475615"/>
+                  <wp:effectExtent l="0" t="0" r="635" b="635"/>
+                  <wp:docPr id="58" name="Picture 58"/>
+                  <wp:cNvGraphicFramePr>
+                    <a:graphicFrameLocks xmlns:a="http://schemas.openxmlformats.org/drawingml/2006/main" noChangeAspect="1"/>
+                  </wp:cNvGraphicFramePr>
+                  <a:graphic xmlns:a="http://schemas.openxmlformats.org/drawingml/2006/main">
+                    <a:graphicData uri="http://schemas.openxmlformats.org/drawingml/2006/picture">
+                      <pic:pic xmlns:pic="http://schemas.openxmlformats.org/drawingml/2006/picture">
+                        <pic:nvPicPr>
+                          <pic:cNvPr id="0" name="Picture 24"/>
+                          <pic:cNvPicPr>
+                            <a:picLocks noChangeAspect="1" noChangeArrowheads="1"/>
+                          </pic:cNvPicPr>
+                        </pic:nvPicPr>
+                        <pic:blipFill>
+                          <a:blip r:embed="rId60">
+                            <a:extLst>
+                              <a:ext uri="{28A0092B-C50C-407E-A947-70E740481C1C}">
+                                <a14:useLocalDpi xmlns:a14="http://schemas.microsoft.com/office/drawing/2010/main" val="0"/>
+                              </a:ext>
+                            </a:extLst>
+                          </a:blip>
+                          <a:srcRect/>
+                          <a:stretch>
+                            <a:fillRect/>
+                          </a:stretch>
+                        </pic:blipFill>
+                        <pic:spPr bwMode="auto">
+                          <a:xfrm>
+                            <a:off x="0" y="0"/>
+                            <a:ext cx="475615" cy="475615"/>
+                          </a:xfrm>
+                          <a:prstGeom prst="rect">
+                            <a:avLst/>
+                          </a:prstGeom>
+                          <a:noFill/>
+                          <a:ln>
+                            <a:noFill/>
+                          </a:ln>
+                        </pic:spPr>
+                      </pic:pic>
+                    </a:graphicData>
+                  </a:graphic>
+                </wp:inline>
+              </w:drawing>
+            </w:r>
+          </w:p>
+        </w:tc>
+        <w:tc>
+          <w:tcPr>
+            <w:tcW w:w="3519" w:type="dxa"/>
+            <w:noWrap/>
+            <w:vAlign w:val="center"/>
+            <w:hideMark/>
+          </w:tcPr>
+          <w:p>
+            <w:pPr>
+              <w:widowControl/>
+              <w:jc w:val="left"/>
+              <w:rPr>
+                <w:rFonts w:asciiTheme="minorEastAsia" w:hAnsiTheme="minorEastAsia" w:cs="Times New Roman"/>
+                <w:color w:val="000000"/>
+                <w:sz w:val="18"/>
+                <w:szCs w:val="18"/>
+              </w:rPr>
+            </w:pPr>
+            <w:r>
+              <w:rPr>
+                <w:rFonts w:asciiTheme="minorEastAsia" w:hAnsiTheme="minorEastAsia" w:cs="Times New Roman" w:hint="eastAsia"/>
+                <w:color w:val="000000"/>
+                <w:sz w:val="18"/>
+                <w:szCs w:val="18"/>
+              </w:rPr>
+              <w:t>人数64</w:t>
+            </w:r>
+            <w:r>
+              <w:rPr>
+                <w:rFonts w:asciiTheme="minorEastAsia" w:hAnsiTheme="minorEastAsia" w:cs="Times New Roman"/>
+                <w:color w:val="000000"/>
+                <w:sz w:val="18"/>
+                <w:szCs w:val="18"/>
+              </w:rPr>
+              <w:t xml:space="preserve">  </w:t>
+            </w:r>
+            <w:r>
+              <w:rPr>
+                <w:rFonts w:asciiTheme="minorEastAsia" w:hAnsiTheme="minorEastAsia" w:cs="Times New Roman" w:hint="eastAsia"/>
+                <w:color w:val="000000"/>
+                <w:sz w:val="18"/>
+                <w:szCs w:val="18"/>
+              </w:rPr>
+              <w:t>单体生命50</w:t>
+            </w:r>
+          </w:p>
+        </w:tc>
+        <w:tc>
+          <w:tcPr>
+            <w:tcW w:w="5193" w:type="dxa"/>
+            <w:vMerge w:val="restart"/>
+            <w:noWrap/>
+            <w:vAlign w:val="center"/>
+            <w:hideMark/>
+          </w:tcPr>
+          <w:p>
+            <w:pPr>
+              <w:widowControl/>
+              <w:jc w:val="left"/>
+              <w:rPr>
+                <w:rFonts w:asciiTheme="minorEastAsia" w:hAnsiTheme="minorEastAsia" w:cs="Times New Roman"/>
+                <w:color w:val="000000"/>
+                <w:sz w:val="18"/>
+                <w:szCs w:val="18"/>
+              </w:rPr>
+            </w:pPr>
+            <w:r>
+              <w:rPr>
+                <w:rFonts w:asciiTheme="minorEastAsia" w:hAnsiTheme="minorEastAsia" w:cs="Times New Roman" w:hint="eastAsia"/>
+                <w:color w:val="000000"/>
+                <w:sz w:val="18"/>
+                <w:szCs w:val="18"/>
+              </w:rPr>
+              <w:t>攻击</w:t>
+            </w:r>
+            <w:r>
+              <w:rPr>
+                <w:rFonts w:asciiTheme="minorEastAsia" w:hAnsiTheme="minorEastAsia" w:cs="Times New Roman" w:hint="eastAsia"/>
+                <w:color w:val="000000"/>
+                <w:sz w:val="18"/>
+                <w:szCs w:val="18"/>
+              </w:rPr>
+              <w:t>2</w:t>
+            </w:r>
+            <w:r>
+              <w:rPr>
+                <w:rFonts w:asciiTheme="minorEastAsia" w:hAnsiTheme="minorEastAsia" w:cs="Times New Roman"/>
+                <w:color w:val="000000"/>
+                <w:sz w:val="18"/>
+                <w:szCs w:val="18"/>
+              </w:rPr>
+              <w:t>0</w:t>
+            </w:r>
+            <w:r>
+              <w:rPr>
+                <w:rFonts w:asciiTheme="minorEastAsia" w:hAnsiTheme="minorEastAsia" w:cs="Times New Roman"/>
+                <w:color w:val="000000"/>
+                <w:sz w:val="18"/>
+                <w:szCs w:val="18"/>
+              </w:rPr>
+              <w:t xml:space="preserve"> </w:t>
+            </w:r>
+            <w:r>
+              <w:rPr>
+                <w:rFonts w:asciiTheme="minorEastAsia" w:hAnsiTheme="minorEastAsia" w:cs="Times New Roman" w:hint="eastAsia"/>
+                <w:color w:val="000000"/>
+                <w:sz w:val="18"/>
+                <w:szCs w:val="18"/>
+              </w:rPr>
+              <w:t>vs</w:t>
+            </w:r>
+            <w:r>
+              <w:rPr>
+                <w:rFonts w:asciiTheme="minorEastAsia" w:hAnsiTheme="minorEastAsia" w:cs="Times New Roman"/>
+                <w:color w:val="000000"/>
+                <w:sz w:val="18"/>
+                <w:szCs w:val="18"/>
+              </w:rPr>
+              <w:t xml:space="preserve"> </w:t>
+            </w:r>
+            <w:r>
+              <w:rPr>
+                <w:rFonts w:asciiTheme="minorEastAsia" w:hAnsiTheme="minorEastAsia" w:cs="Times New Roman" w:hint="eastAsia"/>
+                <w:color w:val="000000"/>
+                <w:sz w:val="18"/>
+                <w:szCs w:val="18"/>
+              </w:rPr>
+              <w:t xml:space="preserve">其他 </w:t>
+            </w:r>
+            <w:r>
+              <w:rPr>
+                <w:rFonts w:asciiTheme="minorEastAsia" w:hAnsiTheme="minorEastAsia" w:cs="Times New Roman"/>
+                <w:color w:val="000000"/>
+                <w:sz w:val="18"/>
+                <w:szCs w:val="18"/>
+              </w:rPr>
+              <w:t xml:space="preserve"> </w:t>
+            </w:r>
+            <w:r>
+              <w:rPr>
+                <w:rFonts w:asciiTheme="minorEastAsia" w:hAnsiTheme="minorEastAsia" w:cs="Times New Roman" w:hint="eastAsia"/>
+                <w:color w:val="000000"/>
+                <w:sz w:val="18"/>
+                <w:szCs w:val="18"/>
+              </w:rPr>
+              <w:t>近战</w:t>
+            </w:r>
+          </w:p>
+        </w:tc>
+      </w:tr>
+      <w:tr>
+        <w:trPr>
+          <w:trHeight w:val="112"/>
+        </w:trPr>
+        <w:tc>
+          <w:tcPr>
+            <w:tcW w:w="2056" w:type="dxa"/>
+            <w:vMerge/>
+            <w:noWrap/>
+          </w:tcPr>
+          <w:p>
+            <w:pPr>
+              <w:widowControl/>
+              <w:jc w:val="left"/>
+              <w:rPr>
+                <w:rFonts w:asciiTheme="minorEastAsia" w:hAnsiTheme="minorEastAsia" w:cs="Times New Roman"/>
+                <w:color w:val="000000"/>
+                <w:sz w:val="18"/>
+                <w:szCs w:val="18"/>
+              </w:rPr>
+            </w:pPr>
+          </w:p>
+        </w:tc>
+        <w:tc>
+          <w:tcPr>
+            <w:tcW w:w="3519" w:type="dxa"/>
+            <w:noWrap/>
+            <w:vAlign w:val="center"/>
+          </w:tcPr>
+          <w:p>
+            <w:pPr>
+              <w:widowControl/>
+              <w:jc w:val="left"/>
+              <w:rPr>
+                <w:rFonts w:asciiTheme="minorEastAsia" w:hAnsiTheme="minorEastAsia" w:cs="Times New Roman"/>
+                <w:color w:val="000000"/>
+                <w:sz w:val="18"/>
+                <w:szCs w:val="18"/>
+              </w:rPr>
+            </w:pPr>
+            <w:r>
+              <w:rPr>
+                <w:rFonts w:asciiTheme="minorEastAsia" w:hAnsiTheme="minorEastAsia" w:cs="Times New Roman" w:hint="eastAsia"/>
+                <w:color w:val="000000"/>
+                <w:sz w:val="18"/>
+                <w:szCs w:val="18"/>
+              </w:rPr>
+              <w:t>护甲/闪避：近战0</w:t>
+            </w:r>
+            <w:r>
+              <w:rPr>
+                <w:rFonts w:asciiTheme="minorEastAsia" w:hAnsiTheme="minorEastAsia" w:cs="Times New Roman"/>
+                <w:color w:val="000000"/>
+                <w:sz w:val="18"/>
+                <w:szCs w:val="18"/>
+              </w:rPr>
+              <w:t xml:space="preserve">  </w:t>
+            </w:r>
+            <w:r>
+              <w:rPr>
+                <w:rFonts w:asciiTheme="minorEastAsia" w:hAnsiTheme="minorEastAsia" w:cs="Times New Roman" w:hint="eastAsia"/>
+                <w:color w:val="000000"/>
+                <w:sz w:val="18"/>
+                <w:szCs w:val="18"/>
+              </w:rPr>
+              <w:t>远程0</w:t>
+            </w:r>
+            <w:r>
+              <w:rPr>
+                <w:rFonts w:asciiTheme="minorEastAsia" w:hAnsiTheme="minorEastAsia" w:cs="Times New Roman"/>
+                <w:color w:val="000000"/>
+                <w:sz w:val="18"/>
+                <w:szCs w:val="18"/>
+              </w:rPr>
+              <w:t xml:space="preserve">  </w:t>
+            </w:r>
+            <w:r>
+              <w:rPr>
+                <w:rFonts w:asciiTheme="minorEastAsia" w:hAnsiTheme="minorEastAsia" w:cs="Times New Roman" w:hint="eastAsia"/>
+                <w:color w:val="000000"/>
+                <w:sz w:val="18"/>
+                <w:szCs w:val="18"/>
+              </w:rPr>
+              <w:t>冲杀0</w:t>
+            </w:r>
+          </w:p>
+        </w:tc>
+        <w:tc>
+          <w:tcPr>
+            <w:tcW w:w="5193" w:type="dxa"/>
+            <w:vMerge/>
+            <w:noWrap/>
+            <w:vAlign w:val="center"/>
+          </w:tcPr>
+          <w:p>
+            <w:pPr>
+              <w:widowControl/>
+              <w:jc w:val="center"/>
+              <w:rPr>
+                <w:rFonts w:asciiTheme="minorEastAsia" w:hAnsiTheme="minorEastAsia" w:cs="Times New Roman"/>
+                <w:color w:val="000000"/>
+                <w:sz w:val="18"/>
+                <w:szCs w:val="18"/>
+              </w:rPr>
+            </w:pPr>
+          </w:p>
+        </w:tc>
+      </w:tr>
+      <w:tr>
+        <w:trPr>
+          <w:trHeight w:val="270"/>
+        </w:trPr>
+        <w:tc>
+          <w:tcPr>
+            <w:tcW w:w="2056" w:type="dxa"/>
+            <w:vMerge/>
+            <w:hideMark/>
+          </w:tcPr>
+          <w:p>
+            <w:pPr>
+              <w:widowControl/>
+              <w:jc w:val="left"/>
+              <w:rPr>
+                <w:rFonts w:asciiTheme="minorEastAsia" w:hAnsiTheme="minorEastAsia" w:cs="Times New Roman"/>
+                <w:color w:val="000000"/>
+                <w:sz w:val="18"/>
+                <w:szCs w:val="18"/>
+              </w:rPr>
+            </w:pPr>
+          </w:p>
+        </w:tc>
+        <w:tc>
+          <w:tcPr>
+            <w:tcW w:w="3519" w:type="dxa"/>
+            <w:noWrap/>
+            <w:vAlign w:val="center"/>
+            <w:hideMark/>
+          </w:tcPr>
+          <w:p>
+            <w:pPr>
+              <w:widowControl/>
+              <w:jc w:val="left"/>
+              <w:rPr>
+                <w:rFonts w:asciiTheme="minorEastAsia" w:hAnsiTheme="minorEastAsia" w:cs="Times New Roman"/>
+                <w:color w:val="000000"/>
+                <w:sz w:val="18"/>
+                <w:szCs w:val="18"/>
+              </w:rPr>
+            </w:pPr>
+            <w:r>
+              <w:rPr>
+                <w:rFonts w:asciiTheme="minorEastAsia" w:hAnsiTheme="minorEastAsia" w:cs="Times New Roman"/>
+                <w:color w:val="000000"/>
+                <w:sz w:val="18"/>
+                <w:szCs w:val="18"/>
+              </w:rPr>
+              <w:t xml:space="preserve">移速 </w:t>
+            </w:r>
+            <w:r>
+              <w:rPr>
+                <w:rFonts w:asciiTheme="minorEastAsia" w:hAnsiTheme="minorEastAsia" w:cs="Times New Roman"/>
+                <w:color w:val="000000"/>
+                <w:sz w:val="18"/>
+                <w:szCs w:val="18"/>
+              </w:rPr>
+              <w:t>3</w:t>
+            </w:r>
+          </w:p>
+        </w:tc>
+        <w:tc>
+          <w:tcPr>
+            <w:tcW w:w="5193" w:type="dxa"/>
+            <w:vMerge/>
+            <w:hideMark/>
+          </w:tcPr>
+          <w:p>
+            <w:pPr>
+              <w:widowControl/>
+              <w:jc w:val="left"/>
+              <w:rPr>
+                <w:rFonts w:asciiTheme="minorEastAsia" w:hAnsiTheme="minorEastAsia" w:cs="Times New Roman"/>
+                <w:color w:val="000000"/>
+                <w:sz w:val="18"/>
+                <w:szCs w:val="18"/>
+              </w:rPr>
+            </w:pPr>
+          </w:p>
+        </w:tc>
+      </w:tr>
+    </w:tbl>
+    <w:p>
+      <w:pPr>
+        <w:spacing w:after="0" w:line="240" w:lineRule="auto"/>
+        <w:rPr>
           <w:rFonts w:asciiTheme="minorEastAsia" w:hAnsiTheme="minorEastAsia"/>
           <w:sz w:val="18"/>
           <w:szCs w:val="18"/>
         </w:rPr>
       </w:pPr>
+    </w:p>
+    <w:tbl>
+      <w:tblPr>
+        <w:tblStyle w:val="TableGrid"/>
+        <w:tblW w:w="10768" w:type="dxa"/>
+        <w:tblLook w:val="04A0" w:firstRow="1" w:lastRow="0" w:firstColumn="1" w:lastColumn="0" w:noHBand="0" w:noVBand="1"/>
+      </w:tblPr>
+      <w:tblGrid>
+        <w:gridCol w:w="2056"/>
+        <w:gridCol w:w="3519"/>
+        <w:gridCol w:w="5193"/>
+      </w:tblGrid>
+      <w:tr>
+        <w:trPr>
+          <w:trHeight w:val="270"/>
+        </w:trPr>
+        <w:tc>
+          <w:tcPr>
+            <w:tcW w:w="2056" w:type="dxa"/>
+            <w:noWrap/>
+            <w:hideMark/>
+          </w:tcPr>
+          <w:p>
+            <w:pPr>
+              <w:widowControl/>
+              <w:jc w:val="center"/>
+              <w:rPr>
+                <w:rFonts w:asciiTheme="minorEastAsia" w:hAnsiTheme="minorEastAsia" w:cs="Times New Roman"/>
+                <w:b/>
+                <w:bCs/>
+                <w:color w:val="000000"/>
+                <w:sz w:val="18"/>
+                <w:szCs w:val="18"/>
+              </w:rPr>
+            </w:pPr>
+            <w:r>
+              <w:rPr>
+                <w:rFonts w:asciiTheme="minorEastAsia" w:hAnsiTheme="minorEastAsia" w:cs="Times New Roman" w:hint="eastAsia"/>
+                <w:b/>
+                <w:bCs/>
+                <w:color w:val="000000"/>
+                <w:sz w:val="18"/>
+                <w:szCs w:val="18"/>
+              </w:rPr>
+              <w:t>水手-手枪</w:t>
+            </w:r>
+          </w:p>
+        </w:tc>
+        <w:tc>
+          <w:tcPr>
+            <w:tcW w:w="8712" w:type="dxa"/>
+            <w:gridSpan w:val="2"/>
+            <w:noWrap/>
+            <w:hideMark/>
+          </w:tcPr>
+          <w:p>
+            <w:pPr>
+              <w:widowControl/>
+              <w:jc w:val="left"/>
+              <w:rPr>
+                <w:rFonts w:asciiTheme="minorEastAsia" w:hAnsiTheme="minorEastAsia" w:cs="Times New Roman"/>
+                <w:color w:val="000000"/>
+                <w:sz w:val="18"/>
+                <w:szCs w:val="18"/>
+              </w:rPr>
+            </w:pPr>
+            <w:r>
+              <w:rPr>
+                <w:rFonts w:asciiTheme="minorEastAsia" w:hAnsiTheme="minorEastAsia" w:cs="Times New Roman" w:hint="eastAsia"/>
+                <w:color w:val="000000"/>
+                <w:sz w:val="18"/>
+                <w:szCs w:val="18"/>
+              </w:rPr>
+              <w:t>步兵</w:t>
+            </w:r>
+            <w:r>
+              <w:rPr>
+                <w:rFonts w:asciiTheme="minorEastAsia" w:hAnsiTheme="minorEastAsia" w:cs="Times New Roman" w:hint="eastAsia"/>
+                <w:color w:val="000000"/>
+                <w:sz w:val="18"/>
+                <w:szCs w:val="18"/>
+              </w:rPr>
+              <w:t>（G）</w:t>
+            </w:r>
+          </w:p>
+        </w:tc>
+      </w:tr>
+      <w:tr>
+        <w:trPr>
+          <w:trHeight w:val="113"/>
+        </w:trPr>
+        <w:tc>
+          <w:tcPr>
+            <w:tcW w:w="2056" w:type="dxa"/>
+            <w:vMerge w:val="restart"/>
+            <w:noWrap/>
+            <w:hideMark/>
+          </w:tcPr>
+          <w:p>
+            <w:pPr>
+              <w:widowControl/>
+              <w:jc w:val="center"/>
+              <w:rPr>
+                <w:rFonts w:asciiTheme="minorEastAsia" w:hAnsiTheme="minorEastAsia" w:cs="Times New Roman"/>
+                <w:color w:val="000000"/>
+                <w:sz w:val="18"/>
+                <w:szCs w:val="18"/>
+              </w:rPr>
+            </w:pPr>
+            <w:r>
+              <w:rPr>
+                <w:noProof/>
+              </w:rPr>
+              <w:drawing>
+                <wp:inline distT="0" distB="0" distL="0" distR="0" wp14:anchorId="28CA2462" wp14:editId="314B8C5F">
+                  <wp:extent cx="475615" cy="475615"/>
+                  <wp:effectExtent l="0" t="0" r="635" b="635"/>
+                  <wp:docPr id="59" name="Picture 59"/>
+                  <wp:cNvGraphicFramePr>
+                    <a:graphicFrameLocks xmlns:a="http://schemas.openxmlformats.org/drawingml/2006/main" noChangeAspect="1"/>
+                  </wp:cNvGraphicFramePr>
+                  <a:graphic xmlns:a="http://schemas.openxmlformats.org/drawingml/2006/main">
+                    <a:graphicData uri="http://schemas.openxmlformats.org/drawingml/2006/picture">
+                      <pic:pic xmlns:pic="http://schemas.openxmlformats.org/drawingml/2006/picture">
+                        <pic:nvPicPr>
+                          <pic:cNvPr id="0" name="Picture 26"/>
+                          <pic:cNvPicPr>
+                            <a:picLocks noChangeAspect="1" noChangeArrowheads="1"/>
+                          </pic:cNvPicPr>
+                        </pic:nvPicPr>
+                        <pic:blipFill>
+                          <a:blip r:embed="rId61">
+                            <a:extLst>
+                              <a:ext uri="{28A0092B-C50C-407E-A947-70E740481C1C}">
+                                <a14:useLocalDpi xmlns:a14="http://schemas.microsoft.com/office/drawing/2010/main" val="0"/>
+                              </a:ext>
+                            </a:extLst>
+                          </a:blip>
+                          <a:srcRect/>
+                          <a:stretch>
+                            <a:fillRect/>
+                          </a:stretch>
+                        </pic:blipFill>
+                        <pic:spPr bwMode="auto">
+                          <a:xfrm>
+                            <a:off x="0" y="0"/>
+                            <a:ext cx="475615" cy="475615"/>
+                          </a:xfrm>
+                          <a:prstGeom prst="rect">
+                            <a:avLst/>
+                          </a:prstGeom>
+                          <a:noFill/>
+                          <a:ln>
+                            <a:noFill/>
+                          </a:ln>
+                        </pic:spPr>
+                      </pic:pic>
+                    </a:graphicData>
+                  </a:graphic>
+                </wp:inline>
+              </w:drawing>
+            </w:r>
+          </w:p>
+        </w:tc>
+        <w:tc>
+          <w:tcPr>
+            <w:tcW w:w="3519" w:type="dxa"/>
+            <w:noWrap/>
+            <w:vAlign w:val="center"/>
+            <w:hideMark/>
+          </w:tcPr>
+          <w:p>
+            <w:pPr>
+              <w:widowControl/>
+              <w:jc w:val="left"/>
+              <w:rPr>
+                <w:rFonts w:asciiTheme="minorEastAsia" w:hAnsiTheme="minorEastAsia" w:cs="Times New Roman"/>
+                <w:color w:val="000000"/>
+                <w:sz w:val="18"/>
+                <w:szCs w:val="18"/>
+              </w:rPr>
+            </w:pPr>
+            <w:r>
+              <w:rPr>
+                <w:rFonts w:asciiTheme="minorEastAsia" w:hAnsiTheme="minorEastAsia" w:cs="Times New Roman" w:hint="eastAsia"/>
+                <w:color w:val="000000"/>
+                <w:sz w:val="18"/>
+                <w:szCs w:val="18"/>
+              </w:rPr>
+              <w:t>人数64</w:t>
+            </w:r>
+            <w:r>
+              <w:rPr>
+                <w:rFonts w:asciiTheme="minorEastAsia" w:hAnsiTheme="minorEastAsia" w:cs="Times New Roman"/>
+                <w:color w:val="000000"/>
+                <w:sz w:val="18"/>
+                <w:szCs w:val="18"/>
+              </w:rPr>
+              <w:t xml:space="preserve">  </w:t>
+            </w:r>
+            <w:r>
+              <w:rPr>
+                <w:rFonts w:asciiTheme="minorEastAsia" w:hAnsiTheme="minorEastAsia" w:cs="Times New Roman" w:hint="eastAsia"/>
+                <w:color w:val="000000"/>
+                <w:sz w:val="18"/>
+                <w:szCs w:val="18"/>
+              </w:rPr>
+              <w:t>单体生命50</w:t>
+            </w:r>
+          </w:p>
+        </w:tc>
+        <w:tc>
+          <w:tcPr>
+            <w:tcW w:w="5193" w:type="dxa"/>
+            <w:vMerge w:val="restart"/>
+            <w:noWrap/>
+            <w:vAlign w:val="center"/>
+            <w:hideMark/>
+          </w:tcPr>
+          <w:p>
+            <w:pPr>
+              <w:widowControl/>
+              <w:jc w:val="left"/>
+              <w:rPr>
+                <w:rFonts w:asciiTheme="minorEastAsia" w:hAnsiTheme="minorEastAsia" w:cs="Times New Roman"/>
+                <w:color w:val="000000"/>
+                <w:sz w:val="18"/>
+                <w:szCs w:val="18"/>
+              </w:rPr>
+            </w:pPr>
+            <w:r>
+              <w:rPr>
+                <w:rFonts w:asciiTheme="minorEastAsia" w:hAnsiTheme="minorEastAsia" w:cs="Times New Roman" w:hint="eastAsia"/>
+                <w:color w:val="000000"/>
+                <w:sz w:val="18"/>
+                <w:szCs w:val="18"/>
+              </w:rPr>
+              <w:t>攻击</w:t>
+            </w:r>
+            <w:r>
+              <w:rPr>
+                <w:rFonts w:asciiTheme="minorEastAsia" w:hAnsiTheme="minorEastAsia" w:cs="Times New Roman" w:hint="eastAsia"/>
+                <w:color w:val="000000"/>
+                <w:sz w:val="18"/>
+                <w:szCs w:val="18"/>
+              </w:rPr>
+              <w:t>2</w:t>
+            </w:r>
+            <w:r>
+              <w:rPr>
+                <w:rFonts w:asciiTheme="minorEastAsia" w:hAnsiTheme="minorEastAsia" w:cs="Times New Roman"/>
+                <w:color w:val="000000"/>
+                <w:sz w:val="18"/>
+                <w:szCs w:val="18"/>
+              </w:rPr>
+              <w:t>0</w:t>
+            </w:r>
+            <w:r>
+              <w:rPr>
+                <w:rFonts w:asciiTheme="minorEastAsia" w:hAnsiTheme="minorEastAsia" w:cs="Times New Roman"/>
+                <w:color w:val="000000"/>
+                <w:sz w:val="18"/>
+                <w:szCs w:val="18"/>
+              </w:rPr>
+              <w:t xml:space="preserve">  </w:t>
+            </w:r>
+            <w:r>
+              <w:rPr>
+                <w:rFonts w:asciiTheme="minorEastAsia" w:hAnsiTheme="minorEastAsia" w:cs="Times New Roman" w:hint="eastAsia"/>
+                <w:color w:val="000000"/>
+                <w:sz w:val="18"/>
+                <w:szCs w:val="18"/>
+              </w:rPr>
+              <w:t>近战</w:t>
+            </w:r>
+          </w:p>
+          <w:p>
+            <w:pPr>
+              <w:widowControl/>
+              <w:jc w:val="left"/>
+              <w:rPr>
+                <w:rFonts w:asciiTheme="minorEastAsia" w:hAnsiTheme="minorEastAsia" w:cs="Times New Roman" w:hint="eastAsia"/>
+                <w:color w:val="000000"/>
+                <w:sz w:val="18"/>
+                <w:szCs w:val="18"/>
+              </w:rPr>
+            </w:pPr>
+            <w:r>
+              <w:rPr>
+                <w:rFonts w:asciiTheme="minorEastAsia" w:hAnsiTheme="minorEastAsia" w:cs="Times New Roman" w:hint="eastAsia"/>
+                <w:color w:val="000000"/>
+                <w:sz w:val="18"/>
+                <w:szCs w:val="18"/>
+              </w:rPr>
+              <w:t>攻击</w:t>
+            </w:r>
+            <w:r>
+              <w:rPr>
+                <w:rFonts w:asciiTheme="minorEastAsia" w:hAnsiTheme="minorEastAsia" w:cs="Times New Roman" w:hint="eastAsia"/>
+                <w:color w:val="000000"/>
+                <w:sz w:val="18"/>
+                <w:szCs w:val="18"/>
+              </w:rPr>
+              <w:t>1</w:t>
+            </w:r>
+            <w:r>
+              <w:rPr>
+                <w:rFonts w:asciiTheme="minorEastAsia" w:hAnsiTheme="minorEastAsia" w:cs="Times New Roman"/>
+                <w:color w:val="000000"/>
+                <w:sz w:val="18"/>
+                <w:szCs w:val="18"/>
+              </w:rPr>
+              <w:t>6</w:t>
+            </w:r>
+            <w:r>
+              <w:rPr>
+                <w:rFonts w:asciiTheme="minorEastAsia" w:hAnsiTheme="minorEastAsia" w:cs="Times New Roman"/>
+                <w:color w:val="000000"/>
+                <w:sz w:val="18"/>
+                <w:szCs w:val="18"/>
+              </w:rPr>
+              <w:t xml:space="preserve">  </w:t>
+            </w:r>
+            <w:r>
+              <w:rPr>
+                <w:rFonts w:asciiTheme="minorEastAsia" w:hAnsiTheme="minorEastAsia" w:cs="Times New Roman" w:hint="eastAsia"/>
+                <w:color w:val="000000"/>
+                <w:sz w:val="18"/>
+                <w:szCs w:val="18"/>
+              </w:rPr>
+              <w:t>范围</w:t>
+            </w:r>
+            <w:r>
+              <w:rPr>
+                <w:rFonts w:asciiTheme="minorEastAsia" w:hAnsiTheme="minorEastAsia" w:cs="Times New Roman" w:hint="eastAsia"/>
+                <w:color w:val="000000"/>
+                <w:sz w:val="18"/>
+                <w:szCs w:val="18"/>
+              </w:rPr>
+              <w:t>4</w:t>
+            </w:r>
+          </w:p>
+          <w:p>
+            <w:pPr>
+              <w:widowControl/>
+              <w:jc w:val="left"/>
+              <w:rPr>
+                <w:rFonts w:asciiTheme="minorEastAsia" w:hAnsiTheme="minorEastAsia" w:cs="Times New Roman"/>
+                <w:color w:val="000000"/>
+                <w:sz w:val="18"/>
+                <w:szCs w:val="18"/>
+              </w:rPr>
+            </w:pPr>
+          </w:p>
+        </w:tc>
+      </w:tr>
+      <w:tr>
+        <w:trPr>
+          <w:trHeight w:val="112"/>
+        </w:trPr>
+        <w:tc>
+          <w:tcPr>
+            <w:tcW w:w="2056" w:type="dxa"/>
+            <w:vMerge/>
+            <w:noWrap/>
+          </w:tcPr>
+          <w:p>
+            <w:pPr>
+              <w:widowControl/>
+              <w:jc w:val="left"/>
+              <w:rPr>
+                <w:rFonts w:asciiTheme="minorEastAsia" w:hAnsiTheme="minorEastAsia" w:cs="Times New Roman"/>
+                <w:color w:val="000000"/>
+                <w:sz w:val="18"/>
+                <w:szCs w:val="18"/>
+              </w:rPr>
+            </w:pPr>
+          </w:p>
+        </w:tc>
+        <w:tc>
+          <w:tcPr>
+            <w:tcW w:w="3519" w:type="dxa"/>
+            <w:noWrap/>
+            <w:vAlign w:val="center"/>
+          </w:tcPr>
+          <w:p>
+            <w:pPr>
+              <w:widowControl/>
+              <w:jc w:val="left"/>
+              <w:rPr>
+                <w:rFonts w:asciiTheme="minorEastAsia" w:hAnsiTheme="minorEastAsia" w:cs="Times New Roman"/>
+                <w:color w:val="000000"/>
+                <w:sz w:val="18"/>
+                <w:szCs w:val="18"/>
+              </w:rPr>
+            </w:pPr>
+            <w:r>
+              <w:rPr>
+                <w:rFonts w:asciiTheme="minorEastAsia" w:hAnsiTheme="minorEastAsia" w:cs="Times New Roman" w:hint="eastAsia"/>
+                <w:color w:val="000000"/>
+                <w:sz w:val="18"/>
+                <w:szCs w:val="18"/>
+              </w:rPr>
+              <w:t>护甲/闪避：近战0</w:t>
+            </w:r>
+            <w:r>
+              <w:rPr>
+                <w:rFonts w:asciiTheme="minorEastAsia" w:hAnsiTheme="minorEastAsia" w:cs="Times New Roman"/>
+                <w:color w:val="000000"/>
+                <w:sz w:val="18"/>
+                <w:szCs w:val="18"/>
+              </w:rPr>
+              <w:t xml:space="preserve">  </w:t>
+            </w:r>
+            <w:r>
+              <w:rPr>
+                <w:rFonts w:asciiTheme="minorEastAsia" w:hAnsiTheme="minorEastAsia" w:cs="Times New Roman" w:hint="eastAsia"/>
+                <w:color w:val="000000"/>
+                <w:sz w:val="18"/>
+                <w:szCs w:val="18"/>
+              </w:rPr>
+              <w:t>远程0</w:t>
+            </w:r>
+            <w:r>
+              <w:rPr>
+                <w:rFonts w:asciiTheme="minorEastAsia" w:hAnsiTheme="minorEastAsia" w:cs="Times New Roman"/>
+                <w:color w:val="000000"/>
+                <w:sz w:val="18"/>
+                <w:szCs w:val="18"/>
+              </w:rPr>
+              <w:t xml:space="preserve">  </w:t>
+            </w:r>
+            <w:r>
+              <w:rPr>
+                <w:rFonts w:asciiTheme="minorEastAsia" w:hAnsiTheme="minorEastAsia" w:cs="Times New Roman" w:hint="eastAsia"/>
+                <w:color w:val="000000"/>
+                <w:sz w:val="18"/>
+                <w:szCs w:val="18"/>
+              </w:rPr>
+              <w:t>冲杀0</w:t>
+            </w:r>
+          </w:p>
+        </w:tc>
+        <w:tc>
+          <w:tcPr>
+            <w:tcW w:w="5193" w:type="dxa"/>
+            <w:vMerge/>
+            <w:noWrap/>
+            <w:vAlign w:val="center"/>
+          </w:tcPr>
+          <w:p>
+            <w:pPr>
+              <w:widowControl/>
+              <w:jc w:val="center"/>
+              <w:rPr>
+                <w:rFonts w:asciiTheme="minorEastAsia" w:hAnsiTheme="minorEastAsia" w:cs="Times New Roman"/>
+                <w:color w:val="000000"/>
+                <w:sz w:val="18"/>
+                <w:szCs w:val="18"/>
+              </w:rPr>
+            </w:pPr>
+          </w:p>
+        </w:tc>
+      </w:tr>
+      <w:tr>
+        <w:trPr>
+          <w:trHeight w:val="270"/>
+        </w:trPr>
+        <w:tc>
+          <w:tcPr>
+            <w:tcW w:w="2056" w:type="dxa"/>
+            <w:vMerge/>
+            <w:hideMark/>
+          </w:tcPr>
+          <w:p>
+            <w:pPr>
+              <w:widowControl/>
+              <w:jc w:val="left"/>
+              <w:rPr>
+                <w:rFonts w:asciiTheme="minorEastAsia" w:hAnsiTheme="minorEastAsia" w:cs="Times New Roman"/>
+                <w:color w:val="000000"/>
+                <w:sz w:val="18"/>
+                <w:szCs w:val="18"/>
+              </w:rPr>
+            </w:pPr>
+          </w:p>
+        </w:tc>
+        <w:tc>
+          <w:tcPr>
+            <w:tcW w:w="3519" w:type="dxa"/>
+            <w:noWrap/>
+            <w:vAlign w:val="center"/>
+            <w:hideMark/>
+          </w:tcPr>
+          <w:p>
+            <w:pPr>
+              <w:widowControl/>
+              <w:jc w:val="left"/>
+              <w:rPr>
+                <w:rFonts w:asciiTheme="minorEastAsia" w:hAnsiTheme="minorEastAsia" w:cs="Times New Roman"/>
+                <w:color w:val="000000"/>
+                <w:sz w:val="18"/>
+                <w:szCs w:val="18"/>
+              </w:rPr>
+            </w:pPr>
+            <w:r>
+              <w:rPr>
+                <w:rFonts w:asciiTheme="minorEastAsia" w:hAnsiTheme="minorEastAsia" w:cs="Times New Roman"/>
+                <w:color w:val="000000"/>
+                <w:sz w:val="18"/>
+                <w:szCs w:val="18"/>
+              </w:rPr>
+              <w:t xml:space="preserve">移速 </w:t>
+            </w:r>
+            <w:r>
+              <w:rPr>
+                <w:rFonts w:asciiTheme="minorEastAsia" w:hAnsiTheme="minorEastAsia" w:cs="Times New Roman"/>
+                <w:color w:val="000000"/>
+                <w:sz w:val="18"/>
+                <w:szCs w:val="18"/>
+              </w:rPr>
+              <w:t>3</w:t>
+            </w:r>
+          </w:p>
+        </w:tc>
+        <w:tc>
+          <w:tcPr>
+            <w:tcW w:w="5193" w:type="dxa"/>
+            <w:vMerge/>
+            <w:hideMark/>
+          </w:tcPr>
+          <w:p>
+            <w:pPr>
+              <w:widowControl/>
+              <w:jc w:val="left"/>
+              <w:rPr>
+                <w:rFonts w:asciiTheme="minorEastAsia" w:hAnsiTheme="minorEastAsia" w:cs="Times New Roman"/>
+                <w:color w:val="000000"/>
+                <w:sz w:val="18"/>
+                <w:szCs w:val="18"/>
+              </w:rPr>
+            </w:pPr>
+          </w:p>
+        </w:tc>
+      </w:tr>
+    </w:tbl>
+    <w:p>
+      <w:pPr>
+        <w:spacing w:after="0" w:line="240" w:lineRule="auto"/>
+        <w:rPr>
+          <w:rFonts w:asciiTheme="minorEastAsia" w:hAnsiTheme="minorEastAsia"/>
+          <w:sz w:val="18"/>
+          <w:szCs w:val="18"/>
+        </w:rPr>
+      </w:pPr>
+    </w:p>
+    <w:tbl>
+      <w:tblPr>
+        <w:tblStyle w:val="TableGrid"/>
+        <w:tblW w:w="10768" w:type="dxa"/>
+        <w:tblLook w:val="04A0" w:firstRow="1" w:lastRow="0" w:firstColumn="1" w:lastColumn="0" w:noHBand="0" w:noVBand="1"/>
+      </w:tblPr>
+      <w:tblGrid>
+        <w:gridCol w:w="2056"/>
+        <w:gridCol w:w="3519"/>
+        <w:gridCol w:w="5193"/>
+      </w:tblGrid>
+      <w:tr>
+        <w:trPr>
+          <w:trHeight w:val="270"/>
+        </w:trPr>
+        <w:tc>
+          <w:tcPr>
+            <w:tcW w:w="2056" w:type="dxa"/>
+            <w:noWrap/>
+            <w:hideMark/>
+          </w:tcPr>
+          <w:p>
+            <w:pPr>
+              <w:widowControl/>
+              <w:jc w:val="center"/>
+              <w:rPr>
+                <w:rFonts w:asciiTheme="minorEastAsia" w:hAnsiTheme="minorEastAsia" w:cs="Times New Roman"/>
+                <w:b/>
+                <w:bCs/>
+                <w:color w:val="000000"/>
+                <w:sz w:val="18"/>
+                <w:szCs w:val="18"/>
+              </w:rPr>
+            </w:pPr>
+            <w:r>
+              <w:rPr>
+                <w:rFonts w:asciiTheme="minorEastAsia" w:hAnsiTheme="minorEastAsia" w:cs="Times New Roman" w:hint="eastAsia"/>
+                <w:b/>
+                <w:bCs/>
+                <w:color w:val="000000"/>
+                <w:sz w:val="18"/>
+                <w:szCs w:val="18"/>
+              </w:rPr>
+              <w:t>水手-步枪</w:t>
+            </w:r>
+          </w:p>
+        </w:tc>
+        <w:tc>
+          <w:tcPr>
+            <w:tcW w:w="8712" w:type="dxa"/>
+            <w:gridSpan w:val="2"/>
+            <w:noWrap/>
+            <w:hideMark/>
+          </w:tcPr>
+          <w:p>
+            <w:pPr>
+              <w:widowControl/>
+              <w:jc w:val="left"/>
+              <w:rPr>
+                <w:rFonts w:asciiTheme="minorEastAsia" w:hAnsiTheme="minorEastAsia" w:cs="Times New Roman"/>
+                <w:color w:val="000000"/>
+                <w:sz w:val="18"/>
+                <w:szCs w:val="18"/>
+              </w:rPr>
+            </w:pPr>
+            <w:r>
+              <w:rPr>
+                <w:rFonts w:asciiTheme="minorEastAsia" w:hAnsiTheme="minorEastAsia" w:cs="Times New Roman" w:hint="eastAsia"/>
+                <w:color w:val="000000"/>
+                <w:sz w:val="18"/>
+                <w:szCs w:val="18"/>
+              </w:rPr>
+              <w:t>步兵</w:t>
+            </w:r>
+            <w:r>
+              <w:rPr>
+                <w:rFonts w:asciiTheme="minorEastAsia" w:hAnsiTheme="minorEastAsia" w:cs="Times New Roman" w:hint="eastAsia"/>
+                <w:color w:val="000000"/>
+                <w:sz w:val="18"/>
+                <w:szCs w:val="18"/>
+              </w:rPr>
+              <w:t>（G）</w:t>
+            </w:r>
+          </w:p>
+        </w:tc>
+      </w:tr>
+      <w:tr>
+        <w:trPr>
+          <w:trHeight w:val="113"/>
+        </w:trPr>
+        <w:tc>
+          <w:tcPr>
+            <w:tcW w:w="2056" w:type="dxa"/>
+            <w:vMerge w:val="restart"/>
+            <w:noWrap/>
+            <w:hideMark/>
+          </w:tcPr>
+          <w:p>
+            <w:pPr>
+              <w:widowControl/>
+              <w:jc w:val="center"/>
+              <w:rPr>
+                <w:rFonts w:asciiTheme="minorEastAsia" w:hAnsiTheme="minorEastAsia" w:cs="Times New Roman"/>
+                <w:color w:val="000000"/>
+                <w:sz w:val="18"/>
+                <w:szCs w:val="18"/>
+              </w:rPr>
+            </w:pPr>
+            <w:r>
+              <w:rPr>
+                <w:noProof/>
+              </w:rPr>
+              <w:drawing>
+                <wp:inline distT="0" distB="0" distL="0" distR="0" wp14:anchorId="225DD09C" wp14:editId="05817FFB">
+                  <wp:extent cx="475615" cy="475615"/>
+                  <wp:effectExtent l="0" t="0" r="635" b="635"/>
+                  <wp:docPr id="60" name="Picture 60"/>
+                  <wp:cNvGraphicFramePr>
+                    <a:graphicFrameLocks xmlns:a="http://schemas.openxmlformats.org/drawingml/2006/main" noChangeAspect="1"/>
+                  </wp:cNvGraphicFramePr>
+                  <a:graphic xmlns:a="http://schemas.openxmlformats.org/drawingml/2006/main">
+                    <a:graphicData uri="http://schemas.openxmlformats.org/drawingml/2006/picture">
+                      <pic:pic xmlns:pic="http://schemas.openxmlformats.org/drawingml/2006/picture">
+                        <pic:nvPicPr>
+                          <pic:cNvPr id="0" name="Picture 28"/>
+                          <pic:cNvPicPr>
+                            <a:picLocks noChangeAspect="1" noChangeArrowheads="1"/>
+                          </pic:cNvPicPr>
+                        </pic:nvPicPr>
+                        <pic:blipFill>
+                          <a:blip r:embed="rId62">
+                            <a:extLst>
+                              <a:ext uri="{28A0092B-C50C-407E-A947-70E740481C1C}">
+                                <a14:useLocalDpi xmlns:a14="http://schemas.microsoft.com/office/drawing/2010/main" val="0"/>
+                              </a:ext>
+                            </a:extLst>
+                          </a:blip>
+                          <a:srcRect/>
+                          <a:stretch>
+                            <a:fillRect/>
+                          </a:stretch>
+                        </pic:blipFill>
+                        <pic:spPr bwMode="auto">
+                          <a:xfrm>
+                            <a:off x="0" y="0"/>
+                            <a:ext cx="475615" cy="475615"/>
+                          </a:xfrm>
+                          <a:prstGeom prst="rect">
+                            <a:avLst/>
+                          </a:prstGeom>
+                          <a:noFill/>
+                          <a:ln>
+                            <a:noFill/>
+                          </a:ln>
+                        </pic:spPr>
+                      </pic:pic>
+                    </a:graphicData>
+                  </a:graphic>
+                </wp:inline>
+              </w:drawing>
+            </w:r>
+          </w:p>
+          <w:p>
+            <w:pPr>
+              <w:rPr>
+                <w:rFonts w:asciiTheme="minorEastAsia" w:hAnsiTheme="minorEastAsia" w:cs="Times New Roman"/>
+                <w:sz w:val="18"/>
+                <w:szCs w:val="18"/>
+              </w:rPr>
+            </w:pPr>
+          </w:p>
+        </w:tc>
+        <w:tc>
+          <w:tcPr>
+            <w:tcW w:w="3519" w:type="dxa"/>
+            <w:noWrap/>
+            <w:vAlign w:val="center"/>
+            <w:hideMark/>
+          </w:tcPr>
+          <w:p>
+            <w:pPr>
+              <w:widowControl/>
+              <w:jc w:val="left"/>
+              <w:rPr>
+                <w:rFonts w:asciiTheme="minorEastAsia" w:hAnsiTheme="minorEastAsia" w:cs="Times New Roman"/>
+                <w:color w:val="000000"/>
+                <w:sz w:val="18"/>
+                <w:szCs w:val="18"/>
+              </w:rPr>
+            </w:pPr>
+            <w:r>
+              <w:rPr>
+                <w:rFonts w:asciiTheme="minorEastAsia" w:hAnsiTheme="minorEastAsia" w:cs="Times New Roman" w:hint="eastAsia"/>
+                <w:color w:val="000000"/>
+                <w:sz w:val="18"/>
+                <w:szCs w:val="18"/>
+              </w:rPr>
+              <w:t>人数64</w:t>
+            </w:r>
+            <w:r>
+              <w:rPr>
+                <w:rFonts w:asciiTheme="minorEastAsia" w:hAnsiTheme="minorEastAsia" w:cs="Times New Roman"/>
+                <w:color w:val="000000"/>
+                <w:sz w:val="18"/>
+                <w:szCs w:val="18"/>
+              </w:rPr>
+              <w:t xml:space="preserve">  </w:t>
+            </w:r>
+            <w:r>
+              <w:rPr>
+                <w:rFonts w:asciiTheme="minorEastAsia" w:hAnsiTheme="minorEastAsia" w:cs="Times New Roman" w:hint="eastAsia"/>
+                <w:color w:val="000000"/>
+                <w:sz w:val="18"/>
+                <w:szCs w:val="18"/>
+              </w:rPr>
+              <w:t>单体生命50</w:t>
+            </w:r>
+          </w:p>
+        </w:tc>
+        <w:tc>
+          <w:tcPr>
+            <w:tcW w:w="5193" w:type="dxa"/>
+            <w:vMerge w:val="restart"/>
+            <w:noWrap/>
+            <w:vAlign w:val="center"/>
+            <w:hideMark/>
+          </w:tcPr>
+          <w:p>
+            <w:pPr>
+              <w:widowControl/>
+              <w:jc w:val="left"/>
+              <w:rPr>
+                <w:rFonts w:asciiTheme="minorEastAsia" w:hAnsiTheme="minorEastAsia" w:cs="Times New Roman"/>
+                <w:color w:val="000000"/>
+                <w:sz w:val="18"/>
+                <w:szCs w:val="18"/>
+              </w:rPr>
+            </w:pPr>
+            <w:r>
+              <w:rPr>
+                <w:rFonts w:asciiTheme="minorEastAsia" w:hAnsiTheme="minorEastAsia" w:cs="Times New Roman" w:hint="eastAsia"/>
+                <w:color w:val="000000"/>
+                <w:sz w:val="18"/>
+                <w:szCs w:val="18"/>
+              </w:rPr>
+              <w:t>攻击</w:t>
+            </w:r>
+            <w:r>
+              <w:rPr>
+                <w:rFonts w:asciiTheme="minorEastAsia" w:hAnsiTheme="minorEastAsia" w:cs="Times New Roman" w:hint="eastAsia"/>
+                <w:color w:val="000000"/>
+                <w:sz w:val="18"/>
+                <w:szCs w:val="18"/>
+              </w:rPr>
+              <w:t>2</w:t>
+            </w:r>
+            <w:r>
+              <w:rPr>
+                <w:rFonts w:asciiTheme="minorEastAsia" w:hAnsiTheme="minorEastAsia" w:cs="Times New Roman"/>
+                <w:color w:val="000000"/>
+                <w:sz w:val="18"/>
+                <w:szCs w:val="18"/>
+              </w:rPr>
+              <w:t>0</w:t>
+            </w:r>
+            <w:r>
+              <w:rPr>
+                <w:rFonts w:asciiTheme="minorEastAsia" w:hAnsiTheme="minorEastAsia" w:cs="Times New Roman"/>
+                <w:color w:val="000000"/>
+                <w:sz w:val="18"/>
+                <w:szCs w:val="18"/>
+              </w:rPr>
+              <w:t xml:space="preserve">  </w:t>
+            </w:r>
+            <w:r>
+              <w:rPr>
+                <w:rFonts w:asciiTheme="minorEastAsia" w:hAnsiTheme="minorEastAsia" w:cs="Times New Roman" w:hint="eastAsia"/>
+                <w:color w:val="000000"/>
+                <w:sz w:val="18"/>
+                <w:szCs w:val="18"/>
+              </w:rPr>
+              <w:t>近战</w:t>
+            </w:r>
+          </w:p>
+          <w:p>
+            <w:pPr>
+              <w:widowControl/>
+              <w:jc w:val="left"/>
+              <w:rPr>
+                <w:rFonts w:asciiTheme="minorEastAsia" w:hAnsiTheme="minorEastAsia" w:cs="Times New Roman"/>
+                <w:color w:val="000000"/>
+                <w:sz w:val="18"/>
+                <w:szCs w:val="18"/>
+              </w:rPr>
+            </w:pPr>
+            <w:r>
+              <w:rPr>
+                <w:rFonts w:asciiTheme="minorEastAsia" w:hAnsiTheme="minorEastAsia" w:cs="Times New Roman" w:hint="eastAsia"/>
+                <w:color w:val="000000"/>
+                <w:sz w:val="18"/>
+                <w:szCs w:val="18"/>
+              </w:rPr>
+              <w:t>攻击</w:t>
+            </w:r>
+            <w:r>
+              <w:rPr>
+                <w:rFonts w:asciiTheme="minorEastAsia" w:hAnsiTheme="minorEastAsia" w:cs="Times New Roman" w:hint="eastAsia"/>
+                <w:color w:val="000000"/>
+                <w:sz w:val="18"/>
+                <w:szCs w:val="18"/>
+              </w:rPr>
+              <w:t>2</w:t>
+            </w:r>
+            <w:r>
+              <w:rPr>
+                <w:rFonts w:asciiTheme="minorEastAsia" w:hAnsiTheme="minorEastAsia" w:cs="Times New Roman"/>
+                <w:color w:val="000000"/>
+                <w:sz w:val="18"/>
+                <w:szCs w:val="18"/>
+              </w:rPr>
+              <w:t xml:space="preserve">4 </w:t>
+            </w:r>
+            <w:r>
+              <w:rPr>
+                <w:rFonts w:asciiTheme="minorEastAsia" w:hAnsiTheme="minorEastAsia" w:cs="Times New Roman"/>
+                <w:color w:val="000000"/>
+                <w:sz w:val="18"/>
+                <w:szCs w:val="18"/>
+              </w:rPr>
+              <w:t xml:space="preserve"> </w:t>
+            </w:r>
+            <w:r>
+              <w:rPr>
+                <w:rFonts w:asciiTheme="minorEastAsia" w:hAnsiTheme="minorEastAsia" w:cs="Times New Roman" w:hint="eastAsia"/>
+                <w:color w:val="000000"/>
+                <w:sz w:val="18"/>
+                <w:szCs w:val="18"/>
+              </w:rPr>
+              <w:t>范围6</w:t>
+            </w:r>
+            <w:r>
+              <w:rPr>
+                <w:rFonts w:asciiTheme="minorEastAsia" w:hAnsiTheme="minorEastAsia" w:cs="Times New Roman"/>
+                <w:color w:val="000000"/>
+                <w:sz w:val="18"/>
+                <w:szCs w:val="18"/>
+              </w:rPr>
+              <w:t xml:space="preserve">  </w:t>
+            </w:r>
+            <w:r>
+              <w:rPr>
+                <w:rFonts w:asciiTheme="minorEastAsia" w:hAnsiTheme="minorEastAsia" w:cs="Times New Roman" w:hint="eastAsia"/>
+                <w:color w:val="000000"/>
+                <w:sz w:val="18"/>
+                <w:szCs w:val="18"/>
+              </w:rPr>
+              <w:t>破甲10</w:t>
+            </w:r>
+          </w:p>
+        </w:tc>
+      </w:tr>
+      <w:tr>
+        <w:trPr>
+          <w:trHeight w:val="112"/>
+        </w:trPr>
+        <w:tc>
+          <w:tcPr>
+            <w:tcW w:w="2056" w:type="dxa"/>
+            <w:vMerge/>
+            <w:noWrap/>
+          </w:tcPr>
+          <w:p>
+            <w:pPr>
+              <w:widowControl/>
+              <w:jc w:val="left"/>
+              <w:rPr>
+                <w:rFonts w:asciiTheme="minorEastAsia" w:hAnsiTheme="minorEastAsia" w:cs="Times New Roman"/>
+                <w:color w:val="000000"/>
+                <w:sz w:val="18"/>
+                <w:szCs w:val="18"/>
+              </w:rPr>
+            </w:pPr>
+          </w:p>
+        </w:tc>
+        <w:tc>
+          <w:tcPr>
+            <w:tcW w:w="3519" w:type="dxa"/>
+            <w:noWrap/>
+            <w:vAlign w:val="center"/>
+          </w:tcPr>
+          <w:p>
+            <w:pPr>
+              <w:widowControl/>
+              <w:jc w:val="left"/>
+              <w:rPr>
+                <w:rFonts w:asciiTheme="minorEastAsia" w:hAnsiTheme="minorEastAsia" w:cs="Times New Roman"/>
+                <w:color w:val="000000"/>
+                <w:sz w:val="18"/>
+                <w:szCs w:val="18"/>
+              </w:rPr>
+            </w:pPr>
+            <w:r>
+              <w:rPr>
+                <w:rFonts w:asciiTheme="minorEastAsia" w:hAnsiTheme="minorEastAsia" w:cs="Times New Roman" w:hint="eastAsia"/>
+                <w:color w:val="000000"/>
+                <w:sz w:val="18"/>
+                <w:szCs w:val="18"/>
+              </w:rPr>
+              <w:t>护甲/闪避：近战0</w:t>
+            </w:r>
+            <w:r>
+              <w:rPr>
+                <w:rFonts w:asciiTheme="minorEastAsia" w:hAnsiTheme="minorEastAsia" w:cs="Times New Roman"/>
+                <w:color w:val="000000"/>
+                <w:sz w:val="18"/>
+                <w:szCs w:val="18"/>
+              </w:rPr>
+              <w:t xml:space="preserve">  </w:t>
+            </w:r>
+            <w:r>
+              <w:rPr>
+                <w:rFonts w:asciiTheme="minorEastAsia" w:hAnsiTheme="minorEastAsia" w:cs="Times New Roman" w:hint="eastAsia"/>
+                <w:color w:val="000000"/>
+                <w:sz w:val="18"/>
+                <w:szCs w:val="18"/>
+              </w:rPr>
+              <w:t>远程0</w:t>
+            </w:r>
+            <w:r>
+              <w:rPr>
+                <w:rFonts w:asciiTheme="minorEastAsia" w:hAnsiTheme="minorEastAsia" w:cs="Times New Roman"/>
+                <w:color w:val="000000"/>
+                <w:sz w:val="18"/>
+                <w:szCs w:val="18"/>
+              </w:rPr>
+              <w:t xml:space="preserve">  </w:t>
+            </w:r>
+            <w:r>
+              <w:rPr>
+                <w:rFonts w:asciiTheme="minorEastAsia" w:hAnsiTheme="minorEastAsia" w:cs="Times New Roman" w:hint="eastAsia"/>
+                <w:color w:val="000000"/>
+                <w:sz w:val="18"/>
+                <w:szCs w:val="18"/>
+              </w:rPr>
+              <w:t>冲杀0</w:t>
+            </w:r>
+          </w:p>
+        </w:tc>
+        <w:tc>
+          <w:tcPr>
+            <w:tcW w:w="5193" w:type="dxa"/>
+            <w:vMerge/>
+            <w:noWrap/>
+            <w:vAlign w:val="center"/>
+          </w:tcPr>
+          <w:p>
+            <w:pPr>
+              <w:widowControl/>
+              <w:jc w:val="center"/>
+              <w:rPr>
+                <w:rFonts w:asciiTheme="minorEastAsia" w:hAnsiTheme="minorEastAsia" w:cs="Times New Roman"/>
+                <w:color w:val="000000"/>
+                <w:sz w:val="18"/>
+                <w:szCs w:val="18"/>
+              </w:rPr>
+            </w:pPr>
+          </w:p>
+        </w:tc>
+      </w:tr>
+      <w:tr>
+        <w:trPr>
+          <w:trHeight w:val="270"/>
+        </w:trPr>
+        <w:tc>
+          <w:tcPr>
+            <w:tcW w:w="2056" w:type="dxa"/>
+            <w:vMerge/>
+            <w:hideMark/>
+          </w:tcPr>
+          <w:p>
+            <w:pPr>
+              <w:widowControl/>
+              <w:jc w:val="left"/>
+              <w:rPr>
+                <w:rFonts w:asciiTheme="minorEastAsia" w:hAnsiTheme="minorEastAsia" w:cs="Times New Roman"/>
+                <w:color w:val="000000"/>
+                <w:sz w:val="18"/>
+                <w:szCs w:val="18"/>
+              </w:rPr>
+            </w:pPr>
+          </w:p>
+        </w:tc>
+        <w:tc>
+          <w:tcPr>
+            <w:tcW w:w="3519" w:type="dxa"/>
+            <w:noWrap/>
+            <w:vAlign w:val="center"/>
+            <w:hideMark/>
+          </w:tcPr>
+          <w:p>
+            <w:pPr>
+              <w:widowControl/>
+              <w:jc w:val="left"/>
+              <w:rPr>
+                <w:rFonts w:asciiTheme="minorEastAsia" w:hAnsiTheme="minorEastAsia" w:cs="Times New Roman"/>
+                <w:color w:val="000000"/>
+                <w:sz w:val="18"/>
+                <w:szCs w:val="18"/>
+              </w:rPr>
+            </w:pPr>
+            <w:r>
+              <w:rPr>
+                <w:rFonts w:asciiTheme="minorEastAsia" w:hAnsiTheme="minorEastAsia" w:cs="Times New Roman"/>
+                <w:color w:val="000000"/>
+                <w:sz w:val="18"/>
+                <w:szCs w:val="18"/>
+              </w:rPr>
+              <w:t xml:space="preserve">移速 </w:t>
+            </w:r>
+            <w:r>
+              <w:rPr>
+                <w:rFonts w:asciiTheme="minorEastAsia" w:hAnsiTheme="minorEastAsia" w:cs="Times New Roman"/>
+                <w:color w:val="000000"/>
+                <w:sz w:val="18"/>
+                <w:szCs w:val="18"/>
+              </w:rPr>
+              <w:t>3</w:t>
+            </w:r>
+          </w:p>
+        </w:tc>
+        <w:tc>
+          <w:tcPr>
+            <w:tcW w:w="5193" w:type="dxa"/>
+            <w:vMerge/>
+            <w:hideMark/>
+          </w:tcPr>
+          <w:p>
+            <w:pPr>
+              <w:widowControl/>
+              <w:jc w:val="left"/>
+              <w:rPr>
+                <w:rFonts w:asciiTheme="minorEastAsia" w:hAnsiTheme="minorEastAsia" w:cs="Times New Roman"/>
+                <w:color w:val="000000"/>
+                <w:sz w:val="18"/>
+                <w:szCs w:val="18"/>
+              </w:rPr>
+            </w:pPr>
+          </w:p>
+        </w:tc>
+      </w:tr>
+    </w:tbl>
+    <w:p>
+      <w:pPr>
+        <w:spacing w:after="0" w:line="240" w:lineRule="auto"/>
+        <w:rPr>
+          <w:rFonts w:asciiTheme="minorEastAsia" w:hAnsiTheme="minorEastAsia"/>
+          <w:sz w:val="18"/>
+          <w:szCs w:val="18"/>
+        </w:rPr>
+      </w:pPr>
+    </w:p>
+    <w:tbl>
+      <w:tblPr>
+        <w:tblStyle w:val="TableGrid"/>
+        <w:tblW w:w="10768" w:type="dxa"/>
+        <w:tblLook w:val="04A0" w:firstRow="1" w:lastRow="0" w:firstColumn="1" w:lastColumn="0" w:noHBand="0" w:noVBand="1"/>
+      </w:tblPr>
+      <w:tblGrid>
+        <w:gridCol w:w="2056"/>
+        <w:gridCol w:w="3519"/>
+        <w:gridCol w:w="5193"/>
+      </w:tblGrid>
+      <w:tr>
+        <w:trPr>
+          <w:trHeight w:val="270"/>
+        </w:trPr>
+        <w:tc>
+          <w:tcPr>
+            <w:tcW w:w="2056" w:type="dxa"/>
+            <w:noWrap/>
+            <w:hideMark/>
+          </w:tcPr>
+          <w:p>
+            <w:pPr>
+              <w:widowControl/>
+              <w:jc w:val="center"/>
+              <w:rPr>
+                <w:rFonts w:asciiTheme="minorEastAsia" w:hAnsiTheme="minorEastAsia" w:cs="Times New Roman"/>
+                <w:b/>
+                <w:bCs/>
+                <w:color w:val="000000"/>
+                <w:sz w:val="18"/>
+                <w:szCs w:val="18"/>
+              </w:rPr>
+            </w:pPr>
+            <w:r>
+              <w:rPr>
+                <w:rFonts w:asciiTheme="minorEastAsia" w:hAnsiTheme="minorEastAsia" w:cs="Times New Roman" w:hint="eastAsia"/>
+                <w:b/>
+                <w:bCs/>
+                <w:color w:val="000000"/>
+                <w:sz w:val="18"/>
+                <w:szCs w:val="18"/>
+              </w:rPr>
+              <w:t>侏儒鱼人</w:t>
+            </w:r>
+          </w:p>
+        </w:tc>
+        <w:tc>
+          <w:tcPr>
+            <w:tcW w:w="8712" w:type="dxa"/>
+            <w:gridSpan w:val="2"/>
+            <w:noWrap/>
+            <w:hideMark/>
+          </w:tcPr>
+          <w:p>
+            <w:pPr>
+              <w:widowControl/>
+              <w:jc w:val="left"/>
+              <w:rPr>
+                <w:rFonts w:asciiTheme="minorEastAsia" w:hAnsiTheme="minorEastAsia" w:cs="Times New Roman"/>
+                <w:color w:val="000000"/>
+                <w:sz w:val="18"/>
+                <w:szCs w:val="18"/>
+              </w:rPr>
+            </w:pPr>
+            <w:r>
+              <w:rPr>
+                <w:rFonts w:asciiTheme="minorEastAsia" w:hAnsiTheme="minorEastAsia" w:cs="Times New Roman" w:hint="eastAsia"/>
+                <w:color w:val="000000"/>
+                <w:sz w:val="18"/>
+                <w:szCs w:val="18"/>
+              </w:rPr>
+              <w:t>步兵</w:t>
+            </w:r>
+            <w:r>
+              <w:rPr>
+                <w:rFonts w:asciiTheme="minorEastAsia" w:hAnsiTheme="minorEastAsia" w:cs="Times New Roman" w:hint="eastAsia"/>
+                <w:color w:val="000000"/>
+                <w:sz w:val="18"/>
+                <w:szCs w:val="18"/>
+              </w:rPr>
+              <w:t>（G）</w:t>
+            </w:r>
+          </w:p>
+        </w:tc>
+      </w:tr>
+      <w:tr>
+        <w:trPr>
+          <w:trHeight w:val="113"/>
+        </w:trPr>
+        <w:tc>
+          <w:tcPr>
+            <w:tcW w:w="2056" w:type="dxa"/>
+            <w:vMerge w:val="restart"/>
+            <w:noWrap/>
+            <w:hideMark/>
+          </w:tcPr>
+          <w:p>
+            <w:pPr>
+              <w:widowControl/>
+              <w:jc w:val="center"/>
+              <w:rPr>
+                <w:rFonts w:asciiTheme="minorEastAsia" w:hAnsiTheme="minorEastAsia" w:cs="Times New Roman"/>
+                <w:color w:val="000000"/>
+                <w:sz w:val="18"/>
+                <w:szCs w:val="18"/>
+              </w:rPr>
+            </w:pPr>
+            <w:r>
+              <w:rPr>
+                <w:noProof/>
+              </w:rPr>
+              <w:drawing>
+                <wp:inline distT="0" distB="0" distL="0" distR="0" wp14:anchorId="24B5AD5C" wp14:editId="07219448">
+                  <wp:extent cx="475615" cy="475615"/>
+                  <wp:effectExtent l="0" t="0" r="635" b="635"/>
+                  <wp:docPr id="61" name="Picture 61"/>
+                  <wp:cNvGraphicFramePr>
+                    <a:graphicFrameLocks xmlns:a="http://schemas.openxmlformats.org/drawingml/2006/main" noChangeAspect="1"/>
+                  </wp:cNvGraphicFramePr>
+                  <a:graphic xmlns:a="http://schemas.openxmlformats.org/drawingml/2006/main">
+                    <a:graphicData uri="http://schemas.openxmlformats.org/drawingml/2006/picture">
+                      <pic:pic xmlns:pic="http://schemas.openxmlformats.org/drawingml/2006/picture">
+                        <pic:nvPicPr>
+                          <pic:cNvPr id="0" name="Picture 30"/>
+                          <pic:cNvPicPr>
+                            <a:picLocks noChangeAspect="1" noChangeArrowheads="1"/>
+                          </pic:cNvPicPr>
+                        </pic:nvPicPr>
+                        <pic:blipFill>
+                          <a:blip r:embed="rId63">
+                            <a:extLst>
+                              <a:ext uri="{28A0092B-C50C-407E-A947-70E740481C1C}">
+                                <a14:useLocalDpi xmlns:a14="http://schemas.microsoft.com/office/drawing/2010/main" val="0"/>
+                              </a:ext>
+                            </a:extLst>
+                          </a:blip>
+                          <a:srcRect/>
+                          <a:stretch>
+                            <a:fillRect/>
+                          </a:stretch>
+                        </pic:blipFill>
+                        <pic:spPr bwMode="auto">
+                          <a:xfrm>
+                            <a:off x="0" y="0"/>
+                            <a:ext cx="475615" cy="475615"/>
+                          </a:xfrm>
+                          <a:prstGeom prst="rect">
+                            <a:avLst/>
+                          </a:prstGeom>
+                          <a:noFill/>
+                          <a:ln>
+                            <a:noFill/>
+                          </a:ln>
+                        </pic:spPr>
+                      </pic:pic>
+                    </a:graphicData>
+                  </a:graphic>
+                </wp:inline>
+              </w:drawing>
+            </w:r>
+          </w:p>
+        </w:tc>
+        <w:tc>
+          <w:tcPr>
+            <w:tcW w:w="3519" w:type="dxa"/>
+            <w:noWrap/>
+            <w:vAlign w:val="center"/>
+            <w:hideMark/>
+          </w:tcPr>
+          <w:p>
+            <w:pPr>
+              <w:widowControl/>
+              <w:jc w:val="left"/>
+              <w:rPr>
+                <w:rFonts w:asciiTheme="minorEastAsia" w:hAnsiTheme="minorEastAsia" w:cs="Times New Roman"/>
+                <w:color w:val="000000"/>
+                <w:sz w:val="18"/>
+                <w:szCs w:val="18"/>
+              </w:rPr>
+            </w:pPr>
+            <w:r>
+              <w:rPr>
+                <w:rFonts w:asciiTheme="minorEastAsia" w:hAnsiTheme="minorEastAsia" w:cs="Times New Roman" w:hint="eastAsia"/>
+                <w:color w:val="000000"/>
+                <w:sz w:val="18"/>
+                <w:szCs w:val="18"/>
+              </w:rPr>
+              <w:t>人数</w:t>
+            </w:r>
+            <w:r>
+              <w:rPr>
+                <w:rFonts w:asciiTheme="minorEastAsia" w:hAnsiTheme="minorEastAsia" w:cs="Times New Roman" w:hint="eastAsia"/>
+                <w:color w:val="000000"/>
+                <w:sz w:val="18"/>
+                <w:szCs w:val="18"/>
+              </w:rPr>
+              <w:t>1</w:t>
+            </w:r>
+            <w:r>
+              <w:rPr>
+                <w:rFonts w:asciiTheme="minorEastAsia" w:hAnsiTheme="minorEastAsia" w:cs="Times New Roman"/>
+                <w:color w:val="000000"/>
+                <w:sz w:val="18"/>
+                <w:szCs w:val="18"/>
+              </w:rPr>
+              <w:t>00</w:t>
+            </w:r>
+            <w:r>
+              <w:rPr>
+                <w:rFonts w:asciiTheme="minorEastAsia" w:hAnsiTheme="minorEastAsia" w:cs="Times New Roman"/>
+                <w:color w:val="000000"/>
+                <w:sz w:val="18"/>
+                <w:szCs w:val="18"/>
+              </w:rPr>
+              <w:t xml:space="preserve">  </w:t>
+            </w:r>
+            <w:r>
+              <w:rPr>
+                <w:rFonts w:asciiTheme="minorEastAsia" w:hAnsiTheme="minorEastAsia" w:cs="Times New Roman" w:hint="eastAsia"/>
+                <w:color w:val="000000"/>
+                <w:sz w:val="18"/>
+                <w:szCs w:val="18"/>
+              </w:rPr>
+              <w:t>单体生命</w:t>
+            </w:r>
+            <w:r>
+              <w:rPr>
+                <w:rFonts w:asciiTheme="minorEastAsia" w:hAnsiTheme="minorEastAsia" w:cs="Times New Roman" w:hint="eastAsia"/>
+                <w:color w:val="000000"/>
+                <w:sz w:val="18"/>
+                <w:szCs w:val="18"/>
+              </w:rPr>
+              <w:t>3</w:t>
+            </w:r>
+            <w:r>
+              <w:rPr>
+                <w:rFonts w:asciiTheme="minorEastAsia" w:hAnsiTheme="minorEastAsia" w:cs="Times New Roman"/>
+                <w:color w:val="000000"/>
+                <w:sz w:val="18"/>
+                <w:szCs w:val="18"/>
+              </w:rPr>
+              <w:t>0</w:t>
+            </w:r>
+          </w:p>
+        </w:tc>
+        <w:tc>
+          <w:tcPr>
+            <w:tcW w:w="5193" w:type="dxa"/>
+            <w:vMerge w:val="restart"/>
+            <w:noWrap/>
+            <w:vAlign w:val="center"/>
+            <w:hideMark/>
+          </w:tcPr>
+          <w:p>
+            <w:pPr>
+              <w:widowControl/>
+              <w:jc w:val="left"/>
+              <w:rPr>
+                <w:rFonts w:asciiTheme="minorEastAsia" w:hAnsiTheme="minorEastAsia" w:cs="Times New Roman" w:hint="eastAsia"/>
+                <w:color w:val="000000"/>
+                <w:sz w:val="18"/>
+                <w:szCs w:val="18"/>
+              </w:rPr>
+            </w:pPr>
+            <w:r>
+              <w:rPr>
+                <w:rFonts w:asciiTheme="minorEastAsia" w:hAnsiTheme="minorEastAsia" w:cs="Times New Roman" w:hint="eastAsia"/>
+                <w:color w:val="000000"/>
+                <w:sz w:val="18"/>
+                <w:szCs w:val="18"/>
+              </w:rPr>
+              <w:t>攻击</w:t>
+            </w:r>
+            <w:r>
+              <w:rPr>
+                <w:rFonts w:asciiTheme="minorEastAsia" w:hAnsiTheme="minorEastAsia" w:cs="Times New Roman" w:hint="eastAsia"/>
+                <w:color w:val="000000"/>
+                <w:sz w:val="18"/>
+                <w:szCs w:val="18"/>
+              </w:rPr>
+              <w:t>3</w:t>
+            </w:r>
+            <w:r>
+              <w:rPr>
+                <w:rFonts w:asciiTheme="minorEastAsia" w:hAnsiTheme="minorEastAsia" w:cs="Times New Roman"/>
+                <w:color w:val="000000"/>
+                <w:sz w:val="18"/>
+                <w:szCs w:val="18"/>
+              </w:rPr>
+              <w:t xml:space="preserve">2  </w:t>
+            </w:r>
+            <w:r>
+              <w:rPr>
+                <w:rFonts w:asciiTheme="minorEastAsia" w:hAnsiTheme="minorEastAsia" w:cs="Times New Roman" w:hint="eastAsia"/>
+                <w:color w:val="000000"/>
+                <w:sz w:val="18"/>
+                <w:szCs w:val="18"/>
+              </w:rPr>
+              <w:t>近战</w:t>
+            </w:r>
+          </w:p>
+        </w:tc>
+      </w:tr>
+      <w:tr>
+        <w:trPr>
+          <w:trHeight w:val="112"/>
+        </w:trPr>
+        <w:tc>
+          <w:tcPr>
+            <w:tcW w:w="2056" w:type="dxa"/>
+            <w:vMerge/>
+            <w:noWrap/>
+          </w:tcPr>
+          <w:p>
+            <w:pPr>
+              <w:widowControl/>
+              <w:jc w:val="left"/>
+              <w:rPr>
+                <w:rFonts w:asciiTheme="minorEastAsia" w:hAnsiTheme="minorEastAsia" w:cs="Times New Roman"/>
+                <w:color w:val="000000"/>
+                <w:sz w:val="18"/>
+                <w:szCs w:val="18"/>
+              </w:rPr>
+            </w:pPr>
+          </w:p>
+        </w:tc>
+        <w:tc>
+          <w:tcPr>
+            <w:tcW w:w="3519" w:type="dxa"/>
+            <w:noWrap/>
+            <w:vAlign w:val="center"/>
+          </w:tcPr>
+          <w:p>
+            <w:pPr>
+              <w:widowControl/>
+              <w:jc w:val="left"/>
+              <w:rPr>
+                <w:rFonts w:asciiTheme="minorEastAsia" w:hAnsiTheme="minorEastAsia" w:cs="Times New Roman"/>
+                <w:color w:val="000000"/>
+                <w:sz w:val="18"/>
+                <w:szCs w:val="18"/>
+              </w:rPr>
+            </w:pPr>
+            <w:r>
+              <w:rPr>
+                <w:rFonts w:asciiTheme="minorEastAsia" w:hAnsiTheme="minorEastAsia" w:cs="Times New Roman" w:hint="eastAsia"/>
+                <w:color w:val="000000"/>
+                <w:sz w:val="18"/>
+                <w:szCs w:val="18"/>
+              </w:rPr>
+              <w:t>护甲/闪避：近战0</w:t>
+            </w:r>
+            <w:r>
+              <w:rPr>
+                <w:rFonts w:asciiTheme="minorEastAsia" w:hAnsiTheme="minorEastAsia" w:cs="Times New Roman"/>
+                <w:color w:val="000000"/>
+                <w:sz w:val="18"/>
+                <w:szCs w:val="18"/>
+              </w:rPr>
+              <w:t xml:space="preserve">  </w:t>
+            </w:r>
+            <w:r>
+              <w:rPr>
+                <w:rFonts w:asciiTheme="minorEastAsia" w:hAnsiTheme="minorEastAsia" w:cs="Times New Roman" w:hint="eastAsia"/>
+                <w:color w:val="000000"/>
+                <w:sz w:val="18"/>
+                <w:szCs w:val="18"/>
+              </w:rPr>
+              <w:t>远程</w:t>
+            </w:r>
+            <w:r>
+              <w:rPr>
+                <w:rFonts w:asciiTheme="minorEastAsia" w:hAnsiTheme="minorEastAsia" w:cs="Times New Roman" w:hint="eastAsia"/>
+                <w:color w:val="000000"/>
+                <w:sz w:val="18"/>
+                <w:szCs w:val="18"/>
+              </w:rPr>
+              <w:t>6</w:t>
+            </w:r>
+            <w:r>
+              <w:rPr>
+                <w:rFonts w:asciiTheme="minorEastAsia" w:hAnsiTheme="minorEastAsia" w:cs="Times New Roman" w:hint="eastAsia"/>
+                <w:color w:val="000000"/>
+                <w:sz w:val="18"/>
+                <w:szCs w:val="18"/>
+              </w:rPr>
+              <w:t>0</w:t>
+            </w:r>
+            <w:r>
+              <w:rPr>
+                <w:rFonts w:asciiTheme="minorEastAsia" w:hAnsiTheme="minorEastAsia" w:cs="Times New Roman"/>
+                <w:color w:val="000000"/>
+                <w:sz w:val="18"/>
+                <w:szCs w:val="18"/>
+              </w:rPr>
+              <w:t xml:space="preserve"> </w:t>
+            </w:r>
+            <w:r>
+              <w:rPr>
+                <w:rFonts w:asciiTheme="minorEastAsia" w:hAnsiTheme="minorEastAsia" w:cs="Times New Roman"/>
+                <w:color w:val="000000"/>
+                <w:sz w:val="18"/>
+                <w:szCs w:val="18"/>
+              </w:rPr>
+              <w:t xml:space="preserve"> </w:t>
+            </w:r>
+            <w:r>
+              <w:rPr>
+                <w:rFonts w:asciiTheme="minorEastAsia" w:hAnsiTheme="minorEastAsia" w:cs="Times New Roman" w:hint="eastAsia"/>
+                <w:color w:val="000000"/>
+                <w:sz w:val="18"/>
+                <w:szCs w:val="18"/>
+              </w:rPr>
+              <w:t>冲杀0</w:t>
+            </w:r>
+          </w:p>
+        </w:tc>
+        <w:tc>
+          <w:tcPr>
+            <w:tcW w:w="5193" w:type="dxa"/>
+            <w:vMerge/>
+            <w:noWrap/>
+            <w:vAlign w:val="center"/>
+          </w:tcPr>
+          <w:p>
+            <w:pPr>
+              <w:widowControl/>
+              <w:jc w:val="center"/>
+              <w:rPr>
+                <w:rFonts w:asciiTheme="minorEastAsia" w:hAnsiTheme="minorEastAsia" w:cs="Times New Roman"/>
+                <w:color w:val="000000"/>
+                <w:sz w:val="18"/>
+                <w:szCs w:val="18"/>
+              </w:rPr>
+            </w:pPr>
+          </w:p>
+        </w:tc>
+      </w:tr>
+      <w:tr>
+        <w:trPr>
+          <w:trHeight w:val="270"/>
+        </w:trPr>
+        <w:tc>
+          <w:tcPr>
+            <w:tcW w:w="2056" w:type="dxa"/>
+            <w:vMerge/>
+            <w:hideMark/>
+          </w:tcPr>
+          <w:p>
+            <w:pPr>
+              <w:widowControl/>
+              <w:jc w:val="left"/>
+              <w:rPr>
+                <w:rFonts w:asciiTheme="minorEastAsia" w:hAnsiTheme="minorEastAsia" w:cs="Times New Roman"/>
+                <w:color w:val="000000"/>
+                <w:sz w:val="18"/>
+                <w:szCs w:val="18"/>
+              </w:rPr>
+            </w:pPr>
+          </w:p>
+        </w:tc>
+        <w:tc>
+          <w:tcPr>
+            <w:tcW w:w="3519" w:type="dxa"/>
+            <w:noWrap/>
+            <w:vAlign w:val="center"/>
+            <w:hideMark/>
+          </w:tcPr>
+          <w:p>
+            <w:pPr>
+              <w:widowControl/>
+              <w:jc w:val="left"/>
+              <w:rPr>
+                <w:rFonts w:asciiTheme="minorEastAsia" w:hAnsiTheme="minorEastAsia" w:cs="Times New Roman"/>
+                <w:color w:val="000000"/>
+                <w:sz w:val="18"/>
+                <w:szCs w:val="18"/>
+              </w:rPr>
+            </w:pPr>
+            <w:r>
+              <w:rPr>
+                <w:rFonts w:asciiTheme="minorEastAsia" w:hAnsiTheme="minorEastAsia" w:cs="Times New Roman"/>
+                <w:color w:val="000000"/>
+                <w:sz w:val="18"/>
+                <w:szCs w:val="18"/>
+              </w:rPr>
+              <w:t>移速</w:t>
+            </w:r>
+            <w:r>
+              <w:rPr>
+                <w:rFonts w:asciiTheme="minorEastAsia" w:hAnsiTheme="minorEastAsia" w:cs="Times New Roman" w:hint="eastAsia"/>
+                <w:color w:val="000000"/>
+                <w:sz w:val="18"/>
+                <w:szCs w:val="18"/>
+              </w:rPr>
+              <w:t>6</w:t>
+            </w:r>
+          </w:p>
+        </w:tc>
+        <w:tc>
+          <w:tcPr>
+            <w:tcW w:w="5193" w:type="dxa"/>
+            <w:vMerge/>
+            <w:hideMark/>
+          </w:tcPr>
+          <w:p>
+            <w:pPr>
+              <w:widowControl/>
+              <w:jc w:val="left"/>
+              <w:rPr>
+                <w:rFonts w:asciiTheme="minorEastAsia" w:hAnsiTheme="minorEastAsia" w:cs="Times New Roman"/>
+                <w:color w:val="000000"/>
+                <w:sz w:val="18"/>
+                <w:szCs w:val="18"/>
+              </w:rPr>
+            </w:pPr>
+          </w:p>
+        </w:tc>
+      </w:tr>
+    </w:tbl>
+    <w:p>
+      <w:pPr>
+        <w:spacing w:after="0" w:line="240" w:lineRule="auto"/>
+        <w:rPr>
+          <w:rFonts w:asciiTheme="minorEastAsia" w:hAnsiTheme="minorEastAsia"/>
+          <w:sz w:val="18"/>
+          <w:szCs w:val="18"/>
+        </w:rPr>
+      </w:pPr>
+    </w:p>
+    <w:tbl>
+      <w:tblPr>
+        <w:tblStyle w:val="TableGrid"/>
+        <w:tblW w:w="10768" w:type="dxa"/>
+        <w:tblLook w:val="04A0" w:firstRow="1" w:lastRow="0" w:firstColumn="1" w:lastColumn="0" w:noHBand="0" w:noVBand="1"/>
+      </w:tblPr>
+      <w:tblGrid>
+        <w:gridCol w:w="2056"/>
+        <w:gridCol w:w="3519"/>
+        <w:gridCol w:w="5193"/>
+      </w:tblGrid>
+      <w:tr>
+        <w:trPr>
+          <w:trHeight w:val="270"/>
+        </w:trPr>
+        <w:tc>
+          <w:tcPr>
+            <w:tcW w:w="2056" w:type="dxa"/>
+            <w:noWrap/>
+            <w:hideMark/>
+          </w:tcPr>
+          <w:p>
+            <w:pPr>
+              <w:widowControl/>
+              <w:jc w:val="center"/>
+              <w:rPr>
+                <w:rFonts w:asciiTheme="minorEastAsia" w:hAnsiTheme="minorEastAsia" w:cs="Times New Roman"/>
+                <w:b/>
+                <w:bCs/>
+                <w:color w:val="000000"/>
+                <w:sz w:val="18"/>
+                <w:szCs w:val="18"/>
+              </w:rPr>
+            </w:pPr>
+            <w:r>
+              <w:rPr>
+                <w:rFonts w:asciiTheme="minorEastAsia" w:hAnsiTheme="minorEastAsia" w:cs="Times New Roman" w:hint="eastAsia"/>
+                <w:b/>
+                <w:bCs/>
+                <w:color w:val="000000"/>
+                <w:sz w:val="18"/>
+                <w:szCs w:val="18"/>
+              </w:rPr>
+              <w:t>侏儒鱼人</w:t>
+            </w:r>
+            <w:r>
+              <w:rPr>
+                <w:rFonts w:asciiTheme="minorEastAsia" w:hAnsiTheme="minorEastAsia" w:cs="Times New Roman" w:hint="eastAsia"/>
+                <w:b/>
+                <w:bCs/>
+                <w:color w:val="000000"/>
+                <w:sz w:val="18"/>
+                <w:szCs w:val="18"/>
+              </w:rPr>
+              <w:t>-双刀</w:t>
+            </w:r>
+          </w:p>
+        </w:tc>
+        <w:tc>
+          <w:tcPr>
+            <w:tcW w:w="8712" w:type="dxa"/>
+            <w:gridSpan w:val="2"/>
+            <w:noWrap/>
+            <w:hideMark/>
+          </w:tcPr>
+          <w:p>
+            <w:pPr>
+              <w:widowControl/>
+              <w:jc w:val="left"/>
+              <w:rPr>
+                <w:rFonts w:asciiTheme="minorEastAsia" w:hAnsiTheme="minorEastAsia" w:cs="Times New Roman"/>
+                <w:color w:val="000000"/>
+                <w:sz w:val="18"/>
+                <w:szCs w:val="18"/>
+              </w:rPr>
+            </w:pPr>
+            <w:r>
+              <w:rPr>
+                <w:rFonts w:asciiTheme="minorEastAsia" w:hAnsiTheme="minorEastAsia" w:cs="Times New Roman" w:hint="eastAsia"/>
+                <w:color w:val="000000"/>
+                <w:sz w:val="18"/>
+                <w:szCs w:val="18"/>
+              </w:rPr>
+              <w:t>步兵</w:t>
+            </w:r>
+            <w:r>
+              <w:rPr>
+                <w:rFonts w:asciiTheme="minorEastAsia" w:hAnsiTheme="minorEastAsia" w:cs="Times New Roman" w:hint="eastAsia"/>
+                <w:color w:val="000000"/>
+                <w:sz w:val="18"/>
+                <w:szCs w:val="18"/>
+              </w:rPr>
+              <w:t>（G）</w:t>
+            </w:r>
+          </w:p>
+        </w:tc>
+      </w:tr>
+      <w:tr>
+        <w:trPr>
+          <w:trHeight w:val="113"/>
+        </w:trPr>
+        <w:tc>
+          <w:tcPr>
+            <w:tcW w:w="2056" w:type="dxa"/>
+            <w:vMerge w:val="restart"/>
+            <w:noWrap/>
+            <w:hideMark/>
+          </w:tcPr>
+          <w:p>
+            <w:pPr>
+              <w:widowControl/>
+              <w:jc w:val="center"/>
+              <w:rPr>
+                <w:rFonts w:asciiTheme="minorEastAsia" w:hAnsiTheme="minorEastAsia" w:cs="Times New Roman"/>
+                <w:color w:val="000000"/>
+                <w:sz w:val="18"/>
+                <w:szCs w:val="18"/>
+              </w:rPr>
+            </w:pPr>
+            <w:r>
+              <w:rPr>
+                <w:noProof/>
+              </w:rPr>
+              <w:drawing>
+                <wp:inline distT="0" distB="0" distL="0" distR="0" wp14:anchorId="175D6AF4" wp14:editId="54936CD3">
+                  <wp:extent cx="475615" cy="475615"/>
+                  <wp:effectExtent l="0" t="0" r="635" b="635"/>
+                  <wp:docPr id="62" name="Picture 62"/>
+                  <wp:cNvGraphicFramePr>
+                    <a:graphicFrameLocks xmlns:a="http://schemas.openxmlformats.org/drawingml/2006/main" noChangeAspect="1"/>
+                  </wp:cNvGraphicFramePr>
+                  <a:graphic xmlns:a="http://schemas.openxmlformats.org/drawingml/2006/main">
+                    <a:graphicData uri="http://schemas.openxmlformats.org/drawingml/2006/picture">
+                      <pic:pic xmlns:pic="http://schemas.openxmlformats.org/drawingml/2006/picture">
+                        <pic:nvPicPr>
+                          <pic:cNvPr id="0" name="Picture 32"/>
+                          <pic:cNvPicPr>
+                            <a:picLocks noChangeAspect="1" noChangeArrowheads="1"/>
+                          </pic:cNvPicPr>
+                        </pic:nvPicPr>
+                        <pic:blipFill>
+                          <a:blip r:embed="rId64">
+                            <a:extLst>
+                              <a:ext uri="{28A0092B-C50C-407E-A947-70E740481C1C}">
+                                <a14:useLocalDpi xmlns:a14="http://schemas.microsoft.com/office/drawing/2010/main" val="0"/>
+                              </a:ext>
+                            </a:extLst>
+                          </a:blip>
+                          <a:srcRect/>
+                          <a:stretch>
+                            <a:fillRect/>
+                          </a:stretch>
+                        </pic:blipFill>
+                        <pic:spPr bwMode="auto">
+                          <a:xfrm>
+                            <a:off x="0" y="0"/>
+                            <a:ext cx="475615" cy="475615"/>
+                          </a:xfrm>
+                          <a:prstGeom prst="rect">
+                            <a:avLst/>
+                          </a:prstGeom>
+                          <a:noFill/>
+                          <a:ln>
+                            <a:noFill/>
+                          </a:ln>
+                        </pic:spPr>
+                      </pic:pic>
+                    </a:graphicData>
+                  </a:graphic>
+                </wp:inline>
+              </w:drawing>
+            </w:r>
+          </w:p>
+        </w:tc>
+        <w:tc>
+          <w:tcPr>
+            <w:tcW w:w="3519" w:type="dxa"/>
+            <w:noWrap/>
+            <w:vAlign w:val="center"/>
+            <w:hideMark/>
+          </w:tcPr>
+          <w:p>
+            <w:pPr>
+              <w:widowControl/>
+              <w:jc w:val="left"/>
+              <w:rPr>
+                <w:rFonts w:asciiTheme="minorEastAsia" w:hAnsiTheme="minorEastAsia" w:cs="Times New Roman"/>
+                <w:color w:val="000000"/>
+                <w:sz w:val="18"/>
+                <w:szCs w:val="18"/>
+              </w:rPr>
+            </w:pPr>
+            <w:r>
+              <w:rPr>
+                <w:rFonts w:asciiTheme="minorEastAsia" w:hAnsiTheme="minorEastAsia" w:cs="Times New Roman" w:hint="eastAsia"/>
+                <w:color w:val="000000"/>
+                <w:sz w:val="18"/>
+                <w:szCs w:val="18"/>
+              </w:rPr>
+              <w:t>人数</w:t>
+            </w:r>
+            <w:r>
+              <w:rPr>
+                <w:rFonts w:asciiTheme="minorEastAsia" w:hAnsiTheme="minorEastAsia" w:cs="Times New Roman" w:hint="eastAsia"/>
+                <w:color w:val="000000"/>
+                <w:sz w:val="18"/>
+                <w:szCs w:val="18"/>
+              </w:rPr>
+              <w:t>1</w:t>
+            </w:r>
+            <w:r>
+              <w:rPr>
+                <w:rFonts w:asciiTheme="minorEastAsia" w:hAnsiTheme="minorEastAsia" w:cs="Times New Roman"/>
+                <w:color w:val="000000"/>
+                <w:sz w:val="18"/>
+                <w:szCs w:val="18"/>
+              </w:rPr>
+              <w:t>00</w:t>
+            </w:r>
+            <w:r>
+              <w:rPr>
+                <w:rFonts w:asciiTheme="minorEastAsia" w:hAnsiTheme="minorEastAsia" w:cs="Times New Roman"/>
+                <w:color w:val="000000"/>
+                <w:sz w:val="18"/>
+                <w:szCs w:val="18"/>
+              </w:rPr>
+              <w:t xml:space="preserve">  </w:t>
+            </w:r>
+            <w:r>
+              <w:rPr>
+                <w:rFonts w:asciiTheme="minorEastAsia" w:hAnsiTheme="minorEastAsia" w:cs="Times New Roman" w:hint="eastAsia"/>
+                <w:color w:val="000000"/>
+                <w:sz w:val="18"/>
+                <w:szCs w:val="18"/>
+              </w:rPr>
+              <w:t>单体生命</w:t>
+            </w:r>
+            <w:r>
+              <w:rPr>
+                <w:rFonts w:asciiTheme="minorEastAsia" w:hAnsiTheme="minorEastAsia" w:cs="Times New Roman" w:hint="eastAsia"/>
+                <w:color w:val="000000"/>
+                <w:sz w:val="18"/>
+                <w:szCs w:val="18"/>
+              </w:rPr>
+              <w:t>3</w:t>
+            </w:r>
+            <w:r>
+              <w:rPr>
+                <w:rFonts w:asciiTheme="minorEastAsia" w:hAnsiTheme="minorEastAsia" w:cs="Times New Roman"/>
+                <w:color w:val="000000"/>
+                <w:sz w:val="18"/>
+                <w:szCs w:val="18"/>
+              </w:rPr>
+              <w:t>0</w:t>
+            </w:r>
+          </w:p>
+        </w:tc>
+        <w:tc>
+          <w:tcPr>
+            <w:tcW w:w="5193" w:type="dxa"/>
+            <w:vMerge w:val="restart"/>
+            <w:noWrap/>
+            <w:vAlign w:val="center"/>
+            <w:hideMark/>
+          </w:tcPr>
+          <w:p>
+            <w:pPr>
+              <w:widowControl/>
+              <w:jc w:val="left"/>
+              <w:rPr>
+                <w:rFonts w:asciiTheme="minorEastAsia" w:hAnsiTheme="minorEastAsia" w:cs="Times New Roman"/>
+                <w:color w:val="000000"/>
+                <w:sz w:val="18"/>
+                <w:szCs w:val="18"/>
+              </w:rPr>
+            </w:pPr>
+            <w:r>
+              <w:rPr>
+                <w:rFonts w:asciiTheme="minorEastAsia" w:hAnsiTheme="minorEastAsia" w:cs="Times New Roman" w:hint="eastAsia"/>
+                <w:color w:val="000000"/>
+                <w:sz w:val="18"/>
+                <w:szCs w:val="18"/>
+              </w:rPr>
+              <w:t>攻击</w:t>
+            </w:r>
+            <w:r>
+              <w:rPr>
+                <w:rFonts w:asciiTheme="minorEastAsia" w:hAnsiTheme="minorEastAsia" w:cs="Times New Roman" w:hint="eastAsia"/>
+                <w:color w:val="000000"/>
+                <w:sz w:val="18"/>
+                <w:szCs w:val="18"/>
+              </w:rPr>
+              <w:t>5</w:t>
+            </w:r>
+            <w:r>
+              <w:rPr>
+                <w:rFonts w:asciiTheme="minorEastAsia" w:hAnsiTheme="minorEastAsia" w:cs="Times New Roman"/>
+                <w:color w:val="000000"/>
+                <w:sz w:val="18"/>
+                <w:szCs w:val="18"/>
+              </w:rPr>
+              <w:t>0</w:t>
+            </w:r>
+            <w:r>
+              <w:rPr>
+                <w:rFonts w:asciiTheme="minorEastAsia" w:hAnsiTheme="minorEastAsia" w:cs="Times New Roman"/>
+                <w:color w:val="000000"/>
+                <w:sz w:val="18"/>
+                <w:szCs w:val="18"/>
+              </w:rPr>
+              <w:t xml:space="preserve">  </w:t>
+            </w:r>
+            <w:r>
+              <w:rPr>
+                <w:rFonts w:asciiTheme="minorEastAsia" w:hAnsiTheme="minorEastAsia" w:cs="Times New Roman" w:hint="eastAsia"/>
+                <w:color w:val="000000"/>
+                <w:sz w:val="18"/>
+                <w:szCs w:val="18"/>
+              </w:rPr>
+              <w:t>近战</w:t>
+            </w:r>
+          </w:p>
+        </w:tc>
+      </w:tr>
+      <w:tr>
+        <w:trPr>
+          <w:trHeight w:val="112"/>
+        </w:trPr>
+        <w:tc>
+          <w:tcPr>
+            <w:tcW w:w="2056" w:type="dxa"/>
+            <w:vMerge/>
+            <w:noWrap/>
+          </w:tcPr>
+          <w:p>
+            <w:pPr>
+              <w:widowControl/>
+              <w:jc w:val="left"/>
+              <w:rPr>
+                <w:rFonts w:asciiTheme="minorEastAsia" w:hAnsiTheme="minorEastAsia" w:cs="Times New Roman"/>
+                <w:color w:val="000000"/>
+                <w:sz w:val="18"/>
+                <w:szCs w:val="18"/>
+              </w:rPr>
+            </w:pPr>
+          </w:p>
+        </w:tc>
+        <w:tc>
+          <w:tcPr>
+            <w:tcW w:w="3519" w:type="dxa"/>
+            <w:noWrap/>
+            <w:vAlign w:val="center"/>
+          </w:tcPr>
+          <w:p>
+            <w:pPr>
+              <w:widowControl/>
+              <w:jc w:val="left"/>
+              <w:rPr>
+                <w:rFonts w:asciiTheme="minorEastAsia" w:hAnsiTheme="minorEastAsia" w:cs="Times New Roman"/>
+                <w:color w:val="000000"/>
+                <w:sz w:val="18"/>
+                <w:szCs w:val="18"/>
+              </w:rPr>
+            </w:pPr>
+            <w:r>
+              <w:rPr>
+                <w:rFonts w:asciiTheme="minorEastAsia" w:hAnsiTheme="minorEastAsia" w:cs="Times New Roman" w:hint="eastAsia"/>
+                <w:color w:val="000000"/>
+                <w:sz w:val="18"/>
+                <w:szCs w:val="18"/>
+              </w:rPr>
+              <w:t>护甲/闪避：近战0</w:t>
+            </w:r>
+            <w:r>
+              <w:rPr>
+                <w:rFonts w:asciiTheme="minorEastAsia" w:hAnsiTheme="minorEastAsia" w:cs="Times New Roman"/>
+                <w:color w:val="000000"/>
+                <w:sz w:val="18"/>
+                <w:szCs w:val="18"/>
+              </w:rPr>
+              <w:t xml:space="preserve">  </w:t>
+            </w:r>
+            <w:r>
+              <w:rPr>
+                <w:rFonts w:asciiTheme="minorEastAsia" w:hAnsiTheme="minorEastAsia" w:cs="Times New Roman" w:hint="eastAsia"/>
+                <w:color w:val="000000"/>
+                <w:sz w:val="18"/>
+                <w:szCs w:val="18"/>
+              </w:rPr>
+              <w:t>远程</w:t>
+            </w:r>
+            <w:r>
+              <w:rPr>
+                <w:rFonts w:asciiTheme="minorEastAsia" w:hAnsiTheme="minorEastAsia" w:cs="Times New Roman" w:hint="eastAsia"/>
+                <w:color w:val="000000"/>
+                <w:sz w:val="18"/>
+                <w:szCs w:val="18"/>
+              </w:rPr>
+              <w:t>6</w:t>
+            </w:r>
+            <w:r>
+              <w:rPr>
+                <w:rFonts w:asciiTheme="minorEastAsia" w:hAnsiTheme="minorEastAsia" w:cs="Times New Roman" w:hint="eastAsia"/>
+                <w:color w:val="000000"/>
+                <w:sz w:val="18"/>
+                <w:szCs w:val="18"/>
+              </w:rPr>
+              <w:t>0</w:t>
+            </w:r>
+            <w:r>
+              <w:rPr>
+                <w:rFonts w:asciiTheme="minorEastAsia" w:hAnsiTheme="minorEastAsia" w:cs="Times New Roman"/>
+                <w:color w:val="000000"/>
+                <w:sz w:val="18"/>
+                <w:szCs w:val="18"/>
+              </w:rPr>
+              <w:t xml:space="preserve"> </w:t>
+            </w:r>
+            <w:r>
+              <w:rPr>
+                <w:rFonts w:asciiTheme="minorEastAsia" w:hAnsiTheme="minorEastAsia" w:cs="Times New Roman"/>
+                <w:color w:val="000000"/>
+                <w:sz w:val="18"/>
+                <w:szCs w:val="18"/>
+              </w:rPr>
+              <w:t xml:space="preserve"> </w:t>
+            </w:r>
+            <w:r>
+              <w:rPr>
+                <w:rFonts w:asciiTheme="minorEastAsia" w:hAnsiTheme="minorEastAsia" w:cs="Times New Roman" w:hint="eastAsia"/>
+                <w:color w:val="000000"/>
+                <w:sz w:val="18"/>
+                <w:szCs w:val="18"/>
+              </w:rPr>
+              <w:t>冲杀0</w:t>
+            </w:r>
+          </w:p>
+        </w:tc>
+        <w:tc>
+          <w:tcPr>
+            <w:tcW w:w="5193" w:type="dxa"/>
+            <w:vMerge/>
+            <w:noWrap/>
+            <w:vAlign w:val="center"/>
+          </w:tcPr>
+          <w:p>
+            <w:pPr>
+              <w:widowControl/>
+              <w:jc w:val="center"/>
+              <w:rPr>
+                <w:rFonts w:asciiTheme="minorEastAsia" w:hAnsiTheme="minorEastAsia" w:cs="Times New Roman"/>
+                <w:color w:val="000000"/>
+                <w:sz w:val="18"/>
+                <w:szCs w:val="18"/>
+              </w:rPr>
+            </w:pPr>
+          </w:p>
+        </w:tc>
+      </w:tr>
+      <w:tr>
+        <w:trPr>
+          <w:trHeight w:val="270"/>
+        </w:trPr>
+        <w:tc>
+          <w:tcPr>
+            <w:tcW w:w="2056" w:type="dxa"/>
+            <w:vMerge/>
+            <w:hideMark/>
+          </w:tcPr>
+          <w:p>
+            <w:pPr>
+              <w:widowControl/>
+              <w:jc w:val="left"/>
+              <w:rPr>
+                <w:rFonts w:asciiTheme="minorEastAsia" w:hAnsiTheme="minorEastAsia" w:cs="Times New Roman"/>
+                <w:color w:val="000000"/>
+                <w:sz w:val="18"/>
+                <w:szCs w:val="18"/>
+              </w:rPr>
+            </w:pPr>
+          </w:p>
+        </w:tc>
+        <w:tc>
+          <w:tcPr>
+            <w:tcW w:w="3519" w:type="dxa"/>
+            <w:noWrap/>
+            <w:vAlign w:val="center"/>
+            <w:hideMark/>
+          </w:tcPr>
+          <w:p>
+            <w:pPr>
+              <w:widowControl/>
+              <w:jc w:val="left"/>
+              <w:rPr>
+                <w:rFonts w:asciiTheme="minorEastAsia" w:hAnsiTheme="minorEastAsia" w:cs="Times New Roman"/>
+                <w:color w:val="000000"/>
+                <w:sz w:val="18"/>
+                <w:szCs w:val="18"/>
+              </w:rPr>
+            </w:pPr>
+            <w:r>
+              <w:rPr>
+                <w:rFonts w:asciiTheme="minorEastAsia" w:hAnsiTheme="minorEastAsia" w:cs="Times New Roman"/>
+                <w:color w:val="000000"/>
+                <w:sz w:val="18"/>
+                <w:szCs w:val="18"/>
+              </w:rPr>
+              <w:t>移速</w:t>
+            </w:r>
+            <w:r>
+              <w:rPr>
+                <w:rFonts w:asciiTheme="minorEastAsia" w:hAnsiTheme="minorEastAsia" w:cs="Times New Roman" w:hint="eastAsia"/>
+                <w:color w:val="000000"/>
+                <w:sz w:val="18"/>
+                <w:szCs w:val="18"/>
+              </w:rPr>
+              <w:t>6</w:t>
+            </w:r>
+          </w:p>
+        </w:tc>
+        <w:tc>
+          <w:tcPr>
+            <w:tcW w:w="5193" w:type="dxa"/>
+            <w:vMerge/>
+            <w:hideMark/>
+          </w:tcPr>
+          <w:p>
+            <w:pPr>
+              <w:widowControl/>
+              <w:jc w:val="left"/>
+              <w:rPr>
+                <w:rFonts w:asciiTheme="minorEastAsia" w:hAnsiTheme="minorEastAsia" w:cs="Times New Roman"/>
+                <w:color w:val="000000"/>
+                <w:sz w:val="18"/>
+                <w:szCs w:val="18"/>
+              </w:rPr>
+            </w:pPr>
+          </w:p>
+        </w:tc>
+      </w:tr>
+    </w:tbl>
+    <w:p>
+      <w:pPr>
+        <w:spacing w:after="0" w:line="240" w:lineRule="auto"/>
+        <w:rPr>
+          <w:rFonts w:asciiTheme="minorEastAsia" w:hAnsiTheme="minorEastAsia"/>
+          <w:sz w:val="18"/>
+          <w:szCs w:val="18"/>
+        </w:rPr>
+      </w:pPr>
+    </w:p>
+    <w:tbl>
+      <w:tblPr>
+        <w:tblStyle w:val="TableGrid"/>
+        <w:tblW w:w="10768" w:type="dxa"/>
+        <w:tblLook w:val="04A0" w:firstRow="1" w:lastRow="0" w:firstColumn="1" w:lastColumn="0" w:noHBand="0" w:noVBand="1"/>
+      </w:tblPr>
+      <w:tblGrid>
+        <w:gridCol w:w="2056"/>
+        <w:gridCol w:w="3519"/>
+        <w:gridCol w:w="5193"/>
+      </w:tblGrid>
+      <w:tr>
+        <w:trPr>
+          <w:trHeight w:val="270"/>
+        </w:trPr>
+        <w:tc>
+          <w:tcPr>
+            <w:tcW w:w="2056" w:type="dxa"/>
+            <w:noWrap/>
+            <w:hideMark/>
+          </w:tcPr>
+          <w:p>
+            <w:pPr>
+              <w:widowControl/>
+              <w:jc w:val="center"/>
+              <w:rPr>
+                <w:rFonts w:asciiTheme="minorEastAsia" w:hAnsiTheme="minorEastAsia" w:cs="Times New Roman"/>
+                <w:b/>
+                <w:bCs/>
+                <w:color w:val="000000"/>
+                <w:sz w:val="18"/>
+                <w:szCs w:val="18"/>
+              </w:rPr>
+            </w:pPr>
+            <w:r>
+              <w:rPr>
+                <w:rFonts w:asciiTheme="minorEastAsia" w:hAnsiTheme="minorEastAsia" w:cs="Times New Roman" w:hint="eastAsia"/>
+                <w:b/>
+                <w:bCs/>
+                <w:color w:val="000000"/>
+                <w:sz w:val="18"/>
+                <w:szCs w:val="18"/>
+              </w:rPr>
+              <w:t>鱼人战士</w:t>
+            </w:r>
+          </w:p>
+        </w:tc>
+        <w:tc>
+          <w:tcPr>
+            <w:tcW w:w="8712" w:type="dxa"/>
+            <w:gridSpan w:val="2"/>
+            <w:noWrap/>
+            <w:hideMark/>
+          </w:tcPr>
+          <w:p>
+            <w:pPr>
+              <w:widowControl/>
+              <w:jc w:val="left"/>
+              <w:rPr>
+                <w:rFonts w:asciiTheme="minorEastAsia" w:hAnsiTheme="minorEastAsia" w:cs="Times New Roman"/>
+                <w:color w:val="000000"/>
+                <w:sz w:val="18"/>
+                <w:szCs w:val="18"/>
+              </w:rPr>
+            </w:pPr>
+            <w:r>
+              <w:rPr>
+                <w:rFonts w:asciiTheme="minorEastAsia" w:hAnsiTheme="minorEastAsia" w:cs="Times New Roman" w:hint="eastAsia"/>
+                <w:color w:val="000000"/>
+                <w:sz w:val="18"/>
+                <w:szCs w:val="18"/>
+              </w:rPr>
+              <w:t>步兵</w:t>
+            </w:r>
+            <w:r>
+              <w:rPr>
+                <w:rFonts w:asciiTheme="minorEastAsia" w:hAnsiTheme="minorEastAsia" w:cs="Times New Roman" w:hint="eastAsia"/>
+                <w:color w:val="000000"/>
+                <w:sz w:val="18"/>
+                <w:szCs w:val="18"/>
+              </w:rPr>
+              <w:t>（G）</w:t>
+            </w:r>
+          </w:p>
+        </w:tc>
+      </w:tr>
+      <w:tr>
+        <w:trPr>
+          <w:trHeight w:val="113"/>
+        </w:trPr>
+        <w:tc>
+          <w:tcPr>
+            <w:tcW w:w="2056" w:type="dxa"/>
+            <w:vMerge w:val="restart"/>
+            <w:noWrap/>
+            <w:hideMark/>
+          </w:tcPr>
+          <w:p>
+            <w:pPr>
+              <w:widowControl/>
+              <w:jc w:val="center"/>
+              <w:rPr>
+                <w:rFonts w:asciiTheme="minorEastAsia" w:hAnsiTheme="minorEastAsia" w:cs="Times New Roman"/>
+                <w:color w:val="000000"/>
+                <w:sz w:val="18"/>
+                <w:szCs w:val="18"/>
+              </w:rPr>
+            </w:pPr>
+            <w:r>
+              <w:rPr>
+                <w:noProof/>
+              </w:rPr>
+              <w:drawing>
+                <wp:inline distT="0" distB="0" distL="0" distR="0" wp14:anchorId="59FA0E4A" wp14:editId="30CB3D7A">
+                  <wp:extent cx="475615" cy="475615"/>
+                  <wp:effectExtent l="0" t="0" r="635" b="635"/>
+                  <wp:docPr id="63" name="Picture 63"/>
+                  <wp:cNvGraphicFramePr>
+                    <a:graphicFrameLocks xmlns:a="http://schemas.openxmlformats.org/drawingml/2006/main" noChangeAspect="1"/>
+                  </wp:cNvGraphicFramePr>
+                  <a:graphic xmlns:a="http://schemas.openxmlformats.org/drawingml/2006/main">
+                    <a:graphicData uri="http://schemas.openxmlformats.org/drawingml/2006/picture">
+                      <pic:pic xmlns:pic="http://schemas.openxmlformats.org/drawingml/2006/picture">
+                        <pic:nvPicPr>
+                          <pic:cNvPr id="0" name="Picture 34"/>
+                          <pic:cNvPicPr>
+                            <a:picLocks noChangeAspect="1" noChangeArrowheads="1"/>
+                          </pic:cNvPicPr>
+                        </pic:nvPicPr>
+                        <pic:blipFill>
+                          <a:blip r:embed="rId65">
+                            <a:extLst>
+                              <a:ext uri="{28A0092B-C50C-407E-A947-70E740481C1C}">
+                                <a14:useLocalDpi xmlns:a14="http://schemas.microsoft.com/office/drawing/2010/main" val="0"/>
+                              </a:ext>
+                            </a:extLst>
+                          </a:blip>
+                          <a:srcRect/>
+                          <a:stretch>
+                            <a:fillRect/>
+                          </a:stretch>
+                        </pic:blipFill>
+                        <pic:spPr bwMode="auto">
+                          <a:xfrm>
+                            <a:off x="0" y="0"/>
+                            <a:ext cx="475615" cy="475615"/>
+                          </a:xfrm>
+                          <a:prstGeom prst="rect">
+                            <a:avLst/>
+                          </a:prstGeom>
+                          <a:noFill/>
+                          <a:ln>
+                            <a:noFill/>
+                          </a:ln>
+                        </pic:spPr>
+                      </pic:pic>
+                    </a:graphicData>
+                  </a:graphic>
+                </wp:inline>
+              </w:drawing>
+            </w:r>
+          </w:p>
+        </w:tc>
+        <w:tc>
+          <w:tcPr>
+            <w:tcW w:w="3519" w:type="dxa"/>
+            <w:noWrap/>
+            <w:vAlign w:val="center"/>
+            <w:hideMark/>
+          </w:tcPr>
+          <w:p>
+            <w:pPr>
+              <w:widowControl/>
+              <w:jc w:val="left"/>
+              <w:rPr>
+                <w:rFonts w:asciiTheme="minorEastAsia" w:hAnsiTheme="minorEastAsia" w:cs="Times New Roman"/>
+                <w:color w:val="000000"/>
+                <w:sz w:val="18"/>
+                <w:szCs w:val="18"/>
+              </w:rPr>
+            </w:pPr>
+            <w:r>
+              <w:rPr>
+                <w:rFonts w:asciiTheme="minorEastAsia" w:hAnsiTheme="minorEastAsia" w:cs="Times New Roman" w:hint="eastAsia"/>
+                <w:color w:val="000000"/>
+                <w:sz w:val="18"/>
+                <w:szCs w:val="18"/>
+              </w:rPr>
+              <w:t>人数</w:t>
+            </w:r>
+            <w:r>
+              <w:rPr>
+                <w:rFonts w:asciiTheme="minorEastAsia" w:hAnsiTheme="minorEastAsia" w:cs="Times New Roman" w:hint="eastAsia"/>
+                <w:color w:val="000000"/>
+                <w:sz w:val="18"/>
+                <w:szCs w:val="18"/>
+              </w:rPr>
+              <w:t>4</w:t>
+            </w:r>
+            <w:r>
+              <w:rPr>
+                <w:rFonts w:asciiTheme="minorEastAsia" w:hAnsiTheme="minorEastAsia" w:cs="Times New Roman"/>
+                <w:color w:val="000000"/>
+                <w:sz w:val="18"/>
+                <w:szCs w:val="18"/>
+              </w:rPr>
+              <w:t>8</w:t>
+            </w:r>
+            <w:r>
+              <w:rPr>
+                <w:rFonts w:asciiTheme="minorEastAsia" w:hAnsiTheme="minorEastAsia" w:cs="Times New Roman"/>
+                <w:color w:val="000000"/>
+                <w:sz w:val="18"/>
+                <w:szCs w:val="18"/>
+              </w:rPr>
+              <w:t xml:space="preserve">  </w:t>
+            </w:r>
+            <w:r>
+              <w:rPr>
+                <w:rFonts w:asciiTheme="minorEastAsia" w:hAnsiTheme="minorEastAsia" w:cs="Times New Roman" w:hint="eastAsia"/>
+                <w:color w:val="000000"/>
+                <w:sz w:val="18"/>
+                <w:szCs w:val="18"/>
+              </w:rPr>
+              <w:t>单体生命</w:t>
+            </w:r>
+            <w:r>
+              <w:rPr>
+                <w:rFonts w:asciiTheme="minorEastAsia" w:hAnsiTheme="minorEastAsia" w:cs="Times New Roman" w:hint="eastAsia"/>
+                <w:color w:val="000000"/>
+                <w:sz w:val="18"/>
+                <w:szCs w:val="18"/>
+              </w:rPr>
+              <w:t>1</w:t>
+            </w:r>
+            <w:r>
+              <w:rPr>
+                <w:rFonts w:asciiTheme="minorEastAsia" w:hAnsiTheme="minorEastAsia" w:cs="Times New Roman"/>
+                <w:color w:val="000000"/>
+                <w:sz w:val="18"/>
+                <w:szCs w:val="18"/>
+              </w:rPr>
+              <w:t>2</w:t>
+            </w:r>
+            <w:r>
+              <w:rPr>
+                <w:rFonts w:asciiTheme="minorEastAsia" w:hAnsiTheme="minorEastAsia" w:cs="Times New Roman"/>
+                <w:color w:val="000000"/>
+                <w:sz w:val="18"/>
+                <w:szCs w:val="18"/>
+              </w:rPr>
+              <w:t>0</w:t>
+            </w:r>
+          </w:p>
+        </w:tc>
+        <w:tc>
+          <w:tcPr>
+            <w:tcW w:w="5193" w:type="dxa"/>
+            <w:vMerge w:val="restart"/>
+            <w:noWrap/>
+            <w:vAlign w:val="center"/>
+            <w:hideMark/>
+          </w:tcPr>
+          <w:p>
+            <w:pPr>
+              <w:widowControl/>
+              <w:jc w:val="left"/>
+              <w:rPr>
+                <w:rFonts w:asciiTheme="minorEastAsia" w:hAnsiTheme="minorEastAsia" w:cs="Times New Roman"/>
+                <w:color w:val="000000"/>
+                <w:sz w:val="18"/>
+                <w:szCs w:val="18"/>
+              </w:rPr>
+            </w:pPr>
+            <w:r>
+              <w:rPr>
+                <w:rFonts w:asciiTheme="minorEastAsia" w:hAnsiTheme="minorEastAsia" w:cs="Times New Roman" w:hint="eastAsia"/>
+                <w:color w:val="000000"/>
+                <w:sz w:val="18"/>
+                <w:szCs w:val="18"/>
+              </w:rPr>
+              <w:t>攻击</w:t>
+            </w:r>
+            <w:r>
+              <w:rPr>
+                <w:rFonts w:asciiTheme="minorEastAsia" w:hAnsiTheme="minorEastAsia" w:cs="Times New Roman" w:hint="eastAsia"/>
+                <w:color w:val="000000"/>
+                <w:sz w:val="18"/>
+                <w:szCs w:val="18"/>
+              </w:rPr>
+              <w:t>8</w:t>
+            </w:r>
+            <w:r>
+              <w:rPr>
+                <w:rFonts w:asciiTheme="minorEastAsia" w:hAnsiTheme="minorEastAsia" w:cs="Times New Roman"/>
+                <w:color w:val="000000"/>
+                <w:sz w:val="18"/>
+                <w:szCs w:val="18"/>
+              </w:rPr>
+              <w:t xml:space="preserve">0  </w:t>
+            </w:r>
+            <w:r>
+              <w:rPr>
+                <w:rFonts w:asciiTheme="minorEastAsia" w:hAnsiTheme="minorEastAsia" w:cs="Times New Roman" w:hint="eastAsia"/>
+                <w:color w:val="000000"/>
+                <w:sz w:val="18"/>
+                <w:szCs w:val="18"/>
+              </w:rPr>
+              <w:t xml:space="preserve">近战 </w:t>
+            </w:r>
+            <w:r>
+              <w:rPr>
+                <w:rFonts w:asciiTheme="minorEastAsia" w:hAnsiTheme="minorEastAsia" w:cs="Times New Roman"/>
+                <w:color w:val="000000"/>
+                <w:sz w:val="18"/>
+                <w:szCs w:val="18"/>
+              </w:rPr>
+              <w:t xml:space="preserve"> </w:t>
+            </w:r>
+            <w:r>
+              <w:rPr>
+                <w:rFonts w:asciiTheme="minorEastAsia" w:hAnsiTheme="minorEastAsia" w:cs="Times New Roman" w:hint="eastAsia"/>
+                <w:color w:val="000000"/>
+                <w:sz w:val="18"/>
+                <w:szCs w:val="18"/>
+              </w:rPr>
+              <w:t>破甲</w:t>
+            </w:r>
+            <w:r>
+              <w:rPr>
+                <w:rFonts w:asciiTheme="minorEastAsia" w:hAnsiTheme="minorEastAsia" w:cs="Times New Roman" w:hint="eastAsia"/>
+                <w:color w:val="000000"/>
+                <w:sz w:val="18"/>
+                <w:szCs w:val="18"/>
+              </w:rPr>
+              <w:t>3</w:t>
+            </w:r>
+            <w:r>
+              <w:rPr>
+                <w:rFonts w:asciiTheme="minorEastAsia" w:hAnsiTheme="minorEastAsia" w:cs="Times New Roman"/>
+                <w:color w:val="000000"/>
+                <w:sz w:val="18"/>
+                <w:szCs w:val="18"/>
+              </w:rPr>
+              <w:t>0</w:t>
+            </w:r>
+          </w:p>
+        </w:tc>
+      </w:tr>
+      <w:tr>
+        <w:trPr>
+          <w:trHeight w:val="112"/>
+        </w:trPr>
+        <w:tc>
+          <w:tcPr>
+            <w:tcW w:w="2056" w:type="dxa"/>
+            <w:vMerge/>
+            <w:noWrap/>
+          </w:tcPr>
+          <w:p>
+            <w:pPr>
+              <w:widowControl/>
+              <w:jc w:val="left"/>
+              <w:rPr>
+                <w:rFonts w:asciiTheme="minorEastAsia" w:hAnsiTheme="minorEastAsia" w:cs="Times New Roman"/>
+                <w:color w:val="000000"/>
+                <w:sz w:val="18"/>
+                <w:szCs w:val="18"/>
+              </w:rPr>
+            </w:pPr>
+          </w:p>
+        </w:tc>
+        <w:tc>
+          <w:tcPr>
+            <w:tcW w:w="3519" w:type="dxa"/>
+            <w:noWrap/>
+            <w:vAlign w:val="center"/>
+          </w:tcPr>
+          <w:p>
+            <w:pPr>
+              <w:widowControl/>
+              <w:jc w:val="left"/>
+              <w:rPr>
+                <w:rFonts w:asciiTheme="minorEastAsia" w:hAnsiTheme="minorEastAsia" w:cs="Times New Roman"/>
+                <w:color w:val="000000"/>
+                <w:sz w:val="18"/>
+                <w:szCs w:val="18"/>
+              </w:rPr>
+            </w:pPr>
+            <w:r>
+              <w:rPr>
+                <w:rFonts w:asciiTheme="minorEastAsia" w:hAnsiTheme="minorEastAsia" w:cs="Times New Roman" w:hint="eastAsia"/>
+                <w:color w:val="000000"/>
+                <w:sz w:val="18"/>
+                <w:szCs w:val="18"/>
+              </w:rPr>
+              <w:t>护甲/闪避：近战</w:t>
+            </w:r>
+            <w:r>
+              <w:rPr>
+                <w:rFonts w:asciiTheme="minorEastAsia" w:hAnsiTheme="minorEastAsia" w:cs="Times New Roman" w:hint="eastAsia"/>
+                <w:color w:val="000000"/>
+                <w:sz w:val="18"/>
+                <w:szCs w:val="18"/>
+              </w:rPr>
+              <w:t>6</w:t>
+            </w:r>
+            <w:r>
+              <w:rPr>
+                <w:rFonts w:asciiTheme="minorEastAsia" w:hAnsiTheme="minorEastAsia" w:cs="Times New Roman"/>
+                <w:color w:val="000000"/>
+                <w:sz w:val="18"/>
+                <w:szCs w:val="18"/>
+              </w:rPr>
+              <w:t>0</w:t>
+            </w:r>
+            <w:r>
+              <w:rPr>
+                <w:rFonts w:asciiTheme="minorEastAsia" w:hAnsiTheme="minorEastAsia" w:cs="Times New Roman"/>
+                <w:color w:val="000000"/>
+                <w:sz w:val="18"/>
+                <w:szCs w:val="18"/>
+              </w:rPr>
+              <w:t xml:space="preserve">  </w:t>
+            </w:r>
+            <w:r>
+              <w:rPr>
+                <w:rFonts w:asciiTheme="minorEastAsia" w:hAnsiTheme="minorEastAsia" w:cs="Times New Roman" w:hint="eastAsia"/>
+                <w:color w:val="000000"/>
+                <w:sz w:val="18"/>
+                <w:szCs w:val="18"/>
+              </w:rPr>
+              <w:t>远程0</w:t>
+            </w:r>
+            <w:r>
+              <w:rPr>
+                <w:rFonts w:asciiTheme="minorEastAsia" w:hAnsiTheme="minorEastAsia" w:cs="Times New Roman"/>
+                <w:color w:val="000000"/>
+                <w:sz w:val="18"/>
+                <w:szCs w:val="18"/>
+              </w:rPr>
+              <w:t xml:space="preserve"> </w:t>
+            </w:r>
+            <w:r>
+              <w:rPr>
+                <w:rFonts w:asciiTheme="minorEastAsia" w:hAnsiTheme="minorEastAsia" w:cs="Times New Roman"/>
+                <w:color w:val="000000"/>
+                <w:sz w:val="18"/>
+                <w:szCs w:val="18"/>
+              </w:rPr>
+              <w:t xml:space="preserve"> </w:t>
+            </w:r>
+            <w:r>
+              <w:rPr>
+                <w:rFonts w:asciiTheme="minorEastAsia" w:hAnsiTheme="minorEastAsia" w:cs="Times New Roman" w:hint="eastAsia"/>
+                <w:color w:val="000000"/>
+                <w:sz w:val="18"/>
+                <w:szCs w:val="18"/>
+              </w:rPr>
+              <w:t>冲杀</w:t>
+            </w:r>
+            <w:r>
+              <w:rPr>
+                <w:rFonts w:asciiTheme="minorEastAsia" w:hAnsiTheme="minorEastAsia" w:cs="Times New Roman" w:hint="eastAsia"/>
+                <w:color w:val="000000"/>
+                <w:sz w:val="18"/>
+                <w:szCs w:val="18"/>
+              </w:rPr>
+              <w:t>6</w:t>
+            </w:r>
+            <w:r>
+              <w:rPr>
+                <w:rFonts w:asciiTheme="minorEastAsia" w:hAnsiTheme="minorEastAsia" w:cs="Times New Roman" w:hint="eastAsia"/>
+                <w:color w:val="000000"/>
+                <w:sz w:val="18"/>
+                <w:szCs w:val="18"/>
+              </w:rPr>
+              <w:t>0</w:t>
+            </w:r>
+          </w:p>
+        </w:tc>
+        <w:tc>
+          <w:tcPr>
+            <w:tcW w:w="5193" w:type="dxa"/>
+            <w:vMerge/>
+            <w:noWrap/>
+            <w:vAlign w:val="center"/>
+          </w:tcPr>
+          <w:p>
+            <w:pPr>
+              <w:widowControl/>
+              <w:jc w:val="center"/>
+              <w:rPr>
+                <w:rFonts w:asciiTheme="minorEastAsia" w:hAnsiTheme="minorEastAsia" w:cs="Times New Roman"/>
+                <w:color w:val="000000"/>
+                <w:sz w:val="18"/>
+                <w:szCs w:val="18"/>
+              </w:rPr>
+            </w:pPr>
+          </w:p>
+        </w:tc>
+      </w:tr>
+      <w:tr>
+        <w:trPr>
+          <w:trHeight w:val="270"/>
+        </w:trPr>
+        <w:tc>
+          <w:tcPr>
+            <w:tcW w:w="2056" w:type="dxa"/>
+            <w:vMerge/>
+            <w:hideMark/>
+          </w:tcPr>
+          <w:p>
+            <w:pPr>
+              <w:widowControl/>
+              <w:jc w:val="left"/>
+              <w:rPr>
+                <w:rFonts w:asciiTheme="minorEastAsia" w:hAnsiTheme="minorEastAsia" w:cs="Times New Roman"/>
+                <w:color w:val="000000"/>
+                <w:sz w:val="18"/>
+                <w:szCs w:val="18"/>
+              </w:rPr>
+            </w:pPr>
+          </w:p>
+        </w:tc>
+        <w:tc>
+          <w:tcPr>
+            <w:tcW w:w="3519" w:type="dxa"/>
+            <w:noWrap/>
+            <w:vAlign w:val="center"/>
+            <w:hideMark/>
+          </w:tcPr>
+          <w:p>
+            <w:pPr>
+              <w:widowControl/>
+              <w:jc w:val="left"/>
+              <w:rPr>
+                <w:rFonts w:asciiTheme="minorEastAsia" w:hAnsiTheme="minorEastAsia" w:cs="Times New Roman"/>
+                <w:color w:val="000000"/>
+                <w:sz w:val="18"/>
+                <w:szCs w:val="18"/>
+              </w:rPr>
+            </w:pPr>
+            <w:r>
+              <w:rPr>
+                <w:rFonts w:asciiTheme="minorEastAsia" w:hAnsiTheme="minorEastAsia" w:cs="Times New Roman"/>
+                <w:color w:val="000000"/>
+                <w:sz w:val="18"/>
+                <w:szCs w:val="18"/>
+              </w:rPr>
+              <w:t>移速</w:t>
+            </w:r>
+            <w:r>
+              <w:rPr>
+                <w:rFonts w:asciiTheme="minorEastAsia" w:hAnsiTheme="minorEastAsia" w:cs="Times New Roman" w:hint="eastAsia"/>
+                <w:color w:val="000000"/>
+                <w:sz w:val="18"/>
+                <w:szCs w:val="18"/>
+              </w:rPr>
+              <w:t>2</w:t>
+            </w:r>
+          </w:p>
+        </w:tc>
+        <w:tc>
+          <w:tcPr>
+            <w:tcW w:w="5193" w:type="dxa"/>
+            <w:vMerge/>
+            <w:hideMark/>
+          </w:tcPr>
+          <w:p>
+            <w:pPr>
+              <w:widowControl/>
+              <w:jc w:val="left"/>
+              <w:rPr>
+                <w:rFonts w:asciiTheme="minorEastAsia" w:hAnsiTheme="minorEastAsia" w:cs="Times New Roman"/>
+                <w:color w:val="000000"/>
+                <w:sz w:val="18"/>
+                <w:szCs w:val="18"/>
+              </w:rPr>
+            </w:pPr>
+          </w:p>
+        </w:tc>
+      </w:tr>
+    </w:tbl>
+    <w:p>
+      <w:pPr>
+        <w:spacing w:after="0" w:line="240" w:lineRule="auto"/>
+        <w:rPr>
+          <w:rFonts w:asciiTheme="minorEastAsia" w:hAnsiTheme="minorEastAsia"/>
+          <w:sz w:val="18"/>
+          <w:szCs w:val="18"/>
+        </w:rPr>
+      </w:pPr>
+    </w:p>
+    <w:tbl>
+      <w:tblPr>
+        <w:tblStyle w:val="TableGrid"/>
+        <w:tblW w:w="10768" w:type="dxa"/>
+        <w:tblLook w:val="04A0" w:firstRow="1" w:lastRow="0" w:firstColumn="1" w:lastColumn="0" w:noHBand="0" w:noVBand="1"/>
+      </w:tblPr>
+      <w:tblGrid>
+        <w:gridCol w:w="2056"/>
+        <w:gridCol w:w="3519"/>
+        <w:gridCol w:w="5193"/>
+      </w:tblGrid>
+      <w:tr>
+        <w:trPr>
+          <w:trHeight w:val="270"/>
+        </w:trPr>
+        <w:tc>
+          <w:tcPr>
+            <w:tcW w:w="2056" w:type="dxa"/>
+            <w:noWrap/>
+            <w:hideMark/>
+          </w:tcPr>
+          <w:p>
+            <w:pPr>
+              <w:widowControl/>
+              <w:jc w:val="center"/>
+              <w:rPr>
+                <w:rFonts w:asciiTheme="minorEastAsia" w:hAnsiTheme="minorEastAsia" w:cs="Times New Roman"/>
+                <w:b/>
+                <w:bCs/>
+                <w:color w:val="000000"/>
+                <w:sz w:val="18"/>
+                <w:szCs w:val="18"/>
+              </w:rPr>
+            </w:pPr>
+            <w:r>
+              <w:rPr>
+                <w:rFonts w:asciiTheme="minorEastAsia" w:hAnsiTheme="minorEastAsia" w:cs="Times New Roman" w:hint="eastAsia"/>
+                <w:b/>
+                <w:bCs/>
+                <w:color w:val="000000"/>
+                <w:sz w:val="18"/>
+                <w:szCs w:val="18"/>
+              </w:rPr>
+              <w:t>鱼人战士-投戟</w:t>
+            </w:r>
+          </w:p>
+        </w:tc>
+        <w:tc>
+          <w:tcPr>
+            <w:tcW w:w="8712" w:type="dxa"/>
+            <w:gridSpan w:val="2"/>
+            <w:noWrap/>
+            <w:hideMark/>
+          </w:tcPr>
+          <w:p>
+            <w:pPr>
+              <w:widowControl/>
+              <w:jc w:val="left"/>
+              <w:rPr>
+                <w:rFonts w:asciiTheme="minorEastAsia" w:hAnsiTheme="minorEastAsia" w:cs="Times New Roman"/>
+                <w:color w:val="000000"/>
+                <w:sz w:val="18"/>
+                <w:szCs w:val="18"/>
+              </w:rPr>
+            </w:pPr>
+            <w:r>
+              <w:rPr>
+                <w:rFonts w:asciiTheme="minorEastAsia" w:hAnsiTheme="minorEastAsia" w:cs="Times New Roman" w:hint="eastAsia"/>
+                <w:color w:val="000000"/>
+                <w:sz w:val="18"/>
+                <w:szCs w:val="18"/>
+              </w:rPr>
+              <w:t>步兵</w:t>
+            </w:r>
+            <w:r>
+              <w:rPr>
+                <w:rFonts w:asciiTheme="minorEastAsia" w:hAnsiTheme="minorEastAsia" w:cs="Times New Roman" w:hint="eastAsia"/>
+                <w:color w:val="000000"/>
+                <w:sz w:val="18"/>
+                <w:szCs w:val="18"/>
+              </w:rPr>
+              <w:t>（G）</w:t>
+            </w:r>
+          </w:p>
+        </w:tc>
+      </w:tr>
+      <w:tr>
+        <w:trPr>
+          <w:trHeight w:val="113"/>
+        </w:trPr>
+        <w:tc>
+          <w:tcPr>
+            <w:tcW w:w="2056" w:type="dxa"/>
+            <w:vMerge w:val="restart"/>
+            <w:noWrap/>
+            <w:hideMark/>
+          </w:tcPr>
+          <w:p>
+            <w:pPr>
+              <w:widowControl/>
+              <w:jc w:val="center"/>
+              <w:rPr>
+                <w:rFonts w:asciiTheme="minorEastAsia" w:hAnsiTheme="minorEastAsia" w:cs="Times New Roman"/>
+                <w:color w:val="000000"/>
+                <w:sz w:val="18"/>
+                <w:szCs w:val="18"/>
+              </w:rPr>
+            </w:pPr>
+            <w:r>
+              <w:rPr>
+                <w:noProof/>
+              </w:rPr>
+              <w:drawing>
+                <wp:inline distT="0" distB="0" distL="0" distR="0" wp14:anchorId="417468AC" wp14:editId="0C91377E">
+                  <wp:extent cx="475615" cy="475615"/>
+                  <wp:effectExtent l="0" t="0" r="635" b="635"/>
+                  <wp:docPr id="64" name="Picture 64"/>
+                  <wp:cNvGraphicFramePr>
+                    <a:graphicFrameLocks xmlns:a="http://schemas.openxmlformats.org/drawingml/2006/main" noChangeAspect="1"/>
+                  </wp:cNvGraphicFramePr>
+                  <a:graphic xmlns:a="http://schemas.openxmlformats.org/drawingml/2006/main">
+                    <a:graphicData uri="http://schemas.openxmlformats.org/drawingml/2006/picture">
+                      <pic:pic xmlns:pic="http://schemas.openxmlformats.org/drawingml/2006/picture">
+                        <pic:nvPicPr>
+                          <pic:cNvPr id="0" name="Picture 36"/>
+                          <pic:cNvPicPr>
+                            <a:picLocks noChangeAspect="1" noChangeArrowheads="1"/>
+                          </pic:cNvPicPr>
+                        </pic:nvPicPr>
+                        <pic:blipFill>
+                          <a:blip r:embed="rId66">
+                            <a:extLst>
+                              <a:ext uri="{28A0092B-C50C-407E-A947-70E740481C1C}">
+                                <a14:useLocalDpi xmlns:a14="http://schemas.microsoft.com/office/drawing/2010/main" val="0"/>
+                              </a:ext>
+                            </a:extLst>
+                          </a:blip>
+                          <a:srcRect/>
+                          <a:stretch>
+                            <a:fillRect/>
+                          </a:stretch>
+                        </pic:blipFill>
+                        <pic:spPr bwMode="auto">
+                          <a:xfrm>
+                            <a:off x="0" y="0"/>
+                            <a:ext cx="475615" cy="475615"/>
+                          </a:xfrm>
+                          <a:prstGeom prst="rect">
+                            <a:avLst/>
+                          </a:prstGeom>
+                          <a:noFill/>
+                          <a:ln>
+                            <a:noFill/>
+                          </a:ln>
+                        </pic:spPr>
+                      </pic:pic>
+                    </a:graphicData>
+                  </a:graphic>
+                </wp:inline>
+              </w:drawing>
+            </w:r>
+          </w:p>
+        </w:tc>
+        <w:tc>
+          <w:tcPr>
+            <w:tcW w:w="3519" w:type="dxa"/>
+            <w:noWrap/>
+            <w:vAlign w:val="center"/>
+            <w:hideMark/>
+          </w:tcPr>
+          <w:p>
+            <w:pPr>
+              <w:widowControl/>
+              <w:jc w:val="left"/>
+              <w:rPr>
+                <w:rFonts w:asciiTheme="minorEastAsia" w:hAnsiTheme="minorEastAsia" w:cs="Times New Roman"/>
+                <w:color w:val="000000"/>
+                <w:sz w:val="18"/>
+                <w:szCs w:val="18"/>
+              </w:rPr>
+            </w:pPr>
+            <w:r>
+              <w:rPr>
+                <w:rFonts w:asciiTheme="minorEastAsia" w:hAnsiTheme="minorEastAsia" w:cs="Times New Roman" w:hint="eastAsia"/>
+                <w:color w:val="000000"/>
+                <w:sz w:val="18"/>
+                <w:szCs w:val="18"/>
+              </w:rPr>
+              <w:t>人数</w:t>
+            </w:r>
+            <w:r>
+              <w:rPr>
+                <w:rFonts w:asciiTheme="minorEastAsia" w:hAnsiTheme="minorEastAsia" w:cs="Times New Roman" w:hint="eastAsia"/>
+                <w:color w:val="000000"/>
+                <w:sz w:val="18"/>
+                <w:szCs w:val="18"/>
+              </w:rPr>
+              <w:t>4</w:t>
+            </w:r>
+            <w:r>
+              <w:rPr>
+                <w:rFonts w:asciiTheme="minorEastAsia" w:hAnsiTheme="minorEastAsia" w:cs="Times New Roman"/>
+                <w:color w:val="000000"/>
+                <w:sz w:val="18"/>
+                <w:szCs w:val="18"/>
+              </w:rPr>
+              <w:t>8</w:t>
+            </w:r>
+            <w:r>
+              <w:rPr>
+                <w:rFonts w:asciiTheme="minorEastAsia" w:hAnsiTheme="minorEastAsia" w:cs="Times New Roman"/>
+                <w:color w:val="000000"/>
+                <w:sz w:val="18"/>
+                <w:szCs w:val="18"/>
+              </w:rPr>
+              <w:t xml:space="preserve">  </w:t>
+            </w:r>
+            <w:r>
+              <w:rPr>
+                <w:rFonts w:asciiTheme="minorEastAsia" w:hAnsiTheme="minorEastAsia" w:cs="Times New Roman" w:hint="eastAsia"/>
+                <w:color w:val="000000"/>
+                <w:sz w:val="18"/>
+                <w:szCs w:val="18"/>
+              </w:rPr>
+              <w:t>单体生命</w:t>
+            </w:r>
+            <w:r>
+              <w:rPr>
+                <w:rFonts w:asciiTheme="minorEastAsia" w:hAnsiTheme="minorEastAsia" w:cs="Times New Roman" w:hint="eastAsia"/>
+                <w:color w:val="000000"/>
+                <w:sz w:val="18"/>
+                <w:szCs w:val="18"/>
+              </w:rPr>
+              <w:t>1</w:t>
+            </w:r>
+            <w:r>
+              <w:rPr>
+                <w:rFonts w:asciiTheme="minorEastAsia" w:hAnsiTheme="minorEastAsia" w:cs="Times New Roman"/>
+                <w:color w:val="000000"/>
+                <w:sz w:val="18"/>
+                <w:szCs w:val="18"/>
+              </w:rPr>
+              <w:t>2</w:t>
+            </w:r>
+            <w:r>
+              <w:rPr>
+                <w:rFonts w:asciiTheme="minorEastAsia" w:hAnsiTheme="minorEastAsia" w:cs="Times New Roman"/>
+                <w:color w:val="000000"/>
+                <w:sz w:val="18"/>
+                <w:szCs w:val="18"/>
+              </w:rPr>
+              <w:t>0</w:t>
+            </w:r>
+          </w:p>
+        </w:tc>
+        <w:tc>
+          <w:tcPr>
+            <w:tcW w:w="5193" w:type="dxa"/>
+            <w:vMerge w:val="restart"/>
+            <w:noWrap/>
+            <w:vAlign w:val="center"/>
+            <w:hideMark/>
+          </w:tcPr>
+          <w:p>
+            <w:pPr>
+              <w:widowControl/>
+              <w:jc w:val="left"/>
+              <w:rPr>
+                <w:rFonts w:asciiTheme="minorEastAsia" w:hAnsiTheme="minorEastAsia" w:cs="Times New Roman"/>
+                <w:color w:val="000000"/>
+                <w:sz w:val="18"/>
+                <w:szCs w:val="18"/>
+              </w:rPr>
+            </w:pPr>
+            <w:r>
+              <w:rPr>
+                <w:rFonts w:asciiTheme="minorEastAsia" w:hAnsiTheme="minorEastAsia" w:cs="Times New Roman" w:hint="eastAsia"/>
+                <w:color w:val="000000"/>
+                <w:sz w:val="18"/>
+                <w:szCs w:val="18"/>
+              </w:rPr>
+              <w:t>攻击</w:t>
+            </w:r>
+            <w:r>
+              <w:rPr>
+                <w:rFonts w:asciiTheme="minorEastAsia" w:hAnsiTheme="minorEastAsia" w:cs="Times New Roman" w:hint="eastAsia"/>
+                <w:color w:val="000000"/>
+                <w:sz w:val="18"/>
+                <w:szCs w:val="18"/>
+              </w:rPr>
+              <w:t>8</w:t>
+            </w:r>
+            <w:r>
+              <w:rPr>
+                <w:rFonts w:asciiTheme="minorEastAsia" w:hAnsiTheme="minorEastAsia" w:cs="Times New Roman"/>
+                <w:color w:val="000000"/>
+                <w:sz w:val="18"/>
+                <w:szCs w:val="18"/>
+              </w:rPr>
+              <w:t xml:space="preserve">0  </w:t>
+            </w:r>
+            <w:r>
+              <w:rPr>
+                <w:rFonts w:asciiTheme="minorEastAsia" w:hAnsiTheme="minorEastAsia" w:cs="Times New Roman" w:hint="eastAsia"/>
+                <w:color w:val="000000"/>
+                <w:sz w:val="18"/>
+                <w:szCs w:val="18"/>
+              </w:rPr>
+              <w:t xml:space="preserve">近战 </w:t>
+            </w:r>
+            <w:r>
+              <w:rPr>
+                <w:rFonts w:asciiTheme="minorEastAsia" w:hAnsiTheme="minorEastAsia" w:cs="Times New Roman"/>
+                <w:color w:val="000000"/>
+                <w:sz w:val="18"/>
+                <w:szCs w:val="18"/>
+              </w:rPr>
+              <w:t xml:space="preserve"> </w:t>
+            </w:r>
+            <w:r>
+              <w:rPr>
+                <w:rFonts w:asciiTheme="minorEastAsia" w:hAnsiTheme="minorEastAsia" w:cs="Times New Roman" w:hint="eastAsia"/>
+                <w:color w:val="000000"/>
+                <w:sz w:val="18"/>
+                <w:szCs w:val="18"/>
+              </w:rPr>
+              <w:t>破甲</w:t>
+            </w:r>
+            <w:r>
+              <w:rPr>
+                <w:rFonts w:asciiTheme="minorEastAsia" w:hAnsiTheme="minorEastAsia" w:cs="Times New Roman" w:hint="eastAsia"/>
+                <w:color w:val="000000"/>
+                <w:sz w:val="18"/>
+                <w:szCs w:val="18"/>
+              </w:rPr>
+              <w:t>3</w:t>
+            </w:r>
+            <w:r>
+              <w:rPr>
+                <w:rFonts w:asciiTheme="minorEastAsia" w:hAnsiTheme="minorEastAsia" w:cs="Times New Roman"/>
+                <w:color w:val="000000"/>
+                <w:sz w:val="18"/>
+                <w:szCs w:val="18"/>
+              </w:rPr>
+              <w:t>0</w:t>
+            </w:r>
+          </w:p>
+          <w:p>
+            <w:pPr>
+              <w:widowControl/>
+              <w:jc w:val="left"/>
+              <w:rPr>
+                <w:rFonts w:asciiTheme="minorEastAsia" w:hAnsiTheme="minorEastAsia" w:cs="Times New Roman"/>
+                <w:color w:val="000000"/>
+                <w:sz w:val="18"/>
+                <w:szCs w:val="18"/>
+              </w:rPr>
+            </w:pPr>
+            <w:r>
+              <w:rPr>
+                <w:rFonts w:asciiTheme="minorEastAsia" w:hAnsiTheme="minorEastAsia" w:cs="Times New Roman" w:hint="eastAsia"/>
+                <w:color w:val="000000"/>
+                <w:sz w:val="18"/>
+                <w:szCs w:val="18"/>
+              </w:rPr>
+              <w:t>攻击</w:t>
+            </w:r>
+            <w:r>
+              <w:rPr>
+                <w:rFonts w:asciiTheme="minorEastAsia" w:hAnsiTheme="minorEastAsia" w:cs="Times New Roman" w:hint="eastAsia"/>
+                <w:color w:val="000000"/>
+                <w:sz w:val="18"/>
+                <w:szCs w:val="18"/>
+              </w:rPr>
+              <w:t>1</w:t>
+            </w:r>
+            <w:r>
+              <w:rPr>
+                <w:rFonts w:asciiTheme="minorEastAsia" w:hAnsiTheme="minorEastAsia" w:cs="Times New Roman"/>
+                <w:color w:val="000000"/>
+                <w:sz w:val="18"/>
+                <w:szCs w:val="18"/>
+              </w:rPr>
+              <w:t>2</w:t>
+            </w:r>
+            <w:r>
+              <w:rPr>
+                <w:rFonts w:asciiTheme="minorEastAsia" w:hAnsiTheme="minorEastAsia" w:cs="Times New Roman"/>
+                <w:color w:val="000000"/>
+                <w:sz w:val="18"/>
+                <w:szCs w:val="18"/>
+              </w:rPr>
+              <w:t xml:space="preserve">0  </w:t>
+            </w:r>
+            <w:r>
+              <w:rPr>
+                <w:rFonts w:asciiTheme="minorEastAsia" w:hAnsiTheme="minorEastAsia" w:cs="Times New Roman" w:hint="eastAsia"/>
+                <w:color w:val="000000"/>
+                <w:sz w:val="18"/>
+                <w:szCs w:val="18"/>
+              </w:rPr>
+              <w:t>范围4</w:t>
+            </w:r>
+            <w:r>
+              <w:rPr>
+                <w:rFonts w:asciiTheme="minorEastAsia" w:hAnsiTheme="minorEastAsia" w:cs="Times New Roman"/>
+                <w:color w:val="000000"/>
+                <w:sz w:val="18"/>
+                <w:szCs w:val="18"/>
+              </w:rPr>
+              <w:t xml:space="preserve">  </w:t>
+            </w:r>
+            <w:r>
+              <w:rPr>
+                <w:rFonts w:asciiTheme="minorEastAsia" w:hAnsiTheme="minorEastAsia" w:cs="Times New Roman" w:hint="eastAsia"/>
+                <w:color w:val="000000"/>
+                <w:sz w:val="18"/>
+                <w:szCs w:val="18"/>
+              </w:rPr>
+              <w:t>破甲2</w:t>
+            </w:r>
+            <w:r>
+              <w:rPr>
+                <w:rFonts w:asciiTheme="minorEastAsia" w:hAnsiTheme="minorEastAsia" w:cs="Times New Roman"/>
+                <w:color w:val="000000"/>
+                <w:sz w:val="18"/>
+                <w:szCs w:val="18"/>
+              </w:rPr>
+              <w:t>0</w:t>
+            </w:r>
+          </w:p>
+        </w:tc>
+      </w:tr>
+      <w:tr>
+        <w:trPr>
+          <w:trHeight w:val="112"/>
+        </w:trPr>
+        <w:tc>
+          <w:tcPr>
+            <w:tcW w:w="2056" w:type="dxa"/>
+            <w:vMerge/>
+            <w:noWrap/>
+          </w:tcPr>
+          <w:p>
+            <w:pPr>
+              <w:widowControl/>
+              <w:jc w:val="left"/>
+              <w:rPr>
+                <w:rFonts w:asciiTheme="minorEastAsia" w:hAnsiTheme="minorEastAsia" w:cs="Times New Roman"/>
+                <w:color w:val="000000"/>
+                <w:sz w:val="18"/>
+                <w:szCs w:val="18"/>
+              </w:rPr>
+            </w:pPr>
+          </w:p>
+        </w:tc>
+        <w:tc>
+          <w:tcPr>
+            <w:tcW w:w="3519" w:type="dxa"/>
+            <w:noWrap/>
+            <w:vAlign w:val="center"/>
+          </w:tcPr>
+          <w:p>
+            <w:pPr>
+              <w:widowControl/>
+              <w:jc w:val="left"/>
+              <w:rPr>
+                <w:rFonts w:asciiTheme="minorEastAsia" w:hAnsiTheme="minorEastAsia" w:cs="Times New Roman"/>
+                <w:color w:val="000000"/>
+                <w:sz w:val="18"/>
+                <w:szCs w:val="18"/>
+              </w:rPr>
+            </w:pPr>
+            <w:r>
+              <w:rPr>
+                <w:rFonts w:asciiTheme="minorEastAsia" w:hAnsiTheme="minorEastAsia" w:cs="Times New Roman" w:hint="eastAsia"/>
+                <w:color w:val="000000"/>
+                <w:sz w:val="18"/>
+                <w:szCs w:val="18"/>
+              </w:rPr>
+              <w:t>护甲/闪避：近战</w:t>
+            </w:r>
+            <w:r>
+              <w:rPr>
+                <w:rFonts w:asciiTheme="minorEastAsia" w:hAnsiTheme="minorEastAsia" w:cs="Times New Roman" w:hint="eastAsia"/>
+                <w:color w:val="000000"/>
+                <w:sz w:val="18"/>
+                <w:szCs w:val="18"/>
+              </w:rPr>
+              <w:t>6</w:t>
+            </w:r>
+            <w:r>
+              <w:rPr>
+                <w:rFonts w:asciiTheme="minorEastAsia" w:hAnsiTheme="minorEastAsia" w:cs="Times New Roman"/>
+                <w:color w:val="000000"/>
+                <w:sz w:val="18"/>
+                <w:szCs w:val="18"/>
+              </w:rPr>
+              <w:t>0</w:t>
+            </w:r>
+            <w:r>
+              <w:rPr>
+                <w:rFonts w:asciiTheme="minorEastAsia" w:hAnsiTheme="minorEastAsia" w:cs="Times New Roman"/>
+                <w:color w:val="000000"/>
+                <w:sz w:val="18"/>
+                <w:szCs w:val="18"/>
+              </w:rPr>
+              <w:t xml:space="preserve">  </w:t>
+            </w:r>
+            <w:r>
+              <w:rPr>
+                <w:rFonts w:asciiTheme="minorEastAsia" w:hAnsiTheme="minorEastAsia" w:cs="Times New Roman" w:hint="eastAsia"/>
+                <w:color w:val="000000"/>
+                <w:sz w:val="18"/>
+                <w:szCs w:val="18"/>
+              </w:rPr>
+              <w:t>远程0</w:t>
+            </w:r>
+            <w:r>
+              <w:rPr>
+                <w:rFonts w:asciiTheme="minorEastAsia" w:hAnsiTheme="minorEastAsia" w:cs="Times New Roman"/>
+                <w:color w:val="000000"/>
+                <w:sz w:val="18"/>
+                <w:szCs w:val="18"/>
+              </w:rPr>
+              <w:t xml:space="preserve"> </w:t>
+            </w:r>
+            <w:r>
+              <w:rPr>
+                <w:rFonts w:asciiTheme="minorEastAsia" w:hAnsiTheme="minorEastAsia" w:cs="Times New Roman"/>
+                <w:color w:val="000000"/>
+                <w:sz w:val="18"/>
+                <w:szCs w:val="18"/>
+              </w:rPr>
+              <w:t xml:space="preserve"> </w:t>
+            </w:r>
+            <w:r>
+              <w:rPr>
+                <w:rFonts w:asciiTheme="minorEastAsia" w:hAnsiTheme="minorEastAsia" w:cs="Times New Roman" w:hint="eastAsia"/>
+                <w:color w:val="000000"/>
+                <w:sz w:val="18"/>
+                <w:szCs w:val="18"/>
+              </w:rPr>
+              <w:t>冲杀</w:t>
+            </w:r>
+            <w:r>
+              <w:rPr>
+                <w:rFonts w:asciiTheme="minorEastAsia" w:hAnsiTheme="minorEastAsia" w:cs="Times New Roman" w:hint="eastAsia"/>
+                <w:color w:val="000000"/>
+                <w:sz w:val="18"/>
+                <w:szCs w:val="18"/>
+              </w:rPr>
+              <w:t>6</w:t>
+            </w:r>
+            <w:r>
+              <w:rPr>
+                <w:rFonts w:asciiTheme="minorEastAsia" w:hAnsiTheme="minorEastAsia" w:cs="Times New Roman" w:hint="eastAsia"/>
+                <w:color w:val="000000"/>
+                <w:sz w:val="18"/>
+                <w:szCs w:val="18"/>
+              </w:rPr>
+              <w:t>0</w:t>
+            </w:r>
+          </w:p>
+        </w:tc>
+        <w:tc>
+          <w:tcPr>
+            <w:tcW w:w="5193" w:type="dxa"/>
+            <w:vMerge/>
+            <w:noWrap/>
+            <w:vAlign w:val="center"/>
+          </w:tcPr>
+          <w:p>
+            <w:pPr>
+              <w:widowControl/>
+              <w:jc w:val="center"/>
+              <w:rPr>
+                <w:rFonts w:asciiTheme="minorEastAsia" w:hAnsiTheme="minorEastAsia" w:cs="Times New Roman"/>
+                <w:color w:val="000000"/>
+                <w:sz w:val="18"/>
+                <w:szCs w:val="18"/>
+              </w:rPr>
+            </w:pPr>
+          </w:p>
+        </w:tc>
+      </w:tr>
+      <w:tr>
+        <w:trPr>
+          <w:trHeight w:val="270"/>
+        </w:trPr>
+        <w:tc>
+          <w:tcPr>
+            <w:tcW w:w="2056" w:type="dxa"/>
+            <w:vMerge/>
+            <w:hideMark/>
+          </w:tcPr>
+          <w:p>
+            <w:pPr>
+              <w:widowControl/>
+              <w:jc w:val="left"/>
+              <w:rPr>
+                <w:rFonts w:asciiTheme="minorEastAsia" w:hAnsiTheme="minorEastAsia" w:cs="Times New Roman"/>
+                <w:color w:val="000000"/>
+                <w:sz w:val="18"/>
+                <w:szCs w:val="18"/>
+              </w:rPr>
+            </w:pPr>
+          </w:p>
+        </w:tc>
+        <w:tc>
+          <w:tcPr>
+            <w:tcW w:w="3519" w:type="dxa"/>
+            <w:noWrap/>
+            <w:vAlign w:val="center"/>
+            <w:hideMark/>
+          </w:tcPr>
+          <w:p>
+            <w:pPr>
+              <w:widowControl/>
+              <w:jc w:val="left"/>
+              <w:rPr>
+                <w:rFonts w:asciiTheme="minorEastAsia" w:hAnsiTheme="minorEastAsia" w:cs="Times New Roman"/>
+                <w:color w:val="000000"/>
+                <w:sz w:val="18"/>
+                <w:szCs w:val="18"/>
+              </w:rPr>
+            </w:pPr>
+            <w:r>
+              <w:rPr>
+                <w:rFonts w:asciiTheme="minorEastAsia" w:hAnsiTheme="minorEastAsia" w:cs="Times New Roman"/>
+                <w:color w:val="000000"/>
+                <w:sz w:val="18"/>
+                <w:szCs w:val="18"/>
+              </w:rPr>
+              <w:t>移速</w:t>
+            </w:r>
+            <w:r>
+              <w:rPr>
+                <w:rFonts w:asciiTheme="minorEastAsia" w:hAnsiTheme="minorEastAsia" w:cs="Times New Roman" w:hint="eastAsia"/>
+                <w:color w:val="000000"/>
+                <w:sz w:val="18"/>
+                <w:szCs w:val="18"/>
+              </w:rPr>
+              <w:t>2</w:t>
+            </w:r>
+          </w:p>
+        </w:tc>
+        <w:tc>
+          <w:tcPr>
+            <w:tcW w:w="5193" w:type="dxa"/>
+            <w:vMerge/>
+            <w:hideMark/>
+          </w:tcPr>
+          <w:p>
+            <w:pPr>
+              <w:widowControl/>
+              <w:jc w:val="left"/>
+              <w:rPr>
+                <w:rFonts w:asciiTheme="minorEastAsia" w:hAnsiTheme="minorEastAsia" w:cs="Times New Roman"/>
+                <w:color w:val="000000"/>
+                <w:sz w:val="18"/>
+                <w:szCs w:val="18"/>
+              </w:rPr>
+            </w:pPr>
+          </w:p>
+        </w:tc>
+      </w:tr>
+    </w:tbl>
+    <w:p>
+      <w:pPr>
+        <w:spacing w:after="0" w:line="240" w:lineRule="auto"/>
+        <w:rPr>
+          <w:rFonts w:asciiTheme="minorEastAsia" w:hAnsiTheme="minorEastAsia"/>
+          <w:sz w:val="18"/>
+          <w:szCs w:val="18"/>
+        </w:rPr>
+      </w:pPr>
+    </w:p>
+    <w:tbl>
+      <w:tblPr>
+        <w:tblStyle w:val="TableGrid"/>
+        <w:tblW w:w="10768" w:type="dxa"/>
+        <w:tblLook w:val="04A0" w:firstRow="1" w:lastRow="0" w:firstColumn="1" w:lastColumn="0" w:noHBand="0" w:noVBand="1"/>
+      </w:tblPr>
+      <w:tblGrid>
+        <w:gridCol w:w="2056"/>
+        <w:gridCol w:w="3519"/>
+        <w:gridCol w:w="5193"/>
+      </w:tblGrid>
+      <w:tr>
+        <w:trPr>
+          <w:trHeight w:val="270"/>
+        </w:trPr>
+        <w:tc>
+          <w:tcPr>
+            <w:tcW w:w="2056" w:type="dxa"/>
+            <w:noWrap/>
+            <w:hideMark/>
+          </w:tcPr>
+          <w:p>
+            <w:pPr>
+              <w:widowControl/>
+              <w:jc w:val="center"/>
+              <w:rPr>
+                <w:rFonts w:asciiTheme="minorEastAsia" w:hAnsiTheme="minorEastAsia" w:cs="Times New Roman"/>
+                <w:b/>
+                <w:bCs/>
+                <w:color w:val="000000"/>
+                <w:sz w:val="18"/>
+                <w:szCs w:val="18"/>
+              </w:rPr>
+            </w:pPr>
+            <w:r>
+              <w:rPr>
+                <w:rFonts w:asciiTheme="minorEastAsia" w:hAnsiTheme="minorEastAsia" w:cs="Times New Roman" w:hint="eastAsia"/>
+                <w:b/>
+                <w:bCs/>
+                <w:color w:val="000000"/>
+                <w:sz w:val="18"/>
+                <w:szCs w:val="18"/>
+              </w:rPr>
+              <w:t>巨蟹</w:t>
+            </w:r>
+          </w:p>
+        </w:tc>
+        <w:tc>
+          <w:tcPr>
+            <w:tcW w:w="8712" w:type="dxa"/>
+            <w:gridSpan w:val="2"/>
+            <w:noWrap/>
+            <w:hideMark/>
+          </w:tcPr>
+          <w:p>
+            <w:pPr>
+              <w:widowControl/>
+              <w:jc w:val="left"/>
+              <w:rPr>
+                <w:rFonts w:asciiTheme="minorEastAsia" w:hAnsiTheme="minorEastAsia" w:cs="Times New Roman"/>
+                <w:color w:val="000000"/>
+                <w:sz w:val="18"/>
+                <w:szCs w:val="18"/>
+              </w:rPr>
+            </w:pPr>
+            <w:r>
+              <w:rPr>
+                <w:rFonts w:asciiTheme="minorEastAsia" w:hAnsiTheme="minorEastAsia" w:cs="Times New Roman" w:hint="eastAsia"/>
+                <w:color w:val="000000"/>
+                <w:sz w:val="18"/>
+                <w:szCs w:val="18"/>
+              </w:rPr>
+              <w:t>巨兽</w:t>
+            </w:r>
+            <w:r>
+              <w:rPr>
+                <w:rFonts w:asciiTheme="minorEastAsia" w:hAnsiTheme="minorEastAsia" w:cs="Times New Roman" w:hint="eastAsia"/>
+                <w:color w:val="000000"/>
+                <w:sz w:val="18"/>
+                <w:szCs w:val="18"/>
+              </w:rPr>
+              <w:t>（G）</w:t>
+            </w:r>
+          </w:p>
+        </w:tc>
+      </w:tr>
+      <w:tr>
+        <w:trPr>
+          <w:trHeight w:val="113"/>
+        </w:trPr>
+        <w:tc>
+          <w:tcPr>
+            <w:tcW w:w="2056" w:type="dxa"/>
+            <w:vMerge w:val="restart"/>
+            <w:noWrap/>
+            <w:hideMark/>
+          </w:tcPr>
+          <w:p>
+            <w:pPr>
+              <w:widowControl/>
+              <w:jc w:val="center"/>
+              <w:rPr>
+                <w:rFonts w:asciiTheme="minorEastAsia" w:hAnsiTheme="minorEastAsia" w:cs="Times New Roman"/>
+                <w:color w:val="000000"/>
+                <w:sz w:val="18"/>
+                <w:szCs w:val="18"/>
+              </w:rPr>
+            </w:pPr>
+            <w:r>
+              <w:rPr>
+                <w:noProof/>
+              </w:rPr>
+              <w:drawing>
+                <wp:inline distT="0" distB="0" distL="0" distR="0" wp14:anchorId="56AA8170" wp14:editId="2E69AC1F">
+                  <wp:extent cx="475615" cy="475615"/>
+                  <wp:effectExtent l="0" t="0" r="635" b="635"/>
+                  <wp:docPr id="65" name="Picture 65"/>
+                  <wp:cNvGraphicFramePr>
+                    <a:graphicFrameLocks xmlns:a="http://schemas.openxmlformats.org/drawingml/2006/main" noChangeAspect="1"/>
+                  </wp:cNvGraphicFramePr>
+                  <a:graphic xmlns:a="http://schemas.openxmlformats.org/drawingml/2006/main">
+                    <a:graphicData uri="http://schemas.openxmlformats.org/drawingml/2006/picture">
+                      <pic:pic xmlns:pic="http://schemas.openxmlformats.org/drawingml/2006/picture">
+                        <pic:nvPicPr>
+                          <pic:cNvPr id="0" name="Picture 38"/>
+                          <pic:cNvPicPr>
+                            <a:picLocks noChangeAspect="1" noChangeArrowheads="1"/>
+                          </pic:cNvPicPr>
+                        </pic:nvPicPr>
+                        <pic:blipFill>
+                          <a:blip r:embed="rId67">
+                            <a:extLst>
+                              <a:ext uri="{28A0092B-C50C-407E-A947-70E740481C1C}">
+                                <a14:useLocalDpi xmlns:a14="http://schemas.microsoft.com/office/drawing/2010/main" val="0"/>
+                              </a:ext>
+                            </a:extLst>
+                          </a:blip>
+                          <a:srcRect/>
+                          <a:stretch>
+                            <a:fillRect/>
+                          </a:stretch>
+                        </pic:blipFill>
+                        <pic:spPr bwMode="auto">
+                          <a:xfrm>
+                            <a:off x="0" y="0"/>
+                            <a:ext cx="475615" cy="475615"/>
+                          </a:xfrm>
+                          <a:prstGeom prst="rect">
+                            <a:avLst/>
+                          </a:prstGeom>
+                          <a:noFill/>
+                          <a:ln>
+                            <a:noFill/>
+                          </a:ln>
+                        </pic:spPr>
+                      </pic:pic>
+                    </a:graphicData>
+                  </a:graphic>
+                </wp:inline>
+              </w:drawing>
+            </w:r>
+          </w:p>
+        </w:tc>
+        <w:tc>
+          <w:tcPr>
+            <w:tcW w:w="3519" w:type="dxa"/>
+            <w:noWrap/>
+            <w:vAlign w:val="center"/>
+            <w:hideMark/>
+          </w:tcPr>
+          <w:p>
+            <w:pPr>
+              <w:widowControl/>
+              <w:jc w:val="left"/>
+              <w:rPr>
+                <w:rFonts w:asciiTheme="minorEastAsia" w:hAnsiTheme="minorEastAsia" w:cs="Times New Roman"/>
+                <w:color w:val="000000"/>
+                <w:sz w:val="18"/>
+                <w:szCs w:val="18"/>
+              </w:rPr>
+            </w:pPr>
+            <w:r>
+              <w:rPr>
+                <w:rFonts w:asciiTheme="minorEastAsia" w:hAnsiTheme="minorEastAsia" w:cs="Times New Roman" w:hint="eastAsia"/>
+                <w:color w:val="000000"/>
+                <w:sz w:val="18"/>
+                <w:szCs w:val="18"/>
+              </w:rPr>
+              <w:t>单体生命</w:t>
+            </w:r>
+            <w:r>
+              <w:rPr>
+                <w:rFonts w:asciiTheme="minorEastAsia" w:hAnsiTheme="minorEastAsia" w:cs="Times New Roman" w:hint="eastAsia"/>
+                <w:color w:val="000000"/>
+                <w:sz w:val="18"/>
+                <w:szCs w:val="18"/>
+              </w:rPr>
+              <w:t>4</w:t>
+            </w:r>
+            <w:r>
+              <w:rPr>
+                <w:rFonts w:asciiTheme="minorEastAsia" w:hAnsiTheme="minorEastAsia" w:cs="Times New Roman"/>
+                <w:color w:val="000000"/>
+                <w:sz w:val="18"/>
+                <w:szCs w:val="18"/>
+              </w:rPr>
+              <w:t>00</w:t>
+            </w:r>
+          </w:p>
+        </w:tc>
+        <w:tc>
+          <w:tcPr>
+            <w:tcW w:w="5193" w:type="dxa"/>
+            <w:vMerge w:val="restart"/>
+            <w:noWrap/>
+            <w:vAlign w:val="center"/>
+            <w:hideMark/>
+          </w:tcPr>
+          <w:p>
+            <w:pPr>
+              <w:widowControl/>
+              <w:jc w:val="left"/>
+              <w:rPr>
+                <w:rFonts w:asciiTheme="minorEastAsia" w:hAnsiTheme="minorEastAsia" w:cs="Times New Roman"/>
+                <w:color w:val="000000"/>
+                <w:sz w:val="18"/>
+                <w:szCs w:val="18"/>
+              </w:rPr>
+            </w:pPr>
+            <w:r>
+              <w:rPr>
+                <w:rFonts w:asciiTheme="minorEastAsia" w:hAnsiTheme="minorEastAsia" w:cs="Times New Roman" w:hint="eastAsia"/>
+                <w:color w:val="000000"/>
+                <w:sz w:val="18"/>
+                <w:szCs w:val="18"/>
+              </w:rPr>
+              <w:t>攻击</w:t>
+            </w:r>
+            <w:r>
+              <w:rPr>
+                <w:rFonts w:asciiTheme="minorEastAsia" w:hAnsiTheme="minorEastAsia" w:cs="Times New Roman" w:hint="eastAsia"/>
+                <w:color w:val="000000"/>
+                <w:sz w:val="18"/>
+                <w:szCs w:val="18"/>
+              </w:rPr>
+              <w:t>4</w:t>
+            </w:r>
+            <w:r>
+              <w:rPr>
+                <w:rFonts w:asciiTheme="minorEastAsia" w:hAnsiTheme="minorEastAsia" w:cs="Times New Roman"/>
+                <w:color w:val="000000"/>
+                <w:sz w:val="18"/>
+                <w:szCs w:val="18"/>
+              </w:rPr>
+              <w:t xml:space="preserve">00  </w:t>
+            </w:r>
+            <w:r>
+              <w:rPr>
+                <w:rFonts w:asciiTheme="minorEastAsia" w:hAnsiTheme="minorEastAsia" w:cs="Times New Roman" w:hint="eastAsia"/>
+                <w:color w:val="000000"/>
+                <w:sz w:val="18"/>
+                <w:szCs w:val="18"/>
+              </w:rPr>
+              <w:t>近战</w:t>
+            </w:r>
+          </w:p>
+          <w:p>
+            <w:pPr>
+              <w:widowControl/>
+              <w:jc w:val="left"/>
+              <w:rPr>
+                <w:rFonts w:asciiTheme="minorEastAsia" w:hAnsiTheme="minorEastAsia" w:cs="Times New Roman" w:hint="eastAsia"/>
+                <w:color w:val="000000"/>
+                <w:sz w:val="18"/>
+                <w:szCs w:val="18"/>
+              </w:rPr>
+            </w:pPr>
+            <w:r>
+              <w:rPr>
+                <w:rFonts w:asciiTheme="minorEastAsia" w:hAnsiTheme="minorEastAsia" w:cs="Times New Roman" w:hint="eastAsia"/>
+                <w:color w:val="000000"/>
+                <w:sz w:val="18"/>
+                <w:szCs w:val="18"/>
+              </w:rPr>
+              <w:t>攻击2</w:t>
+            </w:r>
+            <w:r>
+              <w:rPr>
+                <w:rFonts w:asciiTheme="minorEastAsia" w:hAnsiTheme="minorEastAsia" w:cs="Times New Roman"/>
+                <w:color w:val="000000"/>
+                <w:sz w:val="18"/>
+                <w:szCs w:val="18"/>
+              </w:rPr>
+              <w:t xml:space="preserve">40  </w:t>
+            </w:r>
+            <w:r>
+              <w:rPr>
+                <w:rFonts w:asciiTheme="minorEastAsia" w:hAnsiTheme="minorEastAsia" w:cs="Times New Roman" w:hint="eastAsia"/>
+                <w:color w:val="000000"/>
+                <w:sz w:val="18"/>
+                <w:szCs w:val="18"/>
+              </w:rPr>
+              <w:t>范围6</w:t>
+            </w:r>
+            <w:r>
+              <w:rPr>
+                <w:rFonts w:asciiTheme="minorEastAsia" w:hAnsiTheme="minorEastAsia" w:cs="Times New Roman"/>
+                <w:color w:val="000000"/>
+                <w:sz w:val="18"/>
+                <w:szCs w:val="18"/>
+              </w:rPr>
+              <w:t xml:space="preserve">  </w:t>
+            </w:r>
+            <w:r>
+              <w:rPr>
+                <w:rFonts w:asciiTheme="minorEastAsia" w:hAnsiTheme="minorEastAsia" w:cs="Times New Roman" w:hint="eastAsia"/>
+                <w:color w:val="000000"/>
+                <w:sz w:val="18"/>
+                <w:szCs w:val="18"/>
+              </w:rPr>
+              <w:t>破甲10</w:t>
+            </w:r>
+          </w:p>
+        </w:tc>
+      </w:tr>
+      <w:tr>
+        <w:trPr>
+          <w:trHeight w:val="112"/>
+        </w:trPr>
+        <w:tc>
+          <w:tcPr>
+            <w:tcW w:w="2056" w:type="dxa"/>
+            <w:vMerge/>
+            <w:noWrap/>
+          </w:tcPr>
+          <w:p>
+            <w:pPr>
+              <w:widowControl/>
+              <w:jc w:val="left"/>
+              <w:rPr>
+                <w:rFonts w:asciiTheme="minorEastAsia" w:hAnsiTheme="minorEastAsia" w:cs="Times New Roman"/>
+                <w:color w:val="000000"/>
+                <w:sz w:val="18"/>
+                <w:szCs w:val="18"/>
+              </w:rPr>
+            </w:pPr>
+          </w:p>
+        </w:tc>
+        <w:tc>
+          <w:tcPr>
+            <w:tcW w:w="3519" w:type="dxa"/>
+            <w:noWrap/>
+            <w:vAlign w:val="center"/>
+          </w:tcPr>
+          <w:p>
+            <w:pPr>
+              <w:widowControl/>
+              <w:jc w:val="left"/>
+              <w:rPr>
+                <w:rFonts w:asciiTheme="minorEastAsia" w:hAnsiTheme="minorEastAsia" w:cs="Times New Roman"/>
+                <w:color w:val="000000"/>
+                <w:sz w:val="18"/>
+                <w:szCs w:val="18"/>
+              </w:rPr>
+            </w:pPr>
+            <w:r>
+              <w:rPr>
+                <w:rFonts w:asciiTheme="minorEastAsia" w:hAnsiTheme="minorEastAsia" w:cs="Times New Roman" w:hint="eastAsia"/>
+                <w:color w:val="000000"/>
+                <w:sz w:val="18"/>
+                <w:szCs w:val="18"/>
+              </w:rPr>
+              <w:t>护甲/闪避：近战</w:t>
+            </w:r>
+            <w:r>
+              <w:rPr>
+                <w:rFonts w:asciiTheme="minorEastAsia" w:hAnsiTheme="minorEastAsia" w:cs="Times New Roman" w:hint="eastAsia"/>
+                <w:color w:val="000000"/>
+                <w:sz w:val="18"/>
+                <w:szCs w:val="18"/>
+              </w:rPr>
+              <w:t>9</w:t>
+            </w:r>
+            <w:r>
+              <w:rPr>
+                <w:rFonts w:asciiTheme="minorEastAsia" w:hAnsiTheme="minorEastAsia" w:cs="Times New Roman" w:hint="eastAsia"/>
+                <w:color w:val="000000"/>
+                <w:sz w:val="18"/>
+                <w:szCs w:val="18"/>
+              </w:rPr>
+              <w:t>0</w:t>
+            </w:r>
+            <w:r>
+              <w:rPr>
+                <w:rFonts w:asciiTheme="minorEastAsia" w:hAnsiTheme="minorEastAsia" w:cs="Times New Roman"/>
+                <w:color w:val="000000"/>
+                <w:sz w:val="18"/>
+                <w:szCs w:val="18"/>
+              </w:rPr>
+              <w:t xml:space="preserve">  </w:t>
+            </w:r>
+            <w:r>
+              <w:rPr>
+                <w:rFonts w:asciiTheme="minorEastAsia" w:hAnsiTheme="minorEastAsia" w:cs="Times New Roman" w:hint="eastAsia"/>
+                <w:color w:val="000000"/>
+                <w:sz w:val="18"/>
+                <w:szCs w:val="18"/>
+              </w:rPr>
+              <w:t>远程</w:t>
+            </w:r>
+            <w:r>
+              <w:rPr>
+                <w:rFonts w:asciiTheme="minorEastAsia" w:hAnsiTheme="minorEastAsia" w:cs="Times New Roman" w:hint="eastAsia"/>
+                <w:color w:val="000000"/>
+                <w:sz w:val="18"/>
+                <w:szCs w:val="18"/>
+              </w:rPr>
+              <w:t>9</w:t>
+            </w:r>
+            <w:r>
+              <w:rPr>
+                <w:rFonts w:asciiTheme="minorEastAsia" w:hAnsiTheme="minorEastAsia" w:cs="Times New Roman" w:hint="eastAsia"/>
+                <w:color w:val="000000"/>
+                <w:sz w:val="18"/>
+                <w:szCs w:val="18"/>
+              </w:rPr>
+              <w:t>0</w:t>
+            </w:r>
+            <w:r>
+              <w:rPr>
+                <w:rFonts w:asciiTheme="minorEastAsia" w:hAnsiTheme="minorEastAsia" w:cs="Times New Roman"/>
+                <w:color w:val="000000"/>
+                <w:sz w:val="18"/>
+                <w:szCs w:val="18"/>
+              </w:rPr>
+              <w:t xml:space="preserve"> </w:t>
+            </w:r>
+            <w:r>
+              <w:rPr>
+                <w:rFonts w:asciiTheme="minorEastAsia" w:hAnsiTheme="minorEastAsia" w:cs="Times New Roman"/>
+                <w:color w:val="000000"/>
+                <w:sz w:val="18"/>
+                <w:szCs w:val="18"/>
+              </w:rPr>
+              <w:t xml:space="preserve"> </w:t>
+            </w:r>
+            <w:r>
+              <w:rPr>
+                <w:rFonts w:asciiTheme="minorEastAsia" w:hAnsiTheme="minorEastAsia" w:cs="Times New Roman" w:hint="eastAsia"/>
+                <w:color w:val="000000"/>
+                <w:sz w:val="18"/>
+                <w:szCs w:val="18"/>
+              </w:rPr>
+              <w:t>冲杀</w:t>
+            </w:r>
+            <w:r>
+              <w:rPr>
+                <w:rFonts w:asciiTheme="minorEastAsia" w:hAnsiTheme="minorEastAsia" w:cs="Times New Roman" w:hint="eastAsia"/>
+                <w:color w:val="000000"/>
+                <w:sz w:val="18"/>
+                <w:szCs w:val="18"/>
+              </w:rPr>
+              <w:t>9</w:t>
+            </w:r>
+            <w:r>
+              <w:rPr>
+                <w:rFonts w:asciiTheme="minorEastAsia" w:hAnsiTheme="minorEastAsia" w:cs="Times New Roman" w:hint="eastAsia"/>
+                <w:color w:val="000000"/>
+                <w:sz w:val="18"/>
+                <w:szCs w:val="18"/>
+              </w:rPr>
+              <w:t>0</w:t>
+            </w:r>
+          </w:p>
+        </w:tc>
+        <w:tc>
+          <w:tcPr>
+            <w:tcW w:w="5193" w:type="dxa"/>
+            <w:vMerge/>
+            <w:noWrap/>
+            <w:vAlign w:val="center"/>
+          </w:tcPr>
+          <w:p>
+            <w:pPr>
+              <w:widowControl/>
+              <w:jc w:val="center"/>
+              <w:rPr>
+                <w:rFonts w:asciiTheme="minorEastAsia" w:hAnsiTheme="minorEastAsia" w:cs="Times New Roman"/>
+                <w:color w:val="000000"/>
+                <w:sz w:val="18"/>
+                <w:szCs w:val="18"/>
+              </w:rPr>
+            </w:pPr>
+          </w:p>
+        </w:tc>
+      </w:tr>
+      <w:tr>
+        <w:trPr>
+          <w:trHeight w:val="270"/>
+        </w:trPr>
+        <w:tc>
+          <w:tcPr>
+            <w:tcW w:w="2056" w:type="dxa"/>
+            <w:vMerge/>
+            <w:hideMark/>
+          </w:tcPr>
+          <w:p>
+            <w:pPr>
+              <w:widowControl/>
+              <w:jc w:val="left"/>
+              <w:rPr>
+                <w:rFonts w:asciiTheme="minorEastAsia" w:hAnsiTheme="minorEastAsia" w:cs="Times New Roman"/>
+                <w:color w:val="000000"/>
+                <w:sz w:val="18"/>
+                <w:szCs w:val="18"/>
+              </w:rPr>
+            </w:pPr>
+          </w:p>
+        </w:tc>
+        <w:tc>
+          <w:tcPr>
+            <w:tcW w:w="3519" w:type="dxa"/>
+            <w:noWrap/>
+            <w:vAlign w:val="center"/>
+            <w:hideMark/>
+          </w:tcPr>
+          <w:p>
+            <w:pPr>
+              <w:widowControl/>
+              <w:jc w:val="left"/>
+              <w:rPr>
+                <w:rFonts w:asciiTheme="minorEastAsia" w:hAnsiTheme="minorEastAsia" w:cs="Times New Roman"/>
+                <w:color w:val="000000"/>
+                <w:sz w:val="18"/>
+                <w:szCs w:val="18"/>
+              </w:rPr>
+            </w:pPr>
+            <w:r>
+              <w:rPr>
+                <w:rFonts w:asciiTheme="minorEastAsia" w:hAnsiTheme="minorEastAsia" w:cs="Times New Roman"/>
+                <w:color w:val="000000"/>
+                <w:sz w:val="18"/>
+                <w:szCs w:val="18"/>
+              </w:rPr>
+              <w:t>移速</w:t>
+            </w:r>
+            <w:r>
+              <w:rPr>
+                <w:rFonts w:asciiTheme="minorEastAsia" w:hAnsiTheme="minorEastAsia" w:cs="Times New Roman" w:hint="eastAsia"/>
+                <w:color w:val="000000"/>
+                <w:sz w:val="18"/>
+                <w:szCs w:val="18"/>
+              </w:rPr>
+              <w:t>1</w:t>
+            </w:r>
+          </w:p>
+        </w:tc>
+        <w:tc>
+          <w:tcPr>
+            <w:tcW w:w="5193" w:type="dxa"/>
+            <w:vMerge/>
+            <w:hideMark/>
+          </w:tcPr>
+          <w:p>
+            <w:pPr>
+              <w:widowControl/>
+              <w:jc w:val="left"/>
+              <w:rPr>
+                <w:rFonts w:asciiTheme="minorEastAsia" w:hAnsiTheme="minorEastAsia" w:cs="Times New Roman"/>
+                <w:color w:val="000000"/>
+                <w:sz w:val="18"/>
+                <w:szCs w:val="18"/>
+              </w:rPr>
+            </w:pPr>
+          </w:p>
+        </w:tc>
+      </w:tr>
+    </w:tbl>
+    <w:p>
+      <w:pPr>
+        <w:spacing w:after="0" w:line="240" w:lineRule="auto"/>
+        <w:rPr>
+          <w:rFonts w:asciiTheme="minorEastAsia" w:hAnsiTheme="minorEastAsia"/>
+          <w:sz w:val="18"/>
+          <w:szCs w:val="18"/>
+        </w:rPr>
+      </w:pPr>
+    </w:p>
+    <w:tbl>
+      <w:tblPr>
+        <w:tblStyle w:val="TableGrid"/>
+        <w:tblW w:w="10768" w:type="dxa"/>
+        <w:tblLook w:val="04A0" w:firstRow="1" w:lastRow="0" w:firstColumn="1" w:lastColumn="0" w:noHBand="0" w:noVBand="1"/>
+      </w:tblPr>
+      <w:tblGrid>
+        <w:gridCol w:w="2056"/>
+        <w:gridCol w:w="3519"/>
+        <w:gridCol w:w="5193"/>
+      </w:tblGrid>
+      <w:tr>
+        <w:trPr>
+          <w:trHeight w:val="270"/>
+        </w:trPr>
+        <w:tc>
+          <w:tcPr>
+            <w:tcW w:w="2056" w:type="dxa"/>
+            <w:noWrap/>
+            <w:hideMark/>
+          </w:tcPr>
+          <w:p>
+            <w:pPr>
+              <w:widowControl/>
+              <w:jc w:val="center"/>
+              <w:rPr>
+                <w:rFonts w:asciiTheme="minorEastAsia" w:hAnsiTheme="minorEastAsia" w:cs="Times New Roman"/>
+                <w:b/>
+                <w:bCs/>
+                <w:color w:val="000000"/>
+                <w:sz w:val="18"/>
+                <w:szCs w:val="18"/>
+              </w:rPr>
+            </w:pPr>
+            <w:r>
+              <w:rPr>
+                <w:rFonts w:asciiTheme="minorEastAsia" w:hAnsiTheme="minorEastAsia" w:cs="Times New Roman" w:hint="eastAsia"/>
+                <w:b/>
+                <w:bCs/>
+                <w:color w:val="000000"/>
+                <w:sz w:val="18"/>
+                <w:szCs w:val="18"/>
+              </w:rPr>
+              <w:t>甲板炮</w:t>
+            </w:r>
+          </w:p>
+        </w:tc>
+        <w:tc>
+          <w:tcPr>
+            <w:tcW w:w="8712" w:type="dxa"/>
+            <w:gridSpan w:val="2"/>
+            <w:noWrap/>
+            <w:hideMark/>
+          </w:tcPr>
+          <w:p>
+            <w:pPr>
+              <w:widowControl/>
+              <w:jc w:val="left"/>
+              <w:rPr>
+                <w:rFonts w:asciiTheme="minorEastAsia" w:hAnsiTheme="minorEastAsia" w:cs="Times New Roman"/>
+                <w:color w:val="000000"/>
+                <w:sz w:val="18"/>
+                <w:szCs w:val="18"/>
+              </w:rPr>
+            </w:pPr>
+            <w:r>
+              <w:rPr>
+                <w:rFonts w:asciiTheme="minorEastAsia" w:hAnsiTheme="minorEastAsia" w:cs="Times New Roman" w:hint="eastAsia"/>
+                <w:color w:val="000000"/>
+                <w:sz w:val="18"/>
+                <w:szCs w:val="18"/>
+              </w:rPr>
+              <w:t>炮兵</w:t>
+            </w:r>
+            <w:r>
+              <w:rPr>
+                <w:rFonts w:asciiTheme="minorEastAsia" w:hAnsiTheme="minorEastAsia" w:cs="Times New Roman" w:hint="eastAsia"/>
+                <w:color w:val="000000"/>
+                <w:sz w:val="18"/>
+                <w:szCs w:val="18"/>
+              </w:rPr>
+              <w:t>（G）</w:t>
+            </w:r>
+          </w:p>
+        </w:tc>
+      </w:tr>
+      <w:tr>
+        <w:trPr>
+          <w:trHeight w:val="113"/>
+        </w:trPr>
+        <w:tc>
+          <w:tcPr>
+            <w:tcW w:w="2056" w:type="dxa"/>
+            <w:vMerge w:val="restart"/>
+            <w:noWrap/>
+            <w:hideMark/>
+          </w:tcPr>
+          <w:p>
+            <w:pPr>
+              <w:widowControl/>
+              <w:jc w:val="center"/>
+              <w:rPr>
+                <w:rFonts w:asciiTheme="minorEastAsia" w:hAnsiTheme="minorEastAsia" w:cs="Times New Roman"/>
+                <w:color w:val="000000"/>
+                <w:sz w:val="18"/>
+                <w:szCs w:val="18"/>
+              </w:rPr>
+            </w:pPr>
+            <w:r>
+              <w:rPr>
+                <w:noProof/>
+              </w:rPr>
+              <w:drawing>
+                <wp:inline distT="0" distB="0" distL="0" distR="0" wp14:anchorId="0DCD8661" wp14:editId="0BF0D2AB">
+                  <wp:extent cx="475615" cy="475615"/>
+                  <wp:effectExtent l="0" t="0" r="635" b="635"/>
+                  <wp:docPr id="66" name="Picture 66"/>
+                  <wp:cNvGraphicFramePr>
+                    <a:graphicFrameLocks xmlns:a="http://schemas.openxmlformats.org/drawingml/2006/main" noChangeAspect="1"/>
+                  </wp:cNvGraphicFramePr>
+                  <a:graphic xmlns:a="http://schemas.openxmlformats.org/drawingml/2006/main">
+                    <a:graphicData uri="http://schemas.openxmlformats.org/drawingml/2006/picture">
+                      <pic:pic xmlns:pic="http://schemas.openxmlformats.org/drawingml/2006/picture">
+                        <pic:nvPicPr>
+                          <pic:cNvPr id="0" name="Picture 40"/>
+                          <pic:cNvPicPr>
+                            <a:picLocks noChangeAspect="1" noChangeArrowheads="1"/>
+                          </pic:cNvPicPr>
+                        </pic:nvPicPr>
+                        <pic:blipFill>
+                          <a:blip r:embed="rId68">
+                            <a:extLst>
+                              <a:ext uri="{28A0092B-C50C-407E-A947-70E740481C1C}">
+                                <a14:useLocalDpi xmlns:a14="http://schemas.microsoft.com/office/drawing/2010/main" val="0"/>
+                              </a:ext>
+                            </a:extLst>
+                          </a:blip>
+                          <a:srcRect/>
+                          <a:stretch>
+                            <a:fillRect/>
+                          </a:stretch>
+                        </pic:blipFill>
+                        <pic:spPr bwMode="auto">
+                          <a:xfrm>
+                            <a:off x="0" y="0"/>
+                            <a:ext cx="475615" cy="475615"/>
+                          </a:xfrm>
+                          <a:prstGeom prst="rect">
+                            <a:avLst/>
+                          </a:prstGeom>
+                          <a:noFill/>
+                          <a:ln>
+                            <a:noFill/>
+                          </a:ln>
+                        </pic:spPr>
+                      </pic:pic>
+                    </a:graphicData>
+                  </a:graphic>
+                </wp:inline>
+              </w:drawing>
+            </w:r>
+          </w:p>
+        </w:tc>
+        <w:tc>
+          <w:tcPr>
+            <w:tcW w:w="3519" w:type="dxa"/>
+            <w:noWrap/>
+            <w:vAlign w:val="center"/>
+            <w:hideMark/>
+          </w:tcPr>
+          <w:p>
+            <w:pPr>
+              <w:widowControl/>
+              <w:jc w:val="left"/>
+              <w:rPr>
+                <w:rFonts w:asciiTheme="minorEastAsia" w:hAnsiTheme="minorEastAsia" w:cs="Times New Roman"/>
+                <w:color w:val="000000"/>
+                <w:sz w:val="18"/>
+                <w:szCs w:val="18"/>
+              </w:rPr>
+            </w:pPr>
+            <w:r>
+              <w:rPr>
+                <w:rFonts w:asciiTheme="minorEastAsia" w:hAnsiTheme="minorEastAsia" w:cs="Times New Roman" w:hint="eastAsia"/>
+                <w:color w:val="000000"/>
+                <w:sz w:val="18"/>
+                <w:szCs w:val="18"/>
+              </w:rPr>
+              <w:t>火力点数5</w:t>
+            </w:r>
+            <w:r>
+              <w:rPr>
+                <w:rFonts w:asciiTheme="minorEastAsia" w:hAnsiTheme="minorEastAsia" w:cs="Times New Roman"/>
+                <w:color w:val="000000"/>
+                <w:sz w:val="18"/>
+                <w:szCs w:val="18"/>
+              </w:rPr>
+              <w:t xml:space="preserve">  </w:t>
+            </w:r>
+            <w:r>
+              <w:rPr>
+                <w:rFonts w:asciiTheme="minorEastAsia" w:hAnsiTheme="minorEastAsia" w:cs="Times New Roman" w:hint="eastAsia"/>
+                <w:color w:val="000000"/>
+                <w:sz w:val="18"/>
+                <w:szCs w:val="18"/>
+              </w:rPr>
+              <w:t>单体生命</w:t>
+            </w:r>
+            <w:r>
+              <w:rPr>
+                <w:rFonts w:asciiTheme="minorEastAsia" w:hAnsiTheme="minorEastAsia" w:cs="Times New Roman" w:hint="eastAsia"/>
+                <w:color w:val="000000"/>
+                <w:sz w:val="18"/>
+                <w:szCs w:val="18"/>
+              </w:rPr>
+              <w:t>300</w:t>
+            </w:r>
+          </w:p>
+        </w:tc>
+        <w:tc>
+          <w:tcPr>
+            <w:tcW w:w="5193" w:type="dxa"/>
+            <w:vMerge w:val="restart"/>
+            <w:noWrap/>
+            <w:vAlign w:val="center"/>
+            <w:hideMark/>
+          </w:tcPr>
+          <w:p>
+            <w:pPr>
+              <w:widowControl/>
+              <w:jc w:val="left"/>
+              <w:rPr>
+                <w:rFonts w:asciiTheme="minorEastAsia" w:hAnsiTheme="minorEastAsia" w:cs="Times New Roman"/>
+                <w:color w:val="000000"/>
+                <w:sz w:val="18"/>
+                <w:szCs w:val="18"/>
+              </w:rPr>
+            </w:pPr>
+            <w:r>
+              <w:rPr>
+                <w:rFonts w:asciiTheme="minorEastAsia" w:hAnsiTheme="minorEastAsia" w:cs="Times New Roman" w:hint="eastAsia"/>
+                <w:color w:val="000000"/>
+                <w:sz w:val="18"/>
+                <w:szCs w:val="18"/>
+              </w:rPr>
+              <w:t>攻击</w:t>
+            </w:r>
+            <w:r>
+              <w:rPr>
+                <w:rFonts w:asciiTheme="minorEastAsia" w:hAnsiTheme="minorEastAsia" w:cs="Times New Roman" w:hint="eastAsia"/>
+                <w:color w:val="000000"/>
+                <w:sz w:val="18"/>
+                <w:szCs w:val="18"/>
+              </w:rPr>
+              <w:t>150</w:t>
+            </w:r>
+            <w:r>
+              <w:rPr>
+                <w:rFonts w:asciiTheme="minorEastAsia" w:hAnsiTheme="minorEastAsia" w:cs="Times New Roman"/>
+                <w:color w:val="000000"/>
+                <w:sz w:val="18"/>
+                <w:szCs w:val="18"/>
+              </w:rPr>
+              <w:t xml:space="preserve">  </w:t>
+            </w:r>
+            <w:r>
+              <w:rPr>
+                <w:rFonts w:asciiTheme="minorEastAsia" w:hAnsiTheme="minorEastAsia" w:cs="Times New Roman" w:hint="eastAsia"/>
+                <w:color w:val="000000"/>
+                <w:sz w:val="18"/>
+                <w:szCs w:val="18"/>
+              </w:rPr>
+              <w:t>范围12</w:t>
+            </w:r>
+            <w:r>
+              <w:rPr>
+                <w:rFonts w:asciiTheme="minorEastAsia" w:hAnsiTheme="minorEastAsia" w:cs="Times New Roman"/>
+                <w:color w:val="000000"/>
+                <w:sz w:val="18"/>
+                <w:szCs w:val="18"/>
+              </w:rPr>
+              <w:t xml:space="preserve">  </w:t>
+            </w:r>
+            <w:r>
+              <w:rPr>
+                <w:rFonts w:asciiTheme="minorEastAsia" w:hAnsiTheme="minorEastAsia" w:cs="Times New Roman" w:hint="eastAsia"/>
+                <w:color w:val="000000"/>
+                <w:sz w:val="18"/>
+                <w:szCs w:val="18"/>
+              </w:rPr>
+              <w:t>破甲50</w:t>
+            </w:r>
+          </w:p>
+          <w:p>
+            <w:pPr>
+              <w:widowControl/>
+              <w:jc w:val="left"/>
+              <w:rPr>
+                <w:rFonts w:asciiTheme="minorEastAsia" w:hAnsiTheme="minorEastAsia" w:cs="Times New Roman"/>
+                <w:color w:val="000000"/>
+                <w:sz w:val="18"/>
+                <w:szCs w:val="18"/>
+              </w:rPr>
+            </w:pPr>
+          </w:p>
+        </w:tc>
+      </w:tr>
+      <w:tr>
+        <w:trPr>
+          <w:trHeight w:val="112"/>
+        </w:trPr>
+        <w:tc>
+          <w:tcPr>
+            <w:tcW w:w="2056" w:type="dxa"/>
+            <w:vMerge/>
+            <w:noWrap/>
+          </w:tcPr>
+          <w:p>
+            <w:pPr>
+              <w:widowControl/>
+              <w:jc w:val="left"/>
+              <w:rPr>
+                <w:rFonts w:asciiTheme="minorEastAsia" w:hAnsiTheme="minorEastAsia" w:cs="Times New Roman"/>
+                <w:color w:val="000000"/>
+                <w:sz w:val="18"/>
+                <w:szCs w:val="18"/>
+              </w:rPr>
+            </w:pPr>
+          </w:p>
+        </w:tc>
+        <w:tc>
+          <w:tcPr>
+            <w:tcW w:w="3519" w:type="dxa"/>
+            <w:noWrap/>
+            <w:vAlign w:val="center"/>
+          </w:tcPr>
+          <w:p>
+            <w:pPr>
+              <w:widowControl/>
+              <w:jc w:val="left"/>
+              <w:rPr>
+                <w:rFonts w:asciiTheme="minorEastAsia" w:hAnsiTheme="minorEastAsia" w:cs="Times New Roman"/>
+                <w:color w:val="000000"/>
+                <w:sz w:val="18"/>
+                <w:szCs w:val="18"/>
+              </w:rPr>
+            </w:pPr>
+            <w:r>
+              <w:rPr>
+                <w:rFonts w:asciiTheme="minorEastAsia" w:hAnsiTheme="minorEastAsia" w:cs="Times New Roman" w:hint="eastAsia"/>
+                <w:color w:val="000000"/>
+                <w:sz w:val="18"/>
+                <w:szCs w:val="18"/>
+              </w:rPr>
+              <w:t>护甲/闪避：近战0</w:t>
+            </w:r>
+            <w:r>
+              <w:rPr>
+                <w:rFonts w:asciiTheme="minorEastAsia" w:hAnsiTheme="minorEastAsia" w:cs="Times New Roman"/>
+                <w:color w:val="000000"/>
+                <w:sz w:val="18"/>
+                <w:szCs w:val="18"/>
+              </w:rPr>
+              <w:t xml:space="preserve">  </w:t>
+            </w:r>
+            <w:r>
+              <w:rPr>
+                <w:rFonts w:asciiTheme="minorEastAsia" w:hAnsiTheme="minorEastAsia" w:cs="Times New Roman" w:hint="eastAsia"/>
+                <w:color w:val="000000"/>
+                <w:sz w:val="18"/>
+                <w:szCs w:val="18"/>
+              </w:rPr>
+              <w:t>远程0</w:t>
+            </w:r>
+            <w:r>
+              <w:rPr>
+                <w:rFonts w:asciiTheme="minorEastAsia" w:hAnsiTheme="minorEastAsia" w:cs="Times New Roman"/>
+                <w:color w:val="000000"/>
+                <w:sz w:val="18"/>
+                <w:szCs w:val="18"/>
+              </w:rPr>
+              <w:t xml:space="preserve">  </w:t>
+            </w:r>
+            <w:r>
+              <w:rPr>
+                <w:rFonts w:asciiTheme="minorEastAsia" w:hAnsiTheme="minorEastAsia" w:cs="Times New Roman" w:hint="eastAsia"/>
+                <w:color w:val="000000"/>
+                <w:sz w:val="18"/>
+                <w:szCs w:val="18"/>
+              </w:rPr>
+              <w:t>冲杀0</w:t>
+            </w:r>
+          </w:p>
+        </w:tc>
+        <w:tc>
+          <w:tcPr>
+            <w:tcW w:w="5193" w:type="dxa"/>
+            <w:vMerge/>
+            <w:noWrap/>
+            <w:vAlign w:val="center"/>
+          </w:tcPr>
+          <w:p>
+            <w:pPr>
+              <w:widowControl/>
+              <w:jc w:val="center"/>
+              <w:rPr>
+                <w:rFonts w:asciiTheme="minorEastAsia" w:hAnsiTheme="minorEastAsia" w:cs="Times New Roman"/>
+                <w:color w:val="000000"/>
+                <w:sz w:val="18"/>
+                <w:szCs w:val="18"/>
+              </w:rPr>
+            </w:pPr>
+          </w:p>
+        </w:tc>
+      </w:tr>
+      <w:tr>
+        <w:trPr>
+          <w:trHeight w:val="270"/>
+        </w:trPr>
+        <w:tc>
+          <w:tcPr>
+            <w:tcW w:w="2056" w:type="dxa"/>
+            <w:vMerge/>
+            <w:hideMark/>
+          </w:tcPr>
+          <w:p>
+            <w:pPr>
+              <w:widowControl/>
+              <w:jc w:val="left"/>
+              <w:rPr>
+                <w:rFonts w:asciiTheme="minorEastAsia" w:hAnsiTheme="minorEastAsia" w:cs="Times New Roman"/>
+                <w:color w:val="000000"/>
+                <w:sz w:val="18"/>
+                <w:szCs w:val="18"/>
+              </w:rPr>
+            </w:pPr>
+          </w:p>
+        </w:tc>
+        <w:tc>
+          <w:tcPr>
+            <w:tcW w:w="3519" w:type="dxa"/>
+            <w:noWrap/>
+            <w:vAlign w:val="center"/>
+            <w:hideMark/>
+          </w:tcPr>
+          <w:p>
+            <w:pPr>
+              <w:widowControl/>
+              <w:jc w:val="left"/>
+              <w:rPr>
+                <w:rFonts w:asciiTheme="minorEastAsia" w:hAnsiTheme="minorEastAsia" w:cs="Times New Roman"/>
+                <w:color w:val="000000"/>
+                <w:sz w:val="18"/>
+                <w:szCs w:val="18"/>
+              </w:rPr>
+            </w:pPr>
+            <w:r>
+              <w:rPr>
+                <w:rFonts w:asciiTheme="minorEastAsia" w:hAnsiTheme="minorEastAsia" w:cs="Times New Roman"/>
+                <w:color w:val="000000"/>
+                <w:sz w:val="18"/>
+                <w:szCs w:val="18"/>
+              </w:rPr>
+              <w:t xml:space="preserve">移速 </w:t>
+            </w:r>
+            <w:r>
+              <w:rPr>
+                <w:rFonts w:asciiTheme="minorEastAsia" w:hAnsiTheme="minorEastAsia" w:cs="Times New Roman" w:hint="eastAsia"/>
+                <w:color w:val="000000"/>
+                <w:sz w:val="18"/>
+                <w:szCs w:val="18"/>
+              </w:rPr>
+              <w:t>1</w:t>
+            </w:r>
+          </w:p>
+        </w:tc>
+        <w:tc>
+          <w:tcPr>
+            <w:tcW w:w="5193" w:type="dxa"/>
+            <w:vMerge/>
+            <w:hideMark/>
+          </w:tcPr>
+          <w:p>
+            <w:pPr>
+              <w:widowControl/>
+              <w:jc w:val="left"/>
+              <w:rPr>
+                <w:rFonts w:asciiTheme="minorEastAsia" w:hAnsiTheme="minorEastAsia" w:cs="Times New Roman"/>
+                <w:color w:val="000000"/>
+                <w:sz w:val="18"/>
+                <w:szCs w:val="18"/>
+              </w:rPr>
+            </w:pPr>
+          </w:p>
+        </w:tc>
+      </w:tr>
+    </w:tbl>
+    <w:p>
+      <w:pPr>
+        <w:spacing w:after="0" w:line="240" w:lineRule="auto"/>
+        <w:rPr>
+          <w:rFonts w:asciiTheme="minorEastAsia" w:hAnsiTheme="minorEastAsia"/>
+          <w:sz w:val="18"/>
+          <w:szCs w:val="18"/>
+        </w:rPr>
+      </w:pPr>
+      <w:r>
+        <w:rPr>
+          <w:rFonts w:asciiTheme="minorEastAsia" w:hAnsiTheme="minorEastAsia"/>
+          <w:sz w:val="18"/>
+          <w:szCs w:val="18"/>
+        </w:rPr>
+        <w:t xml:space="preserve">new </w:t>
+      </w:r>
+      <w:r>
+        <w:rPr>
+          <w:rFonts w:asciiTheme="minorEastAsia" w:hAnsiTheme="minorEastAsia"/>
+          <w:sz w:val="18"/>
+          <w:szCs w:val="18"/>
+        </w:rPr>
+        <w:t>Seaman</w:t>
+      </w:r>
+      <w:r>
+        <w:rPr>
+          <w:rFonts w:asciiTheme="minorEastAsia" w:hAnsiTheme="minorEastAsia"/>
+          <w:sz w:val="18"/>
+          <w:szCs w:val="18"/>
+        </w:rPr>
+        <w:t>(pos[0]),</w:t>
+      </w:r>
     </w:p>
     <w:p>
       <w:pPr>
@@ -34326,6 +39774,38 @@
           <w:szCs w:val="18"/>
         </w:rPr>
       </w:pPr>
+      <w:r>
+        <w:rPr>
+          <w:rFonts w:asciiTheme="minorEastAsia" w:hAnsiTheme="minorEastAsia"/>
+          <w:sz w:val="18"/>
+          <w:szCs w:val="18"/>
+        </w:rPr>
+        <w:t xml:space="preserve">new </w:t>
+      </w:r>
+      <w:r>
+        <w:rPr>
+          <w:rFonts w:asciiTheme="minorEastAsia" w:hAnsiTheme="minorEastAsia"/>
+          <w:sz w:val="18"/>
+          <w:szCs w:val="18"/>
+        </w:rPr>
+        <w:t>Seaman</w:t>
+      </w:r>
+      <w:r>
+        <w:rPr>
+          <w:rFonts w:asciiTheme="minorEastAsia" w:hAnsiTheme="minorEastAsia"/>
+          <w:sz w:val="18"/>
+          <w:szCs w:val="18"/>
+        </w:rPr>
+        <w:t>Pistol</w:t>
+      </w:r>
+      <w:r>
+        <w:rPr>
+          <w:rFonts w:asciiTheme="minorEastAsia" w:hAnsiTheme="minorEastAsia"/>
+          <w:sz w:val="18"/>
+          <w:szCs w:val="18"/>
+        </w:rPr>
+        <w:t>(pos[1]),</w:t>
+      </w:r>
     </w:p>
     <w:p>
       <w:pPr>
@@ -34336,6 +39816,30 @@
           <w:szCs w:val="18"/>
         </w:rPr>
       </w:pPr>
+      <w:r>
+        <w:rPr>
+          <w:rFonts w:asciiTheme="minorEastAsia" w:hAnsiTheme="minorEastAsia"/>
+          <w:sz w:val="18"/>
+          <w:szCs w:val="18"/>
+        </w:rPr>
+        <w:t xml:space="preserve">new </w:t>
+      </w:r>
+      <w:r>
+        <w:rPr>
+          <w:rFonts w:asciiTheme="minorEastAsia" w:hAnsiTheme="minorEastAsia"/>
+          <w:sz w:val="18"/>
+          <w:szCs w:val="18"/>
+        </w:rPr>
+        <w:t>SeamanMusket</w:t>
+      </w:r>
+      <w:r>
+        <w:rPr>
+          <w:rFonts w:asciiTheme="minorEastAsia" w:hAnsiTheme="minorEastAsia"/>
+          <w:sz w:val="18"/>
+          <w:szCs w:val="18"/>
+        </w:rPr>
+        <w:t>(pos[2]),</w:t>
+      </w:r>
     </w:p>
     <w:p>
       <w:pPr>
@@ -34346,6 +39850,70 @@
           <w:szCs w:val="18"/>
         </w:rPr>
       </w:pPr>
+      <w:r>
+        <w:rPr>
+          <w:rFonts w:asciiTheme="minorEastAsia" w:hAnsiTheme="minorEastAsia"/>
+          <w:sz w:val="18"/>
+          <w:szCs w:val="18"/>
+        </w:rPr>
+        <w:t xml:space="preserve">new </w:t>
+      </w:r>
+      <w:r>
+        <w:rPr>
+          <w:rFonts w:asciiTheme="minorEastAsia" w:hAnsiTheme="minorEastAsia"/>
+          <w:sz w:val="18"/>
+          <w:szCs w:val="18"/>
+        </w:rPr>
+        <w:t>Piscic</w:t>
+      </w:r>
+      <w:r>
+        <w:rPr>
+          <w:rFonts w:asciiTheme="minorEastAsia" w:hAnsiTheme="minorEastAsia"/>
+          <w:sz w:val="18"/>
+          <w:szCs w:val="18"/>
+        </w:rPr>
+        <w:t>u</w:t>
+      </w:r>
+      <w:r>
+        <w:rPr>
+          <w:rFonts w:asciiTheme="minorEastAsia" w:hAnsiTheme="minorEastAsia"/>
+          <w:sz w:val="18"/>
+          <w:szCs w:val="18"/>
+        </w:rPr>
+        <w:t>l</w:t>
+      </w:r>
+      <w:r>
+        <w:rPr>
+          <w:rFonts w:asciiTheme="minorEastAsia" w:hAnsiTheme="minorEastAsia"/>
+          <w:sz w:val="18"/>
+          <w:szCs w:val="18"/>
+        </w:rPr>
+        <w:t>i</w:t>
+      </w:r>
+      <w:r>
+        <w:rPr>
+          <w:rFonts w:asciiTheme="minorEastAsia" w:hAnsiTheme="minorEastAsia"/>
+          <w:sz w:val="18"/>
+          <w:szCs w:val="18"/>
+        </w:rPr>
+        <w:t>(pos[</w:t>
+      </w:r>
+      <w:r>
+        <w:rPr>
+          <w:rFonts w:asciiTheme="minorEastAsia" w:hAnsiTheme="minorEastAsia" w:hint="eastAsia"/>
+          <w:sz w:val="18"/>
+          <w:szCs w:val="18"/>
+        </w:rPr>
+        <w:t>3</w:t>
+      </w:r>
+      <w:r>
+        <w:rPr>
+          <w:rFonts w:asciiTheme="minorEastAsia" w:hAnsiTheme="minorEastAsia"/>
+          <w:sz w:val="18"/>
+          <w:szCs w:val="18"/>
+        </w:rPr>
+        <w:t>]),</w:t>
+      </w:r>
     </w:p>
     <w:p>
       <w:pPr>
@@ -34356,6 +39924,86 @@
           <w:szCs w:val="18"/>
         </w:rPr>
       </w:pPr>
+      <w:r>
+        <w:rPr>
+          <w:rFonts w:asciiTheme="minorEastAsia" w:hAnsiTheme="minorEastAsia"/>
+          <w:sz w:val="18"/>
+          <w:szCs w:val="18"/>
+        </w:rPr>
+        <w:t xml:space="preserve">new </w:t>
+      </w:r>
+      <w:r>
+        <w:rPr>
+          <w:rFonts w:asciiTheme="minorEastAsia" w:hAnsiTheme="minorEastAsia"/>
+          <w:sz w:val="18"/>
+          <w:szCs w:val="18"/>
+        </w:rPr>
+        <w:t>Piscic</w:t>
+      </w:r>
+      <w:r>
+        <w:rPr>
+          <w:rFonts w:asciiTheme="minorEastAsia" w:hAnsiTheme="minorEastAsia"/>
+          <w:sz w:val="18"/>
+          <w:szCs w:val="18"/>
+        </w:rPr>
+        <w:t>u</w:t>
+      </w:r>
+      <w:r>
+        <w:rPr>
+          <w:rFonts w:asciiTheme="minorEastAsia" w:hAnsiTheme="minorEastAsia"/>
+          <w:sz w:val="18"/>
+          <w:szCs w:val="18"/>
+        </w:rPr>
+        <w:t>l</w:t>
+      </w:r>
+      <w:r>
+        <w:rPr>
+          <w:rFonts w:asciiTheme="minorEastAsia" w:hAnsiTheme="minorEastAsia"/>
+          <w:sz w:val="18"/>
+          <w:szCs w:val="18"/>
+        </w:rPr>
+        <w:t>i</w:t>
+      </w:r>
+      <w:r>
+        <w:rPr>
+          <w:rFonts w:asciiTheme="minorEastAsia" w:hAnsiTheme="minorEastAsia" w:hint="eastAsia"/>
+          <w:sz w:val="18"/>
+          <w:szCs w:val="18"/>
+        </w:rPr>
+        <w:t>Double</w:t>
+      </w:r>
+      <w:r>
+        <w:rPr>
+          <w:rFonts w:asciiTheme="minorEastAsia" w:hAnsiTheme="minorEastAsia"/>
+          <w:sz w:val="18"/>
+          <w:szCs w:val="18"/>
+        </w:rPr>
+        <w:t>Blades</w:t>
+      </w:r>
+      <w:r>
+        <w:rPr>
+          <w:rFonts w:asciiTheme="minorEastAsia" w:hAnsiTheme="minorEastAsia"/>
+          <w:sz w:val="18"/>
+          <w:szCs w:val="18"/>
+        </w:rPr>
+        <w:t>(pos[</w:t>
+      </w:r>
+      <w:r>
+        <w:rPr>
+          <w:rFonts w:asciiTheme="minorEastAsia" w:hAnsiTheme="minorEastAsia" w:hint="eastAsia"/>
+          <w:sz w:val="18"/>
+          <w:szCs w:val="18"/>
+        </w:rPr>
+        <w:t>4</w:t>
+      </w:r>
+      <w:r>
+        <w:rPr>
+          <w:rFonts w:asciiTheme="minorEastAsia" w:hAnsiTheme="minorEastAsia"/>
+          <w:sz w:val="18"/>
+          <w:szCs w:val="18"/>
+        </w:rPr>
+        <w:t>]),</w:t>
+      </w:r>
     </w:p>
     <w:p>
       <w:pPr>
@@ -34366,6 +40014,54 @@
           <w:szCs w:val="18"/>
         </w:rPr>
       </w:pPr>
+      <w:r>
+        <w:rPr>
+          <w:rFonts w:asciiTheme="minorEastAsia" w:hAnsiTheme="minorEastAsia"/>
+          <w:sz w:val="18"/>
+          <w:szCs w:val="18"/>
+        </w:rPr>
+        <w:t xml:space="preserve">new </w:t>
+      </w:r>
+      <w:r>
+        <w:rPr>
+          <w:rFonts w:asciiTheme="minorEastAsia" w:hAnsiTheme="minorEastAsia"/>
+          <w:sz w:val="18"/>
+          <w:szCs w:val="18"/>
+        </w:rPr>
+        <w:t>Murloc</w:t>
+      </w:r>
+      <w:r>
+        <w:rPr>
+          <w:rFonts w:asciiTheme="minorEastAsia" w:hAnsiTheme="minorEastAsia"/>
+          <w:sz w:val="18"/>
+          <w:szCs w:val="18"/>
+        </w:rPr>
+        <w:t>Warrior</w:t>
+      </w:r>
+      <w:r>
+        <w:rPr>
+          <w:rFonts w:asciiTheme="minorEastAsia" w:hAnsiTheme="minorEastAsia"/>
+          <w:sz w:val="18"/>
+          <w:szCs w:val="18"/>
+        </w:rPr>
+        <w:t>(pos[</w:t>
+      </w:r>
+      <w:r>
+        <w:rPr>
+          <w:rFonts w:asciiTheme="minorEastAsia" w:hAnsiTheme="minorEastAsia"/>
+          <w:sz w:val="18"/>
+          <w:szCs w:val="18"/>
+        </w:rPr>
+        <w:t>5</w:t>
+      </w:r>
+      <w:r>
+        <w:rPr>
+          <w:rFonts w:asciiTheme="minorEastAsia" w:hAnsiTheme="minorEastAsia"/>
+          <w:sz w:val="18"/>
+          <w:szCs w:val="18"/>
+        </w:rPr>
+        <w:t>]),</w:t>
+      </w:r>
     </w:p>
     <w:p>
       <w:pPr>
@@ -34376,6 +40072,112 @@
           <w:szCs w:val="18"/>
         </w:rPr>
       </w:pPr>
+      <w:r>
+        <w:rPr>
+          <w:rFonts w:asciiTheme="minorEastAsia" w:hAnsiTheme="minorEastAsia"/>
+          <w:sz w:val="18"/>
+          <w:szCs w:val="18"/>
+        </w:rPr>
+        <w:t xml:space="preserve">new </w:t>
+      </w:r>
+      <w:r>
+        <w:rPr>
+          <w:rFonts w:asciiTheme="minorEastAsia" w:hAnsiTheme="minorEastAsia"/>
+          <w:sz w:val="18"/>
+          <w:szCs w:val="18"/>
+        </w:rPr>
+        <w:t>MurlocWarrior</w:t>
+      </w:r>
+      <w:r>
+        <w:rPr>
+          <w:rFonts w:asciiTheme="minorEastAsia" w:hAnsiTheme="minorEastAsia" w:hint="eastAsia"/>
+          <w:sz w:val="18"/>
+          <w:szCs w:val="18"/>
+        </w:rPr>
+        <w:t>Hurl</w:t>
+      </w:r>
+      <w:r>
+        <w:rPr>
+          <w:rFonts w:asciiTheme="minorEastAsia" w:hAnsiTheme="minorEastAsia"/>
+          <w:sz w:val="18"/>
+          <w:szCs w:val="18"/>
+        </w:rPr>
+        <w:t>ing</w:t>
+      </w:r>
+      <w:r>
+        <w:rPr>
+          <w:rFonts w:asciiTheme="minorEastAsia" w:hAnsiTheme="minorEastAsia"/>
+          <w:sz w:val="18"/>
+          <w:szCs w:val="18"/>
+        </w:rPr>
+        <w:t>(pos[</w:t>
+      </w:r>
+      <w:r>
+        <w:rPr>
+          <w:rFonts w:asciiTheme="minorEastAsia" w:hAnsiTheme="minorEastAsia"/>
+          <w:sz w:val="18"/>
+          <w:szCs w:val="18"/>
+        </w:rPr>
+        <w:t>6</w:t>
+      </w:r>
+      <w:r>
+        <w:rPr>
+          <w:rFonts w:asciiTheme="minorEastAsia" w:hAnsiTheme="minorEastAsia"/>
+          <w:sz w:val="18"/>
+          <w:szCs w:val="18"/>
+        </w:rPr>
+        <w:t>]),</w:t>
+      </w:r>
+    </w:p>
+    <w:p>
+      <w:pPr>
+        <w:spacing w:after="0" w:line="240" w:lineRule="auto"/>
+        <w:rPr>
+          <w:rFonts w:asciiTheme="minorEastAsia" w:hAnsiTheme="minorEastAsia" w:hint="eastAsia"/>
+          <w:sz w:val="18"/>
+          <w:szCs w:val="18"/>
+        </w:rPr>
+      </w:pPr>
+      <w:r>
+        <w:rPr>
+          <w:rFonts w:asciiTheme="minorEastAsia" w:hAnsiTheme="minorEastAsia"/>
+          <w:sz w:val="18"/>
+          <w:szCs w:val="18"/>
+        </w:rPr>
+        <w:t xml:space="preserve">new </w:t>
+      </w:r>
+      <w:r>
+        <w:rPr>
+          <w:rFonts w:asciiTheme="minorEastAsia" w:hAnsiTheme="minorEastAsia"/>
+          <w:sz w:val="18"/>
+          <w:szCs w:val="18"/>
+        </w:rPr>
+        <w:t>Cancrimag</w:t>
+      </w:r>
+      <w:r>
+        <w:rPr>
+          <w:rFonts w:asciiTheme="minorEastAsia" w:hAnsiTheme="minorEastAsia"/>
+          <w:sz w:val="18"/>
+          <w:szCs w:val="18"/>
+        </w:rPr>
+        <w:t>(pos[</w:t>
+      </w:r>
+      <w:r>
+        <w:rPr>
+          <w:rFonts w:asciiTheme="minorEastAsia" w:hAnsiTheme="minorEastAsia"/>
+          <w:sz w:val="18"/>
+          <w:szCs w:val="18"/>
+        </w:rPr>
+        <w:t>7</w:t>
+      </w:r>
+      <w:r>
+        <w:rPr>
+          <w:rFonts w:asciiTheme="minorEastAsia" w:hAnsiTheme="minorEastAsia"/>
+          <w:sz w:val="18"/>
+          <w:szCs w:val="18"/>
+        </w:rPr>
+        <w:t>]),</w:t>
+      </w:r>
     </w:p>
     <w:p>
       <w:pPr>
@@ -34386,126 +40188,30 @@
           <w:szCs w:val="18"/>
         </w:rPr>
       </w:pPr>
-    </w:p>
-    <w:p>
-      <w:pPr>
-        <w:spacing w:after="0" w:line="240" w:lineRule="auto"/>
+      <w:r>
         <w:rPr>
           <w:rFonts w:asciiTheme="minorEastAsia" w:hAnsiTheme="minorEastAsia"/>
           <w:sz w:val="18"/>
           <w:szCs w:val="18"/>
         </w:rPr>
-      </w:pPr>
-    </w:p>
-    <w:p>
-      <w:pPr>
-        <w:spacing w:after="0" w:line="240" w:lineRule="auto"/>
+        <w:t xml:space="preserve">new </w:t>
+      </w:r>
+      <w:r>
+        <w:rPr>
+          <w:rFonts w:asciiTheme="minorEastAsia" w:hAnsiTheme="minorEastAsia" w:hint="eastAsia"/>
+          <w:sz w:val="18"/>
+          <w:szCs w:val="18"/>
+        </w:rPr>
+        <w:t>DeckGun</w:t>
+      </w:r>
+      <w:r>
         <w:rPr>
           <w:rFonts w:asciiTheme="minorEastAsia" w:hAnsiTheme="minorEastAsia"/>
           <w:sz w:val="18"/>
           <w:szCs w:val="18"/>
         </w:rPr>
-      </w:pPr>
-    </w:p>
-    <w:p>
-      <w:pPr>
-        <w:spacing w:after="0" w:line="240" w:lineRule="auto"/>
-        <w:rPr>
-          <w:rFonts w:asciiTheme="minorEastAsia" w:hAnsiTheme="minorEastAsia"/>
-          <w:sz w:val="18"/>
-          <w:szCs w:val="18"/>
-        </w:rPr>
-      </w:pPr>
-    </w:p>
-    <w:p>
-      <w:pPr>
-        <w:spacing w:after="0" w:line="240" w:lineRule="auto"/>
-        <w:rPr>
-          <w:rFonts w:asciiTheme="minorEastAsia" w:hAnsiTheme="minorEastAsia"/>
-          <w:sz w:val="18"/>
-          <w:szCs w:val="18"/>
-        </w:rPr>
-      </w:pPr>
-    </w:p>
-    <w:p>
-      <w:pPr>
-        <w:spacing w:after="0" w:line="240" w:lineRule="auto"/>
-        <w:rPr>
-          <w:rFonts w:asciiTheme="minorEastAsia" w:hAnsiTheme="minorEastAsia"/>
-          <w:sz w:val="18"/>
-          <w:szCs w:val="18"/>
-        </w:rPr>
-      </w:pPr>
-    </w:p>
-    <w:p>
-      <w:pPr>
-        <w:spacing w:after="0" w:line="240" w:lineRule="auto"/>
-        <w:rPr>
-          <w:rFonts w:asciiTheme="minorEastAsia" w:hAnsiTheme="minorEastAsia"/>
-          <w:sz w:val="18"/>
-          <w:szCs w:val="18"/>
-        </w:rPr>
-      </w:pPr>
-    </w:p>
-    <w:p>
-      <w:pPr>
-        <w:spacing w:after="0" w:line="240" w:lineRule="auto"/>
-        <w:rPr>
-          <w:rFonts w:asciiTheme="minorEastAsia" w:hAnsiTheme="minorEastAsia"/>
-          <w:sz w:val="18"/>
-          <w:szCs w:val="18"/>
-        </w:rPr>
-      </w:pPr>
-    </w:p>
-    <w:p>
-      <w:pPr>
-        <w:spacing w:after="0" w:line="240" w:lineRule="auto"/>
-        <w:rPr>
-          <w:rFonts w:asciiTheme="minorEastAsia" w:hAnsiTheme="minorEastAsia"/>
-          <w:sz w:val="18"/>
-          <w:szCs w:val="18"/>
-        </w:rPr>
-      </w:pPr>
-    </w:p>
-    <w:p>
-      <w:pPr>
-        <w:spacing w:after="0" w:line="240" w:lineRule="auto"/>
-        <w:rPr>
-          <w:rFonts w:asciiTheme="minorEastAsia" w:hAnsiTheme="minorEastAsia"/>
-          <w:sz w:val="18"/>
-          <w:szCs w:val="18"/>
-        </w:rPr>
-      </w:pPr>
-    </w:p>
-    <w:p>
-      <w:pPr>
-        <w:spacing w:after="0" w:line="240" w:lineRule="auto"/>
-        <w:rPr>
-          <w:rFonts w:asciiTheme="minorEastAsia" w:hAnsiTheme="minorEastAsia"/>
-          <w:sz w:val="18"/>
-          <w:szCs w:val="18"/>
-        </w:rPr>
-      </w:pPr>
-    </w:p>
-    <w:p>
-      <w:pPr>
-        <w:spacing w:after="0" w:line="240" w:lineRule="auto"/>
-        <w:rPr>
-          <w:rFonts w:asciiTheme="minorEastAsia" w:hAnsiTheme="minorEastAsia"/>
-          <w:sz w:val="18"/>
-          <w:szCs w:val="18"/>
-        </w:rPr>
-      </w:pPr>
-    </w:p>
-    <w:p>
-      <w:pPr>
-        <w:spacing w:after="0" w:line="240" w:lineRule="auto"/>
-        <w:rPr>
-          <w:rFonts w:asciiTheme="minorEastAsia" w:hAnsiTheme="minorEastAsia"/>
-          <w:sz w:val="18"/>
-          <w:szCs w:val="18"/>
-        </w:rPr>
-      </w:pPr>
+        <w:t>(pos[8]),</w:t>
+      </w:r>
     </w:p>
     <w:p>
       <w:pPr>
@@ -34771,6 +40477,751 @@
                 <w:szCs w:val="18"/>
               </w:rPr>
               <w:t>远程0</w:t>
+            </w:r>
+            <w:r>
+              <w:rPr>
+                <w:rFonts w:asciiTheme="minorEastAsia" w:hAnsiTheme="minorEastAsia" w:cs="Times New Roman"/>
+                <w:color w:val="000000"/>
+                <w:sz w:val="18"/>
+                <w:szCs w:val="18"/>
+              </w:rPr>
+              <w:t xml:space="preserve"> </w:t>
+            </w:r>
+            <w:r>
+              <w:rPr>
+                <w:rFonts w:asciiTheme="minorEastAsia" w:hAnsiTheme="minorEastAsia" w:cs="Times New Roman"/>
+                <w:color w:val="000000"/>
+                <w:sz w:val="18"/>
+                <w:szCs w:val="18"/>
+              </w:rPr>
+              <w:t xml:space="preserve"> </w:t>
+            </w:r>
+            <w:r>
+              <w:rPr>
+                <w:rFonts w:asciiTheme="minorEastAsia" w:hAnsiTheme="minorEastAsia" w:cs="Times New Roman" w:hint="eastAsia"/>
+                <w:color w:val="000000"/>
+                <w:sz w:val="18"/>
+                <w:szCs w:val="18"/>
+              </w:rPr>
+              <w:t>冲杀0</w:t>
+            </w:r>
+          </w:p>
+        </w:tc>
+        <w:tc>
+          <w:tcPr>
+            <w:tcW w:w="5193" w:type="dxa"/>
+            <w:vMerge/>
+            <w:noWrap/>
+            <w:vAlign w:val="center"/>
+          </w:tcPr>
+          <w:p>
+            <w:pPr>
+              <w:widowControl/>
+              <w:jc w:val="center"/>
+              <w:rPr>
+                <w:rFonts w:asciiTheme="minorEastAsia" w:hAnsiTheme="minorEastAsia" w:cs="Times New Roman"/>
+                <w:color w:val="000000"/>
+                <w:sz w:val="18"/>
+                <w:szCs w:val="18"/>
+              </w:rPr>
+            </w:pPr>
+          </w:p>
+        </w:tc>
+      </w:tr>
+      <w:tr>
+        <w:trPr>
+          <w:trHeight w:val="270"/>
+        </w:trPr>
+        <w:tc>
+          <w:tcPr>
+            <w:tcW w:w="2056" w:type="dxa"/>
+            <w:vMerge/>
+            <w:hideMark/>
+          </w:tcPr>
+          <w:p>
+            <w:pPr>
+              <w:widowControl/>
+              <w:jc w:val="left"/>
+              <w:rPr>
+                <w:rFonts w:asciiTheme="minorEastAsia" w:hAnsiTheme="minorEastAsia" w:cs="Times New Roman"/>
+                <w:color w:val="000000"/>
+                <w:sz w:val="18"/>
+                <w:szCs w:val="18"/>
+              </w:rPr>
+            </w:pPr>
+          </w:p>
+        </w:tc>
+        <w:tc>
+          <w:tcPr>
+            <w:tcW w:w="3519" w:type="dxa"/>
+            <w:noWrap/>
+            <w:vAlign w:val="center"/>
+            <w:hideMark/>
+          </w:tcPr>
+          <w:p>
+            <w:pPr>
+              <w:widowControl/>
+              <w:jc w:val="left"/>
+              <w:rPr>
+                <w:rFonts w:asciiTheme="minorEastAsia" w:hAnsiTheme="minorEastAsia" w:cs="Times New Roman"/>
+                <w:color w:val="000000"/>
+                <w:sz w:val="18"/>
+                <w:szCs w:val="18"/>
+              </w:rPr>
+            </w:pPr>
+            <w:r>
+              <w:rPr>
+                <w:rFonts w:asciiTheme="minorEastAsia" w:hAnsiTheme="minorEastAsia" w:cs="Times New Roman"/>
+                <w:color w:val="000000"/>
+                <w:sz w:val="18"/>
+                <w:szCs w:val="18"/>
+              </w:rPr>
+              <w:t>移速</w:t>
+            </w:r>
+          </w:p>
+        </w:tc>
+        <w:tc>
+          <w:tcPr>
+            <w:tcW w:w="5193" w:type="dxa"/>
+            <w:vMerge/>
+            <w:hideMark/>
+          </w:tcPr>
+          <w:p>
+            <w:pPr>
+              <w:widowControl/>
+              <w:jc w:val="left"/>
+              <w:rPr>
+                <w:rFonts w:asciiTheme="minorEastAsia" w:hAnsiTheme="minorEastAsia" w:cs="Times New Roman"/>
+                <w:color w:val="000000"/>
+                <w:sz w:val="18"/>
+                <w:szCs w:val="18"/>
+              </w:rPr>
+            </w:pPr>
+          </w:p>
+        </w:tc>
+      </w:tr>
+    </w:tbl>
+    <w:p>
+      <w:pPr>
+        <w:spacing w:after="0" w:line="240" w:lineRule="auto"/>
+        <w:rPr>
+          <w:rFonts w:asciiTheme="minorEastAsia" w:hAnsiTheme="minorEastAsia"/>
+          <w:sz w:val="18"/>
+          <w:szCs w:val="18"/>
+        </w:rPr>
+      </w:pPr>
+    </w:p>
+    <w:tbl>
+      <w:tblPr>
+        <w:tblStyle w:val="TableGrid"/>
+        <w:tblW w:w="10768" w:type="dxa"/>
+        <w:tblLook w:val="04A0" w:firstRow="1" w:lastRow="0" w:firstColumn="1" w:lastColumn="0" w:noHBand="0" w:noVBand="1"/>
+      </w:tblPr>
+      <w:tblGrid>
+        <w:gridCol w:w="2056"/>
+        <w:gridCol w:w="3519"/>
+        <w:gridCol w:w="5193"/>
+      </w:tblGrid>
+      <w:tr>
+        <w:trPr>
+          <w:trHeight w:val="270"/>
+        </w:trPr>
+        <w:tc>
+          <w:tcPr>
+            <w:tcW w:w="2056" w:type="dxa"/>
+            <w:noWrap/>
+            <w:hideMark/>
+          </w:tcPr>
+          <w:p>
+            <w:pPr>
+              <w:widowControl/>
+              <w:jc w:val="center"/>
+              <w:rPr>
+                <w:rFonts w:asciiTheme="minorEastAsia" w:hAnsiTheme="minorEastAsia" w:cs="Times New Roman"/>
+                <w:b/>
+                <w:bCs/>
+                <w:color w:val="000000"/>
+                <w:sz w:val="18"/>
+                <w:szCs w:val="18"/>
+              </w:rPr>
+            </w:pPr>
+          </w:p>
+        </w:tc>
+        <w:tc>
+          <w:tcPr>
+            <w:tcW w:w="8712" w:type="dxa"/>
+            <w:gridSpan w:val="2"/>
+            <w:noWrap/>
+            <w:hideMark/>
+          </w:tcPr>
+          <w:p>
+            <w:pPr>
+              <w:widowControl/>
+              <w:jc w:val="left"/>
+              <w:rPr>
+                <w:rFonts w:asciiTheme="minorEastAsia" w:hAnsiTheme="minorEastAsia" w:cs="Times New Roman"/>
+                <w:color w:val="000000"/>
+                <w:sz w:val="18"/>
+                <w:szCs w:val="18"/>
+              </w:rPr>
+            </w:pPr>
+            <w:r>
+              <w:rPr>
+                <w:rFonts w:asciiTheme="minorEastAsia" w:hAnsiTheme="minorEastAsia" w:cs="Times New Roman" w:hint="eastAsia"/>
+                <w:color w:val="000000"/>
+                <w:sz w:val="18"/>
+                <w:szCs w:val="18"/>
+              </w:rPr>
+              <w:t>（G）</w:t>
+            </w:r>
+          </w:p>
+        </w:tc>
+      </w:tr>
+      <w:tr>
+        <w:trPr>
+          <w:trHeight w:val="113"/>
+        </w:trPr>
+        <w:tc>
+          <w:tcPr>
+            <w:tcW w:w="2056" w:type="dxa"/>
+            <w:vMerge w:val="restart"/>
+            <w:noWrap/>
+            <w:hideMark/>
+          </w:tcPr>
+          <w:p>
+            <w:pPr>
+              <w:widowControl/>
+              <w:jc w:val="center"/>
+              <w:rPr>
+                <w:rFonts w:asciiTheme="minorEastAsia" w:hAnsiTheme="minorEastAsia" w:cs="Times New Roman"/>
+                <w:color w:val="000000"/>
+                <w:sz w:val="18"/>
+                <w:szCs w:val="18"/>
+              </w:rPr>
+            </w:pPr>
+          </w:p>
+        </w:tc>
+        <w:tc>
+          <w:tcPr>
+            <w:tcW w:w="3519" w:type="dxa"/>
+            <w:noWrap/>
+            <w:vAlign w:val="center"/>
+            <w:hideMark/>
+          </w:tcPr>
+          <w:p>
+            <w:pPr>
+              <w:widowControl/>
+              <w:jc w:val="left"/>
+              <w:rPr>
+                <w:rFonts w:asciiTheme="minorEastAsia" w:hAnsiTheme="minorEastAsia" w:cs="Times New Roman"/>
+                <w:color w:val="000000"/>
+                <w:sz w:val="18"/>
+                <w:szCs w:val="18"/>
+              </w:rPr>
+            </w:pPr>
+            <w:r>
+              <w:rPr>
+                <w:rFonts w:asciiTheme="minorEastAsia" w:hAnsiTheme="minorEastAsia" w:cs="Times New Roman" w:hint="eastAsia"/>
+                <w:color w:val="000000"/>
+                <w:sz w:val="18"/>
+                <w:szCs w:val="18"/>
+              </w:rPr>
+              <w:t>人数</w:t>
+            </w:r>
+            <w:r>
+              <w:rPr>
+                <w:rFonts w:asciiTheme="minorEastAsia" w:hAnsiTheme="minorEastAsia" w:cs="Times New Roman"/>
+                <w:color w:val="000000"/>
+                <w:sz w:val="18"/>
+                <w:szCs w:val="18"/>
+              </w:rPr>
+              <w:t xml:space="preserve">  </w:t>
+            </w:r>
+            <w:r>
+              <w:rPr>
+                <w:rFonts w:asciiTheme="minorEastAsia" w:hAnsiTheme="minorEastAsia" w:cs="Times New Roman" w:hint="eastAsia"/>
+                <w:color w:val="000000"/>
+                <w:sz w:val="18"/>
+                <w:szCs w:val="18"/>
+              </w:rPr>
+              <w:t>单体生命</w:t>
+            </w:r>
+          </w:p>
+        </w:tc>
+        <w:tc>
+          <w:tcPr>
+            <w:tcW w:w="5193" w:type="dxa"/>
+            <w:vMerge w:val="restart"/>
+            <w:noWrap/>
+            <w:vAlign w:val="center"/>
+            <w:hideMark/>
+          </w:tcPr>
+          <w:p>
+            <w:pPr>
+              <w:widowControl/>
+              <w:jc w:val="left"/>
+              <w:rPr>
+                <w:rFonts w:asciiTheme="minorEastAsia" w:hAnsiTheme="minorEastAsia" w:cs="Times New Roman"/>
+                <w:color w:val="000000"/>
+                <w:sz w:val="18"/>
+                <w:szCs w:val="18"/>
+              </w:rPr>
+            </w:pPr>
+            <w:r>
+              <w:rPr>
+                <w:rFonts w:asciiTheme="minorEastAsia" w:hAnsiTheme="minorEastAsia" w:cs="Times New Roman" w:hint="eastAsia"/>
+                <w:color w:val="000000"/>
+                <w:sz w:val="18"/>
+                <w:szCs w:val="18"/>
+              </w:rPr>
+              <w:t>攻击</w:t>
+            </w:r>
+          </w:p>
+        </w:tc>
+      </w:tr>
+      <w:tr>
+        <w:trPr>
+          <w:trHeight w:val="112"/>
+        </w:trPr>
+        <w:tc>
+          <w:tcPr>
+            <w:tcW w:w="2056" w:type="dxa"/>
+            <w:vMerge/>
+            <w:noWrap/>
+          </w:tcPr>
+          <w:p>
+            <w:pPr>
+              <w:widowControl/>
+              <w:jc w:val="left"/>
+              <w:rPr>
+                <w:rFonts w:asciiTheme="minorEastAsia" w:hAnsiTheme="minorEastAsia" w:cs="Times New Roman"/>
+                <w:color w:val="000000"/>
+                <w:sz w:val="18"/>
+                <w:szCs w:val="18"/>
+              </w:rPr>
+            </w:pPr>
+          </w:p>
+        </w:tc>
+        <w:tc>
+          <w:tcPr>
+            <w:tcW w:w="3519" w:type="dxa"/>
+            <w:noWrap/>
+            <w:vAlign w:val="center"/>
+          </w:tcPr>
+          <w:p>
+            <w:pPr>
+              <w:widowControl/>
+              <w:jc w:val="left"/>
+              <w:rPr>
+                <w:rFonts w:asciiTheme="minorEastAsia" w:hAnsiTheme="minorEastAsia" w:cs="Times New Roman"/>
+                <w:color w:val="000000"/>
+                <w:sz w:val="18"/>
+                <w:szCs w:val="18"/>
+              </w:rPr>
+            </w:pPr>
+            <w:r>
+              <w:rPr>
+                <w:rFonts w:asciiTheme="minorEastAsia" w:hAnsiTheme="minorEastAsia" w:cs="Times New Roman" w:hint="eastAsia"/>
+                <w:color w:val="000000"/>
+                <w:sz w:val="18"/>
+                <w:szCs w:val="18"/>
+              </w:rPr>
+              <w:t>护甲/闪避：近战0</w:t>
+            </w:r>
+            <w:r>
+              <w:rPr>
+                <w:rFonts w:asciiTheme="minorEastAsia" w:hAnsiTheme="minorEastAsia" w:cs="Times New Roman"/>
+                <w:color w:val="000000"/>
+                <w:sz w:val="18"/>
+                <w:szCs w:val="18"/>
+              </w:rPr>
+              <w:t xml:space="preserve">  </w:t>
+            </w:r>
+            <w:r>
+              <w:rPr>
+                <w:rFonts w:asciiTheme="minorEastAsia" w:hAnsiTheme="minorEastAsia" w:cs="Times New Roman" w:hint="eastAsia"/>
+                <w:color w:val="000000"/>
+                <w:sz w:val="18"/>
+                <w:szCs w:val="18"/>
+              </w:rPr>
+              <w:t>远程0</w:t>
+            </w:r>
+            <w:r>
+              <w:rPr>
+                <w:rFonts w:asciiTheme="minorEastAsia" w:hAnsiTheme="minorEastAsia" w:cs="Times New Roman"/>
+                <w:color w:val="000000"/>
+                <w:sz w:val="18"/>
+                <w:szCs w:val="18"/>
+              </w:rPr>
+              <w:t xml:space="preserve"> </w:t>
+            </w:r>
+            <w:r>
+              <w:rPr>
+                <w:rFonts w:asciiTheme="minorEastAsia" w:hAnsiTheme="minorEastAsia" w:cs="Times New Roman"/>
+                <w:color w:val="000000"/>
+                <w:sz w:val="18"/>
+                <w:szCs w:val="18"/>
+              </w:rPr>
+              <w:t xml:space="preserve"> </w:t>
+            </w:r>
+            <w:r>
+              <w:rPr>
+                <w:rFonts w:asciiTheme="minorEastAsia" w:hAnsiTheme="minorEastAsia" w:cs="Times New Roman" w:hint="eastAsia"/>
+                <w:color w:val="000000"/>
+                <w:sz w:val="18"/>
+                <w:szCs w:val="18"/>
+              </w:rPr>
+              <w:t>冲杀0</w:t>
+            </w:r>
+          </w:p>
+        </w:tc>
+        <w:tc>
+          <w:tcPr>
+            <w:tcW w:w="5193" w:type="dxa"/>
+            <w:vMerge/>
+            <w:noWrap/>
+            <w:vAlign w:val="center"/>
+          </w:tcPr>
+          <w:p>
+            <w:pPr>
+              <w:widowControl/>
+              <w:jc w:val="center"/>
+              <w:rPr>
+                <w:rFonts w:asciiTheme="minorEastAsia" w:hAnsiTheme="minorEastAsia" w:cs="Times New Roman"/>
+                <w:color w:val="000000"/>
+                <w:sz w:val="18"/>
+                <w:szCs w:val="18"/>
+              </w:rPr>
+            </w:pPr>
+          </w:p>
+        </w:tc>
+      </w:tr>
+      <w:tr>
+        <w:trPr>
+          <w:trHeight w:val="270"/>
+        </w:trPr>
+        <w:tc>
+          <w:tcPr>
+            <w:tcW w:w="2056" w:type="dxa"/>
+            <w:vMerge/>
+            <w:hideMark/>
+          </w:tcPr>
+          <w:p>
+            <w:pPr>
+              <w:widowControl/>
+              <w:jc w:val="left"/>
+              <w:rPr>
+                <w:rFonts w:asciiTheme="minorEastAsia" w:hAnsiTheme="minorEastAsia" w:cs="Times New Roman"/>
+                <w:color w:val="000000"/>
+                <w:sz w:val="18"/>
+                <w:szCs w:val="18"/>
+              </w:rPr>
+            </w:pPr>
+          </w:p>
+        </w:tc>
+        <w:tc>
+          <w:tcPr>
+            <w:tcW w:w="3519" w:type="dxa"/>
+            <w:noWrap/>
+            <w:vAlign w:val="center"/>
+            <w:hideMark/>
+          </w:tcPr>
+          <w:p>
+            <w:pPr>
+              <w:widowControl/>
+              <w:jc w:val="left"/>
+              <w:rPr>
+                <w:rFonts w:asciiTheme="minorEastAsia" w:hAnsiTheme="minorEastAsia" w:cs="Times New Roman"/>
+                <w:color w:val="000000"/>
+                <w:sz w:val="18"/>
+                <w:szCs w:val="18"/>
+              </w:rPr>
+            </w:pPr>
+            <w:r>
+              <w:rPr>
+                <w:rFonts w:asciiTheme="minorEastAsia" w:hAnsiTheme="minorEastAsia" w:cs="Times New Roman"/>
+                <w:color w:val="000000"/>
+                <w:sz w:val="18"/>
+                <w:szCs w:val="18"/>
+              </w:rPr>
+              <w:t>移速</w:t>
+            </w:r>
+          </w:p>
+        </w:tc>
+        <w:tc>
+          <w:tcPr>
+            <w:tcW w:w="5193" w:type="dxa"/>
+            <w:vMerge/>
+            <w:hideMark/>
+          </w:tcPr>
+          <w:p>
+            <w:pPr>
+              <w:widowControl/>
+              <w:jc w:val="left"/>
+              <w:rPr>
+                <w:rFonts w:asciiTheme="minorEastAsia" w:hAnsiTheme="minorEastAsia" w:cs="Times New Roman"/>
+                <w:color w:val="000000"/>
+                <w:sz w:val="18"/>
+                <w:szCs w:val="18"/>
+              </w:rPr>
+            </w:pPr>
+          </w:p>
+        </w:tc>
+      </w:tr>
+    </w:tbl>
+    <w:p>
+      <w:pPr>
+        <w:spacing w:after="0" w:line="240" w:lineRule="auto"/>
+        <w:rPr>
+          <w:rFonts w:asciiTheme="minorEastAsia" w:hAnsiTheme="minorEastAsia"/>
+          <w:sz w:val="18"/>
+          <w:szCs w:val="18"/>
+        </w:rPr>
+      </w:pPr>
+    </w:p>
+    <w:tbl>
+      <w:tblPr>
+        <w:tblStyle w:val="TableGrid"/>
+        <w:tblW w:w="10768" w:type="dxa"/>
+        <w:tblLook w:val="04A0" w:firstRow="1" w:lastRow="0" w:firstColumn="1" w:lastColumn="0" w:noHBand="0" w:noVBand="1"/>
+      </w:tblPr>
+      <w:tblGrid>
+        <w:gridCol w:w="2056"/>
+        <w:gridCol w:w="3519"/>
+        <w:gridCol w:w="5193"/>
+      </w:tblGrid>
+      <w:tr>
+        <w:trPr>
+          <w:trHeight w:val="270"/>
+        </w:trPr>
+        <w:tc>
+          <w:tcPr>
+            <w:tcW w:w="2056" w:type="dxa"/>
+            <w:noWrap/>
+            <w:hideMark/>
+          </w:tcPr>
+          <w:p>
+            <w:pPr>
+              <w:widowControl/>
+              <w:jc w:val="center"/>
+              <w:rPr>
+                <w:rFonts w:asciiTheme="minorEastAsia" w:hAnsiTheme="minorEastAsia" w:cs="Times New Roman"/>
+                <w:b/>
+                <w:bCs/>
+                <w:color w:val="000000"/>
+                <w:sz w:val="18"/>
+                <w:szCs w:val="18"/>
+              </w:rPr>
+            </w:pPr>
+          </w:p>
+        </w:tc>
+        <w:tc>
+          <w:tcPr>
+            <w:tcW w:w="8712" w:type="dxa"/>
+            <w:gridSpan w:val="2"/>
+            <w:noWrap/>
+            <w:hideMark/>
+          </w:tcPr>
+          <w:p>
+            <w:pPr>
+              <w:widowControl/>
+              <w:jc w:val="left"/>
+              <w:rPr>
+                <w:rFonts w:asciiTheme="minorEastAsia" w:hAnsiTheme="minorEastAsia" w:cs="Times New Roman"/>
+                <w:color w:val="000000"/>
+                <w:sz w:val="18"/>
+                <w:szCs w:val="18"/>
+              </w:rPr>
+            </w:pPr>
+            <w:r>
+              <w:rPr>
+                <w:rFonts w:asciiTheme="minorEastAsia" w:hAnsiTheme="minorEastAsia" w:cs="Times New Roman" w:hint="eastAsia"/>
+                <w:color w:val="000000"/>
+                <w:sz w:val="18"/>
+                <w:szCs w:val="18"/>
+              </w:rPr>
+              <w:t>（G）</w:t>
+            </w:r>
+          </w:p>
+        </w:tc>
+      </w:tr>
+      <w:tr>
+        <w:trPr>
+          <w:trHeight w:val="113"/>
+        </w:trPr>
+        <w:tc>
+          <w:tcPr>
+            <w:tcW w:w="2056" w:type="dxa"/>
+            <w:vMerge w:val="restart"/>
+            <w:noWrap/>
+            <w:hideMark/>
+          </w:tcPr>
+          <w:p>
+            <w:pPr>
+              <w:widowControl/>
+              <w:jc w:val="center"/>
+              <w:rPr>
+                <w:rFonts w:asciiTheme="minorEastAsia" w:hAnsiTheme="minorEastAsia" w:cs="Times New Roman"/>
+                <w:color w:val="000000"/>
+                <w:sz w:val="18"/>
+                <w:szCs w:val="18"/>
+              </w:rPr>
+            </w:pPr>
+          </w:p>
+        </w:tc>
+        <w:tc>
+          <w:tcPr>
+            <w:tcW w:w="3519" w:type="dxa"/>
+            <w:noWrap/>
+            <w:vAlign w:val="center"/>
+            <w:hideMark/>
+          </w:tcPr>
+          <w:p>
+            <w:pPr>
+              <w:widowControl/>
+              <w:jc w:val="left"/>
+              <w:rPr>
+                <w:rFonts w:asciiTheme="minorEastAsia" w:hAnsiTheme="minorEastAsia" w:cs="Times New Roman"/>
+                <w:color w:val="000000"/>
+                <w:sz w:val="18"/>
+                <w:szCs w:val="18"/>
+              </w:rPr>
+            </w:pPr>
+            <w:r>
+              <w:rPr>
+                <w:rFonts w:asciiTheme="minorEastAsia" w:hAnsiTheme="minorEastAsia" w:cs="Times New Roman" w:hint="eastAsia"/>
+                <w:color w:val="000000"/>
+                <w:sz w:val="18"/>
+                <w:szCs w:val="18"/>
+              </w:rPr>
+              <w:t>人数</w:t>
+            </w:r>
+            <w:r>
+              <w:rPr>
+                <w:rFonts w:asciiTheme="minorEastAsia" w:hAnsiTheme="minorEastAsia" w:cs="Times New Roman"/>
+                <w:color w:val="000000"/>
+                <w:sz w:val="18"/>
+                <w:szCs w:val="18"/>
+              </w:rPr>
+              <w:t xml:space="preserve">  </w:t>
+            </w:r>
+            <w:r>
+              <w:rPr>
+                <w:rFonts w:asciiTheme="minorEastAsia" w:hAnsiTheme="minorEastAsia" w:cs="Times New Roman" w:hint="eastAsia"/>
+                <w:color w:val="000000"/>
+                <w:sz w:val="18"/>
+                <w:szCs w:val="18"/>
+              </w:rPr>
+              <w:t>单体生命</w:t>
+            </w:r>
+          </w:p>
+        </w:tc>
+        <w:tc>
+          <w:tcPr>
+            <w:tcW w:w="5193" w:type="dxa"/>
+            <w:vMerge w:val="restart"/>
+            <w:noWrap/>
+            <w:vAlign w:val="center"/>
+            <w:hideMark/>
+          </w:tcPr>
+          <w:p>
+            <w:pPr>
+              <w:widowControl/>
+              <w:jc w:val="left"/>
+              <w:rPr>
+                <w:rFonts w:asciiTheme="minorEastAsia" w:hAnsiTheme="minorEastAsia" w:cs="Times New Roman"/>
+                <w:color w:val="000000"/>
+                <w:sz w:val="18"/>
+                <w:szCs w:val="18"/>
+              </w:rPr>
+            </w:pPr>
+            <w:r>
+              <w:rPr>
+                <w:rFonts w:asciiTheme="minorEastAsia" w:hAnsiTheme="minorEastAsia" w:cs="Times New Roman" w:hint="eastAsia"/>
+                <w:color w:val="000000"/>
+                <w:sz w:val="18"/>
+                <w:szCs w:val="18"/>
+              </w:rPr>
+              <w:t>攻击</w:t>
+            </w:r>
+          </w:p>
+        </w:tc>
+      </w:tr>
+      <w:tr>
+        <w:trPr>
+          <w:trHeight w:val="112"/>
+        </w:trPr>
+        <w:tc>
+          <w:tcPr>
+            <w:tcW w:w="2056" w:type="dxa"/>
+            <w:vMerge/>
+            <w:noWrap/>
+          </w:tcPr>
+          <w:p>
+            <w:pPr>
+              <w:widowControl/>
+              <w:jc w:val="left"/>
+              <w:rPr>
+                <w:rFonts w:asciiTheme="minorEastAsia" w:hAnsiTheme="minorEastAsia" w:cs="Times New Roman"/>
+                <w:color w:val="000000"/>
+                <w:sz w:val="18"/>
+                <w:szCs w:val="18"/>
+              </w:rPr>
+            </w:pPr>
+          </w:p>
+        </w:tc>
+        <w:tc>
+          <w:tcPr>
+            <w:tcW w:w="3519" w:type="dxa"/>
+            <w:noWrap/>
+            <w:vAlign w:val="center"/>
+          </w:tcPr>
+          <w:p>
+            <w:pPr>
+              <w:widowControl/>
+              <w:jc w:val="left"/>
+              <w:rPr>
+                <w:rFonts w:asciiTheme="minorEastAsia" w:hAnsiTheme="minorEastAsia" w:cs="Times New Roman"/>
+                <w:color w:val="000000"/>
+                <w:sz w:val="18"/>
+                <w:szCs w:val="18"/>
+              </w:rPr>
+            </w:pPr>
+            <w:r>
+              <w:rPr>
+                <w:rFonts w:asciiTheme="minorEastAsia" w:hAnsiTheme="minorEastAsia" w:cs="Times New Roman" w:hint="eastAsia"/>
+                <w:color w:val="000000"/>
+                <w:sz w:val="18"/>
+                <w:szCs w:val="18"/>
+              </w:rPr>
+              <w:t>护甲/闪避：近战0</w:t>
+            </w:r>
+            <w:r>
+              <w:rPr>
+                <w:rFonts w:asciiTheme="minorEastAsia" w:hAnsiTheme="minorEastAsia" w:cs="Times New Roman"/>
+                <w:color w:val="000000"/>
+                <w:sz w:val="18"/>
+                <w:szCs w:val="18"/>
+              </w:rPr>
+              <w:t xml:space="preserve">  </w:t>
+            </w:r>
+            <w:r>
+              <w:rPr>
+                <w:rFonts w:asciiTheme="minorEastAsia" w:hAnsiTheme="minorEastAsia" w:cs="Times New Roman" w:hint="eastAsia"/>
+                <w:color w:val="000000"/>
+                <w:sz w:val="18"/>
+                <w:szCs w:val="18"/>
+              </w:rPr>
+              <w:t>远程0</w:t>
+            </w:r>
+            <w:r>
+              <w:rPr>
+                <w:rFonts w:asciiTheme="minorEastAsia" w:hAnsiTheme="minorEastAsia" w:cs="Times New Roman"/>
+                <w:color w:val="000000"/>
+                <w:sz w:val="18"/>
+                <w:szCs w:val="18"/>
+              </w:rPr>
+              <w:t xml:space="preserve"> </w:t>
             </w:r>
             <w:r>
               <w:rPr>

--- a/兵种.docx
+++ b/兵种.docx
@@ -34869,7 +34869,25 @@
                 <w:sz w:val="18"/>
                 <w:szCs w:val="18"/>
               </w:rPr>
-              <w:t>单体生命50</w:t>
+              <w:t>单体生命</w:t>
+            </w:r>
+            <w:r>
+              <w:rPr>
+                <w:rFonts w:asciiTheme="minorEastAsia" w:hAnsiTheme="minorEastAsia" w:cs="Times New Roman" w:hint="eastAsia"/>
+                <w:color w:val="000000"/>
+                <w:sz w:val="18"/>
+                <w:szCs w:val="18"/>
+              </w:rPr>
+              <w:t>4</w:t>
+            </w:r>
+            <w:r>
+              <w:rPr>
+                <w:rFonts w:asciiTheme="minorEastAsia" w:hAnsiTheme="minorEastAsia" w:cs="Times New Roman" w:hint="eastAsia"/>
+                <w:color w:val="000000"/>
+                <w:sz w:val="18"/>
+                <w:szCs w:val="18"/>
+              </w:rPr>
+              <w:t>0</w:t>
             </w:r>
           </w:p>
         </w:tc>
@@ -34935,25 +34953,7 @@
                 <w:sz w:val="18"/>
                 <w:szCs w:val="18"/>
               </w:rPr>
-              <w:t>vs</w:t>
-            </w:r>
-            <w:r>
-              <w:rPr>
-                <w:rFonts w:asciiTheme="minorEastAsia" w:hAnsiTheme="minorEastAsia" w:cs="Times New Roman"/>
-                <w:color w:val="000000"/>
-                <w:sz w:val="18"/>
-                <w:szCs w:val="18"/>
-              </w:rPr>
-              <w:t xml:space="preserve"> </w:t>
-            </w:r>
-            <w:r>
-              <w:rPr>
-                <w:rFonts w:asciiTheme="minorEastAsia" w:hAnsiTheme="minorEastAsia" w:cs="Times New Roman" w:hint="eastAsia"/>
-                <w:color w:val="000000"/>
-                <w:sz w:val="18"/>
-                <w:szCs w:val="18"/>
-              </w:rPr>
-              <w:t xml:space="preserve">其他 </w:t>
+              <w:t xml:space="preserve">vs </w:t>
             </w:r>
             <w:r>
               <w:rPr>
@@ -35382,7 +35382,25 @@
                 <w:sz w:val="18"/>
                 <w:szCs w:val="18"/>
               </w:rPr>
-              <w:t>单体生命50</w:t>
+              <w:t>单体生命</w:t>
+            </w:r>
+            <w:r>
+              <w:rPr>
+                <w:rFonts w:asciiTheme="minorEastAsia" w:hAnsiTheme="minorEastAsia" w:cs="Times New Roman" w:hint="eastAsia"/>
+                <w:color w:val="000000"/>
+                <w:sz w:val="18"/>
+                <w:szCs w:val="18"/>
+              </w:rPr>
+              <w:t>4</w:t>
+            </w:r>
+            <w:r>
+              <w:rPr>
+                <w:rFonts w:asciiTheme="minorEastAsia" w:hAnsiTheme="minorEastAsia" w:cs="Times New Roman" w:hint="eastAsia"/>
+                <w:color w:val="000000"/>
+                <w:sz w:val="18"/>
+                <w:szCs w:val="18"/>
+              </w:rPr>
+              <w:t>0</w:t>
             </w:r>
           </w:p>
         </w:tc>
@@ -35946,7 +35964,25 @@
                 <w:sz w:val="18"/>
                 <w:szCs w:val="18"/>
               </w:rPr>
-              <w:t>单体生命50</w:t>
+              <w:t>单体生命</w:t>
+            </w:r>
+            <w:r>
+              <w:rPr>
+                <w:rFonts w:asciiTheme="minorEastAsia" w:hAnsiTheme="minorEastAsia" w:cs="Times New Roman" w:hint="eastAsia"/>
+                <w:color w:val="000000"/>
+                <w:sz w:val="18"/>
+                <w:szCs w:val="18"/>
+              </w:rPr>
+              <w:t>4</w:t>
+            </w:r>
+            <w:r>
+              <w:rPr>
+                <w:rFonts w:asciiTheme="minorEastAsia" w:hAnsiTheme="minorEastAsia" w:cs="Times New Roman" w:hint="eastAsia"/>
+                <w:color w:val="000000"/>
+                <w:sz w:val="18"/>
+                <w:szCs w:val="18"/>
+              </w:rPr>
+              <w:t>0</w:t>
             </w:r>
           </w:p>
         </w:tc>
@@ -38387,7 +38423,16 @@
                 <w:sz w:val="18"/>
                 <w:szCs w:val="18"/>
               </w:rPr>
-              <w:t>破甲2</w:t>
+              <w:t>破甲</w:t>
+            </w:r>
+            <w:r>
+              <w:rPr>
+                <w:rFonts w:asciiTheme="minorEastAsia" w:hAnsiTheme="minorEastAsia" w:cs="Times New Roman" w:hint="eastAsia"/>
+                <w:color w:val="000000"/>
+                <w:sz w:val="18"/>
+                <w:szCs w:val="18"/>
+              </w:rPr>
+              <w:t>3</w:t>
             </w:r>
             <w:r>
               <w:rPr>

--- a/兵种.docx
+++ b/兵种.docx
@@ -100,7 +100,16 @@
                 <w:sz w:val="18"/>
                 <w:szCs w:val="18"/>
               </w:rPr>
-              <w:t>持剑-持盾-</w:t>
+              <w:t>持盾-</w:t>
+            </w:r>
+            <w:r>
+              <w:rPr>
+                <w:rFonts w:asciiTheme="minorEastAsia" w:hAnsiTheme="minorEastAsia" w:cs="Times New Roman" w:hint="eastAsia"/>
+                <w:color w:val="000000"/>
+                <w:sz w:val="18"/>
+                <w:szCs w:val="18"/>
+              </w:rPr>
+              <w:t>近战</w:t>
             </w:r>
             <w:r>
               <w:rPr>
@@ -118,7 +127,7 @@
                 <w:sz w:val="18"/>
                 <w:szCs w:val="18"/>
               </w:rPr>
-              <w:t>（G）</w:t>
+              <w:t>【反步兵】</w:t>
             </w:r>
           </w:p>
         </w:tc>
@@ -729,29 +738,38 @@
               <w:widowControl/>
               <w:jc w:val="left"/>
               <w:rPr>
-                <w:rFonts w:asciiTheme="minorEastAsia" w:hAnsiTheme="minorEastAsia" w:cs="Times New Roman"/>
-                <w:color w:val="000000"/>
-                <w:sz w:val="18"/>
-                <w:szCs w:val="18"/>
-              </w:rPr>
-            </w:pPr>
-            <w:r>
-              <w:rPr>
-                <w:rFonts w:asciiTheme="minorEastAsia" w:hAnsiTheme="minorEastAsia" w:cs="Times New Roman" w:hint="eastAsia"/>
-                <w:color w:val="000000"/>
-                <w:sz w:val="18"/>
-                <w:szCs w:val="18"/>
-              </w:rPr>
-              <w:t>持矛-步兵</w:t>
-            </w:r>
-            <w:r>
-              <w:rPr>
-                <w:rFonts w:asciiTheme="minorEastAsia" w:hAnsiTheme="minorEastAsia" w:cs="Times New Roman" w:hint="eastAsia"/>
-                <w:color w:val="000000"/>
-                <w:sz w:val="18"/>
-                <w:szCs w:val="18"/>
-              </w:rPr>
-              <w:t>（G）</w:t>
+                <w:rFonts w:asciiTheme="minorEastAsia" w:hAnsiTheme="minorEastAsia" w:cs="Times New Roman" w:hint="eastAsia"/>
+                <w:color w:val="000000"/>
+                <w:sz w:val="18"/>
+                <w:szCs w:val="18"/>
+              </w:rPr>
+            </w:pPr>
+            <w:r>
+              <w:rPr>
+                <w:rFonts w:asciiTheme="minorEastAsia" w:hAnsiTheme="minorEastAsia" w:cs="Times New Roman" w:hint="eastAsia"/>
+                <w:color w:val="000000"/>
+                <w:sz w:val="18"/>
+                <w:szCs w:val="18"/>
+              </w:rPr>
+              <w:t>近战</w:t>
+            </w:r>
+            <w:r>
+              <w:rPr>
+                <w:rFonts w:asciiTheme="minorEastAsia" w:hAnsiTheme="minorEastAsia" w:cs="Times New Roman" w:hint="eastAsia"/>
+                <w:color w:val="000000"/>
+                <w:sz w:val="18"/>
+                <w:szCs w:val="18"/>
+              </w:rPr>
+              <w:t>步兵</w:t>
+            </w:r>
+            <w:r>
+              <w:rPr>
+                <w:rFonts w:asciiTheme="minorEastAsia" w:hAnsiTheme="minorEastAsia" w:cs="Times New Roman" w:hint="eastAsia"/>
+                <w:color w:val="000000"/>
+                <w:sz w:val="18"/>
+                <w:szCs w:val="18"/>
+              </w:rPr>
+              <w:t>【抵御冲锋，反大型】</w:t>
             </w:r>
           </w:p>
         </w:tc>
@@ -1465,16 +1483,7 @@
                 <w:sz w:val="18"/>
                 <w:szCs w:val="18"/>
               </w:rPr>
-              <w:t>火枪-步兵</w:t>
-            </w:r>
-            <w:r>
-              <w:rPr>
-                <w:rFonts w:asciiTheme="minorEastAsia" w:hAnsiTheme="minorEastAsia" w:cs="Times New Roman" w:hint="eastAsia"/>
-                <w:color w:val="000000"/>
-                <w:sz w:val="18"/>
-                <w:szCs w:val="18"/>
-              </w:rPr>
-              <w:t>（G）</w:t>
+              <w:t>远程步兵</w:t>
             </w:r>
           </w:p>
         </w:tc>
@@ -2067,34 +2076,7 @@
                 <w:sz w:val="18"/>
                 <w:szCs w:val="18"/>
               </w:rPr>
-              <w:t>火枪</w:t>
-            </w:r>
-            <w:r>
-              <w:rPr>
-                <w:rFonts w:asciiTheme="minorEastAsia" w:hAnsiTheme="minorEastAsia" w:cs="Times New Roman" w:hint="eastAsia"/>
-                <w:color w:val="000000"/>
-                <w:sz w:val="18"/>
-                <w:szCs w:val="18"/>
-              </w:rPr>
-              <w:t>-</w:t>
-            </w:r>
-            <w:r>
-              <w:rPr>
-                <w:rFonts w:asciiTheme="minorEastAsia" w:hAnsiTheme="minorEastAsia" w:cs="Times New Roman" w:hint="eastAsia"/>
-                <w:color w:val="000000"/>
-                <w:sz w:val="18"/>
-                <w:szCs w:val="18"/>
-              </w:rPr>
-              <w:t>远程</w:t>
-            </w:r>
-            <w:r>
-              <w:rPr>
-                <w:rFonts w:asciiTheme="minorEastAsia" w:hAnsiTheme="minorEastAsia" w:cs="Times New Roman" w:hint="eastAsia"/>
-                <w:color w:val="000000"/>
-                <w:sz w:val="18"/>
-                <w:szCs w:val="18"/>
-              </w:rPr>
-              <w:t>骑兵（G）</w:t>
+              <w:t>远程骑兵</w:t>
             </w:r>
           </w:p>
         </w:tc>
@@ -2649,16 +2631,7 @@
                 <w:sz w:val="18"/>
                 <w:szCs w:val="18"/>
               </w:rPr>
-              <w:t>持戟-冲击骑兵</w:t>
-            </w:r>
-            <w:r>
-              <w:rPr>
-                <w:rFonts w:asciiTheme="minorEastAsia" w:hAnsiTheme="minorEastAsia" w:cs="Times New Roman" w:hint="eastAsia"/>
-                <w:color w:val="000000"/>
-                <w:sz w:val="18"/>
-                <w:szCs w:val="18"/>
-              </w:rPr>
-              <w:t>（G）</w:t>
+              <w:t>冲击骑兵【高破甲】</w:t>
             </w:r>
           </w:p>
         </w:tc>
@@ -3267,16 +3240,16 @@
                 <w:sz w:val="18"/>
                 <w:szCs w:val="18"/>
               </w:rPr>
-              <w:t>持剑-重甲-近战骑兵</w:t>
-            </w:r>
-            <w:r>
-              <w:rPr>
-                <w:rFonts w:asciiTheme="minorEastAsia" w:hAnsiTheme="minorEastAsia" w:cs="Times New Roman" w:hint="eastAsia"/>
-                <w:color w:val="000000"/>
-                <w:sz w:val="18"/>
-                <w:szCs w:val="18"/>
-              </w:rPr>
-              <w:t>（G）</w:t>
+              <w:t>近战骑兵</w:t>
+            </w:r>
+            <w:r>
+              <w:rPr>
+                <w:rFonts w:asciiTheme="minorEastAsia" w:hAnsiTheme="minorEastAsia" w:cs="Times New Roman" w:hint="eastAsia"/>
+                <w:color w:val="000000"/>
+                <w:sz w:val="18"/>
+                <w:szCs w:val="18"/>
+              </w:rPr>
+              <w:t>【重装甲】</w:t>
             </w:r>
           </w:p>
         </w:tc>
@@ -3864,25 +3837,16 @@
                 <w:sz w:val="18"/>
                 <w:szCs w:val="18"/>
               </w:rPr>
-              <w:t>平射</w:t>
-            </w:r>
-            <w:r>
-              <w:rPr>
-                <w:rFonts w:asciiTheme="minorEastAsia" w:hAnsiTheme="minorEastAsia" w:cs="Times New Roman" w:hint="eastAsia"/>
-                <w:color w:val="000000"/>
-                <w:sz w:val="18"/>
-                <w:szCs w:val="18"/>
-              </w:rPr>
-              <w:t>-炮兵</w:t>
-            </w:r>
-            <w:r>
-              <w:rPr>
-                <w:rFonts w:asciiTheme="minorEastAsia" w:hAnsiTheme="minorEastAsia" w:cs="Times New Roman" w:hint="eastAsia"/>
-                <w:color w:val="000000"/>
-                <w:sz w:val="18"/>
-                <w:szCs w:val="18"/>
-              </w:rPr>
-              <w:t>（G）</w:t>
+              <w:t>炮兵</w:t>
+            </w:r>
+            <w:r>
+              <w:rPr>
+                <w:rFonts w:asciiTheme="minorEastAsia" w:hAnsiTheme="minorEastAsia" w:cs="Times New Roman" w:hint="eastAsia"/>
+                <w:color w:val="000000"/>
+                <w:sz w:val="18"/>
+                <w:szCs w:val="18"/>
+              </w:rPr>
+              <w:t>【高破甲】</w:t>
             </w:r>
           </w:p>
         </w:tc>
@@ -4416,7 +4380,7 @@
                 <w:sz w:val="18"/>
                 <w:szCs w:val="18"/>
               </w:rPr>
-              <w:t>轰炸-</w:t>
+              <w:t>轰炸</w:t>
             </w:r>
             <w:r>
               <w:rPr>
@@ -4426,15 +4390,6 @@
                 <w:szCs w:val="18"/>
               </w:rPr>
               <w:t>炮兵</w:t>
-            </w:r>
-            <w:r>
-              <w:rPr>
-                <w:rFonts w:asciiTheme="minorEastAsia" w:hAnsiTheme="minorEastAsia" w:cs="Times New Roman" w:hint="eastAsia"/>
-                <w:color w:val="000000"/>
-                <w:sz w:val="18"/>
-                <w:szCs w:val="18"/>
-              </w:rPr>
-              <w:t>（G）</w:t>
             </w:r>
           </w:p>
         </w:tc>
@@ -4986,16 +4941,7 @@
                 <w:sz w:val="18"/>
                 <w:szCs w:val="18"/>
               </w:rPr>
-              <w:t>单体-装甲车</w:t>
-            </w:r>
-            <w:r>
-              <w:rPr>
-                <w:rFonts w:asciiTheme="minorEastAsia" w:hAnsiTheme="minorEastAsia" w:cs="Times New Roman" w:hint="eastAsia"/>
-                <w:color w:val="000000"/>
-                <w:sz w:val="18"/>
-                <w:szCs w:val="18"/>
-              </w:rPr>
-              <w:t>（G）</w:t>
+              <w:t>机甲【重装甲，远程攻击】</w:t>
             </w:r>
           </w:p>
         </w:tc>
@@ -5793,16 +5739,25 @@
                 <w:sz w:val="18"/>
                 <w:szCs w:val="18"/>
               </w:rPr>
-              <w:t>持戟-步兵</w:t>
-            </w:r>
-            <w:r>
-              <w:rPr>
-                <w:rFonts w:asciiTheme="minorEastAsia" w:hAnsiTheme="minorEastAsia" w:cs="Times New Roman" w:hint="eastAsia"/>
-                <w:color w:val="000000"/>
-                <w:sz w:val="18"/>
-                <w:szCs w:val="18"/>
-              </w:rPr>
-              <w:t>（G）</w:t>
+              <w:t>近战步兵【抵御</w:t>
+            </w:r>
+            <w:r>
+              <w:rPr>
+                <w:rFonts w:asciiTheme="minorEastAsia" w:hAnsiTheme="minorEastAsia" w:cs="Times New Roman" w:hint="eastAsia"/>
+                <w:color w:val="000000"/>
+                <w:sz w:val="18"/>
+                <w:szCs w:val="18"/>
+              </w:rPr>
+              <w:t>冲锋</w:t>
+            </w:r>
+            <w:r>
+              <w:rPr>
+                <w:rFonts w:asciiTheme="minorEastAsia" w:hAnsiTheme="minorEastAsia" w:cs="Times New Roman" w:hint="eastAsia"/>
+                <w:color w:val="000000"/>
+                <w:sz w:val="18"/>
+                <w:szCs w:val="18"/>
+              </w:rPr>
+              <w:t>，高破甲】</w:t>
             </w:r>
           </w:p>
         </w:tc>
@@ -6345,25 +6300,25 @@
                 <w:sz w:val="18"/>
                 <w:szCs w:val="18"/>
               </w:rPr>
-              <w:t>巨斧-</w:t>
-            </w:r>
-            <w:r>
-              <w:rPr>
-                <w:rFonts w:asciiTheme="minorEastAsia" w:hAnsiTheme="minorEastAsia" w:cs="Times New Roman" w:hint="eastAsia"/>
-                <w:color w:val="000000"/>
-                <w:sz w:val="18"/>
-                <w:szCs w:val="18"/>
-              </w:rPr>
-              <w:t>装甲-步兵</w:t>
-            </w:r>
-            <w:r>
-              <w:rPr>
-                <w:rFonts w:asciiTheme="minorEastAsia" w:hAnsiTheme="minorEastAsia" w:cs="Times New Roman" w:hint="eastAsia"/>
-                <w:color w:val="000000"/>
-                <w:sz w:val="18"/>
-                <w:szCs w:val="18"/>
-              </w:rPr>
-              <w:t>（G）</w:t>
+              <w:t>装甲</w:t>
+            </w:r>
+            <w:r>
+              <w:rPr>
+                <w:rFonts w:asciiTheme="minorEastAsia" w:hAnsiTheme="minorEastAsia" w:cs="Times New Roman"/>
+                <w:color w:val="000000"/>
+                <w:sz w:val="18"/>
+                <w:szCs w:val="18"/>
+              </w:rPr>
+              <w:t>-近战步兵</w:t>
+            </w:r>
+            <w:r>
+              <w:rPr>
+                <w:rFonts w:asciiTheme="minorEastAsia" w:hAnsiTheme="minorEastAsia" w:cs="Times New Roman" w:hint="eastAsia"/>
+                <w:color w:val="000000"/>
+                <w:sz w:val="18"/>
+                <w:szCs w:val="18"/>
+              </w:rPr>
+              <w:t>【高破甲】</w:t>
             </w:r>
           </w:p>
         </w:tc>
@@ -6930,16 +6885,43 @@
                 <w:sz w:val="18"/>
                 <w:szCs w:val="18"/>
               </w:rPr>
-              <w:t>持矛-弓箭-步兵</w:t>
-            </w:r>
-            <w:r>
-              <w:rPr>
-                <w:rFonts w:asciiTheme="minorEastAsia" w:hAnsiTheme="minorEastAsia" w:cs="Times New Roman" w:hint="eastAsia"/>
-                <w:color w:val="000000"/>
-                <w:sz w:val="18"/>
-                <w:szCs w:val="18"/>
-              </w:rPr>
-              <w:t>（G）</w:t>
+              <w:t>近战</w:t>
+            </w:r>
+            <w:r>
+              <w:rPr>
+                <w:rFonts w:asciiTheme="minorEastAsia" w:hAnsiTheme="minorEastAsia" w:cs="Times New Roman"/>
+                <w:color w:val="000000"/>
+                <w:sz w:val="18"/>
+                <w:szCs w:val="18"/>
+              </w:rPr>
+              <w:t>-远程步兵</w:t>
+            </w:r>
+            <w:r>
+              <w:rPr>
+                <w:rFonts w:asciiTheme="minorEastAsia" w:hAnsiTheme="minorEastAsia" w:cs="Times New Roman" w:hint="eastAsia"/>
+                <w:color w:val="000000"/>
+                <w:sz w:val="18"/>
+                <w:szCs w:val="18"/>
+              </w:rPr>
+              <w:t>【</w:t>
+            </w:r>
+            <w:r>
+              <w:rPr>
+                <w:rFonts w:asciiTheme="minorEastAsia" w:hAnsiTheme="minorEastAsia" w:cs="Times New Roman" w:hint="eastAsia"/>
+                <w:color w:val="000000"/>
+                <w:sz w:val="18"/>
+                <w:szCs w:val="18"/>
+              </w:rPr>
+              <w:t>抵御冲锋</w:t>
+            </w:r>
+            <w:r>
+              <w:rPr>
+                <w:rFonts w:asciiTheme="minorEastAsia" w:hAnsiTheme="minorEastAsia" w:cs="Times New Roman" w:hint="eastAsia"/>
+                <w:color w:val="000000"/>
+                <w:sz w:val="18"/>
+                <w:szCs w:val="18"/>
+              </w:rPr>
+              <w:t>】</w:t>
             </w:r>
           </w:p>
         </w:tc>
@@ -7518,16 +7500,34 @@
                 <w:sz w:val="18"/>
                 <w:szCs w:val="18"/>
               </w:rPr>
-              <w:t>持矛-持盾-弓箭-步兵</w:t>
-            </w:r>
-            <w:r>
-              <w:rPr>
-                <w:rFonts w:asciiTheme="minorEastAsia" w:hAnsiTheme="minorEastAsia" w:cs="Times New Roman" w:hint="eastAsia"/>
-                <w:color w:val="000000"/>
-                <w:sz w:val="18"/>
-                <w:szCs w:val="18"/>
-              </w:rPr>
-              <w:t>（G）</w:t>
+              <w:t>近战</w:t>
+            </w:r>
+            <w:r>
+              <w:rPr>
+                <w:rFonts w:asciiTheme="minorEastAsia" w:hAnsiTheme="minorEastAsia" w:cs="Times New Roman"/>
+                <w:color w:val="000000"/>
+                <w:sz w:val="18"/>
+                <w:szCs w:val="18"/>
+              </w:rPr>
+              <w:t>-持盾-远程步兵</w:t>
+            </w:r>
+            <w:r>
+              <w:rPr>
+                <w:rFonts w:asciiTheme="minorEastAsia" w:hAnsiTheme="minorEastAsia" w:cs="Times New Roman" w:hint="eastAsia"/>
+                <w:color w:val="000000"/>
+                <w:sz w:val="18"/>
+                <w:szCs w:val="18"/>
+              </w:rPr>
+              <w:t>【</w:t>
+            </w:r>
+            <w:r>
+              <w:rPr>
+                <w:rFonts w:asciiTheme="minorEastAsia" w:hAnsiTheme="minorEastAsia" w:cs="Times New Roman" w:hint="eastAsia"/>
+                <w:color w:val="000000"/>
+                <w:sz w:val="18"/>
+                <w:szCs w:val="18"/>
+              </w:rPr>
+              <w:t>抵御冲锋】</w:t>
             </w:r>
           </w:p>
         </w:tc>
@@ -8124,16 +8124,25 @@
                 <w:sz w:val="18"/>
                 <w:szCs w:val="18"/>
               </w:rPr>
-              <w:t>重弩-步兵</w:t>
-            </w:r>
-            <w:r>
-              <w:rPr>
-                <w:rFonts w:asciiTheme="minorEastAsia" w:hAnsiTheme="minorEastAsia" w:cs="Times New Roman" w:hint="eastAsia"/>
-                <w:color w:val="000000"/>
-                <w:sz w:val="18"/>
-                <w:szCs w:val="18"/>
-              </w:rPr>
-              <w:t>（G）</w:t>
+              <w:t>重装</w:t>
+            </w:r>
+            <w:r>
+              <w:rPr>
+                <w:rFonts w:asciiTheme="minorEastAsia" w:hAnsiTheme="minorEastAsia" w:cs="Times New Roman"/>
+                <w:color w:val="000000"/>
+                <w:sz w:val="18"/>
+                <w:szCs w:val="18"/>
+              </w:rPr>
+              <w:t>-远程步兵</w:t>
+            </w:r>
+            <w:r>
+              <w:rPr>
+                <w:rFonts w:asciiTheme="minorEastAsia" w:hAnsiTheme="minorEastAsia" w:cs="Times New Roman" w:hint="eastAsia"/>
+                <w:color w:val="000000"/>
+                <w:sz w:val="18"/>
+                <w:szCs w:val="18"/>
+              </w:rPr>
+              <w:t>【高破甲】</w:t>
             </w:r>
           </w:p>
         </w:tc>
@@ -8733,16 +8742,16 @@
                 <w:sz w:val="18"/>
                 <w:szCs w:val="18"/>
               </w:rPr>
-              <w:t>持戟-冲击骑兵</w:t>
-            </w:r>
-            <w:r>
-              <w:rPr>
-                <w:rFonts w:asciiTheme="minorEastAsia" w:hAnsiTheme="minorEastAsia" w:cs="Times New Roman" w:hint="eastAsia"/>
-                <w:color w:val="000000"/>
-                <w:sz w:val="18"/>
-                <w:szCs w:val="18"/>
-              </w:rPr>
-              <w:t>（G）</w:t>
+              <w:t>冲击骑兵</w:t>
+            </w:r>
+            <w:r>
+              <w:rPr>
+                <w:rFonts w:asciiTheme="minorEastAsia" w:hAnsiTheme="minorEastAsia" w:cs="Times New Roman" w:hint="eastAsia"/>
+                <w:color w:val="000000"/>
+                <w:sz w:val="18"/>
+                <w:szCs w:val="18"/>
+              </w:rPr>
+              <w:t>【高破甲】</w:t>
             </w:r>
           </w:p>
         </w:tc>
@@ -9321,25 +9330,34 @@
                 <w:sz w:val="18"/>
                 <w:szCs w:val="18"/>
               </w:rPr>
-              <w:t>持戟</w:t>
-            </w:r>
-            <w:r>
-              <w:rPr>
-                <w:rFonts w:asciiTheme="minorEastAsia" w:hAnsiTheme="minorEastAsia" w:cs="Times New Roman" w:hint="eastAsia"/>
-                <w:color w:val="000000"/>
-                <w:sz w:val="18"/>
-                <w:szCs w:val="18"/>
-              </w:rPr>
-              <w:t>-持盾</w:t>
-            </w:r>
-            <w:r>
-              <w:rPr>
-                <w:rFonts w:asciiTheme="minorEastAsia" w:hAnsiTheme="minorEastAsia" w:cs="Times New Roman" w:hint="eastAsia"/>
-                <w:color w:val="000000"/>
-                <w:sz w:val="18"/>
-                <w:szCs w:val="18"/>
-              </w:rPr>
-              <w:t>-冲击骑兵（G）</w:t>
+              <w:t>冲击骑兵</w:t>
+            </w:r>
+            <w:r>
+              <w:rPr>
+                <w:rFonts w:asciiTheme="minorEastAsia" w:hAnsiTheme="minorEastAsia" w:cs="Times New Roman" w:hint="eastAsia"/>
+                <w:color w:val="000000"/>
+                <w:sz w:val="18"/>
+                <w:szCs w:val="18"/>
+              </w:rPr>
+              <w:t>【</w:t>
+            </w:r>
+            <w:r>
+              <w:rPr>
+                <w:rFonts w:asciiTheme="minorEastAsia" w:hAnsiTheme="minorEastAsia" w:cs="Times New Roman" w:hint="eastAsia"/>
+                <w:color w:val="000000"/>
+                <w:sz w:val="18"/>
+                <w:szCs w:val="18"/>
+              </w:rPr>
+              <w:t>重装甲</w:t>
+            </w:r>
+            <w:r>
+              <w:rPr>
+                <w:rFonts w:asciiTheme="minorEastAsia" w:hAnsiTheme="minorEastAsia" w:cs="Times New Roman" w:hint="eastAsia"/>
+                <w:color w:val="000000"/>
+                <w:sz w:val="18"/>
+                <w:szCs w:val="18"/>
+              </w:rPr>
+              <w:t>】</w:t>
             </w:r>
           </w:p>
         </w:tc>
@@ -9918,16 +9936,16 @@
                 <w:sz w:val="18"/>
                 <w:szCs w:val="18"/>
               </w:rPr>
-              <w:t>巨弩-炮兵</w:t>
-            </w:r>
-            <w:r>
-              <w:rPr>
-                <w:rFonts w:asciiTheme="minorEastAsia" w:hAnsiTheme="minorEastAsia" w:cs="Times New Roman" w:hint="eastAsia"/>
-                <w:color w:val="000000"/>
-                <w:sz w:val="18"/>
-                <w:szCs w:val="18"/>
-              </w:rPr>
-              <w:t>（G）</w:t>
+              <w:t>炮兵</w:t>
+            </w:r>
+            <w:r>
+              <w:rPr>
+                <w:rFonts w:asciiTheme="minorEastAsia" w:hAnsiTheme="minorEastAsia" w:cs="Times New Roman" w:hint="eastAsia"/>
+                <w:color w:val="000000"/>
+                <w:sz w:val="18"/>
+                <w:szCs w:val="18"/>
+              </w:rPr>
+              <w:t>【高破甲】</w:t>
             </w:r>
           </w:p>
         </w:tc>
@@ -10440,7 +10458,7 @@
                 <w:sz w:val="18"/>
                 <w:szCs w:val="18"/>
               </w:rPr>
-              <w:t>（G）</w:t>
+              <w:t>【反步兵】</w:t>
             </w:r>
           </w:p>
         </w:tc>
@@ -11294,16 +11312,43 @@
                 <w:sz w:val="18"/>
                 <w:szCs w:val="18"/>
               </w:rPr>
-              <w:t>持矛-持盾-步兵</w:t>
-            </w:r>
-            <w:r>
-              <w:rPr>
-                <w:rFonts w:asciiTheme="minorEastAsia" w:hAnsiTheme="minorEastAsia" w:cs="Times New Roman" w:hint="eastAsia"/>
-                <w:color w:val="000000"/>
-                <w:sz w:val="18"/>
-                <w:szCs w:val="18"/>
-              </w:rPr>
-              <w:t>（G）</w:t>
+              <w:t>持盾-</w:t>
+            </w:r>
+            <w:r>
+              <w:rPr>
+                <w:rFonts w:asciiTheme="minorEastAsia" w:hAnsiTheme="minorEastAsia" w:cs="Times New Roman" w:hint="eastAsia"/>
+                <w:color w:val="000000"/>
+                <w:sz w:val="18"/>
+                <w:szCs w:val="18"/>
+              </w:rPr>
+              <w:t>近战</w:t>
+            </w:r>
+            <w:r>
+              <w:rPr>
+                <w:rFonts w:asciiTheme="minorEastAsia" w:hAnsiTheme="minorEastAsia" w:cs="Times New Roman" w:hint="eastAsia"/>
+                <w:color w:val="000000"/>
+                <w:sz w:val="18"/>
+                <w:szCs w:val="18"/>
+              </w:rPr>
+              <w:t>步兵</w:t>
+            </w:r>
+            <w:r>
+              <w:rPr>
+                <w:rFonts w:asciiTheme="minorEastAsia" w:hAnsiTheme="minorEastAsia" w:cs="Times New Roman" w:hint="eastAsia"/>
+                <w:color w:val="000000"/>
+                <w:sz w:val="18"/>
+                <w:szCs w:val="18"/>
+              </w:rPr>
+              <w:t>【</w:t>
+            </w:r>
+            <w:r>
+              <w:rPr>
+                <w:rFonts w:asciiTheme="minorEastAsia" w:hAnsiTheme="minorEastAsia" w:cs="Times New Roman" w:hint="eastAsia"/>
+                <w:color w:val="000000"/>
+                <w:sz w:val="18"/>
+                <w:szCs w:val="18"/>
+              </w:rPr>
+              <w:t>抵御冲锋】</w:t>
             </w:r>
           </w:p>
         </w:tc>
@@ -11879,16 +11924,7 @@
                 <w:sz w:val="18"/>
                 <w:szCs w:val="18"/>
               </w:rPr>
-              <w:t>双剑-步兵</w:t>
-            </w:r>
-            <w:r>
-              <w:rPr>
-                <w:rFonts w:asciiTheme="minorEastAsia" w:hAnsiTheme="minorEastAsia" w:cs="Times New Roman" w:hint="eastAsia"/>
-                <w:color w:val="000000"/>
-                <w:sz w:val="18"/>
-                <w:szCs w:val="18"/>
-              </w:rPr>
-              <w:t>（G）</w:t>
+              <w:t>近战步兵【近战大师】</w:t>
             </w:r>
           </w:p>
         </w:tc>
@@ -12512,16 +12548,16 @@
                 <w:sz w:val="18"/>
                 <w:szCs w:val="18"/>
               </w:rPr>
-              <w:t>弓箭-双剑-步兵</w:t>
-            </w:r>
-            <w:r>
-              <w:rPr>
-                <w:rFonts w:asciiTheme="minorEastAsia" w:hAnsiTheme="minorEastAsia" w:cs="Times New Roman" w:hint="eastAsia"/>
-                <w:color w:val="000000"/>
-                <w:sz w:val="18"/>
-                <w:szCs w:val="18"/>
-              </w:rPr>
-              <w:t>（G）</w:t>
+              <w:t>近战-远程</w:t>
+            </w:r>
+            <w:r>
+              <w:rPr>
+                <w:rFonts w:asciiTheme="minorEastAsia" w:hAnsiTheme="minorEastAsia" w:cs="Times New Roman" w:hint="eastAsia"/>
+                <w:color w:val="000000"/>
+                <w:sz w:val="18"/>
+                <w:szCs w:val="18"/>
+              </w:rPr>
+              <w:t>步兵</w:t>
             </w:r>
           </w:p>
         </w:tc>
@@ -13100,34 +13136,16 @@
                 <w:sz w:val="18"/>
                 <w:szCs w:val="18"/>
               </w:rPr>
-              <w:t>弓箭-</w:t>
-            </w:r>
-            <w:r>
-              <w:rPr>
-                <w:rFonts w:asciiTheme="minorEastAsia" w:hAnsiTheme="minorEastAsia" w:cs="Times New Roman" w:hint="eastAsia"/>
-                <w:color w:val="000000"/>
-                <w:sz w:val="18"/>
-                <w:szCs w:val="18"/>
-              </w:rPr>
-              <w:t>双剑-</w:t>
-            </w:r>
-            <w:r>
-              <w:rPr>
-                <w:rFonts w:asciiTheme="minorEastAsia" w:hAnsiTheme="minorEastAsia" w:cs="Times New Roman" w:hint="eastAsia"/>
-                <w:color w:val="000000"/>
-                <w:sz w:val="18"/>
-                <w:szCs w:val="18"/>
-              </w:rPr>
-              <w:t>步兵</w:t>
-            </w:r>
-            <w:r>
-              <w:rPr>
-                <w:rFonts w:asciiTheme="minorEastAsia" w:hAnsiTheme="minorEastAsia" w:cs="Times New Roman" w:hint="eastAsia"/>
-                <w:color w:val="000000"/>
-                <w:sz w:val="18"/>
-                <w:szCs w:val="18"/>
-              </w:rPr>
-              <w:t>（G）</w:t>
+              <w:t>近战-远程步兵</w:t>
+            </w:r>
+            <w:r>
+              <w:rPr>
+                <w:rFonts w:asciiTheme="minorEastAsia" w:hAnsiTheme="minorEastAsia" w:cs="Times New Roman" w:hint="eastAsia"/>
+                <w:color w:val="000000"/>
+                <w:sz w:val="18"/>
+                <w:szCs w:val="18"/>
+              </w:rPr>
+              <w:t>【高破甲】</w:t>
             </w:r>
           </w:p>
         </w:tc>
@@ -13745,34 +13763,25 @@
                 <w:sz w:val="18"/>
                 <w:szCs w:val="18"/>
               </w:rPr>
-              <w:t>弓箭-</w:t>
-            </w:r>
-            <w:r>
-              <w:rPr>
-                <w:rFonts w:asciiTheme="minorEastAsia" w:hAnsiTheme="minorEastAsia" w:cs="Times New Roman" w:hint="eastAsia"/>
-                <w:color w:val="000000"/>
-                <w:sz w:val="18"/>
-                <w:szCs w:val="18"/>
-              </w:rPr>
-              <w:t>双剑-</w:t>
-            </w:r>
-            <w:r>
-              <w:rPr>
-                <w:rFonts w:asciiTheme="minorEastAsia" w:hAnsiTheme="minorEastAsia" w:cs="Times New Roman" w:hint="eastAsia"/>
-                <w:color w:val="000000"/>
-                <w:sz w:val="18"/>
-                <w:szCs w:val="18"/>
-              </w:rPr>
-              <w:t>步兵</w:t>
-            </w:r>
-            <w:r>
-              <w:rPr>
-                <w:rFonts w:asciiTheme="minorEastAsia" w:hAnsiTheme="minorEastAsia" w:cs="Times New Roman" w:hint="eastAsia"/>
-                <w:color w:val="000000"/>
-                <w:sz w:val="18"/>
-                <w:szCs w:val="18"/>
-              </w:rPr>
-              <w:t>（G）</w:t>
+              <w:t>近战-远程步兵【</w:t>
+            </w:r>
+            <w:r>
+              <w:rPr>
+                <w:rFonts w:asciiTheme="minorEastAsia" w:hAnsiTheme="minorEastAsia" w:cs="Times New Roman" w:hint="eastAsia"/>
+                <w:color w:val="000000"/>
+                <w:sz w:val="18"/>
+                <w:szCs w:val="18"/>
+              </w:rPr>
+              <w:t>高伤害</w:t>
+            </w:r>
+            <w:r>
+              <w:rPr>
+                <w:rFonts w:asciiTheme="minorEastAsia" w:hAnsiTheme="minorEastAsia" w:cs="Times New Roman" w:hint="eastAsia"/>
+                <w:color w:val="000000"/>
+                <w:sz w:val="18"/>
+                <w:szCs w:val="18"/>
+              </w:rPr>
+              <w:t>】</w:t>
             </w:r>
           </w:p>
         </w:tc>
@@ -14371,16 +14380,25 @@
                 <w:sz w:val="18"/>
                 <w:szCs w:val="18"/>
               </w:rPr>
-              <w:t>长弓-步兵</w:t>
-            </w:r>
-            <w:r>
-              <w:rPr>
-                <w:rFonts w:asciiTheme="minorEastAsia" w:hAnsiTheme="minorEastAsia" w:cs="Times New Roman" w:hint="eastAsia"/>
-                <w:color w:val="000000"/>
-                <w:sz w:val="18"/>
-                <w:szCs w:val="18"/>
-              </w:rPr>
-              <w:t>（G）</w:t>
+              <w:t>长程</w:t>
+            </w:r>
+            <w:r>
+              <w:rPr>
+                <w:rFonts w:asciiTheme="minorEastAsia" w:hAnsiTheme="minorEastAsia" w:cs="Times New Roman"/>
+                <w:color w:val="000000"/>
+                <w:sz w:val="18"/>
+                <w:szCs w:val="18"/>
+              </w:rPr>
+              <w:t>-远程步兵</w:t>
+            </w:r>
+            <w:r>
+              <w:rPr>
+                <w:rFonts w:asciiTheme="minorEastAsia" w:hAnsiTheme="minorEastAsia" w:cs="Times New Roman" w:hint="eastAsia"/>
+                <w:color w:val="000000"/>
+                <w:sz w:val="18"/>
+                <w:szCs w:val="18"/>
+              </w:rPr>
+              <w:t>【高破甲】</w:t>
             </w:r>
           </w:p>
         </w:tc>
@@ -14971,7 +14989,7 @@
                 <w:sz w:val="18"/>
                 <w:szCs w:val="18"/>
               </w:rPr>
-              <w:t>（G）</w:t>
+              <w:t>【重装甲】</w:t>
             </w:r>
           </w:p>
         </w:tc>
@@ -15505,16 +15523,34 @@
                 <w:sz w:val="18"/>
                 <w:szCs w:val="18"/>
               </w:rPr>
-              <w:t>长弓-怪兽步兵</w:t>
-            </w:r>
-            <w:r>
-              <w:rPr>
-                <w:rFonts w:asciiTheme="minorEastAsia" w:hAnsiTheme="minorEastAsia" w:cs="Times New Roman" w:hint="eastAsia"/>
-                <w:color w:val="000000"/>
-                <w:sz w:val="18"/>
-                <w:szCs w:val="18"/>
-              </w:rPr>
-              <w:t>（G）</w:t>
+              <w:t>怪兽步兵</w:t>
+            </w:r>
+            <w:r>
+              <w:rPr>
+                <w:rFonts w:asciiTheme="minorEastAsia" w:hAnsiTheme="minorEastAsia" w:cs="Times New Roman" w:hint="eastAsia"/>
+                <w:color w:val="000000"/>
+                <w:sz w:val="18"/>
+                <w:szCs w:val="18"/>
+              </w:rPr>
+              <w:t>【重装甲</w:t>
+            </w:r>
+            <w:r>
+              <w:rPr>
+                <w:rFonts w:asciiTheme="minorEastAsia" w:hAnsiTheme="minorEastAsia" w:cs="Times New Roman" w:hint="eastAsia"/>
+                <w:color w:val="000000"/>
+                <w:sz w:val="18"/>
+                <w:szCs w:val="18"/>
+              </w:rPr>
+              <w:t>，远程攻击</w:t>
+            </w:r>
+            <w:r>
+              <w:rPr>
+                <w:rFonts w:asciiTheme="minorEastAsia" w:hAnsiTheme="minorEastAsia" w:cs="Times New Roman" w:hint="eastAsia"/>
+                <w:color w:val="000000"/>
+                <w:sz w:val="18"/>
+                <w:szCs w:val="18"/>
+              </w:rPr>
+              <w:t>】</w:t>
             </w:r>
           </w:p>
         </w:tc>
@@ -16123,7 +16159,7 @@
                 <w:sz w:val="18"/>
                 <w:szCs w:val="18"/>
               </w:rPr>
-              <w:t>（G）</w:t>
+              <w:t>【重装甲】</w:t>
             </w:r>
           </w:p>
         </w:tc>
@@ -16833,16 +16869,34 @@
                 <w:sz w:val="18"/>
                 <w:szCs w:val="18"/>
               </w:rPr>
-              <w:t>持刀-持盾-步兵</w:t>
-            </w:r>
-            <w:r>
-              <w:rPr>
-                <w:rFonts w:asciiTheme="minorEastAsia" w:hAnsiTheme="minorEastAsia" w:cs="Times New Roman" w:hint="eastAsia"/>
-                <w:color w:val="000000"/>
-                <w:sz w:val="18"/>
-                <w:szCs w:val="18"/>
-              </w:rPr>
-              <w:t>（G）</w:t>
+              <w:t>持盾-</w:t>
+            </w:r>
+            <w:r>
+              <w:rPr>
+                <w:rFonts w:asciiTheme="minorEastAsia" w:hAnsiTheme="minorEastAsia" w:cs="Times New Roman" w:hint="eastAsia"/>
+                <w:color w:val="000000"/>
+                <w:sz w:val="18"/>
+                <w:szCs w:val="18"/>
+              </w:rPr>
+              <w:t>近战</w:t>
+            </w:r>
+            <w:r>
+              <w:rPr>
+                <w:rFonts w:asciiTheme="minorEastAsia" w:hAnsiTheme="minorEastAsia" w:cs="Times New Roman" w:hint="eastAsia"/>
+                <w:color w:val="000000"/>
+                <w:sz w:val="18"/>
+                <w:szCs w:val="18"/>
+              </w:rPr>
+              <w:t>步兵</w:t>
+            </w:r>
+            <w:r>
+              <w:rPr>
+                <w:rFonts w:asciiTheme="minorEastAsia" w:hAnsiTheme="minorEastAsia" w:cs="Times New Roman" w:hint="eastAsia"/>
+                <w:color w:val="000000"/>
+                <w:sz w:val="18"/>
+                <w:szCs w:val="18"/>
+              </w:rPr>
+              <w:t>【孱弱】</w:t>
             </w:r>
           </w:p>
         </w:tc>
@@ -17346,34 +17400,25 @@
                 <w:sz w:val="18"/>
                 <w:szCs w:val="18"/>
               </w:rPr>
-              <w:t>持刀</w:t>
-            </w:r>
-            <w:r>
-              <w:rPr>
-                <w:rFonts w:asciiTheme="minorEastAsia" w:hAnsiTheme="minorEastAsia" w:cs="Times New Roman" w:hint="eastAsia"/>
-                <w:color w:val="000000"/>
-                <w:sz w:val="18"/>
-                <w:szCs w:val="18"/>
-              </w:rPr>
-              <w:t>-装甲</w:t>
-            </w:r>
-            <w:r>
-              <w:rPr>
-                <w:rFonts w:asciiTheme="minorEastAsia" w:hAnsiTheme="minorEastAsia" w:cs="Times New Roman" w:hint="eastAsia"/>
-                <w:color w:val="000000"/>
-                <w:sz w:val="18"/>
-                <w:szCs w:val="18"/>
-              </w:rPr>
-              <w:t>-投掷兵</w:t>
-            </w:r>
-            <w:r>
-              <w:rPr>
-                <w:rFonts w:asciiTheme="minorEastAsia" w:hAnsiTheme="minorEastAsia" w:cs="Times New Roman" w:hint="eastAsia"/>
-                <w:color w:val="000000"/>
-                <w:sz w:val="18"/>
-                <w:szCs w:val="18"/>
-              </w:rPr>
-              <w:t>（G）</w:t>
+              <w:t>装甲</w:t>
+            </w:r>
+            <w:r>
+              <w:rPr>
+                <w:rFonts w:asciiTheme="minorEastAsia" w:hAnsiTheme="minorEastAsia" w:cs="Times New Roman"/>
+                <w:color w:val="000000"/>
+                <w:sz w:val="18"/>
+                <w:szCs w:val="18"/>
+              </w:rPr>
+              <w:t>-远程步兵</w:t>
+            </w:r>
+            <w:r>
+              <w:rPr>
+                <w:rFonts w:asciiTheme="minorEastAsia" w:hAnsiTheme="minorEastAsia" w:cs="Times New Roman" w:hint="eastAsia"/>
+                <w:color w:val="000000"/>
+                <w:sz w:val="18"/>
+                <w:szCs w:val="18"/>
+              </w:rPr>
+              <w:t>【高破甲】</w:t>
             </w:r>
           </w:p>
         </w:tc>
@@ -18015,34 +18060,43 @@
                 <w:sz w:val="18"/>
                 <w:szCs w:val="18"/>
               </w:rPr>
-              <w:t>持刀</w:t>
-            </w:r>
-            <w:r>
-              <w:rPr>
-                <w:rFonts w:asciiTheme="minorEastAsia" w:hAnsiTheme="minorEastAsia" w:cs="Times New Roman" w:hint="eastAsia"/>
-                <w:color w:val="000000"/>
-                <w:sz w:val="18"/>
-                <w:szCs w:val="18"/>
-              </w:rPr>
-              <w:t>-装甲</w:t>
-            </w:r>
-            <w:r>
-              <w:rPr>
-                <w:rFonts w:asciiTheme="minorEastAsia" w:hAnsiTheme="minorEastAsia" w:cs="Times New Roman" w:hint="eastAsia"/>
-                <w:color w:val="000000"/>
-                <w:sz w:val="18"/>
-                <w:szCs w:val="18"/>
-              </w:rPr>
-              <w:t>-投掷步兵</w:t>
-            </w:r>
-            <w:r>
-              <w:rPr>
-                <w:rFonts w:asciiTheme="minorEastAsia" w:hAnsiTheme="minorEastAsia" w:cs="Times New Roman" w:hint="eastAsia"/>
-                <w:color w:val="000000"/>
-                <w:sz w:val="18"/>
-                <w:szCs w:val="18"/>
-              </w:rPr>
-              <w:t>（G）</w:t>
+              <w:t>装甲</w:t>
+            </w:r>
+            <w:r>
+              <w:rPr>
+                <w:rFonts w:asciiTheme="minorEastAsia" w:hAnsiTheme="minorEastAsia" w:cs="Times New Roman"/>
+                <w:color w:val="000000"/>
+                <w:sz w:val="18"/>
+                <w:szCs w:val="18"/>
+              </w:rPr>
+              <w:t>-远程步兵</w:t>
+            </w:r>
+            <w:r>
+              <w:rPr>
+                <w:rFonts w:asciiTheme="minorEastAsia" w:hAnsiTheme="minorEastAsia" w:cs="Times New Roman" w:hint="eastAsia"/>
+                <w:color w:val="000000"/>
+                <w:sz w:val="18"/>
+                <w:szCs w:val="18"/>
+              </w:rPr>
+              <w:t>【</w:t>
+            </w:r>
+            <w:r>
+              <w:rPr>
+                <w:rFonts w:asciiTheme="minorEastAsia" w:hAnsiTheme="minorEastAsia" w:cs="Times New Roman" w:hint="eastAsia"/>
+                <w:color w:val="000000"/>
+                <w:sz w:val="18"/>
+                <w:szCs w:val="18"/>
+              </w:rPr>
+              <w:t>反步兵</w:t>
+            </w:r>
+            <w:r>
+              <w:rPr>
+                <w:rFonts w:asciiTheme="minorEastAsia" w:hAnsiTheme="minorEastAsia" w:cs="Times New Roman" w:hint="eastAsia"/>
+                <w:color w:val="000000"/>
+                <w:sz w:val="18"/>
+                <w:szCs w:val="18"/>
+              </w:rPr>
+              <w:t>】</w:t>
             </w:r>
           </w:p>
         </w:tc>
@@ -18786,34 +18840,43 @@
                 <w:sz w:val="18"/>
                 <w:szCs w:val="18"/>
               </w:rPr>
-              <w:t>持刀-</w:t>
-            </w:r>
-            <w:r>
-              <w:rPr>
-                <w:rFonts w:asciiTheme="minorEastAsia" w:hAnsiTheme="minorEastAsia" w:cs="Times New Roman" w:hint="eastAsia"/>
-                <w:color w:val="000000"/>
-                <w:sz w:val="18"/>
-                <w:szCs w:val="18"/>
-              </w:rPr>
-              <w:t>装甲-</w:t>
-            </w:r>
-            <w:r>
-              <w:rPr>
-                <w:rFonts w:asciiTheme="minorEastAsia" w:hAnsiTheme="minorEastAsia" w:cs="Times New Roman" w:hint="eastAsia"/>
-                <w:color w:val="000000"/>
-                <w:sz w:val="18"/>
-                <w:szCs w:val="18"/>
-              </w:rPr>
-              <w:t>投掷步兵</w:t>
-            </w:r>
-            <w:r>
-              <w:rPr>
-                <w:rFonts w:asciiTheme="minorEastAsia" w:hAnsiTheme="minorEastAsia" w:cs="Times New Roman" w:hint="eastAsia"/>
-                <w:color w:val="000000"/>
-                <w:sz w:val="18"/>
-                <w:szCs w:val="18"/>
-              </w:rPr>
-              <w:t>（G）</w:t>
+              <w:t>装甲</w:t>
+            </w:r>
+            <w:r>
+              <w:rPr>
+                <w:rFonts w:asciiTheme="minorEastAsia" w:hAnsiTheme="minorEastAsia" w:cs="Times New Roman"/>
+                <w:color w:val="000000"/>
+                <w:sz w:val="18"/>
+                <w:szCs w:val="18"/>
+              </w:rPr>
+              <w:t>-远程步兵</w:t>
+            </w:r>
+            <w:r>
+              <w:rPr>
+                <w:rFonts w:asciiTheme="minorEastAsia" w:hAnsiTheme="minorEastAsia" w:cs="Times New Roman" w:hint="eastAsia"/>
+                <w:color w:val="000000"/>
+                <w:sz w:val="18"/>
+                <w:szCs w:val="18"/>
+              </w:rPr>
+              <w:t>【</w:t>
+            </w:r>
+            <w:r>
+              <w:rPr>
+                <w:rFonts w:asciiTheme="minorEastAsia" w:hAnsiTheme="minorEastAsia" w:cs="Times New Roman" w:hint="eastAsia"/>
+                <w:color w:val="000000"/>
+                <w:sz w:val="18"/>
+                <w:szCs w:val="18"/>
+              </w:rPr>
+              <w:t>高伤害</w:t>
+            </w:r>
+            <w:r>
+              <w:rPr>
+                <w:rFonts w:asciiTheme="minorEastAsia" w:hAnsiTheme="minorEastAsia" w:cs="Times New Roman" w:hint="eastAsia"/>
+                <w:color w:val="000000"/>
+                <w:sz w:val="18"/>
+                <w:szCs w:val="18"/>
+              </w:rPr>
+              <w:t>】</w:t>
             </w:r>
           </w:p>
         </w:tc>
@@ -19419,43 +19482,43 @@
                 <w:sz w:val="18"/>
                 <w:szCs w:val="18"/>
               </w:rPr>
-              <w:t>持刀</w:t>
-            </w:r>
-            <w:r>
-              <w:rPr>
-                <w:rFonts w:asciiTheme="minorEastAsia" w:hAnsiTheme="minorEastAsia" w:cs="Times New Roman" w:hint="eastAsia"/>
-                <w:color w:val="000000"/>
-                <w:sz w:val="18"/>
-                <w:szCs w:val="18"/>
-              </w:rPr>
-              <w:t>-持盾</w:t>
-            </w:r>
-            <w:r>
-              <w:rPr>
-                <w:rFonts w:asciiTheme="minorEastAsia" w:hAnsiTheme="minorEastAsia" w:cs="Times New Roman" w:hint="eastAsia"/>
-                <w:color w:val="000000"/>
-                <w:sz w:val="18"/>
-                <w:szCs w:val="18"/>
-              </w:rPr>
-              <w:t>-</w:t>
-            </w:r>
-            <w:r>
-              <w:rPr>
-                <w:rFonts w:asciiTheme="minorEastAsia" w:hAnsiTheme="minorEastAsia" w:cs="Times New Roman" w:hint="eastAsia"/>
-                <w:color w:val="000000"/>
-                <w:sz w:val="18"/>
-                <w:szCs w:val="18"/>
-              </w:rPr>
-              <w:t>火枪-步兵</w:t>
-            </w:r>
-            <w:r>
-              <w:rPr>
-                <w:rFonts w:asciiTheme="minorEastAsia" w:hAnsiTheme="minorEastAsia" w:cs="Times New Roman" w:hint="eastAsia"/>
-                <w:color w:val="000000"/>
-                <w:sz w:val="18"/>
-                <w:szCs w:val="18"/>
-              </w:rPr>
-              <w:t>（G）</w:t>
+              <w:t>持盾</w:t>
+            </w:r>
+            <w:r>
+              <w:rPr>
+                <w:rFonts w:asciiTheme="minorEastAsia" w:hAnsiTheme="minorEastAsia" w:cs="Times New Roman"/>
+                <w:color w:val="000000"/>
+                <w:sz w:val="18"/>
+                <w:szCs w:val="18"/>
+              </w:rPr>
+              <w:t>-远程步兵</w:t>
+            </w:r>
+            <w:r>
+              <w:rPr>
+                <w:rFonts w:asciiTheme="minorEastAsia" w:hAnsiTheme="minorEastAsia" w:cs="Times New Roman" w:hint="eastAsia"/>
+                <w:color w:val="000000"/>
+                <w:sz w:val="18"/>
+                <w:szCs w:val="18"/>
+              </w:rPr>
+              <w:t>【</w:t>
+            </w:r>
+            <w:r>
+              <w:rPr>
+                <w:rFonts w:asciiTheme="minorEastAsia" w:hAnsiTheme="minorEastAsia" w:cs="Times New Roman" w:hint="eastAsia"/>
+                <w:color w:val="000000"/>
+                <w:sz w:val="18"/>
+                <w:szCs w:val="18"/>
+              </w:rPr>
+              <w:t>反大型</w:t>
+            </w:r>
+            <w:r>
+              <w:rPr>
+                <w:rFonts w:asciiTheme="minorEastAsia" w:hAnsiTheme="minorEastAsia" w:cs="Times New Roman" w:hint="eastAsia"/>
+                <w:color w:val="000000"/>
+                <w:sz w:val="18"/>
+                <w:szCs w:val="18"/>
+              </w:rPr>
+              <w:t>】</w:t>
             </w:r>
           </w:p>
         </w:tc>
@@ -20154,34 +20217,43 @@
                 <w:sz w:val="18"/>
                 <w:szCs w:val="18"/>
               </w:rPr>
-              <w:t>持刀-</w:t>
-            </w:r>
-            <w:r>
-              <w:rPr>
-                <w:rFonts w:asciiTheme="minorEastAsia" w:hAnsiTheme="minorEastAsia" w:cs="Times New Roman" w:hint="eastAsia"/>
-                <w:color w:val="000000"/>
-                <w:sz w:val="18"/>
-                <w:szCs w:val="18"/>
-              </w:rPr>
-              <w:t>持盾-</w:t>
-            </w:r>
-            <w:r>
-              <w:rPr>
-                <w:rFonts w:asciiTheme="minorEastAsia" w:hAnsiTheme="minorEastAsia" w:cs="Times New Roman" w:hint="eastAsia"/>
-                <w:color w:val="000000"/>
-                <w:sz w:val="18"/>
-                <w:szCs w:val="18"/>
-              </w:rPr>
-              <w:t>加特林-步兵</w:t>
-            </w:r>
-            <w:r>
-              <w:rPr>
-                <w:rFonts w:asciiTheme="minorEastAsia" w:hAnsiTheme="minorEastAsia" w:cs="Times New Roman" w:hint="eastAsia"/>
-                <w:color w:val="000000"/>
-                <w:sz w:val="18"/>
-                <w:szCs w:val="18"/>
-              </w:rPr>
-              <w:t>（G）</w:t>
+              <w:t>持盾</w:t>
+            </w:r>
+            <w:r>
+              <w:rPr>
+                <w:rFonts w:asciiTheme="minorEastAsia" w:hAnsiTheme="minorEastAsia" w:cs="Times New Roman"/>
+                <w:color w:val="000000"/>
+                <w:sz w:val="18"/>
+                <w:szCs w:val="18"/>
+              </w:rPr>
+              <w:t>-远程步兵</w:t>
+            </w:r>
+            <w:r>
+              <w:rPr>
+                <w:rFonts w:asciiTheme="minorEastAsia" w:hAnsiTheme="minorEastAsia" w:cs="Times New Roman" w:hint="eastAsia"/>
+                <w:color w:val="000000"/>
+                <w:sz w:val="18"/>
+                <w:szCs w:val="18"/>
+              </w:rPr>
+              <w:t>【</w:t>
+            </w:r>
+            <w:r>
+              <w:rPr>
+                <w:rFonts w:asciiTheme="minorEastAsia" w:hAnsiTheme="minorEastAsia" w:cs="Times New Roman" w:hint="eastAsia"/>
+                <w:color w:val="000000"/>
+                <w:sz w:val="18"/>
+                <w:szCs w:val="18"/>
+              </w:rPr>
+              <w:t>反步兵</w:t>
+            </w:r>
+            <w:r>
+              <w:rPr>
+                <w:rFonts w:asciiTheme="minorEastAsia" w:hAnsiTheme="minorEastAsia" w:cs="Times New Roman" w:hint="eastAsia"/>
+                <w:color w:val="000000"/>
+                <w:sz w:val="18"/>
+                <w:szCs w:val="18"/>
+              </w:rPr>
+              <w:t>】</w:t>
             </w:r>
           </w:p>
         </w:tc>
@@ -20916,43 +20988,43 @@
                 <w:sz w:val="18"/>
                 <w:szCs w:val="18"/>
               </w:rPr>
-              <w:t>持刀-</w:t>
-            </w:r>
-            <w:r>
-              <w:rPr>
-                <w:rFonts w:asciiTheme="minorEastAsia" w:hAnsiTheme="minorEastAsia" w:cs="Times New Roman" w:hint="eastAsia"/>
-                <w:color w:val="000000"/>
-                <w:sz w:val="18"/>
-                <w:szCs w:val="18"/>
-              </w:rPr>
-              <w:t>装甲</w:t>
-            </w:r>
-            <w:r>
-              <w:rPr>
-                <w:rFonts w:asciiTheme="minorEastAsia" w:hAnsiTheme="minorEastAsia" w:cs="Times New Roman" w:hint="eastAsia"/>
-                <w:color w:val="000000"/>
-                <w:sz w:val="18"/>
-                <w:szCs w:val="18"/>
-              </w:rPr>
-              <w:t>-</w:t>
-            </w:r>
-            <w:r>
-              <w:rPr>
-                <w:rFonts w:asciiTheme="minorEastAsia" w:hAnsiTheme="minorEastAsia" w:cs="Times New Roman" w:hint="eastAsia"/>
-                <w:color w:val="000000"/>
-                <w:sz w:val="18"/>
-                <w:szCs w:val="18"/>
-              </w:rPr>
-              <w:t>火喷器-步兵</w:t>
-            </w:r>
-            <w:r>
-              <w:rPr>
-                <w:rFonts w:asciiTheme="minorEastAsia" w:hAnsiTheme="minorEastAsia" w:cs="Times New Roman" w:hint="eastAsia"/>
-                <w:color w:val="000000"/>
-                <w:sz w:val="18"/>
-                <w:szCs w:val="18"/>
-              </w:rPr>
-              <w:t>（G）</w:t>
+              <w:t>持盾</w:t>
+            </w:r>
+            <w:r>
+              <w:rPr>
+                <w:rFonts w:asciiTheme="minorEastAsia" w:hAnsiTheme="minorEastAsia" w:cs="Times New Roman"/>
+                <w:color w:val="000000"/>
+                <w:sz w:val="18"/>
+                <w:szCs w:val="18"/>
+              </w:rPr>
+              <w:t>-远程步兵</w:t>
+            </w:r>
+            <w:r>
+              <w:rPr>
+                <w:rFonts w:asciiTheme="minorEastAsia" w:hAnsiTheme="minorEastAsia" w:cs="Times New Roman" w:hint="eastAsia"/>
+                <w:color w:val="000000"/>
+                <w:sz w:val="18"/>
+                <w:szCs w:val="18"/>
+              </w:rPr>
+              <w:t>【反</w:t>
+            </w:r>
+            <w:r>
+              <w:rPr>
+                <w:rFonts w:asciiTheme="minorEastAsia" w:hAnsiTheme="minorEastAsia" w:cs="Times New Roman" w:hint="eastAsia"/>
+                <w:color w:val="000000"/>
+                <w:sz w:val="18"/>
+                <w:szCs w:val="18"/>
+              </w:rPr>
+              <w:t>无甲</w:t>
+            </w:r>
+            <w:r>
+              <w:rPr>
+                <w:rFonts w:asciiTheme="minorEastAsia" w:hAnsiTheme="minorEastAsia" w:cs="Times New Roman" w:hint="eastAsia"/>
+                <w:color w:val="000000"/>
+                <w:sz w:val="18"/>
+                <w:szCs w:val="18"/>
+              </w:rPr>
+              <w:t>】</w:t>
             </w:r>
           </w:p>
         </w:tc>
@@ -21651,7 +21723,7 @@
                 <w:sz w:val="18"/>
                 <w:szCs w:val="18"/>
               </w:rPr>
-              <w:t>（G）</w:t>
+              <w:t>【近战大师，迅捷如风】</w:t>
             </w:r>
           </w:p>
         </w:tc>
@@ -22202,16 +22274,16 @@
                 <w:sz w:val="18"/>
                 <w:szCs w:val="18"/>
               </w:rPr>
-              <w:t>平射-炮兵</w:t>
-            </w:r>
-            <w:r>
-              <w:rPr>
-                <w:rFonts w:asciiTheme="minorEastAsia" w:hAnsiTheme="minorEastAsia" w:cs="Times New Roman" w:hint="eastAsia"/>
-                <w:color w:val="000000"/>
-                <w:sz w:val="18"/>
-                <w:szCs w:val="18"/>
-              </w:rPr>
-              <w:t>（G）</w:t>
+              <w:t>炮兵</w:t>
+            </w:r>
+            <w:r>
+              <w:rPr>
+                <w:rFonts w:asciiTheme="minorEastAsia" w:hAnsiTheme="minorEastAsia" w:cs="Times New Roman" w:hint="eastAsia"/>
+                <w:color w:val="000000"/>
+                <w:sz w:val="18"/>
+                <w:szCs w:val="18"/>
+              </w:rPr>
+              <w:t>【高伤害】</w:t>
             </w:r>
           </w:p>
         </w:tc>
@@ -23160,16 +23232,34 @@
                 <w:sz w:val="18"/>
                 <w:szCs w:val="18"/>
               </w:rPr>
-              <w:t>持盾-持斧-步兵</w:t>
-            </w:r>
-            <w:r>
-              <w:rPr>
-                <w:rFonts w:asciiTheme="minorEastAsia" w:hAnsiTheme="minorEastAsia" w:cs="Times New Roman" w:hint="eastAsia"/>
-                <w:color w:val="000000"/>
-                <w:sz w:val="18"/>
-                <w:szCs w:val="18"/>
-              </w:rPr>
-              <w:t>（G）</w:t>
+              <w:t>持盾</w:t>
+            </w:r>
+            <w:r>
+              <w:rPr>
+                <w:rFonts w:asciiTheme="minorEastAsia" w:hAnsiTheme="minorEastAsia" w:cs="Times New Roman"/>
+                <w:color w:val="000000"/>
+                <w:sz w:val="18"/>
+                <w:szCs w:val="18"/>
+              </w:rPr>
+              <w:t>-</w:t>
+            </w:r>
+            <w:r>
+              <w:rPr>
+                <w:rFonts w:asciiTheme="minorEastAsia" w:hAnsiTheme="minorEastAsia" w:cs="Times New Roman" w:hint="eastAsia"/>
+                <w:color w:val="000000"/>
+                <w:sz w:val="18"/>
+                <w:szCs w:val="18"/>
+              </w:rPr>
+              <w:t>近战</w:t>
+            </w:r>
+            <w:r>
+              <w:rPr>
+                <w:rFonts w:asciiTheme="minorEastAsia" w:hAnsiTheme="minorEastAsia" w:cs="Times New Roman" w:hint="eastAsia"/>
+                <w:color w:val="000000"/>
+                <w:sz w:val="18"/>
+                <w:szCs w:val="18"/>
+              </w:rPr>
+              <w:t>步兵</w:t>
             </w:r>
           </w:p>
         </w:tc>
@@ -23709,16 +23799,25 @@
                 <w:sz w:val="18"/>
                 <w:szCs w:val="18"/>
               </w:rPr>
-              <w:t>巨锤-步兵</w:t>
-            </w:r>
-            <w:r>
-              <w:rPr>
-                <w:rFonts w:asciiTheme="minorEastAsia" w:hAnsiTheme="minorEastAsia" w:cs="Times New Roman" w:hint="eastAsia"/>
-                <w:color w:val="000000"/>
-                <w:sz w:val="18"/>
-                <w:szCs w:val="18"/>
-              </w:rPr>
-              <w:t>（G）</w:t>
+              <w:t>近战</w:t>
+            </w:r>
+            <w:r>
+              <w:rPr>
+                <w:rFonts w:asciiTheme="minorEastAsia" w:hAnsiTheme="minorEastAsia" w:cs="Times New Roman" w:hint="eastAsia"/>
+                <w:color w:val="000000"/>
+                <w:sz w:val="18"/>
+                <w:szCs w:val="18"/>
+              </w:rPr>
+              <w:t>步兵</w:t>
+            </w:r>
+            <w:r>
+              <w:rPr>
+                <w:rFonts w:asciiTheme="minorEastAsia" w:hAnsiTheme="minorEastAsia" w:cs="Times New Roman" w:hint="eastAsia"/>
+                <w:color w:val="000000"/>
+                <w:sz w:val="18"/>
+                <w:szCs w:val="18"/>
+              </w:rPr>
+              <w:t>【反大型】</w:t>
             </w:r>
           </w:p>
         </w:tc>
@@ -24387,16 +24486,25 @@
                 <w:sz w:val="18"/>
                 <w:szCs w:val="18"/>
               </w:rPr>
-              <w:t>双斧-步兵</w:t>
-            </w:r>
-            <w:r>
-              <w:rPr>
-                <w:rFonts w:asciiTheme="minorEastAsia" w:hAnsiTheme="minorEastAsia" w:cs="Times New Roman" w:hint="eastAsia"/>
-                <w:color w:val="000000"/>
-                <w:sz w:val="18"/>
-                <w:szCs w:val="18"/>
-              </w:rPr>
-              <w:t>（G）</w:t>
+              <w:t>近战步兵【反</w:t>
+            </w:r>
+            <w:r>
+              <w:rPr>
+                <w:rFonts w:asciiTheme="minorEastAsia" w:hAnsiTheme="minorEastAsia" w:cs="Times New Roman" w:hint="eastAsia"/>
+                <w:color w:val="000000"/>
+                <w:sz w:val="18"/>
+                <w:szCs w:val="18"/>
+              </w:rPr>
+              <w:t>步兵</w:t>
+            </w:r>
+            <w:r>
+              <w:rPr>
+                <w:rFonts w:asciiTheme="minorEastAsia" w:hAnsiTheme="minorEastAsia" w:cs="Times New Roman" w:hint="eastAsia"/>
+                <w:color w:val="000000"/>
+                <w:sz w:val="18"/>
+                <w:szCs w:val="18"/>
+              </w:rPr>
+              <w:t>】</w:t>
             </w:r>
           </w:p>
         </w:tc>
@@ -24945,16 +25053,16 @@
                 <w:sz w:val="18"/>
                 <w:szCs w:val="18"/>
               </w:rPr>
-              <w:t>巨盾-炸药-步兵</w:t>
-            </w:r>
-            <w:r>
-              <w:rPr>
-                <w:rFonts w:asciiTheme="minorEastAsia" w:hAnsiTheme="minorEastAsia" w:cs="Times New Roman" w:hint="eastAsia"/>
-                <w:color w:val="000000"/>
-                <w:sz w:val="18"/>
-                <w:szCs w:val="18"/>
-              </w:rPr>
-              <w:t>（G）</w:t>
+              <w:t>巨盾步兵</w:t>
+            </w:r>
+            <w:r>
+              <w:rPr>
+                <w:rFonts w:asciiTheme="minorEastAsia" w:hAnsiTheme="minorEastAsia" w:cs="Times New Roman" w:hint="eastAsia"/>
+                <w:color w:val="000000"/>
+                <w:sz w:val="18"/>
+                <w:szCs w:val="18"/>
+              </w:rPr>
+              <w:t>【高远程伤害】</w:t>
             </w:r>
           </w:p>
         </w:tc>
@@ -25533,16 +25641,34 @@
                 <w:sz w:val="18"/>
                 <w:szCs w:val="18"/>
               </w:rPr>
-              <w:t>持盾-持斧-火枪-步兵</w:t>
-            </w:r>
-            <w:r>
-              <w:rPr>
-                <w:rFonts w:asciiTheme="minorEastAsia" w:hAnsiTheme="minorEastAsia" w:cs="Times New Roman" w:hint="eastAsia"/>
-                <w:color w:val="000000"/>
-                <w:sz w:val="18"/>
-                <w:szCs w:val="18"/>
-              </w:rPr>
-              <w:t>（G）</w:t>
+              <w:t>持盾-</w:t>
+            </w:r>
+            <w:r>
+              <w:rPr>
+                <w:rFonts w:asciiTheme="minorEastAsia" w:hAnsiTheme="minorEastAsia" w:cs="Times New Roman" w:hint="eastAsia"/>
+                <w:color w:val="000000"/>
+                <w:sz w:val="18"/>
+                <w:szCs w:val="18"/>
+              </w:rPr>
+              <w:t>远程</w:t>
+            </w:r>
+            <w:r>
+              <w:rPr>
+                <w:rFonts w:asciiTheme="minorEastAsia" w:hAnsiTheme="minorEastAsia" w:cs="Times New Roman" w:hint="eastAsia"/>
+                <w:color w:val="000000"/>
+                <w:sz w:val="18"/>
+                <w:szCs w:val="18"/>
+              </w:rPr>
+              <w:t>步兵</w:t>
+            </w:r>
+            <w:r>
+              <w:rPr>
+                <w:rFonts w:asciiTheme="minorEastAsia" w:hAnsiTheme="minorEastAsia" w:cs="Times New Roman" w:hint="eastAsia"/>
+                <w:color w:val="000000"/>
+                <w:sz w:val="18"/>
+                <w:szCs w:val="18"/>
+              </w:rPr>
+              <w:t>【高破甲】</w:t>
             </w:r>
           </w:p>
         </w:tc>
@@ -26166,16 +26292,25 @@
                 <w:sz w:val="18"/>
                 <w:szCs w:val="18"/>
               </w:rPr>
-              <w:t>持盾-持斧-迫击炮-步兵</w:t>
-            </w:r>
-            <w:r>
-              <w:rPr>
-                <w:rFonts w:asciiTheme="minorEastAsia" w:hAnsiTheme="minorEastAsia" w:cs="Times New Roman" w:hint="eastAsia"/>
-                <w:color w:val="000000"/>
-                <w:sz w:val="18"/>
-                <w:szCs w:val="18"/>
-              </w:rPr>
-              <w:t>（G）</w:t>
+              <w:t>持盾-远程步兵【</w:t>
+            </w:r>
+            <w:r>
+              <w:rPr>
+                <w:rFonts w:asciiTheme="minorEastAsia" w:hAnsiTheme="minorEastAsia" w:cs="Times New Roman" w:hint="eastAsia"/>
+                <w:color w:val="000000"/>
+                <w:sz w:val="18"/>
+                <w:szCs w:val="18"/>
+              </w:rPr>
+              <w:t>高伤害</w:t>
+            </w:r>
+            <w:r>
+              <w:rPr>
+                <w:rFonts w:asciiTheme="minorEastAsia" w:hAnsiTheme="minorEastAsia" w:cs="Times New Roman" w:hint="eastAsia"/>
+                <w:color w:val="000000"/>
+                <w:sz w:val="18"/>
+                <w:szCs w:val="18"/>
+              </w:rPr>
+              <w:t>】</w:t>
             </w:r>
           </w:p>
         </w:tc>
@@ -26790,16 +26925,7 @@
                 <w:sz w:val="18"/>
                 <w:szCs w:val="18"/>
               </w:rPr>
-              <w:t>持盾-持斧-冲击骑兵</w:t>
-            </w:r>
-            <w:r>
-              <w:rPr>
-                <w:rFonts w:asciiTheme="minorEastAsia" w:hAnsiTheme="minorEastAsia" w:cs="Times New Roman" w:hint="eastAsia"/>
-                <w:color w:val="000000"/>
-                <w:sz w:val="18"/>
-                <w:szCs w:val="18"/>
-              </w:rPr>
-              <w:t>（G）</w:t>
+              <w:t>冲击骑兵</w:t>
             </w:r>
           </w:p>
         </w:tc>
@@ -27378,16 +27504,16 @@
                 <w:sz w:val="18"/>
                 <w:szCs w:val="18"/>
               </w:rPr>
-              <w:t>平射-炮兵</w:t>
-            </w:r>
-            <w:r>
-              <w:rPr>
-                <w:rFonts w:asciiTheme="minorEastAsia" w:hAnsiTheme="minorEastAsia" w:cs="Times New Roman" w:hint="eastAsia"/>
-                <w:color w:val="000000"/>
-                <w:sz w:val="18"/>
-                <w:szCs w:val="18"/>
-              </w:rPr>
-              <w:t>（G）</w:t>
+              <w:t>炮兵</w:t>
+            </w:r>
+            <w:r>
+              <w:rPr>
+                <w:rFonts w:asciiTheme="minorEastAsia" w:hAnsiTheme="minorEastAsia" w:cs="Times New Roman" w:hint="eastAsia"/>
+                <w:color w:val="000000"/>
+                <w:sz w:val="18"/>
+                <w:szCs w:val="18"/>
+              </w:rPr>
+              <w:t>【反大型，高破甲】</w:t>
             </w:r>
           </w:p>
         </w:tc>
@@ -28056,16 +28182,7 @@
                 <w:sz w:val="18"/>
                 <w:szCs w:val="18"/>
               </w:rPr>
-              <w:t>轰炸-炮兵</w:t>
-            </w:r>
-            <w:r>
-              <w:rPr>
-                <w:rFonts w:asciiTheme="minorEastAsia" w:hAnsiTheme="minorEastAsia" w:cs="Times New Roman" w:hint="eastAsia"/>
-                <w:color w:val="000000"/>
-                <w:sz w:val="18"/>
-                <w:szCs w:val="18"/>
-              </w:rPr>
-              <w:t>（G）</w:t>
+              <w:t>轰炸炮兵</w:t>
             </w:r>
           </w:p>
         </w:tc>
@@ -28981,16 +29098,25 @@
                 <w:sz w:val="18"/>
                 <w:szCs w:val="18"/>
               </w:rPr>
-              <w:t>装甲-持剑-持盾-步兵</w:t>
-            </w:r>
-            <w:r>
-              <w:rPr>
-                <w:rFonts w:asciiTheme="minorEastAsia" w:hAnsiTheme="minorEastAsia" w:cs="Times New Roman" w:hint="eastAsia"/>
-                <w:color w:val="000000"/>
-                <w:sz w:val="18"/>
-                <w:szCs w:val="18"/>
-              </w:rPr>
-              <w:t>（G）</w:t>
+              <w:t>装甲-持盾-</w:t>
+            </w:r>
+            <w:r>
+              <w:rPr>
+                <w:rFonts w:asciiTheme="minorEastAsia" w:hAnsiTheme="minorEastAsia" w:cs="Times New Roman" w:hint="eastAsia"/>
+                <w:color w:val="000000"/>
+                <w:sz w:val="18"/>
+                <w:szCs w:val="18"/>
+              </w:rPr>
+              <w:t>近战</w:t>
+            </w:r>
+            <w:r>
+              <w:rPr>
+                <w:rFonts w:asciiTheme="minorEastAsia" w:hAnsiTheme="minorEastAsia" w:cs="Times New Roman" w:hint="eastAsia"/>
+                <w:color w:val="000000"/>
+                <w:sz w:val="18"/>
+                <w:szCs w:val="18"/>
+              </w:rPr>
+              <w:t>步兵</w:t>
             </w:r>
           </w:p>
         </w:tc>
@@ -29539,16 +29665,16 @@
                 <w:sz w:val="18"/>
                 <w:szCs w:val="18"/>
               </w:rPr>
-              <w:t>装甲-持戟-步兵</w:t>
-            </w:r>
-            <w:r>
-              <w:rPr>
-                <w:rFonts w:asciiTheme="minorEastAsia" w:hAnsiTheme="minorEastAsia" w:cs="Times New Roman" w:hint="eastAsia"/>
-                <w:color w:val="000000"/>
-                <w:sz w:val="18"/>
-                <w:szCs w:val="18"/>
-              </w:rPr>
-              <w:t>（G）</w:t>
+              <w:t>装甲-近战步兵</w:t>
+            </w:r>
+            <w:r>
+              <w:rPr>
+                <w:rFonts w:asciiTheme="minorEastAsia" w:hAnsiTheme="minorEastAsia" w:cs="Times New Roman" w:hint="eastAsia"/>
+                <w:color w:val="000000"/>
+                <w:sz w:val="18"/>
+                <w:szCs w:val="18"/>
+              </w:rPr>
+              <w:t>【反大型】</w:t>
             </w:r>
           </w:p>
         </w:tc>
@@ -30199,16 +30325,25 @@
                 <w:sz w:val="18"/>
                 <w:szCs w:val="18"/>
               </w:rPr>
-              <w:t>装甲-巨斧-步兵</w:t>
-            </w:r>
-            <w:r>
-              <w:rPr>
-                <w:rFonts w:asciiTheme="minorEastAsia" w:hAnsiTheme="minorEastAsia" w:cs="Times New Roman" w:hint="eastAsia"/>
-                <w:color w:val="000000"/>
-                <w:sz w:val="18"/>
-                <w:szCs w:val="18"/>
-              </w:rPr>
-              <w:t>（G）</w:t>
+              <w:t>装甲-近战步兵【</w:t>
+            </w:r>
+            <w:r>
+              <w:rPr>
+                <w:rFonts w:asciiTheme="minorEastAsia" w:hAnsiTheme="minorEastAsia" w:cs="Times New Roman" w:hint="eastAsia"/>
+                <w:color w:val="000000"/>
+                <w:sz w:val="18"/>
+                <w:szCs w:val="18"/>
+              </w:rPr>
+              <w:t>高破甲</w:t>
+            </w:r>
+            <w:r>
+              <w:rPr>
+                <w:rFonts w:asciiTheme="minorEastAsia" w:hAnsiTheme="minorEastAsia" w:cs="Times New Roman" w:hint="eastAsia"/>
+                <w:color w:val="000000"/>
+                <w:sz w:val="18"/>
+                <w:szCs w:val="18"/>
+              </w:rPr>
+              <w:t>】</w:t>
             </w:r>
           </w:p>
         </w:tc>
@@ -30793,16 +30928,16 @@
                 <w:sz w:val="18"/>
                 <w:szCs w:val="18"/>
               </w:rPr>
-              <w:t>装甲-持剑-持盾-近战骑兵</w:t>
-            </w:r>
-            <w:r>
-              <w:rPr>
-                <w:rFonts w:asciiTheme="minorEastAsia" w:hAnsiTheme="minorEastAsia" w:cs="Times New Roman" w:hint="eastAsia"/>
-                <w:color w:val="000000"/>
-                <w:sz w:val="18"/>
-                <w:szCs w:val="18"/>
-              </w:rPr>
-              <w:t>（G）</w:t>
+              <w:t>近战骑兵</w:t>
+            </w:r>
+            <w:r>
+              <w:rPr>
+                <w:rFonts w:asciiTheme="minorEastAsia" w:hAnsiTheme="minorEastAsia" w:cs="Times New Roman" w:hint="eastAsia"/>
+                <w:color w:val="000000"/>
+                <w:sz w:val="18"/>
+                <w:szCs w:val="18"/>
+              </w:rPr>
+              <w:t>【重装甲】</w:t>
             </w:r>
           </w:p>
         </w:tc>
@@ -31361,16 +31496,25 @@
                 <w:sz w:val="18"/>
                 <w:szCs w:val="18"/>
               </w:rPr>
-              <w:t>装甲-持戟-近战骑兵</w:t>
-            </w:r>
-            <w:r>
-              <w:rPr>
-                <w:rFonts w:asciiTheme="minorEastAsia" w:hAnsiTheme="minorEastAsia" w:cs="Times New Roman" w:hint="eastAsia"/>
-                <w:color w:val="000000"/>
-                <w:sz w:val="18"/>
-                <w:szCs w:val="18"/>
-              </w:rPr>
-              <w:t>（G）</w:t>
+              <w:t>近战骑兵【重装甲</w:t>
+            </w:r>
+            <w:r>
+              <w:rPr>
+                <w:rFonts w:asciiTheme="minorEastAsia" w:hAnsiTheme="minorEastAsia" w:cs="Times New Roman" w:hint="eastAsia"/>
+                <w:color w:val="000000"/>
+                <w:sz w:val="18"/>
+                <w:szCs w:val="18"/>
+              </w:rPr>
+              <w:t>，反大型</w:t>
+            </w:r>
+            <w:r>
+              <w:rPr>
+                <w:rFonts w:asciiTheme="minorEastAsia" w:hAnsiTheme="minorEastAsia" w:cs="Times New Roman" w:hint="eastAsia"/>
+                <w:color w:val="000000"/>
+                <w:sz w:val="18"/>
+                <w:szCs w:val="18"/>
+              </w:rPr>
+              <w:t>】</w:t>
             </w:r>
           </w:p>
         </w:tc>
@@ -32021,16 +32165,7 @@
                 <w:sz w:val="18"/>
                 <w:szCs w:val="18"/>
               </w:rPr>
-              <w:t>冲杀</w:t>
-            </w:r>
-            <w:r>
-              <w:rPr>
-                <w:rFonts w:asciiTheme="minorEastAsia" w:hAnsiTheme="minorEastAsia" w:cs="Times New Roman" w:hint="eastAsia"/>
-                <w:color w:val="000000"/>
-                <w:sz w:val="18"/>
-                <w:szCs w:val="18"/>
-              </w:rPr>
-              <w:t>-怪兽</w:t>
+              <w:t>怪兽</w:t>
             </w:r>
             <w:r>
               <w:rPr>
@@ -32048,7 +32183,7 @@
                 <w:sz w:val="18"/>
                 <w:szCs w:val="18"/>
               </w:rPr>
-              <w:t>（G）</w:t>
+              <w:t>【迅捷如风】</w:t>
             </w:r>
           </w:p>
         </w:tc>
@@ -32600,16 +32735,16 @@
                 <w:sz w:val="18"/>
                 <w:szCs w:val="18"/>
               </w:rPr>
-              <w:t>迅捷-怪兽步兵</w:t>
-            </w:r>
-            <w:r>
-              <w:rPr>
-                <w:rFonts w:asciiTheme="minorEastAsia" w:hAnsiTheme="minorEastAsia" w:cs="Times New Roman" w:hint="eastAsia"/>
-                <w:color w:val="000000"/>
-                <w:sz w:val="18"/>
-                <w:szCs w:val="18"/>
-              </w:rPr>
-              <w:t>（G）</w:t>
+              <w:t>怪兽步兵</w:t>
+            </w:r>
+            <w:r>
+              <w:rPr>
+                <w:rFonts w:asciiTheme="minorEastAsia" w:hAnsiTheme="minorEastAsia" w:cs="Times New Roman" w:hint="eastAsia"/>
+                <w:color w:val="000000"/>
+                <w:sz w:val="18"/>
+                <w:szCs w:val="18"/>
+              </w:rPr>
+              <w:t>【高破甲】</w:t>
             </w:r>
           </w:p>
         </w:tc>
@@ -33149,16 +33284,16 @@
                 <w:sz w:val="18"/>
                 <w:szCs w:val="18"/>
               </w:rPr>
-              <w:t>远程-怪兽步兵</w:t>
-            </w:r>
-            <w:r>
-              <w:rPr>
-                <w:rFonts w:asciiTheme="minorEastAsia" w:hAnsiTheme="minorEastAsia" w:cs="Times New Roman" w:hint="eastAsia"/>
-                <w:color w:val="000000"/>
-                <w:sz w:val="18"/>
-                <w:szCs w:val="18"/>
-              </w:rPr>
-              <w:t>（G）</w:t>
+              <w:t>怪兽步兵</w:t>
+            </w:r>
+            <w:r>
+              <w:rPr>
+                <w:rFonts w:asciiTheme="minorEastAsia" w:hAnsiTheme="minorEastAsia" w:cs="Times New Roman" w:hint="eastAsia"/>
+                <w:color w:val="000000"/>
+                <w:sz w:val="18"/>
+                <w:szCs w:val="18"/>
+              </w:rPr>
+              <w:t>【远程攻击】</w:t>
             </w:r>
           </w:p>
         </w:tc>
@@ -33728,16 +33863,25 @@
                 <w:sz w:val="18"/>
                 <w:szCs w:val="18"/>
               </w:rPr>
-              <w:t>迅捷-巨兽</w:t>
-            </w:r>
-            <w:r>
-              <w:rPr>
-                <w:rFonts w:asciiTheme="minorEastAsia" w:hAnsiTheme="minorEastAsia" w:cs="Times New Roman" w:hint="eastAsia"/>
-                <w:color w:val="000000"/>
-                <w:sz w:val="18"/>
-                <w:szCs w:val="18"/>
-              </w:rPr>
-              <w:t>（G）</w:t>
+              <w:t>巨兽</w:t>
+            </w:r>
+            <w:r>
+              <w:rPr>
+                <w:rFonts w:asciiTheme="minorEastAsia" w:hAnsiTheme="minorEastAsia" w:cs="Times New Roman" w:hint="eastAsia"/>
+                <w:color w:val="000000"/>
+                <w:sz w:val="18"/>
+                <w:szCs w:val="18"/>
+              </w:rPr>
+              <w:t>【</w:t>
+            </w:r>
+            <w:r>
+              <w:rPr>
+                <w:rFonts w:asciiTheme="minorEastAsia" w:hAnsiTheme="minorEastAsia" w:cs="Times New Roman" w:hint="eastAsia"/>
+                <w:color w:val="000000"/>
+                <w:sz w:val="18"/>
+                <w:szCs w:val="18"/>
+              </w:rPr>
+              <w:t>高破甲】</w:t>
             </w:r>
           </w:p>
         </w:tc>
@@ -34735,6 +34879,15 @@
                 <w:sz w:val="18"/>
                 <w:szCs w:val="18"/>
               </w:rPr>
+              <w:t>近战</w:t>
+            </w:r>
+            <w:r>
+              <w:rPr>
+                <w:rFonts w:asciiTheme="minorEastAsia" w:hAnsiTheme="minorEastAsia" w:cs="Times New Roman" w:hint="eastAsia"/>
+                <w:color w:val="000000"/>
+                <w:sz w:val="18"/>
+                <w:szCs w:val="18"/>
+              </w:rPr>
               <w:t>步兵</w:t>
             </w:r>
             <w:r>
@@ -34744,7 +34897,7 @@
                 <w:sz w:val="18"/>
                 <w:szCs w:val="18"/>
               </w:rPr>
-              <w:t>（G）</w:t>
+              <w:t>【孱弱】</w:t>
             </w:r>
           </w:p>
         </w:tc>
@@ -35248,16 +35401,7 @@
                 <w:sz w:val="18"/>
                 <w:szCs w:val="18"/>
               </w:rPr>
-              <w:t>步兵</w:t>
-            </w:r>
-            <w:r>
-              <w:rPr>
-                <w:rFonts w:asciiTheme="minorEastAsia" w:hAnsiTheme="minorEastAsia" w:cs="Times New Roman" w:hint="eastAsia"/>
-                <w:color w:val="000000"/>
-                <w:sz w:val="18"/>
-                <w:szCs w:val="18"/>
-              </w:rPr>
-              <w:t>（G）</w:t>
+              <w:t>远程步兵</w:t>
             </w:r>
           </w:p>
         </w:tc>
@@ -35821,16 +35965,7 @@
                 <w:sz w:val="18"/>
                 <w:szCs w:val="18"/>
               </w:rPr>
-              <w:t>步兵</w:t>
-            </w:r>
-            <w:r>
-              <w:rPr>
-                <w:rFonts w:asciiTheme="minorEastAsia" w:hAnsiTheme="minorEastAsia" w:cs="Times New Roman" w:hint="eastAsia"/>
-                <w:color w:val="000000"/>
-                <w:sz w:val="18"/>
-                <w:szCs w:val="18"/>
-              </w:rPr>
-              <w:t>（G）</w:t>
+              <w:t>远程步兵</w:t>
             </w:r>
           </w:p>
         </w:tc>
@@ -36400,6 +36535,15 @@
                 <w:sz w:val="18"/>
                 <w:szCs w:val="18"/>
               </w:rPr>
+              <w:t>近战</w:t>
+            </w:r>
+            <w:r>
+              <w:rPr>
+                <w:rFonts w:asciiTheme="minorEastAsia" w:hAnsiTheme="minorEastAsia" w:cs="Times New Roman" w:hint="eastAsia"/>
+                <w:color w:val="000000"/>
+                <w:sz w:val="18"/>
+                <w:szCs w:val="18"/>
+              </w:rPr>
               <w:t>步兵</w:t>
             </w:r>
             <w:r>
@@ -36409,7 +36553,7 @@
                 <w:sz w:val="18"/>
                 <w:szCs w:val="18"/>
               </w:rPr>
-              <w:t>（G）</w:t>
+              <w:t>【远程闪避】</w:t>
             </w:r>
           </w:p>
         </w:tc>
@@ -36942,16 +37086,25 @@
                 <w:sz w:val="18"/>
                 <w:szCs w:val="18"/>
               </w:rPr>
-              <w:t>步兵</w:t>
-            </w:r>
-            <w:r>
-              <w:rPr>
-                <w:rFonts w:asciiTheme="minorEastAsia" w:hAnsiTheme="minorEastAsia" w:cs="Times New Roman" w:hint="eastAsia"/>
-                <w:color w:val="000000"/>
-                <w:sz w:val="18"/>
-                <w:szCs w:val="18"/>
-              </w:rPr>
-              <w:t>（G）</w:t>
+              <w:t>近战步兵【远程闪避</w:t>
+            </w:r>
+            <w:r>
+              <w:rPr>
+                <w:rFonts w:asciiTheme="minorEastAsia" w:hAnsiTheme="minorEastAsia" w:cs="Times New Roman" w:hint="eastAsia"/>
+                <w:color w:val="000000"/>
+                <w:sz w:val="18"/>
+                <w:szCs w:val="18"/>
+              </w:rPr>
+              <w:t>，高伤害</w:t>
+            </w:r>
+            <w:r>
+              <w:rPr>
+                <w:rFonts w:asciiTheme="minorEastAsia" w:hAnsiTheme="minorEastAsia" w:cs="Times New Roman" w:hint="eastAsia"/>
+                <w:color w:val="000000"/>
+                <w:sz w:val="18"/>
+                <w:szCs w:val="18"/>
+              </w:rPr>
+              <w:t>】</w:t>
             </w:r>
           </w:p>
         </w:tc>
@@ -37482,6 +37635,15 @@
                 <w:sz w:val="18"/>
                 <w:szCs w:val="18"/>
               </w:rPr>
+              <w:t>近战</w:t>
+            </w:r>
+            <w:r>
+              <w:rPr>
+                <w:rFonts w:asciiTheme="minorEastAsia" w:hAnsiTheme="minorEastAsia" w:cs="Times New Roman" w:hint="eastAsia"/>
+                <w:color w:val="000000"/>
+                <w:sz w:val="18"/>
+                <w:szCs w:val="18"/>
+              </w:rPr>
               <w:t>步兵</w:t>
             </w:r>
             <w:r>
@@ -37491,7 +37653,7 @@
                 <w:sz w:val="18"/>
                 <w:szCs w:val="18"/>
               </w:rPr>
-              <w:t>（G）</w:t>
+              <w:t>【高破甲】</w:t>
             </w:r>
           </w:p>
         </w:tc>
@@ -38076,6 +38238,15 @@
                 <w:sz w:val="18"/>
                 <w:szCs w:val="18"/>
               </w:rPr>
+              <w:t>投掷-近战</w:t>
+            </w:r>
+            <w:r>
+              <w:rPr>
+                <w:rFonts w:asciiTheme="minorEastAsia" w:hAnsiTheme="minorEastAsia" w:cs="Times New Roman" w:hint="eastAsia"/>
+                <w:color w:val="000000"/>
+                <w:sz w:val="18"/>
+                <w:szCs w:val="18"/>
+              </w:rPr>
               <w:t>步兵</w:t>
             </w:r>
             <w:r>
@@ -38085,7 +38256,7 @@
                 <w:sz w:val="18"/>
                 <w:szCs w:val="18"/>
               </w:rPr>
-              <w:t>（G）</w:t>
+              <w:t>【高破甲】</w:t>
             </w:r>
           </w:p>
         </w:tc>
@@ -38772,7 +38943,7 @@
                 <w:sz w:val="18"/>
                 <w:szCs w:val="18"/>
               </w:rPr>
-              <w:t>（G）</w:t>
+              <w:t>【重装甲，远程攻击】</w:t>
             </w:r>
           </w:p>
         </w:tc>
@@ -39360,7 +39531,7 @@
                 <w:sz w:val="18"/>
                 <w:szCs w:val="18"/>
               </w:rPr>
-              <w:t>（G）</w:t>
+              <w:t>【高破甲】</w:t>
             </w:r>
           </w:p>
         </w:tc>
@@ -40342,15 +40513,6 @@
                 <w:szCs w:val="18"/>
               </w:rPr>
             </w:pPr>
-            <w:r>
-              <w:rPr>
-                <w:rFonts w:asciiTheme="minorEastAsia" w:hAnsiTheme="minorEastAsia" w:cs="Times New Roman" w:hint="eastAsia"/>
-                <w:color w:val="000000"/>
-                <w:sz w:val="18"/>
-                <w:szCs w:val="18"/>
-              </w:rPr>
-              <w:t>（G）</w:t>
-            </w:r>
           </w:p>
         </w:tc>
       </w:tr>
@@ -40710,15 +40872,6 @@
                 <w:szCs w:val="18"/>
               </w:rPr>
             </w:pPr>
-            <w:r>
-              <w:rPr>
-                <w:rFonts w:asciiTheme="minorEastAsia" w:hAnsiTheme="minorEastAsia" w:cs="Times New Roman" w:hint="eastAsia"/>
-                <w:color w:val="000000"/>
-                <w:sz w:val="18"/>
-                <w:szCs w:val="18"/>
-              </w:rPr>
-              <w:t>（G）</w:t>
-            </w:r>
           </w:p>
         </w:tc>
       </w:tr>
@@ -41078,15 +41231,6 @@
                 <w:szCs w:val="18"/>
               </w:rPr>
             </w:pPr>
-            <w:r>
-              <w:rPr>
-                <w:rFonts w:asciiTheme="minorEastAsia" w:hAnsiTheme="minorEastAsia" w:cs="Times New Roman" w:hint="eastAsia"/>
-                <w:color w:val="000000"/>
-                <w:sz w:val="18"/>
-                <w:szCs w:val="18"/>
-              </w:rPr>
-              <w:t>（G）</w:t>
-            </w:r>
           </w:p>
         </w:tc>
       </w:tr>

--- a/兵种.docx
+++ b/兵种.docx
@@ -738,7 +738,7 @@
               <w:widowControl/>
               <w:jc w:val="left"/>
               <w:rPr>
-                <w:rFonts w:asciiTheme="minorEastAsia" w:hAnsiTheme="minorEastAsia" w:cs="Times New Roman" w:hint="eastAsia"/>
+                <w:rFonts w:asciiTheme="minorEastAsia" w:hAnsiTheme="minorEastAsia" w:cs="Times New Roman"/>
                 <w:color w:val="000000"/>
                 <w:sz w:val="18"/>
                 <w:szCs w:val="18"/>
@@ -6903,25 +6903,7 @@
                 <w:sz w:val="18"/>
                 <w:szCs w:val="18"/>
               </w:rPr>
-              <w:t>【</w:t>
-            </w:r>
-            <w:r>
-              <w:rPr>
-                <w:rFonts w:asciiTheme="minorEastAsia" w:hAnsiTheme="minorEastAsia" w:cs="Times New Roman" w:hint="eastAsia"/>
-                <w:color w:val="000000"/>
-                <w:sz w:val="18"/>
-                <w:szCs w:val="18"/>
-              </w:rPr>
-              <w:t>抵御冲锋</w:t>
-            </w:r>
-            <w:r>
-              <w:rPr>
-                <w:rFonts w:asciiTheme="minorEastAsia" w:hAnsiTheme="minorEastAsia" w:cs="Times New Roman" w:hint="eastAsia"/>
-                <w:color w:val="000000"/>
-                <w:sz w:val="18"/>
-                <w:szCs w:val="18"/>
-              </w:rPr>
-              <w:t>】</w:t>
+              <w:t>【抵御冲锋】</w:t>
             </w:r>
           </w:p>
         </w:tc>
@@ -7518,16 +7500,7 @@
                 <w:sz w:val="18"/>
                 <w:szCs w:val="18"/>
               </w:rPr>
-              <w:t>【</w:t>
-            </w:r>
-            <w:r>
-              <w:rPr>
-                <w:rFonts w:asciiTheme="minorEastAsia" w:hAnsiTheme="minorEastAsia" w:cs="Times New Roman" w:hint="eastAsia"/>
-                <w:color w:val="000000"/>
-                <w:sz w:val="18"/>
-                <w:szCs w:val="18"/>
-              </w:rPr>
-              <w:t>抵御冲锋】</w:t>
+              <w:t>【抵御冲锋】</w:t>
             </w:r>
           </w:p>
         </w:tc>
@@ -9339,25 +9312,7 @@
                 <w:sz w:val="18"/>
                 <w:szCs w:val="18"/>
               </w:rPr>
-              <w:t>【</w:t>
-            </w:r>
-            <w:r>
-              <w:rPr>
-                <w:rFonts w:asciiTheme="minorEastAsia" w:hAnsiTheme="minorEastAsia" w:cs="Times New Roman" w:hint="eastAsia"/>
-                <w:color w:val="000000"/>
-                <w:sz w:val="18"/>
-                <w:szCs w:val="18"/>
-              </w:rPr>
-              <w:t>重装甲</w:t>
-            </w:r>
-            <w:r>
-              <w:rPr>
-                <w:rFonts w:asciiTheme="minorEastAsia" w:hAnsiTheme="minorEastAsia" w:cs="Times New Roman" w:hint="eastAsia"/>
-                <w:color w:val="000000"/>
-                <w:sz w:val="18"/>
-                <w:szCs w:val="18"/>
-              </w:rPr>
-              <w:t>】</w:t>
+              <w:t>【重装甲】</w:t>
             </w:r>
           </w:p>
         </w:tc>
@@ -11339,16 +11294,7 @@
                 <w:sz w:val="18"/>
                 <w:szCs w:val="18"/>
               </w:rPr>
-              <w:t>【</w:t>
-            </w:r>
-            <w:r>
-              <w:rPr>
-                <w:rFonts w:asciiTheme="minorEastAsia" w:hAnsiTheme="minorEastAsia" w:cs="Times New Roman" w:hint="eastAsia"/>
-                <w:color w:val="000000"/>
-                <w:sz w:val="18"/>
-                <w:szCs w:val="18"/>
-              </w:rPr>
-              <w:t>抵御冲锋】</w:t>
+              <w:t>【抵御冲锋】</w:t>
             </w:r>
           </w:p>
         </w:tc>
@@ -13136,16 +13082,7 @@
                 <w:sz w:val="18"/>
                 <w:szCs w:val="18"/>
               </w:rPr>
-              <w:t>近战-远程步兵</w:t>
-            </w:r>
-            <w:r>
-              <w:rPr>
-                <w:rFonts w:asciiTheme="minorEastAsia" w:hAnsiTheme="minorEastAsia" w:cs="Times New Roman" w:hint="eastAsia"/>
-                <w:color w:val="000000"/>
-                <w:sz w:val="18"/>
-                <w:szCs w:val="18"/>
-              </w:rPr>
-              <w:t>【高破甲】</w:t>
+              <w:t>近战-远程步兵【高破甲】</w:t>
             </w:r>
           </w:p>
         </w:tc>
@@ -13763,25 +13700,7 @@
                 <w:sz w:val="18"/>
                 <w:szCs w:val="18"/>
               </w:rPr>
-              <w:t>近战-远程步兵【</w:t>
-            </w:r>
-            <w:r>
-              <w:rPr>
-                <w:rFonts w:asciiTheme="minorEastAsia" w:hAnsiTheme="minorEastAsia" w:cs="Times New Roman" w:hint="eastAsia"/>
-                <w:color w:val="000000"/>
-                <w:sz w:val="18"/>
-                <w:szCs w:val="18"/>
-              </w:rPr>
-              <w:t>高伤害</w:t>
-            </w:r>
-            <w:r>
-              <w:rPr>
-                <w:rFonts w:asciiTheme="minorEastAsia" w:hAnsiTheme="minorEastAsia" w:cs="Times New Roman" w:hint="eastAsia"/>
-                <w:color w:val="000000"/>
-                <w:sz w:val="18"/>
-                <w:szCs w:val="18"/>
-              </w:rPr>
-              <w:t>】</w:t>
+              <w:t>近战-远程步兵【高伤害】</w:t>
             </w:r>
           </w:p>
         </w:tc>
@@ -15532,25 +15451,7 @@
                 <w:sz w:val="18"/>
                 <w:szCs w:val="18"/>
               </w:rPr>
-              <w:t>【重装甲</w:t>
-            </w:r>
-            <w:r>
-              <w:rPr>
-                <w:rFonts w:asciiTheme="minorEastAsia" w:hAnsiTheme="minorEastAsia" w:cs="Times New Roman" w:hint="eastAsia"/>
-                <w:color w:val="000000"/>
-                <w:sz w:val="18"/>
-                <w:szCs w:val="18"/>
-              </w:rPr>
-              <w:t>，远程攻击</w:t>
-            </w:r>
-            <w:r>
-              <w:rPr>
-                <w:rFonts w:asciiTheme="minorEastAsia" w:hAnsiTheme="minorEastAsia" w:cs="Times New Roman" w:hint="eastAsia"/>
-                <w:color w:val="000000"/>
-                <w:sz w:val="18"/>
-                <w:szCs w:val="18"/>
-              </w:rPr>
-              <w:t>】</w:t>
+              <w:t>【重装甲，远程攻击】</w:t>
             </w:r>
           </w:p>
         </w:tc>
@@ -18078,25 +17979,7 @@
                 <w:sz w:val="18"/>
                 <w:szCs w:val="18"/>
               </w:rPr>
-              <w:t>【</w:t>
-            </w:r>
-            <w:r>
-              <w:rPr>
-                <w:rFonts w:asciiTheme="minorEastAsia" w:hAnsiTheme="minorEastAsia" w:cs="Times New Roman" w:hint="eastAsia"/>
-                <w:color w:val="000000"/>
-                <w:sz w:val="18"/>
-                <w:szCs w:val="18"/>
-              </w:rPr>
-              <w:t>反步兵</w:t>
-            </w:r>
-            <w:r>
-              <w:rPr>
-                <w:rFonts w:asciiTheme="minorEastAsia" w:hAnsiTheme="minorEastAsia" w:cs="Times New Roman" w:hint="eastAsia"/>
-                <w:color w:val="000000"/>
-                <w:sz w:val="18"/>
-                <w:szCs w:val="18"/>
-              </w:rPr>
-              <w:t>】</w:t>
+              <w:t>【反步兵】</w:t>
             </w:r>
           </w:p>
         </w:tc>
@@ -18858,25 +18741,7 @@
                 <w:sz w:val="18"/>
                 <w:szCs w:val="18"/>
               </w:rPr>
-              <w:t>【</w:t>
-            </w:r>
-            <w:r>
-              <w:rPr>
-                <w:rFonts w:asciiTheme="minorEastAsia" w:hAnsiTheme="minorEastAsia" w:cs="Times New Roman" w:hint="eastAsia"/>
-                <w:color w:val="000000"/>
-                <w:sz w:val="18"/>
-                <w:szCs w:val="18"/>
-              </w:rPr>
-              <w:t>高伤害</w:t>
-            </w:r>
-            <w:r>
-              <w:rPr>
-                <w:rFonts w:asciiTheme="minorEastAsia" w:hAnsiTheme="minorEastAsia" w:cs="Times New Roman" w:hint="eastAsia"/>
-                <w:color w:val="000000"/>
-                <w:sz w:val="18"/>
-                <w:szCs w:val="18"/>
-              </w:rPr>
-              <w:t>】</w:t>
+              <w:t>【高伤害】</w:t>
             </w:r>
           </w:p>
         </w:tc>
@@ -19500,25 +19365,7 @@
                 <w:sz w:val="18"/>
                 <w:szCs w:val="18"/>
               </w:rPr>
-              <w:t>【</w:t>
-            </w:r>
-            <w:r>
-              <w:rPr>
-                <w:rFonts w:asciiTheme="minorEastAsia" w:hAnsiTheme="minorEastAsia" w:cs="Times New Roman" w:hint="eastAsia"/>
-                <w:color w:val="000000"/>
-                <w:sz w:val="18"/>
-                <w:szCs w:val="18"/>
-              </w:rPr>
-              <w:t>反大型</w:t>
-            </w:r>
-            <w:r>
-              <w:rPr>
-                <w:rFonts w:asciiTheme="minorEastAsia" w:hAnsiTheme="minorEastAsia" w:cs="Times New Roman" w:hint="eastAsia"/>
-                <w:color w:val="000000"/>
-                <w:sz w:val="18"/>
-                <w:szCs w:val="18"/>
-              </w:rPr>
-              <w:t>】</w:t>
+              <w:t>【反大型】</w:t>
             </w:r>
           </w:p>
         </w:tc>
@@ -20235,25 +20082,7 @@
                 <w:sz w:val="18"/>
                 <w:szCs w:val="18"/>
               </w:rPr>
-              <w:t>【</w:t>
-            </w:r>
-            <w:r>
-              <w:rPr>
-                <w:rFonts w:asciiTheme="minorEastAsia" w:hAnsiTheme="minorEastAsia" w:cs="Times New Roman" w:hint="eastAsia"/>
-                <w:color w:val="000000"/>
-                <w:sz w:val="18"/>
-                <w:szCs w:val="18"/>
-              </w:rPr>
-              <w:t>反步兵</w:t>
-            </w:r>
-            <w:r>
-              <w:rPr>
-                <w:rFonts w:asciiTheme="minorEastAsia" w:hAnsiTheme="minorEastAsia" w:cs="Times New Roman" w:hint="eastAsia"/>
-                <w:color w:val="000000"/>
-                <w:sz w:val="18"/>
-                <w:szCs w:val="18"/>
-              </w:rPr>
-              <w:t>】</w:t>
+              <w:t>【反步兵】</w:t>
             </w:r>
           </w:p>
         </w:tc>
@@ -21006,25 +20835,7 @@
                 <w:sz w:val="18"/>
                 <w:szCs w:val="18"/>
               </w:rPr>
-              <w:t>【反</w:t>
-            </w:r>
-            <w:r>
-              <w:rPr>
-                <w:rFonts w:asciiTheme="minorEastAsia" w:hAnsiTheme="minorEastAsia" w:cs="Times New Roman" w:hint="eastAsia"/>
-                <w:color w:val="000000"/>
-                <w:sz w:val="18"/>
-                <w:szCs w:val="18"/>
-              </w:rPr>
-              <w:t>无甲</w:t>
-            </w:r>
-            <w:r>
-              <w:rPr>
-                <w:rFonts w:asciiTheme="minorEastAsia" w:hAnsiTheme="minorEastAsia" w:cs="Times New Roman" w:hint="eastAsia"/>
-                <w:color w:val="000000"/>
-                <w:sz w:val="18"/>
-                <w:szCs w:val="18"/>
-              </w:rPr>
-              <w:t>】</w:t>
+              <w:t>【反无甲】</w:t>
             </w:r>
           </w:p>
         </w:tc>
@@ -24486,25 +24297,7 @@
                 <w:sz w:val="18"/>
                 <w:szCs w:val="18"/>
               </w:rPr>
-              <w:t>近战步兵【反</w:t>
-            </w:r>
-            <w:r>
-              <w:rPr>
-                <w:rFonts w:asciiTheme="minorEastAsia" w:hAnsiTheme="minorEastAsia" w:cs="Times New Roman" w:hint="eastAsia"/>
-                <w:color w:val="000000"/>
-                <w:sz w:val="18"/>
-                <w:szCs w:val="18"/>
-              </w:rPr>
-              <w:t>步兵</w:t>
-            </w:r>
-            <w:r>
-              <w:rPr>
-                <w:rFonts w:asciiTheme="minorEastAsia" w:hAnsiTheme="minorEastAsia" w:cs="Times New Roman" w:hint="eastAsia"/>
-                <w:color w:val="000000"/>
-                <w:sz w:val="18"/>
-                <w:szCs w:val="18"/>
-              </w:rPr>
-              <w:t>】</w:t>
+              <w:t>近战步兵【反步兵】</w:t>
             </w:r>
           </w:p>
         </w:tc>
@@ -26292,25 +26085,7 @@
                 <w:sz w:val="18"/>
                 <w:szCs w:val="18"/>
               </w:rPr>
-              <w:t>持盾-远程步兵【</w:t>
-            </w:r>
-            <w:r>
-              <w:rPr>
-                <w:rFonts w:asciiTheme="minorEastAsia" w:hAnsiTheme="minorEastAsia" w:cs="Times New Roman" w:hint="eastAsia"/>
-                <w:color w:val="000000"/>
-                <w:sz w:val="18"/>
-                <w:szCs w:val="18"/>
-              </w:rPr>
-              <w:t>高伤害</w:t>
-            </w:r>
-            <w:r>
-              <w:rPr>
-                <w:rFonts w:asciiTheme="minorEastAsia" w:hAnsiTheme="minorEastAsia" w:cs="Times New Roman" w:hint="eastAsia"/>
-                <w:color w:val="000000"/>
-                <w:sz w:val="18"/>
-                <w:szCs w:val="18"/>
-              </w:rPr>
-              <w:t>】</w:t>
+              <w:t>持盾-远程步兵【高伤害】</w:t>
             </w:r>
           </w:p>
         </w:tc>
@@ -29665,16 +29440,34 @@
                 <w:sz w:val="18"/>
                 <w:szCs w:val="18"/>
               </w:rPr>
-              <w:t>装甲-近战步兵</w:t>
-            </w:r>
-            <w:r>
-              <w:rPr>
-                <w:rFonts w:asciiTheme="minorEastAsia" w:hAnsiTheme="minorEastAsia" w:cs="Times New Roman" w:hint="eastAsia"/>
-                <w:color w:val="000000"/>
-                <w:sz w:val="18"/>
-                <w:szCs w:val="18"/>
-              </w:rPr>
-              <w:t>【反大型】</w:t>
+              <w:t>装甲-近战步兵【</w:t>
+            </w:r>
+            <w:r>
+              <w:rPr>
+                <w:rFonts w:asciiTheme="minorEastAsia" w:hAnsiTheme="minorEastAsia" w:cs="Times New Roman" w:hint="eastAsia"/>
+                <w:color w:val="000000"/>
+                <w:sz w:val="18"/>
+                <w:szCs w:val="18"/>
+              </w:rPr>
+              <w:t>抵御冲锋</w:t>
+            </w:r>
+            <w:r>
+              <w:rPr>
+                <w:rFonts w:asciiTheme="minorEastAsia" w:hAnsiTheme="minorEastAsia" w:cs="Times New Roman" w:hint="eastAsia"/>
+                <w:color w:val="000000"/>
+                <w:sz w:val="18"/>
+                <w:szCs w:val="18"/>
+              </w:rPr>
+              <w:t>，</w:t>
+            </w:r>
+            <w:r>
+              <w:rPr>
+                <w:rFonts w:asciiTheme="minorEastAsia" w:hAnsiTheme="minorEastAsia" w:cs="Times New Roman" w:hint="eastAsia"/>
+                <w:color w:val="000000"/>
+                <w:sz w:val="18"/>
+                <w:szCs w:val="18"/>
+              </w:rPr>
+              <w:t>反大型】</w:t>
             </w:r>
           </w:p>
         </w:tc>
@@ -30325,25 +30118,7 @@
                 <w:sz w:val="18"/>
                 <w:szCs w:val="18"/>
               </w:rPr>
-              <w:t>装甲-近战步兵【</w:t>
-            </w:r>
-            <w:r>
-              <w:rPr>
-                <w:rFonts w:asciiTheme="minorEastAsia" w:hAnsiTheme="minorEastAsia" w:cs="Times New Roman" w:hint="eastAsia"/>
-                <w:color w:val="000000"/>
-                <w:sz w:val="18"/>
-                <w:szCs w:val="18"/>
-              </w:rPr>
-              <w:t>高破甲</w:t>
-            </w:r>
-            <w:r>
-              <w:rPr>
-                <w:rFonts w:asciiTheme="minorEastAsia" w:hAnsiTheme="minorEastAsia" w:cs="Times New Roman" w:hint="eastAsia"/>
-                <w:color w:val="000000"/>
-                <w:sz w:val="18"/>
-                <w:szCs w:val="18"/>
-              </w:rPr>
-              <w:t>】</w:t>
+              <w:t>装甲-近战步兵【高破甲】</w:t>
             </w:r>
           </w:p>
         </w:tc>
@@ -31496,25 +31271,34 @@
                 <w:sz w:val="18"/>
                 <w:szCs w:val="18"/>
               </w:rPr>
-              <w:t>近战骑兵【重装甲</w:t>
-            </w:r>
-            <w:r>
-              <w:rPr>
-                <w:rFonts w:asciiTheme="minorEastAsia" w:hAnsiTheme="minorEastAsia" w:cs="Times New Roman" w:hint="eastAsia"/>
-                <w:color w:val="000000"/>
-                <w:sz w:val="18"/>
-                <w:szCs w:val="18"/>
-              </w:rPr>
-              <w:t>，反大型</w:t>
-            </w:r>
-            <w:r>
-              <w:rPr>
-                <w:rFonts w:asciiTheme="minorEastAsia" w:hAnsiTheme="minorEastAsia" w:cs="Times New Roman" w:hint="eastAsia"/>
-                <w:color w:val="000000"/>
-                <w:sz w:val="18"/>
-                <w:szCs w:val="18"/>
-              </w:rPr>
-              <w:t>】</w:t>
+              <w:t>近战骑兵【重装甲，</w:t>
+            </w:r>
+            <w:r>
+              <w:rPr>
+                <w:rFonts w:asciiTheme="minorEastAsia" w:hAnsiTheme="minorEastAsia" w:cs="Times New Roman" w:hint="eastAsia"/>
+                <w:color w:val="000000"/>
+                <w:sz w:val="18"/>
+                <w:szCs w:val="18"/>
+              </w:rPr>
+              <w:t>抵御冲锋</w:t>
+            </w:r>
+            <w:r>
+              <w:rPr>
+                <w:rFonts w:asciiTheme="minorEastAsia" w:hAnsiTheme="minorEastAsia" w:cs="Times New Roman" w:hint="eastAsia"/>
+                <w:color w:val="000000"/>
+                <w:sz w:val="18"/>
+                <w:szCs w:val="18"/>
+              </w:rPr>
+              <w:t>，</w:t>
+            </w:r>
+            <w:r>
+              <w:rPr>
+                <w:rFonts w:asciiTheme="minorEastAsia" w:hAnsiTheme="minorEastAsia" w:cs="Times New Roman" w:hint="eastAsia"/>
+                <w:color w:val="000000"/>
+                <w:sz w:val="18"/>
+                <w:szCs w:val="18"/>
+              </w:rPr>
+              <w:t>反大型】</w:t>
             </w:r>
           </w:p>
         </w:tc>
@@ -33872,16 +33656,7 @@
                 <w:sz w:val="18"/>
                 <w:szCs w:val="18"/>
               </w:rPr>
-              <w:t>【</w:t>
-            </w:r>
-            <w:r>
-              <w:rPr>
-                <w:rFonts w:asciiTheme="minorEastAsia" w:hAnsiTheme="minorEastAsia" w:cs="Times New Roman" w:hint="eastAsia"/>
-                <w:color w:val="000000"/>
-                <w:sz w:val="18"/>
-                <w:szCs w:val="18"/>
-              </w:rPr>
-              <w:t>高破甲】</w:t>
+              <w:t>【高破甲】</w:t>
             </w:r>
           </w:p>
         </w:tc>
@@ -34792,7 +34567,7 @@
       <w:pPr>
         <w:spacing w:after="0" w:line="240" w:lineRule="auto"/>
         <w:rPr>
-          <w:rFonts w:asciiTheme="minorEastAsia" w:hAnsiTheme="minorEastAsia" w:hint="eastAsia"/>
+          <w:rFonts w:asciiTheme="minorEastAsia" w:hAnsiTheme="minorEastAsia"/>
           <w:sz w:val="18"/>
           <w:szCs w:val="18"/>
         </w:rPr>
@@ -35618,7 +35393,7 @@
               <w:widowControl/>
               <w:jc w:val="left"/>
               <w:rPr>
-                <w:rFonts w:asciiTheme="minorEastAsia" w:hAnsiTheme="minorEastAsia" w:cs="Times New Roman" w:hint="eastAsia"/>
+                <w:rFonts w:asciiTheme="minorEastAsia" w:hAnsiTheme="minorEastAsia" w:cs="Times New Roman"/>
                 <w:color w:val="000000"/>
                 <w:sz w:val="18"/>
                 <w:szCs w:val="18"/>
@@ -36731,7 +36506,7 @@
               <w:widowControl/>
               <w:jc w:val="left"/>
               <w:rPr>
-                <w:rFonts w:asciiTheme="minorEastAsia" w:hAnsiTheme="minorEastAsia" w:cs="Times New Roman" w:hint="eastAsia"/>
+                <w:rFonts w:asciiTheme="minorEastAsia" w:hAnsiTheme="minorEastAsia" w:cs="Times New Roman"/>
                 <w:color w:val="000000"/>
                 <w:sz w:val="18"/>
                 <w:szCs w:val="18"/>
@@ -37046,18 +36821,7 @@
                 <w:sz w:val="18"/>
                 <w:szCs w:val="18"/>
               </w:rPr>
-              <w:t>侏儒鱼人</w:t>
-            </w:r>
-            <w:r>
-              <w:rPr>
-                <w:rFonts w:asciiTheme="minorEastAsia" w:hAnsiTheme="minorEastAsia" w:cs="Times New Roman" w:hint="eastAsia"/>
-                <w:b/>
-                <w:bCs/>
-                <w:color w:val="000000"/>
-                <w:sz w:val="18"/>
-                <w:szCs w:val="18"/>
-              </w:rPr>
-              <w:t>-双刀</w:t>
+              <w:t>侏儒鱼人-双刀</w:t>
             </w:r>
           </w:p>
         </w:tc>
@@ -37086,25 +36850,7 @@
                 <w:sz w:val="18"/>
                 <w:szCs w:val="18"/>
               </w:rPr>
-              <w:t>近战步兵【远程闪避</w:t>
-            </w:r>
-            <w:r>
-              <w:rPr>
-                <w:rFonts w:asciiTheme="minorEastAsia" w:hAnsiTheme="minorEastAsia" w:cs="Times New Roman" w:hint="eastAsia"/>
-                <w:color w:val="000000"/>
-                <w:sz w:val="18"/>
-                <w:szCs w:val="18"/>
-              </w:rPr>
-              <w:t>，高伤害</w:t>
-            </w:r>
-            <w:r>
-              <w:rPr>
-                <w:rFonts w:asciiTheme="minorEastAsia" w:hAnsiTheme="minorEastAsia" w:cs="Times New Roman" w:hint="eastAsia"/>
-                <w:color w:val="000000"/>
-                <w:sz w:val="18"/>
-                <w:szCs w:val="18"/>
-              </w:rPr>
-              <w:t>】</w:t>
+              <w:t>近战步兵【远程闪避，高伤害】</w:t>
             </w:r>
           </w:p>
         </w:tc>
@@ -37313,16 +37059,7 @@
                 <w:sz w:val="18"/>
                 <w:szCs w:val="18"/>
               </w:rPr>
-              <w:t>0</w:t>
-            </w:r>
-            <w:r>
-              <w:rPr>
-                <w:rFonts w:asciiTheme="minorEastAsia" w:hAnsiTheme="minorEastAsia" w:cs="Times New Roman"/>
-                <w:color w:val="000000"/>
-                <w:sz w:val="18"/>
-                <w:szCs w:val="18"/>
-              </w:rPr>
-              <w:t xml:space="preserve">  </w:t>
+              <w:t xml:space="preserve">0  </w:t>
             </w:r>
             <w:r>
               <w:rPr>
@@ -37653,7 +37390,34 @@
                 <w:sz w:val="18"/>
                 <w:szCs w:val="18"/>
               </w:rPr>
-              <w:t>【高破甲】</w:t>
+              <w:t>【</w:t>
+            </w:r>
+            <w:r>
+              <w:rPr>
+                <w:rFonts w:asciiTheme="minorEastAsia" w:hAnsiTheme="minorEastAsia" w:cs="Times New Roman" w:hint="eastAsia"/>
+                <w:color w:val="000000"/>
+                <w:sz w:val="18"/>
+                <w:szCs w:val="18"/>
+              </w:rPr>
+              <w:t>抵御冲锋</w:t>
+            </w:r>
+            <w:r>
+              <w:rPr>
+                <w:rFonts w:asciiTheme="minorEastAsia" w:hAnsiTheme="minorEastAsia" w:cs="Times New Roman" w:hint="eastAsia"/>
+                <w:color w:val="000000"/>
+                <w:sz w:val="18"/>
+                <w:szCs w:val="18"/>
+              </w:rPr>
+              <w:t>，</w:t>
+            </w:r>
+            <w:r>
+              <w:rPr>
+                <w:rFonts w:asciiTheme="minorEastAsia" w:hAnsiTheme="minorEastAsia" w:cs="Times New Roman" w:hint="eastAsia"/>
+                <w:color w:val="000000"/>
+                <w:sz w:val="18"/>
+                <w:szCs w:val="18"/>
+              </w:rPr>
+              <w:t>高破甲】</w:t>
             </w:r>
           </w:p>
         </w:tc>
@@ -38256,7 +38020,34 @@
                 <w:sz w:val="18"/>
                 <w:szCs w:val="18"/>
               </w:rPr>
-              <w:t>【高破甲】</w:t>
+              <w:t>【</w:t>
+            </w:r>
+            <w:r>
+              <w:rPr>
+                <w:rFonts w:asciiTheme="minorEastAsia" w:hAnsiTheme="minorEastAsia" w:cs="Times New Roman" w:hint="eastAsia"/>
+                <w:color w:val="000000"/>
+                <w:sz w:val="18"/>
+                <w:szCs w:val="18"/>
+              </w:rPr>
+              <w:t>抵御冲锋</w:t>
+            </w:r>
+            <w:r>
+              <w:rPr>
+                <w:rFonts w:asciiTheme="minorEastAsia" w:hAnsiTheme="minorEastAsia" w:cs="Times New Roman" w:hint="eastAsia"/>
+                <w:color w:val="000000"/>
+                <w:sz w:val="18"/>
+                <w:szCs w:val="18"/>
+              </w:rPr>
+              <w:t>，</w:t>
+            </w:r>
+            <w:r>
+              <w:rPr>
+                <w:rFonts w:asciiTheme="minorEastAsia" w:hAnsiTheme="minorEastAsia" w:cs="Times New Roman" w:hint="eastAsia"/>
+                <w:color w:val="000000"/>
+                <w:sz w:val="18"/>
+                <w:szCs w:val="18"/>
+              </w:rPr>
+              <w:t>高破甲】</w:t>
             </w:r>
           </w:p>
         </w:tc>
@@ -39133,7 +38924,7 @@
               <w:widowControl/>
               <w:jc w:val="left"/>
               <w:rPr>
-                <w:rFonts w:asciiTheme="minorEastAsia" w:hAnsiTheme="minorEastAsia" w:cs="Times New Roman" w:hint="eastAsia"/>
+                <w:rFonts w:asciiTheme="minorEastAsia" w:hAnsiTheme="minorEastAsia" w:cs="Times New Roman"/>
                 <w:color w:val="000000"/>
                 <w:sz w:val="18"/>
                 <w:szCs w:val="18"/>
@@ -40349,7 +40140,7 @@
       <w:pPr>
         <w:spacing w:after="0" w:line="240" w:lineRule="auto"/>
         <w:rPr>
-          <w:rFonts w:asciiTheme="minorEastAsia" w:hAnsiTheme="minorEastAsia" w:hint="eastAsia"/>
+          <w:rFonts w:asciiTheme="minorEastAsia" w:hAnsiTheme="minorEastAsia"/>
           <w:sz w:val="18"/>
           <w:szCs w:val="18"/>
         </w:rPr>
@@ -40443,6 +40234,6002 @@
       <w:pPr>
         <w:spacing w:after="0" w:line="240" w:lineRule="auto"/>
         <w:rPr>
+          <w:rFonts w:asciiTheme="minorEastAsia" w:hAnsiTheme="minorEastAsia" w:hint="eastAsia"/>
+          <w:sz w:val="18"/>
+          <w:szCs w:val="18"/>
+        </w:rPr>
+      </w:pPr>
+      <w:r>
+        <w:rPr>
+          <w:rFonts w:asciiTheme="minorEastAsia" w:hAnsiTheme="minorEastAsia" w:hint="eastAsia"/>
+          <w:sz w:val="18"/>
+          <w:szCs w:val="18"/>
+        </w:rPr>
+        <w:lastRenderedPageBreak/>
+        <w:t>老墓地</w:t>
+      </w:r>
+      <w:r>
+        <w:rPr>
+          <w:rFonts w:asciiTheme="minorEastAsia" w:hAnsiTheme="minorEastAsia"/>
+          <w:sz w:val="18"/>
+          <w:szCs w:val="18"/>
+        </w:rPr>
+        <w:t>Oldcemetery</w:t>
+      </w:r>
+    </w:p>
+    <w:tbl>
+      <w:tblPr>
+        <w:tblStyle w:val="TableGrid"/>
+        <w:tblW w:w="10768" w:type="dxa"/>
+        <w:tblLook w:val="04A0" w:firstRow="1" w:lastRow="0" w:firstColumn="1" w:lastColumn="0" w:noHBand="0" w:noVBand="1"/>
+      </w:tblPr>
+      <w:tblGrid>
+        <w:gridCol w:w="2056"/>
+        <w:gridCol w:w="3519"/>
+        <w:gridCol w:w="5193"/>
+      </w:tblGrid>
+      <w:tr>
+        <w:trPr>
+          <w:trHeight w:val="270"/>
+        </w:trPr>
+        <w:tc>
+          <w:tcPr>
+            <w:tcW w:w="2056" w:type="dxa"/>
+            <w:noWrap/>
+            <w:hideMark/>
+          </w:tcPr>
+          <w:p>
+            <w:pPr>
+              <w:widowControl/>
+              <w:jc w:val="center"/>
+              <w:rPr>
+                <w:rFonts w:asciiTheme="minorEastAsia" w:hAnsiTheme="minorEastAsia" w:cs="Times New Roman"/>
+                <w:b/>
+                <w:bCs/>
+                <w:color w:val="000000"/>
+                <w:sz w:val="18"/>
+                <w:szCs w:val="18"/>
+              </w:rPr>
+            </w:pPr>
+            <w:r>
+              <w:rPr>
+                <w:rFonts w:asciiTheme="minorEastAsia" w:hAnsiTheme="minorEastAsia" w:cs="Times New Roman" w:hint="eastAsia"/>
+                <w:b/>
+                <w:bCs/>
+                <w:color w:val="000000"/>
+                <w:sz w:val="18"/>
+                <w:szCs w:val="18"/>
+              </w:rPr>
+              <w:t>黑暗战士</w:t>
+            </w:r>
+          </w:p>
+        </w:tc>
+        <w:tc>
+          <w:tcPr>
+            <w:tcW w:w="8712" w:type="dxa"/>
+            <w:gridSpan w:val="2"/>
+            <w:noWrap/>
+            <w:hideMark/>
+          </w:tcPr>
+          <w:p>
+            <w:pPr>
+              <w:widowControl/>
+              <w:jc w:val="left"/>
+              <w:rPr>
+                <w:rFonts w:asciiTheme="minorEastAsia" w:hAnsiTheme="minorEastAsia" w:cs="Times New Roman"/>
+                <w:color w:val="000000"/>
+                <w:sz w:val="18"/>
+                <w:szCs w:val="18"/>
+              </w:rPr>
+            </w:pPr>
+            <w:r>
+              <w:rPr>
+                <w:rFonts w:asciiTheme="minorEastAsia" w:hAnsiTheme="minorEastAsia" w:cs="Times New Roman" w:hint="eastAsia"/>
+                <w:color w:val="000000"/>
+                <w:sz w:val="18"/>
+                <w:szCs w:val="18"/>
+              </w:rPr>
+              <w:t>近战步兵【</w:t>
+            </w:r>
+            <w:r>
+              <w:rPr>
+                <w:rFonts w:asciiTheme="minorEastAsia" w:hAnsiTheme="minorEastAsia" w:cs="Times New Roman" w:hint="eastAsia"/>
+                <w:color w:val="000000"/>
+                <w:sz w:val="18"/>
+                <w:szCs w:val="18"/>
+              </w:rPr>
+              <w:t>抵御冲锋</w:t>
+            </w:r>
+            <w:r>
+              <w:rPr>
+                <w:rFonts w:asciiTheme="minorEastAsia" w:hAnsiTheme="minorEastAsia" w:cs="Times New Roman" w:hint="eastAsia"/>
+                <w:color w:val="000000"/>
+                <w:sz w:val="18"/>
+                <w:szCs w:val="18"/>
+              </w:rPr>
+              <w:t>】</w:t>
+            </w:r>
+          </w:p>
+        </w:tc>
+      </w:tr>
+      <w:tr>
+        <w:trPr>
+          <w:trHeight w:val="113"/>
+        </w:trPr>
+        <w:tc>
+          <w:tcPr>
+            <w:tcW w:w="2056" w:type="dxa"/>
+            <w:vMerge w:val="restart"/>
+            <w:noWrap/>
+            <w:hideMark/>
+          </w:tcPr>
+          <w:p>
+            <w:pPr>
+              <w:widowControl/>
+              <w:jc w:val="center"/>
+              <w:rPr>
+                <w:rFonts w:asciiTheme="minorEastAsia" w:hAnsiTheme="minorEastAsia" w:cs="Times New Roman"/>
+                <w:color w:val="000000"/>
+                <w:sz w:val="18"/>
+                <w:szCs w:val="18"/>
+              </w:rPr>
+            </w:pPr>
+            <w:r>
+              <w:rPr>
+                <w:noProof/>
+              </w:rPr>
+              <w:drawing>
+                <wp:inline distT="0" distB="0" distL="0" distR="0" wp14:anchorId="6ACFA577" wp14:editId="79F22FC9">
+                  <wp:extent cx="474980" cy="474980"/>
+                  <wp:effectExtent l="0" t="0" r="1270" b="1270"/>
+                  <wp:docPr id="67" name="Picture 67"/>
+                  <wp:cNvGraphicFramePr>
+                    <a:graphicFrameLocks xmlns:a="http://schemas.openxmlformats.org/drawingml/2006/main" noChangeAspect="1"/>
+                  </wp:cNvGraphicFramePr>
+                  <a:graphic xmlns:a="http://schemas.openxmlformats.org/drawingml/2006/main">
+                    <a:graphicData uri="http://schemas.openxmlformats.org/drawingml/2006/picture">
+                      <pic:pic xmlns:pic="http://schemas.openxmlformats.org/drawingml/2006/picture">
+                        <pic:nvPicPr>
+                          <pic:cNvPr id="0" name="Picture 3"/>
+                          <pic:cNvPicPr>
+                            <a:picLocks noChangeAspect="1" noChangeArrowheads="1"/>
+                          </pic:cNvPicPr>
+                        </pic:nvPicPr>
+                        <pic:blipFill>
+                          <a:blip r:embed="rId69">
+                            <a:extLst>
+                              <a:ext uri="{28A0092B-C50C-407E-A947-70E740481C1C}">
+                                <a14:useLocalDpi xmlns:a14="http://schemas.microsoft.com/office/drawing/2010/main" val="0"/>
+                              </a:ext>
+                            </a:extLst>
+                          </a:blip>
+                          <a:srcRect/>
+                          <a:stretch>
+                            <a:fillRect/>
+                          </a:stretch>
+                        </pic:blipFill>
+                        <pic:spPr bwMode="auto">
+                          <a:xfrm>
+                            <a:off x="0" y="0"/>
+                            <a:ext cx="474980" cy="474980"/>
+                          </a:xfrm>
+                          <a:prstGeom prst="rect">
+                            <a:avLst/>
+                          </a:prstGeom>
+                          <a:noFill/>
+                          <a:ln>
+                            <a:noFill/>
+                          </a:ln>
+                        </pic:spPr>
+                      </pic:pic>
+                    </a:graphicData>
+                  </a:graphic>
+                </wp:inline>
+              </w:drawing>
+            </w:r>
+          </w:p>
+        </w:tc>
+        <w:tc>
+          <w:tcPr>
+            <w:tcW w:w="3519" w:type="dxa"/>
+            <w:noWrap/>
+            <w:vAlign w:val="center"/>
+            <w:hideMark/>
+          </w:tcPr>
+          <w:p>
+            <w:pPr>
+              <w:widowControl/>
+              <w:jc w:val="left"/>
+              <w:rPr>
+                <w:rFonts w:asciiTheme="minorEastAsia" w:hAnsiTheme="minorEastAsia" w:cs="Times New Roman"/>
+                <w:color w:val="000000"/>
+                <w:sz w:val="18"/>
+                <w:szCs w:val="18"/>
+              </w:rPr>
+            </w:pPr>
+            <w:r>
+              <w:rPr>
+                <w:rFonts w:asciiTheme="minorEastAsia" w:hAnsiTheme="minorEastAsia" w:cs="Times New Roman" w:hint="eastAsia"/>
+                <w:color w:val="000000"/>
+                <w:sz w:val="18"/>
+                <w:szCs w:val="18"/>
+              </w:rPr>
+              <w:t>人数</w:t>
+            </w:r>
+            <w:r>
+              <w:rPr>
+                <w:rFonts w:asciiTheme="minorEastAsia" w:hAnsiTheme="minorEastAsia" w:cs="Times New Roman" w:hint="eastAsia"/>
+                <w:color w:val="000000"/>
+                <w:sz w:val="18"/>
+                <w:szCs w:val="18"/>
+              </w:rPr>
+              <w:t>6</w:t>
+            </w:r>
+            <w:r>
+              <w:rPr>
+                <w:rFonts w:asciiTheme="minorEastAsia" w:hAnsiTheme="minorEastAsia" w:cs="Times New Roman"/>
+                <w:color w:val="000000"/>
+                <w:sz w:val="18"/>
+                <w:szCs w:val="18"/>
+              </w:rPr>
+              <w:t>4</w:t>
+            </w:r>
+            <w:r>
+              <w:rPr>
+                <w:rFonts w:asciiTheme="minorEastAsia" w:hAnsiTheme="minorEastAsia" w:cs="Times New Roman"/>
+                <w:color w:val="000000"/>
+                <w:sz w:val="18"/>
+                <w:szCs w:val="18"/>
+              </w:rPr>
+              <w:t xml:space="preserve">  </w:t>
+            </w:r>
+            <w:r>
+              <w:rPr>
+                <w:rFonts w:asciiTheme="minorEastAsia" w:hAnsiTheme="minorEastAsia" w:cs="Times New Roman" w:hint="eastAsia"/>
+                <w:color w:val="000000"/>
+                <w:sz w:val="18"/>
+                <w:szCs w:val="18"/>
+              </w:rPr>
+              <w:t>单体生命</w:t>
+            </w:r>
+            <w:r>
+              <w:rPr>
+                <w:rFonts w:asciiTheme="minorEastAsia" w:hAnsiTheme="minorEastAsia" w:cs="Times New Roman" w:hint="eastAsia"/>
+                <w:color w:val="000000"/>
+                <w:sz w:val="18"/>
+                <w:szCs w:val="18"/>
+              </w:rPr>
+              <w:t>4</w:t>
+            </w:r>
+            <w:r>
+              <w:rPr>
+                <w:rFonts w:asciiTheme="minorEastAsia" w:hAnsiTheme="minorEastAsia" w:cs="Times New Roman"/>
+                <w:color w:val="000000"/>
+                <w:sz w:val="18"/>
+                <w:szCs w:val="18"/>
+              </w:rPr>
+              <w:t>0</w:t>
+            </w:r>
+          </w:p>
+        </w:tc>
+        <w:tc>
+          <w:tcPr>
+            <w:tcW w:w="5193" w:type="dxa"/>
+            <w:vMerge w:val="restart"/>
+            <w:noWrap/>
+            <w:vAlign w:val="center"/>
+            <w:hideMark/>
+          </w:tcPr>
+          <w:p>
+            <w:pPr>
+              <w:widowControl/>
+              <w:jc w:val="left"/>
+              <w:rPr>
+                <w:rFonts w:asciiTheme="minorEastAsia" w:hAnsiTheme="minorEastAsia" w:cs="Times New Roman"/>
+                <w:color w:val="000000"/>
+                <w:sz w:val="18"/>
+                <w:szCs w:val="18"/>
+              </w:rPr>
+            </w:pPr>
+            <w:r>
+              <w:rPr>
+                <w:rFonts w:asciiTheme="minorEastAsia" w:hAnsiTheme="minorEastAsia" w:cs="Times New Roman" w:hint="eastAsia"/>
+                <w:color w:val="000000"/>
+                <w:sz w:val="18"/>
+                <w:szCs w:val="18"/>
+              </w:rPr>
+              <w:t>攻击</w:t>
+            </w:r>
+            <w:r>
+              <w:rPr>
+                <w:rFonts w:asciiTheme="minorEastAsia" w:hAnsiTheme="minorEastAsia" w:cs="Times New Roman" w:hint="eastAsia"/>
+                <w:color w:val="000000"/>
+                <w:sz w:val="18"/>
+                <w:szCs w:val="18"/>
+              </w:rPr>
+              <w:t>2</w:t>
+            </w:r>
+            <w:r>
+              <w:rPr>
+                <w:rFonts w:asciiTheme="minorEastAsia" w:hAnsiTheme="minorEastAsia" w:cs="Times New Roman"/>
+                <w:color w:val="000000"/>
+                <w:sz w:val="18"/>
+                <w:szCs w:val="18"/>
+              </w:rPr>
+              <w:t>0</w:t>
+            </w:r>
+            <w:r>
+              <w:rPr>
+                <w:rFonts w:asciiTheme="minorEastAsia" w:hAnsiTheme="minorEastAsia" w:cs="Times New Roman"/>
+                <w:color w:val="000000"/>
+                <w:sz w:val="18"/>
+                <w:szCs w:val="18"/>
+              </w:rPr>
+              <w:t xml:space="preserve"> </w:t>
+            </w:r>
+            <w:r>
+              <w:rPr>
+                <w:rFonts w:asciiTheme="minorEastAsia" w:hAnsiTheme="minorEastAsia" w:cs="Times New Roman" w:hint="eastAsia"/>
+                <w:color w:val="000000"/>
+                <w:sz w:val="18"/>
+                <w:szCs w:val="18"/>
+              </w:rPr>
+              <w:t xml:space="preserve"> 近战</w:t>
+            </w:r>
+            <w:r>
+              <w:rPr>
+                <w:rFonts w:asciiTheme="minorEastAsia" w:hAnsiTheme="minorEastAsia" w:cs="Times New Roman" w:hint="eastAsia"/>
+                <w:color w:val="000000"/>
+                <w:sz w:val="18"/>
+                <w:szCs w:val="18"/>
+              </w:rPr>
+              <w:t xml:space="preserve"> </w:t>
+            </w:r>
+            <w:r>
+              <w:rPr>
+                <w:rFonts w:asciiTheme="minorEastAsia" w:hAnsiTheme="minorEastAsia" w:cs="Times New Roman"/>
+                <w:color w:val="000000"/>
+                <w:sz w:val="18"/>
+                <w:szCs w:val="18"/>
+              </w:rPr>
+              <w:t xml:space="preserve"> </w:t>
+            </w:r>
+            <w:r>
+              <w:rPr>
+                <w:rFonts w:asciiTheme="minorEastAsia" w:hAnsiTheme="minorEastAsia" w:cs="Times New Roman" w:hint="eastAsia"/>
+                <w:color w:val="000000"/>
+                <w:sz w:val="18"/>
+                <w:szCs w:val="18"/>
+              </w:rPr>
+              <w:t>破甲1</w:t>
+            </w:r>
+            <w:r>
+              <w:rPr>
+                <w:rFonts w:asciiTheme="minorEastAsia" w:hAnsiTheme="minorEastAsia" w:cs="Times New Roman"/>
+                <w:color w:val="000000"/>
+                <w:sz w:val="18"/>
+                <w:szCs w:val="18"/>
+              </w:rPr>
+              <w:t>0</w:t>
+            </w:r>
+          </w:p>
+        </w:tc>
+      </w:tr>
+      <w:tr>
+        <w:trPr>
+          <w:trHeight w:val="112"/>
+        </w:trPr>
+        <w:tc>
+          <w:tcPr>
+            <w:tcW w:w="2056" w:type="dxa"/>
+            <w:vMerge/>
+            <w:noWrap/>
+          </w:tcPr>
+          <w:p>
+            <w:pPr>
+              <w:widowControl/>
+              <w:jc w:val="left"/>
+              <w:rPr>
+                <w:rFonts w:asciiTheme="minorEastAsia" w:hAnsiTheme="minorEastAsia" w:cs="Times New Roman"/>
+                <w:color w:val="000000"/>
+                <w:sz w:val="18"/>
+                <w:szCs w:val="18"/>
+              </w:rPr>
+            </w:pPr>
+          </w:p>
+        </w:tc>
+        <w:tc>
+          <w:tcPr>
+            <w:tcW w:w="3519" w:type="dxa"/>
+            <w:noWrap/>
+            <w:vAlign w:val="center"/>
+          </w:tcPr>
+          <w:p>
+            <w:pPr>
+              <w:widowControl/>
+              <w:jc w:val="left"/>
+              <w:rPr>
+                <w:rFonts w:asciiTheme="minorEastAsia" w:hAnsiTheme="minorEastAsia" w:cs="Times New Roman"/>
+                <w:color w:val="000000"/>
+                <w:sz w:val="18"/>
+                <w:szCs w:val="18"/>
+              </w:rPr>
+            </w:pPr>
+            <w:r>
+              <w:rPr>
+                <w:rFonts w:asciiTheme="minorEastAsia" w:hAnsiTheme="minorEastAsia" w:cs="Times New Roman" w:hint="eastAsia"/>
+                <w:color w:val="000000"/>
+                <w:sz w:val="18"/>
+                <w:szCs w:val="18"/>
+              </w:rPr>
+              <w:t>护甲/闪避：近战</w:t>
+            </w:r>
+            <w:r>
+              <w:rPr>
+                <w:rFonts w:asciiTheme="minorEastAsia" w:hAnsiTheme="minorEastAsia" w:cs="Times New Roman" w:hint="eastAsia"/>
+                <w:color w:val="000000"/>
+                <w:sz w:val="18"/>
+                <w:szCs w:val="18"/>
+              </w:rPr>
+              <w:t>5</w:t>
+            </w:r>
+            <w:r>
+              <w:rPr>
+                <w:rFonts w:asciiTheme="minorEastAsia" w:hAnsiTheme="minorEastAsia" w:cs="Times New Roman" w:hint="eastAsia"/>
+                <w:color w:val="000000"/>
+                <w:sz w:val="18"/>
+                <w:szCs w:val="18"/>
+              </w:rPr>
+              <w:t>0</w:t>
+            </w:r>
+            <w:r>
+              <w:rPr>
+                <w:rFonts w:asciiTheme="minorEastAsia" w:hAnsiTheme="minorEastAsia" w:cs="Times New Roman"/>
+                <w:color w:val="000000"/>
+                <w:sz w:val="18"/>
+                <w:szCs w:val="18"/>
+              </w:rPr>
+              <w:t xml:space="preserve">  </w:t>
+            </w:r>
+            <w:r>
+              <w:rPr>
+                <w:rFonts w:asciiTheme="minorEastAsia" w:hAnsiTheme="minorEastAsia" w:cs="Times New Roman" w:hint="eastAsia"/>
+                <w:color w:val="000000"/>
+                <w:sz w:val="18"/>
+                <w:szCs w:val="18"/>
+              </w:rPr>
+              <w:t>远程0</w:t>
+            </w:r>
+            <w:r>
+              <w:rPr>
+                <w:rFonts w:asciiTheme="minorEastAsia" w:hAnsiTheme="minorEastAsia" w:cs="Times New Roman"/>
+                <w:color w:val="000000"/>
+                <w:sz w:val="18"/>
+                <w:szCs w:val="18"/>
+              </w:rPr>
+              <w:t xml:space="preserve"> </w:t>
+            </w:r>
+            <w:r>
+              <w:rPr>
+                <w:rFonts w:asciiTheme="minorEastAsia" w:hAnsiTheme="minorEastAsia" w:cs="Times New Roman"/>
+                <w:color w:val="000000"/>
+                <w:sz w:val="18"/>
+                <w:szCs w:val="18"/>
+              </w:rPr>
+              <w:t xml:space="preserve"> </w:t>
+            </w:r>
+            <w:r>
+              <w:rPr>
+                <w:rFonts w:asciiTheme="minorEastAsia" w:hAnsiTheme="minorEastAsia" w:cs="Times New Roman" w:hint="eastAsia"/>
+                <w:color w:val="000000"/>
+                <w:sz w:val="18"/>
+                <w:szCs w:val="18"/>
+              </w:rPr>
+              <w:t>冲杀</w:t>
+            </w:r>
+            <w:r>
+              <w:rPr>
+                <w:rFonts w:asciiTheme="minorEastAsia" w:hAnsiTheme="minorEastAsia" w:cs="Times New Roman" w:hint="eastAsia"/>
+                <w:color w:val="000000"/>
+                <w:sz w:val="18"/>
+                <w:szCs w:val="18"/>
+              </w:rPr>
+              <w:t>7</w:t>
+            </w:r>
+            <w:r>
+              <w:rPr>
+                <w:rFonts w:asciiTheme="minorEastAsia" w:hAnsiTheme="minorEastAsia" w:cs="Times New Roman"/>
+                <w:color w:val="000000"/>
+                <w:sz w:val="18"/>
+                <w:szCs w:val="18"/>
+              </w:rPr>
+              <w:t>0</w:t>
+            </w:r>
+          </w:p>
+        </w:tc>
+        <w:tc>
+          <w:tcPr>
+            <w:tcW w:w="5193" w:type="dxa"/>
+            <w:vMerge/>
+            <w:noWrap/>
+            <w:vAlign w:val="center"/>
+          </w:tcPr>
+          <w:p>
+            <w:pPr>
+              <w:widowControl/>
+              <w:jc w:val="center"/>
+              <w:rPr>
+                <w:rFonts w:asciiTheme="minorEastAsia" w:hAnsiTheme="minorEastAsia" w:cs="Times New Roman"/>
+                <w:color w:val="000000"/>
+                <w:sz w:val="18"/>
+                <w:szCs w:val="18"/>
+              </w:rPr>
+            </w:pPr>
+          </w:p>
+        </w:tc>
+      </w:tr>
+      <w:tr>
+        <w:trPr>
+          <w:trHeight w:val="270"/>
+        </w:trPr>
+        <w:tc>
+          <w:tcPr>
+            <w:tcW w:w="2056" w:type="dxa"/>
+            <w:vMerge/>
+            <w:hideMark/>
+          </w:tcPr>
+          <w:p>
+            <w:pPr>
+              <w:widowControl/>
+              <w:jc w:val="left"/>
+              <w:rPr>
+                <w:rFonts w:asciiTheme="minorEastAsia" w:hAnsiTheme="minorEastAsia" w:cs="Times New Roman"/>
+                <w:color w:val="000000"/>
+                <w:sz w:val="18"/>
+                <w:szCs w:val="18"/>
+              </w:rPr>
+            </w:pPr>
+          </w:p>
+        </w:tc>
+        <w:tc>
+          <w:tcPr>
+            <w:tcW w:w="3519" w:type="dxa"/>
+            <w:noWrap/>
+            <w:vAlign w:val="center"/>
+            <w:hideMark/>
+          </w:tcPr>
+          <w:p>
+            <w:pPr>
+              <w:widowControl/>
+              <w:jc w:val="left"/>
+              <w:rPr>
+                <w:rFonts w:asciiTheme="minorEastAsia" w:hAnsiTheme="minorEastAsia" w:cs="Times New Roman"/>
+                <w:color w:val="000000"/>
+                <w:sz w:val="18"/>
+                <w:szCs w:val="18"/>
+              </w:rPr>
+            </w:pPr>
+            <w:r>
+              <w:rPr>
+                <w:rFonts w:asciiTheme="minorEastAsia" w:hAnsiTheme="minorEastAsia" w:cs="Times New Roman"/>
+                <w:color w:val="000000"/>
+                <w:sz w:val="18"/>
+                <w:szCs w:val="18"/>
+              </w:rPr>
+              <w:t>移速</w:t>
+            </w:r>
+            <w:r>
+              <w:rPr>
+                <w:rFonts w:asciiTheme="minorEastAsia" w:hAnsiTheme="minorEastAsia" w:cs="Times New Roman" w:hint="eastAsia"/>
+                <w:color w:val="000000"/>
+                <w:sz w:val="18"/>
+                <w:szCs w:val="18"/>
+              </w:rPr>
+              <w:t>3</w:t>
+            </w:r>
+          </w:p>
+        </w:tc>
+        <w:tc>
+          <w:tcPr>
+            <w:tcW w:w="5193" w:type="dxa"/>
+            <w:vMerge/>
+            <w:hideMark/>
+          </w:tcPr>
+          <w:p>
+            <w:pPr>
+              <w:widowControl/>
+              <w:jc w:val="left"/>
+              <w:rPr>
+                <w:rFonts w:asciiTheme="minorEastAsia" w:hAnsiTheme="minorEastAsia" w:cs="Times New Roman"/>
+                <w:color w:val="000000"/>
+                <w:sz w:val="18"/>
+                <w:szCs w:val="18"/>
+              </w:rPr>
+            </w:pPr>
+          </w:p>
+        </w:tc>
+      </w:tr>
+    </w:tbl>
+    <w:p>
+      <w:pPr>
+        <w:spacing w:after="0" w:line="240" w:lineRule="auto"/>
+        <w:rPr>
+          <w:rFonts w:asciiTheme="minorEastAsia" w:hAnsiTheme="minorEastAsia"/>
+          <w:sz w:val="18"/>
+          <w:szCs w:val="18"/>
+        </w:rPr>
+      </w:pPr>
+    </w:p>
+    <w:tbl>
+      <w:tblPr>
+        <w:tblStyle w:val="TableGrid"/>
+        <w:tblW w:w="10768" w:type="dxa"/>
+        <w:tblLook w:val="04A0" w:firstRow="1" w:lastRow="0" w:firstColumn="1" w:lastColumn="0" w:noHBand="0" w:noVBand="1"/>
+      </w:tblPr>
+      <w:tblGrid>
+        <w:gridCol w:w="2056"/>
+        <w:gridCol w:w="3519"/>
+        <w:gridCol w:w="5193"/>
+      </w:tblGrid>
+      <w:tr>
+        <w:trPr>
+          <w:trHeight w:val="270"/>
+        </w:trPr>
+        <w:tc>
+          <w:tcPr>
+            <w:tcW w:w="2056" w:type="dxa"/>
+            <w:noWrap/>
+            <w:hideMark/>
+          </w:tcPr>
+          <w:p>
+            <w:pPr>
+              <w:widowControl/>
+              <w:jc w:val="center"/>
+              <w:rPr>
+                <w:rFonts w:asciiTheme="minorEastAsia" w:hAnsiTheme="minorEastAsia" w:cs="Times New Roman" w:hint="eastAsia"/>
+                <w:b/>
+                <w:bCs/>
+                <w:color w:val="000000"/>
+                <w:sz w:val="18"/>
+                <w:szCs w:val="18"/>
+              </w:rPr>
+            </w:pPr>
+            <w:r>
+              <w:rPr>
+                <w:rFonts w:asciiTheme="minorEastAsia" w:hAnsiTheme="minorEastAsia" w:cs="Times New Roman" w:hint="eastAsia"/>
+                <w:b/>
+                <w:bCs/>
+                <w:color w:val="000000"/>
+                <w:sz w:val="18"/>
+                <w:szCs w:val="18"/>
+              </w:rPr>
+              <w:t>黑暗战士-</w:t>
+            </w:r>
+            <w:r>
+              <w:rPr>
+                <w:rFonts w:asciiTheme="minorEastAsia" w:hAnsiTheme="minorEastAsia" w:cs="Times New Roman" w:hint="eastAsia"/>
+                <w:b/>
+                <w:bCs/>
+                <w:color w:val="000000"/>
+                <w:sz w:val="18"/>
+                <w:szCs w:val="18"/>
+              </w:rPr>
+              <w:t>巨镰</w:t>
+            </w:r>
+          </w:p>
+        </w:tc>
+        <w:tc>
+          <w:tcPr>
+            <w:tcW w:w="8712" w:type="dxa"/>
+            <w:gridSpan w:val="2"/>
+            <w:noWrap/>
+            <w:hideMark/>
+          </w:tcPr>
+          <w:p>
+            <w:pPr>
+              <w:widowControl/>
+              <w:jc w:val="left"/>
+              <w:rPr>
+                <w:rFonts w:asciiTheme="minorEastAsia" w:hAnsiTheme="minorEastAsia" w:cs="Times New Roman"/>
+                <w:color w:val="000000"/>
+                <w:sz w:val="18"/>
+                <w:szCs w:val="18"/>
+              </w:rPr>
+            </w:pPr>
+            <w:r>
+              <w:rPr>
+                <w:rFonts w:asciiTheme="minorEastAsia" w:hAnsiTheme="minorEastAsia" w:cs="Times New Roman" w:hint="eastAsia"/>
+                <w:color w:val="000000"/>
+                <w:sz w:val="18"/>
+                <w:szCs w:val="18"/>
+              </w:rPr>
+              <w:t>近战步兵【反</w:t>
+            </w:r>
+            <w:r>
+              <w:rPr>
+                <w:rFonts w:asciiTheme="minorEastAsia" w:hAnsiTheme="minorEastAsia" w:cs="Times New Roman" w:hint="eastAsia"/>
+                <w:color w:val="000000"/>
+                <w:sz w:val="18"/>
+                <w:szCs w:val="18"/>
+              </w:rPr>
+              <w:t>大型</w:t>
+            </w:r>
+            <w:r>
+              <w:rPr>
+                <w:rFonts w:asciiTheme="minorEastAsia" w:hAnsiTheme="minorEastAsia" w:cs="Times New Roman" w:hint="eastAsia"/>
+                <w:color w:val="000000"/>
+                <w:sz w:val="18"/>
+                <w:szCs w:val="18"/>
+              </w:rPr>
+              <w:t>】</w:t>
+            </w:r>
+          </w:p>
+        </w:tc>
+      </w:tr>
+      <w:tr>
+        <w:trPr>
+          <w:trHeight w:val="113"/>
+        </w:trPr>
+        <w:tc>
+          <w:tcPr>
+            <w:tcW w:w="2056" w:type="dxa"/>
+            <w:vMerge w:val="restart"/>
+            <w:noWrap/>
+            <w:hideMark/>
+          </w:tcPr>
+          <w:p>
+            <w:pPr>
+              <w:widowControl/>
+              <w:jc w:val="center"/>
+              <w:rPr>
+                <w:rFonts w:asciiTheme="minorEastAsia" w:hAnsiTheme="minorEastAsia" w:cs="Times New Roman"/>
+                <w:color w:val="000000"/>
+                <w:sz w:val="18"/>
+                <w:szCs w:val="18"/>
+              </w:rPr>
+            </w:pPr>
+            <w:r>
+              <w:rPr>
+                <w:noProof/>
+              </w:rPr>
+              <w:drawing>
+                <wp:inline distT="0" distB="0" distL="0" distR="0" wp14:anchorId="0C68AED8" wp14:editId="5C36D7A7">
+                  <wp:extent cx="474980" cy="474980"/>
+                  <wp:effectExtent l="0" t="0" r="1270" b="1270"/>
+                  <wp:docPr id="68" name="Picture 68"/>
+                  <wp:cNvGraphicFramePr>
+                    <a:graphicFrameLocks xmlns:a="http://schemas.openxmlformats.org/drawingml/2006/main" noChangeAspect="1"/>
+                  </wp:cNvGraphicFramePr>
+                  <a:graphic xmlns:a="http://schemas.openxmlformats.org/drawingml/2006/main">
+                    <a:graphicData uri="http://schemas.openxmlformats.org/drawingml/2006/picture">
+                      <pic:pic xmlns:pic="http://schemas.openxmlformats.org/drawingml/2006/picture">
+                        <pic:nvPicPr>
+                          <pic:cNvPr id="0" name="Picture 5"/>
+                          <pic:cNvPicPr>
+                            <a:picLocks noChangeAspect="1" noChangeArrowheads="1"/>
+                          </pic:cNvPicPr>
+                        </pic:nvPicPr>
+                        <pic:blipFill>
+                          <a:blip r:embed="rId70">
+                            <a:extLst>
+                              <a:ext uri="{28A0092B-C50C-407E-A947-70E740481C1C}">
+                                <a14:useLocalDpi xmlns:a14="http://schemas.microsoft.com/office/drawing/2010/main" val="0"/>
+                              </a:ext>
+                            </a:extLst>
+                          </a:blip>
+                          <a:srcRect/>
+                          <a:stretch>
+                            <a:fillRect/>
+                          </a:stretch>
+                        </pic:blipFill>
+                        <pic:spPr bwMode="auto">
+                          <a:xfrm>
+                            <a:off x="0" y="0"/>
+                            <a:ext cx="474980" cy="474980"/>
+                          </a:xfrm>
+                          <a:prstGeom prst="rect">
+                            <a:avLst/>
+                          </a:prstGeom>
+                          <a:noFill/>
+                          <a:ln>
+                            <a:noFill/>
+                          </a:ln>
+                        </pic:spPr>
+                      </pic:pic>
+                    </a:graphicData>
+                  </a:graphic>
+                </wp:inline>
+              </w:drawing>
+            </w:r>
+          </w:p>
+        </w:tc>
+        <w:tc>
+          <w:tcPr>
+            <w:tcW w:w="3519" w:type="dxa"/>
+            <w:noWrap/>
+            <w:vAlign w:val="center"/>
+            <w:hideMark/>
+          </w:tcPr>
+          <w:p>
+            <w:pPr>
+              <w:widowControl/>
+              <w:jc w:val="left"/>
+              <w:rPr>
+                <w:rFonts w:asciiTheme="minorEastAsia" w:hAnsiTheme="minorEastAsia" w:cs="Times New Roman"/>
+                <w:color w:val="000000"/>
+                <w:sz w:val="18"/>
+                <w:szCs w:val="18"/>
+              </w:rPr>
+            </w:pPr>
+            <w:r>
+              <w:rPr>
+                <w:rFonts w:asciiTheme="minorEastAsia" w:hAnsiTheme="minorEastAsia" w:cs="Times New Roman" w:hint="eastAsia"/>
+                <w:color w:val="000000"/>
+                <w:sz w:val="18"/>
+                <w:szCs w:val="18"/>
+              </w:rPr>
+              <w:t>人数</w:t>
+            </w:r>
+            <w:r>
+              <w:rPr>
+                <w:rFonts w:asciiTheme="minorEastAsia" w:hAnsiTheme="minorEastAsia" w:cs="Times New Roman" w:hint="eastAsia"/>
+                <w:color w:val="000000"/>
+                <w:sz w:val="18"/>
+                <w:szCs w:val="18"/>
+              </w:rPr>
+              <w:t>6</w:t>
+            </w:r>
+            <w:r>
+              <w:rPr>
+                <w:rFonts w:asciiTheme="minorEastAsia" w:hAnsiTheme="minorEastAsia" w:cs="Times New Roman"/>
+                <w:color w:val="000000"/>
+                <w:sz w:val="18"/>
+                <w:szCs w:val="18"/>
+              </w:rPr>
+              <w:t>4</w:t>
+            </w:r>
+            <w:r>
+              <w:rPr>
+                <w:rFonts w:asciiTheme="minorEastAsia" w:hAnsiTheme="minorEastAsia" w:cs="Times New Roman"/>
+                <w:color w:val="000000"/>
+                <w:sz w:val="18"/>
+                <w:szCs w:val="18"/>
+              </w:rPr>
+              <w:t xml:space="preserve">  </w:t>
+            </w:r>
+            <w:r>
+              <w:rPr>
+                <w:rFonts w:asciiTheme="minorEastAsia" w:hAnsiTheme="minorEastAsia" w:cs="Times New Roman" w:hint="eastAsia"/>
+                <w:color w:val="000000"/>
+                <w:sz w:val="18"/>
+                <w:szCs w:val="18"/>
+              </w:rPr>
+              <w:t>单体生命</w:t>
+            </w:r>
+            <w:r>
+              <w:rPr>
+                <w:rFonts w:asciiTheme="minorEastAsia" w:hAnsiTheme="minorEastAsia" w:cs="Times New Roman" w:hint="eastAsia"/>
+                <w:color w:val="000000"/>
+                <w:sz w:val="18"/>
+                <w:szCs w:val="18"/>
+              </w:rPr>
+              <w:t>4</w:t>
+            </w:r>
+            <w:r>
+              <w:rPr>
+                <w:rFonts w:asciiTheme="minorEastAsia" w:hAnsiTheme="minorEastAsia" w:cs="Times New Roman"/>
+                <w:color w:val="000000"/>
+                <w:sz w:val="18"/>
+                <w:szCs w:val="18"/>
+              </w:rPr>
+              <w:t>0</w:t>
+            </w:r>
+          </w:p>
+        </w:tc>
+        <w:tc>
+          <w:tcPr>
+            <w:tcW w:w="5193" w:type="dxa"/>
+            <w:vMerge w:val="restart"/>
+            <w:noWrap/>
+            <w:vAlign w:val="center"/>
+            <w:hideMark/>
+          </w:tcPr>
+          <w:p>
+            <w:pPr>
+              <w:widowControl/>
+              <w:jc w:val="left"/>
+              <w:rPr>
+                <w:rFonts w:asciiTheme="minorEastAsia" w:hAnsiTheme="minorEastAsia" w:cs="Times New Roman"/>
+                <w:color w:val="000000"/>
+                <w:sz w:val="18"/>
+                <w:szCs w:val="18"/>
+              </w:rPr>
+            </w:pPr>
+            <w:r>
+              <w:rPr>
+                <w:rFonts w:asciiTheme="minorEastAsia" w:hAnsiTheme="minorEastAsia" w:cs="Times New Roman" w:hint="eastAsia"/>
+                <w:color w:val="000000"/>
+                <w:sz w:val="18"/>
+                <w:szCs w:val="18"/>
+              </w:rPr>
+              <w:t>攻击</w:t>
+            </w:r>
+            <w:r>
+              <w:rPr>
+                <w:rFonts w:asciiTheme="minorEastAsia" w:hAnsiTheme="minorEastAsia" w:cs="Times New Roman" w:hint="eastAsia"/>
+                <w:color w:val="000000"/>
+                <w:sz w:val="18"/>
+                <w:szCs w:val="18"/>
+              </w:rPr>
+              <w:t>4</w:t>
+            </w:r>
+            <w:r>
+              <w:rPr>
+                <w:rFonts w:asciiTheme="minorEastAsia" w:hAnsiTheme="minorEastAsia" w:cs="Times New Roman"/>
+                <w:color w:val="000000"/>
+                <w:sz w:val="18"/>
+                <w:szCs w:val="18"/>
+              </w:rPr>
+              <w:t>0</w:t>
+            </w:r>
+            <w:r>
+              <w:rPr>
+                <w:rFonts w:asciiTheme="minorEastAsia" w:hAnsiTheme="minorEastAsia" w:cs="Times New Roman"/>
+                <w:color w:val="000000"/>
+                <w:sz w:val="18"/>
+                <w:szCs w:val="18"/>
+              </w:rPr>
+              <w:t xml:space="preserve"> </w:t>
+            </w:r>
+            <w:r>
+              <w:rPr>
+                <w:rFonts w:asciiTheme="minorEastAsia" w:hAnsiTheme="minorEastAsia" w:cs="Times New Roman" w:hint="eastAsia"/>
+                <w:color w:val="000000"/>
+                <w:sz w:val="18"/>
+                <w:szCs w:val="18"/>
+              </w:rPr>
+              <w:t>vs</w:t>
+            </w:r>
+            <w:r>
+              <w:rPr>
+                <w:rFonts w:asciiTheme="minorEastAsia" w:hAnsiTheme="minorEastAsia" w:cs="Times New Roman"/>
+                <w:color w:val="000000"/>
+                <w:sz w:val="18"/>
+                <w:szCs w:val="18"/>
+              </w:rPr>
+              <w:t xml:space="preserve"> </w:t>
+            </w:r>
+            <w:r>
+              <w:rPr>
+                <w:rFonts w:asciiTheme="minorEastAsia" w:hAnsiTheme="minorEastAsia" w:cs="Times New Roman" w:hint="eastAsia"/>
+                <w:color w:val="000000"/>
+                <w:sz w:val="18"/>
+                <w:szCs w:val="18"/>
+              </w:rPr>
+              <w:t>大型</w:t>
+            </w:r>
+            <w:r>
+              <w:rPr>
+                <w:rFonts w:asciiTheme="minorEastAsia" w:hAnsiTheme="minorEastAsia" w:cs="Times New Roman" w:hint="eastAsia"/>
+                <w:color w:val="000000"/>
+                <w:sz w:val="18"/>
+                <w:szCs w:val="18"/>
+              </w:rPr>
+              <w:t xml:space="preserve"> </w:t>
+            </w:r>
+            <w:r>
+              <w:rPr>
+                <w:rFonts w:asciiTheme="minorEastAsia" w:hAnsiTheme="minorEastAsia" w:cs="Times New Roman"/>
+                <w:color w:val="000000"/>
+                <w:sz w:val="18"/>
+                <w:szCs w:val="18"/>
+              </w:rPr>
+              <w:t xml:space="preserve"> </w:t>
+            </w:r>
+            <w:r>
+              <w:rPr>
+                <w:rFonts w:asciiTheme="minorEastAsia" w:hAnsiTheme="minorEastAsia" w:cs="Times New Roman" w:hint="eastAsia"/>
+                <w:color w:val="000000"/>
+                <w:sz w:val="18"/>
+                <w:szCs w:val="18"/>
+              </w:rPr>
+              <w:t>近战</w:t>
+            </w:r>
+          </w:p>
+          <w:p>
+            <w:pPr>
+              <w:widowControl/>
+              <w:jc w:val="left"/>
+              <w:rPr>
+                <w:rFonts w:asciiTheme="minorEastAsia" w:hAnsiTheme="minorEastAsia" w:cs="Times New Roman"/>
+                <w:color w:val="000000"/>
+                <w:sz w:val="18"/>
+                <w:szCs w:val="18"/>
+              </w:rPr>
+            </w:pPr>
+            <w:r>
+              <w:rPr>
+                <w:rFonts w:asciiTheme="minorEastAsia" w:hAnsiTheme="minorEastAsia" w:cs="Times New Roman" w:hint="eastAsia"/>
+                <w:color w:val="000000"/>
+                <w:sz w:val="18"/>
+                <w:szCs w:val="18"/>
+              </w:rPr>
+              <w:t>攻击</w:t>
+            </w:r>
+            <w:r>
+              <w:rPr>
+                <w:rFonts w:asciiTheme="minorEastAsia" w:hAnsiTheme="minorEastAsia" w:cs="Times New Roman" w:hint="eastAsia"/>
+                <w:color w:val="000000"/>
+                <w:sz w:val="18"/>
+                <w:szCs w:val="18"/>
+              </w:rPr>
+              <w:t>2</w:t>
+            </w:r>
+            <w:r>
+              <w:rPr>
+                <w:rFonts w:asciiTheme="minorEastAsia" w:hAnsiTheme="minorEastAsia" w:cs="Times New Roman"/>
+                <w:color w:val="000000"/>
+                <w:sz w:val="18"/>
+                <w:szCs w:val="18"/>
+              </w:rPr>
+              <w:t>8</w:t>
+            </w:r>
+            <w:r>
+              <w:rPr>
+                <w:rFonts w:asciiTheme="minorEastAsia" w:hAnsiTheme="minorEastAsia" w:cs="Times New Roman"/>
+                <w:color w:val="000000"/>
+                <w:sz w:val="18"/>
+                <w:szCs w:val="18"/>
+              </w:rPr>
+              <w:t xml:space="preserve"> </w:t>
+            </w:r>
+            <w:r>
+              <w:rPr>
+                <w:rFonts w:asciiTheme="minorEastAsia" w:hAnsiTheme="minorEastAsia" w:cs="Times New Roman" w:hint="eastAsia"/>
+                <w:color w:val="000000"/>
+                <w:sz w:val="18"/>
+                <w:szCs w:val="18"/>
+              </w:rPr>
+              <w:t>vs</w:t>
+            </w:r>
+            <w:r>
+              <w:rPr>
+                <w:rFonts w:asciiTheme="minorEastAsia" w:hAnsiTheme="minorEastAsia" w:cs="Times New Roman"/>
+                <w:color w:val="000000"/>
+                <w:sz w:val="18"/>
+                <w:szCs w:val="18"/>
+              </w:rPr>
+              <w:t xml:space="preserve"> </w:t>
+            </w:r>
+            <w:r>
+              <w:rPr>
+                <w:rFonts w:asciiTheme="minorEastAsia" w:hAnsiTheme="minorEastAsia" w:cs="Times New Roman" w:hint="eastAsia"/>
+                <w:color w:val="000000"/>
+                <w:sz w:val="18"/>
+                <w:szCs w:val="18"/>
+              </w:rPr>
+              <w:t xml:space="preserve">其他 </w:t>
+            </w:r>
+            <w:r>
+              <w:rPr>
+                <w:rFonts w:asciiTheme="minorEastAsia" w:hAnsiTheme="minorEastAsia" w:cs="Times New Roman"/>
+                <w:color w:val="000000"/>
+                <w:sz w:val="18"/>
+                <w:szCs w:val="18"/>
+              </w:rPr>
+              <w:t xml:space="preserve"> </w:t>
+            </w:r>
+            <w:r>
+              <w:rPr>
+                <w:rFonts w:asciiTheme="minorEastAsia" w:hAnsiTheme="minorEastAsia" w:cs="Times New Roman" w:hint="eastAsia"/>
+                <w:color w:val="000000"/>
+                <w:sz w:val="18"/>
+                <w:szCs w:val="18"/>
+              </w:rPr>
+              <w:t>近战</w:t>
+            </w:r>
+          </w:p>
+        </w:tc>
+      </w:tr>
+      <w:tr>
+        <w:trPr>
+          <w:trHeight w:val="112"/>
+        </w:trPr>
+        <w:tc>
+          <w:tcPr>
+            <w:tcW w:w="2056" w:type="dxa"/>
+            <w:vMerge/>
+            <w:noWrap/>
+          </w:tcPr>
+          <w:p>
+            <w:pPr>
+              <w:widowControl/>
+              <w:jc w:val="left"/>
+              <w:rPr>
+                <w:rFonts w:asciiTheme="minorEastAsia" w:hAnsiTheme="minorEastAsia" w:cs="Times New Roman"/>
+                <w:color w:val="000000"/>
+                <w:sz w:val="18"/>
+                <w:szCs w:val="18"/>
+              </w:rPr>
+            </w:pPr>
+          </w:p>
+        </w:tc>
+        <w:tc>
+          <w:tcPr>
+            <w:tcW w:w="3519" w:type="dxa"/>
+            <w:noWrap/>
+            <w:vAlign w:val="center"/>
+          </w:tcPr>
+          <w:p>
+            <w:pPr>
+              <w:widowControl/>
+              <w:jc w:val="left"/>
+              <w:rPr>
+                <w:rFonts w:asciiTheme="minorEastAsia" w:hAnsiTheme="minorEastAsia" w:cs="Times New Roman"/>
+                <w:color w:val="000000"/>
+                <w:sz w:val="18"/>
+                <w:szCs w:val="18"/>
+              </w:rPr>
+            </w:pPr>
+            <w:r>
+              <w:rPr>
+                <w:rFonts w:asciiTheme="minorEastAsia" w:hAnsiTheme="minorEastAsia" w:cs="Times New Roman" w:hint="eastAsia"/>
+                <w:color w:val="000000"/>
+                <w:sz w:val="18"/>
+                <w:szCs w:val="18"/>
+              </w:rPr>
+              <w:t>护甲/闪避：近战</w:t>
+            </w:r>
+            <w:r>
+              <w:rPr>
+                <w:rFonts w:asciiTheme="minorEastAsia" w:hAnsiTheme="minorEastAsia" w:cs="Times New Roman" w:hint="eastAsia"/>
+                <w:color w:val="000000"/>
+                <w:sz w:val="18"/>
+                <w:szCs w:val="18"/>
+              </w:rPr>
+              <w:t>5</w:t>
+            </w:r>
+            <w:r>
+              <w:rPr>
+                <w:rFonts w:asciiTheme="minorEastAsia" w:hAnsiTheme="minorEastAsia" w:cs="Times New Roman" w:hint="eastAsia"/>
+                <w:color w:val="000000"/>
+                <w:sz w:val="18"/>
+                <w:szCs w:val="18"/>
+              </w:rPr>
+              <w:t>0</w:t>
+            </w:r>
+            <w:r>
+              <w:rPr>
+                <w:rFonts w:asciiTheme="minorEastAsia" w:hAnsiTheme="minorEastAsia" w:cs="Times New Roman"/>
+                <w:color w:val="000000"/>
+                <w:sz w:val="18"/>
+                <w:szCs w:val="18"/>
+              </w:rPr>
+              <w:t xml:space="preserve">  </w:t>
+            </w:r>
+            <w:r>
+              <w:rPr>
+                <w:rFonts w:asciiTheme="minorEastAsia" w:hAnsiTheme="minorEastAsia" w:cs="Times New Roman" w:hint="eastAsia"/>
+                <w:color w:val="000000"/>
+                <w:sz w:val="18"/>
+                <w:szCs w:val="18"/>
+              </w:rPr>
+              <w:t>远程0</w:t>
+            </w:r>
+            <w:r>
+              <w:rPr>
+                <w:rFonts w:asciiTheme="minorEastAsia" w:hAnsiTheme="minorEastAsia" w:cs="Times New Roman"/>
+                <w:color w:val="000000"/>
+                <w:sz w:val="18"/>
+                <w:szCs w:val="18"/>
+              </w:rPr>
+              <w:t xml:space="preserve"> </w:t>
+            </w:r>
+            <w:r>
+              <w:rPr>
+                <w:rFonts w:asciiTheme="minorEastAsia" w:hAnsiTheme="minorEastAsia" w:cs="Times New Roman"/>
+                <w:color w:val="000000"/>
+                <w:sz w:val="18"/>
+                <w:szCs w:val="18"/>
+              </w:rPr>
+              <w:t xml:space="preserve"> </w:t>
+            </w:r>
+            <w:r>
+              <w:rPr>
+                <w:rFonts w:asciiTheme="minorEastAsia" w:hAnsiTheme="minorEastAsia" w:cs="Times New Roman" w:hint="eastAsia"/>
+                <w:color w:val="000000"/>
+                <w:sz w:val="18"/>
+                <w:szCs w:val="18"/>
+              </w:rPr>
+              <w:t>冲杀0</w:t>
+            </w:r>
+          </w:p>
+        </w:tc>
+        <w:tc>
+          <w:tcPr>
+            <w:tcW w:w="5193" w:type="dxa"/>
+            <w:vMerge/>
+            <w:noWrap/>
+            <w:vAlign w:val="center"/>
+          </w:tcPr>
+          <w:p>
+            <w:pPr>
+              <w:widowControl/>
+              <w:jc w:val="center"/>
+              <w:rPr>
+                <w:rFonts w:asciiTheme="minorEastAsia" w:hAnsiTheme="minorEastAsia" w:cs="Times New Roman"/>
+                <w:color w:val="000000"/>
+                <w:sz w:val="18"/>
+                <w:szCs w:val="18"/>
+              </w:rPr>
+            </w:pPr>
+          </w:p>
+        </w:tc>
+      </w:tr>
+      <w:tr>
+        <w:trPr>
+          <w:trHeight w:val="270"/>
+        </w:trPr>
+        <w:tc>
+          <w:tcPr>
+            <w:tcW w:w="2056" w:type="dxa"/>
+            <w:vMerge/>
+            <w:hideMark/>
+          </w:tcPr>
+          <w:p>
+            <w:pPr>
+              <w:widowControl/>
+              <w:jc w:val="left"/>
+              <w:rPr>
+                <w:rFonts w:asciiTheme="minorEastAsia" w:hAnsiTheme="minorEastAsia" w:cs="Times New Roman"/>
+                <w:color w:val="000000"/>
+                <w:sz w:val="18"/>
+                <w:szCs w:val="18"/>
+              </w:rPr>
+            </w:pPr>
+          </w:p>
+        </w:tc>
+        <w:tc>
+          <w:tcPr>
+            <w:tcW w:w="3519" w:type="dxa"/>
+            <w:noWrap/>
+            <w:vAlign w:val="center"/>
+            <w:hideMark/>
+          </w:tcPr>
+          <w:p>
+            <w:pPr>
+              <w:widowControl/>
+              <w:jc w:val="left"/>
+              <w:rPr>
+                <w:rFonts w:asciiTheme="minorEastAsia" w:hAnsiTheme="minorEastAsia" w:cs="Times New Roman"/>
+                <w:color w:val="000000"/>
+                <w:sz w:val="18"/>
+                <w:szCs w:val="18"/>
+              </w:rPr>
+            </w:pPr>
+            <w:r>
+              <w:rPr>
+                <w:rFonts w:asciiTheme="minorEastAsia" w:hAnsiTheme="minorEastAsia" w:cs="Times New Roman"/>
+                <w:color w:val="000000"/>
+                <w:sz w:val="18"/>
+                <w:szCs w:val="18"/>
+              </w:rPr>
+              <w:t>移速</w:t>
+            </w:r>
+            <w:r>
+              <w:rPr>
+                <w:rFonts w:asciiTheme="minorEastAsia" w:hAnsiTheme="minorEastAsia" w:cs="Times New Roman" w:hint="eastAsia"/>
+                <w:color w:val="000000"/>
+                <w:sz w:val="18"/>
+                <w:szCs w:val="18"/>
+              </w:rPr>
+              <w:t>3</w:t>
+            </w:r>
+          </w:p>
+        </w:tc>
+        <w:tc>
+          <w:tcPr>
+            <w:tcW w:w="5193" w:type="dxa"/>
+            <w:vMerge/>
+            <w:hideMark/>
+          </w:tcPr>
+          <w:p>
+            <w:pPr>
+              <w:widowControl/>
+              <w:jc w:val="left"/>
+              <w:rPr>
+                <w:rFonts w:asciiTheme="minorEastAsia" w:hAnsiTheme="minorEastAsia" w:cs="Times New Roman"/>
+                <w:color w:val="000000"/>
+                <w:sz w:val="18"/>
+                <w:szCs w:val="18"/>
+              </w:rPr>
+            </w:pPr>
+          </w:p>
+        </w:tc>
+      </w:tr>
+    </w:tbl>
+    <w:p>
+      <w:pPr>
+        <w:spacing w:after="0" w:line="240" w:lineRule="auto"/>
+        <w:rPr>
+          <w:rFonts w:asciiTheme="minorEastAsia" w:hAnsiTheme="minorEastAsia"/>
+          <w:sz w:val="18"/>
+          <w:szCs w:val="18"/>
+        </w:rPr>
+      </w:pPr>
+    </w:p>
+    <w:tbl>
+      <w:tblPr>
+        <w:tblStyle w:val="TableGrid"/>
+        <w:tblW w:w="10768" w:type="dxa"/>
+        <w:tblLook w:val="04A0" w:firstRow="1" w:lastRow="0" w:firstColumn="1" w:lastColumn="0" w:noHBand="0" w:noVBand="1"/>
+      </w:tblPr>
+      <w:tblGrid>
+        <w:gridCol w:w="2056"/>
+        <w:gridCol w:w="3519"/>
+        <w:gridCol w:w="5193"/>
+      </w:tblGrid>
+      <w:tr>
+        <w:trPr>
+          <w:trHeight w:val="270"/>
+        </w:trPr>
+        <w:tc>
+          <w:tcPr>
+            <w:tcW w:w="2056" w:type="dxa"/>
+            <w:noWrap/>
+            <w:hideMark/>
+          </w:tcPr>
+          <w:p>
+            <w:pPr>
+              <w:widowControl/>
+              <w:jc w:val="center"/>
+              <w:rPr>
+                <w:rFonts w:asciiTheme="minorEastAsia" w:hAnsiTheme="minorEastAsia" w:cs="Times New Roman"/>
+                <w:b/>
+                <w:bCs/>
+                <w:color w:val="000000"/>
+                <w:sz w:val="18"/>
+                <w:szCs w:val="18"/>
+              </w:rPr>
+            </w:pPr>
+            <w:r>
+              <w:rPr>
+                <w:rFonts w:asciiTheme="minorEastAsia" w:hAnsiTheme="minorEastAsia" w:cs="Times New Roman" w:hint="eastAsia"/>
+                <w:b/>
+                <w:bCs/>
+                <w:color w:val="000000"/>
+                <w:sz w:val="18"/>
+                <w:szCs w:val="18"/>
+              </w:rPr>
+              <w:t>女妖</w:t>
+            </w:r>
+          </w:p>
+        </w:tc>
+        <w:tc>
+          <w:tcPr>
+            <w:tcW w:w="8712" w:type="dxa"/>
+            <w:gridSpan w:val="2"/>
+            <w:noWrap/>
+            <w:hideMark/>
+          </w:tcPr>
+          <w:p>
+            <w:pPr>
+              <w:widowControl/>
+              <w:jc w:val="left"/>
+              <w:rPr>
+                <w:rFonts w:asciiTheme="minorEastAsia" w:hAnsiTheme="minorEastAsia" w:cs="Times New Roman"/>
+                <w:color w:val="000000"/>
+                <w:sz w:val="18"/>
+                <w:szCs w:val="18"/>
+              </w:rPr>
+            </w:pPr>
+            <w:r>
+              <w:rPr>
+                <w:rFonts w:asciiTheme="minorEastAsia" w:hAnsiTheme="minorEastAsia" w:cs="Times New Roman" w:hint="eastAsia"/>
+                <w:color w:val="000000"/>
+                <w:sz w:val="18"/>
+                <w:szCs w:val="18"/>
+              </w:rPr>
+              <w:t>近战步兵【高闪避】</w:t>
+            </w:r>
+          </w:p>
+        </w:tc>
+      </w:tr>
+      <w:tr>
+        <w:trPr>
+          <w:trHeight w:val="113"/>
+        </w:trPr>
+        <w:tc>
+          <w:tcPr>
+            <w:tcW w:w="2056" w:type="dxa"/>
+            <w:vMerge w:val="restart"/>
+            <w:noWrap/>
+            <w:hideMark/>
+          </w:tcPr>
+          <w:p>
+            <w:pPr>
+              <w:widowControl/>
+              <w:jc w:val="center"/>
+              <w:rPr>
+                <w:rFonts w:asciiTheme="minorEastAsia" w:hAnsiTheme="minorEastAsia" w:cs="Times New Roman"/>
+                <w:color w:val="000000"/>
+                <w:sz w:val="18"/>
+                <w:szCs w:val="18"/>
+              </w:rPr>
+            </w:pPr>
+            <w:r>
+              <w:rPr>
+                <w:noProof/>
+              </w:rPr>
+              <w:drawing>
+                <wp:inline distT="0" distB="0" distL="0" distR="0" wp14:anchorId="7346EB15" wp14:editId="0AE8938F">
+                  <wp:extent cx="474980" cy="474980"/>
+                  <wp:effectExtent l="0" t="0" r="1270" b="1270"/>
+                  <wp:docPr id="69" name="Picture 69"/>
+                  <wp:cNvGraphicFramePr>
+                    <a:graphicFrameLocks xmlns:a="http://schemas.openxmlformats.org/drawingml/2006/main" noChangeAspect="1"/>
+                  </wp:cNvGraphicFramePr>
+                  <a:graphic xmlns:a="http://schemas.openxmlformats.org/drawingml/2006/main">
+                    <a:graphicData uri="http://schemas.openxmlformats.org/drawingml/2006/picture">
+                      <pic:pic xmlns:pic="http://schemas.openxmlformats.org/drawingml/2006/picture">
+                        <pic:nvPicPr>
+                          <pic:cNvPr id="0" name="Picture 7"/>
+                          <pic:cNvPicPr>
+                            <a:picLocks noChangeAspect="1" noChangeArrowheads="1"/>
+                          </pic:cNvPicPr>
+                        </pic:nvPicPr>
+                        <pic:blipFill>
+                          <a:blip r:embed="rId71">
+                            <a:extLst>
+                              <a:ext uri="{28A0092B-C50C-407E-A947-70E740481C1C}">
+                                <a14:useLocalDpi xmlns:a14="http://schemas.microsoft.com/office/drawing/2010/main" val="0"/>
+                              </a:ext>
+                            </a:extLst>
+                          </a:blip>
+                          <a:srcRect/>
+                          <a:stretch>
+                            <a:fillRect/>
+                          </a:stretch>
+                        </pic:blipFill>
+                        <pic:spPr bwMode="auto">
+                          <a:xfrm>
+                            <a:off x="0" y="0"/>
+                            <a:ext cx="474980" cy="474980"/>
+                          </a:xfrm>
+                          <a:prstGeom prst="rect">
+                            <a:avLst/>
+                          </a:prstGeom>
+                          <a:noFill/>
+                          <a:ln>
+                            <a:noFill/>
+                          </a:ln>
+                        </pic:spPr>
+                      </pic:pic>
+                    </a:graphicData>
+                  </a:graphic>
+                </wp:inline>
+              </w:drawing>
+            </w:r>
+          </w:p>
+        </w:tc>
+        <w:tc>
+          <w:tcPr>
+            <w:tcW w:w="3519" w:type="dxa"/>
+            <w:noWrap/>
+            <w:vAlign w:val="center"/>
+            <w:hideMark/>
+          </w:tcPr>
+          <w:p>
+            <w:pPr>
+              <w:widowControl/>
+              <w:jc w:val="left"/>
+              <w:rPr>
+                <w:rFonts w:asciiTheme="minorEastAsia" w:hAnsiTheme="minorEastAsia" w:cs="Times New Roman"/>
+                <w:color w:val="000000"/>
+                <w:sz w:val="18"/>
+                <w:szCs w:val="18"/>
+              </w:rPr>
+            </w:pPr>
+            <w:r>
+              <w:rPr>
+                <w:rFonts w:asciiTheme="minorEastAsia" w:hAnsiTheme="minorEastAsia" w:cs="Times New Roman" w:hint="eastAsia"/>
+                <w:color w:val="000000"/>
+                <w:sz w:val="18"/>
+                <w:szCs w:val="18"/>
+              </w:rPr>
+              <w:t>人数</w:t>
+            </w:r>
+            <w:r>
+              <w:rPr>
+                <w:rFonts w:asciiTheme="minorEastAsia" w:hAnsiTheme="minorEastAsia" w:cs="Times New Roman" w:hint="eastAsia"/>
+                <w:color w:val="000000"/>
+                <w:sz w:val="18"/>
+                <w:szCs w:val="18"/>
+              </w:rPr>
+              <w:t>6</w:t>
+            </w:r>
+            <w:r>
+              <w:rPr>
+                <w:rFonts w:asciiTheme="minorEastAsia" w:hAnsiTheme="minorEastAsia" w:cs="Times New Roman"/>
+                <w:color w:val="000000"/>
+                <w:sz w:val="18"/>
+                <w:szCs w:val="18"/>
+              </w:rPr>
+              <w:t>4</w:t>
+            </w:r>
+            <w:r>
+              <w:rPr>
+                <w:rFonts w:asciiTheme="minorEastAsia" w:hAnsiTheme="minorEastAsia" w:cs="Times New Roman"/>
+                <w:color w:val="000000"/>
+                <w:sz w:val="18"/>
+                <w:szCs w:val="18"/>
+              </w:rPr>
+              <w:t xml:space="preserve">  </w:t>
+            </w:r>
+            <w:r>
+              <w:rPr>
+                <w:rFonts w:asciiTheme="minorEastAsia" w:hAnsiTheme="minorEastAsia" w:cs="Times New Roman" w:hint="eastAsia"/>
+                <w:color w:val="000000"/>
+                <w:sz w:val="18"/>
+                <w:szCs w:val="18"/>
+              </w:rPr>
+              <w:t>单体生命</w:t>
+            </w:r>
+            <w:r>
+              <w:rPr>
+                <w:rFonts w:asciiTheme="minorEastAsia" w:hAnsiTheme="minorEastAsia" w:cs="Times New Roman" w:hint="eastAsia"/>
+                <w:color w:val="000000"/>
+                <w:sz w:val="18"/>
+                <w:szCs w:val="18"/>
+              </w:rPr>
+              <w:t>2</w:t>
+            </w:r>
+            <w:r>
+              <w:rPr>
+                <w:rFonts w:asciiTheme="minorEastAsia" w:hAnsiTheme="minorEastAsia" w:cs="Times New Roman"/>
+                <w:color w:val="000000"/>
+                <w:sz w:val="18"/>
+                <w:szCs w:val="18"/>
+              </w:rPr>
+              <w:t>0</w:t>
+            </w:r>
+          </w:p>
+        </w:tc>
+        <w:tc>
+          <w:tcPr>
+            <w:tcW w:w="5193" w:type="dxa"/>
+            <w:vMerge w:val="restart"/>
+            <w:noWrap/>
+            <w:vAlign w:val="center"/>
+            <w:hideMark/>
+          </w:tcPr>
+          <w:p>
+            <w:pPr>
+              <w:widowControl/>
+              <w:jc w:val="left"/>
+              <w:rPr>
+                <w:rFonts w:asciiTheme="minorEastAsia" w:hAnsiTheme="minorEastAsia" w:cs="Times New Roman"/>
+                <w:color w:val="000000"/>
+                <w:sz w:val="18"/>
+                <w:szCs w:val="18"/>
+              </w:rPr>
+            </w:pPr>
+            <w:r>
+              <w:rPr>
+                <w:rFonts w:asciiTheme="minorEastAsia" w:hAnsiTheme="minorEastAsia" w:cs="Times New Roman" w:hint="eastAsia"/>
+                <w:color w:val="000000"/>
+                <w:sz w:val="18"/>
+                <w:szCs w:val="18"/>
+              </w:rPr>
+              <w:t>攻击</w:t>
+            </w:r>
+            <w:r>
+              <w:rPr>
+                <w:rFonts w:asciiTheme="minorEastAsia" w:hAnsiTheme="minorEastAsia" w:cs="Times New Roman" w:hint="eastAsia"/>
+                <w:color w:val="000000"/>
+                <w:sz w:val="18"/>
+                <w:szCs w:val="18"/>
+              </w:rPr>
+              <w:t>3</w:t>
+            </w:r>
+            <w:r>
+              <w:rPr>
+                <w:rFonts w:asciiTheme="minorEastAsia" w:hAnsiTheme="minorEastAsia" w:cs="Times New Roman"/>
+                <w:color w:val="000000"/>
+                <w:sz w:val="18"/>
+                <w:szCs w:val="18"/>
+              </w:rPr>
+              <w:t>0</w:t>
+            </w:r>
+            <w:r>
+              <w:rPr>
+                <w:rFonts w:asciiTheme="minorEastAsia" w:hAnsiTheme="minorEastAsia" w:cs="Times New Roman"/>
+                <w:color w:val="000000"/>
+                <w:sz w:val="18"/>
+                <w:szCs w:val="18"/>
+              </w:rPr>
+              <w:t xml:space="preserve">  </w:t>
+            </w:r>
+            <w:r>
+              <w:rPr>
+                <w:rFonts w:asciiTheme="minorEastAsia" w:hAnsiTheme="minorEastAsia" w:cs="Times New Roman" w:hint="eastAsia"/>
+                <w:color w:val="000000"/>
+                <w:sz w:val="18"/>
+                <w:szCs w:val="18"/>
+              </w:rPr>
+              <w:t>近战</w:t>
+            </w:r>
+          </w:p>
+        </w:tc>
+      </w:tr>
+      <w:tr>
+        <w:trPr>
+          <w:trHeight w:val="112"/>
+        </w:trPr>
+        <w:tc>
+          <w:tcPr>
+            <w:tcW w:w="2056" w:type="dxa"/>
+            <w:vMerge/>
+            <w:noWrap/>
+          </w:tcPr>
+          <w:p>
+            <w:pPr>
+              <w:widowControl/>
+              <w:jc w:val="left"/>
+              <w:rPr>
+                <w:rFonts w:asciiTheme="minorEastAsia" w:hAnsiTheme="minorEastAsia" w:cs="Times New Roman"/>
+                <w:color w:val="000000"/>
+                <w:sz w:val="18"/>
+                <w:szCs w:val="18"/>
+              </w:rPr>
+            </w:pPr>
+          </w:p>
+        </w:tc>
+        <w:tc>
+          <w:tcPr>
+            <w:tcW w:w="3519" w:type="dxa"/>
+            <w:noWrap/>
+            <w:vAlign w:val="center"/>
+          </w:tcPr>
+          <w:p>
+            <w:pPr>
+              <w:widowControl/>
+              <w:jc w:val="left"/>
+              <w:rPr>
+                <w:rFonts w:asciiTheme="minorEastAsia" w:hAnsiTheme="minorEastAsia" w:cs="Times New Roman"/>
+                <w:color w:val="000000"/>
+                <w:sz w:val="18"/>
+                <w:szCs w:val="18"/>
+              </w:rPr>
+            </w:pPr>
+            <w:r>
+              <w:rPr>
+                <w:rFonts w:asciiTheme="minorEastAsia" w:hAnsiTheme="minorEastAsia" w:cs="Times New Roman" w:hint="eastAsia"/>
+                <w:color w:val="000000"/>
+                <w:sz w:val="18"/>
+                <w:szCs w:val="18"/>
+              </w:rPr>
+              <w:t>护甲/闪避：近战</w:t>
+            </w:r>
+            <w:r>
+              <w:rPr>
+                <w:rFonts w:asciiTheme="minorEastAsia" w:hAnsiTheme="minorEastAsia" w:cs="Times New Roman" w:hint="eastAsia"/>
+                <w:color w:val="000000"/>
+                <w:sz w:val="18"/>
+                <w:szCs w:val="18"/>
+              </w:rPr>
+              <w:t>9</w:t>
+            </w:r>
+            <w:r>
+              <w:rPr>
+                <w:rFonts w:asciiTheme="minorEastAsia" w:hAnsiTheme="minorEastAsia" w:cs="Times New Roman" w:hint="eastAsia"/>
+                <w:color w:val="000000"/>
+                <w:sz w:val="18"/>
+                <w:szCs w:val="18"/>
+              </w:rPr>
+              <w:t>0</w:t>
+            </w:r>
+            <w:r>
+              <w:rPr>
+                <w:rFonts w:asciiTheme="minorEastAsia" w:hAnsiTheme="minorEastAsia" w:cs="Times New Roman"/>
+                <w:color w:val="000000"/>
+                <w:sz w:val="18"/>
+                <w:szCs w:val="18"/>
+              </w:rPr>
+              <w:t xml:space="preserve">  </w:t>
+            </w:r>
+            <w:r>
+              <w:rPr>
+                <w:rFonts w:asciiTheme="minorEastAsia" w:hAnsiTheme="minorEastAsia" w:cs="Times New Roman" w:hint="eastAsia"/>
+                <w:color w:val="000000"/>
+                <w:sz w:val="18"/>
+                <w:szCs w:val="18"/>
+              </w:rPr>
+              <w:t>远程</w:t>
+            </w:r>
+            <w:r>
+              <w:rPr>
+                <w:rFonts w:asciiTheme="minorEastAsia" w:hAnsiTheme="minorEastAsia" w:cs="Times New Roman" w:hint="eastAsia"/>
+                <w:color w:val="000000"/>
+                <w:sz w:val="18"/>
+                <w:szCs w:val="18"/>
+              </w:rPr>
+              <w:t>9</w:t>
+            </w:r>
+            <w:r>
+              <w:rPr>
+                <w:rFonts w:asciiTheme="minorEastAsia" w:hAnsiTheme="minorEastAsia" w:cs="Times New Roman" w:hint="eastAsia"/>
+                <w:color w:val="000000"/>
+                <w:sz w:val="18"/>
+                <w:szCs w:val="18"/>
+              </w:rPr>
+              <w:t>0</w:t>
+            </w:r>
+            <w:r>
+              <w:rPr>
+                <w:rFonts w:asciiTheme="minorEastAsia" w:hAnsiTheme="minorEastAsia" w:cs="Times New Roman"/>
+                <w:color w:val="000000"/>
+                <w:sz w:val="18"/>
+                <w:szCs w:val="18"/>
+              </w:rPr>
+              <w:t xml:space="preserve"> </w:t>
+            </w:r>
+            <w:r>
+              <w:rPr>
+                <w:rFonts w:asciiTheme="minorEastAsia" w:hAnsiTheme="minorEastAsia" w:cs="Times New Roman"/>
+                <w:color w:val="000000"/>
+                <w:sz w:val="18"/>
+                <w:szCs w:val="18"/>
+              </w:rPr>
+              <w:t xml:space="preserve"> </w:t>
+            </w:r>
+            <w:r>
+              <w:rPr>
+                <w:rFonts w:asciiTheme="minorEastAsia" w:hAnsiTheme="minorEastAsia" w:cs="Times New Roman" w:hint="eastAsia"/>
+                <w:color w:val="000000"/>
+                <w:sz w:val="18"/>
+                <w:szCs w:val="18"/>
+              </w:rPr>
+              <w:t>冲杀0</w:t>
+            </w:r>
+          </w:p>
+        </w:tc>
+        <w:tc>
+          <w:tcPr>
+            <w:tcW w:w="5193" w:type="dxa"/>
+            <w:vMerge/>
+            <w:noWrap/>
+            <w:vAlign w:val="center"/>
+          </w:tcPr>
+          <w:p>
+            <w:pPr>
+              <w:widowControl/>
+              <w:jc w:val="center"/>
+              <w:rPr>
+                <w:rFonts w:asciiTheme="minorEastAsia" w:hAnsiTheme="minorEastAsia" w:cs="Times New Roman"/>
+                <w:color w:val="000000"/>
+                <w:sz w:val="18"/>
+                <w:szCs w:val="18"/>
+              </w:rPr>
+            </w:pPr>
+          </w:p>
+        </w:tc>
+      </w:tr>
+      <w:tr>
+        <w:trPr>
+          <w:trHeight w:val="270"/>
+        </w:trPr>
+        <w:tc>
+          <w:tcPr>
+            <w:tcW w:w="2056" w:type="dxa"/>
+            <w:vMerge/>
+            <w:hideMark/>
+          </w:tcPr>
+          <w:p>
+            <w:pPr>
+              <w:widowControl/>
+              <w:jc w:val="left"/>
+              <w:rPr>
+                <w:rFonts w:asciiTheme="minorEastAsia" w:hAnsiTheme="minorEastAsia" w:cs="Times New Roman"/>
+                <w:color w:val="000000"/>
+                <w:sz w:val="18"/>
+                <w:szCs w:val="18"/>
+              </w:rPr>
+            </w:pPr>
+          </w:p>
+        </w:tc>
+        <w:tc>
+          <w:tcPr>
+            <w:tcW w:w="3519" w:type="dxa"/>
+            <w:noWrap/>
+            <w:vAlign w:val="center"/>
+            <w:hideMark/>
+          </w:tcPr>
+          <w:p>
+            <w:pPr>
+              <w:widowControl/>
+              <w:jc w:val="left"/>
+              <w:rPr>
+                <w:rFonts w:asciiTheme="minorEastAsia" w:hAnsiTheme="minorEastAsia" w:cs="Times New Roman"/>
+                <w:color w:val="000000"/>
+                <w:sz w:val="18"/>
+                <w:szCs w:val="18"/>
+              </w:rPr>
+            </w:pPr>
+            <w:r>
+              <w:rPr>
+                <w:rFonts w:asciiTheme="minorEastAsia" w:hAnsiTheme="minorEastAsia" w:cs="Times New Roman"/>
+                <w:color w:val="000000"/>
+                <w:sz w:val="18"/>
+                <w:szCs w:val="18"/>
+              </w:rPr>
+              <w:t>移速</w:t>
+            </w:r>
+            <w:r>
+              <w:rPr>
+                <w:rFonts w:asciiTheme="minorEastAsia" w:hAnsiTheme="minorEastAsia" w:cs="Times New Roman" w:hint="eastAsia"/>
+                <w:color w:val="000000"/>
+                <w:sz w:val="18"/>
+                <w:szCs w:val="18"/>
+              </w:rPr>
+              <w:t>5</w:t>
+            </w:r>
+          </w:p>
+        </w:tc>
+        <w:tc>
+          <w:tcPr>
+            <w:tcW w:w="5193" w:type="dxa"/>
+            <w:vMerge/>
+            <w:hideMark/>
+          </w:tcPr>
+          <w:p>
+            <w:pPr>
+              <w:widowControl/>
+              <w:jc w:val="left"/>
+              <w:rPr>
+                <w:rFonts w:asciiTheme="minorEastAsia" w:hAnsiTheme="minorEastAsia" w:cs="Times New Roman"/>
+                <w:color w:val="000000"/>
+                <w:sz w:val="18"/>
+                <w:szCs w:val="18"/>
+              </w:rPr>
+            </w:pPr>
+          </w:p>
+        </w:tc>
+      </w:tr>
+    </w:tbl>
+    <w:p>
+      <w:pPr>
+        <w:spacing w:after="0" w:line="240" w:lineRule="auto"/>
+        <w:rPr>
+          <w:rFonts w:asciiTheme="minorEastAsia" w:hAnsiTheme="minorEastAsia"/>
+          <w:sz w:val="18"/>
+          <w:szCs w:val="18"/>
+        </w:rPr>
+      </w:pPr>
+    </w:p>
+    <w:tbl>
+      <w:tblPr>
+        <w:tblStyle w:val="TableGrid"/>
+        <w:tblW w:w="10768" w:type="dxa"/>
+        <w:tblLook w:val="04A0" w:firstRow="1" w:lastRow="0" w:firstColumn="1" w:lastColumn="0" w:noHBand="0" w:noVBand="1"/>
+      </w:tblPr>
+      <w:tblGrid>
+        <w:gridCol w:w="2056"/>
+        <w:gridCol w:w="3519"/>
+        <w:gridCol w:w="5193"/>
+      </w:tblGrid>
+      <w:tr>
+        <w:trPr>
+          <w:trHeight w:val="270"/>
+        </w:trPr>
+        <w:tc>
+          <w:tcPr>
+            <w:tcW w:w="2056" w:type="dxa"/>
+            <w:noWrap/>
+            <w:hideMark/>
+          </w:tcPr>
+          <w:p>
+            <w:pPr>
+              <w:widowControl/>
+              <w:jc w:val="center"/>
+              <w:rPr>
+                <w:rFonts w:asciiTheme="minorEastAsia" w:hAnsiTheme="minorEastAsia" w:cs="Times New Roman"/>
+                <w:b/>
+                <w:bCs/>
+                <w:color w:val="000000"/>
+                <w:sz w:val="18"/>
+                <w:szCs w:val="18"/>
+              </w:rPr>
+            </w:pPr>
+            <w:r>
+              <w:rPr>
+                <w:rFonts w:asciiTheme="minorEastAsia" w:hAnsiTheme="minorEastAsia" w:cs="Times New Roman" w:hint="eastAsia"/>
+                <w:b/>
+                <w:bCs/>
+                <w:color w:val="000000"/>
+                <w:sz w:val="18"/>
+                <w:szCs w:val="18"/>
+              </w:rPr>
+              <w:t>尖啸女妖</w:t>
+            </w:r>
+          </w:p>
+        </w:tc>
+        <w:tc>
+          <w:tcPr>
+            <w:tcW w:w="8712" w:type="dxa"/>
+            <w:gridSpan w:val="2"/>
+            <w:noWrap/>
+            <w:hideMark/>
+          </w:tcPr>
+          <w:p>
+            <w:pPr>
+              <w:widowControl/>
+              <w:jc w:val="left"/>
+              <w:rPr>
+                <w:rFonts w:asciiTheme="minorEastAsia" w:hAnsiTheme="minorEastAsia" w:cs="Times New Roman"/>
+                <w:color w:val="000000"/>
+                <w:sz w:val="18"/>
+                <w:szCs w:val="18"/>
+              </w:rPr>
+            </w:pPr>
+            <w:r>
+              <w:rPr>
+                <w:rFonts w:asciiTheme="minorEastAsia" w:hAnsiTheme="minorEastAsia" w:cs="Times New Roman" w:hint="eastAsia"/>
+                <w:color w:val="000000"/>
+                <w:sz w:val="18"/>
+                <w:szCs w:val="18"/>
+              </w:rPr>
+              <w:t>近战-远程步兵【高闪避】</w:t>
+            </w:r>
+          </w:p>
+        </w:tc>
+      </w:tr>
+      <w:tr>
+        <w:trPr>
+          <w:trHeight w:val="113"/>
+        </w:trPr>
+        <w:tc>
+          <w:tcPr>
+            <w:tcW w:w="2056" w:type="dxa"/>
+            <w:vMerge w:val="restart"/>
+            <w:noWrap/>
+            <w:hideMark/>
+          </w:tcPr>
+          <w:p>
+            <w:pPr>
+              <w:widowControl/>
+              <w:jc w:val="center"/>
+              <w:rPr>
+                <w:rFonts w:asciiTheme="minorEastAsia" w:hAnsiTheme="minorEastAsia" w:cs="Times New Roman"/>
+                <w:color w:val="000000"/>
+                <w:sz w:val="18"/>
+                <w:szCs w:val="18"/>
+              </w:rPr>
+            </w:pPr>
+            <w:r>
+              <w:rPr>
+                <w:noProof/>
+              </w:rPr>
+              <w:drawing>
+                <wp:inline distT="0" distB="0" distL="0" distR="0" wp14:anchorId="4F1E0E97" wp14:editId="17F7B554">
+                  <wp:extent cx="474980" cy="474980"/>
+                  <wp:effectExtent l="0" t="0" r="1270" b="1270"/>
+                  <wp:docPr id="70" name="Picture 70"/>
+                  <wp:cNvGraphicFramePr>
+                    <a:graphicFrameLocks xmlns:a="http://schemas.openxmlformats.org/drawingml/2006/main" noChangeAspect="1"/>
+                  </wp:cNvGraphicFramePr>
+                  <a:graphic xmlns:a="http://schemas.openxmlformats.org/drawingml/2006/main">
+                    <a:graphicData uri="http://schemas.openxmlformats.org/drawingml/2006/picture">
+                      <pic:pic xmlns:pic="http://schemas.openxmlformats.org/drawingml/2006/picture">
+                        <pic:nvPicPr>
+                          <pic:cNvPr id="0" name="Picture 9"/>
+                          <pic:cNvPicPr>
+                            <a:picLocks noChangeAspect="1" noChangeArrowheads="1"/>
+                          </pic:cNvPicPr>
+                        </pic:nvPicPr>
+                        <pic:blipFill>
+                          <a:blip r:embed="rId72">
+                            <a:extLst>
+                              <a:ext uri="{28A0092B-C50C-407E-A947-70E740481C1C}">
+                                <a14:useLocalDpi xmlns:a14="http://schemas.microsoft.com/office/drawing/2010/main" val="0"/>
+                              </a:ext>
+                            </a:extLst>
+                          </a:blip>
+                          <a:srcRect/>
+                          <a:stretch>
+                            <a:fillRect/>
+                          </a:stretch>
+                        </pic:blipFill>
+                        <pic:spPr bwMode="auto">
+                          <a:xfrm>
+                            <a:off x="0" y="0"/>
+                            <a:ext cx="474980" cy="474980"/>
+                          </a:xfrm>
+                          <a:prstGeom prst="rect">
+                            <a:avLst/>
+                          </a:prstGeom>
+                          <a:noFill/>
+                          <a:ln>
+                            <a:noFill/>
+                          </a:ln>
+                        </pic:spPr>
+                      </pic:pic>
+                    </a:graphicData>
+                  </a:graphic>
+                </wp:inline>
+              </w:drawing>
+            </w:r>
+          </w:p>
+        </w:tc>
+        <w:tc>
+          <w:tcPr>
+            <w:tcW w:w="3519" w:type="dxa"/>
+            <w:noWrap/>
+            <w:vAlign w:val="center"/>
+            <w:hideMark/>
+          </w:tcPr>
+          <w:p>
+            <w:pPr>
+              <w:widowControl/>
+              <w:jc w:val="left"/>
+              <w:rPr>
+                <w:rFonts w:asciiTheme="minorEastAsia" w:hAnsiTheme="minorEastAsia" w:cs="Times New Roman"/>
+                <w:color w:val="000000"/>
+                <w:sz w:val="18"/>
+                <w:szCs w:val="18"/>
+              </w:rPr>
+            </w:pPr>
+            <w:r>
+              <w:rPr>
+                <w:rFonts w:asciiTheme="minorEastAsia" w:hAnsiTheme="minorEastAsia" w:cs="Times New Roman" w:hint="eastAsia"/>
+                <w:color w:val="000000"/>
+                <w:sz w:val="18"/>
+                <w:szCs w:val="18"/>
+              </w:rPr>
+              <w:t>人数</w:t>
+            </w:r>
+            <w:r>
+              <w:rPr>
+                <w:rFonts w:asciiTheme="minorEastAsia" w:hAnsiTheme="minorEastAsia" w:cs="Times New Roman" w:hint="eastAsia"/>
+                <w:color w:val="000000"/>
+                <w:sz w:val="18"/>
+                <w:szCs w:val="18"/>
+              </w:rPr>
+              <w:t>3</w:t>
+            </w:r>
+            <w:r>
+              <w:rPr>
+                <w:rFonts w:asciiTheme="minorEastAsia" w:hAnsiTheme="minorEastAsia" w:cs="Times New Roman"/>
+                <w:color w:val="000000"/>
+                <w:sz w:val="18"/>
+                <w:szCs w:val="18"/>
+              </w:rPr>
+              <w:t>2</w:t>
+            </w:r>
+            <w:r>
+              <w:rPr>
+                <w:rFonts w:asciiTheme="minorEastAsia" w:hAnsiTheme="minorEastAsia" w:cs="Times New Roman"/>
+                <w:color w:val="000000"/>
+                <w:sz w:val="18"/>
+                <w:szCs w:val="18"/>
+              </w:rPr>
+              <w:t xml:space="preserve">  </w:t>
+            </w:r>
+            <w:r>
+              <w:rPr>
+                <w:rFonts w:asciiTheme="minorEastAsia" w:hAnsiTheme="minorEastAsia" w:cs="Times New Roman" w:hint="eastAsia"/>
+                <w:color w:val="000000"/>
+                <w:sz w:val="18"/>
+                <w:szCs w:val="18"/>
+              </w:rPr>
+              <w:t>单体生命</w:t>
+            </w:r>
+            <w:r>
+              <w:rPr>
+                <w:rFonts w:asciiTheme="minorEastAsia" w:hAnsiTheme="minorEastAsia" w:cs="Times New Roman" w:hint="eastAsia"/>
+                <w:color w:val="000000"/>
+                <w:sz w:val="18"/>
+                <w:szCs w:val="18"/>
+              </w:rPr>
+              <w:t>2</w:t>
+            </w:r>
+            <w:r>
+              <w:rPr>
+                <w:rFonts w:asciiTheme="minorEastAsia" w:hAnsiTheme="minorEastAsia" w:cs="Times New Roman"/>
+                <w:color w:val="000000"/>
+                <w:sz w:val="18"/>
+                <w:szCs w:val="18"/>
+              </w:rPr>
+              <w:t>0</w:t>
+            </w:r>
+          </w:p>
+        </w:tc>
+        <w:tc>
+          <w:tcPr>
+            <w:tcW w:w="5193" w:type="dxa"/>
+            <w:vMerge w:val="restart"/>
+            <w:noWrap/>
+            <w:vAlign w:val="center"/>
+            <w:hideMark/>
+          </w:tcPr>
+          <w:p>
+            <w:pPr>
+              <w:widowControl/>
+              <w:jc w:val="left"/>
+              <w:rPr>
+                <w:rFonts w:asciiTheme="minorEastAsia" w:hAnsiTheme="minorEastAsia" w:cs="Times New Roman"/>
+                <w:color w:val="000000"/>
+                <w:sz w:val="18"/>
+                <w:szCs w:val="18"/>
+              </w:rPr>
+            </w:pPr>
+            <w:r>
+              <w:rPr>
+                <w:rFonts w:asciiTheme="minorEastAsia" w:hAnsiTheme="minorEastAsia" w:cs="Times New Roman" w:hint="eastAsia"/>
+                <w:color w:val="000000"/>
+                <w:sz w:val="18"/>
+                <w:szCs w:val="18"/>
+              </w:rPr>
+              <w:t>攻击</w:t>
+            </w:r>
+            <w:r>
+              <w:rPr>
+                <w:rFonts w:asciiTheme="minorEastAsia" w:hAnsiTheme="minorEastAsia" w:cs="Times New Roman" w:hint="eastAsia"/>
+                <w:color w:val="000000"/>
+                <w:sz w:val="18"/>
+                <w:szCs w:val="18"/>
+              </w:rPr>
+              <w:t>3</w:t>
+            </w:r>
+            <w:r>
+              <w:rPr>
+                <w:rFonts w:asciiTheme="minorEastAsia" w:hAnsiTheme="minorEastAsia" w:cs="Times New Roman"/>
+                <w:color w:val="000000"/>
+                <w:sz w:val="18"/>
+                <w:szCs w:val="18"/>
+              </w:rPr>
+              <w:t>0</w:t>
+            </w:r>
+            <w:r>
+              <w:rPr>
+                <w:rFonts w:asciiTheme="minorEastAsia" w:hAnsiTheme="minorEastAsia" w:cs="Times New Roman"/>
+                <w:color w:val="000000"/>
+                <w:sz w:val="18"/>
+                <w:szCs w:val="18"/>
+              </w:rPr>
+              <w:t xml:space="preserve">  </w:t>
+            </w:r>
+            <w:r>
+              <w:rPr>
+                <w:rFonts w:asciiTheme="minorEastAsia" w:hAnsiTheme="minorEastAsia" w:cs="Times New Roman" w:hint="eastAsia"/>
+                <w:color w:val="000000"/>
+                <w:sz w:val="18"/>
+                <w:szCs w:val="18"/>
+              </w:rPr>
+              <w:t>近战</w:t>
+            </w:r>
+          </w:p>
+          <w:p>
+            <w:pPr>
+              <w:widowControl/>
+              <w:jc w:val="left"/>
+              <w:rPr>
+                <w:rFonts w:asciiTheme="minorEastAsia" w:hAnsiTheme="minorEastAsia" w:cs="Times New Roman" w:hint="eastAsia"/>
+                <w:color w:val="000000"/>
+                <w:sz w:val="18"/>
+                <w:szCs w:val="18"/>
+              </w:rPr>
+            </w:pPr>
+            <w:r>
+              <w:rPr>
+                <w:rFonts w:asciiTheme="minorEastAsia" w:hAnsiTheme="minorEastAsia" w:cs="Times New Roman" w:hint="eastAsia"/>
+                <w:color w:val="000000"/>
+                <w:sz w:val="18"/>
+                <w:szCs w:val="18"/>
+              </w:rPr>
+              <w:t>攻击</w:t>
+            </w:r>
+            <w:r>
+              <w:rPr>
+                <w:rFonts w:asciiTheme="minorEastAsia" w:hAnsiTheme="minorEastAsia" w:cs="Times New Roman" w:hint="eastAsia"/>
+                <w:color w:val="000000"/>
+                <w:sz w:val="18"/>
+                <w:szCs w:val="18"/>
+              </w:rPr>
+              <w:t>4</w:t>
+            </w:r>
+            <w:r>
+              <w:rPr>
+                <w:rFonts w:asciiTheme="minorEastAsia" w:hAnsiTheme="minorEastAsia" w:cs="Times New Roman"/>
+                <w:color w:val="000000"/>
+                <w:sz w:val="18"/>
+                <w:szCs w:val="18"/>
+              </w:rPr>
+              <w:t>8</w:t>
+            </w:r>
+            <w:r>
+              <w:rPr>
+                <w:rFonts w:asciiTheme="minorEastAsia" w:hAnsiTheme="minorEastAsia" w:cs="Times New Roman"/>
+                <w:color w:val="000000"/>
+                <w:sz w:val="18"/>
+                <w:szCs w:val="18"/>
+              </w:rPr>
+              <w:t xml:space="preserve">  </w:t>
+            </w:r>
+            <w:r>
+              <w:rPr>
+                <w:rFonts w:asciiTheme="minorEastAsia" w:hAnsiTheme="minorEastAsia" w:cs="Times New Roman" w:hint="eastAsia"/>
+                <w:color w:val="000000"/>
+                <w:sz w:val="18"/>
+                <w:szCs w:val="18"/>
+              </w:rPr>
+              <w:t>范围6</w:t>
+            </w:r>
+          </w:p>
+        </w:tc>
+      </w:tr>
+      <w:tr>
+        <w:trPr>
+          <w:trHeight w:val="112"/>
+        </w:trPr>
+        <w:tc>
+          <w:tcPr>
+            <w:tcW w:w="2056" w:type="dxa"/>
+            <w:vMerge/>
+            <w:noWrap/>
+          </w:tcPr>
+          <w:p>
+            <w:pPr>
+              <w:widowControl/>
+              <w:jc w:val="left"/>
+              <w:rPr>
+                <w:rFonts w:asciiTheme="minorEastAsia" w:hAnsiTheme="minorEastAsia" w:cs="Times New Roman"/>
+                <w:color w:val="000000"/>
+                <w:sz w:val="18"/>
+                <w:szCs w:val="18"/>
+              </w:rPr>
+            </w:pPr>
+          </w:p>
+        </w:tc>
+        <w:tc>
+          <w:tcPr>
+            <w:tcW w:w="3519" w:type="dxa"/>
+            <w:noWrap/>
+            <w:vAlign w:val="center"/>
+          </w:tcPr>
+          <w:p>
+            <w:pPr>
+              <w:widowControl/>
+              <w:jc w:val="left"/>
+              <w:rPr>
+                <w:rFonts w:asciiTheme="minorEastAsia" w:hAnsiTheme="minorEastAsia" w:cs="Times New Roman"/>
+                <w:color w:val="000000"/>
+                <w:sz w:val="18"/>
+                <w:szCs w:val="18"/>
+              </w:rPr>
+            </w:pPr>
+            <w:r>
+              <w:rPr>
+                <w:rFonts w:asciiTheme="minorEastAsia" w:hAnsiTheme="minorEastAsia" w:cs="Times New Roman" w:hint="eastAsia"/>
+                <w:color w:val="000000"/>
+                <w:sz w:val="18"/>
+                <w:szCs w:val="18"/>
+              </w:rPr>
+              <w:t>护甲/闪避：近战</w:t>
+            </w:r>
+            <w:r>
+              <w:rPr>
+                <w:rFonts w:asciiTheme="minorEastAsia" w:hAnsiTheme="minorEastAsia" w:cs="Times New Roman" w:hint="eastAsia"/>
+                <w:color w:val="000000"/>
+                <w:sz w:val="18"/>
+                <w:szCs w:val="18"/>
+              </w:rPr>
+              <w:t>9</w:t>
+            </w:r>
+            <w:r>
+              <w:rPr>
+                <w:rFonts w:asciiTheme="minorEastAsia" w:hAnsiTheme="minorEastAsia" w:cs="Times New Roman" w:hint="eastAsia"/>
+                <w:color w:val="000000"/>
+                <w:sz w:val="18"/>
+                <w:szCs w:val="18"/>
+              </w:rPr>
+              <w:t>0</w:t>
+            </w:r>
+            <w:r>
+              <w:rPr>
+                <w:rFonts w:asciiTheme="minorEastAsia" w:hAnsiTheme="minorEastAsia" w:cs="Times New Roman"/>
+                <w:color w:val="000000"/>
+                <w:sz w:val="18"/>
+                <w:szCs w:val="18"/>
+              </w:rPr>
+              <w:t xml:space="preserve">  </w:t>
+            </w:r>
+            <w:r>
+              <w:rPr>
+                <w:rFonts w:asciiTheme="minorEastAsia" w:hAnsiTheme="minorEastAsia" w:cs="Times New Roman" w:hint="eastAsia"/>
+                <w:color w:val="000000"/>
+                <w:sz w:val="18"/>
+                <w:szCs w:val="18"/>
+              </w:rPr>
+              <w:t>远程</w:t>
+            </w:r>
+            <w:r>
+              <w:rPr>
+                <w:rFonts w:asciiTheme="minorEastAsia" w:hAnsiTheme="minorEastAsia" w:cs="Times New Roman" w:hint="eastAsia"/>
+                <w:color w:val="000000"/>
+                <w:sz w:val="18"/>
+                <w:szCs w:val="18"/>
+              </w:rPr>
+              <w:t>9</w:t>
+            </w:r>
+            <w:r>
+              <w:rPr>
+                <w:rFonts w:asciiTheme="minorEastAsia" w:hAnsiTheme="minorEastAsia" w:cs="Times New Roman" w:hint="eastAsia"/>
+                <w:color w:val="000000"/>
+                <w:sz w:val="18"/>
+                <w:szCs w:val="18"/>
+              </w:rPr>
+              <w:t>0</w:t>
+            </w:r>
+            <w:r>
+              <w:rPr>
+                <w:rFonts w:asciiTheme="minorEastAsia" w:hAnsiTheme="minorEastAsia" w:cs="Times New Roman"/>
+                <w:color w:val="000000"/>
+                <w:sz w:val="18"/>
+                <w:szCs w:val="18"/>
+              </w:rPr>
+              <w:t xml:space="preserve"> </w:t>
+            </w:r>
+            <w:r>
+              <w:rPr>
+                <w:rFonts w:asciiTheme="minorEastAsia" w:hAnsiTheme="minorEastAsia" w:cs="Times New Roman"/>
+                <w:color w:val="000000"/>
+                <w:sz w:val="18"/>
+                <w:szCs w:val="18"/>
+              </w:rPr>
+              <w:t xml:space="preserve"> </w:t>
+            </w:r>
+            <w:r>
+              <w:rPr>
+                <w:rFonts w:asciiTheme="minorEastAsia" w:hAnsiTheme="minorEastAsia" w:cs="Times New Roman" w:hint="eastAsia"/>
+                <w:color w:val="000000"/>
+                <w:sz w:val="18"/>
+                <w:szCs w:val="18"/>
+              </w:rPr>
+              <w:t>冲杀0</w:t>
+            </w:r>
+          </w:p>
+        </w:tc>
+        <w:tc>
+          <w:tcPr>
+            <w:tcW w:w="5193" w:type="dxa"/>
+            <w:vMerge/>
+            <w:noWrap/>
+            <w:vAlign w:val="center"/>
+          </w:tcPr>
+          <w:p>
+            <w:pPr>
+              <w:widowControl/>
+              <w:jc w:val="center"/>
+              <w:rPr>
+                <w:rFonts w:asciiTheme="minorEastAsia" w:hAnsiTheme="minorEastAsia" w:cs="Times New Roman"/>
+                <w:color w:val="000000"/>
+                <w:sz w:val="18"/>
+                <w:szCs w:val="18"/>
+              </w:rPr>
+            </w:pPr>
+          </w:p>
+        </w:tc>
+      </w:tr>
+      <w:tr>
+        <w:trPr>
+          <w:trHeight w:val="270"/>
+        </w:trPr>
+        <w:tc>
+          <w:tcPr>
+            <w:tcW w:w="2056" w:type="dxa"/>
+            <w:vMerge/>
+            <w:hideMark/>
+          </w:tcPr>
+          <w:p>
+            <w:pPr>
+              <w:widowControl/>
+              <w:jc w:val="left"/>
+              <w:rPr>
+                <w:rFonts w:asciiTheme="minorEastAsia" w:hAnsiTheme="minorEastAsia" w:cs="Times New Roman"/>
+                <w:color w:val="000000"/>
+                <w:sz w:val="18"/>
+                <w:szCs w:val="18"/>
+              </w:rPr>
+            </w:pPr>
+          </w:p>
+        </w:tc>
+        <w:tc>
+          <w:tcPr>
+            <w:tcW w:w="3519" w:type="dxa"/>
+            <w:noWrap/>
+            <w:vAlign w:val="center"/>
+            <w:hideMark/>
+          </w:tcPr>
+          <w:p>
+            <w:pPr>
+              <w:widowControl/>
+              <w:jc w:val="left"/>
+              <w:rPr>
+                <w:rFonts w:asciiTheme="minorEastAsia" w:hAnsiTheme="minorEastAsia" w:cs="Times New Roman"/>
+                <w:color w:val="000000"/>
+                <w:sz w:val="18"/>
+                <w:szCs w:val="18"/>
+              </w:rPr>
+            </w:pPr>
+            <w:r>
+              <w:rPr>
+                <w:rFonts w:asciiTheme="minorEastAsia" w:hAnsiTheme="minorEastAsia" w:cs="Times New Roman"/>
+                <w:color w:val="000000"/>
+                <w:sz w:val="18"/>
+                <w:szCs w:val="18"/>
+              </w:rPr>
+              <w:t>移速</w:t>
+            </w:r>
+            <w:r>
+              <w:rPr>
+                <w:rFonts w:asciiTheme="minorEastAsia" w:hAnsiTheme="minorEastAsia" w:cs="Times New Roman" w:hint="eastAsia"/>
+                <w:color w:val="000000"/>
+                <w:sz w:val="18"/>
+                <w:szCs w:val="18"/>
+              </w:rPr>
+              <w:t>5</w:t>
+            </w:r>
+          </w:p>
+        </w:tc>
+        <w:tc>
+          <w:tcPr>
+            <w:tcW w:w="5193" w:type="dxa"/>
+            <w:vMerge/>
+            <w:hideMark/>
+          </w:tcPr>
+          <w:p>
+            <w:pPr>
+              <w:widowControl/>
+              <w:jc w:val="left"/>
+              <w:rPr>
+                <w:rFonts w:asciiTheme="minorEastAsia" w:hAnsiTheme="minorEastAsia" w:cs="Times New Roman"/>
+                <w:color w:val="000000"/>
+                <w:sz w:val="18"/>
+                <w:szCs w:val="18"/>
+              </w:rPr>
+            </w:pPr>
+          </w:p>
+        </w:tc>
+      </w:tr>
+    </w:tbl>
+    <w:p>
+      <w:pPr>
+        <w:spacing w:after="0" w:line="240" w:lineRule="auto"/>
+        <w:rPr>
+          <w:rFonts w:asciiTheme="minorEastAsia" w:hAnsiTheme="minorEastAsia"/>
+          <w:sz w:val="18"/>
+          <w:szCs w:val="18"/>
+        </w:rPr>
+      </w:pPr>
+    </w:p>
+    <w:tbl>
+      <w:tblPr>
+        <w:tblStyle w:val="TableGrid"/>
+        <w:tblW w:w="10768" w:type="dxa"/>
+        <w:tblLook w:val="04A0" w:firstRow="1" w:lastRow="0" w:firstColumn="1" w:lastColumn="0" w:noHBand="0" w:noVBand="1"/>
+      </w:tblPr>
+      <w:tblGrid>
+        <w:gridCol w:w="2056"/>
+        <w:gridCol w:w="3519"/>
+        <w:gridCol w:w="5193"/>
+      </w:tblGrid>
+      <w:tr>
+        <w:trPr>
+          <w:trHeight w:val="270"/>
+        </w:trPr>
+        <w:tc>
+          <w:tcPr>
+            <w:tcW w:w="2056" w:type="dxa"/>
+            <w:noWrap/>
+            <w:hideMark/>
+          </w:tcPr>
+          <w:p>
+            <w:pPr>
+              <w:widowControl/>
+              <w:jc w:val="center"/>
+              <w:rPr>
+                <w:rFonts w:asciiTheme="minorEastAsia" w:hAnsiTheme="minorEastAsia" w:cs="Times New Roman"/>
+                <w:b/>
+                <w:bCs/>
+                <w:color w:val="000000"/>
+                <w:sz w:val="18"/>
+                <w:szCs w:val="18"/>
+              </w:rPr>
+            </w:pPr>
+            <w:r>
+              <w:rPr>
+                <w:rFonts w:asciiTheme="minorEastAsia" w:hAnsiTheme="minorEastAsia" w:cs="Times New Roman" w:hint="eastAsia"/>
+                <w:b/>
+                <w:bCs/>
+                <w:color w:val="000000"/>
+                <w:sz w:val="18"/>
+                <w:szCs w:val="18"/>
+              </w:rPr>
+              <w:t>尖啸女妖</w:t>
+            </w:r>
+            <w:r>
+              <w:rPr>
+                <w:rFonts w:asciiTheme="minorEastAsia" w:hAnsiTheme="minorEastAsia" w:cs="Times New Roman" w:hint="eastAsia"/>
+                <w:b/>
+                <w:bCs/>
+                <w:color w:val="000000"/>
+                <w:sz w:val="18"/>
+                <w:szCs w:val="18"/>
+              </w:rPr>
+              <w:t>-鬼火</w:t>
+            </w:r>
+          </w:p>
+        </w:tc>
+        <w:tc>
+          <w:tcPr>
+            <w:tcW w:w="8712" w:type="dxa"/>
+            <w:gridSpan w:val="2"/>
+            <w:noWrap/>
+            <w:hideMark/>
+          </w:tcPr>
+          <w:p>
+            <w:pPr>
+              <w:widowControl/>
+              <w:jc w:val="left"/>
+              <w:rPr>
+                <w:rFonts w:asciiTheme="minorEastAsia" w:hAnsiTheme="minorEastAsia" w:cs="Times New Roman"/>
+                <w:color w:val="000000"/>
+                <w:sz w:val="18"/>
+                <w:szCs w:val="18"/>
+              </w:rPr>
+            </w:pPr>
+            <w:r>
+              <w:rPr>
+                <w:rFonts w:asciiTheme="minorEastAsia" w:hAnsiTheme="minorEastAsia" w:cs="Times New Roman" w:hint="eastAsia"/>
+                <w:color w:val="000000"/>
+                <w:sz w:val="18"/>
+                <w:szCs w:val="18"/>
+              </w:rPr>
+              <w:t>近战-远程步兵【高闪避</w:t>
+            </w:r>
+            <w:r>
+              <w:rPr>
+                <w:rFonts w:asciiTheme="minorEastAsia" w:hAnsiTheme="minorEastAsia" w:cs="Times New Roman" w:hint="eastAsia"/>
+                <w:color w:val="000000"/>
+                <w:sz w:val="18"/>
+                <w:szCs w:val="18"/>
+              </w:rPr>
+              <w:t>，反步兵</w:t>
+            </w:r>
+            <w:r>
+              <w:rPr>
+                <w:rFonts w:asciiTheme="minorEastAsia" w:hAnsiTheme="minorEastAsia" w:cs="Times New Roman" w:hint="eastAsia"/>
+                <w:color w:val="000000"/>
+                <w:sz w:val="18"/>
+                <w:szCs w:val="18"/>
+              </w:rPr>
+              <w:t>】</w:t>
+            </w:r>
+          </w:p>
+        </w:tc>
+      </w:tr>
+      <w:tr>
+        <w:trPr>
+          <w:trHeight w:val="113"/>
+        </w:trPr>
+        <w:tc>
+          <w:tcPr>
+            <w:tcW w:w="2056" w:type="dxa"/>
+            <w:vMerge w:val="restart"/>
+            <w:noWrap/>
+            <w:hideMark/>
+          </w:tcPr>
+          <w:p>
+            <w:pPr>
+              <w:widowControl/>
+              <w:jc w:val="center"/>
+              <w:rPr>
+                <w:rFonts w:asciiTheme="minorEastAsia" w:hAnsiTheme="minorEastAsia" w:cs="Times New Roman"/>
+                <w:color w:val="000000"/>
+                <w:sz w:val="18"/>
+                <w:szCs w:val="18"/>
+              </w:rPr>
+            </w:pPr>
+            <w:r>
+              <w:rPr>
+                <w:noProof/>
+              </w:rPr>
+              <w:drawing>
+                <wp:inline distT="0" distB="0" distL="0" distR="0" wp14:anchorId="095EA339" wp14:editId="664F097B">
+                  <wp:extent cx="474980" cy="474980"/>
+                  <wp:effectExtent l="0" t="0" r="1270" b="1270"/>
+                  <wp:docPr id="71" name="Picture 71"/>
+                  <wp:cNvGraphicFramePr>
+                    <a:graphicFrameLocks xmlns:a="http://schemas.openxmlformats.org/drawingml/2006/main" noChangeAspect="1"/>
+                  </wp:cNvGraphicFramePr>
+                  <a:graphic xmlns:a="http://schemas.openxmlformats.org/drawingml/2006/main">
+                    <a:graphicData uri="http://schemas.openxmlformats.org/drawingml/2006/picture">
+                      <pic:pic xmlns:pic="http://schemas.openxmlformats.org/drawingml/2006/picture">
+                        <pic:nvPicPr>
+                          <pic:cNvPr id="0" name="Picture 11"/>
+                          <pic:cNvPicPr>
+                            <a:picLocks noChangeAspect="1" noChangeArrowheads="1"/>
+                          </pic:cNvPicPr>
+                        </pic:nvPicPr>
+                        <pic:blipFill>
+                          <a:blip r:embed="rId73">
+                            <a:extLst>
+                              <a:ext uri="{28A0092B-C50C-407E-A947-70E740481C1C}">
+                                <a14:useLocalDpi xmlns:a14="http://schemas.microsoft.com/office/drawing/2010/main" val="0"/>
+                              </a:ext>
+                            </a:extLst>
+                          </a:blip>
+                          <a:srcRect/>
+                          <a:stretch>
+                            <a:fillRect/>
+                          </a:stretch>
+                        </pic:blipFill>
+                        <pic:spPr bwMode="auto">
+                          <a:xfrm>
+                            <a:off x="0" y="0"/>
+                            <a:ext cx="474980" cy="474980"/>
+                          </a:xfrm>
+                          <a:prstGeom prst="rect">
+                            <a:avLst/>
+                          </a:prstGeom>
+                          <a:noFill/>
+                          <a:ln>
+                            <a:noFill/>
+                          </a:ln>
+                        </pic:spPr>
+                      </pic:pic>
+                    </a:graphicData>
+                  </a:graphic>
+                </wp:inline>
+              </w:drawing>
+            </w:r>
+          </w:p>
+        </w:tc>
+        <w:tc>
+          <w:tcPr>
+            <w:tcW w:w="3519" w:type="dxa"/>
+            <w:noWrap/>
+            <w:vAlign w:val="center"/>
+            <w:hideMark/>
+          </w:tcPr>
+          <w:p>
+            <w:pPr>
+              <w:widowControl/>
+              <w:jc w:val="left"/>
+              <w:rPr>
+                <w:rFonts w:asciiTheme="minorEastAsia" w:hAnsiTheme="minorEastAsia" w:cs="Times New Roman"/>
+                <w:color w:val="000000"/>
+                <w:sz w:val="18"/>
+                <w:szCs w:val="18"/>
+              </w:rPr>
+            </w:pPr>
+            <w:r>
+              <w:rPr>
+                <w:rFonts w:asciiTheme="minorEastAsia" w:hAnsiTheme="minorEastAsia" w:cs="Times New Roman" w:hint="eastAsia"/>
+                <w:color w:val="000000"/>
+                <w:sz w:val="18"/>
+                <w:szCs w:val="18"/>
+              </w:rPr>
+              <w:t>人数</w:t>
+            </w:r>
+            <w:r>
+              <w:rPr>
+                <w:rFonts w:asciiTheme="minorEastAsia" w:hAnsiTheme="minorEastAsia" w:cs="Times New Roman" w:hint="eastAsia"/>
+                <w:color w:val="000000"/>
+                <w:sz w:val="18"/>
+                <w:szCs w:val="18"/>
+              </w:rPr>
+              <w:t>3</w:t>
+            </w:r>
+            <w:r>
+              <w:rPr>
+                <w:rFonts w:asciiTheme="minorEastAsia" w:hAnsiTheme="minorEastAsia" w:cs="Times New Roman"/>
+                <w:color w:val="000000"/>
+                <w:sz w:val="18"/>
+                <w:szCs w:val="18"/>
+              </w:rPr>
+              <w:t>2</w:t>
+            </w:r>
+            <w:r>
+              <w:rPr>
+                <w:rFonts w:asciiTheme="minorEastAsia" w:hAnsiTheme="minorEastAsia" w:cs="Times New Roman"/>
+                <w:color w:val="000000"/>
+                <w:sz w:val="18"/>
+                <w:szCs w:val="18"/>
+              </w:rPr>
+              <w:t xml:space="preserve">  </w:t>
+            </w:r>
+            <w:r>
+              <w:rPr>
+                <w:rFonts w:asciiTheme="minorEastAsia" w:hAnsiTheme="minorEastAsia" w:cs="Times New Roman" w:hint="eastAsia"/>
+                <w:color w:val="000000"/>
+                <w:sz w:val="18"/>
+                <w:szCs w:val="18"/>
+              </w:rPr>
+              <w:t>单体生命</w:t>
+            </w:r>
+            <w:r>
+              <w:rPr>
+                <w:rFonts w:asciiTheme="minorEastAsia" w:hAnsiTheme="minorEastAsia" w:cs="Times New Roman" w:hint="eastAsia"/>
+                <w:color w:val="000000"/>
+                <w:sz w:val="18"/>
+                <w:szCs w:val="18"/>
+              </w:rPr>
+              <w:t>2</w:t>
+            </w:r>
+            <w:r>
+              <w:rPr>
+                <w:rFonts w:asciiTheme="minorEastAsia" w:hAnsiTheme="minorEastAsia" w:cs="Times New Roman"/>
+                <w:color w:val="000000"/>
+                <w:sz w:val="18"/>
+                <w:szCs w:val="18"/>
+              </w:rPr>
+              <w:t>0</w:t>
+            </w:r>
+          </w:p>
+        </w:tc>
+        <w:tc>
+          <w:tcPr>
+            <w:tcW w:w="5193" w:type="dxa"/>
+            <w:vMerge w:val="restart"/>
+            <w:noWrap/>
+            <w:vAlign w:val="center"/>
+            <w:hideMark/>
+          </w:tcPr>
+          <w:p>
+            <w:pPr>
+              <w:widowControl/>
+              <w:jc w:val="left"/>
+              <w:rPr>
+                <w:rFonts w:asciiTheme="minorEastAsia" w:hAnsiTheme="minorEastAsia" w:cs="Times New Roman"/>
+                <w:color w:val="000000"/>
+                <w:sz w:val="18"/>
+                <w:szCs w:val="18"/>
+              </w:rPr>
+            </w:pPr>
+            <w:r>
+              <w:rPr>
+                <w:rFonts w:asciiTheme="minorEastAsia" w:hAnsiTheme="minorEastAsia" w:cs="Times New Roman" w:hint="eastAsia"/>
+                <w:color w:val="000000"/>
+                <w:sz w:val="18"/>
+                <w:szCs w:val="18"/>
+              </w:rPr>
+              <w:t>攻击</w:t>
+            </w:r>
+            <w:r>
+              <w:rPr>
+                <w:rFonts w:asciiTheme="minorEastAsia" w:hAnsiTheme="minorEastAsia" w:cs="Times New Roman" w:hint="eastAsia"/>
+                <w:color w:val="000000"/>
+                <w:sz w:val="18"/>
+                <w:szCs w:val="18"/>
+              </w:rPr>
+              <w:t>3</w:t>
+            </w:r>
+            <w:r>
+              <w:rPr>
+                <w:rFonts w:asciiTheme="minorEastAsia" w:hAnsiTheme="minorEastAsia" w:cs="Times New Roman"/>
+                <w:color w:val="000000"/>
+                <w:sz w:val="18"/>
+                <w:szCs w:val="18"/>
+              </w:rPr>
+              <w:t>0</w:t>
+            </w:r>
+            <w:r>
+              <w:rPr>
+                <w:rFonts w:asciiTheme="minorEastAsia" w:hAnsiTheme="minorEastAsia" w:cs="Times New Roman"/>
+                <w:color w:val="000000"/>
+                <w:sz w:val="18"/>
+                <w:szCs w:val="18"/>
+              </w:rPr>
+              <w:t xml:space="preserve">  </w:t>
+            </w:r>
+            <w:r>
+              <w:rPr>
+                <w:rFonts w:asciiTheme="minorEastAsia" w:hAnsiTheme="minorEastAsia" w:cs="Times New Roman" w:hint="eastAsia"/>
+                <w:color w:val="000000"/>
+                <w:sz w:val="18"/>
+                <w:szCs w:val="18"/>
+              </w:rPr>
+              <w:t>近战</w:t>
+            </w:r>
+          </w:p>
+          <w:p>
+            <w:pPr>
+              <w:widowControl/>
+              <w:jc w:val="left"/>
+              <w:rPr>
+                <w:rFonts w:asciiTheme="minorEastAsia" w:hAnsiTheme="minorEastAsia" w:cs="Times New Roman"/>
+                <w:color w:val="000000"/>
+                <w:sz w:val="18"/>
+                <w:szCs w:val="18"/>
+              </w:rPr>
+            </w:pPr>
+            <w:r>
+              <w:rPr>
+                <w:rFonts w:asciiTheme="minorEastAsia" w:hAnsiTheme="minorEastAsia" w:cs="Times New Roman" w:hint="eastAsia"/>
+                <w:color w:val="000000"/>
+                <w:sz w:val="18"/>
+                <w:szCs w:val="18"/>
+              </w:rPr>
+              <w:t>攻击</w:t>
+            </w:r>
+            <w:r>
+              <w:rPr>
+                <w:rFonts w:asciiTheme="minorEastAsia" w:hAnsiTheme="minorEastAsia" w:cs="Times New Roman" w:hint="eastAsia"/>
+                <w:color w:val="000000"/>
+                <w:sz w:val="18"/>
+                <w:szCs w:val="18"/>
+              </w:rPr>
+              <w:t>6</w:t>
+            </w:r>
+            <w:r>
+              <w:rPr>
+                <w:rFonts w:asciiTheme="minorEastAsia" w:hAnsiTheme="minorEastAsia" w:cs="Times New Roman"/>
+                <w:color w:val="000000"/>
+                <w:sz w:val="18"/>
+                <w:szCs w:val="18"/>
+              </w:rPr>
+              <w:t xml:space="preserve">0 </w:t>
+            </w:r>
+            <w:r>
+              <w:rPr>
+                <w:rFonts w:asciiTheme="minorEastAsia" w:hAnsiTheme="minorEastAsia" w:cs="Times New Roman" w:hint="eastAsia"/>
+                <w:color w:val="000000"/>
+                <w:sz w:val="18"/>
+                <w:szCs w:val="18"/>
+              </w:rPr>
+              <w:t>vs步兵</w:t>
+            </w:r>
+            <w:r>
+              <w:rPr>
+                <w:rFonts w:asciiTheme="minorEastAsia" w:hAnsiTheme="minorEastAsia" w:cs="Times New Roman"/>
+                <w:color w:val="000000"/>
+                <w:sz w:val="18"/>
+                <w:szCs w:val="18"/>
+              </w:rPr>
+              <w:t xml:space="preserve">  </w:t>
+            </w:r>
+            <w:r>
+              <w:rPr>
+                <w:rFonts w:asciiTheme="minorEastAsia" w:hAnsiTheme="minorEastAsia" w:cs="Times New Roman" w:hint="eastAsia"/>
+                <w:color w:val="000000"/>
+                <w:sz w:val="18"/>
+                <w:szCs w:val="18"/>
+              </w:rPr>
+              <w:t>范围6</w:t>
+            </w:r>
+          </w:p>
+          <w:p>
+            <w:pPr>
+              <w:widowControl/>
+              <w:jc w:val="left"/>
+              <w:rPr>
+                <w:rFonts w:asciiTheme="minorEastAsia" w:hAnsiTheme="minorEastAsia" w:cs="Times New Roman"/>
+                <w:color w:val="000000"/>
+                <w:sz w:val="18"/>
+                <w:szCs w:val="18"/>
+              </w:rPr>
+            </w:pPr>
+            <w:r>
+              <w:rPr>
+                <w:rFonts w:asciiTheme="minorEastAsia" w:hAnsiTheme="minorEastAsia" w:cs="Times New Roman" w:hint="eastAsia"/>
+                <w:color w:val="000000"/>
+                <w:sz w:val="18"/>
+                <w:szCs w:val="18"/>
+              </w:rPr>
+              <w:t>攻击</w:t>
+            </w:r>
+            <w:r>
+              <w:rPr>
+                <w:rFonts w:asciiTheme="minorEastAsia" w:hAnsiTheme="minorEastAsia" w:cs="Times New Roman" w:hint="eastAsia"/>
+                <w:color w:val="000000"/>
+                <w:sz w:val="18"/>
+                <w:szCs w:val="18"/>
+              </w:rPr>
+              <w:t>4</w:t>
+            </w:r>
+            <w:r>
+              <w:rPr>
+                <w:rFonts w:asciiTheme="minorEastAsia" w:hAnsiTheme="minorEastAsia" w:cs="Times New Roman"/>
+                <w:color w:val="000000"/>
+                <w:sz w:val="18"/>
+                <w:szCs w:val="18"/>
+              </w:rPr>
+              <w:t xml:space="preserve">8 </w:t>
+            </w:r>
+            <w:r>
+              <w:rPr>
+                <w:rFonts w:asciiTheme="minorEastAsia" w:hAnsiTheme="minorEastAsia" w:cs="Times New Roman" w:hint="eastAsia"/>
+                <w:color w:val="000000"/>
+                <w:sz w:val="18"/>
+                <w:szCs w:val="18"/>
+              </w:rPr>
+              <w:t>vs其他</w:t>
+            </w:r>
+            <w:r>
+              <w:rPr>
+                <w:rFonts w:asciiTheme="minorEastAsia" w:hAnsiTheme="minorEastAsia" w:cs="Times New Roman"/>
+                <w:color w:val="000000"/>
+                <w:sz w:val="18"/>
+                <w:szCs w:val="18"/>
+              </w:rPr>
+              <w:t xml:space="preserve">  </w:t>
+            </w:r>
+            <w:r>
+              <w:rPr>
+                <w:rFonts w:asciiTheme="minorEastAsia" w:hAnsiTheme="minorEastAsia" w:cs="Times New Roman" w:hint="eastAsia"/>
+                <w:color w:val="000000"/>
+                <w:sz w:val="18"/>
+                <w:szCs w:val="18"/>
+              </w:rPr>
+              <w:t>范围6</w:t>
+            </w:r>
+          </w:p>
+        </w:tc>
+      </w:tr>
+      <w:tr>
+        <w:trPr>
+          <w:trHeight w:val="112"/>
+        </w:trPr>
+        <w:tc>
+          <w:tcPr>
+            <w:tcW w:w="2056" w:type="dxa"/>
+            <w:vMerge/>
+            <w:noWrap/>
+          </w:tcPr>
+          <w:p>
+            <w:pPr>
+              <w:widowControl/>
+              <w:jc w:val="left"/>
+              <w:rPr>
+                <w:rFonts w:asciiTheme="minorEastAsia" w:hAnsiTheme="minorEastAsia" w:cs="Times New Roman"/>
+                <w:color w:val="000000"/>
+                <w:sz w:val="18"/>
+                <w:szCs w:val="18"/>
+              </w:rPr>
+            </w:pPr>
+          </w:p>
+        </w:tc>
+        <w:tc>
+          <w:tcPr>
+            <w:tcW w:w="3519" w:type="dxa"/>
+            <w:noWrap/>
+            <w:vAlign w:val="center"/>
+          </w:tcPr>
+          <w:p>
+            <w:pPr>
+              <w:widowControl/>
+              <w:jc w:val="left"/>
+              <w:rPr>
+                <w:rFonts w:asciiTheme="minorEastAsia" w:hAnsiTheme="minorEastAsia" w:cs="Times New Roman"/>
+                <w:color w:val="000000"/>
+                <w:sz w:val="18"/>
+                <w:szCs w:val="18"/>
+              </w:rPr>
+            </w:pPr>
+            <w:r>
+              <w:rPr>
+                <w:rFonts w:asciiTheme="minorEastAsia" w:hAnsiTheme="minorEastAsia" w:cs="Times New Roman" w:hint="eastAsia"/>
+                <w:color w:val="000000"/>
+                <w:sz w:val="18"/>
+                <w:szCs w:val="18"/>
+              </w:rPr>
+              <w:t>护甲/闪避：近战</w:t>
+            </w:r>
+            <w:r>
+              <w:rPr>
+                <w:rFonts w:asciiTheme="minorEastAsia" w:hAnsiTheme="minorEastAsia" w:cs="Times New Roman" w:hint="eastAsia"/>
+                <w:color w:val="000000"/>
+                <w:sz w:val="18"/>
+                <w:szCs w:val="18"/>
+              </w:rPr>
+              <w:t>9</w:t>
+            </w:r>
+            <w:r>
+              <w:rPr>
+                <w:rFonts w:asciiTheme="minorEastAsia" w:hAnsiTheme="minorEastAsia" w:cs="Times New Roman" w:hint="eastAsia"/>
+                <w:color w:val="000000"/>
+                <w:sz w:val="18"/>
+                <w:szCs w:val="18"/>
+              </w:rPr>
+              <w:t>0</w:t>
+            </w:r>
+            <w:r>
+              <w:rPr>
+                <w:rFonts w:asciiTheme="minorEastAsia" w:hAnsiTheme="minorEastAsia" w:cs="Times New Roman"/>
+                <w:color w:val="000000"/>
+                <w:sz w:val="18"/>
+                <w:szCs w:val="18"/>
+              </w:rPr>
+              <w:t xml:space="preserve">  </w:t>
+            </w:r>
+            <w:r>
+              <w:rPr>
+                <w:rFonts w:asciiTheme="minorEastAsia" w:hAnsiTheme="minorEastAsia" w:cs="Times New Roman" w:hint="eastAsia"/>
+                <w:color w:val="000000"/>
+                <w:sz w:val="18"/>
+                <w:szCs w:val="18"/>
+              </w:rPr>
+              <w:t>远程</w:t>
+            </w:r>
+            <w:r>
+              <w:rPr>
+                <w:rFonts w:asciiTheme="minorEastAsia" w:hAnsiTheme="minorEastAsia" w:cs="Times New Roman" w:hint="eastAsia"/>
+                <w:color w:val="000000"/>
+                <w:sz w:val="18"/>
+                <w:szCs w:val="18"/>
+              </w:rPr>
+              <w:t>9</w:t>
+            </w:r>
+            <w:r>
+              <w:rPr>
+                <w:rFonts w:asciiTheme="minorEastAsia" w:hAnsiTheme="minorEastAsia" w:cs="Times New Roman" w:hint="eastAsia"/>
+                <w:color w:val="000000"/>
+                <w:sz w:val="18"/>
+                <w:szCs w:val="18"/>
+              </w:rPr>
+              <w:t>0</w:t>
+            </w:r>
+            <w:r>
+              <w:rPr>
+                <w:rFonts w:asciiTheme="minorEastAsia" w:hAnsiTheme="minorEastAsia" w:cs="Times New Roman"/>
+                <w:color w:val="000000"/>
+                <w:sz w:val="18"/>
+                <w:szCs w:val="18"/>
+              </w:rPr>
+              <w:t xml:space="preserve"> </w:t>
+            </w:r>
+            <w:r>
+              <w:rPr>
+                <w:rFonts w:asciiTheme="minorEastAsia" w:hAnsiTheme="minorEastAsia" w:cs="Times New Roman"/>
+                <w:color w:val="000000"/>
+                <w:sz w:val="18"/>
+                <w:szCs w:val="18"/>
+              </w:rPr>
+              <w:t xml:space="preserve"> </w:t>
+            </w:r>
+            <w:r>
+              <w:rPr>
+                <w:rFonts w:asciiTheme="minorEastAsia" w:hAnsiTheme="minorEastAsia" w:cs="Times New Roman" w:hint="eastAsia"/>
+                <w:color w:val="000000"/>
+                <w:sz w:val="18"/>
+                <w:szCs w:val="18"/>
+              </w:rPr>
+              <w:t>冲杀0</w:t>
+            </w:r>
+          </w:p>
+        </w:tc>
+        <w:tc>
+          <w:tcPr>
+            <w:tcW w:w="5193" w:type="dxa"/>
+            <w:vMerge/>
+            <w:noWrap/>
+            <w:vAlign w:val="center"/>
+          </w:tcPr>
+          <w:p>
+            <w:pPr>
+              <w:widowControl/>
+              <w:jc w:val="center"/>
+              <w:rPr>
+                <w:rFonts w:asciiTheme="minorEastAsia" w:hAnsiTheme="minorEastAsia" w:cs="Times New Roman"/>
+                <w:color w:val="000000"/>
+                <w:sz w:val="18"/>
+                <w:szCs w:val="18"/>
+              </w:rPr>
+            </w:pPr>
+          </w:p>
+        </w:tc>
+      </w:tr>
+      <w:tr>
+        <w:trPr>
+          <w:trHeight w:val="270"/>
+        </w:trPr>
+        <w:tc>
+          <w:tcPr>
+            <w:tcW w:w="2056" w:type="dxa"/>
+            <w:vMerge/>
+            <w:hideMark/>
+          </w:tcPr>
+          <w:p>
+            <w:pPr>
+              <w:widowControl/>
+              <w:jc w:val="left"/>
+              <w:rPr>
+                <w:rFonts w:asciiTheme="minorEastAsia" w:hAnsiTheme="minorEastAsia" w:cs="Times New Roman"/>
+                <w:color w:val="000000"/>
+                <w:sz w:val="18"/>
+                <w:szCs w:val="18"/>
+              </w:rPr>
+            </w:pPr>
+          </w:p>
+        </w:tc>
+        <w:tc>
+          <w:tcPr>
+            <w:tcW w:w="3519" w:type="dxa"/>
+            <w:noWrap/>
+            <w:vAlign w:val="center"/>
+            <w:hideMark/>
+          </w:tcPr>
+          <w:p>
+            <w:pPr>
+              <w:widowControl/>
+              <w:jc w:val="left"/>
+              <w:rPr>
+                <w:rFonts w:asciiTheme="minorEastAsia" w:hAnsiTheme="minorEastAsia" w:cs="Times New Roman"/>
+                <w:color w:val="000000"/>
+                <w:sz w:val="18"/>
+                <w:szCs w:val="18"/>
+              </w:rPr>
+            </w:pPr>
+            <w:r>
+              <w:rPr>
+                <w:rFonts w:asciiTheme="minorEastAsia" w:hAnsiTheme="minorEastAsia" w:cs="Times New Roman"/>
+                <w:color w:val="000000"/>
+                <w:sz w:val="18"/>
+                <w:szCs w:val="18"/>
+              </w:rPr>
+              <w:t>移速</w:t>
+            </w:r>
+            <w:r>
+              <w:rPr>
+                <w:rFonts w:asciiTheme="minorEastAsia" w:hAnsiTheme="minorEastAsia" w:cs="Times New Roman" w:hint="eastAsia"/>
+                <w:color w:val="000000"/>
+                <w:sz w:val="18"/>
+                <w:szCs w:val="18"/>
+              </w:rPr>
+              <w:t>5</w:t>
+            </w:r>
+          </w:p>
+        </w:tc>
+        <w:tc>
+          <w:tcPr>
+            <w:tcW w:w="5193" w:type="dxa"/>
+            <w:vMerge/>
+            <w:hideMark/>
+          </w:tcPr>
+          <w:p>
+            <w:pPr>
+              <w:widowControl/>
+              <w:jc w:val="left"/>
+              <w:rPr>
+                <w:rFonts w:asciiTheme="minorEastAsia" w:hAnsiTheme="minorEastAsia" w:cs="Times New Roman"/>
+                <w:color w:val="000000"/>
+                <w:sz w:val="18"/>
+                <w:szCs w:val="18"/>
+              </w:rPr>
+            </w:pPr>
+          </w:p>
+        </w:tc>
+      </w:tr>
+    </w:tbl>
+    <w:p>
+      <w:pPr>
+        <w:spacing w:after="0" w:line="240" w:lineRule="auto"/>
+        <w:rPr>
+          <w:rFonts w:asciiTheme="minorEastAsia" w:hAnsiTheme="minorEastAsia"/>
+          <w:sz w:val="18"/>
+          <w:szCs w:val="18"/>
+        </w:rPr>
+      </w:pPr>
+    </w:p>
+    <w:tbl>
+      <w:tblPr>
+        <w:tblStyle w:val="TableGrid"/>
+        <w:tblW w:w="10768" w:type="dxa"/>
+        <w:tblLook w:val="04A0" w:firstRow="1" w:lastRow="0" w:firstColumn="1" w:lastColumn="0" w:noHBand="0" w:noVBand="1"/>
+      </w:tblPr>
+      <w:tblGrid>
+        <w:gridCol w:w="2056"/>
+        <w:gridCol w:w="3519"/>
+        <w:gridCol w:w="5193"/>
+      </w:tblGrid>
+      <w:tr>
+        <w:trPr>
+          <w:trHeight w:val="270"/>
+        </w:trPr>
+        <w:tc>
+          <w:tcPr>
+            <w:tcW w:w="2056" w:type="dxa"/>
+            <w:noWrap/>
+            <w:hideMark/>
+          </w:tcPr>
+          <w:p>
+            <w:pPr>
+              <w:widowControl/>
+              <w:jc w:val="center"/>
+              <w:rPr>
+                <w:rFonts w:asciiTheme="minorEastAsia" w:hAnsiTheme="minorEastAsia" w:cs="Times New Roman"/>
+                <w:b/>
+                <w:bCs/>
+                <w:color w:val="000000"/>
+                <w:sz w:val="18"/>
+                <w:szCs w:val="18"/>
+              </w:rPr>
+            </w:pPr>
+            <w:r>
+              <w:rPr>
+                <w:rFonts w:asciiTheme="minorEastAsia" w:hAnsiTheme="minorEastAsia" w:cs="Times New Roman" w:hint="eastAsia"/>
+                <w:b/>
+                <w:bCs/>
+                <w:color w:val="000000"/>
+                <w:sz w:val="18"/>
+                <w:szCs w:val="18"/>
+              </w:rPr>
+              <w:t>死亡骑士</w:t>
+            </w:r>
+          </w:p>
+        </w:tc>
+        <w:tc>
+          <w:tcPr>
+            <w:tcW w:w="8712" w:type="dxa"/>
+            <w:gridSpan w:val="2"/>
+            <w:noWrap/>
+            <w:hideMark/>
+          </w:tcPr>
+          <w:p>
+            <w:pPr>
+              <w:widowControl/>
+              <w:jc w:val="left"/>
+              <w:rPr>
+                <w:rFonts w:asciiTheme="minorEastAsia" w:hAnsiTheme="minorEastAsia" w:cs="Times New Roman"/>
+                <w:color w:val="000000"/>
+                <w:sz w:val="18"/>
+                <w:szCs w:val="18"/>
+              </w:rPr>
+            </w:pPr>
+            <w:r>
+              <w:rPr>
+                <w:rFonts w:asciiTheme="minorEastAsia" w:hAnsiTheme="minorEastAsia" w:cs="Times New Roman" w:hint="eastAsia"/>
+                <w:color w:val="000000"/>
+                <w:sz w:val="18"/>
+                <w:szCs w:val="18"/>
+              </w:rPr>
+              <w:t>近战骑兵</w:t>
+            </w:r>
+            <w:r>
+              <w:rPr>
+                <w:rFonts w:asciiTheme="minorEastAsia" w:hAnsiTheme="minorEastAsia" w:cs="Times New Roman" w:hint="eastAsia"/>
+                <w:color w:val="000000"/>
+                <w:sz w:val="18"/>
+                <w:szCs w:val="18"/>
+              </w:rPr>
+              <w:t>【重装甲】</w:t>
+            </w:r>
+          </w:p>
+        </w:tc>
+      </w:tr>
+      <w:tr>
+        <w:trPr>
+          <w:trHeight w:val="113"/>
+        </w:trPr>
+        <w:tc>
+          <w:tcPr>
+            <w:tcW w:w="2056" w:type="dxa"/>
+            <w:vMerge w:val="restart"/>
+            <w:noWrap/>
+            <w:hideMark/>
+          </w:tcPr>
+          <w:p>
+            <w:pPr>
+              <w:widowControl/>
+              <w:jc w:val="center"/>
+              <w:rPr>
+                <w:rFonts w:asciiTheme="minorEastAsia" w:hAnsiTheme="minorEastAsia" w:cs="Times New Roman"/>
+                <w:color w:val="000000"/>
+                <w:sz w:val="18"/>
+                <w:szCs w:val="18"/>
+              </w:rPr>
+            </w:pPr>
+            <w:r>
+              <w:rPr>
+                <w:noProof/>
+              </w:rPr>
+              <w:drawing>
+                <wp:inline distT="0" distB="0" distL="0" distR="0" wp14:anchorId="39C5B691" wp14:editId="5BF28683">
+                  <wp:extent cx="474980" cy="474980"/>
+                  <wp:effectExtent l="0" t="0" r="1270" b="1270"/>
+                  <wp:docPr id="72" name="Picture 72"/>
+                  <wp:cNvGraphicFramePr>
+                    <a:graphicFrameLocks xmlns:a="http://schemas.openxmlformats.org/drawingml/2006/main" noChangeAspect="1"/>
+                  </wp:cNvGraphicFramePr>
+                  <a:graphic xmlns:a="http://schemas.openxmlformats.org/drawingml/2006/main">
+                    <a:graphicData uri="http://schemas.openxmlformats.org/drawingml/2006/picture">
+                      <pic:pic xmlns:pic="http://schemas.openxmlformats.org/drawingml/2006/picture">
+                        <pic:nvPicPr>
+                          <pic:cNvPr id="0" name="Picture 13"/>
+                          <pic:cNvPicPr>
+                            <a:picLocks noChangeAspect="1" noChangeArrowheads="1"/>
+                          </pic:cNvPicPr>
+                        </pic:nvPicPr>
+                        <pic:blipFill>
+                          <a:blip r:embed="rId74">
+                            <a:extLst>
+                              <a:ext uri="{28A0092B-C50C-407E-A947-70E740481C1C}">
+                                <a14:useLocalDpi xmlns:a14="http://schemas.microsoft.com/office/drawing/2010/main" val="0"/>
+                              </a:ext>
+                            </a:extLst>
+                          </a:blip>
+                          <a:srcRect/>
+                          <a:stretch>
+                            <a:fillRect/>
+                          </a:stretch>
+                        </pic:blipFill>
+                        <pic:spPr bwMode="auto">
+                          <a:xfrm>
+                            <a:off x="0" y="0"/>
+                            <a:ext cx="474980" cy="474980"/>
+                          </a:xfrm>
+                          <a:prstGeom prst="rect">
+                            <a:avLst/>
+                          </a:prstGeom>
+                          <a:noFill/>
+                          <a:ln>
+                            <a:noFill/>
+                          </a:ln>
+                        </pic:spPr>
+                      </pic:pic>
+                    </a:graphicData>
+                  </a:graphic>
+                </wp:inline>
+              </w:drawing>
+            </w:r>
+          </w:p>
+        </w:tc>
+        <w:tc>
+          <w:tcPr>
+            <w:tcW w:w="3519" w:type="dxa"/>
+            <w:noWrap/>
+            <w:vAlign w:val="center"/>
+            <w:hideMark/>
+          </w:tcPr>
+          <w:p>
+            <w:pPr>
+              <w:widowControl/>
+              <w:jc w:val="left"/>
+              <w:rPr>
+                <w:rFonts w:asciiTheme="minorEastAsia" w:hAnsiTheme="minorEastAsia" w:cs="Times New Roman"/>
+                <w:color w:val="000000"/>
+                <w:sz w:val="18"/>
+                <w:szCs w:val="18"/>
+              </w:rPr>
+            </w:pPr>
+            <w:r>
+              <w:rPr>
+                <w:rFonts w:asciiTheme="minorEastAsia" w:hAnsiTheme="minorEastAsia" w:cs="Times New Roman" w:hint="eastAsia"/>
+                <w:color w:val="000000"/>
+                <w:sz w:val="18"/>
+                <w:szCs w:val="18"/>
+              </w:rPr>
+              <w:t>人数</w:t>
+            </w:r>
+            <w:r>
+              <w:rPr>
+                <w:rFonts w:asciiTheme="minorEastAsia" w:hAnsiTheme="minorEastAsia" w:cs="Times New Roman" w:hint="eastAsia"/>
+                <w:color w:val="000000"/>
+                <w:sz w:val="18"/>
+                <w:szCs w:val="18"/>
+              </w:rPr>
+              <w:t>3</w:t>
+            </w:r>
+            <w:r>
+              <w:rPr>
+                <w:rFonts w:asciiTheme="minorEastAsia" w:hAnsiTheme="minorEastAsia" w:cs="Times New Roman"/>
+                <w:color w:val="000000"/>
+                <w:sz w:val="18"/>
+                <w:szCs w:val="18"/>
+              </w:rPr>
+              <w:t>2</w:t>
+            </w:r>
+            <w:r>
+              <w:rPr>
+                <w:rFonts w:asciiTheme="minorEastAsia" w:hAnsiTheme="minorEastAsia" w:cs="Times New Roman"/>
+                <w:color w:val="000000"/>
+                <w:sz w:val="18"/>
+                <w:szCs w:val="18"/>
+              </w:rPr>
+              <w:t xml:space="preserve">  </w:t>
+            </w:r>
+            <w:r>
+              <w:rPr>
+                <w:rFonts w:asciiTheme="minorEastAsia" w:hAnsiTheme="minorEastAsia" w:cs="Times New Roman" w:hint="eastAsia"/>
+                <w:color w:val="000000"/>
+                <w:sz w:val="18"/>
+                <w:szCs w:val="18"/>
+              </w:rPr>
+              <w:t>单体生命1</w:t>
+            </w:r>
+            <w:r>
+              <w:rPr>
+                <w:rFonts w:asciiTheme="minorEastAsia" w:hAnsiTheme="minorEastAsia" w:cs="Times New Roman"/>
+                <w:color w:val="000000"/>
+                <w:sz w:val="18"/>
+                <w:szCs w:val="18"/>
+              </w:rPr>
+              <w:t>2</w:t>
+            </w:r>
+            <w:r>
+              <w:rPr>
+                <w:rFonts w:asciiTheme="minorEastAsia" w:hAnsiTheme="minorEastAsia" w:cs="Times New Roman" w:hint="eastAsia"/>
+                <w:color w:val="000000"/>
+                <w:sz w:val="18"/>
+                <w:szCs w:val="18"/>
+              </w:rPr>
+              <w:t>0</w:t>
+            </w:r>
+          </w:p>
+        </w:tc>
+        <w:tc>
+          <w:tcPr>
+            <w:tcW w:w="5193" w:type="dxa"/>
+            <w:vMerge w:val="restart"/>
+            <w:noWrap/>
+            <w:vAlign w:val="center"/>
+            <w:hideMark/>
+          </w:tcPr>
+          <w:p>
+            <w:pPr>
+              <w:widowControl/>
+              <w:jc w:val="left"/>
+              <w:rPr>
+                <w:rFonts w:asciiTheme="minorEastAsia" w:hAnsiTheme="minorEastAsia" w:cs="Times New Roman"/>
+                <w:color w:val="000000"/>
+                <w:sz w:val="18"/>
+                <w:szCs w:val="18"/>
+              </w:rPr>
+            </w:pPr>
+            <w:r>
+              <w:rPr>
+                <w:rFonts w:asciiTheme="minorEastAsia" w:hAnsiTheme="minorEastAsia" w:cs="Times New Roman" w:hint="eastAsia"/>
+                <w:color w:val="000000"/>
+                <w:sz w:val="18"/>
+                <w:szCs w:val="18"/>
+              </w:rPr>
+              <w:t>攻击</w:t>
+            </w:r>
+            <w:r>
+              <w:rPr>
+                <w:rFonts w:asciiTheme="minorEastAsia" w:hAnsiTheme="minorEastAsia" w:cs="Times New Roman" w:hint="eastAsia"/>
+                <w:color w:val="000000"/>
+                <w:sz w:val="18"/>
+                <w:szCs w:val="18"/>
+              </w:rPr>
+              <w:t>4</w:t>
+            </w:r>
+            <w:r>
+              <w:rPr>
+                <w:rFonts w:asciiTheme="minorEastAsia" w:hAnsiTheme="minorEastAsia" w:cs="Times New Roman"/>
+                <w:color w:val="000000"/>
+                <w:sz w:val="18"/>
+                <w:szCs w:val="18"/>
+              </w:rPr>
+              <w:t>0</w:t>
+            </w:r>
+            <w:r>
+              <w:rPr>
+                <w:rFonts w:asciiTheme="minorEastAsia" w:hAnsiTheme="minorEastAsia" w:cs="Times New Roman"/>
+                <w:color w:val="000000"/>
+                <w:sz w:val="18"/>
+                <w:szCs w:val="18"/>
+              </w:rPr>
+              <w:t xml:space="preserve">  </w:t>
+            </w:r>
+            <w:r>
+              <w:rPr>
+                <w:rFonts w:asciiTheme="minorEastAsia" w:hAnsiTheme="minorEastAsia" w:cs="Times New Roman" w:hint="eastAsia"/>
+                <w:color w:val="000000"/>
+                <w:sz w:val="18"/>
+                <w:szCs w:val="18"/>
+              </w:rPr>
+              <w:t>近战</w:t>
+            </w:r>
+          </w:p>
+          <w:p>
+            <w:pPr>
+              <w:widowControl/>
+              <w:jc w:val="left"/>
+              <w:rPr>
+                <w:rFonts w:asciiTheme="minorEastAsia" w:hAnsiTheme="minorEastAsia" w:cs="Times New Roman"/>
+                <w:color w:val="000000"/>
+                <w:sz w:val="18"/>
+                <w:szCs w:val="18"/>
+              </w:rPr>
+            </w:pPr>
+          </w:p>
+        </w:tc>
+      </w:tr>
+      <w:tr>
+        <w:trPr>
+          <w:trHeight w:val="112"/>
+        </w:trPr>
+        <w:tc>
+          <w:tcPr>
+            <w:tcW w:w="2056" w:type="dxa"/>
+            <w:vMerge/>
+            <w:noWrap/>
+          </w:tcPr>
+          <w:p>
+            <w:pPr>
+              <w:widowControl/>
+              <w:jc w:val="left"/>
+              <w:rPr>
+                <w:rFonts w:asciiTheme="minorEastAsia" w:hAnsiTheme="minorEastAsia" w:cs="Times New Roman"/>
+                <w:color w:val="000000"/>
+                <w:sz w:val="18"/>
+                <w:szCs w:val="18"/>
+              </w:rPr>
+            </w:pPr>
+          </w:p>
+        </w:tc>
+        <w:tc>
+          <w:tcPr>
+            <w:tcW w:w="3519" w:type="dxa"/>
+            <w:noWrap/>
+            <w:vAlign w:val="center"/>
+          </w:tcPr>
+          <w:p>
+            <w:pPr>
+              <w:widowControl/>
+              <w:jc w:val="left"/>
+              <w:rPr>
+                <w:rFonts w:asciiTheme="minorEastAsia" w:hAnsiTheme="minorEastAsia" w:cs="Times New Roman"/>
+                <w:color w:val="000000"/>
+                <w:sz w:val="18"/>
+                <w:szCs w:val="18"/>
+              </w:rPr>
+            </w:pPr>
+            <w:r>
+              <w:rPr>
+                <w:rFonts w:asciiTheme="minorEastAsia" w:hAnsiTheme="minorEastAsia" w:cs="Times New Roman" w:hint="eastAsia"/>
+                <w:color w:val="000000"/>
+                <w:sz w:val="18"/>
+                <w:szCs w:val="18"/>
+              </w:rPr>
+              <w:t>护甲/闪避：近战</w:t>
+            </w:r>
+            <w:r>
+              <w:rPr>
+                <w:rFonts w:asciiTheme="minorEastAsia" w:hAnsiTheme="minorEastAsia" w:cs="Times New Roman" w:hint="eastAsia"/>
+                <w:color w:val="000000"/>
+                <w:sz w:val="18"/>
+                <w:szCs w:val="18"/>
+              </w:rPr>
+              <w:t>9</w:t>
+            </w:r>
+            <w:r>
+              <w:rPr>
+                <w:rFonts w:asciiTheme="minorEastAsia" w:hAnsiTheme="minorEastAsia" w:cs="Times New Roman" w:hint="eastAsia"/>
+                <w:color w:val="000000"/>
+                <w:sz w:val="18"/>
+                <w:szCs w:val="18"/>
+              </w:rPr>
+              <w:t>0</w:t>
+            </w:r>
+            <w:r>
+              <w:rPr>
+                <w:rFonts w:asciiTheme="minorEastAsia" w:hAnsiTheme="minorEastAsia" w:cs="Times New Roman"/>
+                <w:color w:val="000000"/>
+                <w:sz w:val="18"/>
+                <w:szCs w:val="18"/>
+              </w:rPr>
+              <w:t xml:space="preserve">  </w:t>
+            </w:r>
+            <w:r>
+              <w:rPr>
+                <w:rFonts w:asciiTheme="minorEastAsia" w:hAnsiTheme="minorEastAsia" w:cs="Times New Roman" w:hint="eastAsia"/>
+                <w:color w:val="000000"/>
+                <w:sz w:val="18"/>
+                <w:szCs w:val="18"/>
+              </w:rPr>
+              <w:t>远程</w:t>
+            </w:r>
+            <w:r>
+              <w:rPr>
+                <w:rFonts w:asciiTheme="minorEastAsia" w:hAnsiTheme="minorEastAsia" w:cs="Times New Roman" w:hint="eastAsia"/>
+                <w:color w:val="000000"/>
+                <w:sz w:val="18"/>
+                <w:szCs w:val="18"/>
+              </w:rPr>
+              <w:t>9</w:t>
+            </w:r>
+            <w:r>
+              <w:rPr>
+                <w:rFonts w:asciiTheme="minorEastAsia" w:hAnsiTheme="minorEastAsia" w:cs="Times New Roman" w:hint="eastAsia"/>
+                <w:color w:val="000000"/>
+                <w:sz w:val="18"/>
+                <w:szCs w:val="18"/>
+              </w:rPr>
+              <w:t>0</w:t>
+            </w:r>
+            <w:r>
+              <w:rPr>
+                <w:rFonts w:asciiTheme="minorEastAsia" w:hAnsiTheme="minorEastAsia" w:cs="Times New Roman"/>
+                <w:color w:val="000000"/>
+                <w:sz w:val="18"/>
+                <w:szCs w:val="18"/>
+              </w:rPr>
+              <w:t xml:space="preserve"> </w:t>
+            </w:r>
+            <w:r>
+              <w:rPr>
+                <w:rFonts w:asciiTheme="minorEastAsia" w:hAnsiTheme="minorEastAsia" w:cs="Times New Roman" w:hint="eastAsia"/>
+                <w:color w:val="000000"/>
+                <w:sz w:val="18"/>
+                <w:szCs w:val="18"/>
+              </w:rPr>
+              <w:t>冲杀</w:t>
+            </w:r>
+            <w:r>
+              <w:rPr>
+                <w:rFonts w:asciiTheme="minorEastAsia" w:hAnsiTheme="minorEastAsia" w:cs="Times New Roman" w:hint="eastAsia"/>
+                <w:color w:val="000000"/>
+                <w:sz w:val="18"/>
+                <w:szCs w:val="18"/>
+              </w:rPr>
+              <w:t>9</w:t>
+            </w:r>
+            <w:r>
+              <w:rPr>
+                <w:rFonts w:asciiTheme="minorEastAsia" w:hAnsiTheme="minorEastAsia" w:cs="Times New Roman" w:hint="eastAsia"/>
+                <w:color w:val="000000"/>
+                <w:sz w:val="18"/>
+                <w:szCs w:val="18"/>
+              </w:rPr>
+              <w:t>0</w:t>
+            </w:r>
+          </w:p>
+        </w:tc>
+        <w:tc>
+          <w:tcPr>
+            <w:tcW w:w="5193" w:type="dxa"/>
+            <w:vMerge/>
+            <w:noWrap/>
+            <w:vAlign w:val="center"/>
+          </w:tcPr>
+          <w:p>
+            <w:pPr>
+              <w:widowControl/>
+              <w:jc w:val="center"/>
+              <w:rPr>
+                <w:rFonts w:asciiTheme="minorEastAsia" w:hAnsiTheme="minorEastAsia" w:cs="Times New Roman"/>
+                <w:color w:val="000000"/>
+                <w:sz w:val="18"/>
+                <w:szCs w:val="18"/>
+              </w:rPr>
+            </w:pPr>
+          </w:p>
+        </w:tc>
+      </w:tr>
+      <w:tr>
+        <w:trPr>
+          <w:trHeight w:val="270"/>
+        </w:trPr>
+        <w:tc>
+          <w:tcPr>
+            <w:tcW w:w="2056" w:type="dxa"/>
+            <w:vMerge/>
+            <w:hideMark/>
+          </w:tcPr>
+          <w:p>
+            <w:pPr>
+              <w:widowControl/>
+              <w:jc w:val="left"/>
+              <w:rPr>
+                <w:rFonts w:asciiTheme="minorEastAsia" w:hAnsiTheme="minorEastAsia" w:cs="Times New Roman"/>
+                <w:color w:val="000000"/>
+                <w:sz w:val="18"/>
+                <w:szCs w:val="18"/>
+              </w:rPr>
+            </w:pPr>
+          </w:p>
+        </w:tc>
+        <w:tc>
+          <w:tcPr>
+            <w:tcW w:w="3519" w:type="dxa"/>
+            <w:noWrap/>
+            <w:vAlign w:val="center"/>
+            <w:hideMark/>
+          </w:tcPr>
+          <w:p>
+            <w:pPr>
+              <w:widowControl/>
+              <w:jc w:val="left"/>
+              <w:rPr>
+                <w:rFonts w:asciiTheme="minorEastAsia" w:hAnsiTheme="minorEastAsia" w:cs="Times New Roman"/>
+                <w:color w:val="000000"/>
+                <w:sz w:val="18"/>
+                <w:szCs w:val="18"/>
+              </w:rPr>
+            </w:pPr>
+            <w:r>
+              <w:rPr>
+                <w:rFonts w:asciiTheme="minorEastAsia" w:hAnsiTheme="minorEastAsia" w:cs="Times New Roman"/>
+                <w:color w:val="000000"/>
+                <w:sz w:val="18"/>
+                <w:szCs w:val="18"/>
+              </w:rPr>
+              <w:t xml:space="preserve">移速 </w:t>
+            </w:r>
+            <w:r>
+              <w:rPr>
+                <w:rFonts w:asciiTheme="minorEastAsia" w:hAnsiTheme="minorEastAsia" w:cs="Times New Roman"/>
+                <w:color w:val="000000"/>
+                <w:sz w:val="18"/>
+                <w:szCs w:val="18"/>
+              </w:rPr>
+              <w:t>3</w:t>
+            </w:r>
+          </w:p>
+        </w:tc>
+        <w:tc>
+          <w:tcPr>
+            <w:tcW w:w="5193" w:type="dxa"/>
+            <w:vMerge/>
+            <w:hideMark/>
+          </w:tcPr>
+          <w:p>
+            <w:pPr>
+              <w:widowControl/>
+              <w:jc w:val="left"/>
+              <w:rPr>
+                <w:rFonts w:asciiTheme="minorEastAsia" w:hAnsiTheme="minorEastAsia" w:cs="Times New Roman"/>
+                <w:color w:val="000000"/>
+                <w:sz w:val="18"/>
+                <w:szCs w:val="18"/>
+              </w:rPr>
+            </w:pPr>
+          </w:p>
+        </w:tc>
+      </w:tr>
+    </w:tbl>
+    <w:p>
+      <w:pPr>
+        <w:spacing w:after="0" w:line="240" w:lineRule="auto"/>
+        <w:rPr>
+          <w:rFonts w:asciiTheme="minorEastAsia" w:hAnsiTheme="minorEastAsia"/>
+          <w:sz w:val="18"/>
+          <w:szCs w:val="18"/>
+        </w:rPr>
+      </w:pPr>
+    </w:p>
+    <w:tbl>
+      <w:tblPr>
+        <w:tblStyle w:val="TableGrid"/>
+        <w:tblW w:w="10768" w:type="dxa"/>
+        <w:tblLook w:val="04A0" w:firstRow="1" w:lastRow="0" w:firstColumn="1" w:lastColumn="0" w:noHBand="0" w:noVBand="1"/>
+      </w:tblPr>
+      <w:tblGrid>
+        <w:gridCol w:w="2056"/>
+        <w:gridCol w:w="3519"/>
+        <w:gridCol w:w="5193"/>
+      </w:tblGrid>
+      <w:tr>
+        <w:trPr>
+          <w:trHeight w:val="270"/>
+        </w:trPr>
+        <w:tc>
+          <w:tcPr>
+            <w:tcW w:w="2056" w:type="dxa"/>
+            <w:noWrap/>
+            <w:hideMark/>
+          </w:tcPr>
+          <w:p>
+            <w:pPr>
+              <w:widowControl/>
+              <w:jc w:val="center"/>
+              <w:rPr>
+                <w:rFonts w:asciiTheme="minorEastAsia" w:hAnsiTheme="minorEastAsia" w:cs="Times New Roman"/>
+                <w:b/>
+                <w:bCs/>
+                <w:color w:val="000000"/>
+                <w:sz w:val="18"/>
+                <w:szCs w:val="18"/>
+              </w:rPr>
+            </w:pPr>
+            <w:r>
+              <w:rPr>
+                <w:rFonts w:asciiTheme="minorEastAsia" w:hAnsiTheme="minorEastAsia" w:cs="Times New Roman" w:hint="eastAsia"/>
+                <w:b/>
+                <w:bCs/>
+                <w:color w:val="000000"/>
+                <w:sz w:val="18"/>
+                <w:szCs w:val="18"/>
+              </w:rPr>
+              <w:t>死亡骑士</w:t>
+            </w:r>
+            <w:r>
+              <w:rPr>
+                <w:rFonts w:asciiTheme="minorEastAsia" w:hAnsiTheme="minorEastAsia" w:cs="Times New Roman" w:hint="eastAsia"/>
+                <w:b/>
+                <w:bCs/>
+                <w:color w:val="000000"/>
+                <w:sz w:val="18"/>
+                <w:szCs w:val="18"/>
+              </w:rPr>
+              <w:t>-</w:t>
+            </w:r>
+            <w:r>
+              <w:rPr>
+                <w:rFonts w:asciiTheme="minorEastAsia" w:hAnsiTheme="minorEastAsia" w:cs="Times New Roman" w:hint="eastAsia"/>
+                <w:b/>
+                <w:bCs/>
+                <w:color w:val="000000"/>
+                <w:sz w:val="18"/>
+                <w:szCs w:val="18"/>
+              </w:rPr>
+              <w:t>双</w:t>
+            </w:r>
+            <w:r>
+              <w:rPr>
+                <w:rFonts w:asciiTheme="minorEastAsia" w:hAnsiTheme="minorEastAsia" w:cs="Times New Roman" w:hint="eastAsia"/>
+                <w:b/>
+                <w:bCs/>
+                <w:color w:val="000000"/>
+                <w:sz w:val="18"/>
+                <w:szCs w:val="18"/>
+              </w:rPr>
+              <w:t>镰</w:t>
+            </w:r>
+          </w:p>
+        </w:tc>
+        <w:tc>
+          <w:tcPr>
+            <w:tcW w:w="8712" w:type="dxa"/>
+            <w:gridSpan w:val="2"/>
+            <w:noWrap/>
+            <w:hideMark/>
+          </w:tcPr>
+          <w:p>
+            <w:pPr>
+              <w:widowControl/>
+              <w:jc w:val="left"/>
+              <w:rPr>
+                <w:rFonts w:asciiTheme="minorEastAsia" w:hAnsiTheme="minorEastAsia" w:cs="Times New Roman"/>
+                <w:color w:val="000000"/>
+                <w:sz w:val="18"/>
+                <w:szCs w:val="18"/>
+              </w:rPr>
+            </w:pPr>
+            <w:r>
+              <w:rPr>
+                <w:rFonts w:asciiTheme="minorEastAsia" w:hAnsiTheme="minorEastAsia" w:cs="Times New Roman" w:hint="eastAsia"/>
+                <w:color w:val="000000"/>
+                <w:sz w:val="18"/>
+                <w:szCs w:val="18"/>
+              </w:rPr>
+              <w:t>近战骑兵</w:t>
+            </w:r>
+            <w:r>
+              <w:rPr>
+                <w:rFonts w:asciiTheme="minorEastAsia" w:hAnsiTheme="minorEastAsia" w:cs="Times New Roman" w:hint="eastAsia"/>
+                <w:color w:val="000000"/>
+                <w:sz w:val="18"/>
+                <w:szCs w:val="18"/>
+              </w:rPr>
+              <w:t>【重装甲</w:t>
+            </w:r>
+            <w:r>
+              <w:rPr>
+                <w:rFonts w:asciiTheme="minorEastAsia" w:hAnsiTheme="minorEastAsia" w:cs="Times New Roman" w:hint="eastAsia"/>
+                <w:color w:val="000000"/>
+                <w:sz w:val="18"/>
+                <w:szCs w:val="18"/>
+              </w:rPr>
+              <w:t>，</w:t>
+            </w:r>
+            <w:r>
+              <w:rPr>
+                <w:rFonts w:asciiTheme="minorEastAsia" w:hAnsiTheme="minorEastAsia" w:cs="Times New Roman" w:hint="eastAsia"/>
+                <w:color w:val="000000"/>
+                <w:sz w:val="18"/>
+                <w:szCs w:val="18"/>
+              </w:rPr>
+              <w:t>高伤害</w:t>
+            </w:r>
+            <w:r>
+              <w:rPr>
+                <w:rFonts w:asciiTheme="minorEastAsia" w:hAnsiTheme="minorEastAsia" w:cs="Times New Roman" w:hint="eastAsia"/>
+                <w:color w:val="000000"/>
+                <w:sz w:val="18"/>
+                <w:szCs w:val="18"/>
+              </w:rPr>
+              <w:t>】</w:t>
+            </w:r>
+          </w:p>
+        </w:tc>
+      </w:tr>
+      <w:tr>
+        <w:trPr>
+          <w:trHeight w:val="113"/>
+        </w:trPr>
+        <w:tc>
+          <w:tcPr>
+            <w:tcW w:w="2056" w:type="dxa"/>
+            <w:vMerge w:val="restart"/>
+            <w:noWrap/>
+            <w:hideMark/>
+          </w:tcPr>
+          <w:p>
+            <w:pPr>
+              <w:widowControl/>
+              <w:jc w:val="center"/>
+              <w:rPr>
+                <w:rFonts w:asciiTheme="minorEastAsia" w:hAnsiTheme="minorEastAsia" w:cs="Times New Roman"/>
+                <w:color w:val="000000"/>
+                <w:sz w:val="18"/>
+                <w:szCs w:val="18"/>
+              </w:rPr>
+            </w:pPr>
+            <w:r>
+              <w:rPr>
+                <w:noProof/>
+              </w:rPr>
+              <w:drawing>
+                <wp:inline distT="0" distB="0" distL="0" distR="0" wp14:anchorId="2CF457E8" wp14:editId="1B019AD9">
+                  <wp:extent cx="474980" cy="474980"/>
+                  <wp:effectExtent l="0" t="0" r="1270" b="1270"/>
+                  <wp:docPr id="73" name="Picture 73"/>
+                  <wp:cNvGraphicFramePr>
+                    <a:graphicFrameLocks xmlns:a="http://schemas.openxmlformats.org/drawingml/2006/main" noChangeAspect="1"/>
+                  </wp:cNvGraphicFramePr>
+                  <a:graphic xmlns:a="http://schemas.openxmlformats.org/drawingml/2006/main">
+                    <a:graphicData uri="http://schemas.openxmlformats.org/drawingml/2006/picture">
+                      <pic:pic xmlns:pic="http://schemas.openxmlformats.org/drawingml/2006/picture">
+                        <pic:nvPicPr>
+                          <pic:cNvPr id="0" name="Picture 15"/>
+                          <pic:cNvPicPr>
+                            <a:picLocks noChangeAspect="1" noChangeArrowheads="1"/>
+                          </pic:cNvPicPr>
+                        </pic:nvPicPr>
+                        <pic:blipFill>
+                          <a:blip r:embed="rId75">
+                            <a:extLst>
+                              <a:ext uri="{28A0092B-C50C-407E-A947-70E740481C1C}">
+                                <a14:useLocalDpi xmlns:a14="http://schemas.microsoft.com/office/drawing/2010/main" val="0"/>
+                              </a:ext>
+                            </a:extLst>
+                          </a:blip>
+                          <a:srcRect/>
+                          <a:stretch>
+                            <a:fillRect/>
+                          </a:stretch>
+                        </pic:blipFill>
+                        <pic:spPr bwMode="auto">
+                          <a:xfrm>
+                            <a:off x="0" y="0"/>
+                            <a:ext cx="474980" cy="474980"/>
+                          </a:xfrm>
+                          <a:prstGeom prst="rect">
+                            <a:avLst/>
+                          </a:prstGeom>
+                          <a:noFill/>
+                          <a:ln>
+                            <a:noFill/>
+                          </a:ln>
+                        </pic:spPr>
+                      </pic:pic>
+                    </a:graphicData>
+                  </a:graphic>
+                </wp:inline>
+              </w:drawing>
+            </w:r>
+          </w:p>
+        </w:tc>
+        <w:tc>
+          <w:tcPr>
+            <w:tcW w:w="3519" w:type="dxa"/>
+            <w:noWrap/>
+            <w:vAlign w:val="center"/>
+            <w:hideMark/>
+          </w:tcPr>
+          <w:p>
+            <w:pPr>
+              <w:widowControl/>
+              <w:jc w:val="left"/>
+              <w:rPr>
+                <w:rFonts w:asciiTheme="minorEastAsia" w:hAnsiTheme="minorEastAsia" w:cs="Times New Roman"/>
+                <w:color w:val="000000"/>
+                <w:sz w:val="18"/>
+                <w:szCs w:val="18"/>
+              </w:rPr>
+            </w:pPr>
+            <w:r>
+              <w:rPr>
+                <w:rFonts w:asciiTheme="minorEastAsia" w:hAnsiTheme="minorEastAsia" w:cs="Times New Roman" w:hint="eastAsia"/>
+                <w:color w:val="000000"/>
+                <w:sz w:val="18"/>
+                <w:szCs w:val="18"/>
+              </w:rPr>
+              <w:t>人数</w:t>
+            </w:r>
+            <w:r>
+              <w:rPr>
+                <w:rFonts w:asciiTheme="minorEastAsia" w:hAnsiTheme="minorEastAsia" w:cs="Times New Roman" w:hint="eastAsia"/>
+                <w:color w:val="000000"/>
+                <w:sz w:val="18"/>
+                <w:szCs w:val="18"/>
+              </w:rPr>
+              <w:t>3</w:t>
+            </w:r>
+            <w:r>
+              <w:rPr>
+                <w:rFonts w:asciiTheme="minorEastAsia" w:hAnsiTheme="minorEastAsia" w:cs="Times New Roman"/>
+                <w:color w:val="000000"/>
+                <w:sz w:val="18"/>
+                <w:szCs w:val="18"/>
+              </w:rPr>
+              <w:t>2</w:t>
+            </w:r>
+            <w:r>
+              <w:rPr>
+                <w:rFonts w:asciiTheme="minorEastAsia" w:hAnsiTheme="minorEastAsia" w:cs="Times New Roman"/>
+                <w:color w:val="000000"/>
+                <w:sz w:val="18"/>
+                <w:szCs w:val="18"/>
+              </w:rPr>
+              <w:t xml:space="preserve">  </w:t>
+            </w:r>
+            <w:r>
+              <w:rPr>
+                <w:rFonts w:asciiTheme="minorEastAsia" w:hAnsiTheme="minorEastAsia" w:cs="Times New Roman" w:hint="eastAsia"/>
+                <w:color w:val="000000"/>
+                <w:sz w:val="18"/>
+                <w:szCs w:val="18"/>
+              </w:rPr>
+              <w:t>单体生命1</w:t>
+            </w:r>
+            <w:r>
+              <w:rPr>
+                <w:rFonts w:asciiTheme="minorEastAsia" w:hAnsiTheme="minorEastAsia" w:cs="Times New Roman"/>
+                <w:color w:val="000000"/>
+                <w:sz w:val="18"/>
+                <w:szCs w:val="18"/>
+              </w:rPr>
+              <w:t>2</w:t>
+            </w:r>
+            <w:r>
+              <w:rPr>
+                <w:rFonts w:asciiTheme="minorEastAsia" w:hAnsiTheme="minorEastAsia" w:cs="Times New Roman" w:hint="eastAsia"/>
+                <w:color w:val="000000"/>
+                <w:sz w:val="18"/>
+                <w:szCs w:val="18"/>
+              </w:rPr>
+              <w:t>0</w:t>
+            </w:r>
+          </w:p>
+        </w:tc>
+        <w:tc>
+          <w:tcPr>
+            <w:tcW w:w="5193" w:type="dxa"/>
+            <w:vMerge w:val="restart"/>
+            <w:noWrap/>
+            <w:vAlign w:val="center"/>
+            <w:hideMark/>
+          </w:tcPr>
+          <w:p>
+            <w:pPr>
+              <w:widowControl/>
+              <w:jc w:val="left"/>
+              <w:rPr>
+                <w:rFonts w:asciiTheme="minorEastAsia" w:hAnsiTheme="minorEastAsia" w:cs="Times New Roman"/>
+                <w:color w:val="000000"/>
+                <w:sz w:val="18"/>
+                <w:szCs w:val="18"/>
+              </w:rPr>
+            </w:pPr>
+            <w:r>
+              <w:rPr>
+                <w:rFonts w:asciiTheme="minorEastAsia" w:hAnsiTheme="minorEastAsia" w:cs="Times New Roman" w:hint="eastAsia"/>
+                <w:color w:val="000000"/>
+                <w:sz w:val="18"/>
+                <w:szCs w:val="18"/>
+              </w:rPr>
+              <w:t>攻击</w:t>
+            </w:r>
+            <w:r>
+              <w:rPr>
+                <w:rFonts w:asciiTheme="minorEastAsia" w:hAnsiTheme="minorEastAsia" w:cs="Times New Roman" w:hint="eastAsia"/>
+                <w:color w:val="000000"/>
+                <w:sz w:val="18"/>
+                <w:szCs w:val="18"/>
+              </w:rPr>
+              <w:t>7</w:t>
+            </w:r>
+            <w:r>
+              <w:rPr>
+                <w:rFonts w:asciiTheme="minorEastAsia" w:hAnsiTheme="minorEastAsia" w:cs="Times New Roman"/>
+                <w:color w:val="000000"/>
+                <w:sz w:val="18"/>
+                <w:szCs w:val="18"/>
+              </w:rPr>
+              <w:t>2</w:t>
+            </w:r>
+            <w:r>
+              <w:rPr>
+                <w:rFonts w:asciiTheme="minorEastAsia" w:hAnsiTheme="minorEastAsia" w:cs="Times New Roman" w:hint="eastAsia"/>
+                <w:color w:val="000000"/>
+                <w:sz w:val="18"/>
+                <w:szCs w:val="18"/>
+              </w:rPr>
+              <w:t xml:space="preserve"> </w:t>
+            </w:r>
+            <w:r>
+              <w:rPr>
+                <w:rFonts w:asciiTheme="minorEastAsia" w:hAnsiTheme="minorEastAsia" w:cs="Times New Roman"/>
+                <w:color w:val="000000"/>
+                <w:sz w:val="18"/>
+                <w:szCs w:val="18"/>
+              </w:rPr>
+              <w:t xml:space="preserve"> </w:t>
+            </w:r>
+            <w:r>
+              <w:rPr>
+                <w:rFonts w:asciiTheme="minorEastAsia" w:hAnsiTheme="minorEastAsia" w:cs="Times New Roman" w:hint="eastAsia"/>
+                <w:color w:val="000000"/>
+                <w:sz w:val="18"/>
+                <w:szCs w:val="18"/>
+              </w:rPr>
+              <w:t>近战</w:t>
+            </w:r>
+          </w:p>
+        </w:tc>
+      </w:tr>
+      <w:tr>
+        <w:trPr>
+          <w:trHeight w:val="112"/>
+        </w:trPr>
+        <w:tc>
+          <w:tcPr>
+            <w:tcW w:w="2056" w:type="dxa"/>
+            <w:vMerge/>
+            <w:noWrap/>
+          </w:tcPr>
+          <w:p>
+            <w:pPr>
+              <w:widowControl/>
+              <w:jc w:val="left"/>
+              <w:rPr>
+                <w:rFonts w:asciiTheme="minorEastAsia" w:hAnsiTheme="minorEastAsia" w:cs="Times New Roman"/>
+                <w:color w:val="000000"/>
+                <w:sz w:val="18"/>
+                <w:szCs w:val="18"/>
+              </w:rPr>
+            </w:pPr>
+          </w:p>
+        </w:tc>
+        <w:tc>
+          <w:tcPr>
+            <w:tcW w:w="3519" w:type="dxa"/>
+            <w:noWrap/>
+            <w:vAlign w:val="center"/>
+          </w:tcPr>
+          <w:p>
+            <w:pPr>
+              <w:widowControl/>
+              <w:jc w:val="left"/>
+              <w:rPr>
+                <w:rFonts w:asciiTheme="minorEastAsia" w:hAnsiTheme="minorEastAsia" w:cs="Times New Roman"/>
+                <w:color w:val="000000"/>
+                <w:sz w:val="18"/>
+                <w:szCs w:val="18"/>
+              </w:rPr>
+            </w:pPr>
+            <w:r>
+              <w:rPr>
+                <w:rFonts w:asciiTheme="minorEastAsia" w:hAnsiTheme="minorEastAsia" w:cs="Times New Roman" w:hint="eastAsia"/>
+                <w:color w:val="000000"/>
+                <w:sz w:val="18"/>
+                <w:szCs w:val="18"/>
+              </w:rPr>
+              <w:t>护甲/闪避：</w:t>
+            </w:r>
+            <w:r>
+              <w:rPr>
+                <w:rFonts w:asciiTheme="minorEastAsia" w:hAnsiTheme="minorEastAsia" w:cs="Times New Roman" w:hint="eastAsia"/>
+                <w:color w:val="000000"/>
+                <w:sz w:val="18"/>
+                <w:szCs w:val="18"/>
+              </w:rPr>
+              <w:t>近战</w:t>
+            </w:r>
+            <w:r>
+              <w:rPr>
+                <w:rFonts w:asciiTheme="minorEastAsia" w:hAnsiTheme="minorEastAsia" w:cs="Times New Roman" w:hint="eastAsia"/>
+                <w:color w:val="000000"/>
+                <w:sz w:val="18"/>
+                <w:szCs w:val="18"/>
+              </w:rPr>
+              <w:t>9</w:t>
+            </w:r>
+            <w:r>
+              <w:rPr>
+                <w:rFonts w:asciiTheme="minorEastAsia" w:hAnsiTheme="minorEastAsia" w:cs="Times New Roman" w:hint="eastAsia"/>
+                <w:color w:val="000000"/>
+                <w:sz w:val="18"/>
+                <w:szCs w:val="18"/>
+              </w:rPr>
+              <w:t>0</w:t>
+            </w:r>
+            <w:r>
+              <w:rPr>
+                <w:rFonts w:asciiTheme="minorEastAsia" w:hAnsiTheme="minorEastAsia" w:cs="Times New Roman"/>
+                <w:color w:val="000000"/>
+                <w:sz w:val="18"/>
+                <w:szCs w:val="18"/>
+              </w:rPr>
+              <w:t xml:space="preserve">  </w:t>
+            </w:r>
+            <w:r>
+              <w:rPr>
+                <w:rFonts w:asciiTheme="minorEastAsia" w:hAnsiTheme="minorEastAsia" w:cs="Times New Roman" w:hint="eastAsia"/>
+                <w:color w:val="000000"/>
+                <w:sz w:val="18"/>
+                <w:szCs w:val="18"/>
+              </w:rPr>
+              <w:t>远程</w:t>
+            </w:r>
+            <w:r>
+              <w:rPr>
+                <w:rFonts w:asciiTheme="minorEastAsia" w:hAnsiTheme="minorEastAsia" w:cs="Times New Roman" w:hint="eastAsia"/>
+                <w:color w:val="000000"/>
+                <w:sz w:val="18"/>
+                <w:szCs w:val="18"/>
+              </w:rPr>
+              <w:t>9</w:t>
+            </w:r>
+            <w:r>
+              <w:rPr>
+                <w:rFonts w:asciiTheme="minorEastAsia" w:hAnsiTheme="minorEastAsia" w:cs="Times New Roman" w:hint="eastAsia"/>
+                <w:color w:val="000000"/>
+                <w:sz w:val="18"/>
+                <w:szCs w:val="18"/>
+              </w:rPr>
+              <w:t>0</w:t>
+            </w:r>
+            <w:r>
+              <w:rPr>
+                <w:rFonts w:asciiTheme="minorEastAsia" w:hAnsiTheme="minorEastAsia" w:cs="Times New Roman"/>
+                <w:color w:val="000000"/>
+                <w:sz w:val="18"/>
+                <w:szCs w:val="18"/>
+              </w:rPr>
+              <w:t xml:space="preserve"> </w:t>
+            </w:r>
+            <w:r>
+              <w:rPr>
+                <w:rFonts w:asciiTheme="minorEastAsia" w:hAnsiTheme="minorEastAsia" w:cs="Times New Roman" w:hint="eastAsia"/>
+                <w:color w:val="000000"/>
+                <w:sz w:val="18"/>
+                <w:szCs w:val="18"/>
+              </w:rPr>
+              <w:t>冲杀</w:t>
+            </w:r>
+            <w:r>
+              <w:rPr>
+                <w:rFonts w:asciiTheme="minorEastAsia" w:hAnsiTheme="minorEastAsia" w:cs="Times New Roman" w:hint="eastAsia"/>
+                <w:color w:val="000000"/>
+                <w:sz w:val="18"/>
+                <w:szCs w:val="18"/>
+              </w:rPr>
+              <w:t>90</w:t>
+            </w:r>
+          </w:p>
+        </w:tc>
+        <w:tc>
+          <w:tcPr>
+            <w:tcW w:w="5193" w:type="dxa"/>
+            <w:vMerge/>
+            <w:noWrap/>
+            <w:vAlign w:val="center"/>
+          </w:tcPr>
+          <w:p>
+            <w:pPr>
+              <w:widowControl/>
+              <w:jc w:val="center"/>
+              <w:rPr>
+                <w:rFonts w:asciiTheme="minorEastAsia" w:hAnsiTheme="minorEastAsia" w:cs="Times New Roman"/>
+                <w:color w:val="000000"/>
+                <w:sz w:val="18"/>
+                <w:szCs w:val="18"/>
+              </w:rPr>
+            </w:pPr>
+          </w:p>
+        </w:tc>
+      </w:tr>
+      <w:tr>
+        <w:trPr>
+          <w:trHeight w:val="270"/>
+        </w:trPr>
+        <w:tc>
+          <w:tcPr>
+            <w:tcW w:w="2056" w:type="dxa"/>
+            <w:vMerge/>
+            <w:hideMark/>
+          </w:tcPr>
+          <w:p>
+            <w:pPr>
+              <w:widowControl/>
+              <w:jc w:val="left"/>
+              <w:rPr>
+                <w:rFonts w:asciiTheme="minorEastAsia" w:hAnsiTheme="minorEastAsia" w:cs="Times New Roman"/>
+                <w:color w:val="000000"/>
+                <w:sz w:val="18"/>
+                <w:szCs w:val="18"/>
+              </w:rPr>
+            </w:pPr>
+          </w:p>
+        </w:tc>
+        <w:tc>
+          <w:tcPr>
+            <w:tcW w:w="3519" w:type="dxa"/>
+            <w:noWrap/>
+            <w:vAlign w:val="center"/>
+            <w:hideMark/>
+          </w:tcPr>
+          <w:p>
+            <w:pPr>
+              <w:widowControl/>
+              <w:jc w:val="left"/>
+              <w:rPr>
+                <w:rFonts w:asciiTheme="minorEastAsia" w:hAnsiTheme="minorEastAsia" w:cs="Times New Roman"/>
+                <w:color w:val="000000"/>
+                <w:sz w:val="18"/>
+                <w:szCs w:val="18"/>
+              </w:rPr>
+            </w:pPr>
+            <w:r>
+              <w:rPr>
+                <w:rFonts w:asciiTheme="minorEastAsia" w:hAnsiTheme="minorEastAsia" w:cs="Times New Roman"/>
+                <w:color w:val="000000"/>
+                <w:sz w:val="18"/>
+                <w:szCs w:val="18"/>
+              </w:rPr>
+              <w:t xml:space="preserve">移速 </w:t>
+            </w:r>
+            <w:r>
+              <w:rPr>
+                <w:rFonts w:asciiTheme="minorEastAsia" w:hAnsiTheme="minorEastAsia" w:cs="Times New Roman"/>
+                <w:color w:val="000000"/>
+                <w:sz w:val="18"/>
+                <w:szCs w:val="18"/>
+              </w:rPr>
+              <w:t>3</w:t>
+            </w:r>
+          </w:p>
+        </w:tc>
+        <w:tc>
+          <w:tcPr>
+            <w:tcW w:w="5193" w:type="dxa"/>
+            <w:vMerge/>
+            <w:hideMark/>
+          </w:tcPr>
+          <w:p>
+            <w:pPr>
+              <w:widowControl/>
+              <w:jc w:val="left"/>
+              <w:rPr>
+                <w:rFonts w:asciiTheme="minorEastAsia" w:hAnsiTheme="minorEastAsia" w:cs="Times New Roman"/>
+                <w:color w:val="000000"/>
+                <w:sz w:val="18"/>
+                <w:szCs w:val="18"/>
+              </w:rPr>
+            </w:pPr>
+          </w:p>
+        </w:tc>
+      </w:tr>
+    </w:tbl>
+    <w:p>
+      <w:pPr>
+        <w:spacing w:after="0" w:line="240" w:lineRule="auto"/>
+        <w:rPr>
+          <w:rFonts w:asciiTheme="minorEastAsia" w:hAnsiTheme="minorEastAsia"/>
+          <w:sz w:val="18"/>
+          <w:szCs w:val="18"/>
+        </w:rPr>
+      </w:pPr>
+    </w:p>
+    <w:tbl>
+      <w:tblPr>
+        <w:tblStyle w:val="TableGrid"/>
+        <w:tblW w:w="10768" w:type="dxa"/>
+        <w:tblLook w:val="04A0" w:firstRow="1" w:lastRow="0" w:firstColumn="1" w:lastColumn="0" w:noHBand="0" w:noVBand="1"/>
+      </w:tblPr>
+      <w:tblGrid>
+        <w:gridCol w:w="2056"/>
+        <w:gridCol w:w="3519"/>
+        <w:gridCol w:w="5193"/>
+      </w:tblGrid>
+      <w:tr>
+        <w:trPr>
+          <w:trHeight w:val="270"/>
+        </w:trPr>
+        <w:tc>
+          <w:tcPr>
+            <w:tcW w:w="2056" w:type="dxa"/>
+            <w:noWrap/>
+            <w:hideMark/>
+          </w:tcPr>
+          <w:p>
+            <w:pPr>
+              <w:widowControl/>
+              <w:jc w:val="center"/>
+              <w:rPr>
+                <w:rFonts w:asciiTheme="minorEastAsia" w:hAnsiTheme="minorEastAsia" w:cs="Times New Roman"/>
+                <w:b/>
+                <w:bCs/>
+                <w:color w:val="000000"/>
+                <w:sz w:val="18"/>
+                <w:szCs w:val="18"/>
+              </w:rPr>
+            </w:pPr>
+            <w:r>
+              <w:rPr>
+                <w:rFonts w:asciiTheme="minorEastAsia" w:hAnsiTheme="minorEastAsia" w:cs="Times New Roman" w:hint="eastAsia"/>
+                <w:b/>
+                <w:bCs/>
+                <w:color w:val="000000"/>
+                <w:sz w:val="18"/>
+                <w:szCs w:val="18"/>
+              </w:rPr>
+              <w:t>灵棺</w:t>
+            </w:r>
+            <w:r>
+              <w:rPr>
+                <w:rFonts w:asciiTheme="minorEastAsia" w:hAnsiTheme="minorEastAsia" w:cs="Times New Roman" w:hint="eastAsia"/>
+                <w:b/>
+                <w:bCs/>
+                <w:color w:val="000000"/>
+                <w:sz w:val="18"/>
+                <w:szCs w:val="18"/>
+              </w:rPr>
+              <w:t>-鬼火</w:t>
+            </w:r>
+          </w:p>
+        </w:tc>
+        <w:tc>
+          <w:tcPr>
+            <w:tcW w:w="8712" w:type="dxa"/>
+            <w:gridSpan w:val="2"/>
+            <w:noWrap/>
+            <w:hideMark/>
+          </w:tcPr>
+          <w:p>
+            <w:pPr>
+              <w:widowControl/>
+              <w:jc w:val="left"/>
+              <w:rPr>
+                <w:rFonts w:asciiTheme="minorEastAsia" w:hAnsiTheme="minorEastAsia" w:cs="Times New Roman" w:hint="eastAsia"/>
+                <w:color w:val="000000"/>
+                <w:sz w:val="18"/>
+                <w:szCs w:val="18"/>
+              </w:rPr>
+            </w:pPr>
+            <w:r>
+              <w:rPr>
+                <w:rFonts w:asciiTheme="minorEastAsia" w:hAnsiTheme="minorEastAsia" w:cs="Times New Roman" w:hint="eastAsia"/>
+                <w:color w:val="000000"/>
+                <w:sz w:val="18"/>
+                <w:szCs w:val="18"/>
+              </w:rPr>
+              <w:t>轰炸机甲</w:t>
+            </w:r>
+          </w:p>
+        </w:tc>
+      </w:tr>
+      <w:tr>
+        <w:trPr>
+          <w:trHeight w:val="113"/>
+        </w:trPr>
+        <w:tc>
+          <w:tcPr>
+            <w:tcW w:w="2056" w:type="dxa"/>
+            <w:vMerge w:val="restart"/>
+            <w:noWrap/>
+            <w:hideMark/>
+          </w:tcPr>
+          <w:p>
+            <w:pPr>
+              <w:widowControl/>
+              <w:jc w:val="center"/>
+              <w:rPr>
+                <w:rFonts w:asciiTheme="minorEastAsia" w:hAnsiTheme="minorEastAsia" w:cs="Times New Roman"/>
+                <w:color w:val="000000"/>
+                <w:sz w:val="18"/>
+                <w:szCs w:val="18"/>
+              </w:rPr>
+            </w:pPr>
+            <w:r>
+              <w:rPr>
+                <w:noProof/>
+              </w:rPr>
+              <w:drawing>
+                <wp:inline distT="0" distB="0" distL="0" distR="0" wp14:anchorId="3E5B838C" wp14:editId="3049557F">
+                  <wp:extent cx="474980" cy="474980"/>
+                  <wp:effectExtent l="0" t="0" r="1270" b="1270"/>
+                  <wp:docPr id="74" name="Picture 74"/>
+                  <wp:cNvGraphicFramePr>
+                    <a:graphicFrameLocks xmlns:a="http://schemas.openxmlformats.org/drawingml/2006/main" noChangeAspect="1"/>
+                  </wp:cNvGraphicFramePr>
+                  <a:graphic xmlns:a="http://schemas.openxmlformats.org/drawingml/2006/main">
+                    <a:graphicData uri="http://schemas.openxmlformats.org/drawingml/2006/picture">
+                      <pic:pic xmlns:pic="http://schemas.openxmlformats.org/drawingml/2006/picture">
+                        <pic:nvPicPr>
+                          <pic:cNvPr id="0" name="Picture 17"/>
+                          <pic:cNvPicPr>
+                            <a:picLocks noChangeAspect="1" noChangeArrowheads="1"/>
+                          </pic:cNvPicPr>
+                        </pic:nvPicPr>
+                        <pic:blipFill>
+                          <a:blip r:embed="rId76">
+                            <a:extLst>
+                              <a:ext uri="{28A0092B-C50C-407E-A947-70E740481C1C}">
+                                <a14:useLocalDpi xmlns:a14="http://schemas.microsoft.com/office/drawing/2010/main" val="0"/>
+                              </a:ext>
+                            </a:extLst>
+                          </a:blip>
+                          <a:srcRect/>
+                          <a:stretch>
+                            <a:fillRect/>
+                          </a:stretch>
+                        </pic:blipFill>
+                        <pic:spPr bwMode="auto">
+                          <a:xfrm>
+                            <a:off x="0" y="0"/>
+                            <a:ext cx="474980" cy="474980"/>
+                          </a:xfrm>
+                          <a:prstGeom prst="rect">
+                            <a:avLst/>
+                          </a:prstGeom>
+                          <a:noFill/>
+                          <a:ln>
+                            <a:noFill/>
+                          </a:ln>
+                        </pic:spPr>
+                      </pic:pic>
+                    </a:graphicData>
+                  </a:graphic>
+                </wp:inline>
+              </w:drawing>
+            </w:r>
+          </w:p>
+        </w:tc>
+        <w:tc>
+          <w:tcPr>
+            <w:tcW w:w="3519" w:type="dxa"/>
+            <w:noWrap/>
+            <w:vAlign w:val="center"/>
+            <w:hideMark/>
+          </w:tcPr>
+          <w:p>
+            <w:pPr>
+              <w:widowControl/>
+              <w:jc w:val="left"/>
+              <w:rPr>
+                <w:rFonts w:asciiTheme="minorEastAsia" w:hAnsiTheme="minorEastAsia" w:cs="Times New Roman"/>
+                <w:color w:val="000000"/>
+                <w:sz w:val="18"/>
+                <w:szCs w:val="18"/>
+              </w:rPr>
+            </w:pPr>
+            <w:r>
+              <w:rPr>
+                <w:rFonts w:asciiTheme="minorEastAsia" w:hAnsiTheme="minorEastAsia" w:cs="Times New Roman" w:hint="eastAsia"/>
+                <w:color w:val="000000"/>
+                <w:sz w:val="18"/>
+                <w:szCs w:val="18"/>
+              </w:rPr>
+              <w:t>单体生命</w:t>
+            </w:r>
+            <w:r>
+              <w:rPr>
+                <w:rFonts w:asciiTheme="minorEastAsia" w:hAnsiTheme="minorEastAsia" w:cs="Times New Roman" w:hint="eastAsia"/>
+                <w:color w:val="000000"/>
+                <w:sz w:val="18"/>
+                <w:szCs w:val="18"/>
+              </w:rPr>
+              <w:t>3</w:t>
+            </w:r>
+            <w:r>
+              <w:rPr>
+                <w:rFonts w:asciiTheme="minorEastAsia" w:hAnsiTheme="minorEastAsia" w:cs="Times New Roman"/>
+                <w:color w:val="000000"/>
+                <w:sz w:val="18"/>
+                <w:szCs w:val="18"/>
+              </w:rPr>
+              <w:t>00</w:t>
+            </w:r>
+          </w:p>
+        </w:tc>
+        <w:tc>
+          <w:tcPr>
+            <w:tcW w:w="5193" w:type="dxa"/>
+            <w:vMerge w:val="restart"/>
+            <w:noWrap/>
+            <w:vAlign w:val="center"/>
+            <w:hideMark/>
+          </w:tcPr>
+          <w:p>
+            <w:pPr>
+              <w:widowControl/>
+              <w:jc w:val="left"/>
+              <w:rPr>
+                <w:rFonts w:asciiTheme="minorEastAsia" w:hAnsiTheme="minorEastAsia" w:cs="Times New Roman"/>
+                <w:color w:val="000000"/>
+                <w:sz w:val="18"/>
+                <w:szCs w:val="18"/>
+              </w:rPr>
+            </w:pPr>
+            <w:r>
+              <w:rPr>
+                <w:rFonts w:asciiTheme="minorEastAsia" w:hAnsiTheme="minorEastAsia" w:cs="Times New Roman" w:hint="eastAsia"/>
+                <w:color w:val="000000"/>
+                <w:sz w:val="18"/>
+                <w:szCs w:val="18"/>
+              </w:rPr>
+              <w:t>攻击</w:t>
+            </w:r>
+            <w:r>
+              <w:rPr>
+                <w:rFonts w:asciiTheme="minorEastAsia" w:hAnsiTheme="minorEastAsia" w:cs="Times New Roman" w:hint="eastAsia"/>
+                <w:color w:val="000000"/>
+                <w:sz w:val="18"/>
+                <w:szCs w:val="18"/>
+              </w:rPr>
+              <w:t>4</w:t>
+            </w:r>
+            <w:r>
+              <w:rPr>
+                <w:rFonts w:asciiTheme="minorEastAsia" w:hAnsiTheme="minorEastAsia" w:cs="Times New Roman"/>
+                <w:color w:val="000000"/>
+                <w:sz w:val="18"/>
+                <w:szCs w:val="18"/>
+              </w:rPr>
+              <w:t>0</w:t>
+            </w:r>
+            <w:r>
+              <w:rPr>
+                <w:rFonts w:asciiTheme="minorEastAsia" w:hAnsiTheme="minorEastAsia" w:cs="Times New Roman" w:hint="eastAsia"/>
+                <w:color w:val="000000"/>
+                <w:sz w:val="18"/>
+                <w:szCs w:val="18"/>
+              </w:rPr>
+              <w:t>0</w:t>
+            </w:r>
+            <w:r>
+              <w:rPr>
+                <w:rFonts w:asciiTheme="minorEastAsia" w:hAnsiTheme="minorEastAsia" w:cs="Times New Roman"/>
+                <w:color w:val="000000"/>
+                <w:sz w:val="18"/>
+                <w:szCs w:val="18"/>
+              </w:rPr>
+              <w:t xml:space="preserve">  </w:t>
+            </w:r>
+            <w:r>
+              <w:rPr>
+                <w:rFonts w:asciiTheme="minorEastAsia" w:hAnsiTheme="minorEastAsia" w:cs="Times New Roman" w:hint="eastAsia"/>
+                <w:color w:val="000000"/>
+                <w:sz w:val="18"/>
+                <w:szCs w:val="18"/>
+              </w:rPr>
+              <w:t>范围</w:t>
+            </w:r>
+            <w:r>
+              <w:rPr>
+                <w:rFonts w:asciiTheme="minorEastAsia" w:hAnsiTheme="minorEastAsia" w:cs="Times New Roman" w:hint="eastAsia"/>
+                <w:color w:val="000000"/>
+                <w:sz w:val="18"/>
+                <w:szCs w:val="18"/>
+              </w:rPr>
+              <w:t>9</w:t>
+            </w:r>
+            <w:r>
+              <w:rPr>
+                <w:rFonts w:asciiTheme="minorEastAsia" w:hAnsiTheme="minorEastAsia" w:cs="Times New Roman"/>
+                <w:color w:val="000000"/>
+                <w:sz w:val="18"/>
+                <w:szCs w:val="18"/>
+              </w:rPr>
+              <w:t xml:space="preserve">  </w:t>
+            </w:r>
+            <w:r>
+              <w:rPr>
+                <w:rFonts w:asciiTheme="minorEastAsia" w:hAnsiTheme="minorEastAsia" w:cs="Times New Roman" w:hint="eastAsia"/>
+                <w:color w:val="000000"/>
+                <w:sz w:val="18"/>
+                <w:szCs w:val="18"/>
+              </w:rPr>
+              <w:t>轰炸半径</w:t>
+            </w:r>
+            <w:r>
+              <w:rPr>
+                <w:rFonts w:asciiTheme="minorEastAsia" w:hAnsiTheme="minorEastAsia" w:cs="Times New Roman" w:hint="eastAsia"/>
+                <w:color w:val="000000"/>
+                <w:sz w:val="18"/>
+                <w:szCs w:val="18"/>
+              </w:rPr>
+              <w:t>2</w:t>
+            </w:r>
+          </w:p>
+        </w:tc>
+      </w:tr>
+      <w:tr>
+        <w:trPr>
+          <w:trHeight w:val="112"/>
+        </w:trPr>
+        <w:tc>
+          <w:tcPr>
+            <w:tcW w:w="2056" w:type="dxa"/>
+            <w:vMerge/>
+            <w:noWrap/>
+          </w:tcPr>
+          <w:p>
+            <w:pPr>
+              <w:widowControl/>
+              <w:jc w:val="left"/>
+              <w:rPr>
+                <w:rFonts w:asciiTheme="minorEastAsia" w:hAnsiTheme="minorEastAsia" w:cs="Times New Roman"/>
+                <w:color w:val="000000"/>
+                <w:sz w:val="18"/>
+                <w:szCs w:val="18"/>
+              </w:rPr>
+            </w:pPr>
+          </w:p>
+        </w:tc>
+        <w:tc>
+          <w:tcPr>
+            <w:tcW w:w="3519" w:type="dxa"/>
+            <w:noWrap/>
+            <w:vAlign w:val="center"/>
+          </w:tcPr>
+          <w:p>
+            <w:pPr>
+              <w:widowControl/>
+              <w:jc w:val="left"/>
+              <w:rPr>
+                <w:rFonts w:asciiTheme="minorEastAsia" w:hAnsiTheme="minorEastAsia" w:cs="Times New Roman"/>
+                <w:color w:val="000000"/>
+                <w:sz w:val="18"/>
+                <w:szCs w:val="18"/>
+              </w:rPr>
+            </w:pPr>
+            <w:r>
+              <w:rPr>
+                <w:rFonts w:asciiTheme="minorEastAsia" w:hAnsiTheme="minorEastAsia" w:cs="Times New Roman" w:hint="eastAsia"/>
+                <w:color w:val="000000"/>
+                <w:sz w:val="18"/>
+                <w:szCs w:val="18"/>
+              </w:rPr>
+              <w:t>护甲/闪避：近战</w:t>
+            </w:r>
+            <w:r>
+              <w:rPr>
+                <w:rFonts w:asciiTheme="minorEastAsia" w:hAnsiTheme="minorEastAsia" w:cs="Times New Roman" w:hint="eastAsia"/>
+                <w:color w:val="000000"/>
+                <w:sz w:val="18"/>
+                <w:szCs w:val="18"/>
+              </w:rPr>
+              <w:t>3</w:t>
+            </w:r>
+            <w:r>
+              <w:rPr>
+                <w:rFonts w:asciiTheme="minorEastAsia" w:hAnsiTheme="minorEastAsia" w:cs="Times New Roman"/>
+                <w:color w:val="000000"/>
+                <w:sz w:val="18"/>
+                <w:szCs w:val="18"/>
+              </w:rPr>
+              <w:t>0</w:t>
+            </w:r>
+            <w:r>
+              <w:rPr>
+                <w:rFonts w:asciiTheme="minorEastAsia" w:hAnsiTheme="minorEastAsia" w:cs="Times New Roman"/>
+                <w:color w:val="000000"/>
+                <w:sz w:val="18"/>
+                <w:szCs w:val="18"/>
+              </w:rPr>
+              <w:t xml:space="preserve">  </w:t>
+            </w:r>
+            <w:r>
+              <w:rPr>
+                <w:rFonts w:asciiTheme="minorEastAsia" w:hAnsiTheme="minorEastAsia" w:cs="Times New Roman" w:hint="eastAsia"/>
+                <w:color w:val="000000"/>
+                <w:sz w:val="18"/>
+                <w:szCs w:val="18"/>
+              </w:rPr>
+              <w:t>远程</w:t>
+            </w:r>
+            <w:r>
+              <w:rPr>
+                <w:rFonts w:asciiTheme="minorEastAsia" w:hAnsiTheme="minorEastAsia" w:cs="Times New Roman" w:hint="eastAsia"/>
+                <w:color w:val="000000"/>
+                <w:sz w:val="18"/>
+                <w:szCs w:val="18"/>
+              </w:rPr>
+              <w:t>3</w:t>
+            </w:r>
+            <w:r>
+              <w:rPr>
+                <w:rFonts w:asciiTheme="minorEastAsia" w:hAnsiTheme="minorEastAsia" w:cs="Times New Roman"/>
+                <w:color w:val="000000"/>
+                <w:sz w:val="18"/>
+                <w:szCs w:val="18"/>
+              </w:rPr>
+              <w:t>0</w:t>
+            </w:r>
+            <w:r>
+              <w:rPr>
+                <w:rFonts w:asciiTheme="minorEastAsia" w:hAnsiTheme="minorEastAsia" w:cs="Times New Roman"/>
+                <w:color w:val="000000"/>
+                <w:sz w:val="18"/>
+                <w:szCs w:val="18"/>
+              </w:rPr>
+              <w:t xml:space="preserve">  </w:t>
+            </w:r>
+            <w:r>
+              <w:rPr>
+                <w:rFonts w:asciiTheme="minorEastAsia" w:hAnsiTheme="minorEastAsia" w:cs="Times New Roman" w:hint="eastAsia"/>
+                <w:color w:val="000000"/>
+                <w:sz w:val="18"/>
+                <w:szCs w:val="18"/>
+              </w:rPr>
+              <w:t>冲杀</w:t>
+            </w:r>
+            <w:r>
+              <w:rPr>
+                <w:rFonts w:asciiTheme="minorEastAsia" w:hAnsiTheme="minorEastAsia" w:cs="Times New Roman" w:hint="eastAsia"/>
+                <w:color w:val="000000"/>
+                <w:sz w:val="18"/>
+                <w:szCs w:val="18"/>
+              </w:rPr>
+              <w:t>3</w:t>
+            </w:r>
+            <w:r>
+              <w:rPr>
+                <w:rFonts w:asciiTheme="minorEastAsia" w:hAnsiTheme="minorEastAsia" w:cs="Times New Roman"/>
+                <w:color w:val="000000"/>
+                <w:sz w:val="18"/>
+                <w:szCs w:val="18"/>
+              </w:rPr>
+              <w:t>0</w:t>
+            </w:r>
+          </w:p>
+        </w:tc>
+        <w:tc>
+          <w:tcPr>
+            <w:tcW w:w="5193" w:type="dxa"/>
+            <w:vMerge/>
+            <w:noWrap/>
+            <w:vAlign w:val="center"/>
+          </w:tcPr>
+          <w:p>
+            <w:pPr>
+              <w:widowControl/>
+              <w:jc w:val="center"/>
+              <w:rPr>
+                <w:rFonts w:asciiTheme="minorEastAsia" w:hAnsiTheme="minorEastAsia" w:cs="Times New Roman"/>
+                <w:color w:val="000000"/>
+                <w:sz w:val="18"/>
+                <w:szCs w:val="18"/>
+              </w:rPr>
+            </w:pPr>
+          </w:p>
+        </w:tc>
+      </w:tr>
+      <w:tr>
+        <w:trPr>
+          <w:trHeight w:val="270"/>
+        </w:trPr>
+        <w:tc>
+          <w:tcPr>
+            <w:tcW w:w="2056" w:type="dxa"/>
+            <w:vMerge/>
+            <w:hideMark/>
+          </w:tcPr>
+          <w:p>
+            <w:pPr>
+              <w:widowControl/>
+              <w:jc w:val="left"/>
+              <w:rPr>
+                <w:rFonts w:asciiTheme="minorEastAsia" w:hAnsiTheme="minorEastAsia" w:cs="Times New Roman"/>
+                <w:color w:val="000000"/>
+                <w:sz w:val="18"/>
+                <w:szCs w:val="18"/>
+              </w:rPr>
+            </w:pPr>
+          </w:p>
+        </w:tc>
+        <w:tc>
+          <w:tcPr>
+            <w:tcW w:w="3519" w:type="dxa"/>
+            <w:noWrap/>
+            <w:vAlign w:val="center"/>
+            <w:hideMark/>
+          </w:tcPr>
+          <w:p>
+            <w:pPr>
+              <w:widowControl/>
+              <w:jc w:val="left"/>
+              <w:rPr>
+                <w:rFonts w:asciiTheme="minorEastAsia" w:hAnsiTheme="minorEastAsia" w:cs="Times New Roman"/>
+                <w:color w:val="000000"/>
+                <w:sz w:val="18"/>
+                <w:szCs w:val="18"/>
+              </w:rPr>
+            </w:pPr>
+            <w:r>
+              <w:rPr>
+                <w:rFonts w:asciiTheme="minorEastAsia" w:hAnsiTheme="minorEastAsia" w:cs="Times New Roman"/>
+                <w:color w:val="000000"/>
+                <w:sz w:val="18"/>
+                <w:szCs w:val="18"/>
+              </w:rPr>
+              <w:t xml:space="preserve">移速 </w:t>
+            </w:r>
+            <w:r>
+              <w:rPr>
+                <w:rFonts w:asciiTheme="minorEastAsia" w:hAnsiTheme="minorEastAsia" w:cs="Times New Roman" w:hint="eastAsia"/>
+                <w:color w:val="000000"/>
+                <w:sz w:val="18"/>
+                <w:szCs w:val="18"/>
+              </w:rPr>
+              <w:t>2</w:t>
+            </w:r>
+          </w:p>
+        </w:tc>
+        <w:tc>
+          <w:tcPr>
+            <w:tcW w:w="5193" w:type="dxa"/>
+            <w:vMerge/>
+            <w:hideMark/>
+          </w:tcPr>
+          <w:p>
+            <w:pPr>
+              <w:widowControl/>
+              <w:jc w:val="left"/>
+              <w:rPr>
+                <w:rFonts w:asciiTheme="minorEastAsia" w:hAnsiTheme="minorEastAsia" w:cs="Times New Roman"/>
+                <w:color w:val="000000"/>
+                <w:sz w:val="18"/>
+                <w:szCs w:val="18"/>
+              </w:rPr>
+            </w:pPr>
+          </w:p>
+        </w:tc>
+      </w:tr>
+    </w:tbl>
+    <w:p>
+      <w:pPr>
+        <w:spacing w:after="0" w:line="240" w:lineRule="auto"/>
+        <w:rPr>
+          <w:rFonts w:asciiTheme="minorEastAsia" w:hAnsiTheme="minorEastAsia"/>
+          <w:sz w:val="18"/>
+          <w:szCs w:val="18"/>
+        </w:rPr>
+      </w:pPr>
+    </w:p>
+    <w:tbl>
+      <w:tblPr>
+        <w:tblStyle w:val="TableGrid"/>
+        <w:tblW w:w="10768" w:type="dxa"/>
+        <w:tblLook w:val="04A0" w:firstRow="1" w:lastRow="0" w:firstColumn="1" w:lastColumn="0" w:noHBand="0" w:noVBand="1"/>
+      </w:tblPr>
+      <w:tblGrid>
+        <w:gridCol w:w="2056"/>
+        <w:gridCol w:w="3519"/>
+        <w:gridCol w:w="5193"/>
+      </w:tblGrid>
+      <w:tr>
+        <w:trPr>
+          <w:trHeight w:val="270"/>
+        </w:trPr>
+        <w:tc>
+          <w:tcPr>
+            <w:tcW w:w="2056" w:type="dxa"/>
+            <w:noWrap/>
+            <w:hideMark/>
+          </w:tcPr>
+          <w:p>
+            <w:pPr>
+              <w:widowControl/>
+              <w:jc w:val="center"/>
+              <w:rPr>
+                <w:rFonts w:asciiTheme="minorEastAsia" w:hAnsiTheme="minorEastAsia" w:cs="Times New Roman"/>
+                <w:b/>
+                <w:bCs/>
+                <w:color w:val="000000"/>
+                <w:sz w:val="18"/>
+                <w:szCs w:val="18"/>
+              </w:rPr>
+            </w:pPr>
+            <w:r>
+              <w:rPr>
+                <w:rFonts w:asciiTheme="minorEastAsia" w:hAnsiTheme="minorEastAsia" w:cs="Times New Roman" w:hint="eastAsia"/>
+                <w:b/>
+                <w:bCs/>
+                <w:color w:val="000000"/>
+                <w:sz w:val="18"/>
+                <w:szCs w:val="18"/>
+              </w:rPr>
+              <w:t>灵棺-碎骨</w:t>
+            </w:r>
+          </w:p>
+        </w:tc>
+        <w:tc>
+          <w:tcPr>
+            <w:tcW w:w="8712" w:type="dxa"/>
+            <w:gridSpan w:val="2"/>
+            <w:noWrap/>
+            <w:hideMark/>
+          </w:tcPr>
+          <w:p>
+            <w:pPr>
+              <w:widowControl/>
+              <w:jc w:val="left"/>
+              <w:rPr>
+                <w:rFonts w:asciiTheme="minorEastAsia" w:hAnsiTheme="minorEastAsia" w:cs="Times New Roman"/>
+                <w:color w:val="000000"/>
+                <w:sz w:val="18"/>
+                <w:szCs w:val="18"/>
+              </w:rPr>
+            </w:pPr>
+            <w:r>
+              <w:rPr>
+                <w:rFonts w:asciiTheme="minorEastAsia" w:hAnsiTheme="minorEastAsia" w:cs="Times New Roman" w:hint="eastAsia"/>
+                <w:color w:val="000000"/>
+                <w:sz w:val="18"/>
+                <w:szCs w:val="18"/>
+              </w:rPr>
+              <w:t>轰炸机甲</w:t>
+            </w:r>
+            <w:r>
+              <w:rPr>
+                <w:rFonts w:asciiTheme="minorEastAsia" w:hAnsiTheme="minorEastAsia" w:cs="Times New Roman" w:hint="eastAsia"/>
+                <w:color w:val="000000"/>
+                <w:sz w:val="18"/>
+                <w:szCs w:val="18"/>
+              </w:rPr>
+              <w:t>【大轰炸半径】</w:t>
+            </w:r>
+          </w:p>
+        </w:tc>
+      </w:tr>
+      <w:tr>
+        <w:trPr>
+          <w:trHeight w:val="113"/>
+        </w:trPr>
+        <w:tc>
+          <w:tcPr>
+            <w:tcW w:w="2056" w:type="dxa"/>
+            <w:vMerge w:val="restart"/>
+            <w:noWrap/>
+            <w:hideMark/>
+          </w:tcPr>
+          <w:p>
+            <w:pPr>
+              <w:widowControl/>
+              <w:jc w:val="center"/>
+              <w:rPr>
+                <w:rFonts w:asciiTheme="minorEastAsia" w:hAnsiTheme="minorEastAsia" w:cs="Times New Roman"/>
+                <w:color w:val="000000"/>
+                <w:sz w:val="18"/>
+                <w:szCs w:val="18"/>
+              </w:rPr>
+            </w:pPr>
+            <w:r>
+              <w:rPr>
+                <w:noProof/>
+              </w:rPr>
+              <w:drawing>
+                <wp:inline distT="0" distB="0" distL="0" distR="0" wp14:anchorId="49301551" wp14:editId="51D5FABC">
+                  <wp:extent cx="474980" cy="474980"/>
+                  <wp:effectExtent l="0" t="0" r="1270" b="1270"/>
+                  <wp:docPr id="75" name="Picture 75"/>
+                  <wp:cNvGraphicFramePr>
+                    <a:graphicFrameLocks xmlns:a="http://schemas.openxmlformats.org/drawingml/2006/main" noChangeAspect="1"/>
+                  </wp:cNvGraphicFramePr>
+                  <a:graphic xmlns:a="http://schemas.openxmlformats.org/drawingml/2006/main">
+                    <a:graphicData uri="http://schemas.openxmlformats.org/drawingml/2006/picture">
+                      <pic:pic xmlns:pic="http://schemas.openxmlformats.org/drawingml/2006/picture">
+                        <pic:nvPicPr>
+                          <pic:cNvPr id="0" name="Picture 19"/>
+                          <pic:cNvPicPr>
+                            <a:picLocks noChangeAspect="1" noChangeArrowheads="1"/>
+                          </pic:cNvPicPr>
+                        </pic:nvPicPr>
+                        <pic:blipFill>
+                          <a:blip r:embed="rId77">
+                            <a:extLst>
+                              <a:ext uri="{28A0092B-C50C-407E-A947-70E740481C1C}">
+                                <a14:useLocalDpi xmlns:a14="http://schemas.microsoft.com/office/drawing/2010/main" val="0"/>
+                              </a:ext>
+                            </a:extLst>
+                          </a:blip>
+                          <a:srcRect/>
+                          <a:stretch>
+                            <a:fillRect/>
+                          </a:stretch>
+                        </pic:blipFill>
+                        <pic:spPr bwMode="auto">
+                          <a:xfrm>
+                            <a:off x="0" y="0"/>
+                            <a:ext cx="474980" cy="474980"/>
+                          </a:xfrm>
+                          <a:prstGeom prst="rect">
+                            <a:avLst/>
+                          </a:prstGeom>
+                          <a:noFill/>
+                          <a:ln>
+                            <a:noFill/>
+                          </a:ln>
+                        </pic:spPr>
+                      </pic:pic>
+                    </a:graphicData>
+                  </a:graphic>
+                </wp:inline>
+              </w:drawing>
+            </w:r>
+          </w:p>
+        </w:tc>
+        <w:tc>
+          <w:tcPr>
+            <w:tcW w:w="3519" w:type="dxa"/>
+            <w:noWrap/>
+            <w:vAlign w:val="center"/>
+            <w:hideMark/>
+          </w:tcPr>
+          <w:p>
+            <w:pPr>
+              <w:widowControl/>
+              <w:jc w:val="left"/>
+              <w:rPr>
+                <w:rFonts w:asciiTheme="minorEastAsia" w:hAnsiTheme="minorEastAsia" w:cs="Times New Roman"/>
+                <w:color w:val="000000"/>
+                <w:sz w:val="18"/>
+                <w:szCs w:val="18"/>
+              </w:rPr>
+            </w:pPr>
+            <w:r>
+              <w:rPr>
+                <w:rFonts w:asciiTheme="minorEastAsia" w:hAnsiTheme="minorEastAsia" w:cs="Times New Roman" w:hint="eastAsia"/>
+                <w:color w:val="000000"/>
+                <w:sz w:val="18"/>
+                <w:szCs w:val="18"/>
+              </w:rPr>
+              <w:t>单体生命</w:t>
+            </w:r>
+            <w:r>
+              <w:rPr>
+                <w:rFonts w:asciiTheme="minorEastAsia" w:hAnsiTheme="minorEastAsia" w:cs="Times New Roman" w:hint="eastAsia"/>
+                <w:color w:val="000000"/>
+                <w:sz w:val="18"/>
+                <w:szCs w:val="18"/>
+              </w:rPr>
+              <w:t>3</w:t>
+            </w:r>
+            <w:r>
+              <w:rPr>
+                <w:rFonts w:asciiTheme="minorEastAsia" w:hAnsiTheme="minorEastAsia" w:cs="Times New Roman"/>
+                <w:color w:val="000000"/>
+                <w:sz w:val="18"/>
+                <w:szCs w:val="18"/>
+              </w:rPr>
+              <w:t>00</w:t>
+            </w:r>
+          </w:p>
+        </w:tc>
+        <w:tc>
+          <w:tcPr>
+            <w:tcW w:w="5193" w:type="dxa"/>
+            <w:vMerge w:val="restart"/>
+            <w:noWrap/>
+            <w:vAlign w:val="center"/>
+            <w:hideMark/>
+          </w:tcPr>
+          <w:p>
+            <w:pPr>
+              <w:widowControl/>
+              <w:jc w:val="left"/>
+              <w:rPr>
+                <w:rFonts w:asciiTheme="minorEastAsia" w:hAnsiTheme="minorEastAsia" w:cs="Times New Roman"/>
+                <w:color w:val="000000"/>
+                <w:sz w:val="18"/>
+                <w:szCs w:val="18"/>
+              </w:rPr>
+            </w:pPr>
+            <w:r>
+              <w:rPr>
+                <w:rFonts w:asciiTheme="minorEastAsia" w:hAnsiTheme="minorEastAsia" w:cs="Times New Roman" w:hint="eastAsia"/>
+                <w:color w:val="000000"/>
+                <w:sz w:val="18"/>
+                <w:szCs w:val="18"/>
+              </w:rPr>
+              <w:t>攻击</w:t>
+            </w:r>
+            <w:r>
+              <w:rPr>
+                <w:rFonts w:asciiTheme="minorEastAsia" w:hAnsiTheme="minorEastAsia" w:cs="Times New Roman" w:hint="eastAsia"/>
+                <w:color w:val="000000"/>
+                <w:sz w:val="18"/>
+                <w:szCs w:val="18"/>
+              </w:rPr>
+              <w:t>4</w:t>
+            </w:r>
+            <w:r>
+              <w:rPr>
+                <w:rFonts w:asciiTheme="minorEastAsia" w:hAnsiTheme="minorEastAsia" w:cs="Times New Roman"/>
+                <w:color w:val="000000"/>
+                <w:sz w:val="18"/>
+                <w:szCs w:val="18"/>
+              </w:rPr>
+              <w:t>0</w:t>
+            </w:r>
+            <w:r>
+              <w:rPr>
+                <w:rFonts w:asciiTheme="minorEastAsia" w:hAnsiTheme="minorEastAsia" w:cs="Times New Roman" w:hint="eastAsia"/>
+                <w:color w:val="000000"/>
+                <w:sz w:val="18"/>
+                <w:szCs w:val="18"/>
+              </w:rPr>
+              <w:t>0</w:t>
+            </w:r>
+            <w:r>
+              <w:rPr>
+                <w:rFonts w:asciiTheme="minorEastAsia" w:hAnsiTheme="minorEastAsia" w:cs="Times New Roman"/>
+                <w:color w:val="000000"/>
+                <w:sz w:val="18"/>
+                <w:szCs w:val="18"/>
+              </w:rPr>
+              <w:t xml:space="preserve">  </w:t>
+            </w:r>
+            <w:r>
+              <w:rPr>
+                <w:rFonts w:asciiTheme="minorEastAsia" w:hAnsiTheme="minorEastAsia" w:cs="Times New Roman" w:hint="eastAsia"/>
+                <w:color w:val="000000"/>
+                <w:sz w:val="18"/>
+                <w:szCs w:val="18"/>
+              </w:rPr>
+              <w:t>范围</w:t>
+            </w:r>
+            <w:r>
+              <w:rPr>
+                <w:rFonts w:asciiTheme="minorEastAsia" w:hAnsiTheme="minorEastAsia" w:cs="Times New Roman" w:hint="eastAsia"/>
+                <w:color w:val="000000"/>
+                <w:sz w:val="18"/>
+                <w:szCs w:val="18"/>
+              </w:rPr>
+              <w:t>9</w:t>
+            </w:r>
+            <w:r>
+              <w:rPr>
+                <w:rFonts w:asciiTheme="minorEastAsia" w:hAnsiTheme="minorEastAsia" w:cs="Times New Roman"/>
+                <w:color w:val="000000"/>
+                <w:sz w:val="18"/>
+                <w:szCs w:val="18"/>
+              </w:rPr>
+              <w:t xml:space="preserve">  </w:t>
+            </w:r>
+            <w:r>
+              <w:rPr>
+                <w:rFonts w:asciiTheme="minorEastAsia" w:hAnsiTheme="minorEastAsia" w:cs="Times New Roman" w:hint="eastAsia"/>
+                <w:color w:val="000000"/>
+                <w:sz w:val="18"/>
+                <w:szCs w:val="18"/>
+              </w:rPr>
+              <w:t>轰炸半径</w:t>
+            </w:r>
+            <w:r>
+              <w:rPr>
+                <w:rFonts w:asciiTheme="minorEastAsia" w:hAnsiTheme="minorEastAsia" w:cs="Times New Roman" w:hint="eastAsia"/>
+                <w:color w:val="000000"/>
+                <w:sz w:val="18"/>
+                <w:szCs w:val="18"/>
+              </w:rPr>
+              <w:t>3</w:t>
+            </w:r>
+          </w:p>
+        </w:tc>
+      </w:tr>
+      <w:tr>
+        <w:trPr>
+          <w:trHeight w:val="112"/>
+        </w:trPr>
+        <w:tc>
+          <w:tcPr>
+            <w:tcW w:w="2056" w:type="dxa"/>
+            <w:vMerge/>
+            <w:noWrap/>
+          </w:tcPr>
+          <w:p>
+            <w:pPr>
+              <w:widowControl/>
+              <w:jc w:val="left"/>
+              <w:rPr>
+                <w:rFonts w:asciiTheme="minorEastAsia" w:hAnsiTheme="minorEastAsia" w:cs="Times New Roman"/>
+                <w:color w:val="000000"/>
+                <w:sz w:val="18"/>
+                <w:szCs w:val="18"/>
+              </w:rPr>
+            </w:pPr>
+          </w:p>
+        </w:tc>
+        <w:tc>
+          <w:tcPr>
+            <w:tcW w:w="3519" w:type="dxa"/>
+            <w:noWrap/>
+            <w:vAlign w:val="center"/>
+          </w:tcPr>
+          <w:p>
+            <w:pPr>
+              <w:widowControl/>
+              <w:jc w:val="left"/>
+              <w:rPr>
+                <w:rFonts w:asciiTheme="minorEastAsia" w:hAnsiTheme="minorEastAsia" w:cs="Times New Roman"/>
+                <w:color w:val="000000"/>
+                <w:sz w:val="18"/>
+                <w:szCs w:val="18"/>
+              </w:rPr>
+            </w:pPr>
+            <w:r>
+              <w:rPr>
+                <w:rFonts w:asciiTheme="minorEastAsia" w:hAnsiTheme="minorEastAsia" w:cs="Times New Roman" w:hint="eastAsia"/>
+                <w:color w:val="000000"/>
+                <w:sz w:val="18"/>
+                <w:szCs w:val="18"/>
+              </w:rPr>
+              <w:t>护甲/闪避：近战</w:t>
+            </w:r>
+            <w:r>
+              <w:rPr>
+                <w:rFonts w:asciiTheme="minorEastAsia" w:hAnsiTheme="minorEastAsia" w:cs="Times New Roman" w:hint="eastAsia"/>
+                <w:color w:val="000000"/>
+                <w:sz w:val="18"/>
+                <w:szCs w:val="18"/>
+              </w:rPr>
+              <w:t>3</w:t>
+            </w:r>
+            <w:r>
+              <w:rPr>
+                <w:rFonts w:asciiTheme="minorEastAsia" w:hAnsiTheme="minorEastAsia" w:cs="Times New Roman"/>
+                <w:color w:val="000000"/>
+                <w:sz w:val="18"/>
+                <w:szCs w:val="18"/>
+              </w:rPr>
+              <w:t>0</w:t>
+            </w:r>
+            <w:r>
+              <w:rPr>
+                <w:rFonts w:asciiTheme="minorEastAsia" w:hAnsiTheme="minorEastAsia" w:cs="Times New Roman"/>
+                <w:color w:val="000000"/>
+                <w:sz w:val="18"/>
+                <w:szCs w:val="18"/>
+              </w:rPr>
+              <w:t xml:space="preserve">  </w:t>
+            </w:r>
+            <w:r>
+              <w:rPr>
+                <w:rFonts w:asciiTheme="minorEastAsia" w:hAnsiTheme="minorEastAsia" w:cs="Times New Roman" w:hint="eastAsia"/>
+                <w:color w:val="000000"/>
+                <w:sz w:val="18"/>
+                <w:szCs w:val="18"/>
+              </w:rPr>
+              <w:t>远程</w:t>
+            </w:r>
+            <w:r>
+              <w:rPr>
+                <w:rFonts w:asciiTheme="minorEastAsia" w:hAnsiTheme="minorEastAsia" w:cs="Times New Roman" w:hint="eastAsia"/>
+                <w:color w:val="000000"/>
+                <w:sz w:val="18"/>
+                <w:szCs w:val="18"/>
+              </w:rPr>
+              <w:t>3</w:t>
+            </w:r>
+            <w:r>
+              <w:rPr>
+                <w:rFonts w:asciiTheme="minorEastAsia" w:hAnsiTheme="minorEastAsia" w:cs="Times New Roman"/>
+                <w:color w:val="000000"/>
+                <w:sz w:val="18"/>
+                <w:szCs w:val="18"/>
+              </w:rPr>
+              <w:t>0</w:t>
+            </w:r>
+            <w:r>
+              <w:rPr>
+                <w:rFonts w:asciiTheme="minorEastAsia" w:hAnsiTheme="minorEastAsia" w:cs="Times New Roman"/>
+                <w:color w:val="000000"/>
+                <w:sz w:val="18"/>
+                <w:szCs w:val="18"/>
+              </w:rPr>
+              <w:t xml:space="preserve">  </w:t>
+            </w:r>
+            <w:r>
+              <w:rPr>
+                <w:rFonts w:asciiTheme="minorEastAsia" w:hAnsiTheme="minorEastAsia" w:cs="Times New Roman" w:hint="eastAsia"/>
+                <w:color w:val="000000"/>
+                <w:sz w:val="18"/>
+                <w:szCs w:val="18"/>
+              </w:rPr>
+              <w:t>冲杀</w:t>
+            </w:r>
+            <w:r>
+              <w:rPr>
+                <w:rFonts w:asciiTheme="minorEastAsia" w:hAnsiTheme="minorEastAsia" w:cs="Times New Roman" w:hint="eastAsia"/>
+                <w:color w:val="000000"/>
+                <w:sz w:val="18"/>
+                <w:szCs w:val="18"/>
+              </w:rPr>
+              <w:t>3</w:t>
+            </w:r>
+            <w:r>
+              <w:rPr>
+                <w:rFonts w:asciiTheme="minorEastAsia" w:hAnsiTheme="minorEastAsia" w:cs="Times New Roman"/>
+                <w:color w:val="000000"/>
+                <w:sz w:val="18"/>
+                <w:szCs w:val="18"/>
+              </w:rPr>
+              <w:t>0</w:t>
+            </w:r>
+          </w:p>
+        </w:tc>
+        <w:tc>
+          <w:tcPr>
+            <w:tcW w:w="5193" w:type="dxa"/>
+            <w:vMerge/>
+            <w:noWrap/>
+            <w:vAlign w:val="center"/>
+          </w:tcPr>
+          <w:p>
+            <w:pPr>
+              <w:widowControl/>
+              <w:jc w:val="center"/>
+              <w:rPr>
+                <w:rFonts w:asciiTheme="minorEastAsia" w:hAnsiTheme="minorEastAsia" w:cs="Times New Roman"/>
+                <w:color w:val="000000"/>
+                <w:sz w:val="18"/>
+                <w:szCs w:val="18"/>
+              </w:rPr>
+            </w:pPr>
+          </w:p>
+        </w:tc>
+      </w:tr>
+      <w:tr>
+        <w:trPr>
+          <w:trHeight w:val="270"/>
+        </w:trPr>
+        <w:tc>
+          <w:tcPr>
+            <w:tcW w:w="2056" w:type="dxa"/>
+            <w:vMerge/>
+            <w:hideMark/>
+          </w:tcPr>
+          <w:p>
+            <w:pPr>
+              <w:widowControl/>
+              <w:jc w:val="left"/>
+              <w:rPr>
+                <w:rFonts w:asciiTheme="minorEastAsia" w:hAnsiTheme="minorEastAsia" w:cs="Times New Roman"/>
+                <w:color w:val="000000"/>
+                <w:sz w:val="18"/>
+                <w:szCs w:val="18"/>
+              </w:rPr>
+            </w:pPr>
+          </w:p>
+        </w:tc>
+        <w:tc>
+          <w:tcPr>
+            <w:tcW w:w="3519" w:type="dxa"/>
+            <w:noWrap/>
+            <w:vAlign w:val="center"/>
+            <w:hideMark/>
+          </w:tcPr>
+          <w:p>
+            <w:pPr>
+              <w:widowControl/>
+              <w:jc w:val="left"/>
+              <w:rPr>
+                <w:rFonts w:asciiTheme="minorEastAsia" w:hAnsiTheme="minorEastAsia" w:cs="Times New Roman"/>
+                <w:color w:val="000000"/>
+                <w:sz w:val="18"/>
+                <w:szCs w:val="18"/>
+              </w:rPr>
+            </w:pPr>
+            <w:r>
+              <w:rPr>
+                <w:rFonts w:asciiTheme="minorEastAsia" w:hAnsiTheme="minorEastAsia" w:cs="Times New Roman"/>
+                <w:color w:val="000000"/>
+                <w:sz w:val="18"/>
+                <w:szCs w:val="18"/>
+              </w:rPr>
+              <w:t xml:space="preserve">移速 </w:t>
+            </w:r>
+            <w:r>
+              <w:rPr>
+                <w:rFonts w:asciiTheme="minorEastAsia" w:hAnsiTheme="minorEastAsia" w:cs="Times New Roman" w:hint="eastAsia"/>
+                <w:color w:val="000000"/>
+                <w:sz w:val="18"/>
+                <w:szCs w:val="18"/>
+              </w:rPr>
+              <w:t>2</w:t>
+            </w:r>
+          </w:p>
+        </w:tc>
+        <w:tc>
+          <w:tcPr>
+            <w:tcW w:w="5193" w:type="dxa"/>
+            <w:vMerge/>
+            <w:hideMark/>
+          </w:tcPr>
+          <w:p>
+            <w:pPr>
+              <w:widowControl/>
+              <w:jc w:val="left"/>
+              <w:rPr>
+                <w:rFonts w:asciiTheme="minorEastAsia" w:hAnsiTheme="minorEastAsia" w:cs="Times New Roman"/>
+                <w:color w:val="000000"/>
+                <w:sz w:val="18"/>
+                <w:szCs w:val="18"/>
+              </w:rPr>
+            </w:pPr>
+          </w:p>
+        </w:tc>
+      </w:tr>
+    </w:tbl>
+    <w:p>
+      <w:pPr>
+        <w:spacing w:after="0" w:line="240" w:lineRule="auto"/>
+        <w:rPr>
+          <w:rFonts w:asciiTheme="minorEastAsia" w:hAnsiTheme="minorEastAsia"/>
+          <w:sz w:val="18"/>
+          <w:szCs w:val="18"/>
+        </w:rPr>
+      </w:pPr>
+      <w:r>
+        <w:rPr>
+          <w:rFonts w:asciiTheme="minorEastAsia" w:hAnsiTheme="minorEastAsia"/>
+          <w:sz w:val="18"/>
+          <w:szCs w:val="18"/>
+        </w:rPr>
+        <w:t xml:space="preserve">new </w:t>
+      </w:r>
+      <w:r>
+        <w:rPr>
+          <w:rFonts w:asciiTheme="minorEastAsia" w:hAnsiTheme="minorEastAsia"/>
+          <w:sz w:val="18"/>
+          <w:szCs w:val="18"/>
+        </w:rPr>
+        <w:t>DarkSoldier</w:t>
+      </w:r>
+      <w:r>
+        <w:rPr>
+          <w:rFonts w:asciiTheme="minorEastAsia" w:hAnsiTheme="minorEastAsia"/>
+          <w:sz w:val="18"/>
+          <w:szCs w:val="18"/>
+        </w:rPr>
+        <w:t>(pos[0]),</w:t>
+      </w:r>
+    </w:p>
+    <w:p>
+      <w:pPr>
+        <w:spacing w:after="0" w:line="240" w:lineRule="auto"/>
+        <w:rPr>
+          <w:rFonts w:asciiTheme="minorEastAsia" w:hAnsiTheme="minorEastAsia"/>
+          <w:sz w:val="18"/>
+          <w:szCs w:val="18"/>
+        </w:rPr>
+      </w:pPr>
+      <w:r>
+        <w:rPr>
+          <w:rFonts w:asciiTheme="minorEastAsia" w:hAnsiTheme="minorEastAsia"/>
+          <w:sz w:val="18"/>
+          <w:szCs w:val="18"/>
+        </w:rPr>
+        <w:t xml:space="preserve">new </w:t>
+      </w:r>
+      <w:r>
+        <w:rPr>
+          <w:rFonts w:asciiTheme="minorEastAsia" w:hAnsiTheme="minorEastAsia"/>
+          <w:sz w:val="18"/>
+          <w:szCs w:val="18"/>
+        </w:rPr>
+        <w:t>DarkSoldier</w:t>
+      </w:r>
+      <w:r>
+        <w:rPr>
+          <w:rFonts w:asciiTheme="minorEastAsia" w:hAnsiTheme="minorEastAsia"/>
+          <w:sz w:val="18"/>
+          <w:szCs w:val="18"/>
+        </w:rPr>
+        <w:t>Scythe</w:t>
+      </w:r>
+      <w:r>
+        <w:rPr>
+          <w:rFonts w:asciiTheme="minorEastAsia" w:hAnsiTheme="minorEastAsia"/>
+          <w:sz w:val="18"/>
+          <w:szCs w:val="18"/>
+        </w:rPr>
+        <w:t>(pos[1]),</w:t>
+      </w:r>
+    </w:p>
+    <w:p>
+      <w:pPr>
+        <w:spacing w:after="0" w:line="240" w:lineRule="auto"/>
+        <w:rPr>
+          <w:rFonts w:asciiTheme="minorEastAsia" w:hAnsiTheme="minorEastAsia"/>
+          <w:sz w:val="18"/>
+          <w:szCs w:val="18"/>
+        </w:rPr>
+      </w:pPr>
+      <w:r>
+        <w:rPr>
+          <w:rFonts w:asciiTheme="minorEastAsia" w:hAnsiTheme="minorEastAsia"/>
+          <w:sz w:val="18"/>
+          <w:szCs w:val="18"/>
+        </w:rPr>
+        <w:t>new</w:t>
+      </w:r>
+      <w:r>
+        <w:rPr>
+          <w:rFonts w:asciiTheme="minorEastAsia" w:hAnsiTheme="minorEastAsia"/>
+          <w:sz w:val="18"/>
+          <w:szCs w:val="18"/>
+        </w:rPr>
+        <w:t xml:space="preserve"> </w:t>
+      </w:r>
+      <w:r>
+        <w:rPr>
+          <w:rFonts w:asciiTheme="minorEastAsia" w:hAnsiTheme="minorEastAsia"/>
+          <w:sz w:val="18"/>
+          <w:szCs w:val="18"/>
+        </w:rPr>
+        <w:t>Banshee</w:t>
+      </w:r>
+      <w:r>
+        <w:rPr>
+          <w:rFonts w:asciiTheme="minorEastAsia" w:hAnsiTheme="minorEastAsia"/>
+          <w:sz w:val="18"/>
+          <w:szCs w:val="18"/>
+        </w:rPr>
+        <w:t>(pos[2]),</w:t>
+      </w:r>
+    </w:p>
+    <w:p>
+      <w:pPr>
+        <w:spacing w:after="0" w:line="240" w:lineRule="auto"/>
+        <w:rPr>
+          <w:rFonts w:asciiTheme="minorEastAsia" w:hAnsiTheme="minorEastAsia"/>
+          <w:sz w:val="18"/>
+          <w:szCs w:val="18"/>
+        </w:rPr>
+      </w:pPr>
+      <w:r>
+        <w:rPr>
+          <w:rFonts w:asciiTheme="minorEastAsia" w:hAnsiTheme="minorEastAsia"/>
+          <w:sz w:val="18"/>
+          <w:szCs w:val="18"/>
+        </w:rPr>
+        <w:t xml:space="preserve">new </w:t>
+      </w:r>
+      <w:r>
+        <w:rPr>
+          <w:rFonts w:asciiTheme="minorEastAsia" w:hAnsiTheme="minorEastAsia"/>
+          <w:sz w:val="18"/>
+          <w:szCs w:val="18"/>
+        </w:rPr>
+        <w:t>ScreamingBanshee</w:t>
+      </w:r>
+      <w:r>
+        <w:rPr>
+          <w:rFonts w:asciiTheme="minorEastAsia" w:hAnsiTheme="minorEastAsia"/>
+          <w:sz w:val="18"/>
+          <w:szCs w:val="18"/>
+        </w:rPr>
+        <w:t>(pos[</w:t>
+      </w:r>
+      <w:r>
+        <w:rPr>
+          <w:rFonts w:asciiTheme="minorEastAsia" w:hAnsiTheme="minorEastAsia" w:hint="eastAsia"/>
+          <w:sz w:val="18"/>
+          <w:szCs w:val="18"/>
+        </w:rPr>
+        <w:t>3</w:t>
+      </w:r>
+      <w:r>
+        <w:rPr>
+          <w:rFonts w:asciiTheme="minorEastAsia" w:hAnsiTheme="minorEastAsia"/>
+          <w:sz w:val="18"/>
+          <w:szCs w:val="18"/>
+        </w:rPr>
+        <w:t>]),</w:t>
+      </w:r>
+    </w:p>
+    <w:p>
+      <w:pPr>
+        <w:spacing w:after="0" w:line="240" w:lineRule="auto"/>
+        <w:rPr>
+          <w:rFonts w:asciiTheme="minorEastAsia" w:hAnsiTheme="minorEastAsia"/>
+          <w:sz w:val="18"/>
+          <w:szCs w:val="18"/>
+        </w:rPr>
+      </w:pPr>
+      <w:r>
+        <w:rPr>
+          <w:rFonts w:asciiTheme="minorEastAsia" w:hAnsiTheme="minorEastAsia"/>
+          <w:sz w:val="18"/>
+          <w:szCs w:val="18"/>
+        </w:rPr>
+        <w:t xml:space="preserve">new </w:t>
+      </w:r>
+      <w:r>
+        <w:rPr>
+          <w:rFonts w:asciiTheme="minorEastAsia" w:hAnsiTheme="minorEastAsia"/>
+          <w:sz w:val="18"/>
+          <w:szCs w:val="18"/>
+        </w:rPr>
+        <w:t>ScreamingBanshee</w:t>
+      </w:r>
+      <w:r>
+        <w:rPr>
+          <w:rFonts w:asciiTheme="minorEastAsia" w:hAnsiTheme="minorEastAsia"/>
+          <w:sz w:val="18"/>
+          <w:szCs w:val="18"/>
+        </w:rPr>
+        <w:t>GF</w:t>
+      </w:r>
+      <w:r>
+        <w:rPr>
+          <w:rFonts w:asciiTheme="minorEastAsia" w:hAnsiTheme="minorEastAsia"/>
+          <w:sz w:val="18"/>
+          <w:szCs w:val="18"/>
+        </w:rPr>
+        <w:t>(pos[</w:t>
+      </w:r>
+      <w:r>
+        <w:rPr>
+          <w:rFonts w:asciiTheme="minorEastAsia" w:hAnsiTheme="minorEastAsia" w:hint="eastAsia"/>
+          <w:sz w:val="18"/>
+          <w:szCs w:val="18"/>
+        </w:rPr>
+        <w:t>4</w:t>
+      </w:r>
+      <w:r>
+        <w:rPr>
+          <w:rFonts w:asciiTheme="minorEastAsia" w:hAnsiTheme="minorEastAsia"/>
+          <w:sz w:val="18"/>
+          <w:szCs w:val="18"/>
+        </w:rPr>
+        <w:t>]),</w:t>
+      </w:r>
+    </w:p>
+    <w:p>
+      <w:pPr>
+        <w:spacing w:after="0" w:line="240" w:lineRule="auto"/>
+        <w:rPr>
+          <w:rFonts w:asciiTheme="minorEastAsia" w:hAnsiTheme="minorEastAsia"/>
+          <w:sz w:val="18"/>
+          <w:szCs w:val="18"/>
+        </w:rPr>
+      </w:pPr>
+      <w:r>
+        <w:rPr>
+          <w:rFonts w:asciiTheme="minorEastAsia" w:hAnsiTheme="minorEastAsia"/>
+          <w:sz w:val="18"/>
+          <w:szCs w:val="18"/>
+        </w:rPr>
+        <w:t xml:space="preserve">new </w:t>
+      </w:r>
+      <w:r>
+        <w:rPr>
+          <w:rFonts w:asciiTheme="minorEastAsia" w:hAnsiTheme="minorEastAsia"/>
+          <w:sz w:val="18"/>
+          <w:szCs w:val="18"/>
+        </w:rPr>
+        <w:t>DeathKnight</w:t>
+      </w:r>
+      <w:r>
+        <w:rPr>
+          <w:rFonts w:asciiTheme="minorEastAsia" w:hAnsiTheme="minorEastAsia"/>
+          <w:sz w:val="18"/>
+          <w:szCs w:val="18"/>
+        </w:rPr>
+        <w:t>(pos[</w:t>
+      </w:r>
+      <w:r>
+        <w:rPr>
+          <w:rFonts w:asciiTheme="minorEastAsia" w:hAnsiTheme="minorEastAsia"/>
+          <w:sz w:val="18"/>
+          <w:szCs w:val="18"/>
+        </w:rPr>
+        <w:t>5</w:t>
+      </w:r>
+      <w:r>
+        <w:rPr>
+          <w:rFonts w:asciiTheme="minorEastAsia" w:hAnsiTheme="minorEastAsia"/>
+          <w:sz w:val="18"/>
+          <w:szCs w:val="18"/>
+        </w:rPr>
+        <w:t>]),</w:t>
+      </w:r>
+    </w:p>
+    <w:p>
+      <w:pPr>
+        <w:spacing w:after="0" w:line="240" w:lineRule="auto"/>
+        <w:rPr>
+          <w:rFonts w:asciiTheme="minorEastAsia" w:hAnsiTheme="minorEastAsia"/>
+          <w:sz w:val="18"/>
+          <w:szCs w:val="18"/>
+        </w:rPr>
+      </w:pPr>
+      <w:r>
+        <w:rPr>
+          <w:rFonts w:asciiTheme="minorEastAsia" w:hAnsiTheme="minorEastAsia"/>
+          <w:sz w:val="18"/>
+          <w:szCs w:val="18"/>
+        </w:rPr>
+        <w:t xml:space="preserve">new </w:t>
+      </w:r>
+      <w:r>
+        <w:rPr>
+          <w:rFonts w:asciiTheme="minorEastAsia" w:hAnsiTheme="minorEastAsia"/>
+          <w:sz w:val="18"/>
+          <w:szCs w:val="18"/>
+        </w:rPr>
+        <w:t>DeathKnight</w:t>
+      </w:r>
+      <w:r>
+        <w:rPr>
+          <w:rFonts w:asciiTheme="minorEastAsia" w:hAnsiTheme="minorEastAsia" w:hint="eastAsia"/>
+          <w:sz w:val="18"/>
+          <w:szCs w:val="18"/>
+        </w:rPr>
+        <w:t>DS</w:t>
+      </w:r>
+      <w:r>
+        <w:rPr>
+          <w:rFonts w:asciiTheme="minorEastAsia" w:hAnsiTheme="minorEastAsia"/>
+          <w:sz w:val="18"/>
+          <w:szCs w:val="18"/>
+        </w:rPr>
+        <w:t>(pos[</w:t>
+      </w:r>
+      <w:r>
+        <w:rPr>
+          <w:rFonts w:asciiTheme="minorEastAsia" w:hAnsiTheme="minorEastAsia"/>
+          <w:sz w:val="18"/>
+          <w:szCs w:val="18"/>
+        </w:rPr>
+        <w:t>6</w:t>
+      </w:r>
+      <w:r>
+        <w:rPr>
+          <w:rFonts w:asciiTheme="minorEastAsia" w:hAnsiTheme="minorEastAsia"/>
+          <w:sz w:val="18"/>
+          <w:szCs w:val="18"/>
+        </w:rPr>
+        <w:t>]),</w:t>
+      </w:r>
+    </w:p>
+    <w:p>
+      <w:pPr>
+        <w:spacing w:after="0" w:line="240" w:lineRule="auto"/>
+        <w:rPr>
+          <w:rFonts w:asciiTheme="minorEastAsia" w:hAnsiTheme="minorEastAsia"/>
+          <w:sz w:val="18"/>
+          <w:szCs w:val="18"/>
+        </w:rPr>
+      </w:pPr>
+      <w:r>
+        <w:rPr>
+          <w:rFonts w:asciiTheme="minorEastAsia" w:hAnsiTheme="minorEastAsia"/>
+          <w:sz w:val="18"/>
+          <w:szCs w:val="18"/>
+        </w:rPr>
+        <w:t xml:space="preserve">new </w:t>
+      </w:r>
+      <w:r>
+        <w:rPr>
+          <w:rFonts w:asciiTheme="minorEastAsia" w:hAnsiTheme="minorEastAsia" w:hint="eastAsia"/>
+          <w:sz w:val="18"/>
+          <w:szCs w:val="18"/>
+        </w:rPr>
+        <w:t>SpiritCoffin</w:t>
+      </w:r>
+      <w:r>
+        <w:rPr>
+          <w:rFonts w:asciiTheme="minorEastAsia" w:hAnsiTheme="minorEastAsia"/>
+          <w:sz w:val="18"/>
+          <w:szCs w:val="18"/>
+        </w:rPr>
+        <w:t>GF</w:t>
+      </w:r>
+      <w:r>
+        <w:rPr>
+          <w:rFonts w:asciiTheme="minorEastAsia" w:hAnsiTheme="minorEastAsia"/>
+          <w:sz w:val="18"/>
+          <w:szCs w:val="18"/>
+        </w:rPr>
+        <w:t>(pos[</w:t>
+      </w:r>
+      <w:r>
+        <w:rPr>
+          <w:rFonts w:asciiTheme="minorEastAsia" w:hAnsiTheme="minorEastAsia"/>
+          <w:sz w:val="18"/>
+          <w:szCs w:val="18"/>
+        </w:rPr>
+        <w:t>7</w:t>
+      </w:r>
+      <w:r>
+        <w:rPr>
+          <w:rFonts w:asciiTheme="minorEastAsia" w:hAnsiTheme="minorEastAsia"/>
+          <w:sz w:val="18"/>
+          <w:szCs w:val="18"/>
+        </w:rPr>
+        <w:t>]),</w:t>
+      </w:r>
+    </w:p>
+    <w:p>
+      <w:pPr>
+        <w:spacing w:after="0" w:line="240" w:lineRule="auto"/>
+        <w:rPr>
+          <w:rFonts w:asciiTheme="minorEastAsia" w:hAnsiTheme="minorEastAsia"/>
+          <w:sz w:val="18"/>
+          <w:szCs w:val="18"/>
+        </w:rPr>
+      </w:pPr>
+      <w:r>
+        <w:rPr>
+          <w:rFonts w:asciiTheme="minorEastAsia" w:hAnsiTheme="minorEastAsia"/>
+          <w:sz w:val="18"/>
+          <w:szCs w:val="18"/>
+        </w:rPr>
+        <w:t xml:space="preserve">new </w:t>
+      </w:r>
+      <w:r>
+        <w:rPr>
+          <w:rFonts w:asciiTheme="minorEastAsia" w:hAnsiTheme="minorEastAsia" w:hint="eastAsia"/>
+          <w:sz w:val="18"/>
+          <w:szCs w:val="18"/>
+        </w:rPr>
+        <w:t>SpiritCoffinB</w:t>
+      </w:r>
+      <w:r>
+        <w:rPr>
+          <w:rFonts w:asciiTheme="minorEastAsia" w:hAnsiTheme="minorEastAsia"/>
+          <w:sz w:val="18"/>
+          <w:szCs w:val="18"/>
+        </w:rPr>
+        <w:t>B</w:t>
+      </w:r>
+      <w:r>
+        <w:rPr>
+          <w:rFonts w:asciiTheme="minorEastAsia" w:hAnsiTheme="minorEastAsia"/>
+          <w:sz w:val="18"/>
+          <w:szCs w:val="18"/>
+        </w:rPr>
+        <w:t>(pos[8]),</w:t>
+      </w:r>
+    </w:p>
+    <w:p>
+      <w:pPr>
+        <w:spacing w:after="0" w:line="240" w:lineRule="auto"/>
+        <w:rPr>
+          <w:rFonts w:asciiTheme="minorEastAsia" w:hAnsiTheme="minorEastAsia"/>
+          <w:sz w:val="18"/>
+          <w:szCs w:val="18"/>
+        </w:rPr>
+      </w:pPr>
+    </w:p>
+    <w:p>
+      <w:pPr>
+        <w:spacing w:after="0" w:line="240" w:lineRule="auto"/>
+        <w:rPr>
           <w:rFonts w:asciiTheme="minorEastAsia" w:hAnsiTheme="minorEastAsia"/>
           <w:sz w:val="18"/>
           <w:szCs w:val="18"/>
@@ -41526,6 +47313,176 @@
         </w:tc>
       </w:tr>
     </w:tbl>
+    <w:p>
+      <w:pPr>
+        <w:spacing w:after="0" w:line="240" w:lineRule="auto"/>
+        <w:rPr>
+          <w:rFonts w:asciiTheme="minorEastAsia" w:hAnsiTheme="minorEastAsia"/>
+          <w:sz w:val="18"/>
+          <w:szCs w:val="18"/>
+        </w:rPr>
+      </w:pPr>
+    </w:p>
+    <w:p>
+      <w:pPr>
+        <w:spacing w:after="0" w:line="240" w:lineRule="auto"/>
+        <w:rPr>
+          <w:rFonts w:asciiTheme="minorEastAsia" w:hAnsiTheme="minorEastAsia"/>
+          <w:sz w:val="18"/>
+          <w:szCs w:val="18"/>
+        </w:rPr>
+      </w:pPr>
+    </w:p>
+    <w:p>
+      <w:pPr>
+        <w:spacing w:after="0" w:line="240" w:lineRule="auto"/>
+        <w:rPr>
+          <w:rFonts w:asciiTheme="minorEastAsia" w:hAnsiTheme="minorEastAsia"/>
+          <w:sz w:val="18"/>
+          <w:szCs w:val="18"/>
+        </w:rPr>
+      </w:pPr>
+    </w:p>
+    <w:p>
+      <w:pPr>
+        <w:spacing w:after="0" w:line="240" w:lineRule="auto"/>
+        <w:rPr>
+          <w:rFonts w:asciiTheme="minorEastAsia" w:hAnsiTheme="minorEastAsia"/>
+          <w:sz w:val="18"/>
+          <w:szCs w:val="18"/>
+        </w:rPr>
+      </w:pPr>
+    </w:p>
+    <w:p>
+      <w:pPr>
+        <w:spacing w:after="0" w:line="240" w:lineRule="auto"/>
+        <w:rPr>
+          <w:rFonts w:asciiTheme="minorEastAsia" w:hAnsiTheme="minorEastAsia"/>
+          <w:sz w:val="18"/>
+          <w:szCs w:val="18"/>
+        </w:rPr>
+      </w:pPr>
+    </w:p>
+    <w:p>
+      <w:pPr>
+        <w:spacing w:after="0" w:line="240" w:lineRule="auto"/>
+        <w:rPr>
+          <w:rFonts w:asciiTheme="minorEastAsia" w:hAnsiTheme="minorEastAsia"/>
+          <w:sz w:val="18"/>
+          <w:szCs w:val="18"/>
+        </w:rPr>
+      </w:pPr>
+    </w:p>
+    <w:p>
+      <w:pPr>
+        <w:spacing w:after="0" w:line="240" w:lineRule="auto"/>
+        <w:rPr>
+          <w:rFonts w:asciiTheme="minorEastAsia" w:hAnsiTheme="minorEastAsia"/>
+          <w:sz w:val="18"/>
+          <w:szCs w:val="18"/>
+        </w:rPr>
+      </w:pPr>
+    </w:p>
+    <w:p>
+      <w:pPr>
+        <w:spacing w:after="0" w:line="240" w:lineRule="auto"/>
+        <w:rPr>
+          <w:rFonts w:asciiTheme="minorEastAsia" w:hAnsiTheme="minorEastAsia"/>
+          <w:sz w:val="18"/>
+          <w:szCs w:val="18"/>
+        </w:rPr>
+      </w:pPr>
+    </w:p>
+    <w:p>
+      <w:pPr>
+        <w:spacing w:after="0" w:line="240" w:lineRule="auto"/>
+        <w:rPr>
+          <w:rFonts w:asciiTheme="minorEastAsia" w:hAnsiTheme="minorEastAsia"/>
+          <w:sz w:val="18"/>
+          <w:szCs w:val="18"/>
+        </w:rPr>
+      </w:pPr>
+    </w:p>
+    <w:p>
+      <w:pPr>
+        <w:spacing w:after="0" w:line="240" w:lineRule="auto"/>
+        <w:rPr>
+          <w:rFonts w:asciiTheme="minorEastAsia" w:hAnsiTheme="minorEastAsia"/>
+          <w:sz w:val="18"/>
+          <w:szCs w:val="18"/>
+        </w:rPr>
+      </w:pPr>
+    </w:p>
+    <w:p>
+      <w:pPr>
+        <w:spacing w:after="0" w:line="240" w:lineRule="auto"/>
+        <w:rPr>
+          <w:rFonts w:asciiTheme="minorEastAsia" w:hAnsiTheme="minorEastAsia"/>
+          <w:sz w:val="18"/>
+          <w:szCs w:val="18"/>
+        </w:rPr>
+      </w:pPr>
+    </w:p>
+    <w:p>
+      <w:pPr>
+        <w:spacing w:after="0" w:line="240" w:lineRule="auto"/>
+        <w:rPr>
+          <w:rFonts w:asciiTheme="minorEastAsia" w:hAnsiTheme="minorEastAsia"/>
+          <w:sz w:val="18"/>
+          <w:szCs w:val="18"/>
+        </w:rPr>
+      </w:pPr>
+    </w:p>
+    <w:p>
+      <w:pPr>
+        <w:spacing w:after="0" w:line="240" w:lineRule="auto"/>
+        <w:rPr>
+          <w:rFonts w:asciiTheme="minorEastAsia" w:hAnsiTheme="minorEastAsia"/>
+          <w:sz w:val="18"/>
+          <w:szCs w:val="18"/>
+        </w:rPr>
+      </w:pPr>
+    </w:p>
+    <w:p>
+      <w:pPr>
+        <w:spacing w:after="0" w:line="240" w:lineRule="auto"/>
+        <w:rPr>
+          <w:rFonts w:asciiTheme="minorEastAsia" w:hAnsiTheme="minorEastAsia"/>
+          <w:sz w:val="18"/>
+          <w:szCs w:val="18"/>
+        </w:rPr>
+      </w:pPr>
+    </w:p>
+    <w:p>
+      <w:pPr>
+        <w:spacing w:after="0" w:line="240" w:lineRule="auto"/>
+        <w:rPr>
+          <w:rFonts w:asciiTheme="minorEastAsia" w:hAnsiTheme="minorEastAsia"/>
+          <w:sz w:val="18"/>
+          <w:szCs w:val="18"/>
+        </w:rPr>
+      </w:pPr>
+    </w:p>
+    <w:p>
+      <w:pPr>
+        <w:spacing w:after="0" w:line="240" w:lineRule="auto"/>
+        <w:rPr>
+          <w:rFonts w:asciiTheme="minorEastAsia" w:hAnsiTheme="minorEastAsia"/>
+          <w:sz w:val="18"/>
+          <w:szCs w:val="18"/>
+        </w:rPr>
+      </w:pPr>
+    </w:p>
+    <w:p>
+      <w:pPr>
+        <w:spacing w:after="0" w:line="240" w:lineRule="auto"/>
+        <w:rPr>
+          <w:rFonts w:asciiTheme="minorEastAsia" w:hAnsiTheme="minorEastAsia"/>
+          <w:sz w:val="18"/>
+          <w:szCs w:val="18"/>
+        </w:rPr>
+      </w:pPr>
+    </w:p>
     <w:p>
       <w:pPr>
         <w:spacing w:after="0" w:line="240" w:lineRule="auto"/>

--- a/兵种.docx
+++ b/兵种.docx
@@ -44885,7 +44885,7 @@
                 <w:sz w:val="18"/>
                 <w:szCs w:val="18"/>
               </w:rPr>
-              <w:t>4</w:t>
+              <w:t>5</w:t>
             </w:r>
             <w:r>
               <w:rPr>
@@ -45461,7 +45461,7 @@
                 <w:sz w:val="18"/>
                 <w:szCs w:val="18"/>
               </w:rPr>
-              <w:t>4</w:t>
+              <w:t>5</w:t>
             </w:r>
             <w:r>
               <w:rPr>
